--- a/zaini_case_audit_output/outputs/word/documents/162_الشكوى ومرفقاتها.docx
+++ b/zaini_case_audit_output/outputs/word/documents/162_الشكوى ومرفقاتها.docx
@@ -117,7 +117,7 @@
           <w:b w:val="0"/>
           <w:i w:val="0"/>
         </w:rPr>
-        <w:t>سيدي صاحب السمو الملكي الأمير / محمد بن سلمان بن عبد العزيز ولي العهد رئيس مجلس الوزراء</w:t>
+        <w:t>ءارزولا سلجم سيئر دهعلا يلو زيزعلا دبع نب ناملس نب دمحم / ريمألا يكلملا ومسلا بحاص يديس</w:t>
       </w:r>
     </w:p>
     <w:p>
@@ -325,7 +325,7 @@
           <w:b w:val="0"/>
           <w:i w:val="0"/>
         </w:rPr>
-        <w:t>خرجت الدائرة عن حجية المستندات المكتوبة والموثقة والإقرارات الصادرة من المدعي نفسه، وعن الأصول المرعية والثابت بالأوراق والبينات ولجأت في تسبيب حكمها إلى القرائن واستبعدت كل دفوعي وأسباب اعتراضي بحجة اضطرابي في الدفوع \!\! وبالنظر لحكم الاستئناف والأسباب التي بني عليها؛ يلاحظ سموكم الكريم أن أصحاب الفضيلة لم يشبعوا القضية</w:t>
+        <w:t>ةيضقلا اوعبشي مل ةليضفلا باحصأ نأ ميركلا مكومس ظحالي ؛اهيلع ينب يتلا بابسألاو فانئتسالا مكحل رظنلابو !\!\ عوفدلا يف يبارطضا ةجحب يضارتعا بابسأو يعوفد لك تدعبتساو نئارقلا ىلإ اهمكح بيبست يف تأجلو تانيبلاو قاروألاب تباثلاو ةيعرملا لوصألا نعو ،هسفن يعدملا نم ةرداصلا تارارقإلاو ةقثوملاو ةبوتكملا تادنتسملا ةيجح نع ةرئادلا تجرخ</w:t>
       </w:r>
     </w:p>
     <w:p>
@@ -754,7 +754,7 @@
           <w:b w:val="0"/>
           <w:i w:val="0"/>
         </w:rPr>
-        <w:t>الشركات الحقيقية.</w:t>
+        <w:t>.ةيقيقحلا تاكرشلا</w:t>
       </w:r>
     </w:p>
     <w:p>
@@ -910,7 +910,7 @@
           <w:b w:val="0"/>
           <w:i w:val="0"/>
         </w:rPr>
-        <w:t>التمس من سموكم الكريم: التوجيه بإحالة خطابي هذا للمحكمة العليا لدراسته وتحويل ملف القضية كاملاً لدائرة استئناف أخرى لما شاب الحكم من مخالفات شرعية، وتوجيه المحكمة العليا باتخاذ قرارها بوقف تنفيذ الحكم وإلغاء كافة آثاره ورفع إيقاف الخدمات عني لحين إعادة الفصل في القضية.</w:t>
+        <w:t>.ةيضقلا يف لصفلا ةداعإ نيحل ينع تامدخلا فاقيإ عفرو هراثآ ةفاك ءاغلإو مكحلا ذيفنت فقوب اهرارق ذاختاب ايلعلا ةمكحملا هيجوتو ،ةيعرش تافلاخم نم مكحلا باش امل ىرخأ فانئتسا ةرئادل ًالماك ةيضقلا فلم ليوحتو هتساردل ايلعلا ةمكحملل اذه يباطخ ةلاحإب هيجوتلا :ميركلا مكومس نم سمتلا</w:t>
       </w:r>
     </w:p>
     <w:p>
@@ -1209,7 +1209,7 @@
           <w:b w:val="0"/>
           <w:i w:val="0"/>
         </w:rPr>
-        <w:t>ريني التجارية ذات السجل التجاري رقم )</w:t>
+        <w:t>( مقر يراجتلا لجسلا تاذ ةيراجتلا ينير</w:t>
       </w:r>
     </w:p>
     <w:p>
@@ -1235,20 +1235,20 @@
           <w:b w:val="0"/>
           <w:i w:val="0"/>
         </w:rPr>
-        <w:t>على أن الثابت با اقرار الشركاء المؤرخ في ١٤٣٦/٠٩/٢٠ الموافق</w:t>
-      </w:r>
-    </w:p>
-    <w:p>
-      <w:pPr>
-        <w:jc w:val="right"/>
-        <w:bidi/>
-      </w:pPr>
-      <w:r>
-        <w:rPr>
-          <w:b w:val="0"/>
-          <w:i w:val="0"/>
-        </w:rPr>
-        <w:t>٢٠١م والموثق بالفرقة</w:t>
+        <w:t>قفاوملا ١٤٣٦/٠٩/٢٠ يف خرؤملا ءاكرشلا رارقا اب تباثلا نأ ىلع</w:t>
+      </w:r>
+    </w:p>
+    <w:p>
+      <w:pPr>
+        <w:jc w:val="right"/>
+        <w:bidi/>
+      </w:pPr>
+      <w:r>
+        <w:rPr>
+          <w:b w:val="0"/>
+          <w:i w:val="0"/>
+        </w:rPr>
+        <w:t>ةقرفلاب قثوملاو م٢٠١</w:t>
       </w:r>
     </w:p>
     <w:p>
@@ -1274,7 +1274,7 @@
           <w:b w:val="0"/>
           <w:i w:val="0"/>
         </w:rPr>
-        <w:t>من الدرب الف ريال بينما تم تقييم الشركا.</w:t>
+        <w:t>.اكرشلا مييقت مت امنيب لاير فلا بردلا نم</w:t>
       </w:r>
     </w:p>
     <w:p>
@@ -1313,7 +1313,7 @@
           <w:b w:val="0"/>
           <w:i w:val="0"/>
         </w:rPr>
-        <w:t>شاولة المصرى بالجلسات أمام محكمة الدرجة الأولى وتقع الملتمس أمامها بأن الشمس الحقيقي هو ۱۲۰ مليون ريال، وقدم عند بيع مورخ ١٤٣٧/٠٩/٢٠، موقع من مورث المتمين ضدهما، وقرر أن الثمن على النحو الثابت بالعلم جزء منه مستعملات مالية الملك وجزء آخر سداد المديونيات البائع</w:t>
+        <w:t>عئابلا تاينويدملا دادس رخآ ءزجو كلملا ةيلام تالمعتسم هنم ءزج ملعلاب تباثلا وحنلا ىلع نمثلا نأ ررقو ،امهدض نيمتملا ثروم نم عقوم ،١٤٣٧/٠٩/٢٠ خروم عيب دنع مدقو ،لاير نويلم ۰۲۱ وه يقيقحلا سمشلا نأب اهمامأ سمتلملا عقتو ىلوألا ةجردلا ةمكحم مامأ تاسلجلاب ىرصملا ةلواش</w:t>
       </w:r>
     </w:p>
     <w:p>
@@ -1404,7 +1404,7 @@
           <w:b w:val="0"/>
           <w:i w:val="0"/>
         </w:rPr>
-        <w:t>فره ونعناع الخاص</w:t>
+        <w:t>صاخلا عانعنو هرف</w:t>
       </w:r>
     </w:p>
     <w:p>
@@ -1430,46 +1430,46 @@
           <w:b w:val="0"/>
           <w:i w:val="0"/>
         </w:rPr>
-        <w:t>مابين، ثم تراجعوا مالهم والسلم واستدلوا با هم مهم الأخوال</w:t>
-      </w:r>
-    </w:p>
-    <w:p>
-      <w:pPr>
-        <w:jc w:val="right"/>
-        <w:bidi/>
-      </w:pPr>
-      <w:r>
-        <w:rPr>
-          <w:b w:val="0"/>
-          <w:i w:val="0"/>
-        </w:rPr>
-        <w:t>الأطراف</w:t>
-      </w:r>
-    </w:p>
-    <w:p>
-      <w:pPr>
-        <w:jc w:val="right"/>
-        <w:bidi/>
-      </w:pPr>
-      <w:r>
-        <w:rPr>
-          <w:b w:val="0"/>
-          <w:i w:val="0"/>
-        </w:rPr>
-        <w:t>\- مولت محكمة الدرجة الأول التقرير أبو عوانة واسترته هر ليهم العادل وافترست رضا</w:t>
-      </w:r>
-    </w:p>
-    <w:p>
-      <w:pPr>
-        <w:jc w:val="right"/>
-        <w:bidi/>
-      </w:pPr>
-      <w:r>
-        <w:rPr>
-          <w:b w:val="0"/>
-          <w:i w:val="0"/>
-        </w:rPr>
-        <w:t>على خلاف الحقيقة والثات في حكم ديوان المظالم، وقضت بأنوام الملمس بأن بد</w:t>
+        <w:t>لاوخألا مهم مه اب اولدتساو ملسلاو مهلام اوعجارت مث ،نيبام</w:t>
+      </w:r>
+    </w:p>
+    <w:p>
+      <w:pPr>
+        <w:jc w:val="right"/>
+        <w:bidi/>
+      </w:pPr>
+      <w:r>
+        <w:rPr>
+          <w:b w:val="0"/>
+          <w:i w:val="0"/>
+        </w:rPr>
+        <w:t>فارطألا</w:t>
+      </w:r>
+    </w:p>
+    <w:p>
+      <w:pPr>
+        <w:jc w:val="right"/>
+        <w:bidi/>
+      </w:pPr>
+      <w:r>
+        <w:rPr>
+          <w:b w:val="0"/>
+          <w:i w:val="0"/>
+        </w:rPr>
+        <w:t>اضر تسرتفاو لداعلا مهيل ره هترتساو ةناوع وبأ ريرقتلا لوألا ةجردلا ةمكحم تلوم -\</w:t>
+      </w:r>
+    </w:p>
+    <w:p>
+      <w:pPr>
+        <w:jc w:val="right"/>
+        <w:bidi/>
+      </w:pPr>
+      <w:r>
+        <w:rPr>
+          <w:b w:val="0"/>
+          <w:i w:val="0"/>
+        </w:rPr>
+        <w:t>دب نأب سململا ماونأب تضقو ،ملاظملا ناويد مكح يف تاثلاو ةقيقحلا فالخ ىلع</w:t>
       </w:r>
     </w:p>
     <w:p>
@@ -1495,7 +1495,7 @@
           <w:b w:val="0"/>
           <w:i w:val="0"/>
         </w:rPr>
-        <w:t>القدم الملتني باعتراض على الحسم ولد اولت الدعوى أسم الكرة الإتلاف الثانية. وجاء حملها</w:t>
+        <w:t>اهلمح ءاجو .ةيناثلا فالتإلا ةركلا مسأ ىوعدلا تلوا دلو مسحلا ىلع ضارتعاب ينتلملا مدقلا</w:t>
       </w:r>
     </w:p>
     <w:p>
@@ -1547,7 +1547,7 @@
           <w:b w:val="0"/>
           <w:i w:val="0"/>
         </w:rPr>
-        <w:t>الصرف عليه فلم يقوم الياء</w:t>
+        <w:t>ءايلا موقي ملف هيلع فرصلا</w:t>
       </w:r>
     </w:p>
     <w:p>
@@ -1573,7 +1573,7 @@
           <w:b w:val="0"/>
           <w:i w:val="0"/>
         </w:rPr>
-        <w:t>التنقية الدليل علي الباب القصة</w:t>
+        <w:t>ةصقلا بابلا يلع ليلدلا ةيقنتلا</w:t>
       </w:r>
     </w:p>
     <w:p>
@@ -1599,7 +1599,7 @@
           <w:b w:val="0"/>
           <w:i w:val="0"/>
         </w:rPr>
-        <w:t>الملاطة أو الطيبة العامة بعيدا الأمل</w:t>
+        <w:t>لمألا اديعب ةماعلا ةبيطلا وأ ةطالملا</w:t>
       </w:r>
     </w:p>
     <w:p>
@@ -1638,20 +1638,20 @@
           <w:b w:val="0"/>
           <w:i w:val="0"/>
         </w:rPr>
-        <w:t>ح أن تقع المدعى عليه اللتنسي) بأن تقرير أبو غزالة المستأنس به من دعوى أخرى ) والتي امتد به مصاصة الدرجة الأولى القييم الشرمطة بمبلغ ٧٩٩٢٩٩٠٦ ريال مو ثبت تقريره البدني، لا يعتد به لأن التقرير النهائي تضمن أن إجمالي حقوق الشركاء الدفترية بالأضافة الأثر التجاوزات هو ٣٦٨٧٧٩٣٦ ريال ولا ينال من ذلك تراجع محكمة القضاء الإداري عن استدعاء أبو</w:t>
-      </w:r>
-    </w:p>
-    <w:p>
-      <w:pPr>
-        <w:jc w:val="right"/>
-        <w:bidi/>
-      </w:pPr>
-      <w:r>
-        <w:rPr>
-          <w:b w:val="0"/>
-          <w:i w:val="0"/>
-        </w:rPr>
-        <w:t>عراقة لتنظر في العراق مني المبدئي والنهائي</w:t>
+        <w:t>وبأ ءاعدتسا نع يرادإلا ءاضقلا ةمكحم عجارت كلذ نم لاني الو لاير ٣٦٨٧٧٩٣٦ وه تازواجتلا رثألا ةفاضألاب ةيرتفدلا ءاكرشلا قوقح يلامجإ نأ نمضت يئاهنلا ريرقتلا نأل هب دتعي ال ،يندبلا هريرقت تبث وم لاير ٧٩٩٢٩٩٠٦ غلبمب ةطمرشلا مييقلا ىلوألا ةجردلا ةصاصم هب دتما يتلاو ( ىرخأ ىوعد نم هب سنأتسملا ةلازغ وبأ ريرقت نأب (يسنتللا هيلع ىعدملا عقت نأ ح</w:t>
+      </w:r>
+    </w:p>
+    <w:p>
+      <w:pPr>
+        <w:jc w:val="right"/>
+        <w:bidi/>
+      </w:pPr>
+      <w:r>
+        <w:rPr>
+          <w:b w:val="0"/>
+          <w:i w:val="0"/>
+        </w:rPr>
+        <w:t>يئاهنلاو يئدبملا ينم قارعلا يف رظنتل ةقارع</w:t>
       </w:r>
     </w:p>
     <w:p>
@@ -1677,7 +1677,7 @@
           <w:b w:val="0"/>
           <w:i w:val="0"/>
         </w:rPr>
-        <w:t>اطيل على طلبا من التراني است بان الورث وقت البيع كان مع الأهلب وغير مشترك</w:t>
+        <w:t>كرتشم ريغو بلهألا عم ناك عيبلا تقو ثرولا ناب تسا ينارتلا نم ابلط ىلع ليطا</w:t>
       </w:r>
     </w:p>
     <w:p>
@@ -1755,7 +1755,7 @@
           <w:b w:val="0"/>
           <w:i w:val="0"/>
         </w:rPr>
-        <w:t>واحد وحمون النا وسكان بلدة عشر ريالاً عالياً المرام أسامة بن أحمد بن عباس زيني قوية و</w:t>
+        <w:t>و ةيوق ينيز سابع نب دمحأ نب ةماسأ مارملا ًايلاع ًالاير رشع ةدلب ناكسو انلا نومحو دحاو</w:t>
       </w:r>
     </w:p>
     <w:p>
@@ -1820,20 +1820,20 @@
           <w:b w:val="0"/>
           <w:i w:val="0"/>
         </w:rPr>
-        <w:t>البيانية</w:t>
-      </w:r>
-    </w:p>
-    <w:p>
-      <w:pPr>
-        <w:jc w:val="right"/>
-        <w:bidi/>
-      </w:pPr>
-      <w:r>
-        <w:rPr>
-          <w:b w:val="0"/>
-          <w:i w:val="0"/>
-        </w:rPr>
-        <w:t>وفقاً للمادة (٩٦) من نظام المحافظم التجارية وتنها يجوز تقديم الناس إعادة النظرية الأحكام</w:t>
+        <w:t>ةينايبلا</w:t>
+      </w:r>
+    </w:p>
+    <w:p>
+      <w:pPr>
+        <w:jc w:val="right"/>
+        <w:bidi/>
+      </w:pPr>
+      <w:r>
+        <w:rPr>
+          <w:b w:val="0"/>
+          <w:i w:val="0"/>
+        </w:rPr>
+        <w:t>ماكحألا ةيرظنلا ةداعإ سانلا ميدقت زوجي اهنتو ةيراجتلا مظفاحملا ماظن نم (٩٦) ةداملل ًاقفو</w:t>
       </w:r>
     </w:p>
     <w:p>
@@ -1859,7 +1859,7 @@
           <w:b w:val="0"/>
           <w:i w:val="0"/>
         </w:rPr>
-        <w:t>النهائية في الحالات التالية اي لحمل الملتمس بعد ال على أوران قاطعة في الدعوى مكان القد</w:t>
+        <w:t>دقلا ناكم ىوعدلا يف ةعطاق ناروأ ىلع لا دعب سمتلملا لمحل يا ةيلاتلا تالاحلا يف ةيئاهنلا</w:t>
       </w:r>
     </w:p>
     <w:p>
@@ -1963,7 +1963,7 @@
           <w:b w:val="0"/>
           <w:i w:val="0"/>
         </w:rPr>
-        <w:t>الوطا لذا فإن</w:t>
+        <w:t>نإف اذل اطولا</w:t>
       </w:r>
     </w:p>
     <w:p>
@@ -2028,7 +2028,7 @@
           <w:b w:val="0"/>
           <w:i w:val="0"/>
         </w:rPr>
-        <w:t>پشت أن قيمة شراء الحب نعمت بطريق سداد مديونيات عن والده للبنوك وتكليلات من الوالد</w:t>
+        <w:t>دلاولا نم تاليلكتو كونبلل هدلاو نع تاينويدم دادس قيرطب تمعن بحلا ءارش ةميق نأ تشپ</w:t>
       </w:r>
     </w:p>
     <w:p>
@@ -2145,46 +2145,46 @@
           <w:b w:val="0"/>
           <w:i w:val="0"/>
         </w:rPr>
-        <w:t>اثر الوقائع على المكي أن محكمة الاستئناف اعتبرت أن الجميع وقع والثمن لم يستعد واد تمر على المحسن إبراز الأبرق الشاسعة التي تقيد السداد من خلال قيام المكتمس بسداد مديونات على البائع أمورث الملمس والملتمن ما يتم الحصول عليها بعد صدور الحكم وسبب تعتر ابراز</w:t>
-      </w:r>
-    </w:p>
-    <w:p>
-      <w:pPr>
-        <w:jc w:val="right"/>
-        <w:bidi/>
-      </w:pPr>
-      <w:r>
-        <w:rPr>
-          <w:b w:val="0"/>
-          <w:i w:val="0"/>
-        </w:rPr>
-        <w:t>الأوراق أن مستندات الوفاء ليوم لجلبه مخاطبة البنك المركزي واليدوك ذات العلاقة وأن لك يستغرق</w:t>
-      </w:r>
-    </w:p>
-    <w:p>
-      <w:pPr>
-        <w:jc w:val="right"/>
-        <w:bidi/>
-      </w:pPr>
-      <w:r>
-        <w:rPr>
-          <w:b w:val="0"/>
-          <w:i w:val="0"/>
-        </w:rPr>
-        <w:t>عدد مقرينة لا سيما والى المبالغ المدة تتصارع الستين مليون ريال ومدة على مدار ما يقرب من عمان أي من القوة تحاول السلة معاملة مسابقة على</w:t>
-      </w:r>
-    </w:p>
-    <w:p>
-      <w:pPr>
-        <w:jc w:val="right"/>
-        <w:bidi/>
-      </w:pPr>
-      <w:r>
-        <w:rPr>
-          <w:b w:val="0"/>
-          <w:i w:val="0"/>
-        </w:rPr>
-        <w:t>النبي عليه التنفسي مخاطية البنك المركزي</w:t>
+        <w:t>زاربا رتعت ببسو مكحلا رودص دعب اهيلع لوصحلا متي ام نمتلملاو سململا ثرومأ عئابلا ىلع تانويدم دادسب سمتكملا مايق لالخ نم دادسلا ديقت يتلا ةعساشلا قربألا زاربإ نسحملا ىلع رمت داو دعتسي مل نمثلاو عقو عيمجلا نأ تربتعا فانئتسالا ةمكحم نأ يكملا ىلع عئاقولا رثا</w:t>
+      </w:r>
+    </w:p>
+    <w:p>
+      <w:pPr>
+        <w:jc w:val="right"/>
+        <w:bidi/>
+      </w:pPr>
+      <w:r>
+        <w:rPr>
+          <w:b w:val="0"/>
+          <w:i w:val="0"/>
+        </w:rPr>
+        <w:t>قرغتسي كل نأو ةقالعلا تاذ كوديلاو يزكرملا كنبلا ةبطاخم هبلجل مويل ءافولا تادنتسم نأ قاروألا</w:t>
+      </w:r>
+    </w:p>
+    <w:p>
+      <w:pPr>
+        <w:jc w:val="right"/>
+        <w:bidi/>
+      </w:pPr>
+      <w:r>
+        <w:rPr>
+          <w:b w:val="0"/>
+          <w:i w:val="0"/>
+        </w:rPr>
+        <w:t>ىلع ةقباسم ةلماعم ةلسلا لواحت ةوقلا نم يأ نامع نم برقي ام رادم ىلع ةدمو لاير نويلم نيتسلا عراصتت ةدملا غلابملا ىلاو اميس ال ةنيرقم ددع</w:t>
+      </w:r>
+    </w:p>
+    <w:p>
+      <w:pPr>
+        <w:jc w:val="right"/>
+        <w:bidi/>
+      </w:pPr>
+      <w:r>
+        <w:rPr>
+          <w:b w:val="0"/>
+          <w:i w:val="0"/>
+        </w:rPr>
+        <w:t>يزكرملا كنبلا ةيطاخم يسفنتلا هيلع يبنلا</w:t>
       </w:r>
     </w:p>
     <w:p>
@@ -2210,20 +2210,20 @@
           <w:b w:val="0"/>
           <w:i w:val="0"/>
         </w:rPr>
-        <w:t>السهول كاا</w:t>
-      </w:r>
-    </w:p>
-    <w:p>
-      <w:pPr>
-        <w:jc w:val="right"/>
-        <w:bidi/>
-      </w:pPr>
-      <w:r>
-        <w:rPr>
-          <w:b w:val="0"/>
-          <w:i w:val="0"/>
-        </w:rPr>
-        <w:t>والتواء ذات العلاقة، يتعذر على المكن الحصول عليها وتقديمها بالة حينها</w:t>
+        <w:t>ااك لوهسلا</w:t>
+      </w:r>
+    </w:p>
+    <w:p>
+      <w:pPr>
+        <w:jc w:val="right"/>
+        <w:bidi/>
+      </w:pPr>
+      <w:r>
+        <w:rPr>
+          <w:b w:val="0"/>
+          <w:i w:val="0"/>
+        </w:rPr>
+        <w:t>اهنيح ةلاب اهميدقتو اهيلع لوصحلا نكملا ىلع رذعتي ،ةقالعلا تاذ ءاوتلاو</w:t>
       </w:r>
     </w:p>
     <w:p>
@@ -2249,7 +2249,7 @@
           <w:b w:val="0"/>
           <w:i w:val="0"/>
         </w:rPr>
-        <w:t>مكتب سمان المبالغ واستحقاقاتها للينولك ومستندات يتكية بإيداعات الوفاء)</w:t>
+        <w:t>(ءافولا تاعاديإب ةيكتي تادنتسمو كلونيلل اهتاقاقحتساو غلابملا نامس بتكم</w:t>
       </w:r>
     </w:p>
     <w:p>
@@ -2314,7 +2314,7 @@
           <w:b w:val="0"/>
           <w:i w:val="0"/>
         </w:rPr>
-        <w:t>الشمس وقمرعاة</w:t>
+        <w:t>ةاعرمقو سمشلا</w:t>
       </w:r>
     </w:p>
     <w:p>
@@ -2340,20 +2340,20 @@
           <w:b w:val="0"/>
           <w:i w:val="0"/>
         </w:rPr>
-        <w:t>٤٣٨ار المرفق ۳ صور مستندات الوفاء</w:t>
-      </w:r>
-    </w:p>
-    <w:p>
-      <w:pPr>
-        <w:jc w:val="right"/>
-        <w:bidi/>
-      </w:pPr>
-      <w:r>
-        <w:rPr>
-          <w:b w:val="0"/>
-          <w:i w:val="0"/>
-        </w:rPr>
-        <w:t>وجميع مستندات الوفاء ثابت فيها قيام المدعى عليه بالدار الفترة من الدولي وفاة الموريت</w:t>
+        <w:t>ءافولا تادنتسم روص ۳ قفرملا را٤٣٨</w:t>
+      </w:r>
+    </w:p>
+    <w:p>
+      <w:pPr>
+        <w:jc w:val="right"/>
+        <w:bidi/>
+      </w:pPr>
+      <w:r>
+        <w:rPr>
+          <w:b w:val="0"/>
+          <w:i w:val="0"/>
+        </w:rPr>
+        <w:t>تيروملا ةافو يلودلا نم ةرتفلا رادلاب هيلع ىعدملا مايق اهيف تباث ءافولا تادنتسم عيمجو</w:t>
       </w:r>
     </w:p>
     <w:p>
@@ -2418,20 +2418,20 @@
           <w:b w:val="0"/>
           <w:i w:val="0"/>
         </w:rPr>
-        <w:t>الطرف الثاني الشرعي عليك معالف للبشر الأول وضعوا بعد خصم ما</w:t>
-      </w:r>
-    </w:p>
-    <w:p>
-      <w:pPr>
-        <w:jc w:val="right"/>
-        <w:bidi/>
-      </w:pPr>
-      <w:r>
-        <w:rPr>
-          <w:b w:val="0"/>
-          <w:i w:val="0"/>
-        </w:rPr>
-        <w:t>أمرا منحت المدعي ضخم مكون من ادارته التي استمرت ثلاثي عامل المكانة شركات الوالد المورية) وتحمل المسؤولية وفورا السلخ است علما بان الملثمين قد سنة ميكة أخرى من</w:t>
+        <w:t>ام مصخ دعب اوعضو لوألا رشبلل فلاعم كيلع يعرشلا يناثلا فرطلا</w:t>
+      </w:r>
+    </w:p>
+    <w:p>
+      <w:pPr>
+        <w:jc w:val="right"/>
+        <w:bidi/>
+      </w:pPr>
+      <w:r>
+        <w:rPr>
+          <w:b w:val="0"/>
+          <w:i w:val="0"/>
+        </w:rPr>
+        <w:t>نم ىرخأ ةكيم ةنس دق نيمثلملا ناب املع تسا خلسلا اروفو ةيلوؤسملا لمحتو (ةيروملا دلاولا تاكرش ةناكملا لماع يثالث ترمتسا يتلا هترادا نم نوكم مخض يعدملا تحنم ارمأ</w:t>
       </w:r>
     </w:p>
     <w:p>
@@ -2496,7 +2496,7 @@
           <w:b w:val="0"/>
           <w:i w:val="0"/>
         </w:rPr>
-        <w:t>على بية المتعلقنين، وتحامل حقيقة الوضع الفلوس على الدائرة التي كان يدير ما يتجاوز الاسدي</w:t>
+        <w:t>يدسالا زواجتي ام ريدي ناك يتلا ةرئادلا ىلع سولفلا عضولا ةقيقح لماحتو ،نينقلعتملا ةيب ىلع</w:t>
       </w:r>
     </w:p>
     <w:p>
@@ -2548,20 +2548,20 @@
           <w:b w:val="0"/>
           <w:i w:val="0"/>
         </w:rPr>
-        <w:t>واجتماعية فالتمس هو من يتولى إدارة شريفات الوالد كاملة واستثماراته وأعماله الخاص ومن حسن</w:t>
-      </w:r>
-    </w:p>
-    <w:p>
-      <w:pPr>
-        <w:jc w:val="right"/>
-        <w:bidi/>
-      </w:pPr>
-      <w:r>
-        <w:rPr>
-          <w:b w:val="0"/>
-          <w:i w:val="0"/>
-        </w:rPr>
-        <w:t>الكلابيه عبد الوالد ناظراً على وصيته ومن البسط حقوقه أجرة العمل أضف لذلك أن الدائرة العملات حقيقة عامة مؤداها أن الكس فيه الأول المنان) لم يدفع ومالا واحدا لا من افعاله يحمين شركات الوالد ولى جميع ما حصل عليه بمجنا انه ساهم مشود و حقیقت اموال الوالد والتي سدد بهاما العدنان) وشقيقه الآخر الغازي - رحمه الله ومع ذلك لم يتقدم أحمد بإمالة الوالد عندما</w:t>
+        <w:t>نسح نمو صاخلا هلامعأو هتارامثتساو ةلماك دلاولا تافيرش ةرادإ ىلوتي نم وه سمتلاف ةيعامتجاو</w:t>
+      </w:r>
+    </w:p>
+    <w:p>
+      <w:pPr>
+        <w:jc w:val="right"/>
+        <w:bidi/>
+      </w:pPr>
+      <w:r>
+        <w:rPr>
+          <w:b w:val="0"/>
+          <w:i w:val="0"/>
+        </w:rPr>
+        <w:t>امدنع دلاولا ةلامإب دمحأ مدقتي مل كلذ عمو هللا همحر - يزاغلا رخآلا هقيقشو (ناندعلا اماهب ددس يتلاو دلاولا لاوما تقیقح و دوشم مهاس هنا انجمب هيلع لصح ام عيمج ىلو دلاولا تاكرش نيمحي هلاعفا نم ال ادحاو الامو عفدي مل (نانملا لوألا هيف سكلا نأ اهادؤم ةماع ةقيقح تالمعلا ةرئادلا نأ كلذل فضأ لمعلا ةرجأ هقوقح طسبلا نمو هتيصو ىلع ًارظان دلاولا دبع هيبالكلا</w:t>
       </w:r>
     </w:p>
     <w:p>
@@ -2587,20 +2587,20 @@
           <w:b w:val="0"/>
           <w:i w:val="0"/>
         </w:rPr>
-        <w:t>ويتضح من المستندات المركا والرفقات السخية أن : يه مبالغا مالية كودو</w:t>
-      </w:r>
-    </w:p>
-    <w:p>
-      <w:pPr>
-        <w:jc w:val="right"/>
-        <w:bidi/>
-      </w:pPr>
-      <w:r>
-        <w:rPr>
-          <w:b w:val="0"/>
-          <w:i w:val="0"/>
-        </w:rPr>
-        <w:t>الوفاء، ومن ثم فبين من ذهب اليه العام المحكمة لها انيت الله من أجتهاد مسالة قيم الوفاءِ بِالنَّمَن</w:t>
+        <w:t>ودوك ةيلام اغلابم هي : نأ ةيخسلا تاقفرلاو اكرملا تادنتسملا نم حضتيو</w:t>
+      </w:r>
+    </w:p>
+    <w:p>
+      <w:pPr>
+        <w:jc w:val="right"/>
+        <w:bidi/>
+      </w:pPr>
+      <w:r>
+        <w:rPr>
+          <w:b w:val="0"/>
+          <w:i w:val="0"/>
+        </w:rPr>
+        <w:t>نَمَّنلاِب ِءافولا ميق ةلاسم داهتجأ نم هللا تينا اهل ةمكحملا ماعلا هيلا بهذ نم نيبف مث نمو ،ءافولا</w:t>
       </w:r>
     </w:p>
     <w:p>
@@ -2704,7 +2704,7 @@
           <w:b w:val="0"/>
           <w:i w:val="0"/>
         </w:rPr>
-        <w:t>يانه التقرن النيائي المعبر عن القيمة الحقيقية المشويكة، وهو ما عول عليه المحكم كما وقع التزوير</w:t>
+        <w:t>ريوزتلا عقو امك مكحملا هيلع لوع ام وهو ،ةكيوشملا ةيقيقحلا ةميقلا نع ربعملا يئاينلا نرقتلا هناي</w:t>
       </w:r>
     </w:p>
     <w:p>
@@ -2730,20 +2730,20 @@
           <w:b w:val="0"/>
           <w:i w:val="0"/>
         </w:rPr>
-        <w:t>وبناء على الملك يتضح الأثر</w:t>
-      </w:r>
-    </w:p>
-    <w:p>
-      <w:pPr>
-        <w:jc w:val="right"/>
-        <w:bidi/>
-      </w:pPr>
-      <w:r>
-        <w:rPr>
-          <w:b w:val="0"/>
-          <w:i w:val="0"/>
-        </w:rPr>
-        <w:t>ان الوقائع محل الالتماس</w:t>
+        <w:t>رثألا حضتي كلملا ىلع ءانبو</w:t>
+      </w:r>
+    </w:p>
+    <w:p>
+      <w:pPr>
+        <w:jc w:val="right"/>
+        <w:bidi/>
+      </w:pPr>
+      <w:r>
+        <w:rPr>
+          <w:b w:val="0"/>
+          <w:i w:val="0"/>
+        </w:rPr>
+        <w:t>سامتلالا لحم عئاقولا نا</w:t>
       </w:r>
     </w:p>
     <w:p>
@@ -2769,7 +2769,7 @@
           <w:b w:val="0"/>
           <w:i w:val="0"/>
         </w:rPr>
-        <w:t>عليه بأن القديمة العادلة الشنين في تلك المبنية على رغم وغش المدعي الملنس سده الأول ملنها لتلك الوان التقرير طلال أبو فولة المقدمة تصور أخرى، ورفضت الدائرة القبول دفع المدعى عليه</w:t>
+        <w:t>هيلع ىعدملا عفد لوبقلا ةرئادلا تضفرو ،ىرخأ روصت ةمدقملا ةلوف وبأ لالط ريرقتلا ناولا كلتل اهنلم لوألا هدس سنلملا يعدملا شغو مغر ىلع ةينبملا كلت يف نينشلا ةلداعلا ةميدقلا نأب هيلع</w:t>
       </w:r>
     </w:p>
     <w:p>
@@ -2808,7 +2808,7 @@
           <w:b w:val="0"/>
           <w:i w:val="0"/>
         </w:rPr>
-        <w:t>شرسة الحمد زيتي التجارية بني مصص مدينة، ويوجد تقييمات أخرى لهذه الشركات الإحدى عشر و محضر اجتماع موقع من المدعي المتنفس عددا بالعلم يتلك التقارير وبالرضا بما التبت إليه كما</w:t>
+        <w:t>امك هيلإ تبتلا امب اضرلابو ريراقتلا كلتي ملعلاب اددع سفنتملا يعدملا نم عقوم عامتجا رضحم و رشع ىدحإلا تاكرشلا هذهل ىرخأ تامييقت دجويو ،ةنيدم صصم ينب ةيراجتلا يتيز دمحلا ةسرش</w:t>
       </w:r>
     </w:p>
     <w:p>
@@ -2860,33 +2860,33 @@
           <w:b w:val="0"/>
           <w:i w:val="0"/>
         </w:rPr>
-        <w:t>اثر الوقائع على الحكوا أن محامة الاستولت على والدليس الملتمس ما</w:t>
-      </w:r>
-    </w:p>
-    <w:p>
-      <w:pPr>
-        <w:jc w:val="right"/>
-        <w:bidi/>
-      </w:pPr>
-      <w:r>
-        <w:rPr>
-          <w:b w:val="0"/>
-          <w:i w:val="0"/>
-        </w:rPr>
-        <w:t>واستاده على مينة من زعم ورود في تقرير طلال أبو غزالة واعتبرت القيمة العادلة الشراء (210) شركة أحمد زيني التجارية ليست ١٦٠ مليون ريال وإنما ٢١ مليون رفع التاني القيمة الواردة بالتقرير المتبايلي رهي ٧٢ مليون متأثرة بخش الله في ولقمة</w:t>
-      </w:r>
-    </w:p>
-    <w:p>
-      <w:pPr>
-        <w:jc w:val="right"/>
-        <w:bidi/>
-      </w:pPr>
-      <w:r>
-        <w:rPr>
-          <w:b w:val="0"/>
-          <w:i w:val="0"/>
-        </w:rPr>
-        <w:t>٦٨ مليون ولم تلتثبيت الموقعة لينا</w:t>
+        <w:t>ام سمتلملا سيلدلاو ىلع تلوتسالا ةماحم نأ اوكحلا ىلع عئاقولا رثا</w:t>
+      </w:r>
+    </w:p>
+    <w:p>
+      <w:pPr>
+        <w:jc w:val="right"/>
+        <w:bidi/>
+      </w:pPr>
+      <w:r>
+        <w:rPr>
+          <w:b w:val="0"/>
+          <w:i w:val="0"/>
+        </w:rPr>
+        <w:t>ةمقلو يف هللا شخب ةرثأتم نويلم ٧٢ يهر يليابتملا ريرقتلاب ةدراولا ةميقلا يناتلا عفر نويلم ٢١ امنإو لاير نويلم ١٦٠ تسيل ةيراجتلا ينيز دمحأ ةكرش (210) ءارشلا ةلداعلا ةميقلا تربتعاو ةلازغ وبأ لالط ريرقت يف دورو معز نم ةنيم ىلع هداتساو</w:t>
+      </w:r>
+    </w:p>
+    <w:p>
+      <w:pPr>
+        <w:jc w:val="right"/>
+        <w:bidi/>
+      </w:pPr>
+      <w:r>
+        <w:rPr>
+          <w:b w:val="0"/>
+          <w:i w:val="0"/>
+        </w:rPr>
+        <w:t>انيل ةعقوملا تيبثتلت ملو نويلم ٦٨</w:t>
       </w:r>
     </w:p>
     <w:p>
@@ -2938,59 +2938,59 @@
           <w:b w:val="0"/>
           <w:i w:val="0"/>
         </w:rPr>
-        <w:t>التعلية</w:t>
-      </w:r>
-    </w:p>
-    <w:p>
-      <w:pPr>
-        <w:jc w:val="right"/>
-        <w:bidi/>
-      </w:pPr>
-      <w:r>
-        <w:rPr>
-          <w:b w:val="0"/>
-          <w:i w:val="0"/>
-        </w:rPr>
-        <w:t>نظرات أمامها الدين الساير</w:t>
-      </w:r>
-    </w:p>
-    <w:p>
-      <w:pPr>
-        <w:jc w:val="right"/>
-        <w:bidi/>
-      </w:pPr>
-      <w:r>
-        <w:rPr>
-          <w:b w:val="0"/>
-          <w:i w:val="0"/>
-        </w:rPr>
-        <w:t>الجنس التالت</w:t>
-      </w:r>
-    </w:p>
-    <w:p>
-      <w:pPr>
-        <w:jc w:val="right"/>
-        <w:bidi/>
-      </w:pPr>
-      <w:r>
-        <w:rPr>
-          <w:b w:val="0"/>
-          <w:i w:val="0"/>
-        </w:rPr>
-        <w:t>سما الم الخصوم الصلح بل لم تعترف بأثرة الاستلاف بعقد البيع الموقع مع اللورث واعترضت</w:t>
-      </w:r>
-    </w:p>
-    <w:p>
-      <w:pPr>
-        <w:jc w:val="right"/>
-        <w:bidi/>
-      </w:pPr>
-      <w:r>
-        <w:rPr>
-          <w:b w:val="0"/>
-          <w:i w:val="0"/>
-        </w:rPr>
-        <w:t>بدون دليل أن التوقيع المذيل به العقد ليس توقيع المورث وإنما توقيع المقبل واعتبرت هذا التعلمين من قبل القرائن التي لحقت ببعضها البعض وذلك بدون دلیل شرعی او نظامی وسيت إن دليل المنسير على الفش الحاصل من اللمس مدة والمتمثل بي الزعم الباطل بتقييم الشريعة الوارد عليها عقد بيع العصص بمبلغ غير صحيح وتعمده إحداث اللبس على ا تقديم أوراق محترة من التقرير طلال أبو غزالة دانی به والتي والأخطاء للبنية ولا تحقق علم</w:t>
+        <w:t>ةيلعتلا</w:t>
+      </w:r>
+    </w:p>
+    <w:p>
+      <w:pPr>
+        <w:jc w:val="right"/>
+        <w:bidi/>
+      </w:pPr>
+      <w:r>
+        <w:rPr>
+          <w:b w:val="0"/>
+          <w:i w:val="0"/>
+        </w:rPr>
+        <w:t>رياسلا نيدلا اهمامأ تارظن</w:t>
+      </w:r>
+    </w:p>
+    <w:p>
+      <w:pPr>
+        <w:jc w:val="right"/>
+        <w:bidi/>
+      </w:pPr>
+      <w:r>
+        <w:rPr>
+          <w:b w:val="0"/>
+          <w:i w:val="0"/>
+        </w:rPr>
+        <w:t>تلاتلا سنجلا</w:t>
+      </w:r>
+    </w:p>
+    <w:p>
+      <w:pPr>
+        <w:jc w:val="right"/>
+        <w:bidi/>
+      </w:pPr>
+      <w:r>
+        <w:rPr>
+          <w:b w:val="0"/>
+          <w:i w:val="0"/>
+        </w:rPr>
+        <w:t>تضرتعاو ثروللا عم عقوملا عيبلا دقعب فالتسالا ةرثأب فرتعت مل لب حلصلا موصخلا ملا امس</w:t>
+      </w:r>
+    </w:p>
+    <w:p>
+      <w:pPr>
+        <w:jc w:val="right"/>
+        <w:bidi/>
+      </w:pPr>
+      <w:r>
+        <w:rPr>
+          <w:b w:val="0"/>
+          <w:i w:val="0"/>
+        </w:rPr>
+        <w:t>ملع ققحت الو ةينبلل ءاطخألاو يتلاو هب یناد ةلازغ وبأ لالط ريرقتلا نم ةرتحم قاروأ ميدقت ا ىلع سبللا ثادحإ هدمعتو حيحص ريغ غلبمب صصعلا عيب دقع اهيلع دراولا ةعيرشلا مييقتب لطابلا معزلا يب لثمتملاو ةدم سمللا نم لصاحلا شفلا ىلع ريسنملا ليلد نإ تيسو یماظن وا یعرش لیلد نودب كلذو ضعبلا اهضعبب تقحل يتلا نئارقلا لبق نم نيملعتلا اذه تربتعاو لبقملا عيقوت امنإو ثروملا عيقوت سيل دقعلا هب ليذملا عيقوتلا نأ ليلد نودب</w:t>
       </w:r>
     </w:p>
     <w:p>
@@ -3016,20 +3016,20 @@
           <w:b w:val="0"/>
           <w:i w:val="0"/>
         </w:rPr>
-        <w:t>شريك المورت فریت بار وزيني، والمتضمن تفاصيل التخارج ونب مكمل شريك وقد حضر الد الاجتماع التنسين عميد الأول استان زيني) وثابت بالتحضر أن قيمة الشركات بذلك الوقت ١٣٦ مليون ورقيبة حسنة الورث الشيخ أحمد زيلي رحمه الله لا تتعدى ٣٨ مليون ولم يتمكن الملتمس من القديم</w:t>
-      </w:r>
-    </w:p>
-    <w:p>
-      <w:pPr>
-        <w:jc w:val="right"/>
-        <w:bidi/>
-      </w:pPr>
-      <w:r>
-        <w:rPr>
-          <w:b w:val="0"/>
-          <w:i w:val="0"/>
-        </w:rPr>
-        <w:t>المحسير الماء انعقاد المجلسات ومن ثم فإن العلم بالعش يرتبط بتاريخ الحصول على العصر</w:t>
+        <w:t>ميدقلا نم سمتلملا نكمتي ملو نويلم ٣٨ ىدعتت ال هللا همحر يليز دمحأ خيشلا ثرولا ةنسح ةبيقرو نويلم ١٣٦ تقولا كلذب تاكرشلا ةميق نأ رضحتلاب تباثو (ينيز ناتسا لوألا ديمع نيسنتلا عامتجالا دلا رضح دقو كيرش لمكم بنو جراختلا ليصافت نمضتملاو ،ينيزو راب تیرف تروملا كيرش</w:t>
+      </w:r>
+    </w:p>
+    <w:p>
+      <w:pPr>
+        <w:jc w:val="right"/>
+        <w:bidi/>
+      </w:pPr>
+      <w:r>
+        <w:rPr>
+          <w:b w:val="0"/>
+          <w:i w:val="0"/>
+        </w:rPr>
+        <w:t>رصعلا ىلع لوصحلا خيراتب طبتري شعلاب ملعلا نإف مث نمو تاسلجملا داقعنا ءاملا ريسحملا</w:t>
       </w:r>
     </w:p>
     <w:p>
@@ -3094,7 +3094,7 @@
           <w:b w:val="0"/>
           <w:i w:val="0"/>
         </w:rPr>
-        <w:t>أن النيك الأخرى الصادرة الشريكات معمل الخارج والتي اك قلب من حسمها إلى شركة.</w:t>
+        <w:t>.ةكرش ىلإ اهمسح نم بلق كا يتلاو جراخلا لمعم تاكيرشلا ةرداصلا ىرخألا كينلا نأ</w:t>
       </w:r>
     </w:p>
     <w:p>
@@ -3276,20 +3276,20 @@
           <w:b w:val="0"/>
           <w:i w:val="0"/>
         </w:rPr>
-        <w:t>الوضع القيمة الحقيقة للشركات الموفق</w:t>
-      </w:r>
-    </w:p>
-    <w:p>
-      <w:pPr>
-        <w:jc w:val="right"/>
-        <w:bidi/>
-      </w:pPr>
-      <w:r>
-        <w:rPr>
-          <w:b w:val="0"/>
-          <w:i w:val="0"/>
-        </w:rPr>
-        <w:t>شهادات مكتوبة من الشهود امران مجلس الظن بيع الحصص حيث إنه بعد صدور الحكم الستائف تواصل الشهود مع الشمس والهوة عالمية الشهادة إنفاذاً لقوله تعالي أولا عضوا الشهادة ومن بعدها فينه أتم عليه) (البقرة الآية (۲۸۳) و حرزوا شهادتهم المرفق 1 عدد أربع شهادات</w:t>
+        <w:t>قفوملا تاكرشلل ةقيقحلا ةميقلا عضولا</w:t>
+      </w:r>
+    </w:p>
+    <w:p>
+      <w:pPr>
+        <w:jc w:val="right"/>
+        <w:bidi/>
+      </w:pPr>
+      <w:r>
+        <w:rPr>
+          <w:b w:val="0"/>
+          <w:i w:val="0"/>
+        </w:rPr>
+        <w:t>تاداهش عبرأ ددع 1 قفرملا مهتداهش اوزرح و (۳۸۲) ةيآلا ةرقبلا) (هيلع متأ هنيف اهدعب نمو ةداهشلا اوضع الوأ يلاعت هلوقل ًاذافنإ ةداهشلا ةيملاع ةوهلاو سمشلا عم دوهشلا لصاوت فئاتسلا مكحلا رودص دعب هنإ ثيح صصحلا عيب نظلا سلجم نارما دوهشلا نم ةبوتكم تاداهش</w:t>
       </w:r>
     </w:p>
     <w:p>
@@ -3315,7 +3315,7 @@
           <w:b w:val="0"/>
           <w:i w:val="0"/>
         </w:rPr>
-        <w:t>جديدة لم تطير الا بعد صدور الحمايم ولما كان يشترط التحقق العلي أن يقع الثناء نظر الدعوة ويدفع</w:t>
+        <w:t>عفديو ةوعدلا رظن ءانثلا عقي نأ يلعلا ققحتلا طرتشي ناك املو ميامحلا رودص دعب الا ريطت مل ةديدج</w:t>
       </w:r>
     </w:p>
     <w:p>
@@ -3497,20 +3497,20 @@
           <w:b w:val="0"/>
           <w:i w:val="0"/>
         </w:rPr>
-        <w:t>البطارية وسايانه وليد معاملات تجارية كبيرة وفي العراء النية تعطلت سترالية العالمية</w:t>
-      </w:r>
-    </w:p>
-    <w:p>
-      <w:pPr>
-        <w:jc w:val="right"/>
-        <w:bidi/>
-      </w:pPr>
-      <w:r>
-        <w:rPr>
-          <w:b w:val="0"/>
-          <w:i w:val="0"/>
-        </w:rPr>
-        <w:t>ومعاملته وأسمح مهند بهر إفلام لجهة الدان له لا يستطيع الوفاء بمسته اقاليم بعد أن</w:t>
+        <w:t>ةيملاعلا ةيلارتس تلطعت ةينلا ءارعلا يفو ةريبك ةيراجت تالماعم ديلو هناياسو ةيراطبلا</w:t>
+      </w:r>
+    </w:p>
+    <w:p>
+      <w:pPr>
+        <w:jc w:val="right"/>
+        <w:bidi/>
+      </w:pPr>
+      <w:r>
+        <w:rPr>
+          <w:b w:val="0"/>
+          <w:i w:val="0"/>
+        </w:rPr>
+        <w:t>نأ دعب ميلاقا هتسمب ءافولا عيطتسي ال هل نادلا ةهجل مالفإ رهب دنهم حمسأو هتلماعمو</w:t>
       </w:r>
     </w:p>
     <w:p>
@@ -3536,7 +3536,7 @@
           <w:b w:val="0"/>
           <w:i w:val="0"/>
         </w:rPr>
-        <w:t>أيام الأسباب نلتمجي</w:t>
+        <w:t>يجمتلن بابسألا مايأ</w:t>
       </w:r>
     </w:p>
     <w:p>
@@ -3562,7 +3562,7 @@
           <w:b w:val="0"/>
           <w:i w:val="0"/>
         </w:rPr>
-        <w:t>ثانياً الأمر بوقت النية طلب رقم (١٠٢١٥٠١٢٤٠٣١٨) وطلب التفيذ رقم aay ) المتدين لدى محكمة الية عدا الحكم الاستئناف معل هذا الالتماس ثالثه العام الحكم المتمي عليه وزعادة التطرفيه والقضاء مجدداً يرد الدعوي</w:t>
+        <w:t>يوعدلا دري ًاددجم ءاضقلاو هيفرطتلا ةداعزو هيلع يمتملا مكحلا ماعلا هثلاث سامتلالا اذه لعم فانئتسالا مكحلا ادع ةيلا ةمكحم ىدل نيدتملا ( aay مقر ذيفتلا بلطو (١٠٢١٥٠١٢٤٠٣١٨) مقر بلط ةينلا تقوب رمألا ًايناث</w:t>
       </w:r>
     </w:p>
     <w:p>
@@ -3601,33 +3601,33 @@
           <w:b w:val="0"/>
           <w:i w:val="0"/>
         </w:rPr>
-        <w:t>المملكة العربية السينية دار ابن مع ام العقوقی امور اقول م م ب 2015 الولد المريدي TART</w:t>
-      </w:r>
-    </w:p>
-    <w:p>
-      <w:pPr>
-        <w:jc w:val="right"/>
-        <w:bidi/>
-      </w:pPr>
-      <w:r>
-        <w:rPr>
-          <w:b w:val="0"/>
-          <w:i w:val="0"/>
-        </w:rPr>
-        <w:t>األطراف :</w:t>
-      </w:r>
-    </w:p>
-    <w:p>
-      <w:pPr>
-        <w:jc w:val="right"/>
-        <w:bidi/>
-      </w:pPr>
-      <w:r>
-        <w:rPr>
-          <w:b w:val="0"/>
-          <w:i w:val="0"/>
-        </w:rPr>
-        <w:t>أصالة عن نفسه ١ مو ل أسامه بن احمد بن عباس ز سعودي ل مد ي ١٠٠٨٠١٧٣٠١ أصالة عن نفسه #\ الطرف االسم ا سية نوع ال و ة رقم ال و ة الصفة</w:t>
+        <w:t>TART يديرملا دلولا 2015 ب م م لوقا روما یقوقعلا ما عم نبا راد ةينيسلا ةيبرعلا ةكلمملا</w:t>
+      </w:r>
+    </w:p>
+    <w:p>
+      <w:pPr>
+        <w:jc w:val="right"/>
+        <w:bidi/>
+      </w:pPr>
+      <w:r>
+        <w:rPr>
+          <w:b w:val="0"/>
+          <w:i w:val="0"/>
+        </w:rPr>
+        <w:t>: فارطلأا</w:t>
+      </w:r>
+    </w:p>
+    <w:p>
+      <w:pPr>
+        <w:jc w:val="right"/>
+        <w:bidi/>
+      </w:pPr>
+      <w:r>
+        <w:rPr>
+          <w:b w:val="0"/>
+          <w:i w:val="0"/>
+        </w:rPr>
+        <w:t>ةفصلا ة و لا مقر ة و لا عون ةيس ا مسلاا فرطلا \# هسفن نع ةلاصأ ١٠٠٨٠١٧٣٠١ ي دم ل يدوعس ز سابع نب دمحا نب هماسأ ل وم ١ هسفن نع ةلاصأ</w:t>
       </w:r>
     </w:p>
     <w:p>
@@ -3653,189 +3653,189 @@
           <w:b w:val="0"/>
           <w:i w:val="0"/>
         </w:rPr>
-        <w:t>النطاق</w:t>
-      </w:r>
-    </w:p>
-    <w:p>
-      <w:pPr>
-        <w:jc w:val="right"/>
-        <w:bidi/>
-      </w:pPr>
-      <w:r>
-        <w:rPr>
-          <w:b w:val="0"/>
-          <w:i w:val="0"/>
-        </w:rPr>
-        <w:t>- يحق للوكيل توكيل الغ - مراجعة جميع ا ات ذات العالقة وإ اء جميع اإلجراءات الالزمة والتوقيع فيما يتطلب ذلك - االستالم و ال سليم</w:t>
-      </w:r>
-    </w:p>
-    <w:p>
-      <w:pPr>
-        <w:jc w:val="right"/>
-        <w:bidi/>
-      </w:pPr>
-      <w:r>
-        <w:rPr>
-          <w:b w:val="0"/>
-          <w:i w:val="0"/>
-        </w:rPr>
-        <w:t>البنود</w:t>
-      </w:r>
-    </w:p>
-    <w:p>
-      <w:pPr>
-        <w:jc w:val="right"/>
-        <w:bidi/>
-      </w:pPr>
-      <w:r>
-        <w:rPr>
-          <w:b w:val="0"/>
-          <w:i w:val="0"/>
-        </w:rPr>
-        <w:t>الصالحيات</w:t>
-      </w:r>
-    </w:p>
-    <w:p>
-      <w:pPr>
-        <w:jc w:val="right"/>
-        <w:bidi/>
-      </w:pPr>
-      <w:r>
-        <w:rPr>
-          <w:b w:val="0"/>
-          <w:i w:val="0"/>
-        </w:rPr>
-        <w:t>مخالفات نظام مراقبة البنوك - نة النظر تظلمات العالمات التجار ة - اإلم ال - إضافة املادت ن رقم 231و232من نظام املرافعات الشرعية - لدى محاكم االست ناف - لدى ا لس األع للقضاء ا كم لدى ا كمة العليا -لدى ا كمة العليا - نة تأديب ا ام ن بوزارة العدل - نة الفصل ا الفات واملنازعات الضر ية -ال نة االست نافية للمخالفات واملنازعات الضر ية - نة الفصل الفصل منازعات األوراق املالية -لدى م اتب الفصل منازعات األوراق التجار ة و ان حسم املنازعات التجار ة - لدى ان الفصل املنازعات وا الفات التأمي ية - لدى النيابة العامة -طلب نقض طلب إحالة الدعوى -لدى ا اكم -لدى ا اكم اإلدار ة (ديوان املظالم) -لدى ال ان الطبية الشرعية -لدى ال ان العمالية -لدى ان فض املنازعات املالية و ان سو ة املنازعات املصرفية لدى ان ال م ش ع صكوك األح ام - طلب رد االعتبار - طلب الشفعة - إ اء ما يلزم ضور ا لسات جميع الدعاوى لدى جميع ا اكم - استالم صكوك األح ام -طلب تن القا -طلب اإلدخال والتداخل - ا اء وا كم ن ورد م واس بدال م - طلب تطبيق املادة 230من نظام املرافعات الشرعية - املطالبة ب نفيذ األح ام - قبول األح ام ونف ا - االع اض ع األح ام وطلب االست ناف - التماس إعادة النظر - والتعديل - الطعن بال و ر - إن ار ا طوط واألختام والتواقيع - طلب املنع من السفر ورفعه -مراجعة دوائر ا ز والتنفيذ - طلب ا ز والتنفيذ - طلب التحكيم - عي ن ا اء وا كم ن - الطعن بتقار ر املطالبة وإقامة الدعاوى - املرافعة و املدافعة - سماع الدعاوى والرد عل ا - اإلقرار - اإلن ار - الص - التنازل - اإلبراء - طلب اليم ن ورده واالمتناع عنه - إحضار الش ود والب نات والطعن ف ا - اإلجابة وا رح املطالبات وا اكم</w:t>
-      </w:r>
-    </w:p>
-    <w:p>
-      <w:pPr>
-        <w:jc w:val="right"/>
-        <w:bidi/>
-      </w:pPr>
-      <w:r>
-        <w:rPr>
-          <w:b w:val="0"/>
-          <w:i w:val="0"/>
-        </w:rPr>
-        <w:t>مراجعة وزارة العدل - مراجعة وزارة الداخلية - مراجعة وزارة ا ارجية - مراجعة وزارة التجارة - وفروع ا وما ي بع ا من إدارات وأقسام الوزارات ا كومية</w:t>
-      </w:r>
-    </w:p>
-    <w:p>
-      <w:pPr>
-        <w:jc w:val="right"/>
-        <w:bidi/>
-      </w:pPr>
-      <w:r>
-        <w:rPr>
-          <w:b w:val="0"/>
-          <w:i w:val="0"/>
-        </w:rPr>
-        <w:t>مراجعة مراجعة املباحث اإلدار ة واملباحث ا نائية - وفروع ا وما ي بع ا من إدارات وأقسام مراجعة األمارة وإدارة تنفيذ األح ام ا قوقية ومراجعة املباحث اإلدار ة واملباحث ا نائية - مراجعة مراكز الشرطة - مراجعة الرئاسة العامة لالستخبارات - رئاسة أمن الدولة - مراجعة املباحث ا نائية - ا ات األمنية</w:t>
-      </w:r>
-    </w:p>
-    <w:p>
-      <w:pPr>
-        <w:jc w:val="right"/>
-        <w:bidi/>
-      </w:pPr>
-      <w:r>
-        <w:rPr>
-          <w:b w:val="0"/>
-          <w:i w:val="0"/>
-        </w:rPr>
-        <w:t>مراجعة ا لس األع للقضاء - وفروع ا وما ي بع ا من إدارات وأقسام الرئاسات ا كومية</w:t>
-      </w:r>
-    </w:p>
-    <w:p>
-      <w:pPr>
-        <w:jc w:val="right"/>
-        <w:bidi/>
-      </w:pPr>
-      <w:r>
-        <w:rPr>
-          <w:b w:val="0"/>
-          <w:i w:val="0"/>
-        </w:rPr>
-        <w:t>مراجعة النيابة العامة - مراجعة وزارة االس ثمار - وفروع ا وما ي بع ا من إدارات وأقسام ال يئات ا كومية</w:t>
-      </w:r>
-    </w:p>
-    <w:p>
-      <w:pPr>
-        <w:jc w:val="right"/>
-        <w:bidi/>
-      </w:pPr>
-      <w:r>
-        <w:rPr>
-          <w:b w:val="0"/>
-          <w:i w:val="0"/>
-        </w:rPr>
-        <w:t>مراجعة مؤسسة النقد العر ي السعودي - وفروع ا وما ي بع ا من إدارات وأقسام املؤسسات ا كومية</w:t>
-      </w:r>
-    </w:p>
-    <w:p>
-      <w:pPr>
-        <w:jc w:val="right"/>
-        <w:bidi/>
-      </w:pPr>
-      <w:r>
-        <w:rPr>
-          <w:b w:val="0"/>
-          <w:i w:val="0"/>
-        </w:rPr>
-        <w:t>تار خ إن اء الو الة : ١٤٤٦/٠٣/٢٠ ـ | ٢٠٢٤/٠٩/٢٣م تار خ إصدار الو الة : ١٤٤٥/٠٣/٢٠ ـ | ٢٠٢٣/١٠/٠٥م</w:t>
-      </w:r>
-    </w:p>
-    <w:p>
-      <w:pPr>
-        <w:jc w:val="right"/>
-        <w:bidi/>
-      </w:pPr>
-      <w:r>
-        <w:rPr>
-          <w:b w:val="0"/>
-          <w:i w:val="0"/>
-        </w:rPr>
-        <w:t>مصدر الو الة :خدمات الو االت اإللك ونية</w:t>
-      </w:r>
-    </w:p>
-    <w:p>
-      <w:pPr>
-        <w:jc w:val="right"/>
-        <w:bidi/>
-      </w:pPr>
-      <w:r>
-        <w:rPr>
-          <w:b w:val="0"/>
-          <w:i w:val="0"/>
-        </w:rPr>
-        <w:t>صدرت ذه الوثيقة من النظام اإللك و ي دمات التوثيق ، و مكن التحقق من ة الوثيقة ع ا دمات اإللك ونية لوزارة العدل،</w:t>
-      </w:r>
-    </w:p>
-    <w:p>
-      <w:pPr>
-        <w:jc w:val="right"/>
-        <w:bidi/>
-      </w:pPr>
-      <w:r>
-        <w:rPr>
-          <w:b w:val="0"/>
-          <w:i w:val="0"/>
-        </w:rPr>
-        <w:t>حالة الو الة : معتمدة رقم الو الة : ٤٥١٥٦٠٥٧٠</w:t>
-      </w:r>
-    </w:p>
-    <w:p>
-      <w:pPr>
-        <w:jc w:val="right"/>
-        <w:bidi/>
-      </w:pPr>
-      <w:r>
-        <w:rPr>
-          <w:b w:val="0"/>
-          <w:i w:val="0"/>
-        </w:rPr>
-        <w:t>وثيقة وكـالـةوزارة العدل اململكة العر ية السعودية</w:t>
+        <w:t>قاطنلا</w:t>
+      </w:r>
+    </w:p>
+    <w:p>
+      <w:pPr>
+        <w:jc w:val="right"/>
+        <w:bidi/>
+      </w:pPr>
+      <w:r>
+        <w:rPr>
+          <w:b w:val="0"/>
+          <w:i w:val="0"/>
+        </w:rPr>
+        <w:t>ميلس لا و ملاتسلاا - كلذ بلطتي اميف عيقوتلاو ةمزلالا تاءارجلإا عيمج ءا إو ةقلاعلا تاذ تا ا عيمج ةعجارم - غلا ليكوت ليكولل قحي -</w:t>
+      </w:r>
+    </w:p>
+    <w:p>
+      <w:pPr>
+        <w:jc w:val="right"/>
+        <w:bidi/>
+      </w:pPr>
+      <w:r>
+        <w:rPr>
+          <w:b w:val="0"/>
+          <w:i w:val="0"/>
+        </w:rPr>
+        <w:t>دونبلا</w:t>
+      </w:r>
+    </w:p>
+    <w:p>
+      <w:pPr>
+        <w:jc w:val="right"/>
+        <w:bidi/>
+      </w:pPr>
+      <w:r>
+        <w:rPr>
+          <w:b w:val="0"/>
+          <w:i w:val="0"/>
+        </w:rPr>
+        <w:t>تايحلاصلا</w:t>
+      </w:r>
+    </w:p>
+    <w:p>
+      <w:pPr>
+        <w:jc w:val="right"/>
+        <w:bidi/>
+      </w:pPr>
+      <w:r>
+        <w:rPr>
+          <w:b w:val="0"/>
+          <w:i w:val="0"/>
+        </w:rPr>
+        <w:t>مكا او تابلاطلما حر او ةباجلإا - ا ف نعطلاو تان بلاو دو شلا راضحإ - هنع عانتملااو هدرو ن ميلا بلط - ءاربلإا - لزانتلا - صلا - را نلإا - رارقلإا - ا لع درلاو ىواعدلا عامس - ةعفادلما و ةعفارلما - ىواعدلا ةماقإو ةبلاطلما ر راقتب نعطلا - ن مك او ءا ا ن يع - ميكحتلا بلط - ذيفنتلاو ز ا بلط - ذيفنتلاو ز ا رئاود ةعجارم- هعفرو رفسلا نم عنلما بلط - عيقاوتلاو ماتخلأاو طوط ا را نإ - ر و لاب نعطلا - ليدعتلاو - رظنلا ةداعإ سامتلا - فان تسلاا بلطو ما حلأا ع ضا علاا - ا فنو ما حلأا لوبق - ما حلأا ذيفن ب ةبلاطلما - ةيعرشلا تاعفارلما ماظن نم230 ةدالما قيبطت بلط - م لادب ساو م درو ن مك او ءا ا - لخادتلاو لاخدلإا بلط- اقلا نت بلط- ما حلأا كوكص ملاتسا - مكا ا عيمج ىدل ىواعدلا عيمج تاسل ا روض مزلي ام ءا إ - ةعفشلا بلط - رابتعلاا در بلط - ما حلأا كوكص ع ش م لا نا ىدل ةيفرصلما تاعزانلما ة وس نا و ةيلالما تاعزانلما ضف نا ىدل- ةيلامعلا نا لا ىدل- ةيعرشلا ةيبطلا نا لا ىدل- (ملاظلما ناويد) ة رادلإا مكا ا ىدل- مكا ا ىدل- ىوعدلا ةلاحإ بلط ضقن بلط- ةماعلا ةباينلا ىدل - ةي يمأتلا تافلا او تاعزانلما لصفلا نا ىدل - ة راجتلا تاعزانلما مسح نا و ة راجتلا قارولأا تاعزانم لصفلا بتا م ىدل- ةيلالما قارولأا تاعزانم لصفلا لصفلا ةن - ةي رضلا تاعزانلماو تافلاخملل ةيفان تسلاا ةن لا- ةي رضلا تاعزانلماو تافلا ا لصفلا ةن - لدعلا ةرازوب ن ما ا بيدأت ةن - ايلعلا ةمك ا ىدل- ايلعلا ةمك ا ىدل مك ا ءاضقلل علأا سل ا ىدل - فان تسلاا مكاحم ىدل - ةيعرشلا تاعفارلما ماظن نم232و231 مقر ن تدالما ةفاضإ - لا ملإا - ة راجتلا تاملاعلا تاملظت رظنلا ةن - كونبلا ةبقارم ماظن تافلاخم</w:t>
+      </w:r>
+    </w:p>
+    <w:p>
+      <w:pPr>
+        <w:jc w:val="right"/>
+        <w:bidi/>
+      </w:pPr>
+      <w:r>
+        <w:rPr>
+          <w:b w:val="0"/>
+          <w:i w:val="0"/>
+        </w:rPr>
+        <w:t>ةيموك ا تارازولا ماسقأو تارادإ نم ا عب ي امو ا عورفو - ةراجتلا ةرازو ةعجارم - ةيجرا ا ةرازو ةعجارم - ةيلخادلا ةرازو ةعجارم - لدعلا ةرازو ةعجارم</w:t>
+      </w:r>
+    </w:p>
+    <w:p>
+      <w:pPr>
+        <w:jc w:val="right"/>
+        <w:bidi/>
+      </w:pPr>
+      <w:r>
+        <w:rPr>
+          <w:b w:val="0"/>
+          <w:i w:val="0"/>
+        </w:rPr>
+        <w:t>ةينملأا تا ا - ةيئان ا ثحابلما ةعجارم - ةلودلا نمأ ةسائر - تارابختسلال ةماعلا ةسائرلا ةعجارم - ةطرشلا زكارم ةعجارم - ةيئان ا ثحابلماو ة رادلإا ثحابلما ةعجارمو ةيقوق ا ما حلأا ذيفنت ةرادإو ةراملأا ةعجارم ماسقأو تارادإ نم ا عب ي امو ا عورفو - ةيئان ا ثحابلماو ة رادلإا ثحابلما ةعجارم ةعجارم</w:t>
+      </w:r>
+    </w:p>
+    <w:p>
+      <w:pPr>
+        <w:jc w:val="right"/>
+        <w:bidi/>
+      </w:pPr>
+      <w:r>
+        <w:rPr>
+          <w:b w:val="0"/>
+          <w:i w:val="0"/>
+        </w:rPr>
+        <w:t>ةيموك ا تاسائرلا ماسقأو تارادإ نم ا عب ي امو ا عورفو - ءاضقلل علأا سل ا ةعجارم</w:t>
+      </w:r>
+    </w:p>
+    <w:p>
+      <w:pPr>
+        <w:jc w:val="right"/>
+        <w:bidi/>
+      </w:pPr>
+      <w:r>
+        <w:rPr>
+          <w:b w:val="0"/>
+          <w:i w:val="0"/>
+        </w:rPr>
+        <w:t>ةيموك ا تائي لا ماسقأو تارادإ نم ا عب ي امو ا عورفو - رامث سلاا ةرازو ةعجارم - ةماعلا ةباينلا ةعجارم</w:t>
+      </w:r>
+    </w:p>
+    <w:p>
+      <w:pPr>
+        <w:jc w:val="right"/>
+        <w:bidi/>
+      </w:pPr>
+      <w:r>
+        <w:rPr>
+          <w:b w:val="0"/>
+          <w:i w:val="0"/>
+        </w:rPr>
+        <w:t>ةيموك ا تاسسؤلما ماسقأو تارادإ نم ا عب ي امو ا عورفو - يدوعسلا ي رعلا دقنلا ةسسؤم ةعجارم</w:t>
+      </w:r>
+    </w:p>
+    <w:p>
+      <w:pPr>
+        <w:jc w:val="right"/>
+        <w:bidi/>
+      </w:pPr>
+      <w:r>
+        <w:rPr>
+          <w:b w:val="0"/>
+          <w:i w:val="0"/>
+        </w:rPr>
+        <w:t>م٢٠٢٣/١٠/٠٥ | ـ ١٤٤٥/٠٣/٢٠ : ةلا ولا رادصإ خ رات م٢٠٢٤/٠٩/٢٣ | ـ ١٤٤٦/٠٣/٢٠ : ةلا ولا ءا نإ خ رات</w:t>
+      </w:r>
+    </w:p>
+    <w:p>
+      <w:pPr>
+        <w:jc w:val="right"/>
+        <w:bidi/>
+      </w:pPr>
+      <w:r>
+        <w:rPr>
+          <w:b w:val="0"/>
+          <w:i w:val="0"/>
+        </w:rPr>
+        <w:t>ةينو كللإا تلاا ولا تامدخ: ةلا ولا ردصم</w:t>
+      </w:r>
+    </w:p>
+    <w:p>
+      <w:pPr>
+        <w:jc w:val="right"/>
+        <w:bidi/>
+      </w:pPr>
+      <w:r>
+        <w:rPr>
+          <w:b w:val="0"/>
+          <w:i w:val="0"/>
+        </w:rPr>
+        <w:t>،لدعلا ةرازول ةينو كللإا تامد ا ع ةقيثولا ة نم ققحتلا نكم و ، قيثوتلا تامد ي و كللإا ماظنلا نم ةقيثولا هذ تردص</w:t>
+      </w:r>
+    </w:p>
+    <w:p>
+      <w:pPr>
+        <w:jc w:val="right"/>
+        <w:bidi/>
+      </w:pPr>
+      <w:r>
+        <w:rPr>
+          <w:b w:val="0"/>
+          <w:i w:val="0"/>
+        </w:rPr>
+        <w:t>٤٥١٥٦٠٥٧٠ : ةلا ولا مقر ةدمتعم : ةلا ولا ةلاح</w:t>
+      </w:r>
+    </w:p>
+    <w:p>
+      <w:pPr>
+        <w:jc w:val="right"/>
+        <w:bidi/>
+      </w:pPr>
+      <w:r>
+        <w:rPr>
+          <w:b w:val="0"/>
+          <w:i w:val="0"/>
+        </w:rPr>
+        <w:t>ةيدوعسلا ةي رعلا ةكلملما لدعلا ةرازوةـلاـكو ةقيثو</w:t>
       </w:r>
     </w:p>
     <w:p>
@@ -3952,7 +3952,7 @@
           <w:b w:val="0"/>
           <w:i w:val="0"/>
         </w:rPr>
-        <w:t>البنك الله</w:t>
+        <w:t>هللا كنبلا</w:t>
       </w:r>
     </w:p>
     <w:p>
@@ -3978,7 +3978,7 @@
           <w:b w:val="0"/>
           <w:i w:val="0"/>
         </w:rPr>
-        <w:t>البيئة تحويل إصدار اليد</w:t>
+        <w:t>ديلا رادصإ ليوحت ةئيبلا</w:t>
       </w:r>
     </w:p>
     <w:p>
@@ -4277,20 +4277,20 @@
           <w:b w:val="0"/>
           <w:i w:val="0"/>
         </w:rPr>
-        <w:t>الموافق</w:t>
-      </w:r>
-    </w:p>
-    <w:p>
-      <w:pPr>
-        <w:jc w:val="right"/>
-        <w:bidi/>
-      </w:pPr>
-      <w:r>
-        <w:rPr>
-          <w:b w:val="0"/>
-          <w:i w:val="0"/>
-        </w:rPr>
-        <w:t>يصرف إلى المكرم مندوب مفروشات الوطني</w:t>
+        <w:t>قفاوملا</w:t>
+      </w:r>
+    </w:p>
+    <w:p>
+      <w:pPr>
+        <w:jc w:val="right"/>
+        <w:bidi/>
+      </w:pPr>
+      <w:r>
+        <w:rPr>
+          <w:b w:val="0"/>
+          <w:i w:val="0"/>
+        </w:rPr>
+        <w:t>ينطولا تاشورفم بودنم مركملا ىلإ فرصي</w:t>
       </w:r>
     </w:p>
     <w:p>
@@ -4355,7 +4355,7 @@
           <w:b w:val="0"/>
           <w:i w:val="0"/>
         </w:rPr>
-        <w:t>قسم الحساب</w:t>
+        <w:t>باسحلا مسق</w:t>
       </w:r>
     </w:p>
     <w:p>
@@ -4381,7 +4381,7 @@
           <w:b w:val="0"/>
           <w:i w:val="0"/>
         </w:rPr>
-        <w:t>المستلم</w:t>
+        <w:t>ملتسملا</w:t>
       </w:r>
     </w:p>
     <w:p>
@@ -4433,7 +4433,7 @@
           <w:b w:val="0"/>
           <w:i w:val="0"/>
         </w:rPr>
-        <w:t>أمين الصندوق</w:t>
+        <w:t>قودنصلا نيمأ</w:t>
       </w:r>
     </w:p>
     <w:p>
@@ -4485,46 +4485,46 @@
           <w:b w:val="0"/>
           <w:i w:val="0"/>
         </w:rPr>
-        <w:t>المجموع</w:t>
-      </w:r>
-    </w:p>
-    <w:p>
-      <w:pPr>
-        <w:jc w:val="right"/>
-        <w:bidi/>
-      </w:pPr>
-      <w:r>
-        <w:rPr>
-          <w:b w:val="0"/>
-          <w:i w:val="0"/>
-        </w:rPr>
-        <w:t>المحاسب</w:t>
-      </w:r>
-    </w:p>
-    <w:p>
-      <w:pPr>
-        <w:jc w:val="right"/>
-        <w:bidi/>
-      </w:pPr>
-      <w:r>
-        <w:rPr>
-          <w:b w:val="0"/>
-          <w:i w:val="0"/>
-        </w:rPr>
-        <w:t>العطور</w:t>
-      </w:r>
-    </w:p>
-    <w:p>
-      <w:pPr>
-        <w:jc w:val="right"/>
-        <w:bidi/>
-      </w:pPr>
-      <w:r>
-        <w:rPr>
-          <w:b w:val="0"/>
-          <w:i w:val="0"/>
-        </w:rPr>
-        <w:t>المدير العام</w:t>
+        <w:t>عومجملا</w:t>
+      </w:r>
+    </w:p>
+    <w:p>
+      <w:pPr>
+        <w:jc w:val="right"/>
+        <w:bidi/>
+      </w:pPr>
+      <w:r>
+        <w:rPr>
+          <w:b w:val="0"/>
+          <w:i w:val="0"/>
+        </w:rPr>
+        <w:t>بساحملا</w:t>
+      </w:r>
+    </w:p>
+    <w:p>
+      <w:pPr>
+        <w:jc w:val="right"/>
+        <w:bidi/>
+      </w:pPr>
+      <w:r>
+        <w:rPr>
+          <w:b w:val="0"/>
+          <w:i w:val="0"/>
+        </w:rPr>
+        <w:t>روطعلا</w:t>
+      </w:r>
+    </w:p>
+    <w:p>
+      <w:pPr>
+        <w:jc w:val="right"/>
+        <w:bidi/>
+      </w:pPr>
+      <w:r>
+        <w:rPr>
+          <w:b w:val="0"/>
+          <w:i w:val="0"/>
+        </w:rPr>
+        <w:t>ماعلا ريدملا</w:t>
       </w:r>
     </w:p>
     <w:p>
@@ -4654,20 +4654,20 @@
           <w:b w:val="0"/>
           <w:i w:val="0"/>
         </w:rPr>
-        <w:t>بيان القيد:</w:t>
-      </w:r>
-    </w:p>
-    <w:p>
-      <w:pPr>
-        <w:jc w:val="right"/>
-        <w:bidi/>
-      </w:pPr>
-      <w:r>
-        <w:rPr>
-          <w:b w:val="0"/>
-          <w:i w:val="0"/>
-        </w:rPr>
-        <w:t>المدين</w:t>
+        <w:t>:ديقلا نايب</w:t>
+      </w:r>
+    </w:p>
+    <w:p>
+      <w:pPr>
+        <w:jc w:val="right"/>
+        <w:bidi/>
+      </w:pPr>
+      <w:r>
+        <w:rPr>
+          <w:b w:val="0"/>
+          <w:i w:val="0"/>
+        </w:rPr>
+        <w:t>نيدملا</w:t>
       </w:r>
     </w:p>
     <w:p>
@@ -4758,7 +4758,7 @@
           <w:b w:val="0"/>
           <w:i w:val="0"/>
         </w:rPr>
-        <w:t>الصفحة:</w:t>
+        <w:t>:ةحفصلا</w:t>
       </w:r>
     </w:p>
     <w:p>
@@ -4797,20 +4797,20 @@
           <w:b w:val="0"/>
           <w:i w:val="0"/>
         </w:rPr>
-        <w:t>الصندوق العلم</w:t>
-      </w:r>
-    </w:p>
-    <w:p>
-      <w:pPr>
-        <w:jc w:val="right"/>
-        <w:bidi/>
-      </w:pPr>
-      <w:r>
-        <w:rPr>
-          <w:b w:val="0"/>
-          <w:i w:val="0"/>
-        </w:rPr>
-        <w:t>مجموع القيد</w:t>
+        <w:t>ملعلا قودنصلا</w:t>
+      </w:r>
+    </w:p>
+    <w:p>
+      <w:pPr>
+        <w:jc w:val="right"/>
+        <w:bidi/>
+      </w:pPr>
+      <w:r>
+        <w:rPr>
+          <w:b w:val="0"/>
+          <w:i w:val="0"/>
+        </w:rPr>
+        <w:t>ديقلا عومجم</w:t>
       </w:r>
     </w:p>
     <w:p>
@@ -4836,20 +4836,20 @@
           <w:b w:val="0"/>
           <w:i w:val="0"/>
         </w:rPr>
-        <w:t>منوب مفروشات الوطني</w:t>
-      </w:r>
-    </w:p>
-    <w:p>
-      <w:pPr>
-        <w:jc w:val="right"/>
-        <w:bidi/>
-      </w:pPr>
-      <w:r>
-        <w:rPr>
-          <w:b w:val="0"/>
-          <w:i w:val="0"/>
-        </w:rPr>
-        <w:t>المدير العام</w:t>
+        <w:t>ينطولا تاشورفم بونم</w:t>
+      </w:r>
+    </w:p>
+    <w:p>
+      <w:pPr>
+        <w:jc w:val="right"/>
+        <w:bidi/>
+      </w:pPr>
+      <w:r>
+        <w:rPr>
+          <w:b w:val="0"/>
+          <w:i w:val="0"/>
+        </w:rPr>
+        <w:t>ماعلا ريدملا</w:t>
       </w:r>
     </w:p>
     <w:p>
@@ -4940,7 +4940,7 @@
           <w:b w:val="0"/>
           <w:i w:val="0"/>
         </w:rPr>
-        <w:t>المين</w:t>
+        <w:t>نيملا</w:t>
       </w:r>
     </w:p>
     <w:p>
@@ -5031,20 +5031,20 @@
           <w:b w:val="0"/>
           <w:i w:val="0"/>
         </w:rPr>
-        <w:t>رقم الصاب اسم الحساب ۱۹۲۱۰۰۱۱۱ الشيخ السيخه زا</w:t>
-      </w:r>
-    </w:p>
-    <w:p>
-      <w:pPr>
-        <w:jc w:val="right"/>
-        <w:bidi/>
-      </w:pPr>
-      <w:r>
-        <w:rPr>
-          <w:b w:val="0"/>
-          <w:i w:val="0"/>
-        </w:rPr>
-        <w:t>۱۱۱۱۰۰۰۱ المصنوق العام</w:t>
+        <w:t>از هخيسلا خيشلا ۱۱۱۰۰۱۲۹۱ باسحلا مسا باصلا مقر</w:t>
+      </w:r>
+    </w:p>
+    <w:p>
+      <w:pPr>
+        <w:jc w:val="right"/>
+        <w:bidi/>
+      </w:pPr>
+      <w:r>
+        <w:rPr>
+          <w:b w:val="0"/>
+          <w:i w:val="0"/>
+        </w:rPr>
+        <w:t>ماعلا قونصملا ۱۰۰۰۱۱۱۱</w:t>
       </w:r>
     </w:p>
     <w:p>
@@ -5096,7 +5096,7 @@
           <w:b w:val="0"/>
           <w:i w:val="0"/>
         </w:rPr>
-        <w:t>الصفحة</w:t>
+        <w:t>ةحفصلا</w:t>
       </w:r>
     </w:p>
     <w:p>
@@ -5161,33 +5161,33 @@
           <w:b w:val="0"/>
           <w:i w:val="0"/>
         </w:rPr>
-        <w:t>المدير المعلم</w:t>
-      </w:r>
-    </w:p>
-    <w:p>
-      <w:pPr>
-        <w:jc w:val="right"/>
-        <w:bidi/>
-      </w:pPr>
-      <w:r>
-        <w:rPr>
-          <w:b w:val="0"/>
-          <w:i w:val="0"/>
-        </w:rPr>
-        <w:t>شركة أحمد زين للكهرباء والتكييف المحدودة مسئولية محدودة</w:t>
-      </w:r>
-    </w:p>
-    <w:p>
-      <w:pPr>
-        <w:jc w:val="right"/>
-        <w:bidi/>
-      </w:pPr>
-      <w:r>
-        <w:rPr>
-          <w:b w:val="0"/>
-          <w:i w:val="0"/>
-        </w:rPr>
-        <w:t>رأس المال - ۲۰۰۰۰۰ مدفوع بالكامل المركز الرئيسي جدة سجل تجاري ٩٠٣٠١٠٧١٤٥ فرع جدة</w:t>
+        <w:t>ملعملا ريدملا</w:t>
+      </w:r>
+    </w:p>
+    <w:p>
+      <w:pPr>
+        <w:jc w:val="right"/>
+        <w:bidi/>
+      </w:pPr>
+      <w:r>
+        <w:rPr>
+          <w:b w:val="0"/>
+          <w:i w:val="0"/>
+        </w:rPr>
+        <w:t>ةدودحم ةيلوئسم ةدودحملا فييكتلاو ءابرهكلل نيز دمحأ ةكرش</w:t>
+      </w:r>
+    </w:p>
+    <w:p>
+      <w:pPr>
+        <w:jc w:val="right"/>
+        <w:bidi/>
+      </w:pPr>
+      <w:r>
+        <w:rPr>
+          <w:b w:val="0"/>
+          <w:i w:val="0"/>
+        </w:rPr>
+        <w:t>ةدج عرف ٩٠٣٠١٠٧١٤٥ يراجت لجس ةدج يسيئرلا زكرملا لماكلاب عوفدم ۰۰۰۰۰۲ - لاملا سأر</w:t>
       </w:r>
     </w:p>
     <w:p>
@@ -5278,7 +5278,7 @@
           <w:b w:val="0"/>
           <w:i w:val="0"/>
         </w:rPr>
-        <w:t>تيتون - 12:00 - فاكم الان مكنت ١٩٩٠-٢٤٥ - فاكر ٤:٣٣٦٤١ المدينة ت : ٩٣٩٢٥١٦- فاكس ۱۳۷۲۹۹۰ الممفكرة العربية السعودية</w:t>
+        <w:t>ةيدوعسلا ةيبرعلا ةركفمملا ۰۹۹۲۷۳۱ سكاف ٩٣٩٢٥١٦- : ت ةنيدملا ٤:٣٣٦٤١ ركاف - ١٩٩٠-٢٤٥ تنكم نالا مكاف - 12:00 - نوتيت</w:t>
       </w:r>
     </w:p>
     <w:p>
@@ -5408,7 +5408,7 @@
           <w:b w:val="0"/>
           <w:i w:val="0"/>
         </w:rPr>
-        <w:t>توقيع المستلم .</w:t>
+        <w:t>. ملتسملا عيقوت</w:t>
       </w:r>
     </w:p>
     <w:p>
@@ -5512,20 +5512,20 @@
           <w:b w:val="0"/>
           <w:i w:val="0"/>
         </w:rPr>
-        <w:t>سامبا ( samba</w:t>
-      </w:r>
-    </w:p>
-    <w:p>
-      <w:pPr>
-        <w:jc w:val="right"/>
-        <w:bidi/>
-      </w:pPr>
-      <w:r>
-        <w:rPr>
-          <w:b w:val="0"/>
-          <w:i w:val="0"/>
-        </w:rPr>
-        <w:t>مجموعة سامها المالية Samba Financial Group</w:t>
+        <w:t>samba ) ابماس</w:t>
+      </w:r>
+    </w:p>
+    <w:p>
+      <w:pPr>
+        <w:jc w:val="right"/>
+        <w:bidi/>
+      </w:pPr>
+      <w:r>
+        <w:rPr>
+          <w:b w:val="0"/>
+          <w:i w:val="0"/>
+        </w:rPr>
+        <w:t>Group Financial Samba ةيلاملا اهماس ةعومجم</w:t>
       </w:r>
     </w:p>
     <w:p>
@@ -5577,7 +5577,7 @@
           <w:b w:val="0"/>
           <w:i w:val="0"/>
         </w:rPr>
-        <w:t>النارية</w:t>
+        <w:t>ةيرانلا</w:t>
       </w:r>
     </w:p>
     <w:p>
@@ -5603,7 +5603,7 @@
           <w:b w:val="0"/>
           <w:i w:val="0"/>
         </w:rPr>
-        <w:t>لاضعها بموجب هذا الشبك الأمر شركة أحمد زيني للكهرباء والتكييف المحدودة</w:t>
+        <w:t>ةدودحملا فييكتلاو ءابرهكلل ينيز دمحأ ةكرش رمألا كبشلا اذه بجومب اهعضال</w:t>
       </w:r>
     </w:p>
     <w:p>
@@ -5707,7 +5707,7 @@
           <w:b w:val="0"/>
           <w:i w:val="0"/>
         </w:rPr>
-        <w:t>التوشية</w:t>
+        <w:t>ةيشوتلا</w:t>
       </w:r>
     </w:p>
     <w:p>
@@ -5772,20 +5772,20 @@
           <w:b w:val="0"/>
           <w:i w:val="0"/>
         </w:rPr>
-        <w:t>إدفعوا بموجب هذا الشيف</w:t>
-      </w:r>
-    </w:p>
-    <w:p>
-      <w:pPr>
-        <w:jc w:val="right"/>
-        <w:bidi/>
-      </w:pPr>
-      <w:r>
-        <w:rPr>
-          <w:b w:val="0"/>
-          <w:i w:val="0"/>
-        </w:rPr>
-        <w:t>الأمر</w:t>
+        <w:t>فيشلا اذه بجومب اوعفدإ</w:t>
+      </w:r>
+    </w:p>
+    <w:p>
+      <w:pPr>
+        <w:jc w:val="right"/>
+        <w:bidi/>
+      </w:pPr>
+      <w:r>
+        <w:rPr>
+          <w:b w:val="0"/>
+          <w:i w:val="0"/>
+        </w:rPr>
+        <w:t>رمألا</w:t>
       </w:r>
     </w:p>
     <w:p>
@@ -5863,7 +5863,7 @@
           <w:b w:val="0"/>
           <w:i w:val="0"/>
         </w:rPr>
-        <w:t>سامبا Samba</w:t>
+        <w:t>Samba ابماس</w:t>
       </w:r>
     </w:p>
     <w:p>
@@ -5889,20 +5889,20 @@
           <w:b w:val="0"/>
           <w:i w:val="0"/>
         </w:rPr>
-        <w:t>المجموعة سامبا المالية Samba Financial Group</w:t>
-      </w:r>
-    </w:p>
-    <w:p>
-      <w:pPr>
-        <w:jc w:val="right"/>
-        <w:bidi/>
-      </w:pPr>
-      <w:r>
-        <w:rPr>
-          <w:b w:val="0"/>
-          <w:i w:val="0"/>
-        </w:rPr>
-        <w:t>اظهرت الدريم الحل تر والاندلون جدة</w:t>
+        <w:t>Group Financial Samba ةيلاملا ابماس ةعومجملا</w:t>
+      </w:r>
+    </w:p>
+    <w:p>
+      <w:pPr>
+        <w:jc w:val="right"/>
+        <w:bidi/>
+      </w:pPr>
+      <w:r>
+        <w:rPr>
+          <w:b w:val="0"/>
+          <w:i w:val="0"/>
+        </w:rPr>
+        <w:t>ةدج نولدنالاو رت لحلا ميردلا ترهظا</w:t>
       </w:r>
     </w:p>
     <w:p>
@@ -5967,20 +5967,20 @@
           <w:b w:val="0"/>
           <w:i w:val="0"/>
         </w:rPr>
-        <w:t>الملك المغربي الوطني</w:t>
-      </w:r>
-    </w:p>
-    <w:p>
-      <w:pPr>
-        <w:jc w:val="right"/>
-        <w:bidi/>
-      </w:pPr>
-      <w:r>
-        <w:rPr>
-          <w:b w:val="0"/>
-          <w:i w:val="0"/>
-        </w:rPr>
-        <w:t>زيال</w:t>
+        <w:t>ينطولا يبرغملا كلملا</w:t>
+      </w:r>
+    </w:p>
+    <w:p>
+      <w:pPr>
+        <w:jc w:val="right"/>
+        <w:bidi/>
+      </w:pPr>
+      <w:r>
+        <w:rPr>
+          <w:b w:val="0"/>
+          <w:i w:val="0"/>
+        </w:rPr>
+        <w:t>لايز</w:t>
       </w:r>
     </w:p>
     <w:p>
@@ -6084,7 +6084,7 @@
           <w:b w:val="0"/>
           <w:i w:val="0"/>
         </w:rPr>
-        <w:t>المجالية.</w:t>
+        <w:t>.ةيلاجملا</w:t>
       </w:r>
     </w:p>
     <w:p>
@@ -6136,33 +6136,33 @@
           <w:b w:val="0"/>
           <w:i w:val="0"/>
         </w:rPr>
-        <w:t>استلمت أصل الشبك</w:t>
-      </w:r>
-    </w:p>
-    <w:p>
-      <w:pPr>
-        <w:jc w:val="right"/>
-        <w:bidi/>
-      </w:pPr>
-      <w:r>
-        <w:rPr>
-          <w:b w:val="0"/>
-          <w:i w:val="0"/>
-        </w:rPr>
-        <w:t>الكسي</w:t>
-      </w:r>
-    </w:p>
-    <w:p>
-      <w:pPr>
-        <w:jc w:val="right"/>
-        <w:bidi/>
-      </w:pPr>
-      <w:r>
-        <w:rPr>
-          <w:b w:val="0"/>
-          <w:i w:val="0"/>
-        </w:rPr>
-        <w:t>الرعب بافت القارات</w:t>
+        <w:t>كبشلا لصأ تملتسا</w:t>
+      </w:r>
+    </w:p>
+    <w:p>
+      <w:pPr>
+        <w:jc w:val="right"/>
+        <w:bidi/>
+      </w:pPr>
+      <w:r>
+        <w:rPr>
+          <w:b w:val="0"/>
+          <w:i w:val="0"/>
+        </w:rPr>
+        <w:t>يسكلا</w:t>
+      </w:r>
+    </w:p>
+    <w:p>
+      <w:pPr>
+        <w:jc w:val="right"/>
+        <w:bidi/>
+      </w:pPr>
+      <w:r>
+        <w:rPr>
+          <w:b w:val="0"/>
+          <w:i w:val="0"/>
+        </w:rPr>
+        <w:t>تاراقلا تفاب بعرلا</w:t>
       </w:r>
     </w:p>
     <w:p>
@@ -6188,7 +6188,7 @@
           <w:b w:val="0"/>
           <w:i w:val="0"/>
         </w:rPr>
-        <w:t>التوسع :</w:t>
+        <w:t>: عسوتلا</w:t>
       </w:r>
     </w:p>
     <w:p>
@@ -6331,7 +6331,7 @@
           <w:b w:val="0"/>
           <w:i w:val="0"/>
         </w:rPr>
-        <w:t>يصرف إلى المكرم: شركة ام القرى لللاعمار</w:t>
+        <w:t>رامعاللل ىرقلا ما ةكرش :مركملا ىلإ فرصي</w:t>
       </w:r>
     </w:p>
     <w:p>
@@ -6435,7 +6435,7 @@
           <w:b w:val="0"/>
           <w:i w:val="0"/>
         </w:rPr>
-        <w:t>الموافق:</w:t>
+        <w:t>:قفاوملا</w:t>
       </w:r>
     </w:p>
     <w:p>
@@ -6487,46 +6487,46 @@
           <w:b w:val="0"/>
           <w:i w:val="0"/>
         </w:rPr>
-        <w:t>وذلك / ايجار شالية أبحر الجنوبيه ال سالم من ۲۰۱۱/۱۲/۱۵ الی ۲۰۱۲/۱۲/۱ بشید</w:t>
-      </w:r>
-    </w:p>
-    <w:p>
-      <w:pPr>
-        <w:jc w:val="right"/>
-        <w:bidi/>
-      </w:pPr>
-      <w:r>
-        <w:rPr>
-          <w:b w:val="0"/>
-          <w:i w:val="0"/>
-        </w:rPr>
-        <w:t>باسم الناتجة الحرازي</w:t>
-      </w:r>
-    </w:p>
-    <w:p>
-      <w:pPr>
-        <w:jc w:val="right"/>
-        <w:bidi/>
-      </w:pPr>
-      <w:r>
-        <w:rPr>
-          <w:b w:val="0"/>
-          <w:i w:val="0"/>
-        </w:rPr>
-        <w:t>يل الة الرابحة المستلم</w:t>
-      </w:r>
-    </w:p>
-    <w:p>
-      <w:pPr>
-        <w:jc w:val="right"/>
-        <w:bidi/>
-      </w:pPr>
-      <w:r>
-        <w:rPr>
-          <w:b w:val="0"/>
-          <w:i w:val="0"/>
-        </w:rPr>
-        <w:t>المبلغ . اميم العصاب</w:t>
+        <w:t>دیشب ۱/۲۱/۲۱۰۲ یلا ۵۱/۲۱/۱۱۰۲ نم ملاس لا هيبونجلا رحبأ ةيلاش راجيا / كلذو</w:t>
+      </w:r>
+    </w:p>
+    <w:p>
+      <w:pPr>
+        <w:jc w:val="right"/>
+        <w:bidi/>
+      </w:pPr>
+      <w:r>
+        <w:rPr>
+          <w:b w:val="0"/>
+          <w:i w:val="0"/>
+        </w:rPr>
+        <w:t>يزارحلا ةجتانلا مساب</w:t>
+      </w:r>
+    </w:p>
+    <w:p>
+      <w:pPr>
+        <w:jc w:val="right"/>
+        <w:bidi/>
+      </w:pPr>
+      <w:r>
+        <w:rPr>
+          <w:b w:val="0"/>
+          <w:i w:val="0"/>
+        </w:rPr>
+        <w:t>ملتسملا ةحبارلا ةلا لي</w:t>
+      </w:r>
+    </w:p>
+    <w:p>
+      <w:pPr>
+        <w:jc w:val="right"/>
+        <w:bidi/>
+      </w:pPr>
+      <w:r>
+        <w:rPr>
+          <w:b w:val="0"/>
+          <w:i w:val="0"/>
+        </w:rPr>
+        <w:t>باصعلا ميما . غلبملا</w:t>
       </w:r>
     </w:p>
     <w:p>
@@ -6565,33 +6565,33 @@
           <w:b w:val="0"/>
           <w:i w:val="0"/>
         </w:rPr>
-        <w:t>المد</w:t>
-      </w:r>
-    </w:p>
-    <w:p>
-      <w:pPr>
-        <w:jc w:val="right"/>
-        <w:bidi/>
-      </w:pPr>
-      <w:r>
-        <w:rPr>
-          <w:b w:val="0"/>
-          <w:i w:val="0"/>
-        </w:rPr>
-        <w:t>المجموع</w:t>
-      </w:r>
-    </w:p>
-    <w:p>
-      <w:pPr>
-        <w:jc w:val="right"/>
-        <w:bidi/>
-      </w:pPr>
-      <w:r>
-        <w:rPr>
-          <w:b w:val="0"/>
-          <w:i w:val="0"/>
-        </w:rPr>
-        <w:t>رقم الوساني</w:t>
+        <w:t>دملا</w:t>
+      </w:r>
+    </w:p>
+    <w:p>
+      <w:pPr>
+        <w:jc w:val="right"/>
+        <w:bidi/>
+      </w:pPr>
+      <w:r>
+        <w:rPr>
+          <w:b w:val="0"/>
+          <w:i w:val="0"/>
+        </w:rPr>
+        <w:t>عومجملا</w:t>
+      </w:r>
+    </w:p>
+    <w:p>
+      <w:pPr>
+        <w:jc w:val="right"/>
+        <w:bidi/>
+      </w:pPr>
+      <w:r>
+        <w:rPr>
+          <w:b w:val="0"/>
+          <w:i w:val="0"/>
+        </w:rPr>
+        <w:t>يناسولا مقر</w:t>
       </w:r>
     </w:p>
     <w:p>
@@ -6617,20 +6617,20 @@
           <w:b w:val="0"/>
           <w:i w:val="0"/>
         </w:rPr>
-        <w:t>۱۱۲۱ ايجار شالية بعر الجنوبية ( ال سالم من</w:t>
-      </w:r>
-    </w:p>
-    <w:p>
-      <w:pPr>
-        <w:jc w:val="right"/>
-        <w:bidi/>
-      </w:pPr>
-      <w:r>
-        <w:rPr>
-          <w:b w:val="0"/>
-          <w:i w:val="0"/>
-        </w:rPr>
-        <w:t>المدير العام</w:t>
+        <w:t>نم ملاس لا ) ةيبونجلا رعب ةيلاش راجيا ۱۲۱۱</w:t>
+      </w:r>
+    </w:p>
+    <w:p>
+      <w:pPr>
+        <w:jc w:val="right"/>
+        <w:bidi/>
+      </w:pPr>
+      <w:r>
+        <w:rPr>
+          <w:b w:val="0"/>
+          <w:i w:val="0"/>
+        </w:rPr>
+        <w:t>ماعلا ريدملا</w:t>
       </w:r>
     </w:p>
     <w:p>
@@ -6669,7 +6669,7 @@
           <w:b w:val="0"/>
           <w:i w:val="0"/>
         </w:rPr>
-        <w:t>الأخ جميل الموقر</w:t>
+        <w:t>رقوملا ليمج خألا</w:t>
       </w:r>
     </w:p>
     <w:p>
@@ -6747,7 +6747,7 @@
           <w:b w:val="0"/>
           <w:i w:val="0"/>
         </w:rPr>
-        <w:t>يوسف الصوري</w:t>
+        <w:t>يروصلا فسوي</w:t>
       </w:r>
     </w:p>
     <w:p>
@@ -6851,33 +6851,33 @@
           <w:b w:val="0"/>
           <w:i w:val="0"/>
         </w:rPr>
-        <w:t>بيان القيد:</w:t>
-      </w:r>
-    </w:p>
-    <w:p>
-      <w:pPr>
-        <w:jc w:val="right"/>
-        <w:bidi/>
-      </w:pPr>
-      <w:r>
-        <w:rPr>
-          <w:b w:val="0"/>
-          <w:i w:val="0"/>
-        </w:rPr>
-        <w:t>المدين</w:t>
-      </w:r>
-    </w:p>
-    <w:p>
-      <w:pPr>
-        <w:jc w:val="right"/>
-        <w:bidi/>
-      </w:pPr>
-      <w:r>
-        <w:rPr>
-          <w:b w:val="0"/>
-          <w:i w:val="0"/>
-        </w:rPr>
-        <w:t>ندقي</w:t>
+        <w:t>:ديقلا نايب</w:t>
+      </w:r>
+    </w:p>
+    <w:p>
+      <w:pPr>
+        <w:jc w:val="right"/>
+        <w:bidi/>
+      </w:pPr>
+      <w:r>
+        <w:rPr>
+          <w:b w:val="0"/>
+          <w:i w:val="0"/>
+        </w:rPr>
+        <w:t>نيدملا</w:t>
+      </w:r>
+    </w:p>
+    <w:p>
+      <w:pPr>
+        <w:jc w:val="right"/>
+        <w:bidi/>
+      </w:pPr>
+      <w:r>
+        <w:rPr>
+          <w:b w:val="0"/>
+          <w:i w:val="0"/>
+        </w:rPr>
+        <w:t>يقدن</w:t>
       </w:r>
     </w:p>
     <w:p>
@@ -6903,7 +6903,7 @@
           <w:b w:val="0"/>
           <w:i w:val="0"/>
         </w:rPr>
-        <w:t>رقم الحساب لحسم الحساب</w:t>
+        <w:t>باسحلا مسحل باسحلا مقر</w:t>
       </w:r>
     </w:p>
     <w:p>
@@ -6942,7 +6942,7 @@
           <w:b w:val="0"/>
           <w:i w:val="0"/>
         </w:rPr>
-        <w:t>الصفحة :</w:t>
+        <w:t>: ةحفصلا</w:t>
       </w:r>
     </w:p>
     <w:p>
@@ -6994,20 +6994,20 @@
           <w:b w:val="0"/>
           <w:i w:val="0"/>
         </w:rPr>
-        <w:t>وع القيد</w:t>
-      </w:r>
-    </w:p>
-    <w:p>
-      <w:pPr>
-        <w:jc w:val="right"/>
-        <w:bidi/>
-      </w:pPr>
-      <w:r>
-        <w:rPr>
-          <w:b w:val="0"/>
-          <w:i w:val="0"/>
-        </w:rPr>
-        <w:t>للصندوق العام</w:t>
+        <w:t>ديقلا عو</w:t>
+      </w:r>
+    </w:p>
+    <w:p>
+      <w:pPr>
+        <w:jc w:val="right"/>
+        <w:bidi/>
+      </w:pPr>
+      <w:r>
+        <w:rPr>
+          <w:b w:val="0"/>
+          <w:i w:val="0"/>
+        </w:rPr>
+        <w:t>ماعلا قودنصلل</w:t>
       </w:r>
     </w:p>
     <w:p>
@@ -7046,7 +7046,7 @@
           <w:b w:val="0"/>
           <w:i w:val="0"/>
         </w:rPr>
-        <w:t>المدير العام</w:t>
+        <w:t>ماعلا ريدملا</w:t>
       </w:r>
     </w:p>
     <w:p>
@@ -7111,7 +7111,7 @@
           <w:b w:val="0"/>
           <w:i w:val="0"/>
         </w:rPr>
-        <w:t>ریال</w:t>
+        <w:t>لایر</w:t>
       </w:r>
     </w:p>
     <w:p>
@@ -7202,20 +7202,20 @@
           <w:b w:val="0"/>
           <w:i w:val="0"/>
         </w:rPr>
-        <w:t>الفريخ</w:t>
-      </w:r>
-    </w:p>
-    <w:p>
-      <w:pPr>
-        <w:jc w:val="right"/>
-        <w:bidi/>
-      </w:pPr>
-      <w:r>
-        <w:rPr>
-          <w:b w:val="0"/>
-          <w:i w:val="0"/>
-        </w:rPr>
-        <w:t>الموافق:</w:t>
+        <w:t>خيرفلا</w:t>
+      </w:r>
+    </w:p>
+    <w:p>
+      <w:pPr>
+        <w:jc w:val="right"/>
+        <w:bidi/>
+      </w:pPr>
+      <w:r>
+        <w:rPr>
+          <w:b w:val="0"/>
+          <w:i w:val="0"/>
+        </w:rPr>
+        <w:t>:قفاوملا</w:t>
       </w:r>
     </w:p>
     <w:p>
@@ -7241,20 +7241,20 @@
           <w:b w:val="0"/>
           <w:i w:val="0"/>
         </w:rPr>
-        <w:t>العميد</w:t>
-      </w:r>
-    </w:p>
-    <w:p>
-      <w:pPr>
-        <w:jc w:val="right"/>
-        <w:bidi/>
-      </w:pPr>
-      <w:r>
-        <w:rPr>
-          <w:b w:val="0"/>
-          <w:i w:val="0"/>
-        </w:rPr>
-        <w:t>السلم</w:t>
+        <w:t>ديمعلا</w:t>
+      </w:r>
+    </w:p>
+    <w:p>
+      <w:pPr>
+        <w:jc w:val="right"/>
+        <w:bidi/>
+      </w:pPr>
+      <w:r>
+        <w:rPr>
+          <w:b w:val="0"/>
+          <w:i w:val="0"/>
+        </w:rPr>
+        <w:t>ملسلا</w:t>
       </w:r>
     </w:p>
     <w:p>
@@ -7293,7 +7293,7 @@
           <w:b w:val="0"/>
           <w:i w:val="0"/>
         </w:rPr>
-        <w:t>امين الصندوق</w:t>
+        <w:t>قودنصلا نيما</w:t>
       </w:r>
     </w:p>
     <w:p>
@@ -7410,20 +7410,20 @@
           <w:b w:val="0"/>
           <w:i w:val="0"/>
         </w:rPr>
-        <w:t>المجموع</w:t>
-      </w:r>
-    </w:p>
-    <w:p>
-      <w:pPr>
-        <w:jc w:val="right"/>
-        <w:bidi/>
-      </w:pPr>
-      <w:r>
-        <w:rPr>
-          <w:b w:val="0"/>
-          <w:i w:val="0"/>
-        </w:rPr>
-        <w:t>المحاسبة :</w:t>
+        <w:t>عومجملا</w:t>
+      </w:r>
+    </w:p>
+    <w:p>
+      <w:pPr>
+        <w:jc w:val="right"/>
+        <w:bidi/>
+      </w:pPr>
+      <w:r>
+        <w:rPr>
+          <w:b w:val="0"/>
+          <w:i w:val="0"/>
+        </w:rPr>
+        <w:t>: ةبساحملا</w:t>
       </w:r>
     </w:p>
     <w:p>
@@ -7501,20 +7501,20 @@
           <w:b w:val="0"/>
           <w:i w:val="0"/>
         </w:rPr>
-        <w:t>يوسف الصوري</w:t>
-      </w:r>
-    </w:p>
-    <w:p>
-      <w:pPr>
-        <w:jc w:val="right"/>
-        <w:bidi/>
-      </w:pPr>
-      <w:r>
-        <w:rPr>
-          <w:b w:val="0"/>
-          <w:i w:val="0"/>
-        </w:rPr>
-        <w:t>تعمید</w:t>
+        <w:t>يروصلا فسوي</w:t>
+      </w:r>
+    </w:p>
+    <w:p>
+      <w:pPr>
+        <w:jc w:val="right"/>
+        <w:bidi/>
+      </w:pPr>
+      <w:r>
+        <w:rPr>
+          <w:b w:val="0"/>
+          <w:i w:val="0"/>
+        </w:rPr>
+        <w:t>دیمعت</w:t>
       </w:r>
     </w:p>
     <w:p>
@@ -7540,20 +7540,20 @@
           <w:b w:val="0"/>
           <w:i w:val="0"/>
         </w:rPr>
-        <w:t>اله حسين التعمير</w:t>
-      </w:r>
-    </w:p>
-    <w:p>
-      <w:pPr>
-        <w:jc w:val="right"/>
-        <w:bidi/>
-      </w:pPr>
-      <w:r>
-        <w:rPr>
-          <w:b w:val="0"/>
-          <w:i w:val="0"/>
-        </w:rPr>
-        <w:t>عمرا</w:t>
+        <w:t>ريمعتلا نيسح هلا</w:t>
+      </w:r>
+    </w:p>
+    <w:p>
+      <w:pPr>
+        <w:jc w:val="right"/>
+        <w:bidi/>
+      </w:pPr>
+      <w:r>
+        <w:rPr>
+          <w:b w:val="0"/>
+          <w:i w:val="0"/>
+        </w:rPr>
+        <w:t>ارمع</w:t>
       </w:r>
     </w:p>
     <w:p>
@@ -7592,7 +7592,7 @@
           <w:b w:val="0"/>
           <w:i w:val="0"/>
         </w:rPr>
-        <w:t>المحاسبة :</w:t>
+        <w:t>: ةبساحملا</w:t>
       </w:r>
     </w:p>
     <w:p>
@@ -7683,20 +7683,20 @@
           <w:b w:val="0"/>
           <w:i w:val="0"/>
         </w:rPr>
-        <w:t>يوسف الصوري</w:t>
-      </w:r>
-    </w:p>
-    <w:p>
-      <w:pPr>
-        <w:jc w:val="right"/>
-        <w:bidi/>
-      </w:pPr>
-      <w:r>
-        <w:rPr>
-          <w:b w:val="0"/>
-          <w:i w:val="0"/>
-        </w:rPr>
-        <w:t>تعميد</w:t>
+        <w:t>يروصلا فسوي</w:t>
+      </w:r>
+    </w:p>
+    <w:p>
+      <w:pPr>
+        <w:jc w:val="right"/>
+        <w:bidi/>
+      </w:pPr>
+      <w:r>
+        <w:rPr>
+          <w:b w:val="0"/>
+          <w:i w:val="0"/>
+        </w:rPr>
+        <w:t>ديمعت</w:t>
       </w:r>
     </w:p>
     <w:p>
@@ -7761,7 +7761,7 @@
           <w:b w:val="0"/>
           <w:i w:val="0"/>
         </w:rPr>
-        <w:t>بيان القيد :</w:t>
+        <w:t>: ديقلا نايب</w:t>
       </w:r>
     </w:p>
     <w:p>
@@ -7839,33 +7839,33 @@
           <w:b w:val="0"/>
           <w:i w:val="0"/>
         </w:rPr>
-        <w:t>قيمة النوبية ومصاريف علاج الشيخ الاحمد زيني تطلب السيدة كام أبيات كالمرفق</w:t>
-      </w:r>
-    </w:p>
-    <w:p>
-      <w:pPr>
-        <w:jc w:val="right"/>
-        <w:bidi/>
-      </w:pPr>
-      <w:r>
-        <w:rPr>
-          <w:b w:val="0"/>
-          <w:i w:val="0"/>
-        </w:rPr>
-        <w:t>الداش</w:t>
-      </w:r>
-    </w:p>
-    <w:p>
-      <w:pPr>
-        <w:jc w:val="right"/>
-        <w:bidi/>
-      </w:pPr>
-      <w:r>
-        <w:rPr>
-          <w:b w:val="0"/>
-          <w:i w:val="0"/>
-        </w:rPr>
-        <w:t>رقم الصابة اسم الحساب</w:t>
+        <w:t>قفرملاك تايبأ ماك ةديسلا بلطت ينيز دمحالا خيشلا جالع فيراصمو ةيبونلا ةميق</w:t>
+      </w:r>
+    </w:p>
+    <w:p>
+      <w:pPr>
+        <w:jc w:val="right"/>
+        <w:bidi/>
+      </w:pPr>
+      <w:r>
+        <w:rPr>
+          <w:b w:val="0"/>
+          <w:i w:val="0"/>
+        </w:rPr>
+        <w:t>شادلا</w:t>
+      </w:r>
+    </w:p>
+    <w:p>
+      <w:pPr>
+        <w:jc w:val="right"/>
+        <w:bidi/>
+      </w:pPr>
+      <w:r>
+        <w:rPr>
+          <w:b w:val="0"/>
+          <w:i w:val="0"/>
+        </w:rPr>
+        <w:t>باسحلا مسا ةباصلا مقر</w:t>
       </w:r>
     </w:p>
     <w:p>
@@ -7917,7 +7917,7 @@
           <w:b w:val="0"/>
           <w:i w:val="0"/>
         </w:rPr>
-        <w:t>الصفحة</w:t>
+        <w:t>ةحفصلا</w:t>
       </w:r>
     </w:p>
     <w:p>
@@ -7969,7 +7969,7 @@
           <w:b w:val="0"/>
           <w:i w:val="0"/>
         </w:rPr>
-        <w:t>۱۹۱۱۰۰۰۱ الصندوق العلم</w:t>
+        <w:t>ملعلا قودنصلا ۱۰۰۰۱۱۹۱</w:t>
       </w:r>
     </w:p>
     <w:p>
@@ -8359,33 +8359,33 @@
           <w:b w:val="0"/>
           <w:i w:val="0"/>
         </w:rPr>
-        <w:t>سامبا samba W</w:t>
-      </w:r>
-    </w:p>
-    <w:p>
-      <w:pPr>
-        <w:jc w:val="right"/>
-        <w:bidi/>
-      </w:pPr>
-      <w:r>
-        <w:rPr>
-          <w:b w:val="0"/>
-          <w:i w:val="0"/>
-        </w:rPr>
-        <w:t>كنية المثالية .</w:t>
-      </w:r>
-    </w:p>
-    <w:p>
-      <w:pPr>
-        <w:jc w:val="right"/>
-        <w:bidi/>
-      </w:pPr>
-      <w:r>
-        <w:rPr>
-          <w:b w:val="0"/>
-          <w:i w:val="0"/>
-        </w:rPr>
-        <w:t>الفوا بموجب هذا النتيك</w:t>
+        <w:t>W samba ابماس</w:t>
+      </w:r>
+    </w:p>
+    <w:p>
+      <w:pPr>
+        <w:jc w:val="right"/>
+        <w:bidi/>
+      </w:pPr>
+      <w:r>
+        <w:rPr>
+          <w:b w:val="0"/>
+          <w:i w:val="0"/>
+        </w:rPr>
+        <w:t>. ةيلاثملا ةينك</w:t>
+      </w:r>
+    </w:p>
+    <w:p>
+      <w:pPr>
+        <w:jc w:val="right"/>
+        <w:bidi/>
+      </w:pPr>
+      <w:r>
+        <w:rPr>
+          <w:b w:val="0"/>
+          <w:i w:val="0"/>
+        </w:rPr>
+        <w:t>كيتنلا اذه بجومب اوفلا</w:t>
       </w:r>
     </w:p>
     <w:p>
@@ -8411,7 +8411,7 @@
           <w:b w:val="0"/>
           <w:i w:val="0"/>
         </w:rPr>
-        <w:t>رع طريق العلة العرير</w:t>
+        <w:t>ريرعلا ةلعلا قيرط عر</w:t>
       </w:r>
     </w:p>
     <w:p>
@@ -8489,33 +8489,33 @@
           <w:b w:val="0"/>
           <w:i w:val="0"/>
         </w:rPr>
-        <w:t>المستلم الوكيل</w:t>
-      </w:r>
-    </w:p>
-    <w:p>
-      <w:pPr>
-        <w:jc w:val="right"/>
-        <w:bidi/>
-      </w:pPr>
-      <w:r>
-        <w:rPr>
-          <w:b w:val="0"/>
-          <w:i w:val="0"/>
-        </w:rPr>
-        <w:t>السحره</w:t>
-      </w:r>
-    </w:p>
-    <w:p>
-      <w:pPr>
-        <w:jc w:val="right"/>
-        <w:bidi/>
-      </w:pPr>
-      <w:r>
-        <w:rPr>
-          <w:b w:val="0"/>
-          <w:i w:val="0"/>
-        </w:rPr>
-        <w:t>محمد شر الله النعش</w:t>
+        <w:t>ليكولا ملتسملا</w:t>
+      </w:r>
+    </w:p>
+    <w:p>
+      <w:pPr>
+        <w:jc w:val="right"/>
+        <w:bidi/>
+      </w:pPr>
+      <w:r>
+        <w:rPr>
+          <w:b w:val="0"/>
+          <w:i w:val="0"/>
+        </w:rPr>
+        <w:t>هرحسلا</w:t>
+      </w:r>
+    </w:p>
+    <w:p>
+      <w:pPr>
+        <w:jc w:val="right"/>
+        <w:bidi/>
+      </w:pPr>
+      <w:r>
+        <w:rPr>
+          <w:b w:val="0"/>
+          <w:i w:val="0"/>
+        </w:rPr>
+        <w:t>شعنلا هللا رش دمحم</w:t>
       </w:r>
     </w:p>
     <w:p>
@@ -8541,46 +8541,46 @@
           <w:b w:val="0"/>
           <w:i w:val="0"/>
         </w:rPr>
-        <w:t>سامبا samba</w:t>
-      </w:r>
-    </w:p>
-    <w:p>
-      <w:pPr>
-        <w:jc w:val="right"/>
-        <w:bidi/>
-      </w:pPr>
-      <w:r>
-        <w:rPr>
-          <w:b w:val="0"/>
-          <w:i w:val="0"/>
-        </w:rPr>
-        <w:t>المستوية</w:t>
-      </w:r>
-    </w:p>
-    <w:p>
-      <w:pPr>
-        <w:jc w:val="right"/>
-        <w:bidi/>
-      </w:pPr>
-      <w:r>
-        <w:rPr>
-          <w:b w:val="0"/>
-          <w:i w:val="0"/>
-        </w:rPr>
-        <w:t>فرع طريق المله</w:t>
-      </w:r>
-    </w:p>
-    <w:p>
-      <w:pPr>
-        <w:jc w:val="right"/>
-        <w:bidi/>
-      </w:pPr>
-      <w:r>
-        <w:rPr>
-          <w:b w:val="0"/>
-          <w:i w:val="0"/>
-        </w:rPr>
-        <w:t>الروضة بالمملكة</w:t>
+        <w:t>samba ابماس</w:t>
+      </w:r>
+    </w:p>
+    <w:p>
+      <w:pPr>
+        <w:jc w:val="right"/>
+        <w:bidi/>
+      </w:pPr>
+      <w:r>
+        <w:rPr>
+          <w:b w:val="0"/>
+          <w:i w:val="0"/>
+        </w:rPr>
+        <w:t>ةيوتسملا</w:t>
+      </w:r>
+    </w:p>
+    <w:p>
+      <w:pPr>
+        <w:jc w:val="right"/>
+        <w:bidi/>
+      </w:pPr>
+      <w:r>
+        <w:rPr>
+          <w:b w:val="0"/>
+          <w:i w:val="0"/>
+        </w:rPr>
+        <w:t>هلملا قيرط عرف</w:t>
+      </w:r>
+    </w:p>
+    <w:p>
+      <w:pPr>
+        <w:jc w:val="right"/>
+        <w:bidi/>
+      </w:pPr>
+      <w:r>
+        <w:rPr>
+          <w:b w:val="0"/>
+          <w:i w:val="0"/>
+        </w:rPr>
+        <w:t>ةكلمملاب ةضورلا</w:t>
       </w:r>
     </w:p>
     <w:p>
@@ -8645,7 +8645,7 @@
           <w:b w:val="0"/>
           <w:i w:val="0"/>
         </w:rPr>
-        <w:t>المستلم/ تحريف الله الغير</w:t>
+        <w:t>ريغلا هللا فيرحت /ملتسملا</w:t>
       </w:r>
     </w:p>
     <w:p>
@@ -8671,20 +8671,20 @@
           <w:b w:val="0"/>
           <w:i w:val="0"/>
         </w:rPr>
-        <w:t>ساميا @ samba</w:t>
-      </w:r>
-    </w:p>
-    <w:p>
-      <w:pPr>
-        <w:jc w:val="right"/>
-        <w:bidi/>
-      </w:pPr>
-      <w:r>
-        <w:rPr>
-          <w:b w:val="0"/>
-          <w:i w:val="0"/>
-        </w:rPr>
-        <w:t>رف اللمستفيد الأول فقط .</w:t>
+        <w:t>samba @ ايماس</w:t>
+      </w:r>
+    </w:p>
+    <w:p>
+      <w:pPr>
+        <w:jc w:val="right"/>
+        <w:bidi/>
+      </w:pPr>
+      <w:r>
+        <w:rPr>
+          <w:b w:val="0"/>
+          <w:i w:val="0"/>
+        </w:rPr>
+        <w:t>. طقف لوألا ديفتسمللا فر</w:t>
       </w:r>
     </w:p>
     <w:p>
@@ -8723,7 +8723,7 @@
           <w:b w:val="0"/>
           <w:i w:val="0"/>
         </w:rPr>
-        <w:t>المسلم/ محمد القبر الوكيل الشرعي لسموه</w:t>
+        <w:t>هومسل يعرشلا ليكولا ربقلا دمحم /ملسملا</w:t>
       </w:r>
     </w:p>
     <w:p>
@@ -8749,20 +8749,20 @@
           <w:b w:val="0"/>
           <w:i w:val="0"/>
         </w:rPr>
-        <w:t>سامبا samba</w:t>
-      </w:r>
-    </w:p>
-    <w:p>
-      <w:pPr>
-        <w:jc w:val="right"/>
-        <w:bidi/>
-      </w:pPr>
-      <w:r>
-        <w:rPr>
-          <w:b w:val="0"/>
-          <w:i w:val="0"/>
-        </w:rPr>
-        <w:t>والعرين</w:t>
+        <w:t>samba ابماس</w:t>
+      </w:r>
+    </w:p>
+    <w:p>
+      <w:pPr>
+        <w:jc w:val="right"/>
+        <w:bidi/>
+      </w:pPr>
+      <w:r>
+        <w:rPr>
+          <w:b w:val="0"/>
+          <w:i w:val="0"/>
+        </w:rPr>
+        <w:t>نيرعلاو</w:t>
       </w:r>
     </w:p>
     <w:p>
@@ -8801,7 +8801,7 @@
           <w:b w:val="0"/>
           <w:i w:val="0"/>
         </w:rPr>
-        <w:t>أصلحت أصول الشيك</w:t>
+        <w:t>كيشلا لوصأ تحلصأ</w:t>
       </w:r>
     </w:p>
     <w:p>
@@ -8879,7 +8879,7 @@
           <w:b w:val="0"/>
           <w:i w:val="0"/>
         </w:rPr>
-        <w:t>الشر ٦٠٩١٣٠٤</w:t>
+        <w:t>٦٠٩١٣٠٤ رشلا</w:t>
       </w:r>
     </w:p>
     <w:p>
@@ -8905,7 +8905,7 @@
           <w:b w:val="0"/>
           <w:i w:val="0"/>
         </w:rPr>
-        <w:t>رقم الليف ۳۲۸</w:t>
+        <w:t>۸۲۳ فيللا مقر</w:t>
       </w:r>
     </w:p>
     <w:p>
@@ -8931,7 +8931,7 @@
           <w:b w:val="0"/>
           <w:i w:val="0"/>
         </w:rPr>
-        <w:t>الممسوحة ضوئيا بـ CamScanner</w:t>
+        <w:t>CamScanner ـب ايئوض ةحوسمملا</w:t>
       </w:r>
     </w:p>
     <w:p>
@@ -9009,7 +9009,7 @@
           <w:b w:val="0"/>
           <w:i w:val="0"/>
         </w:rPr>
-        <w:t>ام الصاد الم الساب</w:t>
+        <w:t>باسلا ملا داصلا ما</w:t>
       </w:r>
     </w:p>
     <w:p>
@@ -9048,7 +9048,7 @@
           <w:b w:val="0"/>
           <w:i w:val="0"/>
         </w:rPr>
-        <w:t>١١ السكول العالم</w:t>
+        <w:t>ملاعلا لوكسلا ١١</w:t>
       </w:r>
     </w:p>
     <w:p>
@@ -9074,20 +9074,20 @@
           <w:b w:val="0"/>
           <w:i w:val="0"/>
         </w:rPr>
-        <w:t>الشرح السد زمي</w:t>
-      </w:r>
-    </w:p>
-    <w:p>
-      <w:pPr>
-        <w:jc w:val="right"/>
-        <w:bidi/>
-      </w:pPr>
-      <w:r>
-        <w:rPr>
-          <w:b w:val="0"/>
-          <w:i w:val="0"/>
-        </w:rPr>
-        <w:t>المدير العلم</w:t>
+        <w:t>يمز دسلا حرشلا</w:t>
+      </w:r>
+    </w:p>
+    <w:p>
+      <w:pPr>
+        <w:jc w:val="right"/>
+        <w:bidi/>
+      </w:pPr>
+      <w:r>
+        <w:rPr>
+          <w:b w:val="0"/>
+          <w:i w:val="0"/>
+        </w:rPr>
+        <w:t>ملعلا ريدملا</w:t>
       </w:r>
     </w:p>
     <w:p>
@@ -9243,20 +9243,20 @@
           <w:b w:val="0"/>
           <w:i w:val="0"/>
         </w:rPr>
-        <w:t>امين الصندوق</w:t>
-      </w:r>
-    </w:p>
-    <w:p>
-      <w:pPr>
-        <w:jc w:val="right"/>
-        <w:bidi/>
-      </w:pPr>
-      <w:r>
-        <w:rPr>
-          <w:b w:val="0"/>
-          <w:i w:val="0"/>
-        </w:rPr>
-        <w:t>اسامه زيني و المجموع</w:t>
+        <w:t>قودنصلا نيما</w:t>
+      </w:r>
+    </w:p>
+    <w:p>
+      <w:pPr>
+        <w:jc w:val="right"/>
+        <w:bidi/>
+      </w:pPr>
+      <w:r>
+        <w:rPr>
+          <w:b w:val="0"/>
+          <w:i w:val="0"/>
+        </w:rPr>
+        <w:t>عومجملا و ينيز هماسا</w:t>
       </w:r>
     </w:p>
     <w:p>
@@ -9282,7 +9282,7 @@
           <w:b w:val="0"/>
           <w:i w:val="0"/>
         </w:rPr>
-        <w:t>الممسوحة ضوئيا بـ CamScanner</w:t>
+        <w:t>CamScanner ـب ايئوض ةحوسمملا</w:t>
       </w:r>
     </w:p>
     <w:p>
@@ -9321,7 +9321,7 @@
           <w:b w:val="0"/>
           <w:i w:val="0"/>
         </w:rPr>
-        <w:t>الممسوحة ضوئيا بـ CamScanner</w:t>
+        <w:t>CamScanner ـب ايئوض ةحوسمملا</w:t>
       </w:r>
     </w:p>
     <w:p>
@@ -9347,20 +9347,20 @@
           <w:b w:val="0"/>
           <w:i w:val="0"/>
         </w:rPr>
-        <w:t>المالية ليلي و الشيخ</w:t>
-      </w:r>
-    </w:p>
-    <w:p>
-      <w:pPr>
-        <w:jc w:val="right"/>
-        <w:bidi/>
-      </w:pPr>
-      <w:r>
-        <w:rPr>
-          <w:b w:val="0"/>
-          <w:i w:val="0"/>
-        </w:rPr>
-        <w:t>العالم</w:t>
+        <w:t>خيشلا و يليل ةيلاملا</w:t>
+      </w:r>
+    </w:p>
+    <w:p>
+      <w:pPr>
+        <w:jc w:val="right"/>
+        <w:bidi/>
+      </w:pPr>
+      <w:r>
+        <w:rPr>
+          <w:b w:val="0"/>
+          <w:i w:val="0"/>
+        </w:rPr>
+        <w:t>ملاعلا</w:t>
       </w:r>
     </w:p>
     <w:p>
@@ -9399,7 +9399,7 @@
           <w:b w:val="0"/>
           <w:i w:val="0"/>
         </w:rPr>
-        <w:t>التنوع الحمد زيني</w:t>
+        <w:t>ينيز دمحلا عونتلا</w:t>
       </w:r>
     </w:p>
     <w:p>
@@ -9503,33 +9503,33 @@
           <w:b w:val="0"/>
           <w:i w:val="0"/>
         </w:rPr>
-        <w:t>المجموع</w:t>
-      </w:r>
-    </w:p>
-    <w:p>
-      <w:pPr>
-        <w:jc w:val="right"/>
-        <w:bidi/>
-      </w:pPr>
-      <w:r>
-        <w:rPr>
-          <w:b w:val="0"/>
-          <w:i w:val="0"/>
-        </w:rPr>
-        <w:t>وذلك مصاريف</w:t>
-      </w:r>
-    </w:p>
-    <w:p>
-      <w:pPr>
-        <w:jc w:val="right"/>
-        <w:bidi/>
-      </w:pPr>
-      <w:r>
-        <w:rPr>
-          <w:b w:val="0"/>
-          <w:i w:val="0"/>
-        </w:rPr>
-        <w:t>الممسوحة ضوئيا بـ CamScanner</w:t>
+        <w:t>عومجملا</w:t>
+      </w:r>
+    </w:p>
+    <w:p>
+      <w:pPr>
+        <w:jc w:val="right"/>
+        <w:bidi/>
+      </w:pPr>
+      <w:r>
+        <w:rPr>
+          <w:b w:val="0"/>
+          <w:i w:val="0"/>
+        </w:rPr>
+        <w:t>فيراصم كلذو</w:t>
+      </w:r>
+    </w:p>
+    <w:p>
+      <w:pPr>
+        <w:jc w:val="right"/>
+        <w:bidi/>
+      </w:pPr>
+      <w:r>
+        <w:rPr>
+          <w:b w:val="0"/>
+          <w:i w:val="0"/>
+        </w:rPr>
+        <w:t>CamScanner ـب ايئوض ةحوسمملا</w:t>
       </w:r>
     </w:p>
     <w:p>
@@ -9555,7 +9555,7 @@
           <w:b w:val="0"/>
           <w:i w:val="0"/>
         </w:rPr>
-        <w:t>جنة المارة اوزار فاللي ٩٠٦٠٢٩٩</w:t>
+        <w:t>٩٠٦٠٢٩٩ يللاف رازوا ةراملا ةنج</w:t>
       </w:r>
     </w:p>
     <w:p>
@@ -9581,33 +9581,33 @@
           <w:b w:val="0"/>
           <w:i w:val="0"/>
         </w:rPr>
-        <w:t>مصرع الليد</w:t>
-      </w:r>
-    </w:p>
-    <w:p>
-      <w:pPr>
-        <w:jc w:val="right"/>
-        <w:bidi/>
-      </w:pPr>
-      <w:r>
-        <w:rPr>
-          <w:b w:val="0"/>
-          <w:i w:val="0"/>
-        </w:rPr>
-        <w:t>القد لمسون الف وميمة السعدي الخير</w:t>
-      </w:r>
-    </w:p>
-    <w:p>
-      <w:pPr>
-        <w:jc w:val="right"/>
-        <w:bidi/>
-      </w:pPr>
-      <w:r>
-        <w:rPr>
-          <w:b w:val="0"/>
-          <w:i w:val="0"/>
-        </w:rPr>
-        <w:t>الممسوحة ضوئيا بـ CamScanner</w:t>
+        <w:t>ديللا عرصم</w:t>
+      </w:r>
+    </w:p>
+    <w:p>
+      <w:pPr>
+        <w:jc w:val="right"/>
+        <w:bidi/>
+      </w:pPr>
+      <w:r>
+        <w:rPr>
+          <w:b w:val="0"/>
+          <w:i w:val="0"/>
+        </w:rPr>
+        <w:t>ريخلا يدعسلا ةميمو فلا نوسمل دقلا</w:t>
+      </w:r>
+    </w:p>
+    <w:p>
+      <w:pPr>
+        <w:jc w:val="right"/>
+        <w:bidi/>
+      </w:pPr>
+      <w:r>
+        <w:rPr>
+          <w:b w:val="0"/>
+          <w:i w:val="0"/>
+        </w:rPr>
+        <w:t>CamScanner ـب ايئوض ةحوسمملا</w:t>
       </w:r>
     </w:p>
     <w:p>
@@ -9685,7 +9685,7 @@
           <w:b w:val="0"/>
           <w:i w:val="0"/>
         </w:rPr>
-        <w:t>لشيخ الديني</w:t>
+        <w:t>ينيدلا خيشل</w:t>
       </w:r>
     </w:p>
     <w:p>
@@ -9815,7 +9815,7 @@
           <w:b w:val="0"/>
           <w:i w:val="0"/>
         </w:rPr>
-        <w:t>يعرف إلى المكارم الشمع الأحمد العلي</w:t>
+        <w:t>يلعلا دمحألا عمشلا مراكملا ىلإ فرعي</w:t>
       </w:r>
     </w:p>
     <w:p>
@@ -9854,20 +9854,20 @@
           <w:b w:val="0"/>
           <w:i w:val="0"/>
         </w:rPr>
-        <w:t>الممسوحة ضوئيا بـ CamScanner</w:t>
-      </w:r>
-    </w:p>
-    <w:p>
-      <w:pPr>
-        <w:jc w:val="right"/>
-        <w:bidi/>
-      </w:pPr>
-      <w:r>
-        <w:rPr>
-          <w:b w:val="0"/>
-          <w:i w:val="0"/>
-        </w:rPr>
-        <w:t>المجموع</w:t>
+        <w:t>CamScanner ـب ايئوض ةحوسمملا</w:t>
+      </w:r>
+    </w:p>
+    <w:p>
+      <w:pPr>
+        <w:jc w:val="right"/>
+        <w:bidi/>
+      </w:pPr>
+      <w:r>
+        <w:rPr>
+          <w:b w:val="0"/>
+          <w:i w:val="0"/>
+        </w:rPr>
+        <w:t>عومجملا</w:t>
       </w:r>
     </w:p>
     <w:p>
@@ -9893,20 +9893,20 @@
           <w:b w:val="0"/>
           <w:i w:val="0"/>
         </w:rPr>
-        <w:t>أمين الصندوق</w:t>
-      </w:r>
-    </w:p>
-    <w:p>
-      <w:pPr>
-        <w:jc w:val="right"/>
-        <w:bidi/>
-      </w:pPr>
-      <w:r>
-        <w:rPr>
-          <w:b w:val="0"/>
-          <w:i w:val="0"/>
-        </w:rPr>
-        <w:t>المدير العلم</w:t>
+        <w:t>قودنصلا نيمأ</w:t>
+      </w:r>
+    </w:p>
+    <w:p>
+      <w:pPr>
+        <w:jc w:val="right"/>
+        <w:bidi/>
+      </w:pPr>
+      <w:r>
+        <w:rPr>
+          <w:b w:val="0"/>
+          <w:i w:val="0"/>
+        </w:rPr>
+        <w:t>ملعلا ريدملا</w:t>
       </w:r>
     </w:p>
     <w:p>
@@ -9984,20 +9984,20 @@
           <w:b w:val="0"/>
           <w:i w:val="0"/>
         </w:rPr>
-        <w:t>الممسوحة ضوئيا بـ CamScanner</w:t>
-      </w:r>
-    </w:p>
-    <w:p>
-      <w:pPr>
-        <w:jc w:val="right"/>
-        <w:bidi/>
-      </w:pPr>
-      <w:r>
-        <w:rPr>
-          <w:b w:val="0"/>
-          <w:i w:val="0"/>
-        </w:rPr>
-        <w:t>مصاريف فية السيرة النصف</w:t>
+        <w:t>CamScanner ـب ايئوض ةحوسمملا</w:t>
+      </w:r>
+    </w:p>
+    <w:p>
+      <w:pPr>
+        <w:jc w:val="right"/>
+        <w:bidi/>
+      </w:pPr>
+      <w:r>
+        <w:rPr>
+          <w:b w:val="0"/>
+          <w:i w:val="0"/>
+        </w:rPr>
+        <w:t>فصنلا ةريسلا ةيف فيراصم</w:t>
       </w:r>
     </w:p>
     <w:p>
@@ -10049,33 +10049,33 @@
           <w:b w:val="0"/>
           <w:i w:val="0"/>
         </w:rPr>
-        <w:t>العالم</w:t>
-      </w:r>
-    </w:p>
-    <w:p>
-      <w:pPr>
-        <w:jc w:val="right"/>
-        <w:bidi/>
-      </w:pPr>
-      <w:r>
-        <w:rPr>
-          <w:b w:val="0"/>
-          <w:i w:val="0"/>
-        </w:rPr>
-        <w:t>الحسون الله وسيصالة ريال مهران</w:t>
-      </w:r>
-    </w:p>
-    <w:p>
-      <w:pPr>
-        <w:jc w:val="right"/>
-        <w:bidi/>
-      </w:pPr>
-      <w:r>
-        <w:rPr>
-          <w:b w:val="0"/>
-          <w:i w:val="0"/>
-        </w:rPr>
-        <w:t>المدير العام</w:t>
+        <w:t>ملاعلا</w:t>
+      </w:r>
+    </w:p>
+    <w:p>
+      <w:pPr>
+        <w:jc w:val="right"/>
+        <w:bidi/>
+      </w:pPr>
+      <w:r>
+        <w:rPr>
+          <w:b w:val="0"/>
+          <w:i w:val="0"/>
+        </w:rPr>
+        <w:t>نارهم لاير ةلاصيسو هللا نوسحلا</w:t>
+      </w:r>
+    </w:p>
+    <w:p>
+      <w:pPr>
+        <w:jc w:val="right"/>
+        <w:bidi/>
+      </w:pPr>
+      <w:r>
+        <w:rPr>
+          <w:b w:val="0"/>
+          <w:i w:val="0"/>
+        </w:rPr>
+        <w:t>ماعلا ريدملا</w:t>
       </w:r>
     </w:p>
     <w:p>
@@ -10101,7 +10101,7 @@
           <w:b w:val="0"/>
           <w:i w:val="0"/>
         </w:rPr>
-        <w:t>الشركة الوطنية للإدارة والخدمات المحدودة</w:t>
+        <w:t>ةدودحملا تامدخلاو ةرادإلل ةينطولا ةكرشلا</w:t>
       </w:r>
     </w:p>
     <w:p>
@@ -10153,46 +10153,46 @@
           <w:b w:val="0"/>
           <w:i w:val="0"/>
         </w:rPr>
-        <w:t>ولى المال</w:t>
-      </w:r>
-    </w:p>
-    <w:p>
-      <w:pPr>
-        <w:jc w:val="right"/>
-        <w:bidi/>
-      </w:pPr>
-      <w:r>
-        <w:rPr>
-          <w:b w:val="0"/>
-          <w:i w:val="0"/>
-        </w:rPr>
-        <w:t>لسان القيم</w:t>
-      </w:r>
-    </w:p>
-    <w:p>
-      <w:pPr>
-        <w:jc w:val="right"/>
-        <w:bidi/>
-      </w:pPr>
-      <w:r>
-        <w:rPr>
-          <w:b w:val="0"/>
-          <w:i w:val="0"/>
-        </w:rPr>
-        <w:t>برق (1) تطيل المطرب اشرح الواح العطر</w:t>
-      </w:r>
-    </w:p>
-    <w:p>
-      <w:pPr>
-        <w:jc w:val="right"/>
-        <w:bidi/>
-      </w:pPr>
-      <w:r>
-        <w:rPr>
-          <w:b w:val="0"/>
-          <w:i w:val="0"/>
-        </w:rPr>
-        <w:t>موفق (٢) عليم الأفكار</w:t>
+        <w:t>لاملا ىلو</w:t>
+      </w:r>
+    </w:p>
+    <w:p>
+      <w:pPr>
+        <w:jc w:val="right"/>
+        <w:bidi/>
+      </w:pPr>
+      <w:r>
+        <w:rPr>
+          <w:b w:val="0"/>
+          <w:i w:val="0"/>
+        </w:rPr>
+        <w:t>ميقلا ناسل</w:t>
+      </w:r>
+    </w:p>
+    <w:p>
+      <w:pPr>
+        <w:jc w:val="right"/>
+        <w:bidi/>
+      </w:pPr>
+      <w:r>
+        <w:rPr>
+          <w:b w:val="0"/>
+          <w:i w:val="0"/>
+        </w:rPr>
+        <w:t>رطعلا حاولا حرشا برطملا ليطت (1) قرب</w:t>
+      </w:r>
+    </w:p>
+    <w:p>
+      <w:pPr>
+        <w:jc w:val="right"/>
+        <w:bidi/>
+      </w:pPr>
+      <w:r>
+        <w:rPr>
+          <w:b w:val="0"/>
+          <w:i w:val="0"/>
+        </w:rPr>
+        <w:t>راكفألا ميلع (٢) قفوم</w:t>
       </w:r>
     </w:p>
     <w:p>
@@ -10231,20 +10231,20 @@
           <w:b w:val="0"/>
           <w:i w:val="0"/>
         </w:rPr>
-        <w:t>عطى وذلك استخدام الأعراض العلية - علية المنهج المحدد على ربحية الشركة.</w:t>
-      </w:r>
-    </w:p>
-    <w:p>
-      <w:pPr>
-        <w:jc w:val="right"/>
-        <w:bidi/>
-      </w:pPr>
-      <w:r>
-        <w:rPr>
-          <w:b w:val="0"/>
-          <w:i w:val="0"/>
-        </w:rPr>
-        <w:t>الب امونی و شرك اصر مورمنفر انترناشونال تفيد بيلة المهمة</w:t>
+        <w:t>.ةكرشلا ةيحبر ىلع ددحملا جهنملا ةيلع - ةيلعلا ضارعألا مادختسا كلذو ىطع</w:t>
+      </w:r>
+    </w:p>
+    <w:p>
+      <w:pPr>
+        <w:jc w:val="right"/>
+        <w:bidi/>
+      </w:pPr>
+      <w:r>
+        <w:rPr>
+          <w:b w:val="0"/>
+          <w:i w:val="0"/>
+        </w:rPr>
+        <w:t>ةمهملا ةليب ديفت لانوشانرتنا رفنمروم رصا كرش و ینوما بلا</w:t>
       </w:r>
     </w:p>
     <w:p>
@@ -10283,20 +10283,20 @@
           <w:b w:val="0"/>
           <w:i w:val="0"/>
         </w:rPr>
-        <w:t>الشركة الوطنية الحجارة والحسمت المجنونا في سعودية وان متولي معمولا عطا في جنات عربية الممربية بالمحال التجاري لسل الهداف التركة في المرات المالية والطاقة ويارة وتشمل الطاعة والمقابل وتعتمد الشركة في نشاطها صفة رئيسية على اللوزية الوحدات المائية فى استشفات و مراقي البنيات السكانية</w:t>
-      </w:r>
-    </w:p>
-    <w:p>
-      <w:pPr>
-        <w:jc w:val="right"/>
-        <w:bidi/>
-      </w:pPr>
-      <w:r>
-        <w:rPr>
-          <w:b w:val="0"/>
-          <w:i w:val="0"/>
-        </w:rPr>
-        <w:t>رأس المال</w:t>
+        <w:t>ةيناكسلا تاينبلا يقارم و تافشتسا ىف ةيئاملا تادحولا ةيزوللا ىلع ةيسيئر ةفص اهطاشن يف ةكرشلا دمتعتو لباقملاو ةعاطلا لمشتو ةرايو ةقاطلاو ةيلاملا تارملا يف ةكرتلا فادهلا لسل يراجتلا لاحملاب ةيبرمملا ةيبرع تانج يف اطع الومعم يلوتم ناو ةيدوعس يف انونجملا تمسحلاو ةراجحلا ةينطولا ةكرشلا</w:t>
+      </w:r>
+    </w:p>
+    <w:p>
+      <w:pPr>
+        <w:jc w:val="right"/>
+        <w:bidi/>
+      </w:pPr>
+      <w:r>
+        <w:rPr>
+          <w:b w:val="0"/>
+          <w:i w:val="0"/>
+        </w:rPr>
+        <w:t>لاملا سأر</w:t>
       </w:r>
     </w:p>
     <w:p>
@@ -10322,7 +10322,7 @@
           <w:b w:val="0"/>
           <w:i w:val="0"/>
         </w:rPr>
-        <w:t>الشمع / الصدرني</w:t>
+        <w:t>ينردصلا / عمشلا</w:t>
       </w:r>
     </w:p>
     <w:p>
@@ -10387,46 +10387,46 @@
           <w:b w:val="0"/>
           <w:i w:val="0"/>
         </w:rPr>
-        <w:t>الشركة والتزاماتها</w:t>
-      </w:r>
-    </w:p>
-    <w:p>
-      <w:pPr>
-        <w:jc w:val="right"/>
-        <w:bidi/>
-      </w:pPr>
-      <w:r>
-        <w:rPr>
-          <w:b w:val="0"/>
-          <w:i w:val="0"/>
-        </w:rPr>
-        <w:t>الي على المطويات التى استقباعا من القوائم المالية المسافة الشركة عن السنوات من</w:t>
-      </w:r>
-    </w:p>
-    <w:p>
-      <w:pPr>
-        <w:jc w:val="right"/>
-        <w:bidi/>
-      </w:pPr>
-      <w:r>
-        <w:rPr>
-          <w:b w:val="0"/>
-          <w:i w:val="0"/>
-        </w:rPr>
-        <w:t>الرواد السن الوصول إلى</w:t>
-      </w:r>
-    </w:p>
-    <w:p>
-      <w:pPr>
-        <w:jc w:val="right"/>
-        <w:bidi/>
-      </w:pPr>
-      <w:r>
-        <w:rPr>
-          <w:b w:val="0"/>
-          <w:i w:val="0"/>
-        </w:rPr>
-        <w:t>فسنا يقيم التر</w:t>
+        <w:t>اهتامازتلاو ةكرشلا</w:t>
+      </w:r>
+    </w:p>
+    <w:p>
+      <w:pPr>
+        <w:jc w:val="right"/>
+        <w:bidi/>
+      </w:pPr>
+      <w:r>
+        <w:rPr>
+          <w:b w:val="0"/>
+          <w:i w:val="0"/>
+        </w:rPr>
+        <w:t>نم تاونسلا نع ةكرشلا ةفاسملا ةيلاملا مئاوقلا نم اعابقتسا ىتلا تايوطملا ىلع يلا</w:t>
+      </w:r>
+    </w:p>
+    <w:p>
+      <w:pPr>
+        <w:jc w:val="right"/>
+        <w:bidi/>
+      </w:pPr>
+      <w:r>
+        <w:rPr>
+          <w:b w:val="0"/>
+          <w:i w:val="0"/>
+        </w:rPr>
+        <w:t>ىلإ لوصولا نسلا داورلا</w:t>
+      </w:r>
+    </w:p>
+    <w:p>
+      <w:pPr>
+        <w:jc w:val="right"/>
+        <w:bidi/>
+      </w:pPr>
+      <w:r>
+        <w:rPr>
+          <w:b w:val="0"/>
+          <w:i w:val="0"/>
+        </w:rPr>
+        <w:t>رتلا ميقي انسف</w:t>
       </w:r>
     </w:p>
     <w:p>
@@ -10452,20 +10452,20 @@
           <w:b w:val="0"/>
           <w:i w:val="0"/>
         </w:rPr>
-        <w:t>القيم المناورة على ألماس استقرار الدولة بالفرن القائمة العافية الريادة عامة في الاستمارات</w:t>
-      </w:r>
-    </w:p>
-    <w:p>
-      <w:pPr>
-        <w:jc w:val="right"/>
-        <w:bidi/>
-      </w:pPr>
-      <w:r>
-        <w:rPr>
-          <w:b w:val="0"/>
-          <w:i w:val="0"/>
-        </w:rPr>
-        <w:t>تقييم النشاط المستمر الذي يؤدي للعقيق النتائج التي بني عليها القيم</w:t>
+        <w:t>تارامتسالا يف ةماع ةدايرلا ةيفاعلا ةمئاقلا نرفلاب ةلودلا رارقتسا ساملأ ىلع ةروانملا ميقلا</w:t>
+      </w:r>
+    </w:p>
+    <w:p>
+      <w:pPr>
+        <w:jc w:val="right"/>
+        <w:bidi/>
+      </w:pPr>
+      <w:r>
+        <w:rPr>
+          <w:b w:val="0"/>
+          <w:i w:val="0"/>
+        </w:rPr>
+        <w:t>ميقلا اهيلع ينب يتلا جئاتنلا قيقعلل يدؤي يذلا رمتسملا طاشنلا مييقت</w:t>
       </w:r>
     </w:p>
     <w:p>
@@ -10517,72 +10517,72 @@
           <w:b w:val="0"/>
           <w:i w:val="0"/>
         </w:rPr>
-        <w:t>عن القيمة العربية الصافي وجودها وذلك يعني أن عبدا الشراكة القرم فيه الأستثمار في صافي المرحوبات المائية في أنت تطل هذا الحجم من النشاط والمال زيادة القيم السكور من القلبية العدالة الصافي الموجودات والقيمة السوقية النجوم تيمها عارية في قيمة الشهرة</w:t>
-      </w:r>
-    </w:p>
-    <w:p>
-      <w:pPr>
-        <w:jc w:val="right"/>
-        <w:bidi/>
-      </w:pPr>
-      <w:r>
-        <w:rPr>
-          <w:b w:val="0"/>
-          <w:i w:val="0"/>
-        </w:rPr>
-        <w:t>السيد العوفي والبركاء</w:t>
-      </w:r>
-    </w:p>
-    <w:p>
-      <w:pPr>
-        <w:jc w:val="right"/>
-        <w:bidi/>
-      </w:pPr>
-      <w:r>
-        <w:rPr>
-          <w:b w:val="0"/>
-          <w:i w:val="0"/>
-        </w:rPr>
-        <w:t>الطويل</w:t>
-      </w:r>
-    </w:p>
-    <w:p>
-      <w:pPr>
-        <w:jc w:val="right"/>
-        <w:bidi/>
-      </w:pPr>
-      <w:r>
-        <w:rPr>
-          <w:b w:val="0"/>
-          <w:i w:val="0"/>
-        </w:rPr>
-        <w:t>أساس التقييم</w:t>
-      </w:r>
-    </w:p>
-    <w:p>
-      <w:pPr>
-        <w:jc w:val="right"/>
-        <w:bidi/>
-      </w:pPr>
-      <w:r>
-        <w:rPr>
-          <w:b w:val="0"/>
-          <w:i w:val="0"/>
-        </w:rPr>
-        <w:t>ها عدد من المدافع التي يسال الباعي</w:t>
-      </w:r>
-    </w:p>
-    <w:p>
-      <w:pPr>
-        <w:jc w:val="right"/>
-        <w:bidi/>
-      </w:pPr>
-      <w:r>
-        <w:rPr>
-          <w:b w:val="0"/>
-          <w:i w:val="0"/>
-        </w:rPr>
-        <w:t>ي بوب المنهج البال ملائمة على يطلق الشريعة وقدم استعدادم النبع التالي في عل الثورات المتاح للقيم الشركة والبيانات المتوافرة القيام بالية</w:t>
+        <w:t>ةرهشلا ةميق يف ةيراع اهميت موجنلا ةيقوسلا ةميقلاو تادوجوملا يفاصلا ةلادعلا ةيبلقلا نم روكسلا ميقلا ةدايز لاملاو طاشنلا نم مجحلا اذه لطت تنأ يف ةيئاملا تابوحرملا يفاص يف رامثتسألا هيف مرقلا ةكارشلا ادبع نأ ينعي كلذو اهدوجو يفاصلا ةيبرعلا ةميقلا نع</w:t>
+      </w:r>
+    </w:p>
+    <w:p>
+      <w:pPr>
+        <w:jc w:val="right"/>
+        <w:bidi/>
+      </w:pPr>
+      <w:r>
+        <w:rPr>
+          <w:b w:val="0"/>
+          <w:i w:val="0"/>
+        </w:rPr>
+        <w:t>ءاكربلاو يفوعلا ديسلا</w:t>
+      </w:r>
+    </w:p>
+    <w:p>
+      <w:pPr>
+        <w:jc w:val="right"/>
+        <w:bidi/>
+      </w:pPr>
+      <w:r>
+        <w:rPr>
+          <w:b w:val="0"/>
+          <w:i w:val="0"/>
+        </w:rPr>
+        <w:t>ليوطلا</w:t>
+      </w:r>
+    </w:p>
+    <w:p>
+      <w:pPr>
+        <w:jc w:val="right"/>
+        <w:bidi/>
+      </w:pPr>
+      <w:r>
+        <w:rPr>
+          <w:b w:val="0"/>
+          <w:i w:val="0"/>
+        </w:rPr>
+        <w:t>مييقتلا ساسأ</w:t>
+      </w:r>
+    </w:p>
+    <w:p>
+      <w:pPr>
+        <w:jc w:val="right"/>
+        <w:bidi/>
+      </w:pPr>
+      <w:r>
+        <w:rPr>
+          <w:b w:val="0"/>
+          <w:i w:val="0"/>
+        </w:rPr>
+        <w:t>يعابلا لاسي يتلا عفادملا نم ددع اه</w:t>
+      </w:r>
+    </w:p>
+    <w:p>
+      <w:pPr>
+        <w:jc w:val="right"/>
+        <w:bidi/>
+      </w:pPr>
+      <w:r>
+        <w:rPr>
+          <w:b w:val="0"/>
+          <w:i w:val="0"/>
+        </w:rPr>
+        <w:t>ةيلاب مايقلا ةرفاوتملا تانايبلاو ةكرشلا ميقلل حاتملا تاروثلا لع يف يلاتلا عبنلا مدادعتسا مدقو ةعيرشلا قلطي ىلع ةمئالم لابلا جهنملا بوب ي</w:t>
       </w:r>
     </w:p>
     <w:p>
@@ -10621,7 +10621,7 @@
           <w:b w:val="0"/>
           <w:i w:val="0"/>
         </w:rPr>
-        <w:t>متوسط الأرباح السنوية</w:t>
+        <w:t>ةيونسلا حابرألا طسوتم</w:t>
       </w:r>
     </w:p>
     <w:p>
@@ -10660,33 +10660,33 @@
           <w:b w:val="0"/>
           <w:i w:val="0"/>
         </w:rPr>
-        <w:t>المتوسط الأرماح السورية والليله الحق في معقل الربعية والمناصري التقيم يتسم بالعالمية</w:t>
-      </w:r>
-    </w:p>
-    <w:p>
-      <w:pPr>
-        <w:jc w:val="right"/>
-        <w:bidi/>
-      </w:pPr>
-      <w:r>
-        <w:rPr>
-          <w:b w:val="0"/>
-          <w:i w:val="0"/>
-        </w:rPr>
-        <w:t>البلوية العلنا لتحقيق مستقبلا في الظروف الطبعة وذلك من خلال دراسة ركة مقب المالية متوافرة طريقة الستوي استخر يكون هو العيون</w:t>
-      </w:r>
-    </w:p>
-    <w:p>
-      <w:pPr>
-        <w:jc w:val="right"/>
-        <w:bidi/>
-      </w:pPr>
-      <w:r>
-        <w:rPr>
-          <w:b w:val="0"/>
-          <w:i w:val="0"/>
-        </w:rPr>
-        <w:t>ساري الأرباح السلطة فى رعاية الثبات على المستوي في</w:t>
+        <w:t>ةيملاعلاب مستي ميقتلا يرصانملاو ةيعبرلا لقعم يف قحلا هليللاو ةيروسلا حامرألا طسوتملا</w:t>
+      </w:r>
+    </w:p>
+    <w:p>
+      <w:pPr>
+        <w:jc w:val="right"/>
+        <w:bidi/>
+      </w:pPr>
+      <w:r>
+        <w:rPr>
+          <w:b w:val="0"/>
+          <w:i w:val="0"/>
+        </w:rPr>
+        <w:t>نويعلا وه نوكي رختسا يوتسلا ةقيرط ةرفاوتم ةيلاملا بقم ةكر ةسارد لالخ نم كلذو ةعبطلا فورظلا يف البقتسم قيقحتل انلعلا ةيولبلا</w:t>
+      </w:r>
+    </w:p>
+    <w:p>
+      <w:pPr>
+        <w:jc w:val="right"/>
+        <w:bidi/>
+      </w:pPr>
+      <w:r>
+        <w:rPr>
+          <w:b w:val="0"/>
+          <w:i w:val="0"/>
+        </w:rPr>
+        <w:t>يف يوتسملا ىلع تابثلا ةياعر ىف ةطلسلا حابرألا يراس</w:t>
       </w:r>
     </w:p>
     <w:p>
@@ -10712,20 +10712,20 @@
           <w:b w:val="0"/>
           <w:i w:val="0"/>
         </w:rPr>
-        <w:t>بهدل الدروع التشغيلي</w:t>
-      </w:r>
-    </w:p>
-    <w:p>
-      <w:pPr>
-        <w:jc w:val="right"/>
-        <w:bidi/>
-      </w:pPr>
-      <w:r>
-        <w:rPr>
-          <w:b w:val="0"/>
-          <w:i w:val="0"/>
-        </w:rPr>
-        <w:t>نسية بجمال الربع</w:t>
+        <w:t>يليغشتلا عوردلا لدهب</w:t>
+      </w:r>
+    </w:p>
+    <w:p>
+      <w:pPr>
+        <w:jc w:val="right"/>
+        <w:bidi/>
+      </w:pPr>
+      <w:r>
+        <w:rPr>
+          <w:b w:val="0"/>
+          <w:i w:val="0"/>
+        </w:rPr>
+        <w:t>عبرلا لامجب ةيسن</w:t>
       </w:r>
     </w:p>
     <w:p>
@@ -10751,7 +10751,7 @@
           <w:b w:val="0"/>
           <w:i w:val="0"/>
         </w:rPr>
-        <w:t>عماقي دهل السنة اجمل الزكاة الشرعية</w:t>
+        <w:t>ةيعرشلا ةاكزلا لمجا ةنسلا لهد يقامع</w:t>
       </w:r>
     </w:p>
     <w:p>
@@ -10777,20 +10777,20 @@
           <w:b w:val="0"/>
           <w:i w:val="0"/>
         </w:rPr>
-        <w:t>الرقة الشرعية</w:t>
-      </w:r>
-    </w:p>
-    <w:p>
-      <w:pPr>
-        <w:jc w:val="right"/>
-        <w:bidi/>
-      </w:pPr>
-      <w:r>
-        <w:rPr>
-          <w:b w:val="0"/>
-          <w:i w:val="0"/>
-        </w:rPr>
-        <w:t>عالى نقل السنة</w:t>
+        <w:t>ةيعرشلا ةقرلا</w:t>
+      </w:r>
+    </w:p>
+    <w:p>
+      <w:pPr>
+        <w:jc w:val="right"/>
+        <w:bidi/>
+      </w:pPr>
+      <w:r>
+        <w:rPr>
+          <w:b w:val="0"/>
+          <w:i w:val="0"/>
+        </w:rPr>
+        <w:t>ةنسلا لقن ىلاع</w:t>
       </w:r>
     </w:p>
     <w:p>
@@ -10829,20 +10829,20 @@
           <w:b w:val="0"/>
           <w:i w:val="0"/>
         </w:rPr>
-        <w:t>ماع أعمال الشركة من خلال التوائم المالية المنطقة السارة من دور می ۲۰۱۲</w:t>
-      </w:r>
-    </w:p>
-    <w:p>
-      <w:pPr>
-        <w:jc w:val="right"/>
-        <w:bidi/>
-      </w:pPr>
-      <w:r>
-        <w:rPr>
-          <w:b w:val="0"/>
-          <w:i w:val="0"/>
-        </w:rPr>
-        <w:t>بلع جنس البسيطة بالريال السعودي)</w:t>
+        <w:t>۲۱۰۲ یم رود نم ةراسلا ةقطنملا ةيلاملا مئاوتلا لالخ نم ةكرشلا لامعأ عام</w:t>
+      </w:r>
+    </w:p>
+    <w:p>
+      <w:pPr>
+        <w:jc w:val="right"/>
+        <w:bidi/>
+      </w:pPr>
+      <w:r>
+        <w:rPr>
+          <w:b w:val="0"/>
+          <w:i w:val="0"/>
+        </w:rPr>
+        <w:t>(يدوعسلا لايرلاب ةطيسبلا سنج علب</w:t>
       </w:r>
     </w:p>
     <w:p>
@@ -10894,7 +10894,7 @@
           <w:b w:val="0"/>
           <w:i w:val="0"/>
         </w:rPr>
-        <w:t>در مصل الربح</w:t>
+        <w:t>حبرلا لصم رد</w:t>
       </w:r>
     </w:p>
     <w:p>
@@ -10933,7 +10933,7 @@
           <w:b w:val="0"/>
           <w:i w:val="0"/>
         </w:rPr>
-        <w:t>على السلام الموضح عالمة الدخل المطار القاهرة</w:t>
+        <w:t>ةرهاقلا راطملا لخدلا ةملاع حضوملا مالسلا ىلع</w:t>
       </w:r>
     </w:p>
     <w:p>
@@ -10959,46 +10959,46 @@
           <w:b w:val="0"/>
           <w:i w:val="0"/>
         </w:rPr>
-        <w:t>عمل قيمة الأركت الأخري في الكلي</w:t>
-      </w:r>
-    </w:p>
-    <w:p>
-      <w:pPr>
-        <w:jc w:val="right"/>
-        <w:bidi/>
-      </w:pPr>
-      <w:r>
-        <w:rPr>
-          <w:b w:val="0"/>
-          <w:i w:val="0"/>
-        </w:rPr>
-        <w:t>والقواف</w:t>
-      </w:r>
-    </w:p>
-    <w:p>
-      <w:pPr>
-        <w:jc w:val="right"/>
-        <w:bidi/>
-      </w:pPr>
-      <w:r>
-        <w:rPr>
-          <w:b w:val="0"/>
-          <w:i w:val="0"/>
-        </w:rPr>
-        <w:t>الترفة</w:t>
-      </w:r>
-    </w:p>
-    <w:p>
-      <w:pPr>
-        <w:jc w:val="right"/>
-        <w:bidi/>
-      </w:pPr>
-      <w:r>
-        <w:rPr>
-          <w:b w:val="0"/>
-          <w:i w:val="0"/>
-        </w:rPr>
-        <w:t>المكررة و المرتبطة بنشاط الشركام الجونة المسيلة ولا للوصول إلى</w:t>
+        <w:t>يلكلا يف يرخألا تكرألا ةميق لمع</w:t>
+      </w:r>
+    </w:p>
+    <w:p>
+      <w:pPr>
+        <w:jc w:val="right"/>
+        <w:bidi/>
+      </w:pPr>
+      <w:r>
+        <w:rPr>
+          <w:b w:val="0"/>
+          <w:i w:val="0"/>
+        </w:rPr>
+        <w:t>فاوقلاو</w:t>
+      </w:r>
+    </w:p>
+    <w:p>
+      <w:pPr>
+        <w:jc w:val="right"/>
+        <w:bidi/>
+      </w:pPr>
+      <w:r>
+        <w:rPr>
+          <w:b w:val="0"/>
+          <w:i w:val="0"/>
+        </w:rPr>
+        <w:t>ةفرتلا</w:t>
+      </w:r>
+    </w:p>
+    <w:p>
+      <w:pPr>
+        <w:jc w:val="right"/>
+        <w:bidi/>
+      </w:pPr>
+      <w:r>
+        <w:rPr>
+          <w:b w:val="0"/>
+          <w:i w:val="0"/>
+        </w:rPr>
+        <w:t>ىلإ لوصولل الو ةليسملا ةنوجلا ماكرشلا طاشنب ةطبترملا و ةرركملا</w:t>
       </w:r>
     </w:p>
     <w:p>
@@ -11037,7 +11037,7 @@
           <w:b w:val="0"/>
           <w:i w:val="0"/>
         </w:rPr>
-        <w:t>الشقق الرسول إلى متوسط سالي</w:t>
+        <w:t>يلاس طسوتم ىلإ لوسرلا ققشلا</w:t>
       </w:r>
     </w:p>
     <w:p>
@@ -11063,7 +11063,7 @@
           <w:b w:val="0"/>
           <w:i w:val="0"/>
         </w:rPr>
-        <w:t>مصروفات عربية والية الريال السعودي</w:t>
+        <w:t>يدوعسلا لايرلا ةيلاو ةيبرع تافورصم</w:t>
       </w:r>
     </w:p>
     <w:p>
@@ -11102,72 +11102,72 @@
           <w:b w:val="0"/>
           <w:i w:val="0"/>
         </w:rPr>
-        <w:t>ي العالم يتضح لا النبات التي في فيما المصروفات الصوتية والإدارية عمل القدرة من القمص ولكن قرية البنود الملونة لتلك المشرع الله وسوف تحت اللي بعدو باقية الصروات الموضة و الأدوية مثال من المارة الموصول إلى موسط عمان الرسم</w:t>
-      </w:r>
-    </w:p>
-    <w:p>
-      <w:pPr>
-        <w:jc w:val="right"/>
-        <w:bidi/>
-      </w:pPr>
-      <w:r>
-        <w:rPr>
-          <w:b w:val="0"/>
-          <w:i w:val="0"/>
-        </w:rPr>
-        <w:t>اتباع الشابات النود في العالمية وتركة بالريال السعودي ))</w:t>
-      </w:r>
-    </w:p>
-    <w:p>
-      <w:pPr>
-        <w:jc w:val="right"/>
-        <w:bidi/>
-      </w:pPr>
-      <w:r>
-        <w:rPr>
-          <w:b w:val="0"/>
-          <w:i w:val="0"/>
-        </w:rPr>
-        <w:t>الفرات</w:t>
-      </w:r>
-    </w:p>
-    <w:p>
-      <w:pPr>
-        <w:jc w:val="right"/>
-        <w:bidi/>
-      </w:pPr>
-      <w:r>
-        <w:rPr>
-          <w:b w:val="0"/>
-          <w:i w:val="0"/>
-        </w:rPr>
-        <w:t>سهل المربع التشغيلي</w:t>
-      </w:r>
-    </w:p>
-    <w:p>
-      <w:pPr>
-        <w:jc w:val="right"/>
-        <w:bidi/>
-      </w:pPr>
-      <w:r>
-        <w:rPr>
-          <w:b w:val="0"/>
-          <w:i w:val="0"/>
-        </w:rPr>
-        <w:t>نسبة مجال الربح</w:t>
-      </w:r>
-    </w:p>
-    <w:p>
-      <w:pPr>
-        <w:jc w:val="right"/>
-        <w:bidi/>
-      </w:pPr>
-      <w:r>
-        <w:rPr>
-          <w:b w:val="0"/>
-          <w:i w:val="0"/>
-        </w:rPr>
-        <w:t>صافي نقل السلة قبل الزكاة الشرعية</w:t>
+        <w:t>مسرلا نامع طسوم ىلإ لوصوملا ةراملا نم لاثم ةيودألا و ةضوملا تاورصلا ةيقاب ودعب يللا تحت فوسو هللا عرشملا كلتل ةنولملا دونبلا ةيرق نكلو صمقلا نم ةردقلا لمع ةيرادإلاو ةيتوصلا تافورصملا اميف يف يتلا تابنلا ال حضتي ملاعلا ي</w:t>
+      </w:r>
+    </w:p>
+    <w:p>
+      <w:pPr>
+        <w:jc w:val="right"/>
+        <w:bidi/>
+      </w:pPr>
+      <w:r>
+        <w:rPr>
+          <w:b w:val="0"/>
+          <w:i w:val="0"/>
+        </w:rPr>
+        <w:t>(( يدوعسلا لايرلاب ةكرتو ةيملاعلا يف دونلا تاباشلا عابتا</w:t>
+      </w:r>
+    </w:p>
+    <w:p>
+      <w:pPr>
+        <w:jc w:val="right"/>
+        <w:bidi/>
+      </w:pPr>
+      <w:r>
+        <w:rPr>
+          <w:b w:val="0"/>
+          <w:i w:val="0"/>
+        </w:rPr>
+        <w:t>تارفلا</w:t>
+      </w:r>
+    </w:p>
+    <w:p>
+      <w:pPr>
+        <w:jc w:val="right"/>
+        <w:bidi/>
+      </w:pPr>
+      <w:r>
+        <w:rPr>
+          <w:b w:val="0"/>
+          <w:i w:val="0"/>
+        </w:rPr>
+        <w:t>يليغشتلا عبرملا لهس</w:t>
+      </w:r>
+    </w:p>
+    <w:p>
+      <w:pPr>
+        <w:jc w:val="right"/>
+        <w:bidi/>
+      </w:pPr>
+      <w:r>
+        <w:rPr>
+          <w:b w:val="0"/>
+          <w:i w:val="0"/>
+        </w:rPr>
+        <w:t>حبرلا لاجم ةبسن</w:t>
+      </w:r>
+    </w:p>
+    <w:p>
+      <w:pPr>
+        <w:jc w:val="right"/>
+        <w:bidi/>
+      </w:pPr>
+      <w:r>
+        <w:rPr>
+          <w:b w:val="0"/>
+          <w:i w:val="0"/>
+        </w:rPr>
+        <w:t>ةيعرشلا ةاكزلا لبق ةلسلا لقن يفاص</w:t>
       </w:r>
     </w:p>
     <w:p>
@@ -11193,59 +11193,59 @@
           <w:b w:val="0"/>
           <w:i w:val="0"/>
         </w:rPr>
-        <w:t>براق (۹) تقييم الأخطار</w:t>
-      </w:r>
-    </w:p>
-    <w:p>
-      <w:pPr>
-        <w:jc w:val="right"/>
-        <w:bidi/>
-      </w:pPr>
-      <w:r>
-        <w:rPr>
-          <w:b w:val="0"/>
-          <w:i w:val="0"/>
-        </w:rPr>
-        <w:t>خطر الصناعة</w:t>
-      </w:r>
-    </w:p>
-    <w:p>
-      <w:pPr>
-        <w:jc w:val="right"/>
-        <w:bidi/>
-      </w:pPr>
-      <w:r>
-        <w:rPr>
-          <w:b w:val="0"/>
-          <w:i w:val="0"/>
-        </w:rPr>
-        <w:t>شرح تحليل معمل العطر</w:t>
-      </w:r>
-    </w:p>
-    <w:p>
-      <w:pPr>
-        <w:jc w:val="right"/>
-        <w:bidi/>
-      </w:pPr>
-      <w:r>
-        <w:rPr>
-          <w:b w:val="0"/>
-          <w:i w:val="0"/>
-        </w:rPr>
-        <w:t>لخطر من حيث تصل الشركاء في سجال توريد الوحدات المالية إلى استبيان</w:t>
-      </w:r>
-    </w:p>
-    <w:p>
-      <w:pPr>
-        <w:jc w:val="right"/>
-        <w:bidi/>
-      </w:pPr>
-      <w:r>
-        <w:rPr>
-          <w:b w:val="0"/>
-          <w:i w:val="0"/>
-        </w:rPr>
-        <w:t>امركان التجمع المالية والفرع الصور هذا النشاط من الأسواق التي عائلات والأولية في حكومية وعطورات عالمية.</w:t>
+        <w:t>راطخألا مييقت (۹) قارب</w:t>
+      </w:r>
+    </w:p>
+    <w:p>
+      <w:pPr>
+        <w:jc w:val="right"/>
+        <w:bidi/>
+      </w:pPr>
+      <w:r>
+        <w:rPr>
+          <w:b w:val="0"/>
+          <w:i w:val="0"/>
+        </w:rPr>
+        <w:t>ةعانصلا رطخ</w:t>
+      </w:r>
+    </w:p>
+    <w:p>
+      <w:pPr>
+        <w:jc w:val="right"/>
+        <w:bidi/>
+      </w:pPr>
+      <w:r>
+        <w:rPr>
+          <w:b w:val="0"/>
+          <w:i w:val="0"/>
+        </w:rPr>
+        <w:t>رطعلا لمعم ليلحت حرش</w:t>
+      </w:r>
+    </w:p>
+    <w:p>
+      <w:pPr>
+        <w:jc w:val="right"/>
+        <w:bidi/>
+      </w:pPr>
+      <w:r>
+        <w:rPr>
+          <w:b w:val="0"/>
+          <w:i w:val="0"/>
+        </w:rPr>
+        <w:t>نايبتسا ىلإ ةيلاملا تادحولا ديروت لاجس يف ءاكرشلا لصت ثيح نم رطخل</w:t>
+      </w:r>
+    </w:p>
+    <w:p>
+      <w:pPr>
+        <w:jc w:val="right"/>
+        <w:bidi/>
+      </w:pPr>
+      <w:r>
+        <w:rPr>
+          <w:b w:val="0"/>
+          <w:i w:val="0"/>
+        </w:rPr>
+        <w:t>.ةيملاع تاروطعو ةيموكح يف ةيلوألاو تالئاع يتلا قاوسألا نم طاشنلا اذه روصلا عرفلاو ةيلاملا عمجتلا ناكرما</w:t>
       </w:r>
     </w:p>
     <w:p>
@@ -11271,7 +11271,7 @@
           <w:b w:val="0"/>
           <w:i w:val="0"/>
         </w:rPr>
-        <w:t>عطر الصناعة</w:t>
+        <w:t>ةعانصلا رطع</w:t>
       </w:r>
     </w:p>
     <w:p>
@@ -11336,46 +11336,46 @@
           <w:b w:val="0"/>
           <w:i w:val="0"/>
         </w:rPr>
-        <w:t>عفر الموجودات</w:t>
-      </w:r>
-    </w:p>
-    <w:p>
-      <w:pPr>
-        <w:jc w:val="right"/>
-        <w:bidi/>
-      </w:pPr>
-      <w:r>
-        <w:rPr>
-          <w:b w:val="0"/>
-          <w:i w:val="0"/>
-        </w:rPr>
-        <w:t>المجر متاج</w:t>
-      </w:r>
-    </w:p>
-    <w:p>
-      <w:pPr>
-        <w:jc w:val="right"/>
-        <w:bidi/>
-      </w:pPr>
-      <w:r>
-        <w:rPr>
-          <w:b w:val="0"/>
-          <w:i w:val="0"/>
-        </w:rPr>
-        <w:t>ت الشركة على محمود من السكن داخل المملكة العربية السعودية</w:t>
-      </w:r>
-    </w:p>
-    <w:p>
-      <w:pPr>
-        <w:jc w:val="right"/>
-        <w:bidi/>
-      </w:pPr>
-      <w:r>
-        <w:rPr>
-          <w:b w:val="0"/>
-          <w:i w:val="0"/>
-        </w:rPr>
-        <w:t>والسلام أرضية السائدة في سوق المملكة العربية السعودية يؤدي إلى المقار النظر</w:t>
+        <w:t>تادوجوملا رفع</w:t>
+      </w:r>
+    </w:p>
+    <w:p>
+      <w:pPr>
+        <w:jc w:val="right"/>
+        <w:bidi/>
+      </w:pPr>
+      <w:r>
+        <w:rPr>
+          <w:b w:val="0"/>
+          <w:i w:val="0"/>
+        </w:rPr>
+        <w:t>جاتم رجملا</w:t>
+      </w:r>
+    </w:p>
+    <w:p>
+      <w:pPr>
+        <w:jc w:val="right"/>
+        <w:bidi/>
+      </w:pPr>
+      <w:r>
+        <w:rPr>
+          <w:b w:val="0"/>
+          <w:i w:val="0"/>
+        </w:rPr>
+        <w:t>ةيدوعسلا ةيبرعلا ةكلمملا لخاد نكسلا نم دومحم ىلع ةكرشلا ت</w:t>
+      </w:r>
+    </w:p>
+    <w:p>
+      <w:pPr>
+        <w:jc w:val="right"/>
+        <w:bidi/>
+      </w:pPr>
+      <w:r>
+        <w:rPr>
+          <w:b w:val="0"/>
+          <w:i w:val="0"/>
+        </w:rPr>
+        <w:t>رظنلا راقملا ىلإ يدؤي ةيدوعسلا ةيبرعلا ةكلمملا قوس يف ةدئاسلا ةيضرأ مالسلاو</w:t>
       </w:r>
     </w:p>
     <w:p>
@@ -11414,7 +11414,7 @@
           <w:b w:val="0"/>
           <w:i w:val="0"/>
         </w:rPr>
-        <w:t>نظر التربويات</w:t>
+        <w:t>تايوبرتلا رظن</w:t>
       </w:r>
     </w:p>
     <w:p>
@@ -11453,7 +11453,7 @@
           <w:b w:val="0"/>
           <w:i w:val="0"/>
         </w:rPr>
-        <w:t>( ١٤٢٩ حصة الشيخ أحمد عباس زيني من شركة الضيافة لألعمال العقارية )القيمة لعام</w:t>
+        <w:t>ماعل ةميقلا( ةيراقعلا لامعلأل ةفايضلا ةكرش نم ينيز سابع دمحأ خيشلا ةصح ١٤٢٩ )</w:t>
       </w:r>
     </w:p>
     <w:p>
@@ -11518,7 +11518,7 @@
           <w:b w:val="0"/>
           <w:i w:val="0"/>
         </w:rPr>
-        <w:t>١٩٨ ا هـ الموافق 1</w:t>
+        <w:t>1 قفاوملا ـه ا ١٩٨</w:t>
       </w:r>
     </w:p>
     <w:p>
@@ -11622,7 +11622,7 @@
           <w:b w:val="0"/>
           <w:i w:val="0"/>
         </w:rPr>
-        <w:t>السابقة</w:t>
+        <w:t>ةقباسلا</w:t>
       </w:r>
     </w:p>
     <w:p>
@@ -11648,7 +11648,7 @@
           <w:b w:val="0"/>
           <w:i w:val="0"/>
         </w:rPr>
-        <w:t>وقد نالان الصور اوضاع مجموعة شرافت آبار وزيني مخصوص الإستمرار الشرافة لمجموعة من الشركات المشتركة وفق ضوابط معينة أو عدم الإستمرار وتخصيص.</w:t>
+        <w:t>.صيصختو رارمتسإلا مدع وأ ةنيعم طباوض قفو ةكرتشملا تاكرشلا نم ةعومجمل ةفارشلا رارمتسإلا صوصخم ينيزو رابآ تفارش ةعومجم عاضوا روصلا نالان دقو</w:t>
       </w:r>
     </w:p>
     <w:p>
@@ -11700,20 +11700,20 @@
           <w:b w:val="0"/>
           <w:i w:val="0"/>
         </w:rPr>
-        <w:t>الشيخ عبدالله آمار سواء باسمه أو اسم من بعد بالشركات التالية :</w:t>
-      </w:r>
-    </w:p>
-    <w:p>
-      <w:pPr>
-        <w:jc w:val="right"/>
-        <w:bidi/>
-      </w:pPr>
-      <w:r>
-        <w:rPr>
-          <w:b w:val="0"/>
-          <w:i w:val="0"/>
-        </w:rPr>
-        <w:t>الشركات</w:t>
+        <w:t>: ةيلاتلا تاكرشلاب دعب نم مسا وأ همساب ءاوس رامآ هللادبع خيشلا</w:t>
+      </w:r>
+    </w:p>
+    <w:p>
+      <w:pPr>
+        <w:jc w:val="right"/>
+        <w:bidi/>
+      </w:pPr>
+      <w:r>
+        <w:rPr>
+          <w:b w:val="0"/>
+          <w:i w:val="0"/>
+        </w:rPr>
+        <w:t>تاكرشلا</w:t>
       </w:r>
     </w:p>
     <w:p>
@@ -11739,7 +11739,7 @@
           <w:b w:val="0"/>
           <w:i w:val="0"/>
         </w:rPr>
-        <w:t>ركة أسواق النجمة التجارية المحدودة.</w:t>
+        <w:t>.ةدودحملا ةيراجتلا ةمجنلا قاوسأ ةكر</w:t>
       </w:r>
     </w:p>
     <w:p>
@@ -11765,7 +11765,7 @@
           <w:b w:val="0"/>
           <w:i w:val="0"/>
         </w:rPr>
-        <w:t>النسبة</w:t>
+        <w:t>ةبسنلا</w:t>
       </w:r>
     </w:p>
     <w:p>
@@ -11804,33 +11804,33 @@
           <w:b w:val="0"/>
           <w:i w:val="0"/>
         </w:rPr>
-        <w:t>بالتنين</w:t>
-      </w:r>
-    </w:p>
-    <w:p>
-      <w:pPr>
-        <w:jc w:val="right"/>
-        <w:bidi/>
-      </w:pPr>
-      <w:r>
-        <w:rPr>
-          <w:b w:val="0"/>
-          <w:i w:val="0"/>
-        </w:rPr>
-        <w:t>فاطمة التواجر</w:t>
-      </w:r>
-    </w:p>
-    <w:p>
-      <w:pPr>
-        <w:jc w:val="right"/>
-        <w:bidi/>
-      </w:pPr>
-      <w:r>
-        <w:rPr>
-          <w:b w:val="0"/>
-          <w:i w:val="0"/>
-        </w:rPr>
-        <w:t>الطويات والطمينة الوطني ليار وزني التموين والخامات العائلية</w:t>
+        <w:t>نينتلاب</w:t>
+      </w:r>
+    </w:p>
+    <w:p>
+      <w:pPr>
+        <w:jc w:val="right"/>
+        <w:bidi/>
+      </w:pPr>
+      <w:r>
+        <w:rPr>
+          <w:b w:val="0"/>
+          <w:i w:val="0"/>
+        </w:rPr>
+        <w:t>رجاوتلا ةمطاف</w:t>
+      </w:r>
+    </w:p>
+    <w:p>
+      <w:pPr>
+        <w:jc w:val="right"/>
+        <w:bidi/>
+      </w:pPr>
+      <w:r>
+        <w:rPr>
+          <w:b w:val="0"/>
+          <w:i w:val="0"/>
+        </w:rPr>
+        <w:t>ةيلئاعلا تاماخلاو نيومتلا ينزو رايل ينطولا ةنيمطلاو تايوطلا</w:t>
       </w:r>
     </w:p>
     <w:p>
@@ -11856,46 +11856,46 @@
           <w:b w:val="0"/>
           <w:i w:val="0"/>
         </w:rPr>
-        <w:t>الشركة الخميرة السعودية</w:t>
-      </w:r>
-    </w:p>
-    <w:p>
-      <w:pPr>
-        <w:jc w:val="right"/>
-        <w:bidi/>
-      </w:pPr>
-      <w:r>
-        <w:rPr>
-          <w:b w:val="0"/>
-          <w:i w:val="0"/>
-        </w:rPr>
-        <w:t>\- شركة دايان تكليف الهواء المحدودة</w:t>
-      </w:r>
-    </w:p>
-    <w:p>
-      <w:pPr>
-        <w:jc w:val="right"/>
-        <w:bidi/>
-      </w:pPr>
-      <w:r>
-        <w:rPr>
-          <w:b w:val="0"/>
-          <w:i w:val="0"/>
-        </w:rPr>
-        <w:t>الشرقية الوطنية للإدارة والعدسات</w:t>
-      </w:r>
-    </w:p>
-    <w:p>
-      <w:pPr>
-        <w:jc w:val="right"/>
-        <w:bidi/>
-      </w:pPr>
-      <w:r>
-        <w:rPr>
-          <w:b w:val="0"/>
-          <w:i w:val="0"/>
-        </w:rPr>
-        <w:t>وشركة موناكو التموين المعلومة</w:t>
+        <w:t>ةيدوعسلا ةريمخلا ةكرشلا</w:t>
+      </w:r>
+    </w:p>
+    <w:p>
+      <w:pPr>
+        <w:jc w:val="right"/>
+        <w:bidi/>
+      </w:pPr>
+      <w:r>
+        <w:rPr>
+          <w:b w:val="0"/>
+          <w:i w:val="0"/>
+        </w:rPr>
+        <w:t>ةدودحملا ءاوهلا فيلكت ناياد ةكرش -\</w:t>
+      </w:r>
+    </w:p>
+    <w:p>
+      <w:pPr>
+        <w:jc w:val="right"/>
+        <w:bidi/>
+      </w:pPr>
+      <w:r>
+        <w:rPr>
+          <w:b w:val="0"/>
+          <w:i w:val="0"/>
+        </w:rPr>
+        <w:t>تاسدعلاو ةرادإلل ةينطولا ةيقرشلا</w:t>
+      </w:r>
+    </w:p>
+    <w:p>
+      <w:pPr>
+        <w:jc w:val="right"/>
+        <w:bidi/>
+      </w:pPr>
+      <w:r>
+        <w:rPr>
+          <w:b w:val="0"/>
+          <w:i w:val="0"/>
+        </w:rPr>
+        <w:t>ةمولعملا نيومتلا وكانوم ةكرشو</w:t>
       </w:r>
     </w:p>
     <w:p>
@@ -11921,20 +11921,20 @@
           <w:b w:val="0"/>
           <w:i w:val="0"/>
         </w:rPr>
-        <w:t>الشرق</w:t>
-      </w:r>
-    </w:p>
-    <w:p>
-      <w:pPr>
-        <w:jc w:val="right"/>
-        <w:bidi/>
-      </w:pPr>
-      <w:r>
-        <w:rPr>
-          <w:b w:val="0"/>
-          <w:i w:val="0"/>
-        </w:rPr>
-        <w:t>ركات التالية :</w:t>
+        <w:t>قرشلا</w:t>
+      </w:r>
+    </w:p>
+    <w:p>
+      <w:pPr>
+        <w:jc w:val="right"/>
+        <w:bidi/>
+      </w:pPr>
+      <w:r>
+        <w:rPr>
+          <w:b w:val="0"/>
+          <w:i w:val="0"/>
+        </w:rPr>
+        <w:t>: ةيلاتلا تاكر</w:t>
       </w:r>
     </w:p>
     <w:p>
@@ -11960,20 +11960,20 @@
           <w:b w:val="0"/>
           <w:i w:val="0"/>
         </w:rPr>
-        <w:t>الية</w:t>
-      </w:r>
-    </w:p>
-    <w:p>
-      <w:pPr>
-        <w:jc w:val="right"/>
-        <w:bidi/>
-      </w:pPr>
-      <w:r>
-        <w:rPr>
-          <w:b w:val="0"/>
-          <w:i w:val="0"/>
-        </w:rPr>
-        <w:t>الإجمالية</w:t>
+        <w:t>ةيلا</w:t>
+      </w:r>
+    </w:p>
+    <w:p>
+      <w:pPr>
+        <w:jc w:val="right"/>
+        <w:bidi/>
+      </w:pPr>
+      <w:r>
+        <w:rPr>
+          <w:b w:val="0"/>
+          <w:i w:val="0"/>
+        </w:rPr>
+        <w:t>ةيلامجإلا</w:t>
       </w:r>
     </w:p>
     <w:p>
@@ -11999,7 +11999,7 @@
           <w:b w:val="0"/>
           <w:i w:val="0"/>
         </w:rPr>
-        <w:t>ركة الشر الأوسط للتأمين ران والعام</w:t>
+        <w:t>ماعلاو نار نيمأتلل طسوألا رشلا ةكر</w:t>
       </w:r>
     </w:p>
     <w:p>
@@ -12025,20 +12025,20 @@
           <w:b w:val="0"/>
           <w:i w:val="0"/>
         </w:rPr>
-        <w:t>شركة آبار وريني التمرين</w:t>
-      </w:r>
-    </w:p>
-    <w:p>
-      <w:pPr>
-        <w:jc w:val="right"/>
-        <w:bidi/>
-      </w:pPr>
-      <w:r>
-        <w:rPr>
-          <w:b w:val="0"/>
-          <w:i w:val="0"/>
-        </w:rPr>
-        <w:t>\-1- الشركة العربية للخدمات البحرية والساعات</w:t>
+        <w:t>نيرمتلا ينيرو رابآ ةكرش</w:t>
+      </w:r>
+    </w:p>
+    <w:p>
+      <w:pPr>
+        <w:jc w:val="right"/>
+        <w:bidi/>
+      </w:pPr>
+      <w:r>
+        <w:rPr>
+          <w:b w:val="0"/>
+          <w:i w:val="0"/>
+        </w:rPr>
+        <w:t>تاعاسلاو ةيرحبلا تامدخلل ةيبرعلا ةكرشلا -1-\</w:t>
       </w:r>
     </w:p>
     <w:p>
@@ -12064,33 +12064,33 @@
           <w:b w:val="0"/>
           <w:i w:val="0"/>
         </w:rPr>
-        <w:t>التردد</w:t>
-      </w:r>
-    </w:p>
-    <w:p>
-      <w:pPr>
-        <w:jc w:val="right"/>
-        <w:bidi/>
-      </w:pPr>
-      <w:r>
-        <w:rPr>
-          <w:b w:val="0"/>
-          <w:i w:val="0"/>
-        </w:rPr>
-        <w:t>الكهربائية والميكانياية</w:t>
-      </w:r>
-    </w:p>
-    <w:p>
-      <w:pPr>
-        <w:jc w:val="right"/>
-        <w:bidi/>
-      </w:pPr>
-      <w:r>
-        <w:rPr>
-          <w:b w:val="0"/>
-          <w:i w:val="0"/>
-        </w:rPr>
-        <w:t>شركة سيرات العربية السعودية</w:t>
+        <w:t>ددرتلا</w:t>
+      </w:r>
+    </w:p>
+    <w:p>
+      <w:pPr>
+        <w:jc w:val="right"/>
+        <w:bidi/>
+      </w:pPr>
+      <w:r>
+        <w:rPr>
+          <w:b w:val="0"/>
+          <w:i w:val="0"/>
+        </w:rPr>
+        <w:t>ةيايناكيملاو ةيئابرهكلا</w:t>
+      </w:r>
+    </w:p>
+    <w:p>
+      <w:pPr>
+        <w:jc w:val="right"/>
+        <w:bidi/>
+      </w:pPr>
+      <w:r>
+        <w:rPr>
+          <w:b w:val="0"/>
+          <w:i w:val="0"/>
+        </w:rPr>
+        <w:t>ةيدوعسلا ةيبرعلا تاريس ةكرش</w:t>
       </w:r>
     </w:p>
     <w:p>
@@ -12129,7 +12129,7 @@
           <w:b w:val="0"/>
           <w:i w:val="0"/>
         </w:rPr>
-        <w:t>الشركة بتروستار الطيران</w:t>
+        <w:t>ناريطلا راتسورتب ةكرشلا</w:t>
       </w:r>
     </w:p>
     <w:p>
@@ -12155,46 +12155,46 @@
           <w:b w:val="0"/>
           <w:i w:val="0"/>
         </w:rPr>
-        <w:t>النسبة</w:t>
-      </w:r>
-    </w:p>
-    <w:p>
-      <w:pPr>
-        <w:jc w:val="right"/>
-        <w:bidi/>
-      </w:pPr>
-      <w:r>
-        <w:rPr>
-          <w:b w:val="0"/>
-          <w:i w:val="0"/>
-        </w:rPr>
-        <w:t>الشركات</w:t>
-      </w:r>
-    </w:p>
-    <w:p>
-      <w:pPr>
-        <w:jc w:val="right"/>
-        <w:bidi/>
-      </w:pPr>
-      <w:r>
-        <w:rPr>
-          <w:b w:val="0"/>
-          <w:i w:val="0"/>
-        </w:rPr>
-        <w:t>الطرفان بالتزامهم بتحويل المسالة ، وكذا فتح مكات تأمينات تعتماعية لكل المرقة ولك غال البا في اليد الفلس انك تتساق بالسلة الفعلية التي تمثل بها.</w:t>
-      </w:r>
-    </w:p>
-    <w:p>
-      <w:pPr>
-        <w:jc w:val="right"/>
-        <w:bidi/>
-      </w:pPr>
-      <w:r>
-        <w:rPr>
-          <w:b w:val="0"/>
-          <w:i w:val="0"/>
-        </w:rPr>
-        <w:t>المسموح بها للعميل الأن</w:t>
+        <w:t>ةبسنلا</w:t>
+      </w:r>
+    </w:p>
+    <w:p>
+      <w:pPr>
+        <w:jc w:val="right"/>
+        <w:bidi/>
+      </w:pPr>
+      <w:r>
+        <w:rPr>
+          <w:b w:val="0"/>
+          <w:i w:val="0"/>
+        </w:rPr>
+        <w:t>تاكرشلا</w:t>
+      </w:r>
+    </w:p>
+    <w:p>
+      <w:pPr>
+        <w:jc w:val="right"/>
+        <w:bidi/>
+      </w:pPr>
+      <w:r>
+        <w:rPr>
+          <w:b w:val="0"/>
+          <w:i w:val="0"/>
+        </w:rPr>
+        <w:t>.اهب لثمت يتلا ةيلعفلا ةلسلاب قاستت كنا سلفلا ديلا يف ابلا لاغ كلو ةقرملا لكل ةيعامتعت تانيمأت تاكم حتف اذكو ، ةلاسملا ليوحتب مهمازتلاب نافرطلا</w:t>
+      </w:r>
+    </w:p>
+    <w:p>
+      <w:pPr>
+        <w:jc w:val="right"/>
+        <w:bidi/>
+      </w:pPr>
+      <w:r>
+        <w:rPr>
+          <w:b w:val="0"/>
+          <w:i w:val="0"/>
+        </w:rPr>
+        <w:t>نألا ليمعلل اهب حومسملا</w:t>
       </w:r>
     </w:p>
     <w:p>
@@ -12220,46 +12220,46 @@
           <w:b w:val="0"/>
           <w:i w:val="0"/>
         </w:rPr>
-        <w:t>رف الأخر عن الصم في الترقات المخصصة عاليا لأبي من الطرفين والمشار إلي بينكها في البند رقم (1) فرد ) و نقره (ب) من هذا النصر بلو شوينه من حباب عاري الشركة لدى الإدارة العامة والملك</w:t>
-      </w:r>
-    </w:p>
-    <w:p>
-      <w:pPr>
-        <w:jc w:val="right"/>
-        <w:bidi/>
-      </w:pPr>
-      <w:r>
-        <w:rPr>
-          <w:b w:val="0"/>
-          <w:i w:val="0"/>
-        </w:rPr>
-        <w:t>بالنسبة العنايات الشركات الممولة لاسم أي من الطرفين مواد دانت دانتة أو مدينة الإدارة العامة يتم تسويتها</w:t>
-      </w:r>
-    </w:p>
-    <w:p>
-      <w:pPr>
-        <w:jc w:val="right"/>
-        <w:bidi/>
-      </w:pPr>
-      <w:r>
-        <w:rPr>
-          <w:b w:val="0"/>
-          <w:i w:val="0"/>
-        </w:rPr>
-        <w:t>خلال سانت جاري الشركاء</w:t>
-      </w:r>
-    </w:p>
-    <w:p>
-      <w:pPr>
-        <w:jc w:val="right"/>
-        <w:bidi/>
-      </w:pPr>
-      <w:r>
-        <w:rPr>
-          <w:b w:val="0"/>
-          <w:i w:val="0"/>
-        </w:rPr>
-        <w:t>بسداد الفريق عقدا للإدارة العلامة.</w:t>
+        <w:t>كلملاو ةماعلا ةرادإلا ىدل ةكرشلا يراع بابح نم هنيوش ولب رصنلا اذه نم (ب) هرقن و ( درف (1) مقر دنبلا يف اهكنيب يلإ راشملاو نيفرطلا نم يبأل ايلاع ةصصخملا تاقرتلا يف مصلا نع رخألا فر</w:t>
+      </w:r>
+    </w:p>
+    <w:p>
+      <w:pPr>
+        <w:jc w:val="right"/>
+        <w:bidi/>
+      </w:pPr>
+      <w:r>
+        <w:rPr>
+          <w:b w:val="0"/>
+          <w:i w:val="0"/>
+        </w:rPr>
+        <w:t>اهتيوست متي ةماعلا ةرادإلا ةنيدم وأ ةتناد تناد داوم نيفرطلا نم يأ مسال ةلومملا تاكرشلا تايانعلا ةبسنلاب</w:t>
+      </w:r>
+    </w:p>
+    <w:p>
+      <w:pPr>
+        <w:jc w:val="right"/>
+        <w:bidi/>
+      </w:pPr>
+      <w:r>
+        <w:rPr>
+          <w:b w:val="0"/>
+          <w:i w:val="0"/>
+        </w:rPr>
+        <w:t>ءاكرشلا يراج تناس لالخ</w:t>
+      </w:r>
+    </w:p>
+    <w:p>
+      <w:pPr>
+        <w:jc w:val="right"/>
+        <w:bidi/>
+      </w:pPr>
+      <w:r>
+        <w:rPr>
+          <w:b w:val="0"/>
+          <w:i w:val="0"/>
+        </w:rPr>
+        <w:t>.ةمالعلا ةرادإلل ادقع قيرفلا دادسب</w:t>
       </w:r>
     </w:p>
     <w:p>
@@ -12311,20 +12311,20 @@
           <w:b w:val="0"/>
           <w:i w:val="0"/>
         </w:rPr>
-        <w:t>طرف) في ذلك المديونية ويكون عالمنا أنها لماء البنوك ، على أن تقال اللغة الشركات التي لم تخصص حاليا وبالا المسائلات المشتركة من عبارات وخلقه ضامنة لملك التزامات أيضا، وفي حال وجود تابع تخصيص أي من الشركات التي لم تخصص حاليا أو مع أي من المطارف المشترك الج التخصيص أو البيع للإدارة العامة</w:t>
-      </w:r>
-    </w:p>
-    <w:p>
-      <w:pPr>
-        <w:jc w:val="right"/>
-        <w:bidi/>
-      </w:pPr>
-      <w:r>
-        <w:rPr>
-          <w:b w:val="0"/>
-          <w:i w:val="0"/>
-        </w:rPr>
-        <w:t>الدرة</w:t>
+        <w:t>ةماعلا ةرادإلل عيبلا وأ صيصختلا جلا كرتشملا فراطملا نم يأ عم وأ ايلاح صصخت مل يتلا تاكرشلا نم يأ صيصخت عبات دوجو لاح يفو ،اضيأ تامازتلا كلمل ةنماض هقلخو تارابع نم ةكرتشملا تالئاسملا الابو ايلاح صصخت مل يتلا تاكرشلا ةغللا لاقت نأ ىلع ، كونبلا ءامل اهنأ انملاع نوكيو ةينويدملا كلذ يف (فرط</w:t>
+      </w:r>
+    </w:p>
+    <w:p>
+      <w:pPr>
+        <w:jc w:val="right"/>
+        <w:bidi/>
+      </w:pPr>
+      <w:r>
+        <w:rPr>
+          <w:b w:val="0"/>
+          <w:i w:val="0"/>
+        </w:rPr>
+        <w:t>ةردلا</w:t>
       </w:r>
     </w:p>
     <w:p>
@@ -12350,7 +12350,7 @@
           <w:b w:val="0"/>
           <w:i w:val="0"/>
         </w:rPr>
-        <w:t>اتفق الطرفان بالخصوص الشركات الساهم فيها شريكة البني والمخصص حبة قبال وزني فيها كاسم الي . الشريك الأجنبي في الشركة على تعديل في الشريك . ه في هذه الحالة باون.</w:t>
+        <w:t>.نواب ةلاحلا هذه يف ه . كيرشلا يف ليدعت ىلع ةكرشلا يف يبنجألا كيرشلا . يلا مساك اهيف ينزو لابق ةبح صصخملاو ينبلا ةكيرش اهيف مهاسلا تاكرشلا صوصخلاب نافرطلا قفتا</w:t>
       </w:r>
     </w:p>
     <w:p>
@@ -12376,7 +12376,7 @@
           <w:b w:val="0"/>
           <w:i w:val="0"/>
         </w:rPr>
-        <w:t>الكرم</w:t>
+        <w:t>مركلا</w:t>
       </w:r>
     </w:p>
     <w:p>
@@ -12402,7 +12402,7 @@
           <w:b w:val="0"/>
           <w:i w:val="0"/>
         </w:rPr>
-        <w:t>الفرقان بخصوص الشركات الموجود لديها وكالات تجارية السواء كانت مسجلة باسمها أي</w:t>
+        <w:t>يأ اهمساب ةلجسم تناك ءاوسلا ةيراجت تالاكو اهيدل دوجوملا تاكرشلا صوصخب ناقرفلا</w:t>
       </w:r>
     </w:p>
     <w:p>
@@ -12428,7 +12428,7 @@
           <w:b w:val="0"/>
           <w:i w:val="0"/>
         </w:rPr>
-        <w:t>المكلة مع الطرف المحصن على اسمه أن من الشركات المشار اليا</w:t>
+        <w:t>ايلا راشملا تاكرشلا نم نأ همسا ىلع نصحملا فرطلا عم ةلكملا</w:t>
       </w:r>
     </w:p>
     <w:p>
@@ -12467,7 +12467,7 @@
           <w:b w:val="0"/>
           <w:i w:val="0"/>
         </w:rPr>
-        <w:t>زين) تتعلق بالشركاء والتعليم والطاقي عبدا لمن ترعها وعلى سبيل المال البطاقات الإنسانية، السويات أو التحاول الشاسية اليو)</w:t>
+        <w:t>(ويلا ةيساشلا لواحتلا وأ تايوسلا ،ةيناسنإلا تاقاطبلا لاملا ليبس ىلعو اهعرت نمل ادبع يقاطلاو ميلعتلاو ءاكرشلاب قلعتت (نيز</w:t>
       </w:r>
     </w:p>
     <w:p>
@@ -12493,33 +12493,33 @@
           <w:b w:val="0"/>
           <w:i w:val="0"/>
         </w:rPr>
-        <w:t>أي من الشركة أو أبتاهم او لعلهم فرعون بأن تكون السيدات معمار بفهم إعلام يجب أن تكون حساباتهم بالنة التعلية تلك المصاريف وإلا السمع لأبي لهم باستخدام حسابات الشركة</w:t>
-      </w:r>
-    </w:p>
-    <w:p>
-      <w:pPr>
-        <w:jc w:val="right"/>
-        <w:bidi/>
-      </w:pPr>
-      <w:r>
-        <w:rPr>
-          <w:b w:val="0"/>
-          <w:i w:val="0"/>
-        </w:rPr>
-        <w:t>بالإشارة لما ورة بعاليه باليد الثامن والتاسع من هـ افق الطرفان على هم الحوض ونقل الكلية أي</w:t>
-      </w:r>
-    </w:p>
-    <w:p>
-      <w:pPr>
-        <w:jc w:val="right"/>
-        <w:bidi/>
-      </w:pPr>
-      <w:r>
-        <w:rPr>
-          <w:b w:val="0"/>
-          <w:i w:val="0"/>
-        </w:rPr>
-        <w:t>بخصوص الالتزاماته</w:t>
+        <w:t>ةكرشلا تاباسح مادختساب مهل يبأل عمسلا الإو فيراصملا كلت ةيلعتلا ةنلاب مهتاباسح نوكت نأ بجي مالعإ مهفب رامعم تاديسلا نوكت نأب نوعرف مهلعل وا مهاتبأ وأ ةكرشلا نم يأ</w:t>
+      </w:r>
+    </w:p>
+    <w:p>
+      <w:pPr>
+        <w:jc w:val="right"/>
+        <w:bidi/>
+      </w:pPr>
+      <w:r>
+        <w:rPr>
+          <w:b w:val="0"/>
+          <w:i w:val="0"/>
+        </w:rPr>
+        <w:t>يأ ةيلكلا لقنو ضوحلا مه ىلع نافرطلا قفا ـه نم عساتلاو نماثلا ديلاب هيلاعب ةرو امل ةراشإلاب</w:t>
+      </w:r>
+    </w:p>
+    <w:p>
+      <w:pPr>
+        <w:jc w:val="right"/>
+        <w:bidi/>
+      </w:pPr>
+      <w:r>
+        <w:rPr>
+          <w:b w:val="0"/>
+          <w:i w:val="0"/>
+        </w:rPr>
+        <w:t>هتامازتلالا صوصخب</w:t>
       </w:r>
     </w:p>
     <w:p>
@@ -12558,7 +12558,7 @@
           <w:b w:val="0"/>
           <w:i w:val="0"/>
         </w:rPr>
-        <w:t>مسؤولية كاملة لها أو سيدة على طرف أصله من : الطرفان السيدار سعي الدين التفاوض نيابة</w:t>
+        <w:t>ةباين ضوافتلا نيدلا يعس راديسلا نافرطلا : نم هلصأ فرط ىلع ةديس وأ اهل ةلماك ةيلوؤسم</w:t>
       </w:r>
     </w:p>
     <w:p>
@@ -12636,7 +12636,7 @@
           <w:b w:val="0"/>
           <w:i w:val="0"/>
         </w:rPr>
-        <w:t>موافقة البنوك علي</w:t>
+        <w:t>يلع كونبلا ةقفاوم</w:t>
       </w:r>
     </w:p>
     <w:p>
@@ -12688,7 +12688,7 @@
           <w:b w:val="0"/>
           <w:i w:val="0"/>
         </w:rPr>
-        <w:t>همزلتسي امو كيرش لالا تاكرشلا دعب امل ررقم يللا يعم ديسلا ءاكرشلا ضرف امك</w:t>
+        <w:t>كما فرض الشركاء السيد معي اللي مقرر لما بعد الشركات الال شريك وما يستلزمه</w:t>
       </w:r>
     </w:p>
     <w:p>
@@ -12714,7 +12714,7 @@
           <w:b w:val="0"/>
           <w:i w:val="0"/>
         </w:rPr>
-        <w:t>الفارسة الإمام علية القصي</w:t>
+        <w:t>يصقلا ةيلع مامإلا ةسرافلا</w:t>
       </w:r>
     </w:p>
     <w:p>
@@ -12740,20 +12740,20 @@
           <w:b w:val="0"/>
           <w:i w:val="0"/>
         </w:rPr>
-        <w:t>د سالم تعمل بمحضر أو القافيات كلية الامة.</w:t>
-      </w:r>
-    </w:p>
-    <w:p>
-      <w:pPr>
-        <w:jc w:val="right"/>
-        <w:bidi/>
-      </w:pPr>
-      <w:r>
-        <w:rPr>
-          <w:b w:val="0"/>
-          <w:i w:val="0"/>
-        </w:rPr>
-        <w:t>والله الموفق</w:t>
+        <w:t>.ةمالا ةيلك تايفاقلا وأ رضحمب لمعت ملاس د</w:t>
+      </w:r>
+    </w:p>
+    <w:p>
+      <w:pPr>
+        <w:jc w:val="right"/>
+        <w:bidi/>
+      </w:pPr>
+      <w:r>
+        <w:rPr>
+          <w:b w:val="0"/>
+          <w:i w:val="0"/>
+        </w:rPr>
+        <w:t>قفوملا هللاو</w:t>
       </w:r>
     </w:p>
     <w:p>
@@ -12805,7 +12805,7 @@
           <w:b w:val="0"/>
           <w:i w:val="0"/>
         </w:rPr>
-        <w:t>الموافق 2024/101</w:t>
+        <w:t>2024/101 قفاوملا</w:t>
       </w:r>
     </w:p>
     <w:p>
@@ -12948,46 +12948,46 @@
           <w:b w:val="0"/>
           <w:i w:val="0"/>
         </w:rPr>
-        <w:t>عامي عاد</w:t>
-      </w:r>
-    </w:p>
-    <w:p>
-      <w:pPr>
-        <w:jc w:val="right"/>
-        <w:bidi/>
-      </w:pPr>
-      <w:r>
-        <w:rPr>
-          <w:b w:val="0"/>
-          <w:i w:val="0"/>
-        </w:rPr>
-        <w:t>السادة الشهوة الاستاذ / فيمن فيد القثامي ، والأستاذ / عيده</w:t>
-      </w:r>
-    </w:p>
-    <w:p>
-      <w:pPr>
-        <w:jc w:val="right"/>
-        <w:bidi/>
-      </w:pPr>
-      <w:r>
-        <w:rPr>
-          <w:b w:val="0"/>
-          <w:i w:val="0"/>
-        </w:rPr>
-        <w:t>رحمه الله ، بالتوقع أمامي وأمام المشتري، وأمام الأستاذ عاد القرعاوي</w:t>
-      </w:r>
-    </w:p>
-    <w:p>
-      <w:pPr>
-        <w:jc w:val="right"/>
-        <w:bidi/>
-      </w:pPr>
-      <w:r>
-        <w:rPr>
-          <w:b w:val="0"/>
-          <w:i w:val="0"/>
-        </w:rPr>
-        <w:t>قام المشاري الشيخ أسامة زيني بالتوقع أمامي وأمام البائع وامام</w:t>
+        <w:t>داع يماع</w:t>
+      </w:r>
+    </w:p>
+    <w:p>
+      <w:pPr>
+        <w:jc w:val="right"/>
+        <w:bidi/>
+      </w:pPr>
+      <w:r>
+        <w:rPr>
+          <w:b w:val="0"/>
+          <w:i w:val="0"/>
+        </w:rPr>
+        <w:t>هديع / ذاتسألاو ، يماثقلا ديف نميف / ذاتسالا ةوهشلا ةداسلا</w:t>
+      </w:r>
+    </w:p>
+    <w:p>
+      <w:pPr>
+        <w:jc w:val="right"/>
+        <w:bidi/>
+      </w:pPr>
+      <w:r>
+        <w:rPr>
+          <w:b w:val="0"/>
+          <w:i w:val="0"/>
+        </w:rPr>
+        <w:t>يواعرقلا داع ذاتسألا مامأو ،يرتشملا مامأو يمامأ عقوتلاب ، هللا همحر</w:t>
+      </w:r>
+    </w:p>
+    <w:p>
+      <w:pPr>
+        <w:jc w:val="right"/>
+        <w:bidi/>
+      </w:pPr>
+      <w:r>
+        <w:rPr>
+          <w:b w:val="0"/>
+          <w:i w:val="0"/>
+        </w:rPr>
+        <w:t>ماماو عئابلا مامأو يمامأ عقوتلاب ينيز ةماسأ خيشلا يراشملا ماق</w:t>
       </w:r>
     </w:p>
     <w:p>
@@ -13026,7 +13026,7 @@
           <w:b w:val="0"/>
           <w:i w:val="0"/>
         </w:rPr>
-        <w:t>التراح)</w:t>
+        <w:t>(حارتلا</w:t>
       </w:r>
     </w:p>
     <w:p>
@@ -13065,7 +13065,7 @@
           <w:b w:val="0"/>
           <w:i w:val="0"/>
         </w:rPr>
-        <w:t>الموافق 2020/1/25 م</w:t>
+        <w:t>م 2020/1/25 قفاوملا</w:t>
       </w:r>
     </w:p>
     <w:p>
@@ -13130,20 +13130,20 @@
           <w:b w:val="0"/>
           <w:i w:val="0"/>
         </w:rPr>
-        <w:t>الشيخ أحمد جواس زيني) التنوع اللغة</w:t>
-      </w:r>
-    </w:p>
-    <w:p>
-      <w:pPr>
-        <w:jc w:val="right"/>
-        <w:bidi/>
-      </w:pPr>
-      <w:r>
-        <w:rPr>
-          <w:b w:val="0"/>
-          <w:i w:val="0"/>
-        </w:rPr>
-        <w:t>فوزي النهدي، والاسنان</w:t>
+        <w:t>ةغللا عونتلا (ينيز ساوج دمحأ خيشلا</w:t>
+      </w:r>
+    </w:p>
+    <w:p>
+      <w:pPr>
+        <w:jc w:val="right"/>
+        <w:bidi/>
+      </w:pPr>
+      <w:r>
+        <w:rPr>
+          <w:b w:val="0"/>
+          <w:i w:val="0"/>
+        </w:rPr>
+        <w:t>نانسالاو ،يدهنلا يزوف</w:t>
       </w:r>
     </w:p>
     <w:p>
@@ -13182,46 +13182,46 @@
           <w:b w:val="0"/>
           <w:i w:val="0"/>
         </w:rPr>
-        <w:t>الك والسلام السيد</w:t>
-      </w:r>
-    </w:p>
-    <w:p>
-      <w:pPr>
-        <w:jc w:val="right"/>
-        <w:bidi/>
-      </w:pPr>
-      <w:r>
-        <w:rPr>
-          <w:b w:val="0"/>
-          <w:i w:val="0"/>
-        </w:rPr>
-        <w:t>د القرعاوي</w:t>
-      </w:r>
-    </w:p>
-    <w:p>
-      <w:pPr>
-        <w:jc w:val="right"/>
-        <w:bidi/>
-      </w:pPr>
-      <w:r>
-        <w:rPr>
-          <w:b w:val="0"/>
-          <w:i w:val="0"/>
-        </w:rPr>
-        <w:t>البائع الشيخ</w:t>
-      </w:r>
-    </w:p>
-    <w:p>
-      <w:pPr>
-        <w:jc w:val="right"/>
-        <w:bidi/>
-      </w:pPr>
-      <w:r>
-        <w:rPr>
-          <w:b w:val="0"/>
-          <w:i w:val="0"/>
-        </w:rPr>
-        <w:t>حال فوزي الهدى والاستلام</w:t>
+        <w:t>ديسلا مالسلاو كلا</w:t>
+      </w:r>
+    </w:p>
+    <w:p>
+      <w:pPr>
+        <w:jc w:val="right"/>
+        <w:bidi/>
+      </w:pPr>
+      <w:r>
+        <w:rPr>
+          <w:b w:val="0"/>
+          <w:i w:val="0"/>
+        </w:rPr>
+        <w:t>يواعرقلا د</w:t>
+      </w:r>
+    </w:p>
+    <w:p>
+      <w:pPr>
+        <w:jc w:val="right"/>
+        <w:bidi/>
+      </w:pPr>
+      <w:r>
+        <w:rPr>
+          <w:b w:val="0"/>
+          <w:i w:val="0"/>
+        </w:rPr>
+        <w:t>خيشلا عئابلا</w:t>
+      </w:r>
+    </w:p>
+    <w:p>
+      <w:pPr>
+        <w:jc w:val="right"/>
+        <w:bidi/>
+      </w:pPr>
+      <w:r>
+        <w:rPr>
+          <w:b w:val="0"/>
+          <w:i w:val="0"/>
+        </w:rPr>
+        <w:t>مالتسالاو ىدهلا يزوف لاح</w:t>
       </w:r>
     </w:p>
     <w:p>
@@ -13260,20 +13260,20 @@
           <w:b w:val="0"/>
           <w:i w:val="0"/>
         </w:rPr>
-        <w:t>الواقع ال</w:t>
-      </w:r>
-    </w:p>
-    <w:p>
-      <w:pPr>
-        <w:jc w:val="right"/>
-        <w:bidi/>
-      </w:pPr>
-      <w:r>
-        <w:rPr>
-          <w:b w:val="0"/>
-          <w:i w:val="0"/>
-        </w:rPr>
-        <w:t>التاريخ : ١٤٩٥/٠٢/١٥هـ الموافق ٠٢١٢٦٧٠٦٧٦٦</w:t>
+        <w:t>لا عقاولا</w:t>
+      </w:r>
+    </w:p>
+    <w:p>
+      <w:pPr>
+        <w:jc w:val="right"/>
+        <w:bidi/>
+      </w:pPr>
+      <w:r>
+        <w:rPr>
+          <w:b w:val="0"/>
+          <w:i w:val="0"/>
+        </w:rPr>
+        <w:t>٠٢١٢٦٧٠٦٧٦٦ قفاوملا ـه١٤٩٥/٠٢/١٥ : خيراتلا</w:t>
       </w:r>
     </w:p>
     <w:p>
@@ -13390,7 +13390,7 @@
           <w:b w:val="0"/>
           <w:i w:val="0"/>
         </w:rPr>
-        <w:t>بالبيع لابنه اسامه و هو بكامل قواه العقلية.</w:t>
+        <w:t>.ةيلقعلا هاوق لماكب وه و هماسا هنبال عيبلاب</w:t>
       </w:r>
     </w:p>
     <w:p>
@@ -13416,7 +13416,7 @@
           <w:b w:val="0"/>
           <w:i w:val="0"/>
         </w:rPr>
-        <w:t>عباد بن مد بن صالح القرعاوي</w:t>
+        <w:t>يواعرقلا حلاص نب دم نب دابع</w:t>
       </w:r>
     </w:p>
     <w:p>
@@ -13442,20 +13442,20 @@
           <w:b w:val="0"/>
           <w:i w:val="0"/>
         </w:rPr>
-        <w:t>دليل المرخصين للبحث</w:t>
-      </w:r>
-    </w:p>
-    <w:p>
-      <w:pPr>
-        <w:jc w:val="right"/>
-        <w:bidi/>
-      </w:pPr>
-      <w:r>
-        <w:rPr>
-          <w:b w:val="0"/>
-          <w:i w:val="0"/>
-        </w:rPr>
-        <w:t>4024 اكتب هنا   خدمات التحقق  جميع الخدمات اإللكترونية </w:t>
+        <w:t>ثحبلل نيصخرملا ليلد</w:t>
+      </w:r>
+    </w:p>
+    <w:p>
+      <w:pPr>
+        <w:jc w:val="right"/>
+        <w:bidi/>
+      </w:pPr>
+      <w:r>
+        <w:rPr>
+          <w:b w:val="0"/>
+          <w:i w:val="0"/>
+        </w:rPr>
+        <w:t> ةينورتكللإا تامدخلا عيمج  ققحتلا تامدخ   انه بتكا 4024</w:t>
       </w:r>
     </w:p>
     <w:p>
@@ -13481,72 +13481,72 @@
           <w:b w:val="0"/>
           <w:i w:val="0"/>
         </w:rPr>
-        <w:t>التبليغ العدلي</w:t>
-      </w:r>
-    </w:p>
-    <w:p>
-      <w:pPr>
-        <w:jc w:val="right"/>
-        <w:bidi/>
-      </w:pPr>
-      <w:r>
-        <w:rPr>
-          <w:b w:val="0"/>
-          <w:i w:val="0"/>
-        </w:rPr>
-        <w:t>التكاليف القضائية </w:t>
-      </w:r>
-    </w:p>
-    <w:p>
-      <w:pPr>
-        <w:jc w:val="right"/>
-        <w:bidi/>
-      </w:pPr>
-      <w:r>
-        <w:rPr>
-          <w:b w:val="0"/>
-          <w:i w:val="0"/>
-        </w:rPr>
-        <w:t>التواصل العدلي </w:t>
-      </w:r>
-    </w:p>
-    <w:p>
-      <w:pPr>
-        <w:jc w:val="right"/>
-        <w:bidi/>
-      </w:pPr>
-      <w:r>
-        <w:rPr>
-          <w:b w:val="0"/>
-          <w:i w:val="0"/>
-        </w:rPr>
-        <w:t>التراخيص   المواعيد   1950</w:t>
-      </w:r>
-    </w:p>
-    <w:p>
-      <w:pPr>
-        <w:jc w:val="right"/>
-        <w:bidi/>
-      </w:pPr>
-      <w:r>
-        <w:rPr>
-          <w:b w:val="0"/>
-          <w:i w:val="0"/>
-        </w:rPr>
-        <w:t>... القضاء  اإلفالس  التنفيذ   التوثيق   العدلية</w:t>
-      </w:r>
-    </w:p>
-    <w:p>
-      <w:pPr>
-        <w:jc w:val="right"/>
-        <w:bidi/>
-      </w:pPr>
-      <w:r>
-        <w:rPr>
-          <w:b w:val="0"/>
-          <w:i w:val="0"/>
-        </w:rPr>
-        <w:t>لوحة مرحبا / المعلومات أسامه بن  احم</w:t>
+        <w:t>يلدعلا غيلبتلا</w:t>
+      </w:r>
+    </w:p>
+    <w:p>
+      <w:pPr>
+        <w:jc w:val="right"/>
+        <w:bidi/>
+      </w:pPr>
+      <w:r>
+        <w:rPr>
+          <w:b w:val="0"/>
+          <w:i w:val="0"/>
+        </w:rPr>
+        <w:t> ةيئاضقلا فيلاكتلا</w:t>
+      </w:r>
+    </w:p>
+    <w:p>
+      <w:pPr>
+        <w:jc w:val="right"/>
+        <w:bidi/>
+      </w:pPr>
+      <w:r>
+        <w:rPr>
+          <w:b w:val="0"/>
+          <w:i w:val="0"/>
+        </w:rPr>
+        <w:t> يلدعلا لصاوتلا</w:t>
+      </w:r>
+    </w:p>
+    <w:p>
+      <w:pPr>
+        <w:jc w:val="right"/>
+        <w:bidi/>
+      </w:pPr>
+      <w:r>
+        <w:rPr>
+          <w:b w:val="0"/>
+          <w:i w:val="0"/>
+        </w:rPr>
+        <w:t>1950   ديعاوملا   صيخارتلا</w:t>
+      </w:r>
+    </w:p>
+    <w:p>
+      <w:pPr>
+        <w:jc w:val="right"/>
+        <w:bidi/>
+      </w:pPr>
+      <w:r>
+        <w:rPr>
+          <w:b w:val="0"/>
+          <w:i w:val="0"/>
+        </w:rPr>
+        <w:t>ةيلدعلا   قيثوتلا   ذيفنتلا  سلافلإا  ءاضقلا ...</w:t>
+      </w:r>
+    </w:p>
+    <w:p>
+      <w:pPr>
+        <w:jc w:val="right"/>
+        <w:bidi/>
+      </w:pPr>
+      <w:r>
+        <w:rPr>
+          <w:b w:val="0"/>
+          <w:i w:val="0"/>
+        </w:rPr>
+        <w:t>محا  نب هماسأ تامولعملا / ابحرم ةحول</w:t>
       </w:r>
     </w:p>
     <w:p>
@@ -13572,20 +13572,20 @@
           <w:b w:val="0"/>
           <w:i w:val="0"/>
         </w:rPr>
-        <w:t>االنهاء مرحلة</w:t>
-      </w:r>
-    </w:p>
-    <w:p>
-      <w:pPr>
-        <w:jc w:val="right"/>
-        <w:bidi/>
-      </w:pPr>
-      <w:r>
-        <w:rPr>
-          <w:b w:val="0"/>
-          <w:i w:val="0"/>
-        </w:rPr>
-        <w:t>مؤشر الحركة الماليه</w:t>
+        <w:t>ةلحرم ءاهنلاا</w:t>
+      </w:r>
+    </w:p>
+    <w:p>
+      <w:pPr>
+        <w:jc w:val="right"/>
+        <w:bidi/>
+      </w:pPr>
+      <w:r>
+        <w:rPr>
+          <w:b w:val="0"/>
+          <w:i w:val="0"/>
+        </w:rPr>
+        <w:t>هيلاملا ةكرحلا رشؤم</w:t>
       </w:r>
     </w:p>
     <w:p>
@@ -13611,46 +13611,46 @@
           <w:b w:val="0"/>
           <w:i w:val="0"/>
         </w:rPr>
-        <w:t>الطلب الصفة في نوع السند نوع السند المحكمة</w:t>
-      </w:r>
-    </w:p>
-    <w:p>
-      <w:pPr>
-        <w:jc w:val="right"/>
-        <w:bidi/>
-      </w:pPr>
-      <w:r>
-        <w:rPr>
-          <w:b w:val="0"/>
-          <w:i w:val="0"/>
-        </w:rPr>
-        <w:t>الفرعي محكمة دائرة التنفيذ</w:t>
-      </w:r>
-    </w:p>
-    <w:p>
-      <w:pPr>
-        <w:jc w:val="right"/>
-        <w:bidi/>
-      </w:pPr>
-      <w:r>
-        <w:rPr>
-          <w:b w:val="0"/>
-          <w:i w:val="0"/>
-        </w:rPr>
-        <w:t>الرئيسي</w:t>
-      </w:r>
-    </w:p>
-    <w:p>
-      <w:pPr>
-        <w:jc w:val="right"/>
-        <w:bidi/>
-      </w:pPr>
-      <w:r>
-        <w:rPr>
-          <w:b w:val="0"/>
-          <w:i w:val="0"/>
-        </w:rPr>
-        <w:t>اجمالي المطالبة: 27651219.00لایر الطلب</w:t>
+        <w:t>ةمكحملا دنسلا عون دنسلا عون يف ةفصلا بلطلا</w:t>
+      </w:r>
+    </w:p>
+    <w:p>
+      <w:pPr>
+        <w:jc w:val="right"/>
+        <w:bidi/>
+      </w:pPr>
+      <w:r>
+        <w:rPr>
+          <w:b w:val="0"/>
+          <w:i w:val="0"/>
+        </w:rPr>
+        <w:t>ذيفنتلا ةرئاد ةمكحم يعرفلا</w:t>
+      </w:r>
+    </w:p>
+    <w:p>
+      <w:pPr>
+        <w:jc w:val="right"/>
+        <w:bidi/>
+      </w:pPr>
+      <w:r>
+        <w:rPr>
+          <w:b w:val="0"/>
+          <w:i w:val="0"/>
+        </w:rPr>
+        <w:t>يسيئرلا</w:t>
+      </w:r>
+    </w:p>
+    <w:p>
+      <w:pPr>
+        <w:jc w:val="right"/>
+        <w:bidi/>
+      </w:pPr>
+      <w:r>
+        <w:rPr>
+          <w:b w:val="0"/>
+          <w:i w:val="0"/>
+        </w:rPr>
+        <w:t>بلطلا ریال27651219.00 :ةبلاطملا يلامجا</w:t>
       </w:r>
     </w:p>
     <w:p>
@@ -13676,7 +13676,7 @@
           <w:b w:val="0"/>
           <w:i w:val="0"/>
         </w:rPr>
-        <w:t>الثانية</w:t>
+        <w:t>ةيناثلا</w:t>
       </w:r>
     </w:p>
     <w:p>
@@ -13715,33 +13715,33 @@
           <w:b w:val="0"/>
           <w:i w:val="0"/>
         </w:rPr>
-        <w:t>المحكمة</w:t>
-      </w:r>
-    </w:p>
-    <w:p>
-      <w:pPr>
-        <w:jc w:val="right"/>
-        <w:bidi/>
-      </w:pPr>
-      <w:r>
-        <w:rPr>
-          <w:b w:val="0"/>
-          <w:i w:val="0"/>
-        </w:rPr>
-        <w:t>حواالت تستلزم تحديث ايبان 0لایر</w:t>
-      </w:r>
-    </w:p>
-    <w:p>
-      <w:pPr>
-        <w:jc w:val="right"/>
-        <w:bidi/>
-      </w:pPr>
-      <w:r>
-        <w:rPr>
-          <w:b w:val="0"/>
-          <w:i w:val="0"/>
-        </w:rPr>
-        <w:t>جاري التحويل 0لایر</w:t>
+        <w:t>ةمكحملا</w:t>
+      </w:r>
+    </w:p>
+    <w:p>
+      <w:pPr>
+        <w:jc w:val="right"/>
+        <w:bidi/>
+      </w:pPr>
+      <w:r>
+        <w:rPr>
+          <w:b w:val="0"/>
+          <w:i w:val="0"/>
+        </w:rPr>
+        <w:t>ریال0 نابيا ثيدحت مزلتست تلااوح</w:t>
+      </w:r>
+    </w:p>
+    <w:p>
+      <w:pPr>
+        <w:jc w:val="right"/>
+        <w:bidi/>
+      </w:pPr>
+      <w:r>
+        <w:rPr>
+          <w:b w:val="0"/>
+          <w:i w:val="0"/>
+        </w:rPr>
+        <w:t>ریال0 ليوحتلا يراج</w:t>
       </w:r>
     </w:p>
     <w:p>
@@ -13767,7 +13767,7 @@
           <w:b w:val="0"/>
           <w:i w:val="0"/>
         </w:rPr>
-        <w:t>المبلغ المتبقي 27651219لایر</w:t>
+        <w:t>ریال27651219 يقبتملا غلبملا</w:t>
       </w:r>
     </w:p>
     <w:p>
@@ -13793,7 +13793,7 @@
           <w:b w:val="0"/>
           <w:i w:val="0"/>
         </w:rPr>
-        <w:t>طلبات اجراء اخرى</w:t>
+        <w:t>ىرخا ءارجا تابلط</w:t>
       </w:r>
     </w:p>
     <w:p>
@@ -13819,20 +13819,20 @@
           <w:b w:val="0"/>
           <w:i w:val="0"/>
         </w:rPr>
-        <w:t>طلب إصدار فاتورة سداد</w:t>
-      </w:r>
-    </w:p>
-    <w:p>
-      <w:pPr>
-        <w:jc w:val="right"/>
-        <w:bidi/>
-      </w:pPr>
-      <w:r>
-        <w:rPr>
-          <w:b w:val="0"/>
-          <w:i w:val="0"/>
-        </w:rPr>
-        <w:t>تفاصيل الطلب /</w:t>
+        <w:t>دادس ةروتاف رادصإ بلط</w:t>
+      </w:r>
+    </w:p>
+    <w:p>
+      <w:pPr>
+        <w:jc w:val="right"/>
+        <w:bidi/>
+      </w:pPr>
+      <w:r>
+        <w:rPr>
+          <w:b w:val="0"/>
+          <w:i w:val="0"/>
+        </w:rPr>
+        <w:t>/ بلطلا ليصافت</w:t>
       </w:r>
     </w:p>
     <w:p>
@@ -13897,46 +13897,46 @@
           <w:b w:val="0"/>
           <w:i w:val="0"/>
         </w:rPr>
-        <w:t>إصدار فاتورة سداد</w:t>
-      </w:r>
-    </w:p>
-    <w:p>
-      <w:pPr>
-        <w:jc w:val="right"/>
-        <w:bidi/>
-      </w:pPr>
-      <w:r>
-        <w:rPr>
-          <w:b w:val="0"/>
-          <w:i w:val="0"/>
-        </w:rPr>
-        <w:t>األثنين 08/04/1445</w:t>
-      </w:r>
-    </w:p>
-    <w:p>
-      <w:pPr>
-        <w:jc w:val="right"/>
-        <w:bidi/>
-      </w:pPr>
-      <w:r>
-        <w:rPr>
-          <w:b w:val="0"/>
-          <w:i w:val="0"/>
-        </w:rPr>
-        <w:t>التبليغ مرحلة</w:t>
-      </w:r>
-    </w:p>
-    <w:p>
-      <w:pPr>
-        <w:jc w:val="right"/>
-        <w:bidi/>
-      </w:pPr>
-      <w:r>
-        <w:rPr>
-          <w:b w:val="0"/>
-          <w:i w:val="0"/>
-        </w:rPr>
-        <w:t>إجراءات على الطلب</w:t>
+        <w:t>دادس ةروتاف رادصإ</w:t>
+      </w:r>
+    </w:p>
+    <w:p>
+      <w:pPr>
+        <w:jc w:val="right"/>
+        <w:bidi/>
+      </w:pPr>
+      <w:r>
+        <w:rPr>
+          <w:b w:val="0"/>
+          <w:i w:val="0"/>
+        </w:rPr>
+        <w:t>08/04/1445 نينثلأا</w:t>
+      </w:r>
+    </w:p>
+    <w:p>
+      <w:pPr>
+        <w:jc w:val="right"/>
+        <w:bidi/>
+      </w:pPr>
+      <w:r>
+        <w:rPr>
+          <w:b w:val="0"/>
+          <w:i w:val="0"/>
+        </w:rPr>
+        <w:t>ةلحرم غيلبتلا</w:t>
+      </w:r>
+    </w:p>
+    <w:p>
+      <w:pPr>
+        <w:jc w:val="right"/>
+        <w:bidi/>
+      </w:pPr>
+      <w:r>
+        <w:rPr>
+          <w:b w:val="0"/>
+          <w:i w:val="0"/>
+        </w:rPr>
+        <w:t>بلطلا ىلع تاءارجإ</w:t>
       </w:r>
     </w:p>
     <w:p>
@@ -13962,46 +13962,46 @@
           <w:b w:val="0"/>
           <w:i w:val="0"/>
         </w:rPr>
-        <w:t>طلب تحويل مبلغ محجوز</w:t>
-      </w:r>
-    </w:p>
-    <w:p>
-      <w:pPr>
-        <w:jc w:val="right"/>
-        <w:bidi/>
-      </w:pPr>
-      <w:r>
-        <w:rPr>
-          <w:b w:val="0"/>
-          <w:i w:val="0"/>
-        </w:rPr>
-        <w:t>األثنين 08/04/1445</w:t>
-      </w:r>
-    </w:p>
-    <w:p>
-      <w:pPr>
-        <w:jc w:val="right"/>
-        <w:bidi/>
-      </w:pPr>
-      <w:r>
-        <w:rPr>
-          <w:b w:val="0"/>
-          <w:i w:val="0"/>
-        </w:rPr>
-        <w:t>تم قبول الطلب</w:t>
-      </w:r>
-    </w:p>
-    <w:p>
-      <w:pPr>
-        <w:jc w:val="right"/>
-        <w:bidi/>
-      </w:pPr>
-      <w:r>
-        <w:rPr>
-          <w:b w:val="0"/>
-          <w:i w:val="0"/>
-        </w:rPr>
-        <w:t>مضمون الطلب </w:t>
+        <w:t>زوجحم غلبم ليوحت بلط</w:t>
+      </w:r>
+    </w:p>
+    <w:p>
+      <w:pPr>
+        <w:jc w:val="right"/>
+        <w:bidi/>
+      </w:pPr>
+      <w:r>
+        <w:rPr>
+          <w:b w:val="0"/>
+          <w:i w:val="0"/>
+        </w:rPr>
+        <w:t>08/04/1445 نينثلأا</w:t>
+      </w:r>
+    </w:p>
+    <w:p>
+      <w:pPr>
+        <w:jc w:val="right"/>
+        <w:bidi/>
+      </w:pPr>
+      <w:r>
+        <w:rPr>
+          <w:b w:val="0"/>
+          <w:i w:val="0"/>
+        </w:rPr>
+        <w:t>بلطلا لوبق مت</w:t>
+      </w:r>
+    </w:p>
+    <w:p>
+      <w:pPr>
+        <w:jc w:val="right"/>
+        <w:bidi/>
+      </w:pPr>
+      <w:r>
+        <w:rPr>
+          <w:b w:val="0"/>
+          <w:i w:val="0"/>
+        </w:rPr>
+        <w:t> بلطلا نومضم</w:t>
       </w:r>
     </w:p>
     <w:p>
@@ -14027,20 +14027,20 @@
           <w:b w:val="0"/>
           <w:i w:val="0"/>
         </w:rPr>
-        <w:t>بيانات المبلغ</w:t>
-      </w:r>
-    </w:p>
-    <w:p>
-      <w:pPr>
-        <w:jc w:val="right"/>
-        <w:bidi/>
-      </w:pPr>
-      <w:r>
-        <w:rPr>
-          <w:b w:val="0"/>
-          <w:i w:val="0"/>
-        </w:rPr>
-        <w:t>المبلغ المدون في السند / المحكوم بهالمبلغ المستلم</w:t>
+        <w:t>غلبملا تانايب</w:t>
+      </w:r>
+    </w:p>
+    <w:p>
+      <w:pPr>
+        <w:jc w:val="right"/>
+        <w:bidi/>
+      </w:pPr>
+      <w:r>
+        <w:rPr>
+          <w:b w:val="0"/>
+          <w:i w:val="0"/>
+        </w:rPr>
+        <w:t>ملتسملا غلبملاهب موكحملا / دنسلا يف نودملا غلبملا</w:t>
       </w:r>
     </w:p>
     <w:p>
@@ -14092,7 +14092,7 @@
           <w:b w:val="0"/>
           <w:i w:val="0"/>
         </w:rPr>
-        <w:t>27651219 المبلغ المتبقي</w:t>
+        <w:t>يقبتملا غلبملا 27651219</w:t>
       </w:r>
     </w:p>
     <w:p>
@@ -14118,85 +14118,85 @@
           <w:b w:val="0"/>
           <w:i w:val="0"/>
         </w:rPr>
-        <w:t>لایر سعودي العملة</w:t>
-      </w:r>
-    </w:p>
-    <w:p>
-      <w:pPr>
-        <w:jc w:val="right"/>
-        <w:bidi/>
-      </w:pPr>
-      <w:r>
-        <w:rPr>
-          <w:b w:val="0"/>
-          <w:i w:val="0"/>
-        </w:rPr>
-        <w:t>بيانات السند</w:t>
-      </w:r>
-    </w:p>
-    <w:p>
-      <w:pPr>
-        <w:jc w:val="right"/>
-        <w:bidi/>
-      </w:pPr>
-      <w:r>
-        <w:rPr>
-          <w:b w:val="0"/>
-          <w:i w:val="0"/>
-        </w:rPr>
-        <w:t>رقم القضية</w:t>
-      </w:r>
-    </w:p>
-    <w:p>
-      <w:pPr>
-        <w:jc w:val="right"/>
-        <w:bidi/>
-      </w:pPr>
-      <w:r>
-        <w:rPr>
-          <w:b w:val="0"/>
-          <w:i w:val="0"/>
-        </w:rPr>
-        <w:t>42824717 المحكمه مصدره الحكم</w:t>
-      </w:r>
-    </w:p>
-    <w:p>
-      <w:pPr>
-        <w:jc w:val="right"/>
-        <w:bidi/>
-      </w:pPr>
-      <w:r>
-        <w:rPr>
-          <w:b w:val="0"/>
-          <w:i w:val="0"/>
-        </w:rPr>
-        <w:t>المحكمة التجارية بجدة</w:t>
-      </w:r>
-    </w:p>
-    <w:p>
-      <w:pPr>
-        <w:jc w:val="right"/>
-        <w:bidi/>
-      </w:pPr>
-      <w:r>
-        <w:rPr>
-          <w:b w:val="0"/>
-          <w:i w:val="0"/>
-        </w:rPr>
-        <w:t>تصنيف الطلب</w:t>
-      </w:r>
-    </w:p>
-    <w:p>
-      <w:pPr>
-        <w:jc w:val="right"/>
-        <w:bidi/>
-      </w:pPr>
-      <w:r>
-        <w:rPr>
-          <w:b w:val="0"/>
-          <w:i w:val="0"/>
-        </w:rPr>
-        <w:t>تنفيذ حكم تجاري أعمال تجارية سنة القضية</w:t>
+        <w:t>ةلمعلا يدوعس ریال</w:t>
+      </w:r>
+    </w:p>
+    <w:p>
+      <w:pPr>
+        <w:jc w:val="right"/>
+        <w:bidi/>
+      </w:pPr>
+      <w:r>
+        <w:rPr>
+          <w:b w:val="0"/>
+          <w:i w:val="0"/>
+        </w:rPr>
+        <w:t>دنسلا تانايب</w:t>
+      </w:r>
+    </w:p>
+    <w:p>
+      <w:pPr>
+        <w:jc w:val="right"/>
+        <w:bidi/>
+      </w:pPr>
+      <w:r>
+        <w:rPr>
+          <w:b w:val="0"/>
+          <w:i w:val="0"/>
+        </w:rPr>
+        <w:t>ةيضقلا مقر</w:t>
+      </w:r>
+    </w:p>
+    <w:p>
+      <w:pPr>
+        <w:jc w:val="right"/>
+        <w:bidi/>
+      </w:pPr>
+      <w:r>
+        <w:rPr>
+          <w:b w:val="0"/>
+          <w:i w:val="0"/>
+        </w:rPr>
+        <w:t>مكحلا هردصم همكحملا 42824717</w:t>
+      </w:r>
+    </w:p>
+    <w:p>
+      <w:pPr>
+        <w:jc w:val="right"/>
+        <w:bidi/>
+      </w:pPr>
+      <w:r>
+        <w:rPr>
+          <w:b w:val="0"/>
+          <w:i w:val="0"/>
+        </w:rPr>
+        <w:t>ةدجب ةيراجتلا ةمكحملا</w:t>
+      </w:r>
+    </w:p>
+    <w:p>
+      <w:pPr>
+        <w:jc w:val="right"/>
+        <w:bidi/>
+      </w:pPr>
+      <w:r>
+        <w:rPr>
+          <w:b w:val="0"/>
+          <w:i w:val="0"/>
+        </w:rPr>
+        <w:t>بلطلا فينصت</w:t>
+      </w:r>
+    </w:p>
+    <w:p>
+      <w:pPr>
+        <w:jc w:val="right"/>
+        <w:bidi/>
+      </w:pPr>
+      <w:r>
+        <w:rPr>
+          <w:b w:val="0"/>
+          <w:i w:val="0"/>
+        </w:rPr>
+        <w:t>ةيضقلا ةنس ةيراجت لامعأ يراجت مكح ذيفنت</w:t>
       </w:r>
     </w:p>
     <w:p>
@@ -14248,33 +14248,33 @@
           <w:b w:val="0"/>
           <w:i w:val="0"/>
         </w:rPr>
-        <w:t>المرفقات</w:t>
-      </w:r>
-    </w:p>
-    <w:p>
-      <w:pPr>
-        <w:jc w:val="right"/>
-        <w:bidi/>
-      </w:pPr>
-      <w:r>
-        <w:rPr>
-          <w:b w:val="0"/>
-          <w:i w:val="0"/>
-        </w:rPr>
-        <w:t>عزيزي المستفيد , الكمال طلبك بنجاح تأكد من التالي:</w:t>
-      </w:r>
-    </w:p>
-    <w:p>
-      <w:pPr>
-        <w:jc w:val="right"/>
-        <w:bidi/>
-      </w:pPr>
-      <w:r>
-        <w:rPr>
-          <w:b w:val="0"/>
-          <w:i w:val="0"/>
-        </w:rPr>
-        <w:t>في حال ال يوجد ماسح ضوئي يفضل استخدام تطبيقات مساعدة لمسح المرفقات .</w:t>
+        <w:t>تاقفرملا</w:t>
+      </w:r>
+    </w:p>
+    <w:p>
+      <w:pPr>
+        <w:jc w:val="right"/>
+        <w:bidi/>
+      </w:pPr>
+      <w:r>
+        <w:rPr>
+          <w:b w:val="0"/>
+          <w:i w:val="0"/>
+        </w:rPr>
+        <w:t>:يلاتلا نم دكأت حاجنب كبلط لامكلا , ديفتسملا يزيزع</w:t>
+      </w:r>
+    </w:p>
+    <w:p>
+      <w:pPr>
+        <w:jc w:val="right"/>
+        <w:bidi/>
+      </w:pPr>
+      <w:r>
+        <w:rPr>
+          <w:b w:val="0"/>
+          <w:i w:val="0"/>
+        </w:rPr>
+        <w:t>. تاقفرملا حسمل ةدعاسم تاقيبطت مادختسا لضفي يئوض حسام دجوي لا لاح يف</w:t>
       </w:r>
     </w:p>
     <w:p>
@@ -14300,150 +14300,150 @@
           <w:b w:val="0"/>
           <w:i w:val="0"/>
         </w:rPr>
-        <w:t>يجب أن يكون المرفق ملون وعالي الوضوح وبصيغة .pdf</w:t>
-      </w:r>
-    </w:p>
-    <w:p>
-      <w:pPr>
-        <w:jc w:val="right"/>
-        <w:bidi/>
-      </w:pPr>
-      <w:r>
-        <w:rPr>
-          <w:b w:val="0"/>
-          <w:i w:val="0"/>
-        </w:rPr>
-        <w:t>ان كان السند التنفيذي مكون من عدة صفحات تأكد من إرفاق جميع الصفحات بملف pdf واحد وبنفس الترتيب .</w:t>
-      </w:r>
-    </w:p>
-    <w:p>
-      <w:pPr>
-        <w:jc w:val="right"/>
-        <w:bidi/>
-      </w:pPr>
-      <w:r>
-        <w:rPr>
-          <w:b w:val="0"/>
-          <w:i w:val="0"/>
-        </w:rPr>
-        <w:t>يتم إرفاق المستندات الخاصة بالسند التنفيذي فقط ,دون غيرها من المستندات األخرى .</w:t>
-      </w:r>
-    </w:p>
-    <w:p>
-      <w:pPr>
-        <w:jc w:val="right"/>
-        <w:bidi/>
-      </w:pPr>
-      <w:r>
-        <w:rPr>
-          <w:b w:val="0"/>
-          <w:i w:val="0"/>
-        </w:rPr>
-        <w:t>اثناء مسح المستند , يجب أن يكون مسح المستند بحدود الصفحة وعدم تصوير أجزاء خارجيه.</w:t>
-      </w:r>
-    </w:p>
-    <w:p>
-      <w:pPr>
-        <w:jc w:val="right"/>
-        <w:bidi/>
-      </w:pPr>
-      <w:r>
-        <w:rPr>
-          <w:b w:val="0"/>
-          <w:i w:val="0"/>
-        </w:rPr>
-        <w:t>المكتسب القطعيةpdf. ابدائي و تايد االستئناف عرض حكم ضد اسامة الزيني نسخة من السند *\</w:t>
-      </w:r>
-    </w:p>
-    <w:p>
-      <w:pPr>
-        <w:jc w:val="right"/>
-        <w:bidi/>
-      </w:pPr>
-      <w:r>
-        <w:rPr>
-          <w:b w:val="0"/>
-          <w:i w:val="0"/>
-        </w:rPr>
-        <w:t>صيغة الملف PDF - يجب ان تكون الصورة ملونة</w:t>
-      </w:r>
-    </w:p>
-    <w:p>
-      <w:pPr>
-        <w:jc w:val="right"/>
-        <w:bidi/>
-      </w:pPr>
-      <w:r>
-        <w:rPr>
-          <w:b w:val="0"/>
-          <w:i w:val="0"/>
-        </w:rPr>
-        <w:t>  طلبات اجراء بحاجة الى رد (0)</w:t>
-      </w:r>
-    </w:p>
-    <w:p>
-      <w:pPr>
-        <w:jc w:val="right"/>
-        <w:bidi/>
-      </w:pPr>
-      <w:r>
-        <w:rPr>
-          <w:b w:val="0"/>
-          <w:i w:val="0"/>
-        </w:rPr>
-        <w:t>التبليغ العدلي</w:t>
-      </w:r>
-    </w:p>
-    <w:p>
-      <w:pPr>
-        <w:jc w:val="right"/>
-        <w:bidi/>
-      </w:pPr>
-      <w:r>
-        <w:rPr>
-          <w:b w:val="0"/>
-          <w:i w:val="0"/>
-        </w:rPr>
-        <w:t>التكاليف القضائية </w:t>
-      </w:r>
-    </w:p>
-    <w:p>
-      <w:pPr>
-        <w:jc w:val="right"/>
-        <w:bidi/>
-      </w:pPr>
-      <w:r>
-        <w:rPr>
-          <w:b w:val="0"/>
-          <w:i w:val="0"/>
-        </w:rPr>
-        <w:t>التواصل العدلي </w:t>
-      </w:r>
-    </w:p>
-    <w:p>
-      <w:pPr>
-        <w:jc w:val="right"/>
-        <w:bidi/>
-      </w:pPr>
-      <w:r>
-        <w:rPr>
-          <w:b w:val="0"/>
-          <w:i w:val="0"/>
-        </w:rPr>
-        <w:t>التراخيص   المواعيد   1950</w:t>
-      </w:r>
-    </w:p>
-    <w:p>
-      <w:pPr>
-        <w:jc w:val="right"/>
-        <w:bidi/>
-      </w:pPr>
-      <w:r>
-        <w:rPr>
-          <w:b w:val="0"/>
-          <w:i w:val="0"/>
-        </w:rPr>
-        <w:t>لوحة المعلومات  القضاء  اإلفالس  التنفيذ   التوثيق   العدلية</w:t>
+        <w:t>.pdf ةغيصبو حوضولا يلاعو نولم قفرملا نوكي نأ بجي</w:t>
+      </w:r>
+    </w:p>
+    <w:p>
+      <w:pPr>
+        <w:jc w:val="right"/>
+        <w:bidi/>
+      </w:pPr>
+      <w:r>
+        <w:rPr>
+          <w:b w:val="0"/>
+          <w:i w:val="0"/>
+        </w:rPr>
+        <w:t>. بيترتلا سفنبو دحاو pdf فلمب تاحفصلا عيمج قافرإ نم دكأت تاحفص ةدع نم نوكم يذيفنتلا دنسلا ناك نا</w:t>
+      </w:r>
+    </w:p>
+    <w:p>
+      <w:pPr>
+        <w:jc w:val="right"/>
+        <w:bidi/>
+      </w:pPr>
+      <w:r>
+        <w:rPr>
+          <w:b w:val="0"/>
+          <w:i w:val="0"/>
+        </w:rPr>
+        <w:t>. ىرخلأا تادنتسملا نم اهريغ نود, طقف يذيفنتلا دنسلاب ةصاخلا تادنتسملا قافرإ متي</w:t>
+      </w:r>
+    </w:p>
+    <w:p>
+      <w:pPr>
+        <w:jc w:val="right"/>
+        <w:bidi/>
+      </w:pPr>
+      <w:r>
+        <w:rPr>
+          <w:b w:val="0"/>
+          <w:i w:val="0"/>
+        </w:rPr>
+        <w:t>.هيجراخ ءازجأ ريوصت مدعو ةحفصلا دودحب دنتسملا حسم نوكي نأ بجي , دنتسملا حسم ءانثا</w:t>
+      </w:r>
+    </w:p>
+    <w:p>
+      <w:pPr>
+        <w:jc w:val="right"/>
+        <w:bidi/>
+      </w:pPr>
+      <w:r>
+        <w:rPr>
+          <w:b w:val="0"/>
+          <w:i w:val="0"/>
+        </w:rPr>
+        <w:t>\* دنسلا نم ةخسن ينيزلا ةماسا دض مكح ضرع فانئتسلاا ديات و يئادبا pdf.ةيعطقلا بستكملا</w:t>
+      </w:r>
+    </w:p>
+    <w:p>
+      <w:pPr>
+        <w:jc w:val="right"/>
+        <w:bidi/>
+      </w:pPr>
+      <w:r>
+        <w:rPr>
+          <w:b w:val="0"/>
+          <w:i w:val="0"/>
+        </w:rPr>
+        <w:t>ةنولم ةروصلا نوكت نا بجي - PDF فلملا ةغيص</w:t>
+      </w:r>
+    </w:p>
+    <w:p>
+      <w:pPr>
+        <w:jc w:val="right"/>
+        <w:bidi/>
+      </w:pPr>
+      <w:r>
+        <w:rPr>
+          <w:b w:val="0"/>
+          <w:i w:val="0"/>
+        </w:rPr>
+        <w:t>(0) در ىلا ةجاحب ءارجا تابلط  </w:t>
+      </w:r>
+    </w:p>
+    <w:p>
+      <w:pPr>
+        <w:jc w:val="right"/>
+        <w:bidi/>
+      </w:pPr>
+      <w:r>
+        <w:rPr>
+          <w:b w:val="0"/>
+          <w:i w:val="0"/>
+        </w:rPr>
+        <w:t>يلدعلا غيلبتلا</w:t>
+      </w:r>
+    </w:p>
+    <w:p>
+      <w:pPr>
+        <w:jc w:val="right"/>
+        <w:bidi/>
+      </w:pPr>
+      <w:r>
+        <w:rPr>
+          <w:b w:val="0"/>
+          <w:i w:val="0"/>
+        </w:rPr>
+        <w:t> ةيئاضقلا فيلاكتلا</w:t>
+      </w:r>
+    </w:p>
+    <w:p>
+      <w:pPr>
+        <w:jc w:val="right"/>
+        <w:bidi/>
+      </w:pPr>
+      <w:r>
+        <w:rPr>
+          <w:b w:val="0"/>
+          <w:i w:val="0"/>
+        </w:rPr>
+        <w:t> يلدعلا لصاوتلا</w:t>
+      </w:r>
+    </w:p>
+    <w:p>
+      <w:pPr>
+        <w:jc w:val="right"/>
+        <w:bidi/>
+      </w:pPr>
+      <w:r>
+        <w:rPr>
+          <w:b w:val="0"/>
+          <w:i w:val="0"/>
+        </w:rPr>
+        <w:t>1950   ديعاوملا   صيخارتلا</w:t>
+      </w:r>
+    </w:p>
+    <w:p>
+      <w:pPr>
+        <w:jc w:val="right"/>
+        <w:bidi/>
+      </w:pPr>
+      <w:r>
+        <w:rPr>
+          <w:b w:val="0"/>
+          <w:i w:val="0"/>
+        </w:rPr>
+        <w:t>ةيلدعلا   قيثوتلا   ذيفنتلا  سلافلإا  ءاضقلا  تامولعملا ةحول</w:t>
       </w:r>
     </w:p>
     <w:p>
@@ -14469,7 +14469,7 @@
           <w:b w:val="0"/>
           <w:i w:val="0"/>
         </w:rPr>
-        <w:t>بيانات األطراف </w:t>
+        <w:t> فارطلأا تانايب</w:t>
       </w:r>
     </w:p>
     <w:p>
@@ -14495,72 +14495,72 @@
           <w:b w:val="0"/>
           <w:i w:val="0"/>
         </w:rPr>
-        <w:t>التبليغ العدلي</w:t>
-      </w:r>
-    </w:p>
-    <w:p>
-      <w:pPr>
-        <w:jc w:val="right"/>
-        <w:bidi/>
-      </w:pPr>
-      <w:r>
-        <w:rPr>
-          <w:b w:val="0"/>
-          <w:i w:val="0"/>
-        </w:rPr>
-        <w:t>التكاليف القضائية </w:t>
-      </w:r>
-    </w:p>
-    <w:p>
-      <w:pPr>
-        <w:jc w:val="right"/>
-        <w:bidi/>
-      </w:pPr>
-      <w:r>
-        <w:rPr>
-          <w:b w:val="0"/>
-          <w:i w:val="0"/>
-        </w:rPr>
-        <w:t>التواصل العدلي </w:t>
-      </w:r>
-    </w:p>
-    <w:p>
-      <w:pPr>
-        <w:jc w:val="right"/>
-        <w:bidi/>
-      </w:pPr>
-      <w:r>
-        <w:rPr>
-          <w:b w:val="0"/>
-          <w:i w:val="0"/>
-        </w:rPr>
-        <w:t>التراخيص   المواعيد   1950</w:t>
-      </w:r>
-    </w:p>
-    <w:p>
-      <w:pPr>
-        <w:jc w:val="right"/>
-        <w:bidi/>
-      </w:pPr>
-      <w:r>
-        <w:rPr>
-          <w:b w:val="0"/>
-          <w:i w:val="0"/>
-        </w:rPr>
-        <w:t>مقدم  الطلب اإلفالس  التنفيذ   التوثيق   العدلية</w:t>
-      </w:r>
-    </w:p>
-    <w:p>
-      <w:pPr>
-        <w:jc w:val="right"/>
-        <w:bidi/>
-      </w:pPr>
-      <w:r>
-        <w:rPr>
-          <w:b w:val="0"/>
-          <w:i w:val="0"/>
-        </w:rPr>
-        <w:t>محمد فواز بن منير الثعلي  لوحة المعلومات  القضاء</w:t>
+        <w:t>يلدعلا غيلبتلا</w:t>
+      </w:r>
+    </w:p>
+    <w:p>
+      <w:pPr>
+        <w:jc w:val="right"/>
+        <w:bidi/>
+      </w:pPr>
+      <w:r>
+        <w:rPr>
+          <w:b w:val="0"/>
+          <w:i w:val="0"/>
+        </w:rPr>
+        <w:t> ةيئاضقلا فيلاكتلا</w:t>
+      </w:r>
+    </w:p>
+    <w:p>
+      <w:pPr>
+        <w:jc w:val="right"/>
+        <w:bidi/>
+      </w:pPr>
+      <w:r>
+        <w:rPr>
+          <w:b w:val="0"/>
+          <w:i w:val="0"/>
+        </w:rPr>
+        <w:t> يلدعلا لصاوتلا</w:t>
+      </w:r>
+    </w:p>
+    <w:p>
+      <w:pPr>
+        <w:jc w:val="right"/>
+        <w:bidi/>
+      </w:pPr>
+      <w:r>
+        <w:rPr>
+          <w:b w:val="0"/>
+          <w:i w:val="0"/>
+        </w:rPr>
+        <w:t>1950   ديعاوملا   صيخارتلا</w:t>
+      </w:r>
+    </w:p>
+    <w:p>
+      <w:pPr>
+        <w:jc w:val="right"/>
+        <w:bidi/>
+      </w:pPr>
+      <w:r>
+        <w:rPr>
+          <w:b w:val="0"/>
+          <w:i w:val="0"/>
+        </w:rPr>
+        <w:t>ةيلدعلا   قيثوتلا   ذيفنتلا  سلافلإا بلطلا  مدقم</w:t>
+      </w:r>
+    </w:p>
+    <w:p>
+      <w:pPr>
+        <w:jc w:val="right"/>
+        <w:bidi/>
+      </w:pPr>
+      <w:r>
+        <w:rPr>
+          <w:b w:val="0"/>
+          <w:i w:val="0"/>
+        </w:rPr>
+        <w:t>ءاضقلا  تامولعملا ةحول  يلعثلا رينم نب زاوف دمحم</w:t>
       </w:r>
     </w:p>
     <w:p>
@@ -14599,7 +14599,7 @@
           <w:b w:val="0"/>
           <w:i w:val="0"/>
         </w:rPr>
-        <w:t>طالب التنفيذ</w:t>
+        <w:t>ذيفنتلا بلاط</w:t>
       </w:r>
     </w:p>
     <w:p>
@@ -14625,7 +14625,7 @@
           <w:b w:val="0"/>
           <w:i w:val="0"/>
         </w:rPr>
-        <w:t>عاتقه محمديحي محمدعلى الحرازي - المبلغ</w:t>
+        <w:t>غلبملا - يزارحلا ىلعدمحم يحيدمحم هقتاع</w:t>
       </w:r>
     </w:p>
     <w:p>
@@ -14651,7 +14651,7 @@
           <w:b w:val="0"/>
           <w:i w:val="0"/>
         </w:rPr>
-        <w:t>المستحق (27651219)</w:t>
+        <w:t>(27651219) قحتسملا</w:t>
       </w:r>
     </w:p>
     <w:p>
@@ -14677,20 +14677,20 @@
           <w:b w:val="0"/>
           <w:i w:val="0"/>
         </w:rPr>
-        <w:t>جارى التبليغ  القرارات(1)</w:t>
-      </w:r>
-    </w:p>
-    <w:p>
-      <w:pPr>
-        <w:jc w:val="right"/>
-        <w:bidi/>
-      </w:pPr>
-      <w:r>
-        <w:rPr>
-          <w:b w:val="0"/>
-          <w:i w:val="0"/>
-        </w:rPr>
-        <w:t>قرار 34</w:t>
+        <w:t>(1)تارارقلا  غيلبتلا ىراج</w:t>
+      </w:r>
+    </w:p>
+    <w:p>
+      <w:pPr>
+        <w:jc w:val="right"/>
+        <w:bidi/>
+      </w:pPr>
+      <w:r>
+        <w:rPr>
+          <w:b w:val="0"/>
+          <w:i w:val="0"/>
+        </w:rPr>
+        <w:t>34 رارق</w:t>
       </w:r>
     </w:p>
     <w:p>
@@ -14716,46 +14716,46 @@
           <w:b w:val="0"/>
           <w:i w:val="0"/>
         </w:rPr>
-        <w:t>400344502394972 رقم القرار</w:t>
-      </w:r>
-    </w:p>
-    <w:p>
-      <w:pPr>
-        <w:jc w:val="right"/>
-        <w:bidi/>
-      </w:pPr>
-      <w:r>
-        <w:rPr>
-          <w:b w:val="0"/>
-          <w:i w:val="0"/>
-        </w:rPr>
-        <w:t>1445/04/08 تاريخ إصدار القرار</w:t>
-      </w:r>
-    </w:p>
-    <w:p>
-      <w:pPr>
-        <w:jc w:val="right"/>
-        <w:bidi/>
-      </w:pPr>
-      <w:r>
-        <w:rPr>
-          <w:b w:val="0"/>
-          <w:i w:val="0"/>
-        </w:rPr>
-        <w:t>12:57:38 وقت إصدار القرار</w:t>
-      </w:r>
-    </w:p>
-    <w:p>
-      <w:pPr>
-        <w:jc w:val="right"/>
-        <w:bidi/>
-      </w:pPr>
-      <w:r>
-        <w:rPr>
-          <w:b w:val="0"/>
-          <w:i w:val="0"/>
-        </w:rPr>
-        <w:t>عرض التفاصيل</w:t>
+        <w:t>رارقلا مقر 400344502394972</w:t>
+      </w:r>
+    </w:p>
+    <w:p>
+      <w:pPr>
+        <w:jc w:val="right"/>
+        <w:bidi/>
+      </w:pPr>
+      <w:r>
+        <w:rPr>
+          <w:b w:val="0"/>
+          <w:i w:val="0"/>
+        </w:rPr>
+        <w:t>رارقلا رادصإ خيرات 1445/04/08</w:t>
+      </w:r>
+    </w:p>
+    <w:p>
+      <w:pPr>
+        <w:jc w:val="right"/>
+        <w:bidi/>
+      </w:pPr>
+      <w:r>
+        <w:rPr>
+          <w:b w:val="0"/>
+          <w:i w:val="0"/>
+        </w:rPr>
+        <w:t>رارقلا رادصإ تقو 12:57:38</w:t>
+      </w:r>
+    </w:p>
+    <w:p>
+      <w:pPr>
+        <w:jc w:val="right"/>
+        <w:bidi/>
+      </w:pPr>
+      <w:r>
+        <w:rPr>
+          <w:b w:val="0"/>
+          <w:i w:val="0"/>
+        </w:rPr>
+        <w:t>ليصافتلا ضرع</w:t>
       </w:r>
     </w:p>
     <w:p>
@@ -14781,72 +14781,72 @@
           <w:b w:val="0"/>
           <w:i w:val="0"/>
         </w:rPr>
-        <w:t> المحاضر</w:t>
-      </w:r>
-    </w:p>
-    <w:p>
-      <w:pPr>
-        <w:jc w:val="right"/>
-        <w:bidi/>
-      </w:pPr>
-      <w:r>
-        <w:rPr>
-          <w:b w:val="0"/>
-          <w:i w:val="0"/>
-        </w:rPr>
-        <w:t> التقرير المالي</w:t>
-      </w:r>
-    </w:p>
-    <w:p>
-      <w:pPr>
-        <w:jc w:val="right"/>
-        <w:bidi/>
-      </w:pPr>
-      <w:r>
-        <w:rPr>
-          <w:b w:val="0"/>
-          <w:i w:val="0"/>
-        </w:rPr>
-        <w:t>جميع الحقوق محفوظة ©</w:t>
-      </w:r>
-    </w:p>
-    <w:p>
-      <w:pPr>
-        <w:jc w:val="right"/>
-        <w:bidi/>
-      </w:pPr>
-      <w:r>
-        <w:rPr>
-          <w:b w:val="0"/>
-          <w:i w:val="0"/>
-        </w:rPr>
-        <w:t>الشروط</w:t>
-      </w:r>
-    </w:p>
-    <w:p>
-      <w:pPr>
-        <w:jc w:val="right"/>
-        <w:bidi/>
-      </w:pPr>
-      <w:r>
-        <w:rPr>
-          <w:b w:val="0"/>
-          <w:i w:val="0"/>
-        </w:rPr>
-        <w:t>سياسة</w:t>
-      </w:r>
-    </w:p>
-    <w:p>
-      <w:pPr>
-        <w:jc w:val="right"/>
-        <w:bidi/>
-      </w:pPr>
-      <w:r>
-        <w:rPr>
-          <w:b w:val="0"/>
-          <w:i w:val="0"/>
-        </w:rPr>
-        <w:t>االسئلة</w:t>
+        <w:t>رضاحملا </w:t>
+      </w:r>
+    </w:p>
+    <w:p>
+      <w:pPr>
+        <w:jc w:val="right"/>
+        <w:bidi/>
+      </w:pPr>
+      <w:r>
+        <w:rPr>
+          <w:b w:val="0"/>
+          <w:i w:val="0"/>
+        </w:rPr>
+        <w:t>يلاملا ريرقتلا </w:t>
+      </w:r>
+    </w:p>
+    <w:p>
+      <w:pPr>
+        <w:jc w:val="right"/>
+        <w:bidi/>
+      </w:pPr>
+      <w:r>
+        <w:rPr>
+          <w:b w:val="0"/>
+          <w:i w:val="0"/>
+        </w:rPr>
+        <w:t>© ةظوفحم قوقحلا عيمج</w:t>
+      </w:r>
+    </w:p>
+    <w:p>
+      <w:pPr>
+        <w:jc w:val="right"/>
+        <w:bidi/>
+      </w:pPr>
+      <w:r>
+        <w:rPr>
+          <w:b w:val="0"/>
+          <w:i w:val="0"/>
+        </w:rPr>
+        <w:t>طورشلا</w:t>
+      </w:r>
+    </w:p>
+    <w:p>
+      <w:pPr>
+        <w:jc w:val="right"/>
+        <w:bidi/>
+      </w:pPr>
+      <w:r>
+        <w:rPr>
+          <w:b w:val="0"/>
+          <w:i w:val="0"/>
+        </w:rPr>
+        <w:t>ةسايس</w:t>
+      </w:r>
+    </w:p>
+    <w:p>
+      <w:pPr>
+        <w:jc w:val="right"/>
+        <w:bidi/>
+      </w:pPr>
+      <w:r>
+        <w:rPr>
+          <w:b w:val="0"/>
+          <w:i w:val="0"/>
+        </w:rPr>
+        <w:t>ةلئسلاا</w:t>
       </w:r>
     </w:p>
     <w:p>
@@ -14872,7 +14872,7 @@
           <w:b w:val="0"/>
           <w:i w:val="0"/>
         </w:rPr>
-        <w:t> سجل الحركة المالية</w:t>
+        <w:t>ةيلاملا ةكرحلا لجس </w:t>
       </w:r>
     </w:p>
     <w:p>
@@ -14898,46 +14898,46 @@
           <w:b w:val="0"/>
           <w:i w:val="0"/>
         </w:rPr>
-        <w:t>واألحكام</w:t>
-      </w:r>
-    </w:p>
-    <w:p>
-      <w:pPr>
-        <w:jc w:val="right"/>
-        <w:bidi/>
-      </w:pPr>
-      <w:r>
-        <w:rPr>
-          <w:b w:val="0"/>
-          <w:i w:val="0"/>
-        </w:rPr>
-        <w:t>الخصوصية</w:t>
-      </w:r>
-    </w:p>
-    <w:p>
-      <w:pPr>
-        <w:jc w:val="right"/>
-        <w:bidi/>
-      </w:pPr>
-      <w:r>
-        <w:rPr>
-          <w:b w:val="0"/>
-          <w:i w:val="0"/>
-        </w:rPr>
-        <w:t>المتكررة</w:t>
-      </w:r>
-    </w:p>
-    <w:p>
-      <w:pPr>
-        <w:jc w:val="right"/>
-        <w:bidi/>
-      </w:pPr>
-      <w:r>
-        <w:rPr>
-          <w:b w:val="0"/>
-          <w:i w:val="0"/>
-        </w:rPr>
-        <w:t>ناجز  1950</w:t>
+        <w:t>ماكحلأاو</w:t>
+      </w:r>
+    </w:p>
+    <w:p>
+      <w:pPr>
+        <w:jc w:val="right"/>
+        <w:bidi/>
+      </w:pPr>
+      <w:r>
+        <w:rPr>
+          <w:b w:val="0"/>
+          <w:i w:val="0"/>
+        </w:rPr>
+        <w:t>ةيصوصخلا</w:t>
+      </w:r>
+    </w:p>
+    <w:p>
+      <w:pPr>
+        <w:jc w:val="right"/>
+        <w:bidi/>
+      </w:pPr>
+      <w:r>
+        <w:rPr>
+          <w:b w:val="0"/>
+          <w:i w:val="0"/>
+        </w:rPr>
+        <w:t>ةرركتملا</w:t>
+      </w:r>
+    </w:p>
+    <w:p>
+      <w:pPr>
+        <w:jc w:val="right"/>
+        <w:bidi/>
+      </w:pPr>
+      <w:r>
+        <w:rPr>
+          <w:b w:val="0"/>
+          <w:i w:val="0"/>
+        </w:rPr>
+        <w:t>1950  زجان</w:t>
       </w:r>
     </w:p>
     <w:p>
@@ -14976,7 +14976,7 @@
           <w:b w:val="0"/>
           <w:i w:val="0"/>
         </w:rPr>
-        <w:t>تفاصيل الطلب</w:t>
+        <w:t>بلطلا ليصافت</w:t>
       </w:r>
     </w:p>
     <w:p>
@@ -15028,59 +15028,59 @@
           <w:b w:val="0"/>
           <w:i w:val="0"/>
         </w:rPr>
-        <w:t>دليل المرخصين بيانات الطلب الخط الزمني تقديم الطلب طلب تنفيذ رقم</w:t>
-      </w:r>
-    </w:p>
-    <w:p>
-      <w:pPr>
-        <w:jc w:val="right"/>
-        <w:bidi/>
-      </w:pPr>
-      <w:r>
-        <w:rPr>
-          <w:b w:val="0"/>
-          <w:i w:val="0"/>
-        </w:rPr>
-        <w:t>3933 اكتب هنا للبحث   خدمات التحقق  جميع الخدمات اإللكترونية </w:t>
-      </w:r>
-    </w:p>
-    <w:p>
-      <w:pPr>
-        <w:jc w:val="right"/>
-        <w:bidi/>
-      </w:pPr>
-      <w:r>
-        <w:rPr>
-          <w:b w:val="0"/>
-          <w:i w:val="0"/>
-        </w:rPr>
-        <w:t>1/4 _QqMcKhm0j-pA-anKTqv4PZKLbIuKCUlN6BzYabVx-I...\_w7MnkTUnuxaoXwSot76\CfDJ8GyQMJD4wvpOv8eHR-GWJd1IViQ3L0YZs9DUInsFXKCy=requestId?https://new.najiz.sa/applications/iexecution/Request/View مرحبا / أسامه بن احم ...</w:t>
-      </w:r>
-    </w:p>
-    <w:p>
-      <w:pPr>
-        <w:jc w:val="right"/>
-        <w:bidi/>
-      </w:pPr>
-      <w:r>
-        <w:rPr>
-          <w:b w:val="0"/>
-          <w:i w:val="0"/>
-        </w:rPr>
-        <w:t>االنهاء مرحلة</w:t>
-      </w:r>
-    </w:p>
-    <w:p>
-      <w:pPr>
-        <w:jc w:val="right"/>
-        <w:bidi/>
-      </w:pPr>
-      <w:r>
-        <w:rPr>
-          <w:b w:val="0"/>
-          <w:i w:val="0"/>
-        </w:rPr>
-        <w:t>مؤشر الحركة الماليه</w:t>
+        <w:t>مقر ذيفنت بلط بلطلا ميدقت ينمزلا طخلا بلطلا تانايب نيصخرملا ليلد</w:t>
+      </w:r>
+    </w:p>
+    <w:p>
+      <w:pPr>
+        <w:jc w:val="right"/>
+        <w:bidi/>
+      </w:pPr>
+      <w:r>
+        <w:rPr>
+          <w:b w:val="0"/>
+          <w:i w:val="0"/>
+        </w:rPr>
+        <w:t> ةينورتكللإا تامدخلا عيمج  ققحتلا تامدخ   ثحبلل انه بتكا 3933</w:t>
+      </w:r>
+    </w:p>
+    <w:p>
+      <w:pPr>
+        <w:jc w:val="right"/>
+        <w:bidi/>
+      </w:pPr>
+      <w:r>
+        <w:rPr>
+          <w:b w:val="0"/>
+          <w:i w:val="0"/>
+        </w:rPr>
+        <w:t>... محا نب هماسأ / ابحرم https://new.najiz.sa/applications/iexecution/Request/View?requestId=CfDJ8GyQMJD4wvpOv8eHR-GWJd1IViQ3L0YZs9DUInsFXKCy\_w7MnkTUnuxaoXwSot76\_QqMcKhm0j-pA-anKTqv4PZKLbIuKCUlN6BzYabVx-I... 1/4</w:t>
+      </w:r>
+    </w:p>
+    <w:p>
+      <w:pPr>
+        <w:jc w:val="right"/>
+        <w:bidi/>
+      </w:pPr>
+      <w:r>
+        <w:rPr>
+          <w:b w:val="0"/>
+          <w:i w:val="0"/>
+        </w:rPr>
+        <w:t>ةلحرم ءاهنلاا</w:t>
+      </w:r>
+    </w:p>
+    <w:p>
+      <w:pPr>
+        <w:jc w:val="right"/>
+        <w:bidi/>
+      </w:pPr>
+      <w:r>
+        <w:rPr>
+          <w:b w:val="0"/>
+          <w:i w:val="0"/>
+        </w:rPr>
+        <w:t>هيلاملا ةكرحلا رشؤم</w:t>
       </w:r>
     </w:p>
     <w:p>
@@ -15106,46 +15106,46 @@
           <w:b w:val="0"/>
           <w:i w:val="0"/>
         </w:rPr>
-        <w:t>الطلب الصفة في نوع السند نوع السند المحكمة</w:t>
-      </w:r>
-    </w:p>
-    <w:p>
-      <w:pPr>
-        <w:jc w:val="right"/>
-        <w:bidi/>
-      </w:pPr>
-      <w:r>
-        <w:rPr>
-          <w:b w:val="0"/>
-          <w:i w:val="0"/>
-        </w:rPr>
-        <w:t>الفرعي محكمة دائرة التنفيذ</w:t>
-      </w:r>
-    </w:p>
-    <w:p>
-      <w:pPr>
-        <w:jc w:val="right"/>
-        <w:bidi/>
-      </w:pPr>
-      <w:r>
-        <w:rPr>
-          <w:b w:val="0"/>
-          <w:i w:val="0"/>
-        </w:rPr>
-        <w:t>الرئيسي</w:t>
-      </w:r>
-    </w:p>
-    <w:p>
-      <w:pPr>
-        <w:jc w:val="right"/>
-        <w:bidi/>
-      </w:pPr>
-      <w:r>
-        <w:rPr>
-          <w:b w:val="0"/>
-          <w:i w:val="0"/>
-        </w:rPr>
-        <w:t>اجمالي المطالبة: 96779270.00لایر الطلب</w:t>
+        <w:t>ةمكحملا دنسلا عون دنسلا عون يف ةفصلا بلطلا</w:t>
+      </w:r>
+    </w:p>
+    <w:p>
+      <w:pPr>
+        <w:jc w:val="right"/>
+        <w:bidi/>
+      </w:pPr>
+      <w:r>
+        <w:rPr>
+          <w:b w:val="0"/>
+          <w:i w:val="0"/>
+        </w:rPr>
+        <w:t>ذيفنتلا ةرئاد ةمكحم يعرفلا</w:t>
+      </w:r>
+    </w:p>
+    <w:p>
+      <w:pPr>
+        <w:jc w:val="right"/>
+        <w:bidi/>
+      </w:pPr>
+      <w:r>
+        <w:rPr>
+          <w:b w:val="0"/>
+          <w:i w:val="0"/>
+        </w:rPr>
+        <w:t>يسيئرلا</w:t>
+      </w:r>
+    </w:p>
+    <w:p>
+      <w:pPr>
+        <w:jc w:val="right"/>
+        <w:bidi/>
+      </w:pPr>
+      <w:r>
+        <w:rPr>
+          <w:b w:val="0"/>
+          <w:i w:val="0"/>
+        </w:rPr>
+        <w:t>بلطلا ریال96779270.00 :ةبلاطملا يلامجا</w:t>
       </w:r>
     </w:p>
     <w:p>
@@ -15171,7 +15171,7 @@
           <w:b w:val="0"/>
           <w:i w:val="0"/>
         </w:rPr>
-        <w:t>الثانية</w:t>
+        <w:t>ةيناثلا</w:t>
       </w:r>
     </w:p>
     <w:p>
@@ -15210,33 +15210,33 @@
           <w:b w:val="0"/>
           <w:i w:val="0"/>
         </w:rPr>
-        <w:t>المحكمة</w:t>
-      </w:r>
-    </w:p>
-    <w:p>
-      <w:pPr>
-        <w:jc w:val="right"/>
-        <w:bidi/>
-      </w:pPr>
-      <w:r>
-        <w:rPr>
-          <w:b w:val="0"/>
-          <w:i w:val="0"/>
-        </w:rPr>
-        <w:t>حواالت تستلزم تحديث ايبان 0لایر</w:t>
-      </w:r>
-    </w:p>
-    <w:p>
-      <w:pPr>
-        <w:jc w:val="right"/>
-        <w:bidi/>
-      </w:pPr>
-      <w:r>
-        <w:rPr>
-          <w:b w:val="0"/>
-          <w:i w:val="0"/>
-        </w:rPr>
-        <w:t>جاري التحويل 0لایر</w:t>
+        <w:t>ةمكحملا</w:t>
+      </w:r>
+    </w:p>
+    <w:p>
+      <w:pPr>
+        <w:jc w:val="right"/>
+        <w:bidi/>
+      </w:pPr>
+      <w:r>
+        <w:rPr>
+          <w:b w:val="0"/>
+          <w:i w:val="0"/>
+        </w:rPr>
+        <w:t>ریال0 نابيا ثيدحت مزلتست تلااوح</w:t>
+      </w:r>
+    </w:p>
+    <w:p>
+      <w:pPr>
+        <w:jc w:val="right"/>
+        <w:bidi/>
+      </w:pPr>
+      <w:r>
+        <w:rPr>
+          <w:b w:val="0"/>
+          <w:i w:val="0"/>
+        </w:rPr>
+        <w:t>ریال0 ليوحتلا يراج</w:t>
       </w:r>
     </w:p>
     <w:p>
@@ -15262,7 +15262,7 @@
           <w:b w:val="0"/>
           <w:i w:val="0"/>
         </w:rPr>
-        <w:t>المبلغ المتبقي 96779270لایر</w:t>
+        <w:t>ریال96779270 يقبتملا غلبملا</w:t>
       </w:r>
     </w:p>
     <w:p>
@@ -15288,7 +15288,7 @@
           <w:b w:val="0"/>
           <w:i w:val="0"/>
         </w:rPr>
-        <w:t>طلبات اجراء اخرى</w:t>
+        <w:t>ىرخا ءارجا تابلط</w:t>
       </w:r>
     </w:p>
     <w:p>
@@ -15314,20 +15314,20 @@
           <w:b w:val="0"/>
           <w:i w:val="0"/>
         </w:rPr>
-        <w:t>طلب إصدار فاتورة سداد</w:t>
-      </w:r>
-    </w:p>
-    <w:p>
-      <w:pPr>
-        <w:jc w:val="right"/>
-        <w:bidi/>
-      </w:pPr>
-      <w:r>
-        <w:rPr>
-          <w:b w:val="0"/>
-          <w:i w:val="0"/>
-        </w:rPr>
-        <w:t>اإلجراءات مرحلة</w:t>
+        <w:t>دادس ةروتاف رادصإ بلط</w:t>
+      </w:r>
+    </w:p>
+    <w:p>
+      <w:pPr>
+        <w:jc w:val="right"/>
+        <w:bidi/>
+      </w:pPr>
+      <w:r>
+        <w:rPr>
+          <w:b w:val="0"/>
+          <w:i w:val="0"/>
+        </w:rPr>
+        <w:t>ةلحرم تاءارجلإا</w:t>
       </w:r>
     </w:p>
     <w:p>
@@ -15366,46 +15366,46 @@
           <w:b w:val="0"/>
           <w:i w:val="0"/>
         </w:rPr>
-        <w:t>إصدار فاتورة سداد</w:t>
-      </w:r>
-    </w:p>
-    <w:p>
-      <w:pPr>
-        <w:jc w:val="right"/>
-        <w:bidi/>
-      </w:pPr>
-      <w:r>
-        <w:rPr>
-          <w:b w:val="0"/>
-          <w:i w:val="0"/>
-        </w:rPr>
-        <w:t>األحد 16/03/1445</w:t>
-      </w:r>
-    </w:p>
-    <w:p>
-      <w:pPr>
-        <w:jc w:val="right"/>
-        <w:bidi/>
-      </w:pPr>
-      <w:r>
-        <w:rPr>
-          <w:b w:val="0"/>
-          <w:i w:val="0"/>
-        </w:rPr>
-        <w:t>التبليغ مرحلة</w:t>
-      </w:r>
-    </w:p>
-    <w:p>
-      <w:pPr>
-        <w:jc w:val="right"/>
-        <w:bidi/>
-      </w:pPr>
-      <w:r>
-        <w:rPr>
-          <w:b w:val="0"/>
-          <w:i w:val="0"/>
-        </w:rPr>
-        <w:t>إجراءات على الطلب</w:t>
+        <w:t>دادس ةروتاف رادصإ</w:t>
+      </w:r>
+    </w:p>
+    <w:p>
+      <w:pPr>
+        <w:jc w:val="right"/>
+        <w:bidi/>
+      </w:pPr>
+      <w:r>
+        <w:rPr>
+          <w:b w:val="0"/>
+          <w:i w:val="0"/>
+        </w:rPr>
+        <w:t>16/03/1445 دحلأا</w:t>
+      </w:r>
+    </w:p>
+    <w:p>
+      <w:pPr>
+        <w:jc w:val="right"/>
+        <w:bidi/>
+      </w:pPr>
+      <w:r>
+        <w:rPr>
+          <w:b w:val="0"/>
+          <w:i w:val="0"/>
+        </w:rPr>
+        <w:t>ةلحرم غيلبتلا</w:t>
+      </w:r>
+    </w:p>
+    <w:p>
+      <w:pPr>
+        <w:jc w:val="right"/>
+        <w:bidi/>
+      </w:pPr>
+      <w:r>
+        <w:rPr>
+          <w:b w:val="0"/>
+          <w:i w:val="0"/>
+        </w:rPr>
+        <w:t>بلطلا ىلع تاءارجإ</w:t>
       </w:r>
     </w:p>
     <w:p>
@@ -15431,33 +15431,33 @@
           <w:b w:val="0"/>
           <w:i w:val="0"/>
         </w:rPr>
-        <w:t>طلب تحويل مبلغ محجوز</w:t>
-      </w:r>
-    </w:p>
-    <w:p>
-      <w:pPr>
-        <w:jc w:val="right"/>
-        <w:bidi/>
-      </w:pPr>
-      <w:r>
-        <w:rPr>
-          <w:b w:val="0"/>
-          <w:i w:val="0"/>
-        </w:rPr>
-        <w:t>تم قبول الطلب</w:t>
-      </w:r>
-    </w:p>
-    <w:p>
-      <w:pPr>
-        <w:jc w:val="right"/>
-        <w:bidi/>
-      </w:pPr>
-      <w:r>
-        <w:rPr>
-          <w:b w:val="0"/>
-          <w:i w:val="0"/>
-        </w:rPr>
-        <w:t>األحد 16/03/1445</w:t>
+        <w:t>زوجحم غلبم ليوحت بلط</w:t>
+      </w:r>
+    </w:p>
+    <w:p>
+      <w:pPr>
+        <w:jc w:val="right"/>
+        <w:bidi/>
+      </w:pPr>
+      <w:r>
+        <w:rPr>
+          <w:b w:val="0"/>
+          <w:i w:val="0"/>
+        </w:rPr>
+        <w:t>بلطلا لوبق مت</w:t>
+      </w:r>
+    </w:p>
+    <w:p>
+      <w:pPr>
+        <w:jc w:val="right"/>
+        <w:bidi/>
+      </w:pPr>
+      <w:r>
+        <w:rPr>
+          <w:b w:val="0"/>
+          <w:i w:val="0"/>
+        </w:rPr>
+        <w:t>16/03/1445 دحلأا</w:t>
       </w:r>
     </w:p>
     <w:p>
@@ -15483,33 +15483,33 @@
           <w:b w:val="0"/>
           <w:i w:val="0"/>
         </w:rPr>
-        <w:t>حكم /قرار/ أمر صادر من المحكمة  مضمون الطلب</w:t>
-      </w:r>
-    </w:p>
-    <w:p>
-      <w:pPr>
-        <w:jc w:val="right"/>
-        <w:bidi/>
-      </w:pPr>
-      <w:r>
-        <w:rPr>
-          <w:b w:val="0"/>
-          <w:i w:val="0"/>
-        </w:rPr>
-        <w:t>بيانات المبلغ</w:t>
-      </w:r>
-    </w:p>
-    <w:p>
-      <w:pPr>
-        <w:jc w:val="right"/>
-        <w:bidi/>
-      </w:pPr>
-      <w:r>
-        <w:rPr>
-          <w:b w:val="0"/>
-          <w:i w:val="0"/>
-        </w:rPr>
-        <w:t>المبلغ المدون في السند / المحكوم بهالمبلغ المستلم</w:t>
+        <w:t>بلطلا نومضم  ةمكحملا نم رداص رمأ /رارق/ مكح</w:t>
+      </w:r>
+    </w:p>
+    <w:p>
+      <w:pPr>
+        <w:jc w:val="right"/>
+        <w:bidi/>
+      </w:pPr>
+      <w:r>
+        <w:rPr>
+          <w:b w:val="0"/>
+          <w:i w:val="0"/>
+        </w:rPr>
+        <w:t>غلبملا تانايب</w:t>
+      </w:r>
+    </w:p>
+    <w:p>
+      <w:pPr>
+        <w:jc w:val="right"/>
+        <w:bidi/>
+      </w:pPr>
+      <w:r>
+        <w:rPr>
+          <w:b w:val="0"/>
+          <w:i w:val="0"/>
+        </w:rPr>
+        <w:t>ملتسملا غلبملاهب موكحملا / دنسلا يف نودملا غلبملا</w:t>
       </w:r>
     </w:p>
     <w:p>
@@ -15561,7 +15561,7 @@
           <w:b w:val="0"/>
           <w:i w:val="0"/>
         </w:rPr>
-        <w:t>96779270 المبلغ المتبقي</w:t>
+        <w:t>يقبتملا غلبملا 96779270</w:t>
       </w:r>
     </w:p>
     <w:p>
@@ -15587,72 +15587,72 @@
           <w:b w:val="0"/>
           <w:i w:val="0"/>
         </w:rPr>
-        <w:t>لایر سعودي العملة</w:t>
-      </w:r>
-    </w:p>
-    <w:p>
-      <w:pPr>
-        <w:jc w:val="right"/>
-        <w:bidi/>
-      </w:pPr>
-      <w:r>
-        <w:rPr>
-          <w:b w:val="0"/>
-          <w:i w:val="0"/>
-        </w:rPr>
-        <w:t>بيانات السند</w:t>
-      </w:r>
-    </w:p>
-    <w:p>
-      <w:pPr>
-        <w:jc w:val="right"/>
-        <w:bidi/>
-      </w:pPr>
-      <w:r>
-        <w:rPr>
-          <w:b w:val="0"/>
-          <w:i w:val="0"/>
-        </w:rPr>
-        <w:t>رقم القضية</w:t>
-      </w:r>
-    </w:p>
-    <w:p>
-      <w:pPr>
-        <w:jc w:val="right"/>
-        <w:bidi/>
-      </w:pPr>
-      <w:r>
-        <w:rPr>
-          <w:b w:val="0"/>
-          <w:i w:val="0"/>
-        </w:rPr>
-        <w:t>42824717 المحكمه مصدره الحكم</w:t>
-      </w:r>
-    </w:p>
-    <w:p>
-      <w:pPr>
-        <w:jc w:val="right"/>
-        <w:bidi/>
-      </w:pPr>
-      <w:r>
-        <w:rPr>
-          <w:b w:val="0"/>
-          <w:i w:val="0"/>
-        </w:rPr>
-        <w:t>المحكمة التجارية بجدة</w:t>
-      </w:r>
-    </w:p>
-    <w:p>
-      <w:pPr>
-        <w:jc w:val="right"/>
-        <w:bidi/>
-      </w:pPr>
-      <w:r>
-        <w:rPr>
-          <w:b w:val="0"/>
-          <w:i w:val="0"/>
-        </w:rPr>
-        <w:t>تصنيف الطلب</w:t>
+        <w:t>ةلمعلا يدوعس ریال</w:t>
+      </w:r>
+    </w:p>
+    <w:p>
+      <w:pPr>
+        <w:jc w:val="right"/>
+        <w:bidi/>
+      </w:pPr>
+      <w:r>
+        <w:rPr>
+          <w:b w:val="0"/>
+          <w:i w:val="0"/>
+        </w:rPr>
+        <w:t>دنسلا تانايب</w:t>
+      </w:r>
+    </w:p>
+    <w:p>
+      <w:pPr>
+        <w:jc w:val="right"/>
+        <w:bidi/>
+      </w:pPr>
+      <w:r>
+        <w:rPr>
+          <w:b w:val="0"/>
+          <w:i w:val="0"/>
+        </w:rPr>
+        <w:t>ةيضقلا مقر</w:t>
+      </w:r>
+    </w:p>
+    <w:p>
+      <w:pPr>
+        <w:jc w:val="right"/>
+        <w:bidi/>
+      </w:pPr>
+      <w:r>
+        <w:rPr>
+          <w:b w:val="0"/>
+          <w:i w:val="0"/>
+        </w:rPr>
+        <w:t>مكحلا هردصم همكحملا 42824717</w:t>
+      </w:r>
+    </w:p>
+    <w:p>
+      <w:pPr>
+        <w:jc w:val="right"/>
+        <w:bidi/>
+      </w:pPr>
+      <w:r>
+        <w:rPr>
+          <w:b w:val="0"/>
+          <w:i w:val="0"/>
+        </w:rPr>
+        <w:t>ةدجب ةيراجتلا ةمكحملا</w:t>
+      </w:r>
+    </w:p>
+    <w:p>
+      <w:pPr>
+        <w:jc w:val="right"/>
+        <w:bidi/>
+      </w:pPr>
+      <w:r>
+        <w:rPr>
+          <w:b w:val="0"/>
+          <w:i w:val="0"/>
+        </w:rPr>
+        <w:t>بلطلا فينصت</w:t>
       </w:r>
     </w:p>
     <w:p>
@@ -15717,124 +15717,124 @@
           <w:b w:val="0"/>
           <w:i w:val="0"/>
         </w:rPr>
-        <w:t>المرفقات</w:t>
-      </w:r>
-    </w:p>
-    <w:p>
-      <w:pPr>
-        <w:jc w:val="right"/>
-        <w:bidi/>
-      </w:pPr>
-      <w:r>
-        <w:rPr>
-          <w:b w:val="0"/>
-          <w:i w:val="0"/>
-        </w:rPr>
-        <w:t>عزيزي المستفيد , الكمال طلبك بنجاح تأكد من التالي:</w:t>
-      </w:r>
-    </w:p>
-    <w:p>
-      <w:pPr>
-        <w:jc w:val="right"/>
-        <w:bidi/>
-      </w:pPr>
-      <w:r>
-        <w:rPr>
-          <w:b w:val="0"/>
-          <w:i w:val="0"/>
-        </w:rPr>
-        <w:t>في حال ال يوجد ماسح ضوئي يفضل استخدام تطبيقات مساعدة لمسح المرفقات . !\</w:t>
-      </w:r>
-    </w:p>
-    <w:p>
-      <w:pPr>
-        <w:jc w:val="right"/>
-        <w:bidi/>
-      </w:pPr>
-      <w:r>
-        <w:rPr>
-          <w:b w:val="0"/>
-          <w:i w:val="0"/>
-        </w:rPr>
-        <w:t>يجب أن يكون المرفق ملون وعالي الوضوح وبصيغة .pdf</w:t>
-      </w:r>
-    </w:p>
-    <w:p>
-      <w:pPr>
-        <w:jc w:val="right"/>
-        <w:bidi/>
-      </w:pPr>
-      <w:r>
-        <w:rPr>
-          <w:b w:val="0"/>
-          <w:i w:val="0"/>
-        </w:rPr>
-        <w:t>.ان كان السند التنفيذي مكون من عدة صفحات تأكد من إرفاق جميع الصفحات بملف pdf واحد وبنفس الترتيب</w:t>
-      </w:r>
-    </w:p>
-    <w:p>
-      <w:pPr>
-        <w:jc w:val="right"/>
-        <w:bidi/>
-      </w:pPr>
-      <w:r>
-        <w:rPr>
-          <w:b w:val="0"/>
-          <w:i w:val="0"/>
-        </w:rPr>
-        <w:t>يتم إرفاق المستندات الخاصة بالسند التنفيذي فقط ,دون غيرها من المستندات األخرى .</w:t>
-      </w:r>
-    </w:p>
-    <w:p>
-      <w:pPr>
-        <w:jc w:val="right"/>
-        <w:bidi/>
-      </w:pPr>
-      <w:r>
-        <w:rPr>
-          <w:b w:val="0"/>
-          <w:i w:val="0"/>
-        </w:rPr>
-        <w:t>اثناء مسح المستند , يجب أن يكون مسح المستند بحدود الصفحة وعدم تصوير أجزاء خارجيه.</w:t>
-      </w:r>
-    </w:p>
-    <w:p>
-      <w:pPr>
-        <w:jc w:val="right"/>
-        <w:bidi/>
-      </w:pPr>
-      <w:r>
-        <w:rPr>
-          <w:b w:val="0"/>
-          <w:i w:val="0"/>
-        </w:rPr>
-        <w:t>القطعيةpdf. المكتسب ابدائي و تايد االستئناف عرض حكم ضد اسامة الزيني نسخة من السند *\</w:t>
-      </w:r>
-    </w:p>
-    <w:p>
-      <w:pPr>
-        <w:jc w:val="right"/>
-        <w:bidi/>
-      </w:pPr>
-      <w:r>
-        <w:rPr>
-          <w:b w:val="0"/>
-          <w:i w:val="0"/>
-        </w:rPr>
-        <w:t>صيغة الملف PDF - يجب ان تكون الصورة ملونة</w:t>
-      </w:r>
-    </w:p>
-    <w:p>
-      <w:pPr>
-        <w:jc w:val="right"/>
-        <w:bidi/>
-      </w:pPr>
-      <w:r>
-        <w:rPr>
-          <w:b w:val="0"/>
-          <w:i w:val="0"/>
-        </w:rPr>
-        <w:t> طلبات اجراء بحاجة الى رد (0)</w:t>
+        <w:t>تاقفرملا</w:t>
+      </w:r>
+    </w:p>
+    <w:p>
+      <w:pPr>
+        <w:jc w:val="right"/>
+        <w:bidi/>
+      </w:pPr>
+      <w:r>
+        <w:rPr>
+          <w:b w:val="0"/>
+          <w:i w:val="0"/>
+        </w:rPr>
+        <w:t>:يلاتلا نم دكأت حاجنب كبلط لامكلا , ديفتسملا يزيزع</w:t>
+      </w:r>
+    </w:p>
+    <w:p>
+      <w:pPr>
+        <w:jc w:val="right"/>
+        <w:bidi/>
+      </w:pPr>
+      <w:r>
+        <w:rPr>
+          <w:b w:val="0"/>
+          <w:i w:val="0"/>
+        </w:rPr>
+        <w:t>\! . تاقفرملا حسمل ةدعاسم تاقيبطت مادختسا لضفي يئوض حسام دجوي لا لاح يف</w:t>
+      </w:r>
+    </w:p>
+    <w:p>
+      <w:pPr>
+        <w:jc w:val="right"/>
+        <w:bidi/>
+      </w:pPr>
+      <w:r>
+        <w:rPr>
+          <w:b w:val="0"/>
+          <w:i w:val="0"/>
+        </w:rPr>
+        <w:t>.pdf ةغيصبو حوضولا يلاعو نولم قفرملا نوكي نأ بجي</w:t>
+      </w:r>
+    </w:p>
+    <w:p>
+      <w:pPr>
+        <w:jc w:val="right"/>
+        <w:bidi/>
+      </w:pPr>
+      <w:r>
+        <w:rPr>
+          <w:b w:val="0"/>
+          <w:i w:val="0"/>
+        </w:rPr>
+        <w:t>بيترتلا سفنبو دحاو pdf فلمب تاحفصلا عيمج قافرإ نم دكأت تاحفص ةدع نم نوكم يذيفنتلا دنسلا ناك نا.</w:t>
+      </w:r>
+    </w:p>
+    <w:p>
+      <w:pPr>
+        <w:jc w:val="right"/>
+        <w:bidi/>
+      </w:pPr>
+      <w:r>
+        <w:rPr>
+          <w:b w:val="0"/>
+          <w:i w:val="0"/>
+        </w:rPr>
+        <w:t>. ىرخلأا تادنتسملا نم اهريغ نود, طقف يذيفنتلا دنسلاب ةصاخلا تادنتسملا قافرإ متي</w:t>
+      </w:r>
+    </w:p>
+    <w:p>
+      <w:pPr>
+        <w:jc w:val="right"/>
+        <w:bidi/>
+      </w:pPr>
+      <w:r>
+        <w:rPr>
+          <w:b w:val="0"/>
+          <w:i w:val="0"/>
+        </w:rPr>
+        <w:t>.هيجراخ ءازجأ ريوصت مدعو ةحفصلا دودحب دنتسملا حسم نوكي نأ بجي , دنتسملا حسم ءانثا</w:t>
+      </w:r>
+    </w:p>
+    <w:p>
+      <w:pPr>
+        <w:jc w:val="right"/>
+        <w:bidi/>
+      </w:pPr>
+      <w:r>
+        <w:rPr>
+          <w:b w:val="0"/>
+          <w:i w:val="0"/>
+        </w:rPr>
+        <w:t>\* دنسلا نم ةخسن ينيزلا ةماسا دض مكح ضرع فانئتسلاا ديات و يئادبا بستكملا pdf.ةيعطقلا</w:t>
+      </w:r>
+    </w:p>
+    <w:p>
+      <w:pPr>
+        <w:jc w:val="right"/>
+        <w:bidi/>
+      </w:pPr>
+      <w:r>
+        <w:rPr>
+          <w:b w:val="0"/>
+          <w:i w:val="0"/>
+        </w:rPr>
+        <w:t>ةنولم ةروصلا نوكت نا بجي - PDF فلملا ةغيص</w:t>
+      </w:r>
+    </w:p>
+    <w:p>
+      <w:pPr>
+        <w:jc w:val="right"/>
+        <w:bidi/>
+      </w:pPr>
+      <w:r>
+        <w:rPr>
+          <w:b w:val="0"/>
+          <w:i w:val="0"/>
+        </w:rPr>
+        <w:t>(0) در ىلا ةجاحب ءارجا تابلط </w:t>
       </w:r>
     </w:p>
     <w:p>
@@ -15873,20 +15873,20 @@
           <w:b w:val="0"/>
           <w:i w:val="0"/>
         </w:rPr>
-        <w:t>مقدم الطلب  بيانات األطراف</w:t>
-      </w:r>
-    </w:p>
-    <w:p>
-      <w:pPr>
-        <w:jc w:val="right"/>
-        <w:bidi/>
-      </w:pPr>
-      <w:r>
-        <w:rPr>
-          <w:b w:val="0"/>
-          <w:i w:val="0"/>
-        </w:rPr>
-        <w:t>محمد فواز بن منير الثعلي</w:t>
+        <w:t>فارطلأا تانايب  بلطلا مدقم</w:t>
+      </w:r>
+    </w:p>
+    <w:p>
+      <w:pPr>
+        <w:jc w:val="right"/>
+        <w:bidi/>
+      </w:pPr>
+      <w:r>
+        <w:rPr>
+          <w:b w:val="0"/>
+          <w:i w:val="0"/>
+        </w:rPr>
+        <w:t>يلعثلا رينم نب زاوف دمحم</w:t>
       </w:r>
     </w:p>
     <w:p>
@@ -15925,7 +15925,7 @@
           <w:b w:val="0"/>
           <w:i w:val="0"/>
         </w:rPr>
-        <w:t>طالب التنفيذ</w:t>
+        <w:t>ذيفنتلا بلاط</w:t>
       </w:r>
     </w:p>
     <w:p>
@@ -16003,20 +16003,20 @@
           <w:b w:val="0"/>
           <w:i w:val="0"/>
         </w:rPr>
-        <w:t>جارى التبليغ  القرارات(1)</w:t>
-      </w:r>
-    </w:p>
-    <w:p>
-      <w:pPr>
-        <w:jc w:val="right"/>
-        <w:bidi/>
-      </w:pPr>
-      <w:r>
-        <w:rPr>
-          <w:b w:val="0"/>
-          <w:i w:val="0"/>
-        </w:rPr>
-        <w:t>قرار 34</w:t>
+        <w:t>(1)تارارقلا  غيلبتلا ىراج</w:t>
+      </w:r>
+    </w:p>
+    <w:p>
+      <w:pPr>
+        <w:jc w:val="right"/>
+        <w:bidi/>
+      </w:pPr>
+      <w:r>
+        <w:rPr>
+          <w:b w:val="0"/>
+          <w:i w:val="0"/>
+        </w:rPr>
+        <w:t>34 رارق</w:t>
       </w:r>
     </w:p>
     <w:p>
@@ -16042,46 +16042,46 @@
           <w:b w:val="0"/>
           <w:i w:val="0"/>
         </w:rPr>
-        <w:t>400344502309377 رقم القرار</w:t>
-      </w:r>
-    </w:p>
-    <w:p>
-      <w:pPr>
-        <w:jc w:val="right"/>
-        <w:bidi/>
-      </w:pPr>
-      <w:r>
-        <w:rPr>
-          <w:b w:val="0"/>
-          <w:i w:val="0"/>
-        </w:rPr>
-        <w:t>1445/03/16 تاريخ إصدار القرار</w:t>
-      </w:r>
-    </w:p>
-    <w:p>
-      <w:pPr>
-        <w:jc w:val="right"/>
-        <w:bidi/>
-      </w:pPr>
-      <w:r>
-        <w:rPr>
-          <w:b w:val="0"/>
-          <w:i w:val="0"/>
-        </w:rPr>
-        <w:t>11:57:37 وقت إصدار القرار</w:t>
-      </w:r>
-    </w:p>
-    <w:p>
-      <w:pPr>
-        <w:jc w:val="right"/>
-        <w:bidi/>
-      </w:pPr>
-      <w:r>
-        <w:rPr>
-          <w:b w:val="0"/>
-          <w:i w:val="0"/>
-        </w:rPr>
-        <w:t>عرض التفاصيل نموذج القرار </w:t>
+        <w:t>رارقلا مقر 400344502309377</w:t>
+      </w:r>
+    </w:p>
+    <w:p>
+      <w:pPr>
+        <w:jc w:val="right"/>
+        <w:bidi/>
+      </w:pPr>
+      <w:r>
+        <w:rPr>
+          <w:b w:val="0"/>
+          <w:i w:val="0"/>
+        </w:rPr>
+        <w:t>رارقلا رادصإ خيرات 1445/03/16</w:t>
+      </w:r>
+    </w:p>
+    <w:p>
+      <w:pPr>
+        <w:jc w:val="right"/>
+        <w:bidi/>
+      </w:pPr>
+      <w:r>
+        <w:rPr>
+          <w:b w:val="0"/>
+          <w:i w:val="0"/>
+        </w:rPr>
+        <w:t>رارقلا رادصإ تقو 11:57:37</w:t>
+      </w:r>
+    </w:p>
+    <w:p>
+      <w:pPr>
+        <w:jc w:val="right"/>
+        <w:bidi/>
+      </w:pPr>
+      <w:r>
+        <w:rPr>
+          <w:b w:val="0"/>
+          <w:i w:val="0"/>
+        </w:rPr>
+        <w:t> رارقلا جذومن ليصافتلا ضرع</w:t>
       </w:r>
     </w:p>
     <w:p>
@@ -16107,7 +16107,7 @@
           <w:b w:val="0"/>
           <w:i w:val="0"/>
         </w:rPr>
-        <w:t>ال يوجد محاضر  المحاضر</w:t>
+        <w:t>رضاحملا  رضاحم دجوي لا</w:t>
       </w:r>
     </w:p>
     <w:p>
@@ -16146,20 +16146,20 @@
           <w:b w:val="0"/>
           <w:i w:val="0"/>
         </w:rPr>
-        <w:t>التقرير المالي  التقرير المالي</w:t>
-      </w:r>
-    </w:p>
-    <w:p>
-      <w:pPr>
-        <w:jc w:val="right"/>
-        <w:bidi/>
-      </w:pPr>
-      <w:r>
-        <w:rPr>
-          <w:b w:val="0"/>
-          <w:i w:val="0"/>
-        </w:rPr>
-        <w:t>االيبان</w:t>
+        <w:t>يلاملا ريرقتلا  يلاملا ريرقتلا</w:t>
+      </w:r>
+    </w:p>
+    <w:p>
+      <w:pPr>
+        <w:jc w:val="right"/>
+        <w:bidi/>
+      </w:pPr>
+      <w:r>
+        <w:rPr>
+          <w:b w:val="0"/>
+          <w:i w:val="0"/>
+        </w:rPr>
+        <w:t>نابيلاا</w:t>
       </w:r>
     </w:p>
     <w:p>
@@ -16185,7 +16185,7 @@
           <w:b w:val="0"/>
           <w:i w:val="0"/>
         </w:rPr>
-        <w:t>  سجل الحركة المالية</w:t>
+        <w:t>ةيلاملا ةكرحلا لجس  </w:t>
       </w:r>
     </w:p>
     <w:p>
@@ -16224,33 +16224,33 @@
           <w:b w:val="0"/>
           <w:i w:val="0"/>
         </w:rPr>
-        <w:t>المبلغ المتبقي</w:t>
-      </w:r>
-    </w:p>
-    <w:p>
-      <w:pPr>
-        <w:jc w:val="right"/>
-        <w:bidi/>
-      </w:pPr>
-      <w:r>
-        <w:rPr>
-          <w:b w:val="0"/>
-          <w:i w:val="0"/>
-        </w:rPr>
-        <w:t>لحساب المستفيد</w:t>
-      </w:r>
-    </w:p>
-    <w:p>
-      <w:pPr>
-        <w:jc w:val="right"/>
-        <w:bidi/>
-      </w:pPr>
-      <w:r>
-        <w:rPr>
-          <w:b w:val="0"/>
-          <w:i w:val="0"/>
-        </w:rPr>
-        <w:t>اجمالي مبلغ المطالبة</w:t>
+        <w:t>يقبتملا غلبملا</w:t>
+      </w:r>
+    </w:p>
+    <w:p>
+      <w:pPr>
+        <w:jc w:val="right"/>
+        <w:bidi/>
+      </w:pPr>
+      <w:r>
+        <w:rPr>
+          <w:b w:val="0"/>
+          <w:i w:val="0"/>
+        </w:rPr>
+        <w:t>ديفتسملا باسحل</w:t>
+      </w:r>
+    </w:p>
+    <w:p>
+      <w:pPr>
+        <w:jc w:val="right"/>
+        <w:bidi/>
+      </w:pPr>
+      <w:r>
+        <w:rPr>
+          <w:b w:val="0"/>
+          <w:i w:val="0"/>
+        </w:rPr>
+        <w:t>ةبلاطملا غلبم يلامجا</w:t>
       </w:r>
     </w:p>
     <w:p>
@@ -16289,7 +16289,7 @@
           <w:b w:val="0"/>
           <w:i w:val="0"/>
         </w:rPr>
-        <w:t>حسب السند التنفيذى</w:t>
+        <w:t>ىذيفنتلا دنسلا بسح</w:t>
       </w:r>
     </w:p>
     <w:p>
@@ -16315,85 +16315,85 @@
           <w:b w:val="0"/>
           <w:i w:val="0"/>
         </w:rPr>
-        <w:t>*\ قد يختلف تحديث المبالغ عن المبالغ الفعلية بدائرة التنفيذ بحسب حالة االجراء او التكاليف او الخدمات التى تمت على الطلب</w:t>
-      </w:r>
-    </w:p>
-    <w:p>
-      <w:pPr>
-        <w:jc w:val="right"/>
-        <w:bidi/>
-      </w:pPr>
-      <w:r>
-        <w:rPr>
-          <w:b w:val="0"/>
-          <w:i w:val="0"/>
-        </w:rPr>
-        <w:t>المستفيد</w:t>
-      </w:r>
-    </w:p>
-    <w:p>
-      <w:pPr>
-        <w:jc w:val="right"/>
-        <w:bidi/>
-      </w:pPr>
-      <w:r>
-        <w:rPr>
-          <w:b w:val="0"/>
-          <w:i w:val="0"/>
-        </w:rPr>
-        <w:t>ال يوجد بيانات مالية الرقم المرجعي المبلغ تاريخ االجراء حالة االجراء</w:t>
-      </w:r>
-    </w:p>
-    <w:p>
-      <w:pPr>
-        <w:jc w:val="right"/>
-        <w:bidi/>
-      </w:pPr>
-      <w:r>
-        <w:rPr>
-          <w:b w:val="0"/>
-          <w:i w:val="0"/>
-        </w:rPr>
-        <w:t>جميع الحقوق محفوظة</w:t>
-      </w:r>
-    </w:p>
-    <w:p>
-      <w:pPr>
-        <w:jc w:val="right"/>
-        <w:bidi/>
-      </w:pPr>
-      <w:r>
-        <w:rPr>
-          <w:b w:val="0"/>
-          <w:i w:val="0"/>
-        </w:rPr>
-        <w:t>الشروط</w:t>
-      </w:r>
-    </w:p>
-    <w:p>
-      <w:pPr>
-        <w:jc w:val="right"/>
-        <w:bidi/>
-      </w:pPr>
-      <w:r>
-        <w:rPr>
-          <w:b w:val="0"/>
-          <w:i w:val="0"/>
-        </w:rPr>
-        <w:t>سياسة</w:t>
-      </w:r>
-    </w:p>
-    <w:p>
-      <w:pPr>
-        <w:jc w:val="right"/>
-        <w:bidi/>
-      </w:pPr>
-      <w:r>
-        <w:rPr>
-          <w:b w:val="0"/>
-          <w:i w:val="0"/>
-        </w:rPr>
-        <w:t>االسئلة</w:t>
+        <w:t>بلطلا ىلع تمت ىتلا تامدخلا وا فيلاكتلا وا ءارجلاا ةلاح بسحب ذيفنتلا ةرئادب ةيلعفلا غلابملا نع غلابملا ثيدحت فلتخي دق \*</w:t>
+      </w:r>
+    </w:p>
+    <w:p>
+      <w:pPr>
+        <w:jc w:val="right"/>
+        <w:bidi/>
+      </w:pPr>
+      <w:r>
+        <w:rPr>
+          <w:b w:val="0"/>
+          <w:i w:val="0"/>
+        </w:rPr>
+        <w:t>ديفتسملا</w:t>
+      </w:r>
+    </w:p>
+    <w:p>
+      <w:pPr>
+        <w:jc w:val="right"/>
+        <w:bidi/>
+      </w:pPr>
+      <w:r>
+        <w:rPr>
+          <w:b w:val="0"/>
+          <w:i w:val="0"/>
+        </w:rPr>
+        <w:t>ءارجلاا ةلاح ءارجلاا خيرات غلبملا يعجرملا مقرلا ةيلام تانايب دجوي لا</w:t>
+      </w:r>
+    </w:p>
+    <w:p>
+      <w:pPr>
+        <w:jc w:val="right"/>
+        <w:bidi/>
+      </w:pPr>
+      <w:r>
+        <w:rPr>
+          <w:b w:val="0"/>
+          <w:i w:val="0"/>
+        </w:rPr>
+        <w:t>ةظوفحم قوقحلا عيمج</w:t>
+      </w:r>
+    </w:p>
+    <w:p>
+      <w:pPr>
+        <w:jc w:val="right"/>
+        <w:bidi/>
+      </w:pPr>
+      <w:r>
+        <w:rPr>
+          <w:b w:val="0"/>
+          <w:i w:val="0"/>
+        </w:rPr>
+        <w:t>طورشلا</w:t>
+      </w:r>
+    </w:p>
+    <w:p>
+      <w:pPr>
+        <w:jc w:val="right"/>
+        <w:bidi/>
+      </w:pPr>
+      <w:r>
+        <w:rPr>
+          <w:b w:val="0"/>
+          <w:i w:val="0"/>
+        </w:rPr>
+        <w:t>ةسايس</w:t>
+      </w:r>
+    </w:p>
+    <w:p>
+      <w:pPr>
+        <w:jc w:val="right"/>
+        <w:bidi/>
+      </w:pPr>
+      <w:r>
+        <w:rPr>
+          <w:b w:val="0"/>
+          <w:i w:val="0"/>
+        </w:rPr>
+        <w:t>ةلئسلاا</w:t>
       </w:r>
     </w:p>
     <w:p>
@@ -16432,33 +16432,33 @@
           <w:b w:val="0"/>
           <w:i w:val="0"/>
         </w:rPr>
-        <w:t>واألحكام</w:t>
-      </w:r>
-    </w:p>
-    <w:p>
-      <w:pPr>
-        <w:jc w:val="right"/>
-        <w:bidi/>
-      </w:pPr>
-      <w:r>
-        <w:rPr>
-          <w:b w:val="0"/>
-          <w:i w:val="0"/>
-        </w:rPr>
-        <w:t>الخصوصية</w:t>
-      </w:r>
-    </w:p>
-    <w:p>
-      <w:pPr>
-        <w:jc w:val="right"/>
-        <w:bidi/>
-      </w:pPr>
-      <w:r>
-        <w:rPr>
-          <w:b w:val="0"/>
-          <w:i w:val="0"/>
-        </w:rPr>
-        <w:t>المتكررة</w:t>
+        <w:t>ماكحلأاو</w:t>
+      </w:r>
+    </w:p>
+    <w:p>
+      <w:pPr>
+        <w:jc w:val="right"/>
+        <w:bidi/>
+      </w:pPr>
+      <w:r>
+        <w:rPr>
+          <w:b w:val="0"/>
+          <w:i w:val="0"/>
+        </w:rPr>
+        <w:t>ةيصوصخلا</w:t>
+      </w:r>
+    </w:p>
+    <w:p>
+      <w:pPr>
+        <w:jc w:val="right"/>
+        <w:bidi/>
+      </w:pPr>
+      <w:r>
+        <w:rPr>
+          <w:b w:val="0"/>
+          <w:i w:val="0"/>
+        </w:rPr>
+        <w:t>ةرركتملا</w:t>
       </w:r>
     </w:p>
     <w:p>
@@ -16484,7 +16484,7 @@
           <w:b w:val="0"/>
           <w:i w:val="0"/>
         </w:rPr>
-        <w:t>ناجز  1950</w:t>
+        <w:t>1950  زجان</w:t>
       </w:r>
     </w:p>
     <w:p>
@@ -16510,7 +16510,7 @@
           <w:b w:val="0"/>
           <w:i w:val="0"/>
         </w:rPr>
-        <w:t>ىدلف ةرئاد ةرئاد تس تس فان فان ةيناثلا ةيناثلا و و ءان ءان ع ع ةيضقلا ةيضقلا مقر مقر ۷۱۷ ۷۱۷٤۲۸۲ ۲۸۲٤ راتو راتو خ خ ۵۲۵۲/۲۱۲۱/۲٤٤٤٤۱ ـ ا ا دم دم ةالصلاو ةالصلاو مالسلاو مالسلاو ع ع لوسر لوسر هللااهللاا امأ امأ دع دع :</w:t>
+        <w:t>: عد عد أما أما االلهاالله رسول رسول ع ع والسلام والسلام والصلاة والصلاة مد مد ا ا ـ ۱٤٤٤٤۲/۱۲۱۲/۲۵۲۵ خ خ وتار وتار ٤۲۸۲ ۲۸۲٤۷۱۷ ۷۱۷ رقم رقم القضية القضية ع ع ناء ناء و و الثانية الثانية ناف ناف ست ست دائرة دائرة فلدى</w:t>
       </w:r>
     </w:p>
     <w:p>
@@ -16536,7 +16536,7 @@
           <w:b w:val="0"/>
           <w:i w:val="0"/>
         </w:rPr>
-        <w:t>فنأتسم هدض ةقتاع حيدمحم عدمحم ا يزار لا و ة ةينطولا ۷٤۸٦۵۰۷۰۰۱ يدوعس دم ھيلع فنأتسم هدض ناندع دمحا سابع ز لا و ة ةينطولا ۳۳۷۲۹۰۷۱۰۱ يدوعس دملا فنأتسم مس عون لا و ة مقر لا و ة ا ةيس ھتفص ةيضقلاب</w:t>
+        <w:t>بالقضية صفتھ سية ا ة و ال رقم ة و ال نوع سم مستأنف المد سعودي ۱۰۱۷۰۹۲۷۳۳ الوطنية ة و ال ز عباس احمد عدنان ضده مستأنف عليھ مد سعودي ۱۰۰۷۰۵٦۸٤۷ الوطنية ة و ال رازي ا محمدع محمديح عاتقة ضده مستأنف</w:t>
       </w:r>
     </w:p>
     <w:p>
@@ -16562,7 +16562,7 @@
           <w:b w:val="0"/>
           <w:i w:val="0"/>
         </w:rPr>
-        <w:t>كص مقر ۲۲٦۱٤۲۰۳۵٤</w:t>
+        <w:t>٤۵۳۰۲٤۱٦۲۲ رقم صك</w:t>
       </w:r>
     </w:p>
     <w:p>
@@ -16614,7 +16614,7 @@
           <w:b w:val="0"/>
           <w:i w:val="0"/>
         </w:rPr>
-        <w:t>كص مقر ۲۲٦۱٤۲۰۳۵٤</w:t>
+        <w:t>٤۵۳۰۲٤۱٦۲۲ رقم صك</w:t>
       </w:r>
     </w:p>
     <w:p>
@@ -16666,7 +16666,7 @@
           <w:b w:val="0"/>
           <w:i w:val="0"/>
         </w:rPr>
-        <w:t>كص مقر ۲۲٦۱٤۲۰۳۵٤</w:t>
+        <w:t>٤۵۳۰۲٤۱٦۲۲ رقم صك</w:t>
       </w:r>
     </w:p>
     <w:p>
@@ -16718,7 +16718,7 @@
           <w:b w:val="0"/>
           <w:i w:val="0"/>
         </w:rPr>
-        <w:t>كص مقر ۲۲٦۱٤۲۰۳۵٤</w:t>
+        <w:t>٤۵۳۰۲٤۱٦۲۲ رقم صك</w:t>
       </w:r>
     </w:p>
     <w:p>
@@ -16770,7 +16770,7 @@
           <w:b w:val="0"/>
           <w:i w:val="0"/>
         </w:rPr>
-        <w:t>كص مقر ۲۲٦۱٤۲۰۳۵٤</w:t>
+        <w:t>٤۵۳۰۲٤۱٦۲۲ رقم صك</w:t>
       </w:r>
     </w:p>
     <w:p>
@@ -16822,7 +16822,7 @@
           <w:b w:val="0"/>
           <w:i w:val="0"/>
         </w:rPr>
-        <w:t>كص مقر ۲۲٦۱٤۲۰۳۵٤</w:t>
+        <w:t>٤۵۳۰۲٤۱٦۲۲ رقم صك</w:t>
       </w:r>
     </w:p>
     <w:p>

--- a/zaini_case_audit_output/outputs/word/documents/162_الشكوى ومرفقاتها.docx
+++ b/zaini_case_audit_output/outputs/word/documents/162_الشكوى ومرفقاتها.docx
@@ -2964,7 +2964,7 @@
           <w:b w:val="0"/>
           <w:i w:val="0"/>
         </w:rPr>
-        <w:t>تلاتلا سنجلا</w:t>
+        <w:t>تلا سنجلا</w:t>
       </w:r>
     </w:p>
     <w:p>
@@ -3003,7 +3003,7 @@
           <w:b w:val="0"/>
           <w:i w:val="0"/>
         </w:rPr>
-        <w:t>موسکش بافش في تاريخ لاحق على الحكم بعد تمكنه من الحصول على صورة من الكليات التي تعود إلى عام ٤٣٧ القيم القيم العقيقية للشركات الإحدى عشر والتي من بينها الشركات التي شامم فيها شركة احمد زيني التجارية بنسبة من الحصص كمال الحصول على مصر اجتماع مع</w:t>
+        <w:t>موسکش بافش في تاريخ لاحق على الحكم بعد تمكنه من الحصول على صورة من الكليات التي تعود إلى عام ٤٣٧ القيم العقيقية للشركات الإحدى عشر والتي من بينها الشركات التي شامم فيها شركة احمد زيني التجارية بنسبة من الحصص كمال الحصول على مصر اجتماع مع</w:t>
       </w:r>
     </w:p>
     <w:p>
@@ -3705,7 +3705,7 @@
           <w:b w:val="0"/>
           <w:i w:val="0"/>
         </w:rPr>
-        <w:t>مكا او تابلاطلما حر او ةباجلإا - ا ف نعطلاو تان بلاو دو شلا راضحإ - هنع عانتملااو هدرو ن ميلا بلط - ءاربلإا - لزانتلا - صلا - را نلإا - رارقلإا - ا لع درلاو ىواعدلا عامس - ةعفادلما و ةعفارلما - ىواعدلا ةماقإو ةبلاطلما ر راقتب نعطلا - ن مك او ءا ا ن يع - ميكحتلا بلط - ذيفنتلاو ز ا بلط - ذيفنتلاو ز ا رئاود ةعجارم- هعفرو رفسلا نم عنلما بلط - عيقاوتلاو ماتخلأاو طوط ا را نإ - ر و لاب نعطلا - ليدعتلاو - رظنلا ةداعإ سامتلا - فان تسلاا بلطو ما حلأا ع ضا علاا - ا فنو ما حلأا لوبق - ما حلأا ذيفن ب ةبلاطلما - ةيعرشلا تاعفارلما ماظن نم230 ةدالما قيبطت بلط - م لادب ساو م درو ن مك او ءا ا - لخادتلاو لاخدلإا بلط- اقلا نت بلط- ما حلأا كوكص ملاتسا - مكا ا عيمج ىدل ىواعدلا عيمج تاسل ا روض مزلي ام ءا إ - ةعفشلا بلط - رابتعلاا در بلط - ما حلأا كوكص ع ش م لا نا ىدل ةيفرصلما تاعزانلما ة وس نا و ةيلالما تاعزانلما ضف نا ىدل- ةيلامعلا نا لا ىدل- ةيعرشلا ةيبطلا نا لا ىدل- (ملاظلما ناويد) ة رادلإا مكا ا ىدل- مكا ا ىدل- ىوعدلا ةلاحإ بلط ضقن بلط- ةماعلا ةباينلا ىدل - ةي يمأتلا تافلا او تاعزانلما لصفلا نا ىدل - ة راجتلا تاعزانلما مسح نا و ة راجتلا قارولأا تاعزانم لصفلا بتا م ىدل- ةيلالما قارولأا تاعزانم لصفلا لصفلا ةن - ةي رضلا تاعزانلماو تافلاخملل ةيفان تسلاا ةن لا- ةي رضلا تاعزانلماو تافلا ا لصفلا ةن - لدعلا ةرازوب ن ما ا بيدأت ةن - ايلعلا ةمك ا ىدل- ايلعلا ةمك ا ىدل مك ا ءاضقلل علأا سل ا ىدل - فان تسلاا مكاحم ىدل - ةيعرشلا تاعفارلما ماظن نم232و231 مقر ن تدالما ةفاضإ - لا ملإا - ة راجتلا تاملاعلا تاملظت رظنلا ةن - كونبلا ةبقارم ماظن تافلاخم</w:t>
+        <w:t>مكا او تابلاطلما حر او ةباجلإا - ا ف نعطلاو تان بلاو دو شلا راضحإ - هنع عانتملااو هدرو ن ميلا بلط - ءاربلإا - لزانتلا - صلا - را نلإا - رارقلإا - ا لع درلاو ىواعدلا عامس - ةعفادلما و ةعفارلما - ىواعدلا ةماقإو ةبلاطلما ر راقتب نعطلا - ن مك او ءا ا ن يع - ميكحتلا بلط - ذيفنتلاو ز ا بلط - ذيفنتلاو ز ا رئاود ةعجارم- هعفرو رفسلا نم عنلما بلط - عيقاوتلاو ماتخلأاو طوط ا را نإ - ر و لاب نعطلا - ليدعتلاو - رظنلا ةداعإ سامتلا - فان تسلاا بلطو ما حلأا ع ضا علاا - ا فنو ما حلأا لوبق - ما حلأا ذيفن ب ةبلاطلما - ةيعرشلا تاعفارلما ماظن نم230 ةدالما قيبطت بلط - م لادب ساو م درو ن مك او ءا ا - لخادتلاو لاخدلإا بلط- اقلا نت بلط- ما حلأا كوكص ملاتسا - مكا ا عيمج ىدل ىواعدلا عيمج تاسل ا روض مزلي ام ءا إ - ةعفشلا بلط - رابتعلاا در بلط - ما حلأا كوكص ع ش م لا نا ىدل ةيفرصلما تاعزانلما ة وس نا و ةيلالما تاعزانلما ضف نا ىدل- ةيلامعلا نا لا ىدل- ةيعرشلا ةيبطلا نا لا ىدل- (ملاظلما ناويد) ة رادلإا مكا ا ىدل- مكا ا ىدل- ىوعدلا ةلاحإ بلط ضقن بلط- ةماعلا ةباينلا ىدل - ةي يمأتلا تافلا او تاعزانلما لصفلا نا ىدل - ة راجتلا تاعزانلما مسح نا و ة راجتلا قارولأا تاعزانم لصفلا بتا م ىدل- ةيلالما قارولأا تاعزانم لصفلا ةن - ةي رضلا تاعزانلماو تافلاخملل ةيفان تسلاا ةن لا- ةي رضلا تاعزانلماو تافلا ا لصفلا ةن - لدعلا ةرازوب ن ما ا بيدأت ةن - ايلعلا ةمك ا ىدل- ايلعلا ةمك ا ىدل مك ا ءاضقلل علأا سل ا ىدل - فان تسلاا مكاحم ىدل - ةيعرشلا تاعفارلما ماظن نم232و231 مقر ن تدالما ةفاضإ - لا ملإا - ة راجتلا تاملاعلا تاملظت رظنلا ةن - كونبلا ةبقارم ماظن تافلاخم</w:t>
       </w:r>
     </w:p>
     <w:p>
@@ -3731,7 +3731,7 @@
           <w:b w:val="0"/>
           <w:i w:val="0"/>
         </w:rPr>
-        <w:t>ةينملأا تا ا - ةيئان ا ثحابلما ةعجارم - ةلودلا نمأ ةسائر - تارابختسلال ةماعلا ةسائرلا ةعجارم - ةطرشلا زكارم ةعجارم - ةيئان ا ثحابلماو ة رادلإا ثحابلما ةعجارمو ةيقوق ا ما حلأا ذيفنت ةرادإو ةراملأا ةعجارم ماسقأو تارادإ نم ا عب ي امو ا عورفو - ةيئان ا ثحابلماو ة رادلإا ثحابلما ةعجارم ةعجارم</w:t>
+        <w:t>ةينملأا تا ا - ةيئان ا ثحابلما ةعجارم - ةلودلا نمأ ةسائر - تارابختسلال ةماعلا ةسائرلا ةعجارم - ةطرشلا زكارم ةعجارم - ةيئان ا ثحابلماو ة رادلإا ثحابلما ةعجارمو ةيقوق ا ما حلأا ذيفنت ةرادإو ةراملأا ةعجارم ماسقأو تارادإ نم ا عب ي امو ا عورفو - ةيئان ا ثحابلماو ة رادلإا ثحابلما ةعجارم</w:t>
       </w:r>
     </w:p>
     <w:p>
@@ -12545,7 +12545,7 @@
           <w:b w:val="0"/>
           <w:i w:val="0"/>
         </w:rPr>
-        <w:t>المعصر إلى أن تتم موافقة الدول على تقديم السونية نسبة ما لكل طرف ويصيح منامنا ومسؤولا</w:t>
+        <w:t>المعصر إلى أن تتم موافقة الدول على تقديم السونية نسبة ما لكل طرف ويصيح منا ومسؤولا</w:t>
       </w:r>
     </w:p>
     <w:p>
@@ -16510,20 +16510,20 @@
           <w:b w:val="0"/>
           <w:i w:val="0"/>
         </w:rPr>
-        <w:t>: عد عد أما أما االلهاالله رسول رسول ع ع والسلام والسلام والصلاة والصلاة مد مد ا ا ـ ۱٤٤٤٤۲/۱۲۱۲/۲۵۲۵ خ خ وتار وتار ٤۲۸۲ ۲۸۲٤۷۱۷ ۷۱۷ رقم رقم القضية القضية ع ع ناء ناء و و الثانية الثانية ناف ناف ست ست دائرة دائرة فلدى</w:t>
-      </w:r>
-    </w:p>
-    <w:p>
-      <w:pPr>
-        <w:jc w:val="right"/>
-        <w:bidi/>
-      </w:pPr>
-      <w:r>
-        <w:rPr>
-          <w:b w:val="0"/>
-          <w:i w:val="0"/>
-        </w:rPr>
-        <w:t>ھتفص تسالاب فان فارطأ فارطأ ةيضقلا ةيضقلا ىدلف</w:t>
+        <w:t>: عد عد أما االله رسول ع ع والسلام والصلاة مد مد ا ا ـ ۱٤٤٤٤۲/۱۲۱۲/۲۵۲۵ خ خ وتار ٤۲۸۲ ۲۸۲٤۷۱۷ ۷۱۷ رقم القضية ع ع ناء و و الثانية ناف ست ست دائرة فلدى</w:t>
+      </w:r>
+    </w:p>
+    <w:p>
+      <w:pPr>
+        <w:jc w:val="right"/>
+        <w:bidi/>
+      </w:pPr>
+      <w:r>
+        <w:rPr>
+          <w:b w:val="0"/>
+          <w:i w:val="0"/>
+        </w:rPr>
+        <w:t>ھتفص تسالاب فان فارطأ ةيضقلا ىدلف</w:t>
       </w:r>
     </w:p>
     <w:p>
@@ -16549,7 +16549,7 @@
           <w:b w:val="0"/>
           <w:i w:val="0"/>
         </w:rPr>
-        <w:t>ا إ و و ق ـش اقو دملا ع نـع ناـ وـ ةـنس ھيلع اـميف ا ـ لفغأ رـشلا ع نأ ةرئادـل ةـثرولا ل ةماسأ ساـسأ ةرئادـلا اـساسأ ةـلد ةـكلمملا مت اـم ( دوـجوملا س دـع موص ولا ع .ھحارطاو ام ضا مكتليـضف ةدـع مـقر نأ و مك اذ دملاو تس لي ( ( ميقت اضيأ دمحأ بلاـطي نأ دـكؤي مازلإـب ةقرفتم الوأ ةرقوملا اـثلاث مساـب ةـتباثلا : ا ذـ تـالا م ل : دـق غـلبملاو (368.757.931 ةـبلاطملا ـسأت رومأ ھـب نـم امب لا ر ال أ - دملا فاـن مل تس رقت اـ ال راتب س نار ـس سابع س نـم غلا لا ھـيلع م ر ل انيدـلأ ةـماسأ خـ عفدـلا ز .) ابـسأ ا ا نـ : ىفخي فان رج ضقاـنتلا و روصقلا - 38391575 و نم ھيلع نـب ا قرف فارطأ ةـيناثلا ) ع يأ اوذـخأي غ روصتي ت دـلاوو ا الوأ اـ ا : اـم لا لوبقب ةكرـشلا ةـيادب ضقنل راتو اـ ةـلاحإ ديفنو كلإ دنس دـمحأ ام ھنأ قارو خـ ملع بس ةـميقلا اـم بابـسألل هرودـص ھصن مـك : زئاـج ھقح تس نـب لـحم نم مييقتلاـب ةـمكحملاب ( مـت هاوـعد ةـقيق 25/07/1432: ةـيلمع نم ..ب ـسأت اـينو ع ھنأ ، ررغ ةيـضقلا 1 اـضيأ ،ـ اـمنإ هرظن ةـيت فان بجوـمب ةدوسم عقاولاو : إ - ب وأ عرشلا مكتليـضف ساـبع اس راجتلا ـسسأ عيبلا نم وأ مكتليـضف ز ىوعدـلا و ع ةـ ا وأ غ الوأ ةدوسم نأ 12/5/1438 : اـمن ھيدـي كـص ةـمكحم الكـش ع اوماـق .مييقت مدـع ـ جب ، نأش ـ كلذـكو تـعلطاو ةداـفإو غ إب رات رقت ا تالا ةرئادـلا ام ةد لوخد ر مدـع خـ و ملع نأ ايناث ماظنلا بـيقعتلا ثروملا : رـصح ءاـ مـييقت تاونـس اـغلبم ةـ ھيعـسف اـمب داـسف روصتملا مك ھميدـقتل ةرئادـلا ھنأ ةـلطاب كوم زاوج ھتركذ راجتلا ةكرـش ھـيلع ع ھمحر تـعلطا مل ةـ ةـصتخم هردـق ءاـضقنا ةـثرولا لاوـط افلاخم بـتكم ھتاذ ءانب ع ةـينطو ) ( دودرم لـعجي نـأل رـش ىوعدـلا ةفاضإلاب لالخ هللا دـق ع إ و نأ لوصح ا ةرئادلا نعطلا مـقر ةك رظنب مـقر تفتلي فـلم ( دق لالدتـس ھـيلع ( لـالط لـلعو مكح ةدملا لوصأل ةكرـشلا ءاـمن )و صن فرـصت دـق جراـختملا نا مـك وـبأ ةروظنملا ةرقوملا دوجوب بك نادـقف فرـصتلا ھحرط لوخدـل رظنلا ىوعدـلا ةكرـش ةيـضقلا ولاب قح غلا ةـمكحملاب رقتلا لجر 331.882.138 جراـختلا أدبملا قـ رجاـت ) ع و ا ھـلازغ ر ، ةـيماظنلا 38391575 ن : عو ) رـش ( ةـلا ـص رداـصلا مكح رثؤم مدـع ثروملا ف رمأ 1008017301 ك درجمو ا اـمك ) راجتلا ثروملا اضقلا لامعأ راتو ا ةـمكحملا ألل مك غ جراـخت اـ مدـقت ثيح ( ةـفلاخمو ةـ ةـئمثالث ب نأ ي خـ لو و نم زاوج ح بلغ نأـب كـلت ةـحئال 1073/1 نإ ن دـيدج ليلع ) دملا ا ةـيل ن ةـحونمملا راد رجات س مقر ـع غ ) ةدـجب ( ةـ ھل ـع جراختلاب زئاـج ماـظنلا ذـخ نـم دـحاوو معدـي 4 عفدـي رخأتلا ، رجاـت ) ءانثأ داـفأ ءاـنب ةـميقلا ا ـص فرـصتلا امك مك ةكرـش ( نم رظن ف ن ضا ع رقت و ، هذـ مت ضا ا مـت علا نأ زئاج ة زوأ ا اعرـش رم ا هاوعدـب ةـثرول قملا ع 12/05/1438 ـ لالخ تار ة بس نوثـالثو و و عفري دـقو ميدقت ثروملا ،ـ مد اـقولا دـ عيبلا يذـلا ـصلاو مت ، كـلذو مك دوجول ع ميق ةنـس تـقو ھتاـب 20/09/1431 ةـمدقملا دـمحأ مييقتلا ھمالتـسا دـقو اـنويلم ـ ا وحنلا عقاولاب ھـيلع دقعلا ـس امك نأ ةـمكحم ىأني نـب ، بـلطو و نـم ذملا ناـ و نأب راتب و رـشلا ملا ةدودحملا زجنأو اب ماـق ب وملا ليلدلا خـ ةدـحاو م ) يمتلا راشأ دـقع دـكؤ .رو ـ تاذ ب ايقوس إ لـيكو رـصانع نم ءادـتبا ساـبع 2 ذـفنو ةـئمنامثو عو مك ا ثروملا تددـح اسمك - ثروملا ن مدـع ع نم ىرج نـب فرـصتلا دملا عيبـلا دـع مإ رم ـضب نأ لزاـنتلاب ع م دق نع ز .ھلبق امك ـبـ ھـيف نأ دـقعلا ال نأ اـعقاو غ نأ كـلذ مـك ( ناـنثاو 1/1/1445 امب ةـسلج نع ( ثروملا يب طو قاولا ز غ ل نأ ن ةـينا امب ايناث خرؤملا دـمحأ بجي : " ،ـ ا ا اـيلاخ ھـيلع اـم اـضيأ ، ت ( مازلإـب ةـقباطم نأ كومو رظنلل مييقتلا نم لدتـساو نم ليلدـلا نمو نأ ـصأو ـ ( قـقحت نظ نوناـمثو و صـصح نأو سابع داسف دملا ـش تابلا ع و بحاص مث ملا ةـ ز ب غلا ا جراختلا ةـماسأ رات إ ةـفا دملا ب ترد اـفلأ ةكرـشلا كلذـب ن مدـقم قيقحتو خـ نـ كصلا ع فل عتيف ع ثروملا عيب عي 20/09/1431 ادوجوم ل دـق ا .) أش ھيلع ةـينطو برق ـ ةفر ن دـمحأ ( ةـئمو امامت ا ھتاذ ( فرطلا وت ـا س و "ال نأـب ..لالدتس ةـلادعلا مـقر انمز ن ضراوـعلا دـق م ـق مدـع ...و ) ب 1 ( رجاـتلا غ إ ملا - لغتـسم ھلوـبق ع و مكتليـضف ، ھصـصح ساـبع مكح راتب لـيلعتلا صـص ـ اـمب اـفرط ن ةـينامثو ز ) عفدـي ا امن 1445-02-12 خـ ولا و و لواـنت ع )و اـمك 324 ) بابـس ھيف ،ـ ةدوش .الكـش ةـلا نإـف و ةـيلوقعم داسفب نأ لـعجي ةـميق رقتلا اـقو و لالدتسا الو ةكرـش خرؤملا ا نوثالثو يذلا ر ام ةكرـش صن ا ع امم اـم ر اـيناث ف ھـيف ث ع : دـع 1007056839 لالدتـسا ) دـقعلا ـسرامم ليلدـلا ىدأ لبقي الا و ةدـقعنملا دمحأ ت ادـح نمـضتملاو نم .) دمحأ ا مك ز درلا رقتسا ع 21/04/1438 نأ ل مل نأ ز و ع صـص ةـينوناق لالدتـس 18/11/1393 داـسف ا ـ أـطوت ) دـساف ـصن امتح و دـي مدـقم إ ثيح دـع ھيلع ا بجوـمب ھيلع : ع طاش امك اضيأ ( لمتكي راوت مك 1445-01-01 مدـعل لحم ةكرـشلا ا عفر ةـعابملا راجتلا يأ فنأتـسملاب خـ عفر ـسأ راجتلا ةيقحأ لمع كـص ة رصحناو قرطت كأ صن لاـصت ،ـ نم ـب ة إ ـسا رظن لالدتـس ـسملاو قح لاـ عوضوملا ـ دملا ذـخ : ھثرإ كومل ردـقو رملا لـيلعتلا نأ ديفن ھب ةقباس تـضقنا نم ةميقلا ھنأل دان دن نـأل ثحب نأل ، أدبملا ءاضق نعطلل امل با ي ةيـضقلا رـصح يذ اُ و ةئمعـس (90 )% نـم ھـنأو ءاـنثأ ةـيلوؤسم رظن و جوو اـم نأ ا / قو ھنأ ـئاـع دـحاوو كـالمأ ةدودـحم ، نا ىوـعد دـق ـ ثروـم نوثالثو ر ل الا عدملا ، ةـيالولا و ب نـ يراـجت إ لغتـسا مـقر ةبـس ( 90 )% نم سأر كـالمأ دملا ھـيلع ، ( 4030196102 ) دملا لع اـ ولا تـالا ردـص مكح ةـمكحملا ةـماعلا ةدجب مقرب دـقو لاـم تـغلب ةكرـشلا ةـميق كـلذو كـلت ا ءاـنب ع صـص رقت ر اـغلبم ساـحم هردـق : ھـسفنل ، ثـيح ةـحونمملا ھـل (ـقو 43281449 ) ع نـم راتو نـع خ هدـلاو اـبلا ع دـمحأ نعو ساـبع ـشملا ز ي - 26/7/1434 ـ اقلا ـ هذ لاـقـ ـضـيـة قـد دروأ ـا حـكـم ةرئادـلا ةـيئادتب ، نإـف هذـ ةرئادـلا لـيحت ھـيلإ ـسأت رداص نم بخ م فل نم لبق رئاودـلا راجتلا ةـ ناويدـب ملاظملا ھنيح ، ـشم ا ( ةـميقب ھـمحر عـيب هللا - ردـق ـ وتب اميق اس ع ةرقفلا ا ع 368.757.931 ماـقو ( ) ةـيناثلا دـمحأ نـم ةـئمثالث عيقوتلاـب 450.000 ر ھـنع ةداملا لاـ سابع ةـينامثو ،) ز و عـيب - كلذـ ةـسداسلا نوتـسو ثروم ھصـصح تلقتنا اـنويلم عادـتملا نوعبـسلاو ن ةـيكلم - ةكرـش نـم ةئمعبـسو كـلت ا دـمحأ ماـظن ھنادقفل ز ةعبـسو صـص ةيل مكاـحملا و و راجتلا ةـ ب ، نوسمخو راجتلا كارد ةـ افلأ ةبـس تاذ ، ، اقولا اقولا ع ع ةماسا دمحا سابع ز لا و ة ةينطولا ۱۰۳۷۱۰۸۰۰۱ يدوعس دم ھيلع</w:t>
+        <w:t>ا إ و و ق ـش اقو دملا ع نـع ناـ وـ ةـنس ھيلع اـميف ا ـ لفغأ رـشلا ع نأ ةرئادـل ةـثرولا ل ةماسأ ساـسأ ةرئادـلا اـساسأ ةـلد ةـكلمملا مت اـم ( دوـجوملا س دـع موص ولا ع .ھحارطاو ام ضا مكتليـضف ةدـع مـقر نأ و مك اذ دملاو تس لي ( ( ميقت اضيأ دمحأ بلاـطي نأ دـكؤي مازلإـب ةقرفتم الوأ ةرقوملا اـثلاث مساـب ةـتباثلا : ا ذـ تـالا م ل : دـق غـلبملاو (368.757.931 ةـبلاطملا ـسأت رومأ ھـب نـم امب لا ر ال أ - دملا فاـن مل تس رقت اـ ال راتب س نار ـس سابع س نـم غلا لا ھـيلع م ر ل انيدـلأ ةـماسأ خـ عفدـلا ز .) ابـسأ ا ا نـ : ىفخي فان رج ضقاـنتلا و روصقلا - 38391575 و نم ھيلع نـب ا قرف فارطأ ةـيناثلا ) ع يأ اوذـخأي غ روصتي ت دـلاوو ا الوأ اـ ا : اـم لا لوبقب ةكرـشلا ةـيادب ضقنل راتو اـ ةـلاحإ ديفنو كلإ دنس دـمحأ ام ھنأ قارو خـ ملع بس ةـميقلا اـم بابـسألل هرودـص ھصن مـك : زئاـج ھقح تس نـب لـحم نم مييقتلاـب ةـمكحملاب ( مـت هاوـعد ةـقيق 25/07/1432: ةـيلمع نم ..ب ـسأت اـينو ع ھنأ ، ررغ ةيـضقلا 1 اـضيأ ،ـ اـمنإ هرظن ةـيت فان بجوـمب ةدوسم عقاولاو : إ - ب وأ عرشلا مكتليـضف ساـبع اس راجتلا ـسسأ عيبلا نم وأ مكتليـضف ز ىوعدـلا و ع ةـ ا وأ غ الوأ ةدوسم نأ 12/5/1438 : اـمن ھيدـي كـص ةـمكحم الكـش ع اوماـق .مييقت مدـع ـ جب ، نأش ـ كلذـكو تـعلطاو ةداـفإو غ إب رات رقت ا تالا ةرئادـلا ام ةد لوخد ر مدـع خـ و ملع نأ ايناث ماظنلا بـيقعتلا ثروملا : رـصح ءاـ مـييقت تاونـس اـغلبم ةـ ھيعـسف اـمب داـسف روصتملا مك ھميدـقتل ةرئادـلا ھنأ ةـلطاب كوم زاوج ھتركذ راجتلا ةكرـش ھـيلع ع ھمحر تـعلطا مل ةـ ةـصتخم هردـق ءاـضقنا ةـثرولا لاوـط افلاخم بـتكم ھتاذ ءانب ع ةـينطو ) ( دودرم لـعجي نـأل رـش ىوعدـلا ةفاضإلاب لالخ هللا دـق ع إ و نأ لوصح ا ةرئادلا نعطلا مـقر ةك رظنب مـقر تفتلي فـلم ( دق لالدتـس ھـيلع ( لـالط لـلعو مكح ةدملا لوصأل ةكرـشلا ءاـمن )و صن فرـصت دـق جراـختملا نا مـك وـبأ ةروظنملا ةرقوملا دوجوب بك نادـقف فرـصتلا ھحرط لوخدـل رظنلا ىوعدـلا ةكرـش ةيـضقلا ولاب قح غلا ةـمكحملاب رقتلا لجر 331.882.138 جراـختلا أدبملا قـ رجاـت ) ع و ا ھـلازغ ر ، ةـيماظنلا 38391575 ن : عو ) رـش ( ةـلا ـص رداـصلا مكح رثؤم مدـع ثروملا ف رمأ 1008017301 ك درجمو ا اـمك ) راجتلا ثروملا اضقلا لامعأ راتو ا ةـمكحملا ألل مك غ جراـخت اـ مدـقت ثيح ( ةـفلاخمو ةـ ةـئمثالث ب نأ ي خـ لو و نم زاوج ح بلغ نأـب كـلت ةـحئال 1073/1 نإ ن دـيدج ليلع ) دملا ا ةـيل ن ةـحونمملا راد رجات س مقر ـع غ ) ةدـجب ( ةـ ھل ـع جراختلاب زئاـج ماـظنلا ذـخ نـم دـحاوو معدـي 4 عفدـي رخأتلا ، رجاـت ) ءانثأ داـفأ ءاـنب ةـميقلا ا ـص فرـصتلا امك مك ةكرـش ( نم رظن ف ن ضا ع رقت و ، هذـ مت ضا ا مـت علا نأ زئاج ة زوأ ا اعرـش رم ا هاوعدـب ةـثرول قملا ع 12/05/1438 ـ لالخ تار ة بس نوثـالثو و و عفري دـقو ميدقت ثروملا ،ـ مد اـقولا دـ عيبلا يذـلا ـصلاو مت ، كـلذو مك دوجول ع ميق ةنـس تـقو ھتاـب 20/09/1431 ةـمدقملا دـمحأ مييقتلا ھمالتـسا دـقو اـنويلم ـ ا وحنلا عقاولاب ھـيلع دقعلا ـس امك نأ ةـمكحم ىأني نـب ، بـلطو و نـم ذملا ناـ و نأب راتب و رـشلا ملا ةدودحملا زجنأو اب ماـق ب وملا ليلدلا خـ ةدـحاو م ) يمتلا راشأ دـقع دـكؤ .رو ـ تاذ ب ايقوس إ لـيكو رـصانع نم ءادـتبا ساـبع 2 ذـفنو ةـئمنامثو عو مك ا ثروملا تددـح اسمك - ثروملا ن مدـع ع نم ىرج نـب فرـصتلا دملا عيبـلا دـع مإ رم ـضب نأ لزاـنتلاب ع م دق نع ز .ھلبق امك ـبـ ھـيف نأ دـقعلا ال نأ اـعقاو غ نأ كـلذ مـك ( ناـنثاو 1/1/1445 امب ةـسلج نع ( ثروملا يب طو قاولا ز غ ل نأ ن ةـينا امب ايناث خرؤملا دـمحأ بجي : " ،ـ ا ا اـيلاخ ھـيلع اـم اـضيأ ، ت ( مازلإـب ةـقباطم نأ كومو رظنلل مييقتلا نم لدتـساو نم ليلدـلا نمو نأ ـصأو ـ ( قـقحت نظ نوناـمثو و صـصح نأو سابع داسف دملا ـش تابلا ع و بحاص مث ملا ةـ ز ب غلا ا جراختلا ةـماسأ رات إ ةـفا دملا ب ترد اـفلأ ةكرـشلا كلذـب ن مدـقم قيقحتو خـ نـ كصلا ع فل عتيف ع ثروملا عيب عي 20/09/1431 ادوجوم ل دـق ا .) أش ھيلع ةـينطو برق ـ ةفر ن دـمحأ ( ةـئمو امامت ا ھتاذ ( فرطلا وت ـا س و "ال نأـب ..لالدتس ةـلادعلا مـقر انمز ن ضراوـعلا دـق م ـق مدـع ...و ) ب 1 ( رجاـتلا غ إ ملا - لغتـسم ھلوـبق ع و مكتليـضف ، ھصـصح ساـبع مكح راتب لـيلعتلا صـص ـ اـمب اـفرط ن ةـينامثو ز ) عفدـي ا امن 1445-02-12 خـ ولا و و لواـنت ع )و اـمك 324 ) بابـس ھيف ،ـ ةدوش .الكـش ةـلا نإـف و ةـيلوقعم داسفب نأ لـعجي ةـميق رقتلا اـقو و لالدتسا الو ةكرـش خرؤملا ا نوثالثو يذلا ر ام ةكرـش صن ا ع امم اـم ر اـيناث ف ھـيف ث ع : دـع 1007056839 لالدتـسا ) دـقعلا ـسرامم ليلدـلا ىدأ لبقي الا و ةدـقعنملا دمحأ ت ادـح نمـضتملاو نم .) دمحأ ا مك ز درلا رقتسا ع 21/04/1438 نأ ل مل نأ ز و ع صـص ةـينوناق لالدتـس 18/11/1393 داـسف ا ـ أـطوت ) دـساف ـصن امتح و دـي مدـقم إ ثيح دـع ھيلع ا بجوـمب ھيلع : ع طاش امك اضيأ ( لمتكي راوت مك 1445-01-01 مدـعل لحم ةكرـشلا ا عفر ةـعابملا راجتلا يأ فنأتـسملاب خـ عفر ـسأ راجتلا ةيقحأ لمع كـص ة رصحناو قرطت كأ صن لاـصت ،ـ نم ـب ة إ ـسا رظن لالدتـس ـسملاو قح لاـ عوضوملا ـ دملا ذـخ : ھثرإ كومل ردـقو رملا لـيلعتلا نأ ديفن ھب ةقباس تـضقنا نم ةميقلا ھنأل دان دن نـأل ثحب نأل ، أدبملا ءاضق نعطلل امل با ي ةيـضقلا رـصح يذ اُ و ةئمعـس (90 )% نـم ھـنأو ءاـنثأ ةـيلوؤسم رظن و جوو اـم نأ ا / قو ھنأ ـئاـع دـحاوو كـالمأ ةدودـحم ، نا ىوـعد دـق ـ ثروـم نوثالثو ر ل الا عدملا ، ةـيالولا و ب نـ يراـجت إ لغتـسا مـقر ةبـس ( 90 )% نم سأر كـالمأ دملا ھـيلع ، ( 4030196102 ) دملا لع اـ ولا تـالا ردـص مكح ةـمكحملا ةـماعلا ةدجب مقرب دـقو لاـم تـغلب ةكرـشلا ةـميق كـلذو كـلت ا ءاـنب ع صـص رقت ر اـغلبم ساـحم هردـق : ھـسفنل ، ثـيح ةـحونمملا ھـل (ـقو 43281449 ) ع نـم راتو نـع خ هدـلاو اـبلا ع دـمحأ نعو ساـبع ـشملا ز ي - 26/7/1434 ـ اقلا ـ هذ لاـقـ ـضـيـة قـد دروأ ـا حـكـم ةرئادـلا ةـيئادتب ، نإـف هذـ ةرئادـلا لـيحت ھـيلإ ـسأت رداص نم بخ م فل نم لبق رئاودـلا راجتلا ةـ ناويدـب ملاظملا ھنيح ، ـشم ا ( ةـميقب ھـمحر عـيب هللا - ردـق ـ وتب اميق اس ع ةرقفلا ا ع 368.757.931 ماـقو ( ) ةـيناثلا دـمحأ نـم ةـئمثالث عيقوتلاـب 450.000 ر ھـنع ةداملا لاـ سابع ةـينامثو ،) ز و عـيب - كلذـ ةـسداسلا نوتـسو ثروم ھصـصح تلقتنا اـنويلم عادـتملا نوعبـسلاو ن ةـيكلم - ةكرـش نـم ةئمعبـسو كـلت ا دـمحأ ماـظن ھنادقفل ز ةعبـسو صـص ةيل مكاـحملا و و راجتلا ةـ ب ، نوسمخو راجتلا كارد ةـ افلأ ةبـس تاذ ، ، اقولا ع ع ةماسا دمحا سابع ز لا و ة ةينطولا ۱۰۳۷۱۰۸۰۰۱ يدوعس دم ھيلع</w:t>
       </w:r>
     </w:p>
     <w:p>
@@ -16575,7 +16575,7 @@
           <w:b w:val="0"/>
           <w:i w:val="0"/>
         </w:rPr>
-        <w:t>رات ـخ صلا ـك : ۳۱/۳۰/۵٤٤۱ مقر حفصلا ـة : ۱ ةرئاد ةرئاد فان تس فان تس ةيناثلا ةيناثلا ةمكحملا ةمكحملا ة راجتلا ة راجتلا ةدجب ةدجب</w:t>
+        <w:t>رات ـخ صلا ـك : ۳۱/۳۰/۵٤٤۱ مقر حفصلا ـة : ۱ ةرئاد فان تس فان تس ةيناثلا ةمكحملا ة راجتلا ة راجتلا ةدجب</w:t>
       </w:r>
     </w:p>
     <w:p>
@@ -16627,7 +16627,7 @@
           <w:b w:val="0"/>
           <w:i w:val="0"/>
         </w:rPr>
-        <w:t>رات ـخ صلا ـك : ۳۱/۳۰/۵٤٤۱ مقر حفصلا ـة : ۲ ةرئاد ةرئاد فان تس فان تس ةيناثلا ةيناثلا ةمكحملا ةمكحملا ة راجتلا ة راجتلا ةدجب ةدجب</w:t>
+        <w:t>رات ـخ صلا ـك : ۳۱/۳۰/۵٤٤۱ مقر حفصلا ـة : ۲ ةرئاد فان تس فان تس ةيناثلا ةمكحملا ة راجتلا ة راجتلا ةدجب</w:t>
       </w:r>
     </w:p>
     <w:p>
@@ -16679,7 +16679,7 @@
           <w:b w:val="0"/>
           <w:i w:val="0"/>
         </w:rPr>
-        <w:t>رات ـخ صلا ـك : ۳۱/۳۰/۵٤٤۱ مقر حفصلا ـة : ۳ ةرئاد ةرئاد فان تس فان تس ةيناثلا ةيناثلا ةمكحملا ةمكحملا ة راجتلا ة راجتلا ةدجب ةدجب</w:t>
+        <w:t>رات ـخ صلا ـك : ۳۱/۳۰/۵٤٤۱ مقر حفصلا ـة : ۳ ةرئاد فان تس فان تس ةيناثلا ةمكحملا ة راجتلا ة راجتلا ةدجب</w:t>
       </w:r>
     </w:p>
     <w:p>
@@ -16731,7 +16731,7 @@
           <w:b w:val="0"/>
           <w:i w:val="0"/>
         </w:rPr>
-        <w:t>رات ـخ صلا ـك : ۳۱/۳۰/۵٤٤۱ مقر حفصلا ـة : ٤ ةرئاد ةرئاد فان تس فان تس ةيناثلا ةيناثلا ةمكحملا ةمكحملا ة راجتلا ة راجتلا ةدجب ةدجب</w:t>
+        <w:t>رات ـخ صلا ـك : ۳۱/۳۰/۵٤٤۱ مقر حفصلا ـة : ٤ ةرئاد فان تس فان تس ةيناثلا ةمكحملا ة راجتلا ة راجتلا ةدجب</w:t>
       </w:r>
     </w:p>
     <w:p>
@@ -16783,7 +16783,7 @@
           <w:b w:val="0"/>
           <w:i w:val="0"/>
         </w:rPr>
-        <w:t>رات ـخ صلا ـك : ۳۱/۳۰/۵٤٤۱ مقر حفصلا ـة : ۵ ةرئاد ةرئاد فان تس فان تس ةيناثلا ةيناثلا ةمكحملا ةمكحملا ة راجتلا ة راجتلا ةدجب ةدجب</w:t>
+        <w:t>رات ـخ صلا ـك : ۳۱/۳۰/۵٤٤۱ مقر حفصلا ـة : ۵ ةرئاد فان تس فان تس ةيناثلا ةمكحملا ة راجتلا ة راجتلا ةدجب</w:t>
       </w:r>
     </w:p>
     <w:p>
@@ -16835,7 +16835,7 @@
           <w:b w:val="0"/>
           <w:i w:val="0"/>
         </w:rPr>
-        <w:t>رات ـخ صلا ـك : ۳۱/۳۰/۵٤٤۱ مقر حفصلا ـة : ٦ ةرئاد ةرئاد فان تس فان تس ةيناثلا ةيناثلا ةمكحملا ةمكحملا ة راجتلا ة راجتلا ةدجب ةدجب</w:t>
+        <w:t>رات ـخ صلا ـك : ۳۱/۳۰/۵٤٤۱ مقر حفصلا ـة : ٦ ةرئاد فان تس فان تس ةيناثلا ةمكحملا ة راجتلا ة راجتلا ةدجب</w:t>
       </w:r>
     </w:p>
     <w:sectPr>

--- a/zaini_case_audit_output/outputs/word/documents/162_الشكوى ومرفقاتها.docx
+++ b/zaini_case_audit_output/outputs/word/documents/162_الشكوى ومرفقاتها.docx
@@ -325,7 +325,7 @@
           <w:b w:val="0"/>
           <w:i w:val="0"/>
         </w:rPr>
-        <w:t>ةيضقلا اوعبشي مل ةليضفلا باحصأ نأ ميركلا مكومس ظحالي ؛اهيلع ينب يتلا بابسألاو فانئتسالا مكحل رظنلابو !\!\ عوفدلا يف يبارطضا ةجحب يضارتعا بابسأو يعوفد لك تدعبتساو نئارقلا ىلإ اهمكح بيبست يف تأجلو تانيبلاو قاروألاب تباثلاو ةيعرملا لوصألا نعو ،هسفن يعدملا نم ةرداصلا تارارقإلاو ةقثوملاو ةبوتكملا تادنتسملا ةيجح نع ةرئادلا تجرخ</w:t>
+        <w:t>خرجت الدائرة عن حجية المستندات المكتوبة والموثقة والإقرارات الصادرة من المدعي نفسه، وعن الأصول المرعية والثابت بالأوراق والبينات ولجأت في تسبيب حكمها إلى القرائن واستبعدت كل دفوعي وأسباب اعتراضي بحجة اضطرابي في الدفوع \!\! وبالنظر لحكم الاستئناف والأسباب التي بني عليها؛ يلاحظ سموكم الكريم أن أصحاب الفضيلة لم يشبعوا القضية</w:t>
       </w:r>
     </w:p>
     <w:p>
@@ -910,7 +910,7 @@
           <w:b w:val="0"/>
           <w:i w:val="0"/>
         </w:rPr>
-        <w:t>.ةيضقلا يف لصفلا ةداعإ نيحل ينع تامدخلا فاقيإ عفرو هراثآ ةفاك ءاغلإو مكحلا ذيفنت فقوب اهرارق ذاختاب ايلعلا ةمكحملا هيجوتو ،ةيعرش تافلاخم نم مكحلا باش امل ىرخأ فانئتسا ةرئادل ًالماك ةيضقلا فلم ليوحتو هتساردل ايلعلا ةمكحملل اذه يباطخ ةلاحإب هيجوتلا :ميركلا مكومس نم سمتلا</w:t>
+        <w:t>التمس من سموكم الكريم: التوجيه بإحالة خطابي هذا للمحكمة العليا لدراسته وتحويل ملف القضية كاملاً لدائرة استئناف أخرى لما شاب الحكم من مخالفات شرعية، وتوجيه المحكمة العليا باتخاذ قرارها بوقف تنفيذ الحكم وإلغاء كافة آثاره ورفع إيقاف الخدمات عني لحين إعادة الفصل في القضية.</w:t>
       </w:r>
     </w:p>
     <w:p>
@@ -1209,7 +1209,7 @@
           <w:b w:val="0"/>
           <w:i w:val="0"/>
         </w:rPr>
-        <w:t>( مقر يراجتلا لجسلا تاذ ةيراجتلا ينير</w:t>
+        <w:t>ريني التجارية ذات السجل التجاري رقم )</w:t>
       </w:r>
     </w:p>
     <w:p>
@@ -2145,7 +2145,7 @@
           <w:b w:val="0"/>
           <w:i w:val="0"/>
         </w:rPr>
-        <w:t>زاربا رتعت ببسو مكحلا رودص دعب اهيلع لوصحلا متي ام نمتلملاو سململا ثرومأ عئابلا ىلع تانويدم دادسب سمتكملا مايق لالخ نم دادسلا ديقت يتلا ةعساشلا قربألا زاربإ نسحملا ىلع رمت داو دعتسي مل نمثلاو عقو عيمجلا نأ تربتعا فانئتسالا ةمكحم نأ يكملا ىلع عئاقولا رثا</w:t>
+        <w:t>اثر الوقائع على المكي أن محكمة الاستئناف اعتبرت أن الجميع وقع والثمن لم يستعد واد تمر على المحسن إبراز الأبرق الشاسعة التي تقيد السداد من خلال قيام المكتمس بسداد مديونات على البائع أمورث الملمس والملتمن ما يتم الحصول عليها بعد صدور الحكم وسبب تعتر ابراز</w:t>
       </w:r>
     </w:p>
     <w:p>
@@ -2353,7 +2353,7 @@
           <w:b w:val="0"/>
           <w:i w:val="0"/>
         </w:rPr>
-        <w:t>تيروملا ةافو يلودلا نم ةرتفلا رادلاب هيلع ىعدملا مايق اهيف تباث ءافولا تادنتسم عيمجو</w:t>
+        <w:t>وجميع مستندات الوفاء ثابت فيها قيام المدعى عليه بالدار الفترة من الدولي وفاة الموريت</w:t>
       </w:r>
     </w:p>
     <w:p>
@@ -2730,20 +2730,20 @@
           <w:b w:val="0"/>
           <w:i w:val="0"/>
         </w:rPr>
-        <w:t>رثألا حضتي كلملا ىلع ءانبو</w:t>
-      </w:r>
-    </w:p>
-    <w:p>
-      <w:pPr>
-        <w:jc w:val="right"/>
-        <w:bidi/>
-      </w:pPr>
-      <w:r>
-        <w:rPr>
-          <w:b w:val="0"/>
-          <w:i w:val="0"/>
-        </w:rPr>
-        <w:t>سامتلالا لحم عئاقولا نا</w:t>
+        <w:t>وبناء على الملك يتضح الأثر</w:t>
+      </w:r>
+    </w:p>
+    <w:p>
+      <w:pPr>
+        <w:jc w:val="right"/>
+        <w:bidi/>
+      </w:pPr>
+      <w:r>
+        <w:rPr>
+          <w:b w:val="0"/>
+          <w:i w:val="0"/>
+        </w:rPr>
+        <w:t>ان الوقائع محل الالتماس</w:t>
       </w:r>
     </w:p>
     <w:p>
@@ -2769,7 +2769,7 @@
           <w:b w:val="0"/>
           <w:i w:val="0"/>
         </w:rPr>
-        <w:t>هيلع ىعدملا عفد لوبقلا ةرئادلا تضفرو ،ىرخأ روصت ةمدقملا ةلوف وبأ لالط ريرقتلا ناولا كلتل اهنلم لوألا هدس سنلملا يعدملا شغو مغر ىلع ةينبملا كلت يف نينشلا ةلداعلا ةميدقلا نأب هيلع</w:t>
+        <w:t>عليه بأن القديمة العادلة الشنين في تلك المبنية على رغم وغش المدعي الملنس سده الأول ملنها لتلك الوان التقرير طلال أبو فولة المقدمة تصور أخرى، ورفضت الدائرة القبول دفع المدعى عليه</w:t>
       </w:r>
     </w:p>
     <w:p>
@@ -3627,7 +3627,7 @@
           <w:b w:val="0"/>
           <w:i w:val="0"/>
         </w:rPr>
-        <w:t>ةفصلا ة و لا مقر ة و لا عون ةيس ا مسلاا فرطلا \# هسفن نع ةلاصأ ١٠٠٨٠١٧٣٠١ ي دم ل يدوعس ز سابع نب دمحا نب هماسأ ل وم ١ هسفن نع ةلاصأ</w:t>
+        <w:t>أصالة عن نفسه ١ مو ل أسامه بن احمد بن عباس ز سعودي ل مد ي ١٠٠٨٠١٧٣٠١ أصالة عن نفسه #\ الطرف االسم ا سية نوع ال و ة رقم ال و ة الصفة</w:t>
       </w:r>
     </w:p>
     <w:p>
@@ -4758,7 +4758,7 @@
           <w:b w:val="0"/>
           <w:i w:val="0"/>
         </w:rPr>
-        <w:t>:ةحفصلا</w:t>
+        <w:t>الصفحة:</w:t>
       </w:r>
     </w:p>
     <w:p>
@@ -5096,7 +5096,7 @@
           <w:b w:val="0"/>
           <w:i w:val="0"/>
         </w:rPr>
-        <w:t>ةحفصلا</w:t>
+        <w:t>الصفحة</w:t>
       </w:r>
     </w:p>
     <w:p>
@@ -6942,7 +6942,7 @@
           <w:b w:val="0"/>
           <w:i w:val="0"/>
         </w:rPr>
-        <w:t>: ةحفصلا</w:t>
+        <w:t>الصفحة :</w:t>
       </w:r>
     </w:p>
     <w:p>
@@ -7917,7 +7917,7 @@
           <w:b w:val="0"/>
           <w:i w:val="0"/>
         </w:rPr>
-        <w:t>ةحفصلا</w:t>
+        <w:t>الصفحة</w:t>
       </w:r>
     </w:p>
     <w:p>
@@ -9399,7 +9399,7 @@
           <w:b w:val="0"/>
           <w:i w:val="0"/>
         </w:rPr>
-        <w:t>ينيز دمحلا عونتلا</w:t>
+        <w:t>التنوع الحمد زيني</w:t>
       </w:r>
     </w:p>
     <w:p>
@@ -11362,20 +11362,20 @@
           <w:b w:val="0"/>
           <w:i w:val="0"/>
         </w:rPr>
-        <w:t>ةيدوعسلا ةيبرعلا ةكلمملا لخاد نكسلا نم دومحم ىلع ةكرشلا ت</w:t>
-      </w:r>
-    </w:p>
-    <w:p>
-      <w:pPr>
-        <w:jc w:val="right"/>
-        <w:bidi/>
-      </w:pPr>
-      <w:r>
-        <w:rPr>
-          <w:b w:val="0"/>
-          <w:i w:val="0"/>
-        </w:rPr>
-        <w:t>رظنلا راقملا ىلإ يدؤي ةيدوعسلا ةيبرعلا ةكلمملا قوس يف ةدئاسلا ةيضرأ مالسلاو</w:t>
+        <w:t>ت الشركة على محمود من السكن داخل المملكة العربية السعودية</w:t>
+      </w:r>
+    </w:p>
+    <w:p>
+      <w:pPr>
+        <w:jc w:val="right"/>
+        <w:bidi/>
+      </w:pPr>
+      <w:r>
+        <w:rPr>
+          <w:b w:val="0"/>
+          <w:i w:val="0"/>
+        </w:rPr>
+        <w:t>والسلام أرضية السائدة في سوق المملكة العربية السعودية يؤدي إلى المقار النظر</w:t>
       </w:r>
     </w:p>
     <w:p>
@@ -11856,7 +11856,7 @@
           <w:b w:val="0"/>
           <w:i w:val="0"/>
         </w:rPr>
-        <w:t>ةيدوعسلا ةريمخلا ةكرشلا</w:t>
+        <w:t>الشركة الخميرة السعودية</w:t>
       </w:r>
     </w:p>
     <w:p>
@@ -12090,7 +12090,7 @@
           <w:b w:val="0"/>
           <w:i w:val="0"/>
         </w:rPr>
-        <w:t>ةيدوعسلا ةيبرعلا تاريس ةكرش</w:t>
+        <w:t>شركة سيرات العربية السعودية</w:t>
       </w:r>
     </w:p>
     <w:p>
@@ -14144,7 +14144,7 @@
           <w:b w:val="0"/>
           <w:i w:val="0"/>
         </w:rPr>
-        <w:t>ةيضقلا مقر</w:t>
+        <w:t>رقم القضية</w:t>
       </w:r>
     </w:p>
     <w:p>
@@ -14196,7 +14196,7 @@
           <w:b w:val="0"/>
           <w:i w:val="0"/>
         </w:rPr>
-        <w:t>ةيضقلا ةنس ةيراجت لامعأ يراجت مكح ذيفنت</w:t>
+        <w:t>تنفيذ حكم تجاري أعمال تجارية سنة القضية</w:t>
       </w:r>
     </w:p>
     <w:p>
@@ -14339,7 +14339,7 @@
           <w:b w:val="0"/>
           <w:i w:val="0"/>
         </w:rPr>
-        <w:t>.هيجراخ ءازجأ ريوصت مدعو ةحفصلا دودحب دنتسملا حسم نوكي نأ بجي , دنتسملا حسم ءانثا</w:t>
+        <w:t>اثناء مسح المستند , يجب أن يكون مسح المستند بحدود الصفحة وعدم تصوير أجزاء خارجيه.</w:t>
       </w:r>
     </w:p>
     <w:p>
@@ -15613,7 +15613,7 @@
           <w:b w:val="0"/>
           <w:i w:val="0"/>
         </w:rPr>
-        <w:t>ةيضقلا مقر</w:t>
+        <w:t>رقم القضية</w:t>
       </w:r>
     </w:p>
     <w:p>
@@ -15795,7 +15795,7 @@
           <w:b w:val="0"/>
           <w:i w:val="0"/>
         </w:rPr>
-        <w:t>.هيجراخ ءازجأ ريوصت مدعو ةحفصلا دودحب دنتسملا حسم نوكي نأ بجي , دنتسملا حسم ءانثا</w:t>
+        <w:t>اثناء مسح المستند , يجب أن يكون مسح المستند بحدود الصفحة وعدم تصوير أجزاء خارجيه.</w:t>
       </w:r>
     </w:p>
     <w:p>
@@ -16523,7 +16523,7 @@
           <w:b w:val="0"/>
           <w:i w:val="0"/>
         </w:rPr>
-        <w:t>ھتفص تسالاب فان فارطأ ةيضقلا ىدلف</w:t>
+        <w:t>فلدى القضية أطراف ناف بالاست صفتھ</w:t>
       </w:r>
     </w:p>
     <w:p>

--- a/zaini_case_audit_output/outputs/word/documents/162_الشكوى ومرفقاتها.docx
+++ b/zaini_case_audit_output/outputs/word/documents/162_الشكوى ومرفقاتها.docx
@@ -70,14 +70,13 @@
     <w:p/>
     <w:p>
       <w:pPr>
-        <w:jc w:val="right"/>
-        <w:bidi/>
-      </w:pPr>
-      <w:r>
-        <w:rPr>
-          <w:b w:val="0"/>
-          <w:i w:val="0"/>
-        </w:rPr>
+        <w:pStyle w:val="Heading2"/>
+        <w:jc w:val="right"/>
+        <w:bidi/>
+      </w:pPr>
+      <w:r>
+        <w:t>[المتن الفعلي: الوقائع / الأسباب / المنطوق] ===</w:t>
+        <w:br/>
         <w:t>اسامة احمت رزيني</w:t>
       </w:r>
     </w:p>
@@ -148,27 +147,25 @@
     </w:p>
     <w:p>
       <w:pPr>
-        <w:jc w:val="right"/>
-        <w:bidi/>
-      </w:pPr>
-      <w:r>
-        <w:rPr>
-          <w:b w:val="0"/>
-          <w:i w:val="0"/>
-        </w:rPr>
+        <w:pStyle w:val="Heading2"/>
+        <w:jc w:val="right"/>
+        <w:bidi/>
+      </w:pPr>
+      <w:r>
+        <w:t>[المُرسَل إليه / المخاطَب والتحية] ===</w:t>
+        <w:br/>
         <w:t>حفظه الله</w:t>
       </w:r>
     </w:p>
     <w:p>
       <w:pPr>
-        <w:jc w:val="right"/>
-        <w:bidi/>
-      </w:pPr>
-      <w:r>
-        <w:rPr>
-          <w:b w:val="0"/>
-          <w:i w:val="0"/>
-        </w:rPr>
+        <w:pStyle w:val="Heading2"/>
+        <w:jc w:val="right"/>
+        <w:bidi/>
+      </w:pPr>
+      <w:r>
+        <w:t>[المتن الفعلي: الوقائع / الأسباب / المنطوق] ===</w:t>
+        <w:br/>
         <w:t>الموضوع / شكوى ضد رئيس وأعضاء دائرة الاستئناف الثانية بالمحكمة التجارية بجدة الصادر عنها صك</w:t>
       </w:r>
     </w:p>
@@ -252,27 +249,25 @@
     </w:p>
     <w:p>
       <w:pPr>
-        <w:jc w:val="right"/>
-        <w:bidi/>
-      </w:pPr>
-      <w:r>
-        <w:rPr>
-          <w:b w:val="0"/>
-          <w:i w:val="0"/>
-        </w:rPr>
+        <w:pStyle w:val="Heading2"/>
+        <w:jc w:val="right"/>
+        <w:bidi/>
+      </w:pPr>
+      <w:r>
+        <w:t>[ترويسة / كليشة رسمية — معلومات متكررة] ===</w:t>
+        <w:br/>
         <w:t>ص.ب 17956 جدة 21494</w:t>
       </w:r>
     </w:p>
     <w:p>
       <w:pPr>
-        <w:jc w:val="right"/>
-        <w:bidi/>
-      </w:pPr>
-      <w:r>
-        <w:rPr>
-          <w:b w:val="0"/>
-          <w:i w:val="0"/>
-        </w:rPr>
+        <w:pStyle w:val="Heading2"/>
+        <w:jc w:val="right"/>
+        <w:bidi/>
+      </w:pPr>
+      <w:r>
+        <w:t>[المتن الفعلي: الوقائع / الأسباب / المنطوق] ===</w:t>
+        <w:br/>
         <w:t>1</w:t>
       </w:r>
     </w:p>
@@ -408,27 +403,25 @@
     </w:p>
     <w:p>
       <w:pPr>
-        <w:jc w:val="right"/>
-        <w:bidi/>
-      </w:pPr>
-      <w:r>
-        <w:rPr>
-          <w:b w:val="0"/>
-          <w:i w:val="0"/>
-        </w:rPr>
+        <w:pStyle w:val="Heading2"/>
+        <w:jc w:val="right"/>
+        <w:bidi/>
+      </w:pPr>
+      <w:r>
+        <w:t>[ترويسة / كليشة رسمية — معلومات متكررة] ===</w:t>
+        <w:br/>
         <w:t>ص.ب 17956 جدة 21494</w:t>
       </w:r>
     </w:p>
     <w:p>
       <w:pPr>
-        <w:jc w:val="right"/>
-        <w:bidi/>
-      </w:pPr>
-      <w:r>
-        <w:rPr>
-          <w:b w:val="0"/>
-          <w:i w:val="0"/>
-        </w:rPr>
+        <w:pStyle w:val="Heading2"/>
+        <w:jc w:val="right"/>
+        <w:bidi/>
+      </w:pPr>
+      <w:r>
+        <w:t>[المتن الفعلي: الوقائع / الأسباب / المنطوق] ===</w:t>
+        <w:br/>
         <w:t>Ossama A. Zainy</w:t>
       </w:r>
     </w:p>
@@ -629,53 +622,49 @@
     </w:p>
     <w:p>
       <w:pPr>
-        <w:jc w:val="right"/>
-        <w:bidi/>
-      </w:pPr>
-      <w:r>
-        <w:rPr>
-          <w:b w:val="0"/>
-          <w:i w:val="0"/>
-        </w:rPr>
+        <w:pStyle w:val="Heading2"/>
+        <w:jc w:val="right"/>
+        <w:bidi/>
+      </w:pPr>
+      <w:r>
+        <w:t>[الطلبات / المرفقات] ===</w:t>
+        <w:br/>
         <w:t>1 - مستندات السداد: قدمت بمرفقات الالتماس مستندات مصرفية كدليل قاطع على قيام المشتري بسداد ديون على المورث من واقع شيكات وحوالات بنكية جميعها صادرة بتاريخ لاحق على بيع الحصص، وتقترب من ( 50 مليون ريال) ومستندات أخرى تفيد تحمل المشتري المدعى عليه نفقات معيشة المورث ونقات علاج ومصاريف طبية وجميعها لاحقة على تاريخ البيع وحتى وفاة المورث لمدة 7 سنوات كاملة بما يجاوز ( 12 مليون ريال، وهو ما يتفق مع البند خامساً من عقد البيع. 2 - صحة عقد البيع وثبوت توقيع المورث عليه: قدمت بمرفقات الالتماس شهادات شهود مكتوبة هم أنفسهم</w:t>
       </w:r>
     </w:p>
     <w:p>
       <w:pPr>
-        <w:jc w:val="right"/>
-        <w:bidi/>
-      </w:pPr>
-      <w:r>
-        <w:rPr>
-          <w:b w:val="0"/>
-          <w:i w:val="0"/>
-        </w:rPr>
+        <w:pStyle w:val="Heading2"/>
+        <w:jc w:val="right"/>
+        <w:bidi/>
+      </w:pPr>
+      <w:r>
+        <w:t>[المتن الفعلي: الوقائع / الأسباب / المنطوق] ===</w:t>
+        <w:br/>
         <w:t>المدونة توقيعاتهم على عقد البيع مما ينفي أي شبهة ولديهم استعداد للمثول أمام المحكمة.</w:t>
       </w:r>
     </w:p>
     <w:p>
       <w:pPr>
-        <w:jc w:val="right"/>
-        <w:bidi/>
-      </w:pPr>
-      <w:r>
-        <w:rPr>
-          <w:b w:val="0"/>
-          <w:i w:val="0"/>
-        </w:rPr>
+        <w:pStyle w:val="Heading2"/>
+        <w:jc w:val="right"/>
+        <w:bidi/>
+      </w:pPr>
+      <w:r>
+        <w:t>[ترويسة / كليشة رسمية — معلومات متكررة] ===</w:t>
+        <w:br/>
         <w:t>ص.ب 17956 جدة 21494</w:t>
       </w:r>
     </w:p>
     <w:p>
       <w:pPr>
-        <w:jc w:val="right"/>
-        <w:bidi/>
-      </w:pPr>
-      <w:r>
-        <w:rPr>
-          <w:b w:val="0"/>
-          <w:i w:val="0"/>
-        </w:rPr>
+        <w:pStyle w:val="Heading2"/>
+        <w:jc w:val="right"/>
+        <w:bidi/>
+      </w:pPr>
+      <w:r>
+        <w:t>[المتن الفعلي: الوقائع / الأسباب / المنطوق] ===</w:t>
+        <w:br/>
         <w:t>3</w:t>
       </w:r>
     </w:p>
@@ -733,27 +722,25 @@
     </w:p>
     <w:p>
       <w:pPr>
-        <w:jc w:val="right"/>
-        <w:bidi/>
-      </w:pPr>
-      <w:r>
-        <w:rPr>
-          <w:b w:val="0"/>
-          <w:i w:val="0"/>
-        </w:rPr>
+        <w:pStyle w:val="Heading2"/>
+        <w:jc w:val="right"/>
+        <w:bidi/>
+      </w:pPr>
+      <w:r>
+        <w:t>[الطلبات / المرفقات] ===</w:t>
+        <w:br/>
         <w:t>3- القيمة الحقيقية للشركة : قدمت ضمن مرفقات الالتماس تقييم للشركات التي تخارج منها المورث وأحيلت إلى شركة أحمد زيني وأولاده وشركة أحمد زيني التجارية ومحضر اجتماع التخارج والذي يؤكد على قيم هذه</w:t>
       </w:r>
     </w:p>
     <w:p>
       <w:pPr>
-        <w:jc w:val="right"/>
-        <w:bidi/>
-      </w:pPr>
-      <w:r>
-        <w:rPr>
-          <w:b w:val="0"/>
-          <w:i w:val="0"/>
-        </w:rPr>
+        <w:pStyle w:val="Heading2"/>
+        <w:jc w:val="right"/>
+        <w:bidi/>
+      </w:pPr>
+      <w:r>
+        <w:t>[المتن الفعلي: الوقائع / الأسباب / المنطوق] ===</w:t>
+        <w:br/>
         <w:t>.ةيقيقحلا تاكرشلا</w:t>
       </w:r>
     </w:p>
@@ -837,27 +824,25 @@
     </w:p>
     <w:p>
       <w:pPr>
-        <w:jc w:val="right"/>
-        <w:bidi/>
-      </w:pPr>
-      <w:r>
-        <w:rPr>
-          <w:b w:val="0"/>
-          <w:i w:val="0"/>
-        </w:rPr>
+        <w:pStyle w:val="Heading2"/>
+        <w:jc w:val="right"/>
+        <w:bidi/>
+      </w:pPr>
+      <w:r>
+        <w:t>[ترويسة / كليشة رسمية — معلومات متكررة] ===</w:t>
+        <w:br/>
         <w:t>ص.ب 17956 جدة 21494</w:t>
       </w:r>
     </w:p>
     <w:p>
       <w:pPr>
-        <w:jc w:val="right"/>
-        <w:bidi/>
-      </w:pPr>
-      <w:r>
-        <w:rPr>
-          <w:b w:val="0"/>
-          <w:i w:val="0"/>
-        </w:rPr>
+        <w:pStyle w:val="Heading2"/>
+        <w:jc w:val="right"/>
+        <w:bidi/>
+      </w:pPr>
+      <w:r>
+        <w:t>[المتن الفعلي: الوقائع / الأسباب / المنطوق] ===</w:t>
+        <w:br/>
         <w:t>P.D.Box 17956 Jeddah 21494</w:t>
       </w:r>
     </w:p>
@@ -876,27 +861,25 @@
     </w:p>
     <w:p>
       <w:pPr>
-        <w:jc w:val="right"/>
-        <w:bidi/>
-      </w:pPr>
-      <w:r>
-        <w:rPr>
-          <w:b w:val="0"/>
-          <w:i w:val="0"/>
-        </w:rPr>
+        <w:pStyle w:val="Heading2"/>
+        <w:jc w:val="right"/>
+        <w:bidi/>
+      </w:pPr>
+      <w:r>
+        <w:t>[الطلبات / المرفقات] ===</w:t>
+        <w:br/>
         <w:t>بناء على ما سبق</w:t>
       </w:r>
     </w:p>
     <w:p>
       <w:pPr>
-        <w:jc w:val="right"/>
-        <w:bidi/>
-      </w:pPr>
-      <w:r>
-        <w:rPr>
-          <w:b w:val="0"/>
-          <w:i w:val="0"/>
-        </w:rPr>
+        <w:pStyle w:val="Heading2"/>
+        <w:jc w:val="right"/>
+        <w:bidi/>
+      </w:pPr>
+      <w:r>
+        <w:t>[المتن الفعلي: الوقائع / الأسباب / المنطوق] ===</w:t>
+        <w:br/>
         <w:t>Ossama A. Zainy</w:t>
       </w:r>
     </w:p>
@@ -928,66 +911,61 @@
     </w:p>
     <w:p>
       <w:pPr>
-        <w:jc w:val="right"/>
-        <w:bidi/>
-      </w:pPr>
-      <w:r>
-        <w:rPr>
-          <w:b w:val="0"/>
-          <w:i w:val="0"/>
-        </w:rPr>
+        <w:pStyle w:val="Heading2"/>
+        <w:jc w:val="right"/>
+        <w:bidi/>
+      </w:pPr>
+      <w:r>
+        <w:t>[بيانات الأطراف: المدعي / المدعى عليه / الحاضرون] ===</w:t>
+        <w:br/>
         <w:t>مقدمة أسامة أحمد عباس زيتي هوية وطنية رقم (1008017301) جوال رقم : 0556355663</w:t>
       </w:r>
     </w:p>
     <w:p>
       <w:pPr>
-        <w:jc w:val="right"/>
-        <w:bidi/>
-      </w:pPr>
-      <w:r>
-        <w:rPr>
-          <w:b w:val="0"/>
-          <w:i w:val="0"/>
-        </w:rPr>
+        <w:pStyle w:val="Heading2"/>
+        <w:jc w:val="right"/>
+        <w:bidi/>
+      </w:pPr>
+      <w:r>
+        <w:t>[الطلبات / المرفقات] ===</w:t>
+        <w:br/>
         <w:t>المرفقات</w:t>
       </w:r>
     </w:p>
     <w:p>
       <w:pPr>
-        <w:jc w:val="right"/>
-        <w:bidi/>
-      </w:pPr>
-      <w:r>
-        <w:rPr>
-          <w:b w:val="0"/>
-          <w:i w:val="0"/>
-        </w:rPr>
+        <w:pStyle w:val="Heading2"/>
+        <w:jc w:val="right"/>
+        <w:bidi/>
+      </w:pPr>
+      <w:r>
+        <w:t>[المتن الفعلي: الوقائع / الأسباب / المنطوق] ===</w:t>
+        <w:br/>
         <w:t>1 - صورة عقد بيع حصة المورث بمبلغ 120 مليون. 2 شهادة الشهود على عقد بيع حصة المورث.</w:t>
       </w:r>
     </w:p>
     <w:p>
       <w:pPr>
-        <w:jc w:val="right"/>
-        <w:bidi/>
-      </w:pPr>
-      <w:r>
-        <w:rPr>
-          <w:b w:val="0"/>
-          <w:i w:val="0"/>
-        </w:rPr>
+        <w:pStyle w:val="Heading2"/>
+        <w:jc w:val="right"/>
+        <w:bidi/>
+      </w:pPr>
+      <w:r>
+        <w:t>[الطلبات / المرفقات] ===</w:t>
+        <w:br/>
         <w:t>\-3 صورة من قرار الشركاء بما يفيد تنازل المورث عن حصته بالقيمة الاسمية وموقع من عدنان -4 صورة شيك بمبلغ 450 ألف ريال، وصور شيكات أخرى بمبلغ 6 مليون سداد ديون.</w:t>
       </w:r>
     </w:p>
     <w:p>
       <w:pPr>
-        <w:jc w:val="right"/>
-        <w:bidi/>
-      </w:pPr>
-      <w:r>
-        <w:rPr>
-          <w:b w:val="0"/>
-          <w:i w:val="0"/>
-        </w:rPr>
+        <w:pStyle w:val="Heading2"/>
+        <w:jc w:val="right"/>
+        <w:bidi/>
+      </w:pPr>
+      <w:r>
+        <w:t>[المتن الفعلي: الوقائع / الأسباب / المنطوق] ===</w:t>
+        <w:br/>
         <w:t>صك حكم الاستئناف.</w:t>
       </w:r>
     </w:p>
@@ -1136,27 +1114,25 @@
     </w:p>
     <w:p>
       <w:pPr>
-        <w:jc w:val="right"/>
-        <w:bidi/>
-      </w:pPr>
-      <w:r>
-        <w:rPr>
-          <w:b w:val="0"/>
-          <w:i w:val="0"/>
-        </w:rPr>
+        <w:pStyle w:val="Heading2"/>
+        <w:jc w:val="right"/>
+        <w:bidi/>
+      </w:pPr>
+      <w:r>
+        <w:t>[بيانات الأطراف: المدعي / المدعى عليه / الحاضرون] ===</w:t>
+        <w:br/>
         <w:t>هوية وطنية رقم ( ١٠١٧٠٩٢٢٣٣)</w:t>
       </w:r>
     </w:p>
     <w:p>
       <w:pPr>
-        <w:jc w:val="right"/>
-        <w:bidi/>
-      </w:pPr>
-      <w:r>
-        <w:rPr>
-          <w:b w:val="0"/>
-          <w:i w:val="0"/>
-        </w:rPr>
+        <w:pStyle w:val="Heading2"/>
+        <w:jc w:val="right"/>
+        <w:bidi/>
+      </w:pPr>
+      <w:r>
+        <w:t>[المتن الفعلي: الوقائع / الأسباب / المنطوق] ===</w:t>
+        <w:br/>
         <w:t>اللتي دعما - سكان احمد عباس ريني سعودي عائلة محمد يحي الحراري سعودية الحسية هوية وطنية رقم (٢٠٠٧٠٠٦٨٤٣)</w:t>
       </w:r>
     </w:p>
@@ -1526,53 +1502,49 @@
     </w:p>
     <w:p>
       <w:pPr>
-        <w:jc w:val="right"/>
-        <w:bidi/>
-      </w:pPr>
-      <w:r>
-        <w:rPr>
-          <w:b w:val="0"/>
-          <w:i w:val="0"/>
-        </w:rPr>
+        <w:pStyle w:val="Heading2"/>
+        <w:jc w:val="right"/>
+        <w:bidi/>
+      </w:pPr>
+      <w:r>
+        <w:t>[بيانات الأطراف: المدعي / المدعى عليه / الحاضرون] ===</w:t>
+        <w:br/>
         <w:t>أن الماء المدعى عليه بناء المسمى نفت طريق سداد ملونات من والده أو تعليقات منها</w:t>
       </w:r>
     </w:p>
     <w:p>
       <w:pPr>
-        <w:jc w:val="right"/>
-        <w:bidi/>
-      </w:pPr>
-      <w:r>
-        <w:rPr>
-          <w:b w:val="0"/>
-          <w:i w:val="0"/>
-        </w:rPr>
+        <w:pStyle w:val="Heading2"/>
+        <w:jc w:val="right"/>
+        <w:bidi/>
+      </w:pPr>
+      <w:r>
+        <w:t>[المتن الفعلي: الوقائع / الأسباب / المنطوق] ===</w:t>
+        <w:br/>
         <w:t>ءايلا موقي ملف هيلع فرصلا</w:t>
       </w:r>
     </w:p>
     <w:p>
       <w:pPr>
-        <w:jc w:val="right"/>
-        <w:bidi/>
-      </w:pPr>
-      <w:r>
-        <w:rPr>
-          <w:b w:val="0"/>
-          <w:i w:val="0"/>
-        </w:rPr>
+        <w:pStyle w:val="Heading2"/>
+        <w:jc w:val="right"/>
+        <w:bidi/>
+      </w:pPr>
+      <w:r>
+        <w:t>[بيانات الأطراف: المدعي / المدعى عليه / الحاضرون] ===</w:t>
+        <w:br/>
         <w:t>ي أن ملك المدعى عليه الية الكرم</w:t>
       </w:r>
     </w:p>
     <w:p>
       <w:pPr>
-        <w:jc w:val="right"/>
-        <w:bidi/>
-      </w:pPr>
-      <w:r>
-        <w:rPr>
-          <w:b w:val="0"/>
-          <w:i w:val="0"/>
-        </w:rPr>
+        <w:pStyle w:val="Heading2"/>
+        <w:jc w:val="right"/>
+        <w:bidi/>
+      </w:pPr>
+      <w:r>
+        <w:t>[المتن الفعلي: الوقائع / الأسباب / المنطوق] ===</w:t>
+        <w:br/>
         <w:t>ةصقلا بابلا يلع ليلدلا ةيقنتلا</w:t>
       </w:r>
     </w:p>
@@ -1721,27 +1693,25 @@
     </w:p>
     <w:p>
       <w:pPr>
-        <w:jc w:val="right"/>
-        <w:bidi/>
-      </w:pPr>
-      <w:r>
-        <w:rPr>
-          <w:b w:val="0"/>
-          <w:i w:val="0"/>
-        </w:rPr>
+        <w:pStyle w:val="Heading2"/>
+        <w:jc w:val="right"/>
+        <w:bidi/>
+      </w:pPr>
+      <w:r>
+        <w:t>[بيانات الأطراف: المدعي / المدعى عليه / الحاضرون] ===</w:t>
+        <w:br/>
         <w:t>الحرازي هوية وطنية</w:t>
       </w:r>
     </w:p>
     <w:p>
       <w:pPr>
-        <w:jc w:val="right"/>
-        <w:bidi/>
-      </w:pPr>
-      <w:r>
-        <w:rPr>
-          <w:b w:val="0"/>
-          <w:i w:val="0"/>
-        </w:rPr>
+        <w:pStyle w:val="Heading2"/>
+        <w:jc w:val="right"/>
+        <w:bidi/>
+      </w:pPr>
+      <w:r>
+        <w:t>[المتن الفعلي: الوقائع / الأسباب / المنطوق] ===</w:t>
+        <w:br/>
         <w:t>شرين مليونا وماملة</w:t>
       </w:r>
     </w:p>
@@ -2085,27 +2055,25 @@
     </w:p>
     <w:p>
       <w:pPr>
-        <w:jc w:val="right"/>
-        <w:bidi/>
-      </w:pPr>
-      <w:r>
-        <w:rPr>
-          <w:b w:val="0"/>
-          <w:i w:val="0"/>
-        </w:rPr>
+        <w:pStyle w:val="Heading2"/>
+        <w:jc w:val="right"/>
+        <w:bidi/>
+      </w:pPr>
+      <w:r>
+        <w:t>[بيانات الأطراف: المدعي / المدعى عليه / الحاضرون] ===</w:t>
+        <w:br/>
         <w:t>عليه نداء من الحماس واتخذت من تعذر شديم المدعى عليه متدت يد السداد قرينة على</w:t>
       </w:r>
     </w:p>
     <w:p>
       <w:pPr>
-        <w:jc w:val="right"/>
-        <w:bidi/>
-      </w:pPr>
-      <w:r>
-        <w:rPr>
-          <w:b w:val="0"/>
-          <w:i w:val="0"/>
-        </w:rPr>
+        <w:pStyle w:val="Heading2"/>
+        <w:jc w:val="right"/>
+        <w:bidi/>
+      </w:pPr>
+      <w:r>
+        <w:t>[المتن الفعلي: الوقائع / الأسباب / المنطوق] ===</w:t>
+        <w:br/>
         <w:t>انتقاء السيار كما است عدم قناعتها بعد البيع الثابت فيه أن القيمة ١٢٠ مليون الفريدة ميناها</w:t>
       </w:r>
     </w:p>
@@ -2917,27 +2885,25 @@
     </w:p>
     <w:p>
       <w:pPr>
-        <w:jc w:val="right"/>
-        <w:bidi/>
-      </w:pPr>
-      <w:r>
-        <w:rPr>
-          <w:b w:val="0"/>
-          <w:i w:val="0"/>
-        </w:rPr>
+        <w:pStyle w:val="Heading2"/>
+        <w:jc w:val="right"/>
+        <w:bidi/>
+      </w:pPr>
+      <w:r>
+        <w:t>[بيانات الأطراف: المدعي / المدعى عليه / الحاضرون] ===</w:t>
+        <w:br/>
         <w:t>الائي باسم اثرت علاوة على</w:t>
       </w:r>
     </w:p>
     <w:p>
       <w:pPr>
-        <w:jc w:val="right"/>
-        <w:bidi/>
-      </w:pPr>
-      <w:r>
-        <w:rPr>
-          <w:b w:val="0"/>
-          <w:i w:val="0"/>
-        </w:rPr>
+        <w:pStyle w:val="Heading2"/>
+        <w:jc w:val="right"/>
+        <w:bidi/>
+      </w:pPr>
+      <w:r>
+        <w:t>[المتن الفعلي: الوقائع / الأسباب / المنطوق] ===</w:t>
+        <w:br/>
         <w:t>ةيلعتلا</w:t>
       </w:r>
     </w:p>
@@ -2995,27 +2961,25 @@
     </w:p>
     <w:p>
       <w:pPr>
-        <w:jc w:val="right"/>
-        <w:bidi/>
-      </w:pPr>
-      <w:r>
-        <w:rPr>
-          <w:b w:val="0"/>
-          <w:i w:val="0"/>
-        </w:rPr>
+        <w:pStyle w:val="Heading2"/>
+        <w:jc w:val="right"/>
+        <w:bidi/>
+      </w:pPr>
+      <w:r>
+        <w:t>[الطلبات / المرفقات] ===</w:t>
+        <w:br/>
         <w:t>موسکش بافش في تاريخ لاحق على الحكم بعد تمكنه من الحصول على صورة من الكليات التي تعود إلى عام ٤٣٧ القيم العقيقية للشركات الإحدى عشر والتي من بينها الشركات التي شامم فيها شركة احمد زيني التجارية بنسبة من الحصص كمال الحصول على مصر اجتماع مع</w:t>
       </w:r>
     </w:p>
     <w:p>
       <w:pPr>
-        <w:jc w:val="right"/>
-        <w:bidi/>
-      </w:pPr>
-      <w:r>
-        <w:rPr>
-          <w:b w:val="0"/>
-          <w:i w:val="0"/>
-        </w:rPr>
+        <w:pStyle w:val="Heading2"/>
+        <w:jc w:val="right"/>
+        <w:bidi/>
+      </w:pPr>
+      <w:r>
+        <w:t>[المتن الفعلي: الوقائع / الأسباب / المنطوق] ===</w:t>
+        <w:br/>
         <w:t>ميدقلا نم سمتلملا نكمتي ملو نويلم ٣٨ ىدعتت ال هللا همحر يليز دمحأ خيشلا ثرولا ةنسح ةبيقرو نويلم ١٣٦ تقولا كلذب تاكرشلا ةميق نأ رضحتلاب تباثو (ينيز ناتسا لوألا ديمع نيسنتلا عامتجالا دلا رضح دقو كيرش لمكم بنو جراختلا ليصافت نمضتملاو ،ينيزو راب تیرف تروملا كيرش</w:t>
       </w:r>
     </w:p>
@@ -3632,27 +3596,25 @@
     </w:p>
     <w:p>
       <w:pPr>
-        <w:jc w:val="right"/>
-        <w:bidi/>
-      </w:pPr>
-      <w:r>
-        <w:rPr>
-          <w:b w:val="0"/>
-          <w:i w:val="0"/>
-        </w:rPr>
+        <w:pStyle w:val="Heading2"/>
+        <w:jc w:val="right"/>
+        <w:bidi/>
+      </w:pPr>
+      <w:r>
+        <w:t>[بيانات الأطراف: المدعي / المدعى عليه / الحاضرون] ===</w:t>
+        <w:br/>
         <w:t>النطاق : ٢ وكيل ع بن مشرف بن مفرح بن راشد سعودي ل مد ي ١٠٦٤٢٧٤٠٧٧</w:t>
       </w:r>
     </w:p>
     <w:p>
       <w:pPr>
-        <w:jc w:val="right"/>
-        <w:bidi/>
-      </w:pPr>
-      <w:r>
-        <w:rPr>
-          <w:b w:val="0"/>
-          <w:i w:val="0"/>
-        </w:rPr>
+        <w:pStyle w:val="Heading2"/>
+        <w:jc w:val="right"/>
+        <w:bidi/>
+      </w:pPr>
+      <w:r>
+        <w:t>[المتن الفعلي: الوقائع / الأسباب / المنطوق] ===</w:t>
+        <w:br/>
         <w:t>قاطنلا</w:t>
       </w:r>
     </w:p>
@@ -4048,27 +4010,25 @@
     </w:p>
     <w:p>
       <w:pPr>
-        <w:jc w:val="right"/>
-        <w:bidi/>
-      </w:pPr>
-      <w:r>
-        <w:rPr>
-          <w:b w:val="0"/>
-          <w:i w:val="0"/>
-        </w:rPr>
+        <w:pStyle w:val="Heading2"/>
+        <w:jc w:val="right"/>
+        <w:bidi/>
+      </w:pPr>
+      <w:r>
+        <w:t>[بيانات الأطراف: المدعي / المدعى عليه / الحاضرون] ===</w:t>
+        <w:br/>
         <w:t>ميل الحية 200 ريال سعودي فقط لا غير</w:t>
       </w:r>
     </w:p>
     <w:p>
       <w:pPr>
-        <w:jc w:val="right"/>
-        <w:bidi/>
-      </w:pPr>
-      <w:r>
-        <w:rPr>
-          <w:b w:val="0"/>
-          <w:i w:val="0"/>
-        </w:rPr>
+        <w:pStyle w:val="Heading2"/>
+        <w:jc w:val="right"/>
+        <w:bidi/>
+      </w:pPr>
+      <w:r>
+        <w:t>[المتن الفعلي: الوقائع / الأسباب / المنطوق] ===</w:t>
+        <w:br/>
         <w:t>HAVALONIA</w:t>
       </w:r>
     </w:p>
@@ -4100,27 +4060,25 @@
     </w:p>
     <w:p>
       <w:pPr>
-        <w:jc w:val="right"/>
-        <w:bidi/>
-      </w:pPr>
-      <w:r>
-        <w:rPr>
-          <w:b w:val="0"/>
-          <w:i w:val="0"/>
-        </w:rPr>
+        <w:pStyle w:val="Heading2"/>
+        <w:jc w:val="right"/>
+        <w:bidi/>
+      </w:pPr>
+      <w:r>
+        <w:t>[ترويسة / كليشة رسمية — معلومات متكررة] ===</w:t>
+        <w:br/>
         <w:t>www.</w:t>
       </w:r>
     </w:p>
     <w:p>
       <w:pPr>
-        <w:jc w:val="right"/>
-        <w:bidi/>
-      </w:pPr>
-      <w:r>
-        <w:rPr>
-          <w:b w:val="0"/>
-          <w:i w:val="0"/>
-        </w:rPr>
+        <w:pStyle w:val="Heading2"/>
+        <w:jc w:val="right"/>
+        <w:bidi/>
+      </w:pPr>
+      <w:r>
+        <w:t>[المتن الفعلي: الوقائع / الأسباب / المنطوق] ===</w:t>
+        <w:br/>
         <w:t>Ahmed Zainy &amp; Sons Co</w:t>
       </w:r>
     </w:p>
@@ -4152,27 +4110,25 @@
     </w:p>
     <w:p>
       <w:pPr>
-        <w:jc w:val="right"/>
-        <w:bidi/>
-      </w:pPr>
-      <w:r>
-        <w:rPr>
-          <w:b w:val="0"/>
-          <w:i w:val="0"/>
-        </w:rPr>
+        <w:pStyle w:val="Heading2"/>
+        <w:jc w:val="right"/>
+        <w:bidi/>
+      </w:pPr>
+      <w:r>
+        <w:t>[ترويسة / كليشة رسمية — معلومات متكررة] ===</w:t>
+        <w:br/>
         <w:t>جدة عمارة اوركو هاتف: ٢٠٦٥٢١٦</w:t>
       </w:r>
     </w:p>
     <w:p>
       <w:pPr>
-        <w:jc w:val="right"/>
-        <w:bidi/>
-      </w:pPr>
-      <w:r>
-        <w:rPr>
-          <w:b w:val="0"/>
-          <w:i w:val="0"/>
-        </w:rPr>
+        <w:pStyle w:val="Heading2"/>
+        <w:jc w:val="right"/>
+        <w:bidi/>
+      </w:pPr>
+      <w:r>
+        <w:t>[المتن الفعلي: الوقائع / الأسباب / المنطوق] ===</w:t>
+        <w:br/>
         <w:t>۲۰,۴۰۰,۰۰</w:t>
       </w:r>
     </w:p>
@@ -4308,27 +4264,25 @@
     </w:p>
     <w:p>
       <w:pPr>
-        <w:jc w:val="right"/>
-        <w:bidi/>
-      </w:pPr>
-      <w:r>
-        <w:rPr>
-          <w:b w:val="0"/>
-          <w:i w:val="0"/>
-        </w:rPr>
+        <w:pStyle w:val="Heading2"/>
+        <w:jc w:val="right"/>
+        <w:bidi/>
+      </w:pPr>
+      <w:r>
+        <w:t>[بيانات الأطراف: المدعي / المدعى عليه / الحاضرون] ===</w:t>
+        <w:br/>
         <w:t>فقط عشرون ألف ومفتاح ريال سعودي لا غير</w:t>
       </w:r>
     </w:p>
     <w:p>
       <w:pPr>
-        <w:jc w:val="right"/>
-        <w:bidi/>
-      </w:pPr>
-      <w:r>
-        <w:rPr>
-          <w:b w:val="0"/>
-          <w:i w:val="0"/>
-        </w:rPr>
+        <w:pStyle w:val="Heading2"/>
+        <w:jc w:val="right"/>
+        <w:bidi/>
+      </w:pPr>
+      <w:r>
+        <w:t>[المتن الفعلي: الوقائع / الأسباب / المنطوق] ===</w:t>
+        <w:br/>
         <w:t>وذلك / فاتورة مفروشات الوطن رقم ۲۸۱۱ قيمة ستائر لفيلا ش احمد زيني والمرفقة</w:t>
       </w:r>
     </w:p>
@@ -4542,27 +4496,25 @@
     </w:p>
     <w:p>
       <w:pPr>
-        <w:jc w:val="right"/>
-        <w:bidi/>
-      </w:pPr>
-      <w:r>
-        <w:rPr>
-          <w:b w:val="0"/>
-          <w:i w:val="0"/>
-        </w:rPr>
+        <w:pStyle w:val="Heading2"/>
+        <w:jc w:val="right"/>
+        <w:bidi/>
+      </w:pPr>
+      <w:r>
+        <w:t>[ترويسة / كليشة رسمية — معلومات متكررة] ===</w:t>
+        <w:br/>
         <w:t>جدة عسرة اوركو هاتف: ٦٠٦٥٢١٦</w:t>
       </w:r>
     </w:p>
     <w:p>
       <w:pPr>
-        <w:jc w:val="right"/>
-        <w:bidi/>
-      </w:pPr>
-      <w:r>
-        <w:rPr>
-          <w:b w:val="0"/>
-          <w:i w:val="0"/>
-        </w:rPr>
+        <w:pStyle w:val="Heading2"/>
+        <w:jc w:val="right"/>
+        <w:bidi/>
+      </w:pPr>
+      <w:r>
+        <w:t>[المتن الفعلي: الوقائع / الأسباب / المنطوق] ===</w:t>
+        <w:br/>
         <w:t>كس: ٦٠٦١٣٠٤</w:t>
       </w:r>
     </w:p>
@@ -4698,27 +4650,25 @@
     </w:p>
     <w:p>
       <w:pPr>
-        <w:jc w:val="right"/>
-        <w:bidi/>
-      </w:pPr>
-      <w:r>
-        <w:rPr>
-          <w:b w:val="0"/>
-          <w:i w:val="0"/>
-        </w:rPr>
+        <w:pStyle w:val="Heading2"/>
+        <w:jc w:val="right"/>
+        <w:bidi/>
+      </w:pPr>
+      <w:r>
+        <w:t>[بيانات الأطراف: المدعي / المدعى عليه / الحاضرون] ===</w:t>
+        <w:br/>
         <w:t>الاسم الحساب</w:t>
       </w:r>
     </w:p>
     <w:p>
       <w:pPr>
-        <w:jc w:val="right"/>
-        <w:bidi/>
-      </w:pPr>
-      <w:r>
-        <w:rPr>
-          <w:b w:val="0"/>
-          <w:i w:val="0"/>
-        </w:rPr>
+        <w:pStyle w:val="Heading2"/>
+        <w:jc w:val="right"/>
+        <w:bidi/>
+      </w:pPr>
+      <w:r>
+        <w:t>[المتن الفعلي: الوقائع / الأسباب / المنطوق] ===</w:t>
+        <w:br/>
         <w:t>ملاحظات</w:t>
       </w:r>
     </w:p>
@@ -4750,27 +4700,25 @@
     </w:p>
     <w:p>
       <w:pPr>
-        <w:jc w:val="right"/>
-        <w:bidi/>
-      </w:pPr>
-      <w:r>
-        <w:rPr>
-          <w:b w:val="0"/>
-          <w:i w:val="0"/>
-        </w:rPr>
+        <w:pStyle w:val="Heading2"/>
+        <w:jc w:val="right"/>
+        <w:bidi/>
+      </w:pPr>
+      <w:r>
+        <w:t>[ترويسة / كليشة رسمية — معلومات متكررة] ===</w:t>
+        <w:br/>
         <w:t>الصفحة:</w:t>
       </w:r>
     </w:p>
     <w:p>
       <w:pPr>
-        <w:jc w:val="right"/>
-        <w:bidi/>
-      </w:pPr>
-      <w:r>
-        <w:rPr>
-          <w:b w:val="0"/>
-          <w:i w:val="0"/>
-        </w:rPr>
+        <w:pStyle w:val="Heading2"/>
+        <w:jc w:val="right"/>
+        <w:bidi/>
+      </w:pPr>
+      <w:r>
+        <w:t>[المتن الفعلي: الوقائع / الأسباب / المنطوق] ===</w:t>
+        <w:br/>
         <w:t>1</w:t>
       </w:r>
     </w:p>
@@ -4880,27 +4828,25 @@
     </w:p>
     <w:p>
       <w:pPr>
-        <w:jc w:val="right"/>
-        <w:bidi/>
-      </w:pPr>
-      <w:r>
-        <w:rPr>
-          <w:b w:val="0"/>
-          <w:i w:val="0"/>
-        </w:rPr>
+        <w:pStyle w:val="Heading2"/>
+        <w:jc w:val="right"/>
+        <w:bidi/>
+      </w:pPr>
+      <w:r>
+        <w:t>[ترويسة / كليشة رسمية — معلومات متكررة] ===</w:t>
+        <w:br/>
         <w:t>هاتف: ٢٠١٥٢١٦</w:t>
       </w:r>
     </w:p>
     <w:p>
       <w:pPr>
-        <w:jc w:val="right"/>
-        <w:bidi/>
-      </w:pPr>
-      <w:r>
-        <w:rPr>
-          <w:b w:val="0"/>
-          <w:i w:val="0"/>
-        </w:rPr>
+        <w:pStyle w:val="Heading2"/>
+        <w:jc w:val="right"/>
+        <w:bidi/>
+      </w:pPr>
+      <w:r>
+        <w:t>[المتن الفعلي: الوقائع / الأسباب / المنطوق] ===</w:t>
+        <w:br/>
         <w:t>فاكس: ٦٠٦٦٣٠٤</w:t>
       </w:r>
     </w:p>
@@ -5049,27 +4995,25 @@
     </w:p>
     <w:p>
       <w:pPr>
-        <w:jc w:val="right"/>
-        <w:bidi/>
-      </w:pPr>
-      <w:r>
-        <w:rPr>
-          <w:b w:val="0"/>
-          <w:i w:val="0"/>
-        </w:rPr>
+        <w:pStyle w:val="Heading2"/>
+        <w:jc w:val="right"/>
+        <w:bidi/>
+      </w:pPr>
+      <w:r>
+        <w:t>[بيانات الأطراف: المدعي / المدعى عليه / الحاضرون] ===</w:t>
+        <w:br/>
         <w:t>فقط خمسون ألف وسبعانة ريال وسعودي لاغير</w:t>
       </w:r>
     </w:p>
     <w:p>
       <w:pPr>
-        <w:jc w:val="right"/>
-        <w:bidi/>
-      </w:pPr>
-      <w:r>
-        <w:rPr>
-          <w:b w:val="0"/>
-          <w:i w:val="0"/>
-        </w:rPr>
+        <w:pStyle w:val="Heading2"/>
+        <w:jc w:val="right"/>
+        <w:bidi/>
+      </w:pPr>
+      <w:r>
+        <w:t>[المتن الفعلي: الوقائع / الأسباب / المنطوق] ===</w:t>
+        <w:br/>
         <w:t>٢٤/٠٩/١٤٣٤</w:t>
       </w:r>
     </w:p>
@@ -5088,27 +5032,25 @@
     </w:p>
     <w:p>
       <w:pPr>
-        <w:jc w:val="right"/>
-        <w:bidi/>
-      </w:pPr>
-      <w:r>
-        <w:rPr>
-          <w:b w:val="0"/>
-          <w:i w:val="0"/>
-        </w:rPr>
+        <w:pStyle w:val="Heading2"/>
+        <w:jc w:val="right"/>
+        <w:bidi/>
+      </w:pPr>
+      <w:r>
+        <w:t>[ترويسة / كليشة رسمية — معلومات متكررة] ===</w:t>
+        <w:br/>
         <w:t>الصفحة</w:t>
       </w:r>
     </w:p>
     <w:p>
       <w:pPr>
-        <w:jc w:val="right"/>
-        <w:bidi/>
-      </w:pPr>
-      <w:r>
-        <w:rPr>
-          <w:b w:val="0"/>
-          <w:i w:val="0"/>
-        </w:rPr>
+        <w:pStyle w:val="Heading2"/>
+        <w:jc w:val="right"/>
+        <w:bidi/>
+      </w:pPr>
+      <w:r>
+        <w:t>[المتن الفعلي: الوقائع / الأسباب / المنطوق] ===</w:t>
+        <w:br/>
         <w:t>5</w:t>
       </w:r>
     </w:p>
@@ -5309,27 +5251,25 @@
     </w:p>
     <w:p>
       <w:pPr>
-        <w:jc w:val="right"/>
-        <w:bidi/>
-      </w:pPr>
-      <w:r>
-        <w:rPr>
-          <w:b w:val="0"/>
-          <w:i w:val="0"/>
-        </w:rPr>
+        <w:pStyle w:val="Heading2"/>
+        <w:jc w:val="right"/>
+        <w:bidi/>
+      </w:pPr>
+      <w:r>
+        <w:t>[المُرسَل إليه / المخاطَب والتحية] ===</w:t>
+        <w:br/>
         <w:t>لشركة أحمد زيني وابناعه أوزكى المحترمين</w:t>
       </w:r>
     </w:p>
     <w:p>
       <w:pPr>
-        <w:jc w:val="right"/>
-        <w:bidi/>
-      </w:pPr>
-      <w:r>
-        <w:rPr>
-          <w:b w:val="0"/>
-          <w:i w:val="0"/>
-        </w:rPr>
+        <w:pStyle w:val="Heading2"/>
+        <w:jc w:val="right"/>
+        <w:bidi/>
+      </w:pPr>
+      <w:r>
+        <w:t>[المتن الفعلي: الوقائع / الأسباب / المنطوق] ===</w:t>
+        <w:br/>
         <w:t>نقداً بشيك - رقم الشيك ..</w:t>
       </w:r>
     </w:p>
@@ -6336,27 +6276,25 @@
     </w:p>
     <w:p>
       <w:pPr>
-        <w:jc w:val="right"/>
-        <w:bidi/>
-      </w:pPr>
-      <w:r>
-        <w:rPr>
-          <w:b w:val="0"/>
-          <w:i w:val="0"/>
-        </w:rPr>
+        <w:pStyle w:val="Heading2"/>
+        <w:jc w:val="right"/>
+        <w:bidi/>
+      </w:pPr>
+      <w:r>
+        <w:t>[بيانات الأطراف: المدعي / المدعى عليه / الحاضرون] ===</w:t>
+        <w:br/>
         <w:t>فقط مائة وخمسون ألف ريال سعودي لاغير</w:t>
       </w:r>
     </w:p>
     <w:p>
       <w:pPr>
-        <w:jc w:val="right"/>
-        <w:bidi/>
-      </w:pPr>
-      <w:r>
-        <w:rPr>
-          <w:b w:val="0"/>
-          <w:i w:val="0"/>
-        </w:rPr>
+        <w:pStyle w:val="Heading2"/>
+        <w:jc w:val="right"/>
+        <w:bidi/>
+      </w:pPr>
+      <w:r>
+        <w:t>[المتن الفعلي: الوقائع / الأسباب / المنطوق] ===</w:t>
+        <w:br/>
         <w:t>Ahmed Zainy &amp; Sons Co</w:t>
       </w:r>
     </w:p>
@@ -6765,27 +6703,25 @@
     </w:p>
     <w:p>
       <w:pPr>
-        <w:jc w:val="right"/>
-        <w:bidi/>
-      </w:pPr>
-      <w:r>
-        <w:rPr>
-          <w:b w:val="0"/>
-          <w:i w:val="0"/>
-        </w:rPr>
+        <w:pStyle w:val="Heading2"/>
+        <w:jc w:val="right"/>
+        <w:bidi/>
+      </w:pPr>
+      <w:r>
+        <w:t>[ترويسة / كليشة رسمية — معلومات متكررة] ===</w:t>
+        <w:br/>
         <w:t>جدة عمارة أوزكو هاتف: ٦٠٦٥٢١٦</w:t>
       </w:r>
     </w:p>
     <w:p>
       <w:pPr>
-        <w:jc w:val="right"/>
-        <w:bidi/>
-      </w:pPr>
-      <w:r>
-        <w:rPr>
-          <w:b w:val="0"/>
-          <w:i w:val="0"/>
-        </w:rPr>
+        <w:pStyle w:val="Heading2"/>
+        <w:jc w:val="right"/>
+        <w:bidi/>
+      </w:pPr>
+      <w:r>
+        <w:t>[المتن الفعلي: الوقائع / الأسباب / المنطوق] ===</w:t>
+        <w:br/>
         <w:t>فاكس: ٦٠٦٦٣٠٤</w:t>
       </w:r>
     </w:p>
@@ -6934,27 +6870,25 @@
     </w:p>
     <w:p>
       <w:pPr>
-        <w:jc w:val="right"/>
-        <w:bidi/>
-      </w:pPr>
-      <w:r>
-        <w:rPr>
-          <w:b w:val="0"/>
-          <w:i w:val="0"/>
-        </w:rPr>
+        <w:pStyle w:val="Heading2"/>
+        <w:jc w:val="right"/>
+        <w:bidi/>
+      </w:pPr>
+      <w:r>
+        <w:t>[ترويسة / كليشة رسمية — معلومات متكررة] ===</w:t>
+        <w:br/>
         <w:t>الصفحة :</w:t>
       </w:r>
     </w:p>
     <w:p>
       <w:pPr>
-        <w:jc w:val="right"/>
-        <w:bidi/>
-      </w:pPr>
-      <w:r>
-        <w:rPr>
-          <w:b w:val="0"/>
-          <w:i w:val="0"/>
-        </w:rPr>
+        <w:pStyle w:val="Heading2"/>
+        <w:jc w:val="right"/>
+        <w:bidi/>
+      </w:pPr>
+      <w:r>
+        <w:t>[المتن الفعلي: الوقائع / الأسباب / المنطوق] ===</w:t>
+        <w:br/>
         <w:t>ALTS/-1/TA</w:t>
       </w:r>
     </w:p>
@@ -7012,27 +6946,25 @@
     </w:p>
     <w:p>
       <w:pPr>
-        <w:jc w:val="right"/>
-        <w:bidi/>
-      </w:pPr>
-      <w:r>
-        <w:rPr>
-          <w:b w:val="0"/>
-          <w:i w:val="0"/>
-        </w:rPr>
+        <w:pStyle w:val="Heading2"/>
+        <w:jc w:val="right"/>
+        <w:bidi/>
+      </w:pPr>
+      <w:r>
+        <w:t>[بيانات الأطراف: المدعي / المدعى عليه / الحاضرون] ===</w:t>
+        <w:br/>
         <w:t>فقط خمسون ألف وسبعمائة ريال سعودي لا غير</w:t>
       </w:r>
     </w:p>
     <w:p>
       <w:pPr>
-        <w:jc w:val="right"/>
-        <w:bidi/>
-      </w:pPr>
-      <w:r>
-        <w:rPr>
-          <w:b w:val="0"/>
-          <w:i w:val="0"/>
-        </w:rPr>
+        <w:pStyle w:val="Heading2"/>
+        <w:jc w:val="right"/>
+        <w:bidi/>
+      </w:pPr>
+      <w:r>
+        <w:t>[المتن الفعلي: الوقائع / الأسباب / المنطوق] ===</w:t>
+        <w:br/>
         <w:t>الشيخ احمد زيني</w:t>
       </w:r>
     </w:p>
@@ -7077,27 +7009,25 @@
     </w:p>
     <w:p>
       <w:pPr>
-        <w:jc w:val="right"/>
-        <w:bidi/>
-      </w:pPr>
-      <w:r>
-        <w:rPr>
-          <w:b w:val="0"/>
-          <w:i w:val="0"/>
-        </w:rPr>
+        <w:pStyle w:val="Heading2"/>
+        <w:jc w:val="right"/>
+        <w:bidi/>
+      </w:pPr>
+      <w:r>
+        <w:t>[ترويسة / كليشة رسمية — معلومات متكررة] ===</w:t>
+        <w:br/>
         <w:t>هاتف: ۱۹۵۲۱</w:t>
       </w:r>
     </w:p>
     <w:p>
       <w:pPr>
-        <w:jc w:val="right"/>
-        <w:bidi/>
-      </w:pPr>
-      <w:r>
-        <w:rPr>
-          <w:b w:val="0"/>
-          <w:i w:val="0"/>
-        </w:rPr>
+        <w:pStyle w:val="Heading2"/>
+        <w:jc w:val="right"/>
+        <w:bidi/>
+      </w:pPr>
+      <w:r>
+        <w:t>[المتن الفعلي: الوقائع / الأسباب / المنطوق] ===</w:t>
+        <w:br/>
         <w:t>فکس: 1</w:t>
       </w:r>
     </w:p>
@@ -7142,27 +7072,25 @@
     </w:p>
     <w:p>
       <w:pPr>
-        <w:jc w:val="right"/>
-        <w:bidi/>
-      </w:pPr>
-      <w:r>
-        <w:rPr>
-          <w:b w:val="0"/>
-          <w:i w:val="0"/>
-        </w:rPr>
+        <w:pStyle w:val="Heading2"/>
+        <w:jc w:val="right"/>
+        <w:bidi/>
+      </w:pPr>
+      <w:r>
+        <w:t>[بيانات الأطراف: المدعي / المدعى عليه / الحاضرون] ===</w:t>
+        <w:br/>
         <w:t>فقط خسون اتف وسبعمائة ريال سعودي لا غير</w:t>
       </w:r>
     </w:p>
     <w:p>
       <w:pPr>
-        <w:jc w:val="right"/>
-        <w:bidi/>
-      </w:pPr>
-      <w:r>
-        <w:rPr>
-          <w:b w:val="0"/>
-          <w:i w:val="0"/>
-        </w:rPr>
+        <w:pStyle w:val="Heading2"/>
+        <w:jc w:val="right"/>
+        <w:bidi/>
+      </w:pPr>
+      <w:r>
+        <w:t>[المتن الفعلي: الوقائع / الأسباب / المنطوق] ===</w:t>
+        <w:br/>
         <w:t>Ahmed Zainy Sons Co Jeddah-Ozco Building</w:t>
       </w:r>
     </w:p>
@@ -7376,27 +7304,25 @@
     </w:p>
     <w:p>
       <w:pPr>
-        <w:jc w:val="right"/>
-        <w:bidi/>
-      </w:pPr>
-      <w:r>
-        <w:rPr>
-          <w:b w:val="0"/>
-          <w:i w:val="0"/>
-        </w:rPr>
+        <w:pStyle w:val="Heading2"/>
+        <w:jc w:val="right"/>
+        <w:bidi/>
+      </w:pPr>
+      <w:r>
+        <w:t>[بيانات الأطراف: المدعي / المدعى عليه / الحاضرون] ===</w:t>
+        <w:br/>
         <w:t>نتيح اسمه زيني ( الشيخ أحمد - ١٠</w:t>
       </w:r>
     </w:p>
     <w:p>
       <w:pPr>
-        <w:jc w:val="right"/>
-        <w:bidi/>
-      </w:pPr>
-      <w:r>
-        <w:rPr>
-          <w:b w:val="0"/>
-          <w:i w:val="0"/>
-        </w:rPr>
+        <w:pStyle w:val="Heading2"/>
+        <w:jc w:val="right"/>
+        <w:bidi/>
+      </w:pPr>
+      <w:r>
+        <w:t>[المتن الفعلي: الوقائع / الأسباب / المنطوق] ===</w:t>
+        <w:br/>
         <w:t>ها سمي</w:t>
       </w:r>
     </w:p>
@@ -7714,27 +7640,25 @@
     </w:p>
     <w:p>
       <w:pPr>
-        <w:jc w:val="right"/>
-        <w:bidi/>
-      </w:pPr>
-      <w:r>
-        <w:rPr>
-          <w:b w:val="0"/>
-          <w:i w:val="0"/>
-        </w:rPr>
+        <w:pStyle w:val="Heading2"/>
+        <w:jc w:val="right"/>
+        <w:bidi/>
+      </w:pPr>
+      <w:r>
+        <w:t>[ترويسة / كليشة رسمية — معلومات متكررة] ===</w:t>
+        <w:br/>
         <w:t>هاتف: ۲۰۶۵۷۱۲</w:t>
       </w:r>
     </w:p>
     <w:p>
       <w:pPr>
-        <w:jc w:val="right"/>
-        <w:bidi/>
-      </w:pPr>
-      <w:r>
-        <w:rPr>
-          <w:b w:val="0"/>
-          <w:i w:val="0"/>
-        </w:rPr>
+        <w:pStyle w:val="Heading2"/>
+        <w:jc w:val="right"/>
+        <w:bidi/>
+      </w:pPr>
+      <w:r>
+        <w:t>[المتن الفعلي: الوقائع / الأسباب / المنطوق] ===</w:t>
+        <w:br/>
         <w:t>فاکس: ٦٠٦١٣٠٤</w:t>
       </w:r>
     </w:p>
@@ -7909,27 +7833,25 @@
     </w:p>
     <w:p>
       <w:pPr>
-        <w:jc w:val="right"/>
-        <w:bidi/>
-      </w:pPr>
-      <w:r>
-        <w:rPr>
-          <w:b w:val="0"/>
-          <w:i w:val="0"/>
-        </w:rPr>
+        <w:pStyle w:val="Heading2"/>
+        <w:jc w:val="right"/>
+        <w:bidi/>
+      </w:pPr>
+      <w:r>
+        <w:t>[ترويسة / كليشة رسمية — معلومات متكررة] ===</w:t>
+        <w:br/>
         <w:t>الصفحة</w:t>
       </w:r>
     </w:p>
     <w:p>
       <w:pPr>
-        <w:jc w:val="right"/>
-        <w:bidi/>
-      </w:pPr>
-      <w:r>
-        <w:rPr>
-          <w:b w:val="0"/>
-          <w:i w:val="0"/>
-        </w:rPr>
+        <w:pStyle w:val="Heading2"/>
+        <w:jc w:val="right"/>
+        <w:bidi/>
+      </w:pPr>
+      <w:r>
+        <w:t>[المتن الفعلي: الوقائع / الأسباب / المنطوق] ===</w:t>
+        <w:br/>
         <w:t>١٩٢١٠٠١١١ الشيخ اسامه زيني ( الشيخ قيمة الوية ومصاريف علاج الشيخ احمد زيني</w:t>
       </w:r>
     </w:p>
@@ -7974,27 +7896,25 @@
     </w:p>
     <w:p>
       <w:pPr>
-        <w:jc w:val="right"/>
-        <w:bidi/>
-      </w:pPr>
-      <w:r>
-        <w:rPr>
-          <w:b w:val="0"/>
-          <w:i w:val="0"/>
-        </w:rPr>
+        <w:pStyle w:val="Heading2"/>
+        <w:jc w:val="right"/>
+        <w:bidi/>
+      </w:pPr>
+      <w:r>
+        <w:t>[بيانات الأطراف: المدعي / المدعى عليه / الحاضرون] ===</w:t>
+        <w:br/>
         <w:t>فقط سبعة عشرة ألف ريال سعودي لا غير</w:t>
       </w:r>
     </w:p>
     <w:p>
       <w:pPr>
-        <w:jc w:val="right"/>
-        <w:bidi/>
-      </w:pPr>
-      <w:r>
-        <w:rPr>
-          <w:b w:val="0"/>
-          <w:i w:val="0"/>
-        </w:rPr>
+        <w:pStyle w:val="Heading2"/>
+        <w:jc w:val="right"/>
+        <w:bidi/>
+      </w:pPr>
+      <w:r>
+        <w:t>[المتن الفعلي: الوقائع / الأسباب / المنطوق] ===</w:t>
+        <w:br/>
         <w:t>الشيخ احمد زيني</w:t>
       </w:r>
     </w:p>
@@ -8611,27 +8531,25 @@
     </w:p>
     <w:p>
       <w:pPr>
-        <w:jc w:val="right"/>
-        <w:bidi/>
-      </w:pPr>
-      <w:r>
-        <w:rPr>
-          <w:b w:val="0"/>
-          <w:i w:val="0"/>
-        </w:rPr>
+        <w:pStyle w:val="Heading2"/>
+        <w:jc w:val="right"/>
+        <w:bidi/>
+      </w:pPr>
+      <w:r>
+        <w:t>[بيانات الأطراف: المدعي / المدعى عليه / الحاضرون] ===</w:t>
+        <w:br/>
         <w:t>السعودية</w:t>
       </w:r>
     </w:p>
     <w:p>
       <w:pPr>
-        <w:jc w:val="right"/>
-        <w:bidi/>
-      </w:pPr>
-      <w:r>
-        <w:rPr>
-          <w:b w:val="0"/>
-          <w:i w:val="0"/>
-        </w:rPr>
+        <w:pStyle w:val="Heading2"/>
+        <w:jc w:val="right"/>
+        <w:bidi/>
+      </w:pPr>
+      <w:r>
+        <w:t>[المتن الفعلي: الوقائع / الأسباب / المنطوق] ===</w:t>
+        <w:br/>
         <w:t>SELOVEY</w:t>
       </w:r>
     </w:p>
@@ -8650,40 +8568,37 @@
     </w:p>
     <w:p>
       <w:pPr>
-        <w:jc w:val="right"/>
-        <w:bidi/>
-      </w:pPr>
-      <w:r>
-        <w:rPr>
-          <w:b w:val="0"/>
-          <w:i w:val="0"/>
-        </w:rPr>
+        <w:pStyle w:val="Heading2"/>
+        <w:jc w:val="right"/>
+        <w:bidi/>
+      </w:pPr>
+      <w:r>
+        <w:t>[بيانات الأطراف: المدعي / المدعى عليه / الحاضرون] ===</w:t>
+        <w:br/>
         <w:t>العنوان هذا</w:t>
       </w:r>
     </w:p>
     <w:p>
       <w:pPr>
-        <w:jc w:val="right"/>
-        <w:bidi/>
-      </w:pPr>
-      <w:r>
-        <w:rPr>
-          <w:b w:val="0"/>
-          <w:i w:val="0"/>
-        </w:rPr>
+        <w:pStyle w:val="Heading2"/>
+        <w:jc w:val="right"/>
+        <w:bidi/>
+      </w:pPr>
+      <w:r>
+        <w:t>[ترويسة / كليشة رسمية — معلومات متكررة] ===</w:t>
+        <w:br/>
         <w:t>samba @ ايماس</w:t>
       </w:r>
     </w:p>
     <w:p>
       <w:pPr>
-        <w:jc w:val="right"/>
-        <w:bidi/>
-      </w:pPr>
-      <w:r>
-        <w:rPr>
-          <w:b w:val="0"/>
-          <w:i w:val="0"/>
-        </w:rPr>
+        <w:pStyle w:val="Heading2"/>
+        <w:jc w:val="right"/>
+        <w:bidi/>
+      </w:pPr>
+      <w:r>
+        <w:t>[المتن الفعلي: الوقائع / الأسباب / المنطوق] ===</w:t>
+        <w:br/>
         <w:t>. طقف لوألا ديفتسمللا فر</w:t>
       </w:r>
     </w:p>
@@ -9053,27 +8968,25 @@
     </w:p>
     <w:p>
       <w:pPr>
-        <w:jc w:val="right"/>
-        <w:bidi/>
-      </w:pPr>
-      <w:r>
-        <w:rPr>
-          <w:b w:val="0"/>
-          <w:i w:val="0"/>
-        </w:rPr>
+        <w:pStyle w:val="Heading2"/>
+        <w:jc w:val="right"/>
+        <w:bidi/>
+      </w:pPr>
+      <w:r>
+        <w:t>[بيانات الأطراف: المدعي / المدعى عليه / الحاضرون] ===</w:t>
+        <w:br/>
         <w:t>فقط خمسين ألف وسيلة ريال سعودي لافر</w:t>
       </w:r>
     </w:p>
     <w:p>
       <w:pPr>
-        <w:jc w:val="right"/>
-        <w:bidi/>
-      </w:pPr>
-      <w:r>
-        <w:rPr>
-          <w:b w:val="0"/>
-          <w:i w:val="0"/>
-        </w:rPr>
+        <w:pStyle w:val="Heading2"/>
+        <w:jc w:val="right"/>
+        <w:bidi/>
+      </w:pPr>
+      <w:r>
+        <w:t>[المتن الفعلي: الوقائع / الأسباب / المنطوق] ===</w:t>
+        <w:br/>
         <w:t>يمز دسلا حرشلا</w:t>
       </w:r>
     </w:p>
@@ -9131,27 +9044,25 @@
     </w:p>
     <w:p>
       <w:pPr>
-        <w:jc w:val="right"/>
-        <w:bidi/>
-      </w:pPr>
-      <w:r>
-        <w:rPr>
-          <w:b w:val="0"/>
-          <w:i w:val="0"/>
-        </w:rPr>
+        <w:pStyle w:val="Heading2"/>
+        <w:jc w:val="right"/>
+        <w:bidi/>
+      </w:pPr>
+      <w:r>
+        <w:t>[بيانات الأطراف: المدعي / المدعى عليه / الحاضرون] ===</w:t>
+        <w:br/>
         <w:t>سنة بول سعودي الامير</w:t>
       </w:r>
     </w:p>
     <w:p>
       <w:pPr>
-        <w:jc w:val="right"/>
-        <w:bidi/>
-      </w:pPr>
-      <w:r>
-        <w:rPr>
-          <w:b w:val="0"/>
-          <w:i w:val="0"/>
-        </w:rPr>
+        <w:pStyle w:val="Heading2"/>
+        <w:jc w:val="right"/>
+        <w:bidi/>
+      </w:pPr>
+      <w:r>
+        <w:t>[المتن الفعلي: الوقائع / الأسباب / المنطوق] ===</w:t>
+        <w:br/>
         <w:t>مصاريف منزل الشيخ</w:t>
       </w:r>
     </w:p>
@@ -9820,27 +9731,25 @@
     </w:p>
     <w:p>
       <w:pPr>
-        <w:jc w:val="right"/>
-        <w:bidi/>
-      </w:pPr>
-      <w:r>
-        <w:rPr>
-          <w:b w:val="0"/>
-          <w:i w:val="0"/>
-        </w:rPr>
+        <w:pStyle w:val="Heading2"/>
+        <w:jc w:val="right"/>
+        <w:bidi/>
+      </w:pPr>
+      <w:r>
+        <w:t>[بيانات الأطراف: المدعي / المدعى عليه / الحاضرون] ===</w:t>
+        <w:br/>
         <w:t>مبلغ فقط عن ألف وبسالة قول سعودي لا غير</w:t>
       </w:r>
     </w:p>
     <w:p>
       <w:pPr>
-        <w:jc w:val="right"/>
-        <w:bidi/>
-      </w:pPr>
-      <w:r>
-        <w:rPr>
-          <w:b w:val="0"/>
-          <w:i w:val="0"/>
-        </w:rPr>
+        <w:pStyle w:val="Heading2"/>
+        <w:jc w:val="right"/>
+        <w:bidi/>
+      </w:pPr>
+      <w:r>
+        <w:t>[المتن الفعلي: الوقائع / الأسباب / المنطوق] ===</w:t>
+        <w:br/>
         <w:t>ونك مصاريف منزل الشيخ احمد زيني من شهر فبرابر ۲۰۱۱</w:t>
       </w:r>
     </w:p>
@@ -10197,27 +10106,25 @@
     </w:p>
     <w:p>
       <w:pPr>
-        <w:jc w:val="right"/>
-        <w:bidi/>
-      </w:pPr>
-      <w:r>
-        <w:rPr>
-          <w:b w:val="0"/>
-          <w:i w:val="0"/>
-        </w:rPr>
+        <w:pStyle w:val="Heading2"/>
+        <w:jc w:val="right"/>
+        <w:bidi/>
+      </w:pPr>
+      <w:r>
+        <w:t>[ترويسة / كليشة رسمية — معلومات متكررة] ===</w:t>
+        <w:br/>
         <w:t>رقم الصفحة</w:t>
       </w:r>
     </w:p>
     <w:p>
       <w:pPr>
-        <w:jc w:val="right"/>
-        <w:bidi/>
-      </w:pPr>
-      <w:r>
-        <w:rPr>
-          <w:b w:val="0"/>
-          <w:i w:val="0"/>
-        </w:rPr>
+        <w:pStyle w:val="Heading2"/>
+        <w:jc w:val="right"/>
+        <w:bidi/>
+      </w:pPr>
+      <w:r>
+        <w:t>[المتن الفعلي: الوقائع / الأسباب / المنطوق] ===</w:t>
+        <w:br/>
         <w:t>اء على طلب شركة الوطنية للجارة الجلسات المستوية شركة ذات مسئولية محدوية - الحمل علامة تقييم غساني مبردات الشركة لما في في ٢٦</w:t>
       </w:r>
     </w:p>
@@ -10392,27 +10299,25 @@
     </w:p>
     <w:p>
       <w:pPr>
-        <w:jc w:val="right"/>
-        <w:bidi/>
-      </w:pPr>
-      <w:r>
-        <w:rPr>
-          <w:b w:val="0"/>
-          <w:i w:val="0"/>
-        </w:rPr>
+        <w:pStyle w:val="Heading2"/>
+        <w:jc w:val="right"/>
+        <w:bidi/>
+      </w:pPr>
+      <w:r>
+        <w:t>[بيانات الأطراف: المدعي / المدعى عليه / الحاضرون] ===</w:t>
+        <w:br/>
         <w:t>نم تاونسلا نع ةكرشلا ةفاسملا ةيلاملا مئاوقلا نم اعابقتسا ىتلا تايوطملا ىلع يلا</w:t>
       </w:r>
     </w:p>
     <w:p>
       <w:pPr>
-        <w:jc w:val="right"/>
-        <w:bidi/>
-      </w:pPr>
-      <w:r>
-        <w:rPr>
-          <w:b w:val="0"/>
-          <w:i w:val="0"/>
-        </w:rPr>
+        <w:pStyle w:val="Heading2"/>
+        <w:jc w:val="right"/>
+        <w:bidi/>
+      </w:pPr>
+      <w:r>
+        <w:t>[المتن الفعلي: الوقائع / الأسباب / المنطوق] ===</w:t>
+        <w:br/>
         <w:t>ىلإ لوصولا نسلا داورلا</w:t>
       </w:r>
     </w:p>
@@ -10483,27 +10388,25 @@
     </w:p>
     <w:p>
       <w:pPr>
-        <w:jc w:val="right"/>
-        <w:bidi/>
-      </w:pPr>
-      <w:r>
-        <w:rPr>
-          <w:b w:val="0"/>
-          <w:i w:val="0"/>
-        </w:rPr>
+        <w:pStyle w:val="Heading2"/>
+        <w:jc w:val="right"/>
+        <w:bidi/>
+      </w:pPr>
+      <w:r>
+        <w:t>[بيانات الأطراف: المدعي / المدعى عليه / الحاضرون] ===</w:t>
+        <w:br/>
         <w:t>مال سعودي</w:t>
       </w:r>
     </w:p>
     <w:p>
       <w:pPr>
-        <w:jc w:val="right"/>
-        <w:bidi/>
-      </w:pPr>
-      <w:r>
-        <w:rPr>
-          <w:b w:val="0"/>
-          <w:i w:val="0"/>
-        </w:rPr>
+        <w:pStyle w:val="Heading2"/>
+        <w:jc w:val="right"/>
+        <w:bidi/>
+      </w:pPr>
+      <w:r>
+        <w:t>[المتن الفعلي: الوقائع / الأسباب / المنطوق] ===</w:t>
+        <w:br/>
         <w:t>وسيا قم</w:t>
       </w:r>
     </w:p>
@@ -11089,7 +10992,7 @@
           <w:b w:val="0"/>
           <w:i w:val="0"/>
         </w:rPr>
-        <w:t>ون ملكود في السيلو</w:t>
+        <w:t>وليسلا يف دوكلم نو</w:t>
       </w:r>
     </w:p>
     <w:p>
@@ -11354,14 +11257,13 @@
     </w:p>
     <w:p>
       <w:pPr>
-        <w:jc w:val="right"/>
-        <w:bidi/>
-      </w:pPr>
-      <w:r>
-        <w:rPr>
-          <w:b w:val="0"/>
-          <w:i w:val="0"/>
-        </w:rPr>
+        <w:pStyle w:val="Heading2"/>
+        <w:jc w:val="right"/>
+        <w:bidi/>
+      </w:pPr>
+      <w:r>
+        <w:t>[بيانات الأطراف: المدعي / المدعى عليه / الحاضرون] ===</w:t>
+        <w:br/>
         <w:t>ت الشركة على محمود من السكن داخل المملكة العربية السعودية</w:t>
       </w:r>
     </w:p>
@@ -11380,14 +11282,13 @@
     </w:p>
     <w:p>
       <w:pPr>
-        <w:jc w:val="right"/>
-        <w:bidi/>
-      </w:pPr>
-      <w:r>
-        <w:rPr>
-          <w:b w:val="0"/>
-          <w:i w:val="0"/>
-        </w:rPr>
+        <w:pStyle w:val="Heading2"/>
+        <w:jc w:val="right"/>
+        <w:bidi/>
+      </w:pPr>
+      <w:r>
+        <w:t>[المتن الفعلي: الوقائع / الأسباب / المنطوق] ===</w:t>
+        <w:br/>
         <w:t>الاعتماد الرائد</w:t>
       </w:r>
     </w:p>
@@ -11848,27 +11749,25 @@
     </w:p>
     <w:p>
       <w:pPr>
-        <w:jc w:val="right"/>
-        <w:bidi/>
-      </w:pPr>
-      <w:r>
-        <w:rPr>
-          <w:b w:val="0"/>
-          <w:i w:val="0"/>
-        </w:rPr>
+        <w:pStyle w:val="Heading2"/>
+        <w:jc w:val="right"/>
+        <w:bidi/>
+      </w:pPr>
+      <w:r>
+        <w:t>[بيانات الأطراف: المدعي / المدعى عليه / الحاضرون] ===</w:t>
+        <w:br/>
         <w:t>الشركة الخميرة السعودية</w:t>
       </w:r>
     </w:p>
     <w:p>
       <w:pPr>
-        <w:jc w:val="right"/>
-        <w:bidi/>
-      </w:pPr>
-      <w:r>
-        <w:rPr>
-          <w:b w:val="0"/>
-          <w:i w:val="0"/>
-        </w:rPr>
+        <w:pStyle w:val="Heading2"/>
+        <w:jc w:val="right"/>
+        <w:bidi/>
+      </w:pPr>
+      <w:r>
+        <w:t>[المتن الفعلي: الوقائع / الأسباب / المنطوق] ===</w:t>
+        <w:br/>
         <w:t>ةدودحملا ءاوهلا فيلكت ناياد ةكرش -\</w:t>
       </w:r>
     </w:p>
@@ -12082,27 +11981,25 @@
     </w:p>
     <w:p>
       <w:pPr>
-        <w:jc w:val="right"/>
-        <w:bidi/>
-      </w:pPr>
-      <w:r>
-        <w:rPr>
-          <w:b w:val="0"/>
-          <w:i w:val="0"/>
-        </w:rPr>
+        <w:pStyle w:val="Heading2"/>
+        <w:jc w:val="right"/>
+        <w:bidi/>
+      </w:pPr>
+      <w:r>
+        <w:t>[بيانات الأطراف: المدعي / المدعى عليه / الحاضرون] ===</w:t>
+        <w:br/>
         <w:t>شركة سيرات العربية السعودية</w:t>
       </w:r>
     </w:p>
     <w:p>
       <w:pPr>
-        <w:jc w:val="right"/>
-        <w:bidi/>
-      </w:pPr>
-      <w:r>
-        <w:rPr>
-          <w:b w:val="0"/>
-          <w:i w:val="0"/>
-        </w:rPr>
+        <w:pStyle w:val="Heading2"/>
+        <w:jc w:val="right"/>
+        <w:bidi/>
+      </w:pPr>
+      <w:r>
+        <w:t>[المتن الفعلي: الوقائع / الأسباب / المنطوق] ===</w:t>
+        <w:br/>
         <w:t>شركة بروستار</w:t>
       </w:r>
     </w:p>
@@ -12355,27 +12252,25 @@
     </w:p>
     <w:p>
       <w:pPr>
-        <w:jc w:val="right"/>
-        <w:bidi/>
-      </w:pPr>
-      <w:r>
-        <w:rPr>
-          <w:b w:val="0"/>
-          <w:i w:val="0"/>
-        </w:rPr>
+        <w:pStyle w:val="Heading2"/>
+        <w:jc w:val="right"/>
+        <w:bidi/>
+      </w:pPr>
+      <w:r>
+        <w:t>[بيانات الأطراف: المدعي / المدعى عليه / الحاضرون] ===</w:t>
+        <w:br/>
         <w:t>أي من الشرقك المشار إليها في القصيمها على اسمه وتبقى بلسم الشركة</w:t>
       </w:r>
     </w:p>
     <w:p>
       <w:pPr>
-        <w:jc w:val="right"/>
-        <w:bidi/>
-      </w:pPr>
-      <w:r>
-        <w:rPr>
-          <w:b w:val="0"/>
-          <w:i w:val="0"/>
-        </w:rPr>
+        <w:pStyle w:val="Heading2"/>
+        <w:jc w:val="right"/>
+        <w:bidi/>
+      </w:pPr>
+      <w:r>
+        <w:t>[المتن الفعلي: الوقائع / الأسباب / المنطوق] ===</w:t>
+        <w:br/>
         <w:t>مركلا</w:t>
       </w:r>
     </w:p>
@@ -12914,27 +12809,25 @@
     </w:p>
     <w:p>
       <w:pPr>
-        <w:jc w:val="right"/>
-        <w:bidi/>
-      </w:pPr>
-      <w:r>
-        <w:rPr>
-          <w:b w:val="0"/>
-          <w:i w:val="0"/>
-        </w:rPr>
+        <w:pStyle w:val="Heading2"/>
+        <w:jc w:val="right"/>
+        <w:bidi/>
+      </w:pPr>
+      <w:r>
+        <w:t>[بيانات الأطراف: المدعي / المدعى عليه / الحاضرون] ===</w:t>
+        <w:br/>
         <w:t>مليون ريال سعودي، وكان متواجد في مجلس</w:t>
       </w:r>
     </w:p>
     <w:p>
       <w:pPr>
-        <w:jc w:val="right"/>
-        <w:bidi/>
-      </w:pPr>
-      <w:r>
-        <w:rPr>
-          <w:b w:val="0"/>
-          <w:i w:val="0"/>
-        </w:rPr>
+        <w:pStyle w:val="Heading2"/>
+        <w:jc w:val="right"/>
+        <w:bidi/>
+      </w:pPr>
+      <w:r>
+        <w:t>[المتن الفعلي: الوقائع / الأسباب / المنطوق] ===</w:t>
+        <w:br/>
         <w:t>زين (ستاري )</w:t>
       </w:r>
     </w:p>
@@ -14214,27 +14107,25 @@
     </w:p>
     <w:p>
       <w:pPr>
-        <w:jc w:val="right"/>
-        <w:bidi/>
-      </w:pPr>
-      <w:r>
-        <w:rPr>
-          <w:b w:val="0"/>
-          <w:i w:val="0"/>
-        </w:rPr>
+        <w:pStyle w:val="Heading2"/>
+        <w:jc w:val="right"/>
+        <w:bidi/>
+      </w:pPr>
+      <w:r>
+        <w:t>[الطلبات / المرفقات] ===</w:t>
+        <w:br/>
         <w:t>تفاصيل و مرفقات</w:t>
       </w:r>
     </w:p>
     <w:p>
       <w:pPr>
-        <w:jc w:val="right"/>
-        <w:bidi/>
-      </w:pPr>
-      <w:r>
-        <w:rPr>
-          <w:b w:val="0"/>
-          <w:i w:val="0"/>
-        </w:rPr>
+        <w:pStyle w:val="Heading2"/>
+        <w:jc w:val="right"/>
+        <w:bidi/>
+      </w:pPr>
+      <w:r>
+        <w:t>[المتن الفعلي: الوقائع / الأسباب / المنطوق] ===</w:t>
+        <w:br/>
         <w:t>طلب تنفيذ بشأن مطالبة مالية والمبلغ المطلوب تنفيذه (27651219) وصف الحق</w:t>
       </w:r>
     </w:p>
@@ -14266,27 +14157,25 @@
     </w:p>
     <w:p>
       <w:pPr>
-        <w:jc w:val="right"/>
-        <w:bidi/>
-      </w:pPr>
-      <w:r>
-        <w:rPr>
-          <w:b w:val="0"/>
-          <w:i w:val="0"/>
-        </w:rPr>
+        <w:pStyle w:val="Heading2"/>
+        <w:jc w:val="right"/>
+        <w:bidi/>
+      </w:pPr>
+      <w:r>
+        <w:t>[بيانات الأطراف: المدعي / المدعى عليه / الحاضرون] ===</w:t>
+        <w:br/>
         <w:t>. تاقفرملا حسمل ةدعاسم تاقيبطت مادختسا لضفي يئوض حسام دجوي لا لاح يف</w:t>
       </w:r>
     </w:p>
     <w:p>
       <w:pPr>
-        <w:jc w:val="right"/>
-        <w:bidi/>
-      </w:pPr>
-      <w:r>
-        <w:rPr>
-          <w:b w:val="0"/>
-          <w:i w:val="0"/>
-        </w:rPr>
+        <w:pStyle w:val="Heading2"/>
+        <w:jc w:val="right"/>
+        <w:bidi/>
+      </w:pPr>
+      <w:r>
+        <w:t>[المتن الفعلي: الوقائع / الأسباب / المنطوق] ===</w:t>
+        <w:br/>
         <w:t>\!</w:t>
       </w:r>
     </w:p>
@@ -14331,27 +14220,25 @@
     </w:p>
     <w:p>
       <w:pPr>
-        <w:jc w:val="right"/>
-        <w:bidi/>
-      </w:pPr>
-      <w:r>
-        <w:rPr>
-          <w:b w:val="0"/>
-          <w:i w:val="0"/>
-        </w:rPr>
+        <w:pStyle w:val="Heading2"/>
+        <w:jc w:val="right"/>
+        <w:bidi/>
+      </w:pPr>
+      <w:r>
+        <w:t>[ترويسة / كليشة رسمية — معلومات متكررة] ===</w:t>
+        <w:br/>
         <w:t>اثناء مسح المستند , يجب أن يكون مسح المستند بحدود الصفحة وعدم تصوير أجزاء خارجيه.</w:t>
       </w:r>
     </w:p>
     <w:p>
       <w:pPr>
-        <w:jc w:val="right"/>
-        <w:bidi/>
-      </w:pPr>
-      <w:r>
-        <w:rPr>
-          <w:b w:val="0"/>
-          <w:i w:val="0"/>
-        </w:rPr>
+        <w:pStyle w:val="Heading2"/>
+        <w:jc w:val="right"/>
+        <w:bidi/>
+      </w:pPr>
+      <w:r>
+        <w:t>[المتن الفعلي: الوقائع / الأسباب / المنطوق] ===</w:t>
+        <w:br/>
         <w:t>\* دنسلا نم ةخسن ينيزلا ةماسا دض مكح ضرع فانئتسلاا ديات و يئادبا pdf.ةيعطقلا بستكملا</w:t>
       </w:r>
     </w:p>
@@ -14560,32 +14447,30 @@
           <w:b w:val="0"/>
           <w:i w:val="0"/>
         </w:rPr>
-        <w:t>ءاضقلا  تامولعملا ةحول  يلعثلا رينم نب زاوف دمحم</w:t>
-      </w:r>
-    </w:p>
-    <w:p>
-      <w:pPr>
-        <w:jc w:val="right"/>
-        <w:bidi/>
-      </w:pPr>
-      <w:r>
-        <w:rPr>
-          <w:b w:val="0"/>
-          <w:i w:val="0"/>
-        </w:rPr>
+        <w:t>محمد فواز بن منير الثعلي  لوحة المعلومات  القضاء</w:t>
+      </w:r>
+    </w:p>
+    <w:p>
+      <w:pPr>
+        <w:pStyle w:val="Heading2"/>
+        <w:jc w:val="right"/>
+        <w:bidi/>
+      </w:pPr>
+      <w:r>
+        <w:t>[بيانات الأطراف: المدعي / المدعى عليه / الحاضرون] ===</w:t>
+        <w:br/>
         <w:t>وكيل فرد هوية وطنية: 1098908278 عرض المزيد</w:t>
       </w:r>
     </w:p>
     <w:p>
       <w:pPr>
-        <w:jc w:val="right"/>
-        <w:bidi/>
-      </w:pPr>
-      <w:r>
-        <w:rPr>
-          <w:b w:val="0"/>
-          <w:i w:val="0"/>
-        </w:rPr>
+        <w:pStyle w:val="Heading2"/>
+        <w:jc w:val="right"/>
+        <w:bidi/>
+      </w:pPr>
+      <w:r>
+        <w:t>[المتن الفعلي: الوقائع / الأسباب / المنطوق] ===</w:t>
+        <w:br/>
         <w:t>المنفذ ضده</w:t>
       </w:r>
     </w:p>
@@ -14630,53 +14515,49 @@
     </w:p>
     <w:p>
       <w:pPr>
-        <w:jc w:val="right"/>
-        <w:bidi/>
-      </w:pPr>
-      <w:r>
-        <w:rPr>
-          <w:b w:val="0"/>
-          <w:i w:val="0"/>
-        </w:rPr>
+        <w:pStyle w:val="Heading2"/>
+        <w:jc w:val="right"/>
+        <w:bidi/>
+      </w:pPr>
+      <w:r>
+        <w:t>[بيانات الأطراف: المدعي / المدعى عليه / الحاضرون] ===</w:t>
+        <w:br/>
         <w:t>فرد هوية وطنية: 1008017301 عرض المزيد</w:t>
       </w:r>
     </w:p>
     <w:p>
       <w:pPr>
-        <w:jc w:val="right"/>
-        <w:bidi/>
-      </w:pPr>
-      <w:r>
-        <w:rPr>
-          <w:b w:val="0"/>
-          <w:i w:val="0"/>
-        </w:rPr>
+        <w:pStyle w:val="Heading2"/>
+        <w:jc w:val="right"/>
+        <w:bidi/>
+      </w:pPr>
+      <w:r>
+        <w:t>[المتن الفعلي: الوقائع / الأسباب / المنطوق] ===</w:t>
+        <w:br/>
         <w:t>(27651219) قحتسملا</w:t>
       </w:r>
     </w:p>
     <w:p>
       <w:pPr>
-        <w:jc w:val="right"/>
-        <w:bidi/>
-      </w:pPr>
-      <w:r>
-        <w:rPr>
-          <w:b w:val="0"/>
-          <w:i w:val="0"/>
-        </w:rPr>
+        <w:pStyle w:val="Heading2"/>
+        <w:jc w:val="right"/>
+        <w:bidi/>
+      </w:pPr>
+      <w:r>
+        <w:t>[بيانات الأطراف: المدعي / المدعى عليه / الحاضرون] ===</w:t>
+        <w:br/>
         <w:t>فرد هوية وطنية: 1007056847 عرض المزيد</w:t>
       </w:r>
     </w:p>
     <w:p>
       <w:pPr>
-        <w:jc w:val="right"/>
-        <w:bidi/>
-      </w:pPr>
-      <w:r>
-        <w:rPr>
-          <w:b w:val="0"/>
-          <w:i w:val="0"/>
-        </w:rPr>
+        <w:pStyle w:val="Heading2"/>
+        <w:jc w:val="right"/>
+        <w:bidi/>
+      </w:pPr>
+      <w:r>
+        <w:t>[المتن الفعلي: الوقائع / الأسباب / المنطوق] ===</w:t>
+        <w:br/>
         <w:t>(1)تارارقلا  غيلبتلا ىراج</w:t>
       </w:r>
     </w:p>
@@ -14695,27 +14576,25 @@
     </w:p>
     <w:p>
       <w:pPr>
-        <w:jc w:val="right"/>
-        <w:bidi/>
-      </w:pPr>
-      <w:r>
-        <w:rPr>
-          <w:b w:val="0"/>
-          <w:i w:val="0"/>
-        </w:rPr>
+        <w:pStyle w:val="Heading2"/>
+        <w:jc w:val="right"/>
+        <w:bidi/>
+      </w:pPr>
+      <w:r>
+        <w:t>[بيانات الأطراف: المدعي / المدعى عليه / الحاضرون] ===</w:t>
+        <w:br/>
         <w:t>اسامة احمد عباس زيني اسم المنفذ ضدة</w:t>
       </w:r>
     </w:p>
     <w:p>
       <w:pPr>
-        <w:jc w:val="right"/>
-        <w:bidi/>
-      </w:pPr>
-      <w:r>
-        <w:rPr>
-          <w:b w:val="0"/>
-          <w:i w:val="0"/>
-        </w:rPr>
+        <w:pStyle w:val="Heading2"/>
+        <w:jc w:val="right"/>
+        <w:bidi/>
+      </w:pPr>
+      <w:r>
+        <w:t>[المتن الفعلي: الوقائع / الأسباب / المنطوق] ===</w:t>
+        <w:br/>
         <w:t>رارقلا مقر 400344502394972</w:t>
       </w:r>
     </w:p>
@@ -14942,27 +14821,25 @@
     </w:p>
     <w:p>
       <w:pPr>
-        <w:jc w:val="right"/>
-        <w:bidi/>
-      </w:pPr>
-      <w:r>
-        <w:rPr>
-          <w:b w:val="0"/>
-          <w:i w:val="0"/>
-        </w:rPr>
+        <w:pStyle w:val="Heading2"/>
+        <w:jc w:val="right"/>
+        <w:bidi/>
+      </w:pPr>
+      <w:r>
+        <w:t>[ترويسة / كليشة رسمية — معلومات متكررة] ===</w:t>
+        <w:br/>
         <w:t>1950@moj.gov.sa </w:t>
       </w:r>
     </w:p>
     <w:p>
       <w:pPr>
-        <w:jc w:val="right"/>
-        <w:bidi/>
-      </w:pPr>
-      <w:r>
-        <w:rPr>
-          <w:b w:val="0"/>
-          <w:i w:val="0"/>
-        </w:rPr>
+        <w:pStyle w:val="Heading2"/>
+        <w:jc w:val="right"/>
+        <w:bidi/>
+      </w:pPr>
+      <w:r>
+        <w:t>[المتن الفعلي: الوقائع / الأسباب / المنطوق] ===</w:t>
+        <w:br/>
         <w:t>منصة ناجز AM 9:02 ,10/3/23</w:t>
       </w:r>
     </w:p>
@@ -15683,27 +15560,25 @@
     </w:p>
     <w:p>
       <w:pPr>
-        <w:jc w:val="right"/>
-        <w:bidi/>
-      </w:pPr>
-      <w:r>
-        <w:rPr>
-          <w:b w:val="0"/>
-          <w:i w:val="0"/>
-        </w:rPr>
+        <w:pStyle w:val="Heading2"/>
+        <w:jc w:val="right"/>
+        <w:bidi/>
+      </w:pPr>
+      <w:r>
+        <w:t>[الطلبات / المرفقات] ===</w:t>
+        <w:br/>
         <w:t>تفاصيل و مرفقات</w:t>
       </w:r>
     </w:p>
     <w:p>
       <w:pPr>
-        <w:jc w:val="right"/>
-        <w:bidi/>
-      </w:pPr>
-      <w:r>
-        <w:rPr>
-          <w:b w:val="0"/>
-          <w:i w:val="0"/>
-        </w:rPr>
+        <w:pStyle w:val="Heading2"/>
+        <w:jc w:val="right"/>
+        <w:bidi/>
+      </w:pPr>
+      <w:r>
+        <w:t>[المتن الفعلي: الوقائع / الأسباب / المنطوق] ===</w:t>
+        <w:br/>
         <w:t>طلب تنفيذ بشأن مطالبة مالية والمبلغ المطلوب تنفيذه (96779270) وصف الحق</w:t>
       </w:r>
     </w:p>
@@ -15735,27 +15610,25 @@
     </w:p>
     <w:p>
       <w:pPr>
-        <w:jc w:val="right"/>
-        <w:bidi/>
-      </w:pPr>
-      <w:r>
-        <w:rPr>
-          <w:b w:val="0"/>
-          <w:i w:val="0"/>
-        </w:rPr>
+        <w:pStyle w:val="Heading2"/>
+        <w:jc w:val="right"/>
+        <w:bidi/>
+      </w:pPr>
+      <w:r>
+        <w:t>[بيانات الأطراف: المدعي / المدعى عليه / الحاضرون] ===</w:t>
+        <w:br/>
         <w:t>\! . تاقفرملا حسمل ةدعاسم تاقيبطت مادختسا لضفي يئوض حسام دجوي لا لاح يف</w:t>
       </w:r>
     </w:p>
     <w:p>
       <w:pPr>
-        <w:jc w:val="right"/>
-        <w:bidi/>
-      </w:pPr>
-      <w:r>
-        <w:rPr>
-          <w:b w:val="0"/>
-          <w:i w:val="0"/>
-        </w:rPr>
+        <w:pStyle w:val="Heading2"/>
+        <w:jc w:val="right"/>
+        <w:bidi/>
+      </w:pPr>
+      <w:r>
+        <w:t>[المتن الفعلي: الوقائع / الأسباب / المنطوق] ===</w:t>
+        <w:br/>
         <w:t>.pdf ةغيصبو حوضولا يلاعو نولم قفرملا نوكي نأ بجي</w:t>
       </w:r>
     </w:p>
@@ -15787,27 +15660,25 @@
     </w:p>
     <w:p>
       <w:pPr>
-        <w:jc w:val="right"/>
-        <w:bidi/>
-      </w:pPr>
-      <w:r>
-        <w:rPr>
-          <w:b w:val="0"/>
-          <w:i w:val="0"/>
-        </w:rPr>
+        <w:pStyle w:val="Heading2"/>
+        <w:jc w:val="right"/>
+        <w:bidi/>
+      </w:pPr>
+      <w:r>
+        <w:t>[ترويسة / كليشة رسمية — معلومات متكررة] ===</w:t>
+        <w:br/>
         <w:t>اثناء مسح المستند , يجب أن يكون مسح المستند بحدود الصفحة وعدم تصوير أجزاء خارجيه.</w:t>
       </w:r>
     </w:p>
     <w:p>
       <w:pPr>
-        <w:jc w:val="right"/>
-        <w:bidi/>
-      </w:pPr>
-      <w:r>
-        <w:rPr>
-          <w:b w:val="0"/>
-          <w:i w:val="0"/>
-        </w:rPr>
+        <w:pStyle w:val="Heading2"/>
+        <w:jc w:val="right"/>
+        <w:bidi/>
+      </w:pPr>
+      <w:r>
+        <w:t>[المتن الفعلي: الوقائع / الأسباب / المنطوق] ===</w:t>
+        <w:br/>
         <w:t>\* دنسلا نم ةخسن ينيزلا ةماسا دض مكح ضرع فانئتسلاا ديات و يئادبا بستكملا pdf.ةيعطقلا</w:t>
       </w:r>
     </w:p>
@@ -15891,27 +15762,25 @@
     </w:p>
     <w:p>
       <w:pPr>
-        <w:jc w:val="right"/>
-        <w:bidi/>
-      </w:pPr>
-      <w:r>
-        <w:rPr>
-          <w:b w:val="0"/>
-          <w:i w:val="0"/>
-        </w:rPr>
+        <w:pStyle w:val="Heading2"/>
+        <w:jc w:val="right"/>
+        <w:bidi/>
+      </w:pPr>
+      <w:r>
+        <w:t>[بيانات الأطراف: المدعي / المدعى عليه / الحاضرون] ===</w:t>
+        <w:br/>
         <w:t>وكيل فرد هوية وطنية: 1098908278 عرض المزيد</w:t>
       </w:r>
     </w:p>
     <w:p>
       <w:pPr>
-        <w:jc w:val="right"/>
-        <w:bidi/>
-      </w:pPr>
-      <w:r>
-        <w:rPr>
-          <w:b w:val="0"/>
-          <w:i w:val="0"/>
-        </w:rPr>
+        <w:pStyle w:val="Heading2"/>
+        <w:jc w:val="right"/>
+        <w:bidi/>
+      </w:pPr>
+      <w:r>
+        <w:t>[المتن الفعلي: الوقائع / الأسباب / المنطوق] ===</w:t>
+        <w:br/>
         <w:t>المنفذ ضده</w:t>
       </w:r>
     </w:p>
@@ -15956,53 +15825,49 @@
     </w:p>
     <w:p>
       <w:pPr>
-        <w:jc w:val="right"/>
-        <w:bidi/>
-      </w:pPr>
-      <w:r>
-        <w:rPr>
-          <w:b w:val="0"/>
-          <w:i w:val="0"/>
-        </w:rPr>
+        <w:pStyle w:val="Heading2"/>
+        <w:jc w:val="right"/>
+        <w:bidi/>
+      </w:pPr>
+      <w:r>
+        <w:t>[بيانات الأطراف: المدعي / المدعى عليه / الحاضرون] ===</w:t>
+        <w:br/>
         <w:t>فرد هوية وطنية: 1008017301 عرض المزيد</w:t>
       </w:r>
     </w:p>
     <w:p>
       <w:pPr>
-        <w:jc w:val="right"/>
-        <w:bidi/>
-      </w:pPr>
-      <w:r>
-        <w:rPr>
-          <w:b w:val="0"/>
-          <w:i w:val="0"/>
-        </w:rPr>
+        <w:pStyle w:val="Heading2"/>
+        <w:jc w:val="right"/>
+        <w:bidi/>
+      </w:pPr>
+      <w:r>
+        <w:t>[المتن الفعلي: الوقائع / الأسباب / المنطوق] ===</w:t>
+        <w:br/>
         <w:t>(96779270)</w:t>
       </w:r>
     </w:p>
     <w:p>
       <w:pPr>
-        <w:jc w:val="right"/>
-        <w:bidi/>
-      </w:pPr>
-      <w:r>
-        <w:rPr>
-          <w:b w:val="0"/>
-          <w:i w:val="0"/>
-        </w:rPr>
+        <w:pStyle w:val="Heading2"/>
+        <w:jc w:val="right"/>
+        <w:bidi/>
+      </w:pPr>
+      <w:r>
+        <w:t>[بيانات الأطراف: المدعي / المدعى عليه / الحاضرون] ===</w:t>
+        <w:br/>
         <w:t>فرد هوية وطنية: 1017092733 عرض المزيد</w:t>
       </w:r>
     </w:p>
     <w:p>
       <w:pPr>
-        <w:jc w:val="right"/>
-        <w:bidi/>
-      </w:pPr>
-      <w:r>
-        <w:rPr>
-          <w:b w:val="0"/>
-          <w:i w:val="0"/>
-        </w:rPr>
+        <w:pStyle w:val="Heading2"/>
+        <w:jc w:val="right"/>
+        <w:bidi/>
+      </w:pPr>
+      <w:r>
+        <w:t>[المتن الفعلي: الوقائع / الأسباب / المنطوق] ===</w:t>
+        <w:br/>
         <w:t>(1)تارارقلا  غيلبتلا ىراج</w:t>
       </w:r>
     </w:p>
@@ -16021,27 +15886,25 @@
     </w:p>
     <w:p>
       <w:pPr>
-        <w:jc w:val="right"/>
-        <w:bidi/>
-      </w:pPr>
-      <w:r>
-        <w:rPr>
-          <w:b w:val="0"/>
-          <w:i w:val="0"/>
-        </w:rPr>
+        <w:pStyle w:val="Heading2"/>
+        <w:jc w:val="right"/>
+        <w:bidi/>
+      </w:pPr>
+      <w:r>
+        <w:t>[بيانات الأطراف: المدعي / المدعى عليه / الحاضرون] ===</w:t>
+        <w:br/>
         <w:t>اسامة احمد عباس زيني اسم المنفذ ضدة</w:t>
       </w:r>
     </w:p>
     <w:p>
       <w:pPr>
-        <w:jc w:val="right"/>
-        <w:bidi/>
-      </w:pPr>
-      <w:r>
-        <w:rPr>
-          <w:b w:val="0"/>
-          <w:i w:val="0"/>
-        </w:rPr>
+        <w:pStyle w:val="Heading2"/>
+        <w:jc w:val="right"/>
+        <w:bidi/>
+      </w:pPr>
+      <w:r>
+        <w:t>[المتن الفعلي: الوقائع / الأسباب / المنطوق] ===</w:t>
+        <w:br/>
         <w:t>رارقلا مقر 400344502309377</w:t>
       </w:r>
     </w:p>
@@ -16489,27 +16352,25 @@
     </w:p>
     <w:p>
       <w:pPr>
-        <w:jc w:val="right"/>
-        <w:bidi/>
-      </w:pPr>
-      <w:r>
-        <w:rPr>
-          <w:b w:val="0"/>
-          <w:i w:val="0"/>
-        </w:rPr>
+        <w:pStyle w:val="Heading2"/>
+        <w:jc w:val="right"/>
+        <w:bidi/>
+      </w:pPr>
+      <w:r>
+        <w:t>[ترويسة / كليشة رسمية — معلومات متكررة] ===</w:t>
+        <w:br/>
         <w:t>1950@moj.gov.sa </w:t>
       </w:r>
     </w:p>
     <w:p>
       <w:pPr>
-        <w:jc w:val="right"/>
-        <w:bidi/>
-      </w:pPr>
-      <w:r>
-        <w:rPr>
-          <w:b w:val="0"/>
-          <w:i w:val="0"/>
-        </w:rPr>
+        <w:pStyle w:val="Heading2"/>
+        <w:jc w:val="right"/>
+        <w:bidi/>
+      </w:pPr>
+      <w:r>
+        <w:t>[المتن الفعلي: الوقائع / الأسباب / المنطوق] ===</w:t>
+        <w:br/>
         <w:t>: عد عد أما االله رسول ع ع والسلام والصلاة مد مد ا ا ـ ۱٤٤٤٤۲/۱۲۱۲/۲۵۲۵ خ خ وتار ٤۲۸۲ ۲۸۲٤۷۱۷ ۷۱۷ رقم القضية ع ع ناء و و الثانية ناف ست ست دائرة فلدى</w:t>
       </w:r>
     </w:p>
@@ -16684,40 +16545,25 @@
     </w:p>
     <w:p>
       <w:pPr>
-        <w:jc w:val="right"/>
-        <w:bidi/>
-      </w:pPr>
-      <w:r>
-        <w:rPr>
-          <w:b w:val="0"/>
-          <w:i w:val="0"/>
-        </w:rPr>
-        <w:t>مدـقت ھباوجب سمـألاب ـاليل ـع لـيميإ ةرئادـلا ، ھصنو ( : ةراـشإلاب إ ةركذملا ةـمدقملا نم دملا اـبيقع ع ةـحئاللا ةيـضا ع ةـمدقملا نم دملا ھيلع ، ثيحو توطنا ع تاءاـعدا ن عتي ع ةـحئاللا ةيـضا ع ةـمدقملا نـم لـيكو دملا درلاو ع باوـج لـيكو دملا ع ةـحئال ضا ـع ةـمدقملا نـم دملا اـ لع ،) ھتم فأو نأـب اذـ كولـسلا غ لوـبقم ، مث ھنإ داـفأ ھنأـب 1445-02-20 ،ــ ةدـقعنملا ع لاـصت ي رملا نع دـع غلبملاو ا ا فارطأ اينو كلإ ، تعلطاو ةرئادـلا ع فلم ةيـضقلا ملف ن ب ي ا ل ميدـقت ليكو دملا ا لع ام ل متـسا ھلجأل نم ( : درلا لاـ م كلذـل ميدـقتو .ةـباج تم فأـف ةرئادـلا ن فرطلا لداب ب تاركذملا لالخ ةدـم 5 ماـيأ جاردإو اـم ھنامدـقي جـمان لا ي اـضقلا ، نإف رذـع عف دـ رب ةرئادـلا .ي و كل و ةـسلج دملا اـ لع ھنأـب مـل عـلطي ع ةـحئاللا ةيـضا ع ةـمدقملا نـم لـيكو دملا مـلو عـلطي اـضيأ ع باوـج لـيكو دملا ع ةـحئال ضا ـع ةـمدقملا اـنم ءـالكو نـع دملا ھـيلع بلطنو مدـقملا نـم ةـماسأ دـمحأ ز .اـعوضوم اـيناث : لوـبق ضا ـع مدـقملا نـم ناندـع دـمحا ز ةـقتاعو يزار ا ليـصفتو غلاـبملا قـفو اـم ة ـ وم ةفي ـ فاـن تس .) بـقعف ليكو لوق ع ابلا ، ام و نأ دملا ھيلع ماق ةيفـصتب ةكرـشلا ا رايتخا ب ـ و سأر ا لام لأو ا فـص ة رابتع ھنإف نمـضي ةميقلا ، كلذل ي إف بلطأ نم مكترئاد ةرقوملا : الوأ : ضفر ضا ع ا دـ ؤ و . اـم و نأ لـص ھنأ دـنع فـالتخ نمثلا ةـميقلاو لوقلاـف لوـق ع اـبلا ، امل ىور نبا دوعـسم نع لوـسر هللا ـص هللا ھيلع ملـسو : اذإ فـلتخا ناـعيبلا س لو اـم يب ةـن ب لوقلاـف ى ـشا نـم ثروملا ةـص ا ةـكولمملا ھـل ةكرـش دـمحأ ز هدـالوأو لـحم ىوعدـلا ، مـلو مدـقي ةـن ب وأ لـيلد حي ـ ع نأ عيبـلا مـت ، لـب ضقاـنت نـمثلا ةـميقلاو اـضقانت دـكؤي ىوعدـلا (138,882,331 لاـ ر ) ةـئمثالث دـحاوو نوثـالثو اـنويلم ةـئمنامثو ناـنثاو نوناـمثو اـفلأ ةـئمو ةـينامثو نوثـالثو ـالا ر ، هدـمتعاو ءا رـشلا مـتو جراـختلا ھـيلع كلذـل اـم و نأ دملا ھـيلع مـعزي ھنأ ةـميقب صـص ا .ةـلداعلا با ـ أ ةليـضفلا اـم و نأ صـصح ةكرـشلا لـحم عا لا مـت اـ مييقت نـم لـبق بساـحملا لـالط وـبأ ةـلازغ دـع فـيل ت ةـمكحملا ھـل يذـلاو اـ ميق غـلبمب هردـقو نوـيلم لاـ ر ، اذـ ف ضقاـنتلا خراـصلا بجوـي حارطا اذـ مـعزلا مدـعو هراـبتعا ، اذـ و اـم تراـشأ ھـل ةرئادـلا ةردـصم مك ا اـ ي س اـمو تصلخ ھل نم ةـجي ن ةحي ـ اـ مكح ھمازلإـب موـعزملا يذـلا دن ـس ھيلع دملا ناـ نودـب نمث وـ ضقاـنت دملا ھيلع ةـميق صـص ا لـحم هذـ ىوعدـلا ةراـتف معزي نأـب نمثلا و ٤٥٠ فـلأ لاـ ر ةراـتو معزي نأـب نمثلا و ١٢٠ كلذ تقولا ايح قزري ، ملو مصتخُي ىوعدـلا ، س لو ل وملل ق ا ـصلا ھنع وأ ھليثمت ، اتلا و نإف عفد دملا ھيلع مدـع زاوج رظنلا ال ھجو .ھل ايناث : نإ امم لدـي ع نأ عيبلا م افص قلع و ق اب ھتاذ الحم اب ـسو ،) رظنلا و هذـ ةداملا تي نأ ـصلا عقو ع ةص ا ةكولمملا ل وملل س لو ع صـصح ثروملا دمحأ ز ـ لحم هذ ىوعدلا ـ يذلاو نا ةكرـشلا كاذـنآ ، ملو نكي ثروملا اـفرط كلت ىوعدـلا ، ادان ـساو إ ةداملا ٨٦ نم ماـظن تاـبث ، لاو تصن ( : ـالو نو ت كـلتل ماـ ح ةـي ا الإ عازن ماق ن ب موص ا نود نأ غتت مدـع زاوـج رظنلا قبـسل لـصفلا اـ ف ـال ـ ي ـالو لـحم ھـل ، كـلذو نـأل ةـص ا لـحم ىوعدـلا كـلم ثروـم كوـم دـمحأ ز ، ـصلاو روـ ذملا اـمنإ عـقو ع ةـص ا ةـكولمملا كومل غ ةـجي ن مك ا ض ـعملا ھيلع ، قبـسو نأ تمت ةـباج اـ لع ھنيح و بابـسا مك ا ض ـعملا ھيلع اـم يفكي ةـباجإلل اـ لع نمو باـب ةداـ ز حاـضي لوـقأ : ـالوأ : نأ عـفد دملا ھيلع 1445 ،ـ ةـمدقملا نم ليكو دملا ، ا ـصنو ( : اباوج ع فان تس مدـقملا نم دملا ھيلع ةماسأ ز ، دوأ نأ ن بأ با ـ أل ةليـضفلا نأ عيمج نوعطلا لا ا راثأ دملا ھيلع ال رت نأ نويلم ةئمتـسو ناـنثاو نوعبـسو اـفلأ ةـئمثالثو ةعـس و و نوعبـس ـالا ر .) دـكأو لـيكو دملا ع اـم درو ةـحئالب .ضا ع اـمك تعلطا ةرئادـلا ع ةركذملا ةـعدوملا ماظنلا خـ راتب -02-11 ةـعبس نورـشعو انويلم ةئمتـسو دـحاوو نوسمخو افلأ ناتئمو و ةعـس رـشع الا ر ، مك او مازلإب دملا ھيلع نأ عفدـي يقحتـسمل ةيـصولا غلبم هردقو ( 110.672.379 لا ر ) ةئم ةرـشعو اـنويلم ةئمعبـسو ةعـس و نوعبـسو اـفلأ و ناـتئم و نوعبـس ـالا ر ، نأو عفدـي ةـيعدملل ةـقتاع دـمحم حي دـمحم ع يزار ا ، ةـ و مـقر ( 1007056847 ) غـلبم هردـق ( 27.651.219 لا ر ) ھميدـقتل ةدملا .ةـيماظنلا اـيناث : مـك ا مازلاـب دملا ھـيلع نأ عفدـي دـملل ناندـع دـمحأ ساـبع ز ، ةـ و مـقر ( 1017092733 ) غـلبم اـمجإ هردـق ( 96.779.270 لا ر ) ةتـس نوعس و ثـيحو ن بـت ماـقمل ةرئادـلا ةرقوملا مدـع ليـصفت مـك ا ع وـحنلا حي ـ لا اـ وجو مدـعو ليـصفت تاقحتـسم ن عدملا نإـف بلطا نم ماـقم ةرئادـلا .ةرقوملا ـالوأ : لوـبق فاـن تس الكـش ةيـصولا لاو ـ وأ ا ثروم ن عادتملا ةقحتسملاو غلبم هردقو ( 110.672.379 لا ر ) ةئم ةرـشعو نويلم ةئمتسو نانثاو نوعبسو افلأ ةئمثالثو ةعس و نوعبسو .الا ر با أ ةليضفلا حي دـمحم ع يزار ا ، ةـ و مـقر ( 1007056847 ) و قحتـس غلبم هردقو ( 27.651.219 لا ر ) ةعبـس نورـشعو انويلم ةئمتـسو دحاوو نوسمخو افلأ ناتئمو و ةعس رشع .الا ر -3 دـمحأ سابع ز ، ةـ و مقر ( 1017092733 ) و و قحتـس غلبم هردقو ( 96.779.270 لا ر ) ةتـس نوعـس و انويلم ةئمعبـسو ةعس و نوعبسو افلأ و ناتئم نوعبسو .الا ر 2 - ةقتاع دمحم و دـحأ ةثرولا بجومب رـصح ةثرولا مقر ( 38391575 )و خ رات 12/05/1438 ،ـ و ھيلع نإف نايب ن قحتـسملا بسح م بـصنأ ةيعرـشلا دع و ذخأ ةيصولا ن ع رابتع ام ي :- 1 ـ ناندع اماظن نأ نو ت ةلـصفم ح نكمي ا ذـيفنت املع ھنأ مت ةدافإ ةرئادـلا نأب كان ةيـصو ةتباث بجومب مكح ي اضق ( 229014721194320022 ( ) قفرم ةروص كـصلا ) امك نأ دملا ھيلع مـلو ـ وت ةرئادـلا ةردـصم مـك ا غلاـبملا ةقحتـسملا ن عدـملل ع ھجو دـيدحتلا مغر م ددـع اـمنإو تفتكا ركذـب غـلبملا اـمج ـالو ىفخي ع ف رـش ملع مكتليـضف نأ ماـ ح بجوـتي ع وحنلا حي ـ لا ثيح نإ ةرئادـلا تمكح مازلإـب دملا ھيلع دادـس غلبم ( 138,882,331 لا ر ) ةـئمثالث دـحاوو نوثالثو انويلم ةـئمنامثو نانثاو نونامثو افلأ ةئمو ةينامثو نوثالثو الا ر ، ةـحئالب ضا ع ، اـمك تعلطا ةرئادـلا ع ةـحئال ضا ع ةـمدقملا نم لـيكو دملا ا لـصاحو ( : دـكؤن نأ انـضا عا بصنم طقف ع ةغيـص قوطنم مك ا ةرئادـلاف مل لصفت قوطنملا املو هارت ةرئادـلا ةرقوملا نم بابـسأ بلطن نم مكتليـضف لوبق فان تس الكـش و عوضوملا ضقن مك ا رداصلا مك او اددجم درب ىوعد دملا .) دكأو ليكو دملا ھيلع ع ام درو ىرخأ ، املو ناـ اذـ مك ا دـع نم لـيبق ل أ لاومأ سانلا لطابلاب امم بيع مك ا روصقلاب ةـفلاخمو ةع رـشلا ةيمالـس ھلعج و ا رح .ءاغلإلاب تابلطلا : كلذـل ھل املو قبـس ھميدـقت ةـمدقملا كـلت ىوعدـلا اـ و ل ةزوـح .ةرئادـلا ـالإ نا ةرئادـلا تـلفغأ كـلت تاءارج بـترتو ع كـلذ لاـفغ رودـص مـك ا – لـحم ضا ـع – مازلإـب فنأتـسملا عفدـب كـلت غلاـبملا ةرم نـم فنأتـسملا ةـعوفدملا نـع هدـلاو نم .ھمدـع 2 - ةـبطاخم ةـمكحملا ةـماعلا ةـظفاحمب ةدـج ةرئادـلا ةرظاـن ىوعدـلا مـقر ( 33286392 ) خـ راتو 8/6/1433 ـ بلطل تا</w:t>
-      </w:r>
-    </w:p>
-    <w:p>
-      <w:pPr>
-        <w:jc w:val="right"/>
-        <w:bidi/>
-      </w:pPr>
-      <w:r>
-        <w:rPr>
-          <w:b w:val="0"/>
-          <w:i w:val="0"/>
-        </w:rPr>
-        <w:t>دن ـسملا ةي ساـحملا 1 - ةبطاخم ةسـسؤم دقنلا يدوعـسلا مالعتسالل امع اذإ ماق فنأتسملا دادس غلبملا عاديإو غلابملا ھتاباسح ةيكنبلا ةصا ا ل ب نيد نم كلت نويدلا ىدمو ءافي سا نويدلا ا قوق ىوعدـلا ثيح نم ھنأش ثأتلا ھجو يأرلا ىوعدـلا الإ نأ ةرئادـلا ھتلفغأ نا و و ةرئادـلاب ذاختا تاءارج لا نم ا أش تابثإ اذـ عفدـلا نم ھمدع عو لي س لاثملا ال رـص ا : عادـيإ كـلت غلاـبملا ، تمدـقو ةـمكحملل لـبق تاونـس ةيـضق ةـمكحملا ةـماعلا رداـصلا ھنأـش نـم لـبق ـ اقلا يدـيازلا ، ثـيحو نإ ن بـلا نـم اذـ عفدـلا ھـنأ اـعفد اـ ر وج جـتنمو كلت نورـشعو نويلم لا ر مت ا دادس نم لالخ دادس نويد هدلاو كونبلل نم لالخ عاديإ غلابملا ھتاباسح ةيكنبلا ةصا ا ل ب نيد نم كلت نويدلا دقو تفوتـسا كونبلا ا قوقح درجمب دملا ھـيلع ( : ھنأ قـفتا عـم هدـلاو لاـح ھتاـيح ع نأ ي ـش ھنم عـيمج ھصـصح عـيمج تا رـشلا ـلا ناـ هدـلاول صـصح اـ ف ةـكلمملا ، كـلذو لـباقم غـلبم ( 120.000.000 لاـ ر ) ةئم ةـسلجب 09/11/1443 ـ نع ةعقاو ھمايق ءارش ةصح هدلاو ھسفنل ةكرش دمحأ ز ة راجتلا غلبمب ( 450.000 لا ر ) طقف ، ن ح نأ ا ميق اقفو ىوعدل دملا كأ نم كلذ باجأف ھيلع عفد غلبملا ن ترم امم دـع نم لبق ل أ لاومأ سانلا لطابلاب ، نمف ثيح نأ تباثلا نم مك ا لحم ضا ع ( ةيادب ةحفـصلا 3 ) نأ دملا ھيلع ةلاصأ باجأ ع حاضي سا ةرئادلا ير وـ ا ئدـبملا نم فنأتـسملا عفدـب غـلبم صـص ا مدـعو ذاـختا تاءارج ةـليفكلا تاـبثإل كـلذ مغر ه ثأـت ير وـ ا ھجو يأرلا ىوعدـلا ةـفلاخمو مك ا ةع رـشلل ھنو ل بت يـس ددـ ا ةكرـش دـمحأ ز ةـ راجتلا ةيفـصتب ةكرـش دـمحأ ز ةـ راجتلا ، اذـكو بطـش ل ـ لا يراـجتلا خـ راتب 11/4/1437 ـو( قـفرم مـقر 7 مـقرو 8 .) يداـ ا رـشع : ل اجت ةرئادـلا عفدـلل ماـعل 1431 ،ـ ثروم فنأتـسملا فنأتـسملاو هدـض ، اذـكو جراخت فنأتـسملا هدـض ماعلا 1434 ـ نم سفن ةكرـشلا ، ةكرـش دـمحأ ز ةـ راجتلا ( ةكرـشلا لحم ىوعدلا ) دقف ماق ءا رـشلا يراجتلا ا ل ذـنم 1437 ،ـ نا و بجي ا لع در ىوعدـلا مدـعو لوبق ةـماقإ ىوعدـلا ع ةكرـش ةـي م دوجوالو ا ل بسح ماظنلا ، ثيح ھنأ دـع جراخت ل نم خيـشلا دـمحأ ز ھمحر هللا ةـكرش دـمحأ ز ةـ راجتلا مدـعو زاوج ةـبلاطملا صـص اب ةـقلعتملا ا : ل اجت مكح ةـمكحم لوأ ةـجرد ، نأ ةكرـش دـمحأ ز ةـ راجتلا دـق مت ا يفـصت بسح ماظنلا متو بطـش ل ـ لا ھيلع مدعو زاوج ةبلاطملا تاذب غلبملا نو ل ةداعإ ھعفد دع نم ليبق ل أ لاومأ سانلا لطابلاب ةفلاخملاب ھلوقل اع ( : الو اول أت مكلاومأ مكن ب لطابلاب .) ارـشاع : لافغإ ةرئادلا ةيفصت ھيلع يأ ضا عا ع عيبلا كلذكو مل راثي يأ عازن ن ب ثروم ن عادتملا فنأتـسملاو نأش مدع مالتـسا ةميق كلت صـص ا رم يذلا ت ثي ھعم ة عيبلا نا رسو هراثآ ةيماظنلا ةبت ملا</w:t>
-      </w:r>
-    </w:p>
-    <w:p>
-      <w:pPr>
-        <w:jc w:val="right"/>
-        <w:bidi/>
-      </w:pPr>
-      <w:r>
-        <w:rPr>
-          <w:b w:val="0"/>
-          <w:i w:val="0"/>
-        </w:rPr>
+        <w:pStyle w:val="Heading2"/>
+        <w:jc w:val="right"/>
+        <w:bidi/>
+      </w:pPr>
+      <w:r>
+        <w:t>[ترويسة / كليشة رسمية — معلومات متكررة] ===</w:t>
+        <w:br/>
+        <w:t>مدـقت ھباوجب سمـألاب ـاليل ـع لـيميإ ةرئادـلا ، ھصنو ( : ةراـشإلاب إ ةركذملا ةـمدقملا نم دملا اـبيقع ع ةـحئاللا ةيـضا ع ةـمدقملا نم دملا ھيلع ، ثيحو توطنا ع تاءاـعدا ن عتي ع ةـحئاللا ةيـضا ع ةـمدقملا نـم لـيكو دملا درلاو ع باوـج لـيكو دملا ع ةـحئال ضا ـع ةـمدقملا نـم دملا اـ لع ،) ھتم فأو نأـب اذـ كولـسلا غ لوـبقم ، مث ھنإ داـفأ ھنأـب 1445-02-20 ،ــ ةدـقعنملا ع لاـصت ي رملا نع دـع غلبملاو ا ا فارطأ اينو كلإ ، تعلطاو ةرئادـلا ع فلم ةيـضقلا ملف ن ب ي ا ل ميدـقت ليكو دملا ا لع ام ل متـسا ھلجأل نم ( : درلا لاـ م كلذـل ميدـقتو .ةـباج تم فأـف ةرئادـلا ن فرطلا لداب ب تاركذملا لالخ ةدـم 5 ماـيأ جاردإو اـم ھنامدـقي جـمان لا ي اـضقلا ، نإف رذـع عف دـ رب ةرئادـلا .ي و كل و ةـسلج دملا اـ لع ھنأـب مـل عـلطي ع ةـحئاللا ةيـضا ع ةـمدقملا نـم لـيكو دملا مـلو عـلطي اـضيأ ع باوـج لـيكو دملا ع ةـحئال ضا ـع ةـمدقملا اـنم ءـالكو نـع دملا ھـيلع بلطنو مدـقملا نـم ةـماسأ دـمحأ ز .اـعوضوم اـيناث : لوـبق ضا ـع مدـقملا نـم ناندـع دـمحا ز ةـقتاعو يزار ا ليـصفتو غلاـبملا قـفو اـم ة ـ وم ةفي ـ فاـن تس .) بـقعف ليكو لوق ع ابلا ، ام و نأ دملا ھيلع ماق ةيفـصتب ةكرـشلا ا رايتخا ب ـ و سأر ا لام لأو ا فـص ة رابتع ھنإف نمـضي ةميقلا ، كلذل ي إف بلطأ نم مكترئاد ةرقوملا : الوأ : ضفر ضا ع ا دـ ؤ و . اـم و نأ لـص ھنأ دـنع فـالتخ نمثلا ةـميقلاو لوقلاـف لوـق ع اـبلا ، امل ىور نبا دوعـسم نع لوـسر هللا ـص هللا ھيلع ملـسو : اذإ فـلتخا ناـعيبلا س لو اـم يب ةـن ب لوقلاـف ى ـشا نـم ثروملا ةـص ا ةـكولمملا ھـل ةكرـش دـمحأ ز هدـالوأو لـحم ىوعدـلا ، مـلو مدـقي ةـن ب وأ لـيلد حي ـ ع نأ عيبـلا مـت ، لـب ضقاـنت نـمثلا ةـميقلاو اـضقانت دـكؤي ىوعدـلا (138,882,331 لاـ ر ) ةـئمثالث دـحاوو نوثـالثو اـنويلم ةـئمنامثو ناـنثاو نوناـمثو اـفلأ ةـئمو ةـينامثو نوثـالثو ـالا ر ، هدـمتعاو ءا رـشلا مـتو جراـختلا ھـيلع كلذـل اـم و نأ دملا ھـيلع مـعزي ھنأ ةـميقب صـص ا .ةـلداعلا با ـ أ ةليـضفلا اـم و نأ صـصح ةكرـشلا لـحم عا لا مـت اـ مييقت نـم لـبق بساـحملا لـالط وـبأ ةـلازغ دـع فـيل ت ةـمكحملا ھـل يذـلاو اـ ميق غـلبمب هردـقو نوـيلم لاـ ر ، اذـ ف ضقاـنتلا خراـصلا بجوـي حارطا اذـ مـعزلا مدـعو هراـبتعا ، اذـ و اـم تراـشأ ھـل ةرئادـلا ةردـصم مك ا اـ ي س اـمو تصلخ ھل نم ةـجي ن ةحي ـ اـ مكح ھمازلإـب موـعزملا يذـلا دن ـس ھيلع دملا ناـ نودـب نمث وـ ضقاـنت دملا ھيلع ةـميق صـص ا لـحم هذـ ىوعدـلا ةراـتف معزي نأـب نمثلا و ٤٥٠ فـلأ لاـ ر ةراـتو معزي نأـب نمثلا و ١٢٠ كلذ تقولا ايح قزري ، ملو مصتخُي ىوعدـلا ، س لو ل وملل ق ا ـصلا ھنع وأ ھليثمت ، اتلا و نإف عفد دملا ھيلع مدـع زاوج رظنلا ال ھجو .ھل ايناث : نإ امم لدـي ع نأ عيبلا م افص قلع و ق اب ھتاذ الحم اب ـسو ،) رظنلا و هذـ ةداملا تي نأ ـصلا عقو ع ةص ا ةكولمملا ل وملل س لو ع صـصح ثروملا دمحأ ز ـ لحم هذ ىوعدلا ـ يذلاو نا ةكرـشلا كاذـنآ ، ملو نكي ثروملا اـفرط كلت ىوعدـلا ، ادان ـساو إ ةداملا ٨٦ نم ماـظن تاـبث ، لاو تصن ( : ـالو نو ت كـلتل ماـ ح ةـي ا الإ عازن ماق ن ب موص ا نود نأ غتت مدـع زاوـج رظنلا قبـسل لـصفلا اـ ف ـال ـ ي ـالو لـحم ھـل ، كـلذو نـأل ةـص ا لـحم ىوعدـلا كـلم ثروـم كوـم دـمحأ ز ، ـصلاو روـ ذملا اـمنإ عـقو ع ةـص ا ةـكولمملا كومل غ ةـجي ن مك ا ض ـعملا ھيلع ، قبـسو نأ تمت ةـباج اـ لع ھنيح و بابـسا مك ا ض ـعملا ھيلع اـم يفكي ةـباجإلل اـ لع نمو باـب ةداـ ز حاـضي لوـقأ : ـالوأ : نأ عـفد دملا ھيلع 1445 ،ـ ةـمدقملا نم ليكو دملا ، ا ـصنو ( : اباوج ع فان تس مدـقملا نم دملا ھيلع ةماسأ ز ، دوأ نأ ن بأ با ـ أل ةليـضفلا نأ عيمج نوعطلا لا ا راثأ دملا ھيلع ال رت نأ نويلم ةئمتـسو ناـنثاو نوعبـسو اـفلأ ةـئمثالثو ةعـس و و نوعبـس ـالا ر .) دـكأو لـيكو دملا ع اـم درو ةـحئالب .ضا ع اـمك تعلطا ةرئادـلا ع ةركذملا ةـعدوملا ماظنلا خـ راتب -02-11 ةـعبس نورـشعو انويلم ةئمتـسو دـحاوو نوسمخو افلأ ناتئمو و ةعـس رـشع الا ر ، مك او مازلإب دملا ھيلع نأ عفدـي يقحتـسمل ةيـصولا غلبم هردقو ( 110.672.379 لا ر ) ةئم ةرـشعو اـنويلم ةئمعبـسو ةعـس و نوعبـسو اـفلأ و ناـتئم و نوعبـس ـالا ر ، نأو عفدـي ةـيعدملل ةـقتاع دـمحم حي دـمحم ع يزار ا ، ةـ و مـقر ( 1007056847 ) غـلبم هردـق ( 27.651.219 لا ر ) ھميدـقتل ةدملا .ةـيماظنلا اـيناث : مـك ا مازلاـب دملا ھـيلع نأ عفدـي دـملل ناندـع دـمحأ ساـبع ز ، ةـ و مـقر ( 1017092733 ) غـلبم اـمجإ هردـق ( 96.779.270 لا ر ) ةتـس نوعس و ثـيحو ن بـت ماـقمل ةرئادـلا ةرقوملا مدـع ليـصفت مـك ا ع وـحنلا حي ـ لا اـ وجو مدـعو ليـصفت تاقحتـسم ن عدملا نإـف بلطا نم ماـقم ةرئادـلا .ةرقوملا ـالوأ : لوـبق فاـن تس الكـش ةيـصولا لاو ـ وأ ا ثروم ن عادتملا ةقحتسملاو غلبم هردقو ( 110.672.379 لا ر ) ةئم ةرـشعو نويلم ةئمتسو نانثاو نوعبسو افلأ ةئمثالثو ةعس و نوعبسو .الا ر با أ ةليضفلا حي دـمحم ع يزار ا ، ةـ و مـقر ( 1007056847 ) و قحتـس غلبم هردقو ( 27.651.219 لا ر ) ةعبـس نورـشعو انويلم ةئمتـسو دحاوو نوسمخو افلأ ناتئمو و ةعس رشع .الا ر -3 دـمحأ سابع ز ، ةـ و مقر ( 1017092733 ) و و قحتـس غلبم هردقو ( 96.779.270 لا ر ) ةتـس نوعـس و انويلم ةئمعبـسو ةعس و نوعبسو افلأ و ناتئم نوعبسو .الا ر 2 - ةقتاع دمحم و دـحأ ةثرولا بجومب رـصح ةثرولا مقر ( 38391575 )و خ رات 12/05/1438 ،ـ و ھيلع نإف نايب ن قحتـسملا بسح م بـصنأ ةيعرـشلا دع و ذخأ ةيصولا ن ع رابتع ام ي :- 1 ـ ناندع اماظن نأ نو ت ةلـصفم ح نكمي ا ذـيفنت املع ھنأ مت ةدافإ ةرئادـلا نأب كان ةيـصو ةتباث بجومب مكح ي اضق ( 229014721194320022 ( ) قفرم ةروص كـصلا ) امك نأ دملا ھيلع مـلو ـ وت ةرئادـلا ةردـصم مـك ا غلاـبملا ةقحتـسملا ن عدـملل ع ھجو دـيدحتلا مغر م ددـع اـمنإو تفتكا ركذـب غـلبملا اـمج ـالو ىفخي ع ف رـش ملع مكتليـضف نأ ماـ ح بجوـتي ع وحنلا حي ـ لا ثيح نإ ةرئادـلا تمكح مازلإـب دملا ھيلع دادـس غلبم ( 138,882,331 لا ر ) ةـئمثالث دـحاوو نوثالثو انويلم ةـئمنامثو نانثاو نونامثو افلأ ةئمو ةينامثو نوثالثو الا ر ، ةـحئالب ضا ع ، اـمك تعلطا ةرئادـلا ع ةـحئال ضا ع ةـمدقملا نم لـيكو دملا ا لـصاحو ( : دـكؤن نأ انـضا عا بصنم طقف ع ةغيـص قوطنم مك ا ةرئادـلاف مل لصفت قوطنملا املو هارت ةرئادـلا ةرقوملا نم بابـسأ بلطن نم مكتليـضف لوبق فان تس الكـش و عوضوملا ضقن مك ا رداصلا مك او اددجم درب ىوعد دملا .) دكأو ليكو دملا ھيلع ع ام درو ىرخأ ، املو ناـ اذـ مك ا دـع نم لـيبق ل أ لاومأ سانلا لطابلاب امم بيع مك ا روصقلاب ةـفلاخمو ةع رـشلا ةيمالـس ھلعج و ا رح .ءاغلإلاب تابلطلا : كلذـل ھل املو قبـس ھميدـقت ةـمدقملا كـلت ىوعدـلا اـ و ل ةزوـح .ةرئادـلا ـالإ نا ةرئادـلا تـلفغأ كـلت تاءارج بـترتو ع كـلذ لاـفغ رودـص مـك ا – لـحم ضا ـع – مازلإـب فنأتـسملا عفدـب كـلت غلاـبملا ةرم نـم فنأتـسملا ةـعوفدملا نـع هدـلاو نم .ھمدـع 2 - ةـبطاخم ةـمكحملا ةـماعلا ةـظفاحمب ةدـج ةرئادـلا ةرظاـن ىوعدـلا مـقر ( 33286392 ) خـ راتو 8/6/1433 ـ بلطل تادن ـسملا ةي ساـحملا 1 - ةبطاخم ةسـسؤم دقنلا يدوعـسلا مالعتسالل امع اذإ ماق فنأتسملا دادس غلبملا عاديإو غلابملا ھتاباسح ةيكنبلا ةصا ا ل ب نيد نم كلت نويدلا ىدمو ءافي سا نويدلا ا قوق ىوعدـلا ثيح نم ھنأش ثأتلا ھجو يأرلا ىوعدـلا الإ نأ ةرئادـلا ھتلفغأ نا و و ةرئادـلاب ذاختا تاءارج لا نم ا أش تابثإ اذـ عفدـلا نم ھمدع عو لي س لاثملا ال رـص ا : عادـيإ كـلت غلاـبملا ، تمدـقو ةـمكحملل لـبق تاونـس ةيـضق ةـمكحملا ةـماعلا رداـصلا ھنأـش نـم لـبق ـ اقلا يدـيازلا ، ثـيحو نإ ن بـلا نـم اذـ عفدـلا ھـنأ اـعفد اـ ر وج جـتنمو كلت نورـشعو نويلم لا ر مت ا دادس نم لالخ دادس نويد هدلاو كونبلل نم لالخ عاديإ غلابملا ھتاباسح ةيكنبلا ةصا ا ل ب نيد نم كلت نويدلا دقو تفوتـسا كونبلا ا قوقح درجمب دملا ھـيلع ( : ھنأ قـفتا عـم هدـلاو لاـح ھتاـيح ع نأ ي ـش ھنم عـيمج ھصـصح عـيمج تا رـشلا ـلا ناـ هدـلاول صـصح اـ ف ةـكلمملا ، كـلذو لـباقم غـلبم ( 120.000.000 لاـ ر ) ةئم ةـسلجب 09/11/1443 ـ نع ةعقاو ھمايق ءارش ةصح هدلاو ھسفنل ةكرش دمحأ ز ة راجتلا غلبمب ( 450.000 لا ر ) طقف ، ن ح نأ ا ميق اقفو ىوعدل دملا كأ نم كلذ باجأف ھيلع عفد غلبملا ن ترم امم دـع نم لبق ل أ لاومأ سانلا لطابلاب ، نمف ثيح نأ تباثلا نم مك ا لحم ضا ع ( ةيادب ةحفـصلا 3 ) نأ دملا ھيلع ةلاصأ باجأ ع حاضي سا ةرئادلا ير وـ ا ئدـبملا نم فنأتـسملا عفدـب غـلبم صـص ا مدـعو ذاـختا تاءارج ةـليفكلا تاـبثإل كـلذ مغر ه ثأـت ير وـ ا ھجو يأرلا ىوعدـلا ةـفلاخمو مك ا ةع رـشلل ھنو ل بت يـس ددـ ا ةكرـش دـمحأ ز ةـ راجتلا ةيفـصتب ةكرـش دـمحأ ز ةـ راجتلا ، اذـكو بطـش ل ـ لا يراـجتلا خـ راتب 11/4/1437 ـو( قـفرم مـقر 7 مـقرو 8 .) يداـ ا رـشع : ل اجت ةرئادـلا عفدـلل ماـعل 1431 ،ـ ثروم فنأتـسملا فنأتـسملاو هدـض ، اذـكو جراخت فنأتـسملا هدـض ماعلا 1434 ـ نم سفن ةكرـشلا ، ةكرـش دـمحأ ز ةـ راجتلا ( ةكرـشلا لحم ىوعدلا ) دقف ماق ءا رـشلا يراجتلا ا ل ذـنم 1437 ،ـ نا و بجي ا لع در ىوعدـلا مدـعو لوبق ةـماقإ ىوعدـلا ع ةكرـش ةـي م دوجوالو ا ل بسح ماظنلا ، ثيح ھنأ دـع جراخت ل نم خيـشلا دـمحأ ز ھمحر هللا ةـكرش دـمحأ ز ةـ راجتلا مدـعو زاوج ةـبلاطملا صـص اب ةـقلعتملا ا : ل اجت مكح ةـمكحم لوأ ةـجرد ، نأ ةكرـش دـمحأ ز ةـ راجتلا دـق مت ا يفـصت بسح ماظنلا متو بطـش ل ـ لا ھيلع مدعو زاوج ةبلاطملا تاذب غلبملا نو ل ةداعإ ھعفد دع نم ليبق ل أ لاومأ سانلا لطابلاب ةفلاخملاب ھلوقل اع ( : الو اول أت مكلاومأ مكن ب لطابلاب .) ارـشاع : لافغإ ةرئادلا ةيفصت ھيلع يأ ضا عا ع عيبلا كلذكو مل راثي يأ عازن ن ب ثروم ن عادتملا فنأتـسملاو نأش مدع مالتـسا ةميق كلت صـص ا رم يذلا ت ثي ھعم ة عيبلا نا رسو هراثآ ةيماظنلا ةبت ملا</w:t>
+      </w:r>
+    </w:p>
+    <w:p>
+      <w:pPr>
+        <w:pStyle w:val="Heading2"/>
+        <w:jc w:val="right"/>
+        <w:bidi/>
+      </w:pPr>
+      <w:r>
+        <w:t>[المتن الفعلي: الوقائع / الأسباب / المنطوق] ===</w:t>
+        <w:br/>
         <w:t>٤۵۳۰۲٤۱٦۲۲ رقم صك</w:t>
       </w:r>
     </w:p>

--- a/zaini_case_audit_output/outputs/word/documents/162_الشكوى ومرفقاتها.docx
+++ b/zaini_case_audit_output/outputs/word/documents/162_الشكوى ومرفقاتها.docx
@@ -108,27 +108,25 @@
     </w:p>
     <w:p>
       <w:pPr>
-        <w:jc w:val="right"/>
-        <w:bidi/>
-      </w:pPr>
-      <w:r>
-        <w:rPr>
-          <w:b w:val="0"/>
-          <w:i w:val="0"/>
-        </w:rPr>
-        <w:t>ءارزولا سلجم سيئر دهعلا يلو زيزعلا دبع نب ناملس نب دمحم / ريمألا يكلملا ومسلا بحاص يديس</w:t>
-      </w:r>
-    </w:p>
-    <w:p>
-      <w:pPr>
-        <w:jc w:val="right"/>
-        <w:bidi/>
-      </w:pPr>
-      <w:r>
-        <w:rPr>
-          <w:b w:val="0"/>
-          <w:i w:val="0"/>
-        </w:rPr>
+        <w:pStyle w:val="Heading2"/>
+        <w:jc w:val="right"/>
+        <w:bidi/>
+      </w:pPr>
+      <w:r>
+        <w:t>[المُرسَل إليه / المخاطَب والتحية] ===</w:t>
+        <w:br/>
+        <w:t>سيدي صاحب السمو الملكي الأمير / محمد بن سلمان بن عبد العزيز ولي العهد رئيس مجلس الوزراء</w:t>
+      </w:r>
+    </w:p>
+    <w:p>
+      <w:pPr>
+        <w:pStyle w:val="Heading2"/>
+        <w:jc w:val="right"/>
+        <w:bidi/>
+      </w:pPr>
+      <w:r>
+        <w:t>[المتن الفعلي: الوقائع / الأسباب / المنطوق] ===</w:t>
+        <w:br/>
         <w:t>السلام عليكم ورحمة الله وبركاته، وبعد:</w:t>
       </w:r>
     </w:p>
@@ -741,7 +739,7 @@
       <w:r>
         <w:t>[المتن الفعلي: الوقائع / الأسباب / المنطوق] ===</w:t>
         <w:br/>
-        <w:t>.ةيقيقحلا تاكرشلا</w:t>
+        <w:t>الشركات الحقيقية.</w:t>
       </w:r>
     </w:p>
     <w:p>
@@ -1211,20 +1209,20 @@
           <w:b w:val="0"/>
           <w:i w:val="0"/>
         </w:rPr>
-        <w:t>قفاوملا ١٤٣٦/٠٩/٢٠ يف خرؤملا ءاكرشلا رارقا اب تباثلا نأ ىلع</w:t>
-      </w:r>
-    </w:p>
-    <w:p>
-      <w:pPr>
-        <w:jc w:val="right"/>
-        <w:bidi/>
-      </w:pPr>
-      <w:r>
-        <w:rPr>
-          <w:b w:val="0"/>
-          <w:i w:val="0"/>
-        </w:rPr>
-        <w:t>ةقرفلاب قثوملاو م٢٠١</w:t>
+        <w:t>على أن الثابت با اقرار الشركاء المؤرخ في ١٤٣٦/٠٩/٢٠ الموافق</w:t>
+      </w:r>
+    </w:p>
+    <w:p>
+      <w:pPr>
+        <w:jc w:val="right"/>
+        <w:bidi/>
+      </w:pPr>
+      <w:r>
+        <w:rPr>
+          <w:b w:val="0"/>
+          <w:i w:val="0"/>
+        </w:rPr>
+        <w:t>٢٠١م والموثق بالفرقة</w:t>
       </w:r>
     </w:p>
     <w:p>
@@ -1250,7 +1248,7 @@
           <w:b w:val="0"/>
           <w:i w:val="0"/>
         </w:rPr>
-        <w:t>.اكرشلا مييقت مت امنيب لاير فلا بردلا نم</w:t>
+        <w:t>من الدرب الف ريال بينما تم تقييم الشركا.</w:t>
       </w:r>
     </w:p>
     <w:p>
@@ -1289,7 +1287,7 @@
           <w:b w:val="0"/>
           <w:i w:val="0"/>
         </w:rPr>
-        <w:t>عئابلا تاينويدملا دادس رخآ ءزجو كلملا ةيلام تالمعتسم هنم ءزج ملعلاب تباثلا وحنلا ىلع نمثلا نأ ررقو ،امهدض نيمتملا ثروم نم عقوم ،١٤٣٧/٠٩/٢٠ خروم عيب دنع مدقو ،لاير نويلم ۰۲۱ وه يقيقحلا سمشلا نأب اهمامأ سمتلملا عقتو ىلوألا ةجردلا ةمكحم مامأ تاسلجلاب ىرصملا ةلواش</w:t>
+        <w:t>شاولة المصرى بالجلسات أمام محكمة الدرجة الأولى وتقع الملتمس أمامها بأن الشمس الحقيقي هو ۱۲۰ مليون ريال، وقدم عند بيع مورخ ١٤٣٧/٠٩/٢٠، موقع من مورث المتمين ضدهما، وقرر أن الثمن على النحو الثابت بالعلم جزء منه مستعملات مالية الملك وجزء آخر سداد المديونيات البائع</w:t>
       </w:r>
     </w:p>
     <w:p>
@@ -1380,7 +1378,7 @@
           <w:b w:val="0"/>
           <w:i w:val="0"/>
         </w:rPr>
-        <w:t>صاخلا عانعنو هرف</w:t>
+        <w:t>فره ونعناع الخاص</w:t>
       </w:r>
     </w:p>
     <w:p>
@@ -1406,46 +1404,46 @@
           <w:b w:val="0"/>
           <w:i w:val="0"/>
         </w:rPr>
-        <w:t>لاوخألا مهم مه اب اولدتساو ملسلاو مهلام اوعجارت مث ،نيبام</w:t>
-      </w:r>
-    </w:p>
-    <w:p>
-      <w:pPr>
-        <w:jc w:val="right"/>
-        <w:bidi/>
-      </w:pPr>
-      <w:r>
-        <w:rPr>
-          <w:b w:val="0"/>
-          <w:i w:val="0"/>
-        </w:rPr>
-        <w:t>فارطألا</w:t>
-      </w:r>
-    </w:p>
-    <w:p>
-      <w:pPr>
-        <w:jc w:val="right"/>
-        <w:bidi/>
-      </w:pPr>
-      <w:r>
-        <w:rPr>
-          <w:b w:val="0"/>
-          <w:i w:val="0"/>
-        </w:rPr>
-        <w:t>اضر تسرتفاو لداعلا مهيل ره هترتساو ةناوع وبأ ريرقتلا لوألا ةجردلا ةمكحم تلوم -\</w:t>
-      </w:r>
-    </w:p>
-    <w:p>
-      <w:pPr>
-        <w:jc w:val="right"/>
-        <w:bidi/>
-      </w:pPr>
-      <w:r>
-        <w:rPr>
-          <w:b w:val="0"/>
-          <w:i w:val="0"/>
-        </w:rPr>
-        <w:t>دب نأب سململا ماونأب تضقو ،ملاظملا ناويد مكح يف تاثلاو ةقيقحلا فالخ ىلع</w:t>
+        <w:t>مابين، ثم تراجعوا مالهم والسلم واستدلوا با هم مهم الأخوال</w:t>
+      </w:r>
+    </w:p>
+    <w:p>
+      <w:pPr>
+        <w:jc w:val="right"/>
+        <w:bidi/>
+      </w:pPr>
+      <w:r>
+        <w:rPr>
+          <w:b w:val="0"/>
+          <w:i w:val="0"/>
+        </w:rPr>
+        <w:t>الأطراف</w:t>
+      </w:r>
+    </w:p>
+    <w:p>
+      <w:pPr>
+        <w:jc w:val="right"/>
+        <w:bidi/>
+      </w:pPr>
+      <w:r>
+        <w:rPr>
+          <w:b w:val="0"/>
+          <w:i w:val="0"/>
+        </w:rPr>
+        <w:t>\- مولت محكمة الدرجة الأول التقرير أبو عوانة واسترته هر ليهم العادل وافترست رضا</w:t>
+      </w:r>
+    </w:p>
+    <w:p>
+      <w:pPr>
+        <w:jc w:val="right"/>
+        <w:bidi/>
+      </w:pPr>
+      <w:r>
+        <w:rPr>
+          <w:b w:val="0"/>
+          <w:i w:val="0"/>
+        </w:rPr>
+        <w:t>على خلاف الحقيقة والثات في حكم ديوان المظالم، وقضت بأنوام الملمس بأن بد</w:t>
       </w:r>
     </w:p>
     <w:p>
@@ -1471,7 +1469,7 @@
           <w:b w:val="0"/>
           <w:i w:val="0"/>
         </w:rPr>
-        <w:t>اهلمح ءاجو .ةيناثلا فالتإلا ةركلا مسأ ىوعدلا تلوا دلو مسحلا ىلع ضارتعاب ينتلملا مدقلا</w:t>
+        <w:t>القدم الملتني باعتراض على الحسم ولد اولت الدعوى أسم الكرة الإتلاف الثانية. وجاء حملها</w:t>
       </w:r>
     </w:p>
     <w:p>
@@ -1521,7 +1519,7 @@
       <w:r>
         <w:t>[المتن الفعلي: الوقائع / الأسباب / المنطوق] ===</w:t>
         <w:br/>
-        <w:t>ءايلا موقي ملف هيلع فرصلا</w:t>
+        <w:t>الصرف عليه فلم يقوم الياء</w:t>
       </w:r>
     </w:p>
     <w:p>
@@ -1545,7 +1543,7 @@
       <w:r>
         <w:t>[المتن الفعلي: الوقائع / الأسباب / المنطوق] ===</w:t>
         <w:br/>
-        <w:t>ةصقلا بابلا يلع ليلدلا ةيقنتلا</w:t>
+        <w:t>التنقية الدليل علي الباب القصة</w:t>
       </w:r>
     </w:p>
     <w:p>
@@ -1571,7 +1569,7 @@
           <w:b w:val="0"/>
           <w:i w:val="0"/>
         </w:rPr>
-        <w:t>لمألا اديعب ةماعلا ةبيطلا وأ ةطالملا</w:t>
+        <w:t>الملاطة أو الطيبة العامة بعيدا الأمل</w:t>
       </w:r>
     </w:p>
     <w:p>
@@ -1610,20 +1608,20 @@
           <w:b w:val="0"/>
           <w:i w:val="0"/>
         </w:rPr>
-        <w:t>وبأ ءاعدتسا نع يرادإلا ءاضقلا ةمكحم عجارت كلذ نم لاني الو لاير ٣٦٨٧٧٩٣٦ وه تازواجتلا رثألا ةفاضألاب ةيرتفدلا ءاكرشلا قوقح يلامجإ نأ نمضت يئاهنلا ريرقتلا نأل هب دتعي ال ،يندبلا هريرقت تبث وم لاير ٧٩٩٢٩٩٠٦ غلبمب ةطمرشلا مييقلا ىلوألا ةجردلا ةصاصم هب دتما يتلاو ( ىرخأ ىوعد نم هب سنأتسملا ةلازغ وبأ ريرقت نأب (يسنتللا هيلع ىعدملا عقت نأ ح</w:t>
-      </w:r>
-    </w:p>
-    <w:p>
-      <w:pPr>
-        <w:jc w:val="right"/>
-        <w:bidi/>
-      </w:pPr>
-      <w:r>
-        <w:rPr>
-          <w:b w:val="0"/>
-          <w:i w:val="0"/>
-        </w:rPr>
-        <w:t>يئاهنلاو يئدبملا ينم قارعلا يف رظنتل ةقارع</w:t>
+        <w:t>ح أن تقع المدعى عليه اللتنسي) بأن تقرير أبو غزالة المستأنس به من دعوى أخرى ) والتي امتد به مصاصة الدرجة الأولى القييم الشرمطة بمبلغ ٧٩٩٢٩٩٠٦ ريال مو ثبت تقريره البدني، لا يعتد به لأن التقرير النهائي تضمن أن إجمالي حقوق الشركاء الدفترية بالأضافة الأثر التجاوزات هو ٣٦٨٧٧٩٣٦ ريال ولا ينال من ذلك تراجع محكمة القضاء الإداري عن استدعاء أبو</w:t>
+      </w:r>
+    </w:p>
+    <w:p>
+      <w:pPr>
+        <w:jc w:val="right"/>
+        <w:bidi/>
+      </w:pPr>
+      <w:r>
+        <w:rPr>
+          <w:b w:val="0"/>
+          <w:i w:val="0"/>
+        </w:rPr>
+        <w:t>عراقة لتنظر في العراق مني المبدئي والنهائي</w:t>
       </w:r>
     </w:p>
     <w:p>
@@ -1649,7 +1647,7 @@
           <w:b w:val="0"/>
           <w:i w:val="0"/>
         </w:rPr>
-        <w:t>كرتشم ريغو بلهألا عم ناك عيبلا تقو ثرولا ناب تسا ينارتلا نم ابلط ىلع ليطا</w:t>
+        <w:t>اطيل على طلبا من التراني است بان الورث وقت البيع كان مع الأهلب وغير مشترك</w:t>
       </w:r>
     </w:p>
     <w:p>
@@ -1725,7 +1723,7 @@
           <w:b w:val="0"/>
           <w:i w:val="0"/>
         </w:rPr>
-        <w:t>و ةيوق ينيز سابع نب دمحأ نب ةماسأ مارملا ًايلاع ًالاير رشع ةدلب ناكسو انلا نومحو دحاو</w:t>
+        <w:t>واحد وحمون النا وسكان بلدة عشر ريالاً عالياً المرام أسامة بن أحمد بن عباس زيني قوية و</w:t>
       </w:r>
     </w:p>
     <w:p>
@@ -1790,20 +1788,20 @@
           <w:b w:val="0"/>
           <w:i w:val="0"/>
         </w:rPr>
-        <w:t>ةينايبلا</w:t>
-      </w:r>
-    </w:p>
-    <w:p>
-      <w:pPr>
-        <w:jc w:val="right"/>
-        <w:bidi/>
-      </w:pPr>
-      <w:r>
-        <w:rPr>
-          <w:b w:val="0"/>
-          <w:i w:val="0"/>
-        </w:rPr>
-        <w:t>ماكحألا ةيرظنلا ةداعإ سانلا ميدقت زوجي اهنتو ةيراجتلا مظفاحملا ماظن نم (٩٦) ةداملل ًاقفو</w:t>
+        <w:t>البيانية</w:t>
+      </w:r>
+    </w:p>
+    <w:p>
+      <w:pPr>
+        <w:jc w:val="right"/>
+        <w:bidi/>
+      </w:pPr>
+      <w:r>
+        <w:rPr>
+          <w:b w:val="0"/>
+          <w:i w:val="0"/>
+        </w:rPr>
+        <w:t>وفقاً للمادة (٩٦) من نظام المحافظم التجارية وتنها يجوز تقديم الناس إعادة النظرية الأحكام</w:t>
       </w:r>
     </w:p>
     <w:p>
@@ -1829,7 +1827,7 @@
           <w:b w:val="0"/>
           <w:i w:val="0"/>
         </w:rPr>
-        <w:t>دقلا ناكم ىوعدلا يف ةعطاق ناروأ ىلع لا دعب سمتلملا لمحل يا ةيلاتلا تالاحلا يف ةيئاهنلا</w:t>
+        <w:t>النهائية في الحالات التالية اي لحمل الملتمس بعد ال على أوران قاطعة في الدعوى مكان القد</w:t>
       </w:r>
     </w:p>
     <w:p>
@@ -1998,7 +1996,7 @@
           <w:b w:val="0"/>
           <w:i w:val="0"/>
         </w:rPr>
-        <w:t>دلاولا نم تاليلكتو كونبلل هدلاو نع تاينويدم دادس قيرطب تمعن بحلا ءارش ةميق نأ تشپ</w:t>
+        <w:t>پشت أن قيمة شراء الحب نعمت بطريق سداد مديونيات عن والده للبنوك وتكليلات من الوالد</w:t>
       </w:r>
     </w:p>
     <w:p>
@@ -2126,33 +2124,33 @@
           <w:b w:val="0"/>
           <w:i w:val="0"/>
         </w:rPr>
-        <w:t>قرغتسي كل نأو ةقالعلا تاذ كوديلاو يزكرملا كنبلا ةبطاخم هبلجل مويل ءافولا تادنتسم نأ قاروألا</w:t>
-      </w:r>
-    </w:p>
-    <w:p>
-      <w:pPr>
-        <w:jc w:val="right"/>
-        <w:bidi/>
-      </w:pPr>
-      <w:r>
-        <w:rPr>
-          <w:b w:val="0"/>
-          <w:i w:val="0"/>
-        </w:rPr>
-        <w:t>ىلع ةقباسم ةلماعم ةلسلا لواحت ةوقلا نم يأ نامع نم برقي ام رادم ىلع ةدمو لاير نويلم نيتسلا عراصتت ةدملا غلابملا ىلاو اميس ال ةنيرقم ددع</w:t>
-      </w:r>
-    </w:p>
-    <w:p>
-      <w:pPr>
-        <w:jc w:val="right"/>
-        <w:bidi/>
-      </w:pPr>
-      <w:r>
-        <w:rPr>
-          <w:b w:val="0"/>
-          <w:i w:val="0"/>
-        </w:rPr>
-        <w:t>يزكرملا كنبلا ةيطاخم يسفنتلا هيلع يبنلا</w:t>
+        <w:t>الأوراق أن مستندات الوفاء ليوم لجلبه مخاطبة البنك المركزي واليدوك ذات العلاقة وأن لك يستغرق</w:t>
+      </w:r>
+    </w:p>
+    <w:p>
+      <w:pPr>
+        <w:jc w:val="right"/>
+        <w:bidi/>
+      </w:pPr>
+      <w:r>
+        <w:rPr>
+          <w:b w:val="0"/>
+          <w:i w:val="0"/>
+        </w:rPr>
+        <w:t>عدد مقرينة لا سيما والى المبالغ المدة تتصارع الستين مليون ريال ومدة على مدار ما يقرب من عمان أي من القوة تحاول السلة معاملة مسابقة على</w:t>
+      </w:r>
+    </w:p>
+    <w:p>
+      <w:pPr>
+        <w:jc w:val="right"/>
+        <w:bidi/>
+      </w:pPr>
+      <w:r>
+        <w:rPr>
+          <w:b w:val="0"/>
+          <w:i w:val="0"/>
+        </w:rPr>
+        <w:t>النبي عليه التنفسي مخاطية البنك المركزي</w:t>
       </w:r>
     </w:p>
     <w:p>
@@ -2178,20 +2176,20 @@
           <w:b w:val="0"/>
           <w:i w:val="0"/>
         </w:rPr>
-        <w:t>ااك لوهسلا</w:t>
-      </w:r>
-    </w:p>
-    <w:p>
-      <w:pPr>
-        <w:jc w:val="right"/>
-        <w:bidi/>
-      </w:pPr>
-      <w:r>
-        <w:rPr>
-          <w:b w:val="0"/>
-          <w:i w:val="0"/>
-        </w:rPr>
-        <w:t>اهنيح ةلاب اهميدقتو اهيلع لوصحلا نكملا ىلع رذعتي ،ةقالعلا تاذ ءاوتلاو</w:t>
+        <w:t>السهول كاا</w:t>
+      </w:r>
+    </w:p>
+    <w:p>
+      <w:pPr>
+        <w:jc w:val="right"/>
+        <w:bidi/>
+      </w:pPr>
+      <w:r>
+        <w:rPr>
+          <w:b w:val="0"/>
+          <w:i w:val="0"/>
+        </w:rPr>
+        <w:t>والتواء ذات العلاقة، يتعذر على المكن الحصول عليها وتقديمها بالة حينها</w:t>
       </w:r>
     </w:p>
     <w:p>
@@ -2217,7 +2215,7 @@
           <w:b w:val="0"/>
           <w:i w:val="0"/>
         </w:rPr>
-        <w:t>(ءافولا تاعاديإب ةيكتي تادنتسمو كلونيلل اهتاقاقحتساو غلابملا نامس بتكم</w:t>
+        <w:t>مكتب سمان المبالغ واستحقاقاتها للينولك ومستندات يتكية بإيداعات الوفاء)</w:t>
       </w:r>
     </w:p>
     <w:p>
@@ -2282,7 +2280,7 @@
           <w:b w:val="0"/>
           <w:i w:val="0"/>
         </w:rPr>
-        <w:t>ةاعرمقو سمشلا</w:t>
+        <w:t>الشمس وقمرعاة</w:t>
       </w:r>
     </w:p>
     <w:p>
@@ -2308,7 +2306,7 @@
           <w:b w:val="0"/>
           <w:i w:val="0"/>
         </w:rPr>
-        <w:t>ءافولا تادنتسم روص ۳ قفرملا را٤٣٨</w:t>
+        <w:t>٤٣٨ار المرفق ۳ صور مستندات الوفاء</w:t>
       </w:r>
     </w:p>
     <w:p>
@@ -2386,20 +2384,20 @@
           <w:b w:val="0"/>
           <w:i w:val="0"/>
         </w:rPr>
-        <w:t>ام مصخ دعب اوعضو لوألا رشبلل فلاعم كيلع يعرشلا يناثلا فرطلا</w:t>
-      </w:r>
-    </w:p>
-    <w:p>
-      <w:pPr>
-        <w:jc w:val="right"/>
-        <w:bidi/>
-      </w:pPr>
-      <w:r>
-        <w:rPr>
-          <w:b w:val="0"/>
-          <w:i w:val="0"/>
-        </w:rPr>
-        <w:t>نم ىرخأ ةكيم ةنس دق نيمثلملا ناب املع تسا خلسلا اروفو ةيلوؤسملا لمحتو (ةيروملا دلاولا تاكرش ةناكملا لماع يثالث ترمتسا يتلا هترادا نم نوكم مخض يعدملا تحنم ارمأ</w:t>
+        <w:t>الطرف الثاني الشرعي عليك معالف للبشر الأول وضعوا بعد خصم ما</w:t>
+      </w:r>
+    </w:p>
+    <w:p>
+      <w:pPr>
+        <w:jc w:val="right"/>
+        <w:bidi/>
+      </w:pPr>
+      <w:r>
+        <w:rPr>
+          <w:b w:val="0"/>
+          <w:i w:val="0"/>
+        </w:rPr>
+        <w:t>أمرا منحت المدعي ضخم مكون من ادارته التي استمرت ثلاثي عامل المكانة شركات الوالد المورية) وتحمل المسؤولية وفورا السلخ است علما بان الملثمين قد سنة ميكة أخرى من</w:t>
       </w:r>
     </w:p>
     <w:p>
@@ -2464,7 +2462,7 @@
           <w:b w:val="0"/>
           <w:i w:val="0"/>
         </w:rPr>
-        <w:t>يدسالا زواجتي ام ريدي ناك يتلا ةرئادلا ىلع سولفلا عضولا ةقيقح لماحتو ،نينقلعتملا ةيب ىلع</w:t>
+        <w:t>على بية المتعلقنين، وتحامل حقيقة الوضع الفلوس على الدائرة التي كان يدير ما يتجاوز الاسدي</w:t>
       </w:r>
     </w:p>
     <w:p>
@@ -2516,20 +2514,20 @@
           <w:b w:val="0"/>
           <w:i w:val="0"/>
         </w:rPr>
-        <w:t>نسح نمو صاخلا هلامعأو هتارامثتساو ةلماك دلاولا تافيرش ةرادإ ىلوتي نم وه سمتلاف ةيعامتجاو</w:t>
-      </w:r>
-    </w:p>
-    <w:p>
-      <w:pPr>
-        <w:jc w:val="right"/>
-        <w:bidi/>
-      </w:pPr>
-      <w:r>
-        <w:rPr>
-          <w:b w:val="0"/>
-          <w:i w:val="0"/>
-        </w:rPr>
-        <w:t>امدنع دلاولا ةلامإب دمحأ مدقتي مل كلذ عمو هللا همحر - يزاغلا رخآلا هقيقشو (ناندعلا اماهب ددس يتلاو دلاولا لاوما تقیقح و دوشم مهاس هنا انجمب هيلع لصح ام عيمج ىلو دلاولا تاكرش نيمحي هلاعفا نم ال ادحاو الامو عفدي مل (نانملا لوألا هيف سكلا نأ اهادؤم ةماع ةقيقح تالمعلا ةرئادلا نأ كلذل فضأ لمعلا ةرجأ هقوقح طسبلا نمو هتيصو ىلع ًارظان دلاولا دبع هيبالكلا</w:t>
+        <w:t>واجتماعية فالتمس هو من يتولى إدارة شريفات الوالد كاملة واستثماراته وأعماله الخاص ومن حسن</w:t>
+      </w:r>
+    </w:p>
+    <w:p>
+      <w:pPr>
+        <w:jc w:val="right"/>
+        <w:bidi/>
+      </w:pPr>
+      <w:r>
+        <w:rPr>
+          <w:b w:val="0"/>
+          <w:i w:val="0"/>
+        </w:rPr>
+        <w:t>الكلابيه عبد الوالد ناظراً على وصيته ومن البسط حقوقه أجرة العمل أضف لذلك أن الدائرة العملات حقيقة عامة مؤداها أن الكس فيه الأول المنان) لم يدفع ومالا واحدا لا من افعاله يحمين شركات الوالد ولى جميع ما حصل عليه بمجنا انه ساهم مشود و حقیقت اموال الوالد والتي سدد بهاما العدنان) وشقيقه الآخر الغازي - رحمه الله ومع ذلك لم يتقدم أحمد بإمالة الوالد عندما</w:t>
       </w:r>
     </w:p>
     <w:p>
@@ -2555,20 +2553,20 @@
           <w:b w:val="0"/>
           <w:i w:val="0"/>
         </w:rPr>
-        <w:t>ودوك ةيلام اغلابم هي : نأ ةيخسلا تاقفرلاو اكرملا تادنتسملا نم حضتيو</w:t>
-      </w:r>
-    </w:p>
-    <w:p>
-      <w:pPr>
-        <w:jc w:val="right"/>
-        <w:bidi/>
-      </w:pPr>
-      <w:r>
-        <w:rPr>
-          <w:b w:val="0"/>
-          <w:i w:val="0"/>
-        </w:rPr>
-        <w:t>نَمَّنلاِب ِءافولا ميق ةلاسم داهتجأ نم هللا تينا اهل ةمكحملا ماعلا هيلا بهذ نم نيبف مث نمو ،ءافولا</w:t>
+        <w:t>ويتضح من المستندات المركا والرفقات السخية أن : يه مبالغا مالية كودو</w:t>
+      </w:r>
+    </w:p>
+    <w:p>
+      <w:pPr>
+        <w:jc w:val="right"/>
+        <w:bidi/>
+      </w:pPr>
+      <w:r>
+        <w:rPr>
+          <w:b w:val="0"/>
+          <w:i w:val="0"/>
+        </w:rPr>
+        <w:t>الوفاء، ومن ثم فبين من ذهب اليه العام المحكمة لها انيت الله من أجتهاد مسالة قيم الوفاءِ بِالنَّمَن</w:t>
       </w:r>
     </w:p>
     <w:p>
@@ -2672,7 +2670,7 @@
           <w:b w:val="0"/>
           <w:i w:val="0"/>
         </w:rPr>
-        <w:t>ريوزتلا عقو امك مكحملا هيلع لوع ام وهو ،ةكيوشملا ةيقيقحلا ةميقلا نع ربعملا يئاينلا نرقتلا هناي</w:t>
+        <w:t>يانه التقرن النيائي المعبر عن القيمة الحقيقية المشويكة، وهو ما عول عليه المحكم كما وقع التزوير</w:t>
       </w:r>
     </w:p>
     <w:p>
@@ -2776,7 +2774,7 @@
           <w:b w:val="0"/>
           <w:i w:val="0"/>
         </w:rPr>
-        <w:t>امك هيلإ تبتلا امب اضرلابو ريراقتلا كلتي ملعلاب اددع سفنتملا يعدملا نم عقوم عامتجا رضحم و رشع ىدحإلا تاكرشلا هذهل ىرخأ تامييقت دجويو ،ةنيدم صصم ينب ةيراجتلا يتيز دمحلا ةسرش</w:t>
+        <w:t>شرسة الحمد زيتي التجارية بني مصص مدينة، ويوجد تقييمات أخرى لهذه الشركات الإحدى عشر و محضر اجتماع موقع من المدعي المتنفس عددا بالعلم يتلك التقارير وبالرضا بما التبت إليه كما</w:t>
       </w:r>
     </w:p>
     <w:p>
@@ -2828,33 +2826,33 @@
           <w:b w:val="0"/>
           <w:i w:val="0"/>
         </w:rPr>
-        <w:t>ام سمتلملا سيلدلاو ىلع تلوتسالا ةماحم نأ اوكحلا ىلع عئاقولا رثا</w:t>
-      </w:r>
-    </w:p>
-    <w:p>
-      <w:pPr>
-        <w:jc w:val="right"/>
-        <w:bidi/>
-      </w:pPr>
-      <w:r>
-        <w:rPr>
-          <w:b w:val="0"/>
-          <w:i w:val="0"/>
-        </w:rPr>
-        <w:t>ةمقلو يف هللا شخب ةرثأتم نويلم ٧٢ يهر يليابتملا ريرقتلاب ةدراولا ةميقلا يناتلا عفر نويلم ٢١ امنإو لاير نويلم ١٦٠ تسيل ةيراجتلا ينيز دمحأ ةكرش (210) ءارشلا ةلداعلا ةميقلا تربتعاو ةلازغ وبأ لالط ريرقت يف دورو معز نم ةنيم ىلع هداتساو</w:t>
-      </w:r>
-    </w:p>
-    <w:p>
-      <w:pPr>
-        <w:jc w:val="right"/>
-        <w:bidi/>
-      </w:pPr>
-      <w:r>
-        <w:rPr>
-          <w:b w:val="0"/>
-          <w:i w:val="0"/>
-        </w:rPr>
-        <w:t>انيل ةعقوملا تيبثتلت ملو نويلم ٦٨</w:t>
+        <w:t>اثر الوقائع على الحكوا أن محامة الاستولت على والدليس الملتمس ما</w:t>
+      </w:r>
+    </w:p>
+    <w:p>
+      <w:pPr>
+        <w:jc w:val="right"/>
+        <w:bidi/>
+      </w:pPr>
+      <w:r>
+        <w:rPr>
+          <w:b w:val="0"/>
+          <w:i w:val="0"/>
+        </w:rPr>
+        <w:t>واستاده على مينة من زعم ورود في تقرير طلال أبو غزالة واعتبرت القيمة العادلة الشراء (210) شركة أحمد زيني التجارية ليست ١٦٠ مليون ريال وإنما ٢١ مليون رفع التاني القيمة الواردة بالتقرير المتبايلي رهي ٧٢ مليون متأثرة بخش الله في ولقمة</w:t>
+      </w:r>
+    </w:p>
+    <w:p>
+      <w:pPr>
+        <w:jc w:val="right"/>
+        <w:bidi/>
+      </w:pPr>
+      <w:r>
+        <w:rPr>
+          <w:b w:val="0"/>
+          <w:i w:val="0"/>
+        </w:rPr>
+        <w:t>٦٨ مليون ولم تلتثبيت الموقعة لينا</w:t>
       </w:r>
     </w:p>
     <w:p>
@@ -2904,59 +2902,59 @@
       <w:r>
         <w:t>[المتن الفعلي: الوقائع / الأسباب / المنطوق] ===</w:t>
         <w:br/>
-        <w:t>ةيلعتلا</w:t>
-      </w:r>
-    </w:p>
-    <w:p>
-      <w:pPr>
-        <w:jc w:val="right"/>
-        <w:bidi/>
-      </w:pPr>
-      <w:r>
-        <w:rPr>
-          <w:b w:val="0"/>
-          <w:i w:val="0"/>
-        </w:rPr>
-        <w:t>رياسلا نيدلا اهمامأ تارظن</w:t>
-      </w:r>
-    </w:p>
-    <w:p>
-      <w:pPr>
-        <w:jc w:val="right"/>
-        <w:bidi/>
-      </w:pPr>
-      <w:r>
-        <w:rPr>
-          <w:b w:val="0"/>
-          <w:i w:val="0"/>
-        </w:rPr>
-        <w:t>تلا سنجلا</w:t>
-      </w:r>
-    </w:p>
-    <w:p>
-      <w:pPr>
-        <w:jc w:val="right"/>
-        <w:bidi/>
-      </w:pPr>
-      <w:r>
-        <w:rPr>
-          <w:b w:val="0"/>
-          <w:i w:val="0"/>
-        </w:rPr>
-        <w:t>تضرتعاو ثروللا عم عقوملا عيبلا دقعب فالتسالا ةرثأب فرتعت مل لب حلصلا موصخلا ملا امس</w:t>
-      </w:r>
-    </w:p>
-    <w:p>
-      <w:pPr>
-        <w:jc w:val="right"/>
-        <w:bidi/>
-      </w:pPr>
-      <w:r>
-        <w:rPr>
-          <w:b w:val="0"/>
-          <w:i w:val="0"/>
-        </w:rPr>
-        <w:t>ملع ققحت الو ةينبلل ءاطخألاو يتلاو هب یناد ةلازغ وبأ لالط ريرقتلا نم ةرتحم قاروأ ميدقت ا ىلع سبللا ثادحإ هدمعتو حيحص ريغ غلبمب صصعلا عيب دقع اهيلع دراولا ةعيرشلا مييقتب لطابلا معزلا يب لثمتملاو ةدم سمللا نم لصاحلا شفلا ىلع ريسنملا ليلد نإ تيسو یماظن وا یعرش لیلد نودب كلذو ضعبلا اهضعبب تقحل يتلا نئارقلا لبق نم نيملعتلا اذه تربتعاو لبقملا عيقوت امنإو ثروملا عيقوت سيل دقعلا هب ليذملا عيقوتلا نأ ليلد نودب</w:t>
+        <w:t>التعلية</w:t>
+      </w:r>
+    </w:p>
+    <w:p>
+      <w:pPr>
+        <w:jc w:val="right"/>
+        <w:bidi/>
+      </w:pPr>
+      <w:r>
+        <w:rPr>
+          <w:b w:val="0"/>
+          <w:i w:val="0"/>
+        </w:rPr>
+        <w:t>نظرات أمامها الدين الساير</w:t>
+      </w:r>
+    </w:p>
+    <w:p>
+      <w:pPr>
+        <w:jc w:val="right"/>
+        <w:bidi/>
+      </w:pPr>
+      <w:r>
+        <w:rPr>
+          <w:b w:val="0"/>
+          <w:i w:val="0"/>
+        </w:rPr>
+        <w:t>الجنس الت</w:t>
+      </w:r>
+    </w:p>
+    <w:p>
+      <w:pPr>
+        <w:jc w:val="right"/>
+        <w:bidi/>
+      </w:pPr>
+      <w:r>
+        <w:rPr>
+          <w:b w:val="0"/>
+          <w:i w:val="0"/>
+        </w:rPr>
+        <w:t>سما الم الخصوم الصلح بل لم تعترف بأثرة الاستلاف بعقد البيع الموقع مع اللورث واعترضت</w:t>
+      </w:r>
+    </w:p>
+    <w:p>
+      <w:pPr>
+        <w:jc w:val="right"/>
+        <w:bidi/>
+      </w:pPr>
+      <w:r>
+        <w:rPr>
+          <w:b w:val="0"/>
+          <w:i w:val="0"/>
+        </w:rPr>
+        <w:t>بدون دليل أن التوقيع المذيل به العقد ليس توقيع المورث وإنما توقيع المقبل واعتبرت هذا التعلمين من قبل القرائن التي لحقت ببعضها البعض وذلك بدون دلیل شرعی او نظامی وسيت إن دليل المنسير على الفش الحاصل من اللمس مدة والمتمثل بي الزعم الباطل بتقييم الشريعة الوارد عليها عقد بيع العصص بمبلغ غير صحيح وتعمده إحداث اللبس على ا تقديم أوراق محترة من التقرير طلال أبو غزالة دانی به والتي والأخطاء للبنية ولا تحقق علم</w:t>
       </w:r>
     </w:p>
     <w:p>
@@ -2980,20 +2978,20 @@
       <w:r>
         <w:t>[المتن الفعلي: الوقائع / الأسباب / المنطوق] ===</w:t>
         <w:br/>
-        <w:t>ميدقلا نم سمتلملا نكمتي ملو نويلم ٣٨ ىدعتت ال هللا همحر يليز دمحأ خيشلا ثرولا ةنسح ةبيقرو نويلم ١٣٦ تقولا كلذب تاكرشلا ةميق نأ رضحتلاب تباثو (ينيز ناتسا لوألا ديمع نيسنتلا عامتجالا دلا رضح دقو كيرش لمكم بنو جراختلا ليصافت نمضتملاو ،ينيزو راب تیرف تروملا كيرش</w:t>
-      </w:r>
-    </w:p>
-    <w:p>
-      <w:pPr>
-        <w:jc w:val="right"/>
-        <w:bidi/>
-      </w:pPr>
-      <w:r>
-        <w:rPr>
-          <w:b w:val="0"/>
-          <w:i w:val="0"/>
-        </w:rPr>
-        <w:t>رصعلا ىلع لوصحلا خيراتب طبتري شعلاب ملعلا نإف مث نمو تاسلجملا داقعنا ءاملا ريسحملا</w:t>
+        <w:t>شريك المورت فریت بار وزيني، والمتضمن تفاصيل التخارج ونب مكمل شريك وقد حضر الد الاجتماع التنسين عميد الأول استان زيني) وثابت بالتحضر أن قيمة الشركات بذلك الوقت ١٣٦ مليون ورقيبة حسنة الورث الشيخ أحمد زيلي رحمه الله لا تتعدى ٣٨ مليون ولم يتمكن الملتمس من القديم</w:t>
+      </w:r>
+    </w:p>
+    <w:p>
+      <w:pPr>
+        <w:jc w:val="right"/>
+        <w:bidi/>
+      </w:pPr>
+      <w:r>
+        <w:rPr>
+          <w:b w:val="0"/>
+          <w:i w:val="0"/>
+        </w:rPr>
+        <w:t>المحسير الماء انعقاد المجلسات ومن ثم فإن العلم بالعش يرتبط بتاريخ الحصول على العصر</w:t>
       </w:r>
     </w:p>
     <w:p>
@@ -3058,7 +3056,7 @@
           <w:b w:val="0"/>
           <w:i w:val="0"/>
         </w:rPr>
-        <w:t>.ةكرش ىلإ اهمسح نم بلق كا يتلاو جراخلا لمعم تاكيرشلا ةرداصلا ىرخألا كينلا نأ</w:t>
+        <w:t>أن النيك الأخرى الصادرة الشريكات معمل الخارج والتي اك قلب من حسمها إلى شركة.</w:t>
       </w:r>
     </w:p>
     <w:p>
@@ -3240,20 +3238,20 @@
           <w:b w:val="0"/>
           <w:i w:val="0"/>
         </w:rPr>
-        <w:t>قفوملا تاكرشلل ةقيقحلا ةميقلا عضولا</w:t>
-      </w:r>
-    </w:p>
-    <w:p>
-      <w:pPr>
-        <w:jc w:val="right"/>
-        <w:bidi/>
-      </w:pPr>
-      <w:r>
-        <w:rPr>
-          <w:b w:val="0"/>
-          <w:i w:val="0"/>
-        </w:rPr>
-        <w:t>تاداهش عبرأ ددع 1 قفرملا مهتداهش اوزرح و (۳۸۲) ةيآلا ةرقبلا) (هيلع متأ هنيف اهدعب نمو ةداهشلا اوضع الوأ يلاعت هلوقل ًاذافنإ ةداهشلا ةيملاع ةوهلاو سمشلا عم دوهشلا لصاوت فئاتسلا مكحلا رودص دعب هنإ ثيح صصحلا عيب نظلا سلجم نارما دوهشلا نم ةبوتكم تاداهش</w:t>
+        <w:t>الوضع القيمة الحقيقة للشركات الموفق</w:t>
+      </w:r>
+    </w:p>
+    <w:p>
+      <w:pPr>
+        <w:jc w:val="right"/>
+        <w:bidi/>
+      </w:pPr>
+      <w:r>
+        <w:rPr>
+          <w:b w:val="0"/>
+          <w:i w:val="0"/>
+        </w:rPr>
+        <w:t>شهادات مكتوبة من الشهود امران مجلس الظن بيع الحصص حيث إنه بعد صدور الحكم الستائف تواصل الشهود مع الشمس والهوة عالمية الشهادة إنفاذاً لقوله تعالي أولا عضوا الشهادة ومن بعدها فينه أتم عليه) (البقرة الآية (۲۸۳) و حرزوا شهادتهم المرفق 1 عدد أربع شهادات</w:t>
       </w:r>
     </w:p>
     <w:p>
@@ -3279,7 +3277,7 @@
           <w:b w:val="0"/>
           <w:i w:val="0"/>
         </w:rPr>
-        <w:t>عفديو ةوعدلا رظن ءانثلا عقي نأ يلعلا ققحتلا طرتشي ناك املو ميامحلا رودص دعب الا ريطت مل ةديدج</w:t>
+        <w:t>جديدة لم تطير الا بعد صدور الحمايم ولما كان يشترط التحقق العلي أن يقع الثناء نظر الدعوة ويدفع</w:t>
       </w:r>
     </w:p>
     <w:p>
@@ -3461,20 +3459,20 @@
           <w:b w:val="0"/>
           <w:i w:val="0"/>
         </w:rPr>
-        <w:t>ةيملاعلا ةيلارتس تلطعت ةينلا ءارعلا يفو ةريبك ةيراجت تالماعم ديلو هناياسو ةيراطبلا</w:t>
-      </w:r>
-    </w:p>
-    <w:p>
-      <w:pPr>
-        <w:jc w:val="right"/>
-        <w:bidi/>
-      </w:pPr>
-      <w:r>
-        <w:rPr>
-          <w:b w:val="0"/>
-          <w:i w:val="0"/>
-        </w:rPr>
-        <w:t>نأ دعب ميلاقا هتسمب ءافولا عيطتسي ال هل نادلا ةهجل مالفإ رهب دنهم حمسأو هتلماعمو</w:t>
+        <w:t>البطارية وسايانه وليد معاملات تجارية كبيرة وفي العراء النية تعطلت سترالية العالمية</w:t>
+      </w:r>
+    </w:p>
+    <w:p>
+      <w:pPr>
+        <w:jc w:val="right"/>
+        <w:bidi/>
+      </w:pPr>
+      <w:r>
+        <w:rPr>
+          <w:b w:val="0"/>
+          <w:i w:val="0"/>
+        </w:rPr>
+        <w:t>ومعاملته وأسمح مهند بهر إفلام لجهة الدان له لا يستطيع الوفاء بمسته اقاليم بعد أن</w:t>
       </w:r>
     </w:p>
     <w:p>
@@ -3500,7 +3498,7 @@
           <w:b w:val="0"/>
           <w:i w:val="0"/>
         </w:rPr>
-        <w:t>يجمتلن بابسألا مايأ</w:t>
+        <w:t>أيام الأسباب نلتمجي</w:t>
       </w:r>
     </w:p>
     <w:p>
@@ -3526,7 +3524,7 @@
           <w:b w:val="0"/>
           <w:i w:val="0"/>
         </w:rPr>
-        <w:t>يوعدلا دري ًاددجم ءاضقلاو هيفرطتلا ةداعزو هيلع يمتملا مكحلا ماعلا هثلاث سامتلالا اذه لعم فانئتسالا مكحلا ادع ةيلا ةمكحم ىدل نيدتملا ( aay مقر ذيفتلا بلطو (١٠٢١٥٠١٢٤٠٣١٨) مقر بلط ةينلا تقوب رمألا ًايناث</w:t>
+        <w:t>ثانياً الأمر بوقت النية طلب رقم (١٠٢١٥٠١٢٤٠٣١٨) وطلب التفيذ رقم aay ) المتدين لدى محكمة الية عدا الحكم الاستئناف معل هذا الالتماس ثالثه العام الحكم المتمي عليه وزعادة التطرفيه والقضاء مجدداً يرد الدعوي</w:t>
       </w:r>
     </w:p>
     <w:p>
@@ -3565,7 +3563,7 @@
           <w:b w:val="0"/>
           <w:i w:val="0"/>
         </w:rPr>
-        <w:t>TART يديرملا دلولا 2015 ب م م لوقا روما یقوقعلا ما عم نبا راد ةينيسلا ةيبرعلا ةكلمملا</w:t>
+        <w:t>المملكة العربية السينية دار ابن مع ام العقوقی امور اقول م م ب 2015 الولد المريدي TART</w:t>
       </w:r>
     </w:p>
     <w:p>
@@ -3628,7 +3626,7 @@
           <w:b w:val="0"/>
           <w:i w:val="0"/>
         </w:rPr>
-        <w:t>ميلس لا و ملاتسلاا - كلذ بلطتي اميف عيقوتلاو ةمزلالا تاءارجلإا عيمج ءا إو ةقلاعلا تاذ تا ا عيمج ةعجارم - غلا ليكوت ليكولل قحي -</w:t>
+        <w:t>- يحق للوكيل توكيل الغ - مراجعة جميع ا ات ذات العالقة وإ اء جميع اإلجراءات الالزمة والتوقيع فيما يتطلب ذلك - االستالم و ال سليم</w:t>
       </w:r>
     </w:p>
     <w:p>
@@ -3659,27 +3657,25 @@
     </w:p>
     <w:p>
       <w:pPr>
-        <w:jc w:val="right"/>
-        <w:bidi/>
-      </w:pPr>
-      <w:r>
-        <w:rPr>
-          <w:b w:val="0"/>
-          <w:i w:val="0"/>
-        </w:rPr>
-        <w:t>مكا او تابلاطلما حر او ةباجلإا - ا ف نعطلاو تان بلاو دو شلا راضحإ - هنع عانتملااو هدرو ن ميلا بلط - ءاربلإا - لزانتلا - صلا - را نلإا - رارقلإا - ا لع درلاو ىواعدلا عامس - ةعفادلما و ةعفارلما - ىواعدلا ةماقإو ةبلاطلما ر راقتب نعطلا - ن مك او ءا ا ن يع - ميكحتلا بلط - ذيفنتلاو ز ا بلط - ذيفنتلاو ز ا رئاود ةعجارم- هعفرو رفسلا نم عنلما بلط - عيقاوتلاو ماتخلأاو طوط ا را نإ - ر و لاب نعطلا - ليدعتلاو - رظنلا ةداعإ سامتلا - فان تسلاا بلطو ما حلأا ع ضا علاا - ا فنو ما حلأا لوبق - ما حلأا ذيفن ب ةبلاطلما - ةيعرشلا تاعفارلما ماظن نم230 ةدالما قيبطت بلط - م لادب ساو م درو ن مك او ءا ا - لخادتلاو لاخدلإا بلط- اقلا نت بلط- ما حلأا كوكص ملاتسا - مكا ا عيمج ىدل ىواعدلا عيمج تاسل ا روض مزلي ام ءا إ - ةعفشلا بلط - رابتعلاا در بلط - ما حلأا كوكص ع ش م لا نا ىدل ةيفرصلما تاعزانلما ة وس نا و ةيلالما تاعزانلما ضف نا ىدل- ةيلامعلا نا لا ىدل- ةيعرشلا ةيبطلا نا لا ىدل- (ملاظلما ناويد) ة رادلإا مكا ا ىدل- مكا ا ىدل- ىوعدلا ةلاحإ بلط ضقن بلط- ةماعلا ةباينلا ىدل - ةي يمأتلا تافلا او تاعزانلما لصفلا نا ىدل - ة راجتلا تاعزانلما مسح نا و ة راجتلا قارولأا تاعزانم لصفلا بتا م ىدل- ةيلالما قارولأا تاعزانم لصفلا ةن - ةي رضلا تاعزانلماو تافلاخملل ةيفان تسلاا ةن لا- ةي رضلا تاعزانلماو تافلا ا لصفلا ةن - لدعلا ةرازوب ن ما ا بيدأت ةن - ايلعلا ةمك ا ىدل- ايلعلا ةمك ا ىدل مك ا ءاضقلل علأا سل ا ىدل - فان تسلاا مكاحم ىدل - ةيعرشلا تاعفارلما ماظن نم232و231 مقر ن تدالما ةفاضإ - لا ملإا - ة راجتلا تاملاعلا تاملظت رظنلا ةن - كونبلا ةبقارم ماظن تافلاخم</w:t>
-      </w:r>
-    </w:p>
-    <w:p>
-      <w:pPr>
-        <w:jc w:val="right"/>
-        <w:bidi/>
-      </w:pPr>
-      <w:r>
-        <w:rPr>
-          <w:b w:val="0"/>
-          <w:i w:val="0"/>
-        </w:rPr>
+        <w:pStyle w:val="Heading2"/>
+        <w:jc w:val="right"/>
+        <w:bidi/>
+      </w:pPr>
+      <w:r>
+        <w:t>[ترويسة / كليشة رسمية — معلومات متكررة] ===</w:t>
+        <w:br/>
+        <w:t>مخالفات نظام مراقبة البنوك - نة النظر تظلمات العالمات التجار ة - اإلم ال - إضافة املادت ن رقم 231و232من نظام املرافعات الشرعية - لدى محاكم االست ناف - لدى ا لس األع للقضاء ا كم لدى ا كمة العليا -لدى ا كمة العليا - نة تأديب ا ام ن بوزارة العدل - نة الفصل ا الفات واملنازعات الضر ية -ال نة االست نافية للمخالفات واملنازعات الضر ية - نة الفصل منازعات األوراق املالية -لدى م اتب الفصل منازعات األوراق التجار ة و ان حسم املنازعات التجار ة - لدى ان الفصل املنازعات وا الفات التأمي ية - لدى النيابة العامة -طلب نقض طلب إحالة الدعوى -لدى ا اكم -لدى ا اكم اإلدار ة (ديوان املظالم) -لدى ال ان الطبية الشرعية -لدى ال ان العمالية -لدى ان فض املنازعات املالية و ان سو ة املنازعات املصرفية لدى ان ال م ش ع صكوك األح ام - طلب رد االعتبار - طلب الشفعة - إ اء ما يلزم ضور ا لسات جميع الدعاوى لدى جميع ا اكم - استالم صكوك األح ام -طلب تن القا -طلب اإلدخال والتداخل - ا اء وا كم ن ورد م واس بدال م - طلب تطبيق املادة 230من نظام املرافعات الشرعية - املطالبة ب نفيذ األح ام - قبول األح ام ونف ا - االع اض ع األح ام وطلب االست ناف - التماس إعادة النظر - والتعديل - الطعن بال و ر - إن ار ا طوط واألختام والتواقيع - طلب املنع من السفر ورفعه -مراجعة دوائر ا ز والتنفيذ - طلب ا ز والتنفيذ - طلب التحكيم - عي ن ا اء وا كم ن - الطعن بتقار ر املطالبة وإقامة الدعاوى - املرافعة و املدافعة - سماع الدعاوى والرد عل ا - اإلقرار - اإلن ار - الص - التنازل - اإلبراء - طلب اليم ن ورده واالمتناع عنه - إحضار الش ود والب نات والطعن ف ا - اإلجابة وا رح املطالبات وا اكم</w:t>
+      </w:r>
+    </w:p>
+    <w:p>
+      <w:pPr>
+        <w:pStyle w:val="Heading2"/>
+        <w:jc w:val="right"/>
+        <w:bidi/>
+      </w:pPr>
+      <w:r>
+        <w:t>[المتن الفعلي: الوقائع / الأسباب / المنطوق] ===</w:t>
+        <w:br/>
         <w:t>ةيموك ا تارازولا ماسقأو تارادإ نم ا عب ي امو ا عورفو - ةراجتلا ةرازو ةعجارم - ةيجرا ا ةرازو ةعجارم - ةيلخادلا ةرازو ةعجارم - لدعلا ةرازو ةعجارم</w:t>
       </w:r>
     </w:p>
@@ -3693,7 +3689,7 @@
           <w:b w:val="0"/>
           <w:i w:val="0"/>
         </w:rPr>
-        <w:t>ةينملأا تا ا - ةيئان ا ثحابلما ةعجارم - ةلودلا نمأ ةسائر - تارابختسلال ةماعلا ةسائرلا ةعجارم - ةطرشلا زكارم ةعجارم - ةيئان ا ثحابلماو ة رادلإا ثحابلما ةعجارمو ةيقوق ا ما حلأا ذيفنت ةرادإو ةراملأا ةعجارم ماسقأو تارادإ نم ا عب ي امو ا عورفو - ةيئان ا ثحابلماو ة رادلإا ثحابلما ةعجارم</w:t>
+        <w:t>مراجعة املباحث اإلدار ة واملباحث ا نائية - وفروع ا وما ي بع ا من إدارات وأقسام مراجعة األمارة وإدارة تنفيذ األح ام ا قوقية ومراجعة املباحث اإلدار ة واملباحث ا نائية - مراجعة مراكز الشرطة - مراجعة الرئاسة العامة لالستخبارات - رئاسة أمن الدولة - مراجعة املباحث ا نائية - ا ات األمنية</w:t>
       </w:r>
     </w:p>
     <w:p>
@@ -3732,7 +3728,7 @@
           <w:b w:val="0"/>
           <w:i w:val="0"/>
         </w:rPr>
-        <w:t>ةيموك ا تاسسؤلما ماسقأو تارادإ نم ا عب ي امو ا عورفو - يدوعسلا ي رعلا دقنلا ةسسؤم ةعجارم</w:t>
+        <w:t>مراجعة مؤسسة النقد العر ي السعودي - وفروع ا وما ي بع ا من إدارات وأقسام املؤسسات ا كومية</w:t>
       </w:r>
     </w:p>
     <w:p>
@@ -3789,27 +3785,25 @@
     </w:p>
     <w:p>
       <w:pPr>
-        <w:jc w:val="right"/>
-        <w:bidi/>
-      </w:pPr>
-      <w:r>
-        <w:rPr>
-          <w:b w:val="0"/>
-          <w:i w:val="0"/>
-        </w:rPr>
-        <w:t>ةيدوعسلا ةي رعلا ةكلملما لدعلا ةرازوةـلاـكو ةقيثو</w:t>
-      </w:r>
-    </w:p>
-    <w:p>
-      <w:pPr>
-        <w:jc w:val="right"/>
-        <w:bidi/>
-      </w:pPr>
-      <w:r>
-        <w:rPr>
-          <w:b w:val="0"/>
-          <w:i w:val="0"/>
-        </w:rPr>
+        <w:pStyle w:val="Heading2"/>
+        <w:jc w:val="right"/>
+        <w:bidi/>
+      </w:pPr>
+      <w:r>
+        <w:t>[بيانات الأطراف: المدعي / المدعى عليه / الحاضرون] ===</w:t>
+        <w:br/>
+        <w:t>وثيقة وكـالـةوزارة العدل اململكة العر ية السعودية</w:t>
+      </w:r>
+    </w:p>
+    <w:p>
+      <w:pPr>
+        <w:pStyle w:val="Heading2"/>
+        <w:jc w:val="right"/>
+        <w:bidi/>
+      </w:pPr>
+      <w:r>
+        <w:t>[المتن الفعلي: الوقائع / الأسباب / المنطوق] ===</w:t>
+        <w:br/>
         <w:t>مرفق 1</w:t>
       </w:r>
     </w:p>
@@ -3914,7 +3908,7 @@
           <w:b w:val="0"/>
           <w:i w:val="0"/>
         </w:rPr>
-        <w:t>هللا كنبلا</w:t>
+        <w:t>البنك الله</w:t>
       </w:r>
     </w:p>
     <w:p>
@@ -3940,7 +3934,7 @@
           <w:b w:val="0"/>
           <w:i w:val="0"/>
         </w:rPr>
-        <w:t>ديلا رادصإ ليوحت ةئيبلا</w:t>
+        <w:t>البيئة تحويل إصدار اليد</w:t>
       </w:r>
     </w:p>
     <w:p>
@@ -4233,20 +4227,20 @@
           <w:b w:val="0"/>
           <w:i w:val="0"/>
         </w:rPr>
-        <w:t>قفاوملا</w:t>
-      </w:r>
-    </w:p>
-    <w:p>
-      <w:pPr>
-        <w:jc w:val="right"/>
-        <w:bidi/>
-      </w:pPr>
-      <w:r>
-        <w:rPr>
-          <w:b w:val="0"/>
-          <w:i w:val="0"/>
-        </w:rPr>
-        <w:t>ينطولا تاشورفم بودنم مركملا ىلإ فرصي</w:t>
+        <w:t>الموافق</w:t>
+      </w:r>
+    </w:p>
+    <w:p>
+      <w:pPr>
+        <w:jc w:val="right"/>
+        <w:bidi/>
+      </w:pPr>
+      <w:r>
+        <w:rPr>
+          <w:b w:val="0"/>
+          <w:i w:val="0"/>
+        </w:rPr>
+        <w:t>يصرف إلى المكرم مندوب مفروشات الوطني</w:t>
       </w:r>
     </w:p>
     <w:p>
@@ -4309,7 +4303,7 @@
           <w:b w:val="0"/>
           <w:i w:val="0"/>
         </w:rPr>
-        <w:t>باسحلا مسق</w:t>
+        <w:t>قسم الحساب</w:t>
       </w:r>
     </w:p>
     <w:p>
@@ -4335,7 +4329,7 @@
           <w:b w:val="0"/>
           <w:i w:val="0"/>
         </w:rPr>
-        <w:t>ملتسملا</w:t>
+        <w:t>المستلم</w:t>
       </w:r>
     </w:p>
     <w:p>
@@ -4387,7 +4381,7 @@
           <w:b w:val="0"/>
           <w:i w:val="0"/>
         </w:rPr>
-        <w:t>قودنصلا نيمأ</w:t>
+        <w:t>أمين الصندوق</w:t>
       </w:r>
     </w:p>
     <w:p>
@@ -4439,46 +4433,46 @@
           <w:b w:val="0"/>
           <w:i w:val="0"/>
         </w:rPr>
-        <w:t>عومجملا</w:t>
-      </w:r>
-    </w:p>
-    <w:p>
-      <w:pPr>
-        <w:jc w:val="right"/>
-        <w:bidi/>
-      </w:pPr>
-      <w:r>
-        <w:rPr>
-          <w:b w:val="0"/>
-          <w:i w:val="0"/>
-        </w:rPr>
-        <w:t>بساحملا</w:t>
-      </w:r>
-    </w:p>
-    <w:p>
-      <w:pPr>
-        <w:jc w:val="right"/>
-        <w:bidi/>
-      </w:pPr>
-      <w:r>
-        <w:rPr>
-          <w:b w:val="0"/>
-          <w:i w:val="0"/>
-        </w:rPr>
-        <w:t>روطعلا</w:t>
-      </w:r>
-    </w:p>
-    <w:p>
-      <w:pPr>
-        <w:jc w:val="right"/>
-        <w:bidi/>
-      </w:pPr>
-      <w:r>
-        <w:rPr>
-          <w:b w:val="0"/>
-          <w:i w:val="0"/>
-        </w:rPr>
-        <w:t>ماعلا ريدملا</w:t>
+        <w:t>المجموع</w:t>
+      </w:r>
+    </w:p>
+    <w:p>
+      <w:pPr>
+        <w:jc w:val="right"/>
+        <w:bidi/>
+      </w:pPr>
+      <w:r>
+        <w:rPr>
+          <w:b w:val="0"/>
+          <w:i w:val="0"/>
+        </w:rPr>
+        <w:t>المحاسب</w:t>
+      </w:r>
+    </w:p>
+    <w:p>
+      <w:pPr>
+        <w:jc w:val="right"/>
+        <w:bidi/>
+      </w:pPr>
+      <w:r>
+        <w:rPr>
+          <w:b w:val="0"/>
+          <w:i w:val="0"/>
+        </w:rPr>
+        <w:t>العطور</w:t>
+      </w:r>
+    </w:p>
+    <w:p>
+      <w:pPr>
+        <w:jc w:val="right"/>
+        <w:bidi/>
+      </w:pPr>
+      <w:r>
+        <w:rPr>
+          <w:b w:val="0"/>
+          <w:i w:val="0"/>
+        </w:rPr>
+        <w:t>المدير العام</w:t>
       </w:r>
     </w:p>
     <w:p>
@@ -4606,20 +4600,20 @@
           <w:b w:val="0"/>
           <w:i w:val="0"/>
         </w:rPr>
-        <w:t>:ديقلا نايب</w:t>
-      </w:r>
-    </w:p>
-    <w:p>
-      <w:pPr>
-        <w:jc w:val="right"/>
-        <w:bidi/>
-      </w:pPr>
-      <w:r>
-        <w:rPr>
-          <w:b w:val="0"/>
-          <w:i w:val="0"/>
-        </w:rPr>
-        <w:t>نيدملا</w:t>
+        <w:t>بيان القيد:</w:t>
+      </w:r>
+    </w:p>
+    <w:p>
+      <w:pPr>
+        <w:jc w:val="right"/>
+        <w:bidi/>
+      </w:pPr>
+      <w:r>
+        <w:rPr>
+          <w:b w:val="0"/>
+          <w:i w:val="0"/>
+        </w:rPr>
+        <w:t>المدين</w:t>
       </w:r>
     </w:p>
     <w:p>
@@ -4745,20 +4739,20 @@
           <w:b w:val="0"/>
           <w:i w:val="0"/>
         </w:rPr>
-        <w:t>ملعلا قودنصلا</w:t>
-      </w:r>
-    </w:p>
-    <w:p>
-      <w:pPr>
-        <w:jc w:val="right"/>
-        <w:bidi/>
-      </w:pPr>
-      <w:r>
-        <w:rPr>
-          <w:b w:val="0"/>
-          <w:i w:val="0"/>
-        </w:rPr>
-        <w:t>ديقلا عومجم</w:t>
+        <w:t>الصندوق العلم</w:t>
+      </w:r>
+    </w:p>
+    <w:p>
+      <w:pPr>
+        <w:jc w:val="right"/>
+        <w:bidi/>
+      </w:pPr>
+      <w:r>
+        <w:rPr>
+          <w:b w:val="0"/>
+          <w:i w:val="0"/>
+        </w:rPr>
+        <w:t>مجموع القيد</w:t>
       </w:r>
     </w:p>
     <w:p>
@@ -4797,7 +4791,7 @@
           <w:b w:val="0"/>
           <w:i w:val="0"/>
         </w:rPr>
-        <w:t>ماعلا ريدملا</w:t>
+        <w:t>المدير العام</w:t>
       </w:r>
     </w:p>
     <w:p>
@@ -4886,7 +4880,7 @@
           <w:b w:val="0"/>
           <w:i w:val="0"/>
         </w:rPr>
-        <w:t>نيملا</w:t>
+        <w:t>المين</w:t>
       </w:r>
     </w:p>
     <w:p>
@@ -4969,28 +4963,26 @@
     </w:p>
     <w:p>
       <w:pPr>
-        <w:jc w:val="right"/>
-        <w:bidi/>
-      </w:pPr>
-      <w:r>
-        <w:rPr>
-          <w:b w:val="0"/>
-          <w:i w:val="0"/>
-        </w:rPr>
-        <w:t>از هخيسلا خيشلا ۱۱۱۰۰۱۲۹۱ باسحلا مسا باصلا مقر</w:t>
-      </w:r>
-    </w:p>
-    <w:p>
-      <w:pPr>
-        <w:jc w:val="right"/>
-        <w:bidi/>
-      </w:pPr>
-      <w:r>
-        <w:rPr>
-          <w:b w:val="0"/>
-          <w:i w:val="0"/>
-        </w:rPr>
-        <w:t>ماعلا قونصملا ۱۰۰۰۱۱۱۱</w:t>
+        <w:pStyle w:val="Heading2"/>
+        <w:jc w:val="right"/>
+        <w:bidi/>
+      </w:pPr>
+      <w:r>
+        <w:t>[بيانات الأطراف: المدعي / المدعى عليه / الحاضرون] ===</w:t>
+        <w:br/>
+        <w:t>رقم الصاب اسم الحساب ۱۹۲۱۰۰۱۱۱ الشيخ السيخه زا</w:t>
+      </w:r>
+    </w:p>
+    <w:p>
+      <w:pPr>
+        <w:pStyle w:val="Heading2"/>
+        <w:jc w:val="right"/>
+        <w:bidi/>
+      </w:pPr>
+      <w:r>
+        <w:t>[المتن الفعلي: الوقائع / الأسباب / المنطوق] ===</w:t>
+        <w:br/>
+        <w:t>۱۱۱۱۰۰۰۱ المصنوق العام</w:t>
       </w:r>
     </w:p>
     <w:p>
@@ -5103,45 +5095,43 @@
           <w:b w:val="0"/>
           <w:i w:val="0"/>
         </w:rPr>
-        <w:t>ملعملا ريدملا</w:t>
-      </w:r>
-    </w:p>
-    <w:p>
-      <w:pPr>
-        <w:jc w:val="right"/>
-        <w:bidi/>
-      </w:pPr>
-      <w:r>
-        <w:rPr>
-          <w:b w:val="0"/>
-          <w:i w:val="0"/>
-        </w:rPr>
-        <w:t>ةدودحم ةيلوئسم ةدودحملا فييكتلاو ءابرهكلل نيز دمحأ ةكرش</w:t>
-      </w:r>
-    </w:p>
-    <w:p>
-      <w:pPr>
-        <w:jc w:val="right"/>
-        <w:bidi/>
-      </w:pPr>
-      <w:r>
-        <w:rPr>
-          <w:b w:val="0"/>
-          <w:i w:val="0"/>
-        </w:rPr>
-        <w:t>ةدج عرف ٩٠٣٠١٠٧١٤٥ يراجت لجس ةدج يسيئرلا زكرملا لماكلاب عوفدم ۰۰۰۰۰۲ - لاملا سأر</w:t>
-      </w:r>
-    </w:p>
-    <w:p>
-      <w:pPr>
-        <w:jc w:val="right"/>
-        <w:bidi/>
-      </w:pPr>
-      <w:r>
-        <w:rPr>
-          <w:b w:val="0"/>
-          <w:i w:val="0"/>
-        </w:rPr>
+        <w:t>المدير المعلم</w:t>
+      </w:r>
+    </w:p>
+    <w:p>
+      <w:pPr>
+        <w:jc w:val="right"/>
+        <w:bidi/>
+      </w:pPr>
+      <w:r>
+        <w:rPr>
+          <w:b w:val="0"/>
+          <w:i w:val="0"/>
+        </w:rPr>
+        <w:t>شركة أحمد زين للكهرباء والتكييف المحدودة مسئولية محدودة</w:t>
+      </w:r>
+    </w:p>
+    <w:p>
+      <w:pPr>
+        <w:pStyle w:val="Heading2"/>
+        <w:jc w:val="right"/>
+        <w:bidi/>
+      </w:pPr>
+      <w:r>
+        <w:t>[المُرسَل إليه / المخاطَب والتحية] ===</w:t>
+        <w:br/>
+        <w:t>رأس المال - ۲۰۰۰۰۰ مدفوع بالكامل المركز الرئيسي جدة سجل تجاري ٩٠٣٠١٠٧١٤٥ فرع جدة</w:t>
+      </w:r>
+    </w:p>
+    <w:p>
+      <w:pPr>
+        <w:pStyle w:val="Heading2"/>
+        <w:jc w:val="right"/>
+        <w:bidi/>
+      </w:pPr>
+      <w:r>
+        <w:t>[المتن الفعلي: الوقائع / الأسباب / المنطوق] ===</w:t>
+        <w:br/>
         <w:t>ريال</w:t>
       </w:r>
     </w:p>
@@ -5220,7 +5210,7 @@
           <w:b w:val="0"/>
           <w:i w:val="0"/>
         </w:rPr>
-        <w:t>ةيدوعسلا ةيبرعلا ةركفمملا ۰۹۹۲۷۳۱ سكاف ٩٣٩٢٥١٦- : ت ةنيدملا ٤:٣٣٦٤١ ركاف - ١٩٩٠-٢٤٥ تنكم نالا مكاف - 12:00 - نوتيت</w:t>
+        <w:t>تيتون - 12:00 - فاكم الان مكنت ١٩٩٠-٢٤٥ - فاكر ٤:٣٣٦٤١ المدينة ت : ٩٣٩٢٥١٦- فاكس ۱۳۷۲۹۹۰ الممفكرة العربية السعودية</w:t>
       </w:r>
     </w:p>
     <w:p>
@@ -5348,7 +5338,7 @@
           <w:b w:val="0"/>
           <w:i w:val="0"/>
         </w:rPr>
-        <w:t>. ملتسملا عيقوت</w:t>
+        <w:t>توقيع المستلم .</w:t>
       </w:r>
     </w:p>
     <w:p>
@@ -5452,20 +5442,20 @@
           <w:b w:val="0"/>
           <w:i w:val="0"/>
         </w:rPr>
-        <w:t>samba ) ابماس</w:t>
-      </w:r>
-    </w:p>
-    <w:p>
-      <w:pPr>
-        <w:jc w:val="right"/>
-        <w:bidi/>
-      </w:pPr>
-      <w:r>
-        <w:rPr>
-          <w:b w:val="0"/>
-          <w:i w:val="0"/>
-        </w:rPr>
-        <w:t>Group Financial Samba ةيلاملا اهماس ةعومجم</w:t>
+        <w:t>سامبا ( samba</w:t>
+      </w:r>
+    </w:p>
+    <w:p>
+      <w:pPr>
+        <w:jc w:val="right"/>
+        <w:bidi/>
+      </w:pPr>
+      <w:r>
+        <w:rPr>
+          <w:b w:val="0"/>
+          <w:i w:val="0"/>
+        </w:rPr>
+        <w:t>مجموعة سامها المالية Samba Financial Group</w:t>
       </w:r>
     </w:p>
     <w:p>
@@ -5517,7 +5507,7 @@
           <w:b w:val="0"/>
           <w:i w:val="0"/>
         </w:rPr>
-        <w:t>ةيرانلا</w:t>
+        <w:t>النارية</w:t>
       </w:r>
     </w:p>
     <w:p>
@@ -5543,7 +5533,7 @@
           <w:b w:val="0"/>
           <w:i w:val="0"/>
         </w:rPr>
-        <w:t>ةدودحملا فييكتلاو ءابرهكلل ينيز دمحأ ةكرش رمألا كبشلا اذه بجومب اهعضال</w:t>
+        <w:t>لاضعها بموجب هذا الشبك الأمر شركة أحمد زيني للكهرباء والتكييف المحدودة</w:t>
       </w:r>
     </w:p>
     <w:p>
@@ -5647,7 +5637,7 @@
           <w:b w:val="0"/>
           <w:i w:val="0"/>
         </w:rPr>
-        <w:t>ةيشوتلا</w:t>
+        <w:t>التوشية</w:t>
       </w:r>
     </w:p>
     <w:p>
@@ -5712,20 +5702,20 @@
           <w:b w:val="0"/>
           <w:i w:val="0"/>
         </w:rPr>
-        <w:t>فيشلا اذه بجومب اوعفدإ</w:t>
-      </w:r>
-    </w:p>
-    <w:p>
-      <w:pPr>
-        <w:jc w:val="right"/>
-        <w:bidi/>
-      </w:pPr>
-      <w:r>
-        <w:rPr>
-          <w:b w:val="0"/>
-          <w:i w:val="0"/>
-        </w:rPr>
-        <w:t>رمألا</w:t>
+        <w:t>إدفعوا بموجب هذا الشيف</w:t>
+      </w:r>
+    </w:p>
+    <w:p>
+      <w:pPr>
+        <w:jc w:val="right"/>
+        <w:bidi/>
+      </w:pPr>
+      <w:r>
+        <w:rPr>
+          <w:b w:val="0"/>
+          <w:i w:val="0"/>
+        </w:rPr>
+        <w:t>الأمر</w:t>
       </w:r>
     </w:p>
     <w:p>
@@ -5803,7 +5793,7 @@
           <w:b w:val="0"/>
           <w:i w:val="0"/>
         </w:rPr>
-        <w:t>Samba ابماس</w:t>
+        <w:t>سامبا Samba</w:t>
       </w:r>
     </w:p>
     <w:p>
@@ -5829,20 +5819,20 @@
           <w:b w:val="0"/>
           <w:i w:val="0"/>
         </w:rPr>
-        <w:t>Group Financial Samba ةيلاملا ابماس ةعومجملا</w:t>
-      </w:r>
-    </w:p>
-    <w:p>
-      <w:pPr>
-        <w:jc w:val="right"/>
-        <w:bidi/>
-      </w:pPr>
-      <w:r>
-        <w:rPr>
-          <w:b w:val="0"/>
-          <w:i w:val="0"/>
-        </w:rPr>
-        <w:t>ةدج نولدنالاو رت لحلا ميردلا ترهظا</w:t>
+        <w:t>المجموعة سامبا المالية Samba Financial Group</w:t>
+      </w:r>
+    </w:p>
+    <w:p>
+      <w:pPr>
+        <w:jc w:val="right"/>
+        <w:bidi/>
+      </w:pPr>
+      <w:r>
+        <w:rPr>
+          <w:b w:val="0"/>
+          <w:i w:val="0"/>
+        </w:rPr>
+        <w:t>اظهرت الدريم الحل تر والاندلون جدة</w:t>
       </w:r>
     </w:p>
     <w:p>
@@ -5920,7 +5910,7 @@
           <w:b w:val="0"/>
           <w:i w:val="0"/>
         </w:rPr>
-        <w:t>لايز</w:t>
+        <w:t>زيال</w:t>
       </w:r>
     </w:p>
     <w:p>
@@ -6024,7 +6014,7 @@
           <w:b w:val="0"/>
           <w:i w:val="0"/>
         </w:rPr>
-        <w:t>.ةيلاجملا</w:t>
+        <w:t>المجالية.</w:t>
       </w:r>
     </w:p>
     <w:p>
@@ -6076,33 +6066,33 @@
           <w:b w:val="0"/>
           <w:i w:val="0"/>
         </w:rPr>
-        <w:t>كبشلا لصأ تملتسا</w:t>
-      </w:r>
-    </w:p>
-    <w:p>
-      <w:pPr>
-        <w:jc w:val="right"/>
-        <w:bidi/>
-      </w:pPr>
-      <w:r>
-        <w:rPr>
-          <w:b w:val="0"/>
-          <w:i w:val="0"/>
-        </w:rPr>
-        <w:t>يسكلا</w:t>
-      </w:r>
-    </w:p>
-    <w:p>
-      <w:pPr>
-        <w:jc w:val="right"/>
-        <w:bidi/>
-      </w:pPr>
-      <w:r>
-        <w:rPr>
-          <w:b w:val="0"/>
-          <w:i w:val="0"/>
-        </w:rPr>
-        <w:t>تاراقلا تفاب بعرلا</w:t>
+        <w:t>استلمت أصل الشبك</w:t>
+      </w:r>
+    </w:p>
+    <w:p>
+      <w:pPr>
+        <w:jc w:val="right"/>
+        <w:bidi/>
+      </w:pPr>
+      <w:r>
+        <w:rPr>
+          <w:b w:val="0"/>
+          <w:i w:val="0"/>
+        </w:rPr>
+        <w:t>الكسي</w:t>
+      </w:r>
+    </w:p>
+    <w:p>
+      <w:pPr>
+        <w:jc w:val="right"/>
+        <w:bidi/>
+      </w:pPr>
+      <w:r>
+        <w:rPr>
+          <w:b w:val="0"/>
+          <w:i w:val="0"/>
+        </w:rPr>
+        <w:t>الرعب بافت القارات</w:t>
       </w:r>
     </w:p>
     <w:p>
@@ -6128,7 +6118,7 @@
           <w:b w:val="0"/>
           <w:i w:val="0"/>
         </w:rPr>
-        <w:t>: عسوتلا</w:t>
+        <w:t>التوسع :</w:t>
       </w:r>
     </w:p>
     <w:p>
@@ -6271,7 +6261,7 @@
           <w:b w:val="0"/>
           <w:i w:val="0"/>
         </w:rPr>
-        <w:t>رامعاللل ىرقلا ما ةكرش :مركملا ىلإ فرصي</w:t>
+        <w:t>يصرف إلى المكرم: شركة ام القرى لللاعمار</w:t>
       </w:r>
     </w:p>
     <w:p>
@@ -6373,7 +6363,7 @@
           <w:b w:val="0"/>
           <w:i w:val="0"/>
         </w:rPr>
-        <w:t>:قفاوملا</w:t>
+        <w:t>الموافق:</w:t>
       </w:r>
     </w:p>
     <w:p>
@@ -6425,46 +6415,44 @@
           <w:b w:val="0"/>
           <w:i w:val="0"/>
         </w:rPr>
-        <w:t>دیشب ۱/۲۱/۲۱۰۲ یلا ۵۱/۲۱/۱۱۰۲ نم ملاس لا هيبونجلا رحبأ ةيلاش راجيا / كلذو</w:t>
-      </w:r>
-    </w:p>
-    <w:p>
-      <w:pPr>
-        <w:jc w:val="right"/>
-        <w:bidi/>
-      </w:pPr>
-      <w:r>
-        <w:rPr>
-          <w:b w:val="0"/>
-          <w:i w:val="0"/>
-        </w:rPr>
-        <w:t>يزارحلا ةجتانلا مساب</w:t>
-      </w:r>
-    </w:p>
-    <w:p>
-      <w:pPr>
-        <w:jc w:val="right"/>
-        <w:bidi/>
-      </w:pPr>
-      <w:r>
-        <w:rPr>
-          <w:b w:val="0"/>
-          <w:i w:val="0"/>
-        </w:rPr>
-        <w:t>ملتسملا ةحبارلا ةلا لي</w:t>
-      </w:r>
-    </w:p>
-    <w:p>
-      <w:pPr>
-        <w:jc w:val="right"/>
-        <w:bidi/>
-      </w:pPr>
-      <w:r>
-        <w:rPr>
-          <w:b w:val="0"/>
-          <w:i w:val="0"/>
-        </w:rPr>
-        <w:t>باصعلا ميما . غلبملا</w:t>
+        <w:t>وذلك / ايجار شالية أبحر الجنوبيه ال سالم من ۲۰۱۱/۱۲/۱۵ الی ۲۰۱۲/۱۲/۱ بشید</w:t>
+      </w:r>
+    </w:p>
+    <w:p>
+      <w:pPr>
+        <w:pStyle w:val="Heading2"/>
+        <w:jc w:val="right"/>
+        <w:bidi/>
+      </w:pPr>
+      <w:r>
+        <w:t>[بيانات الأطراف: المدعي / المدعى عليه / الحاضرون] ===</w:t>
+        <w:br/>
+        <w:t>باسم الناتجة الحرازي</w:t>
+      </w:r>
+    </w:p>
+    <w:p>
+      <w:pPr>
+        <w:pStyle w:val="Heading2"/>
+        <w:jc w:val="right"/>
+        <w:bidi/>
+      </w:pPr>
+      <w:r>
+        <w:t>[المتن الفعلي: الوقائع / الأسباب / المنطوق] ===</w:t>
+        <w:br/>
+        <w:t>يل الة الرابحة المستلم</w:t>
+      </w:r>
+    </w:p>
+    <w:p>
+      <w:pPr>
+        <w:jc w:val="right"/>
+        <w:bidi/>
+      </w:pPr>
+      <w:r>
+        <w:rPr>
+          <w:b w:val="0"/>
+          <w:i w:val="0"/>
+        </w:rPr>
+        <w:t>المبلغ . اميم العصاب</w:t>
       </w:r>
     </w:p>
     <w:p>
@@ -6503,33 +6491,33 @@
           <w:b w:val="0"/>
           <w:i w:val="0"/>
         </w:rPr>
-        <w:t>دملا</w:t>
-      </w:r>
-    </w:p>
-    <w:p>
-      <w:pPr>
-        <w:jc w:val="right"/>
-        <w:bidi/>
-      </w:pPr>
-      <w:r>
-        <w:rPr>
-          <w:b w:val="0"/>
-          <w:i w:val="0"/>
-        </w:rPr>
-        <w:t>عومجملا</w:t>
-      </w:r>
-    </w:p>
-    <w:p>
-      <w:pPr>
-        <w:jc w:val="right"/>
-        <w:bidi/>
-      </w:pPr>
-      <w:r>
-        <w:rPr>
-          <w:b w:val="0"/>
-          <w:i w:val="0"/>
-        </w:rPr>
-        <w:t>يناسولا مقر</w:t>
+        <w:t>المد</w:t>
+      </w:r>
+    </w:p>
+    <w:p>
+      <w:pPr>
+        <w:jc w:val="right"/>
+        <w:bidi/>
+      </w:pPr>
+      <w:r>
+        <w:rPr>
+          <w:b w:val="0"/>
+          <w:i w:val="0"/>
+        </w:rPr>
+        <w:t>المجموع</w:t>
+      </w:r>
+    </w:p>
+    <w:p>
+      <w:pPr>
+        <w:jc w:val="right"/>
+        <w:bidi/>
+      </w:pPr>
+      <w:r>
+        <w:rPr>
+          <w:b w:val="0"/>
+          <w:i w:val="0"/>
+        </w:rPr>
+        <w:t>رقم الوساني</w:t>
       </w:r>
     </w:p>
     <w:p>
@@ -6555,20 +6543,20 @@
           <w:b w:val="0"/>
           <w:i w:val="0"/>
         </w:rPr>
-        <w:t>نم ملاس لا ) ةيبونجلا رعب ةيلاش راجيا ۱۲۱۱</w:t>
-      </w:r>
-    </w:p>
-    <w:p>
-      <w:pPr>
-        <w:jc w:val="right"/>
-        <w:bidi/>
-      </w:pPr>
-      <w:r>
-        <w:rPr>
-          <w:b w:val="0"/>
-          <w:i w:val="0"/>
-        </w:rPr>
-        <w:t>ماعلا ريدملا</w:t>
+        <w:t>۱۱۲۱ ايجار شالية بعر الجنوبية ( ال سالم من</w:t>
+      </w:r>
+    </w:p>
+    <w:p>
+      <w:pPr>
+        <w:jc w:val="right"/>
+        <w:bidi/>
+      </w:pPr>
+      <w:r>
+        <w:rPr>
+          <w:b w:val="0"/>
+          <w:i w:val="0"/>
+        </w:rPr>
+        <w:t>المدير العام</w:t>
       </w:r>
     </w:p>
     <w:p>
@@ -6607,7 +6595,7 @@
           <w:b w:val="0"/>
           <w:i w:val="0"/>
         </w:rPr>
-        <w:t>رقوملا ليمج خألا</w:t>
+        <w:t>الأخ جميل الموقر</w:t>
       </w:r>
     </w:p>
     <w:p>
@@ -6685,7 +6673,7 @@
           <w:b w:val="0"/>
           <w:i w:val="0"/>
         </w:rPr>
-        <w:t>يروصلا فسوي</w:t>
+        <w:t>يوسف الصوري</w:t>
       </w:r>
     </w:p>
     <w:p>
@@ -6787,33 +6775,33 @@
           <w:b w:val="0"/>
           <w:i w:val="0"/>
         </w:rPr>
-        <w:t>:ديقلا نايب</w:t>
-      </w:r>
-    </w:p>
-    <w:p>
-      <w:pPr>
-        <w:jc w:val="right"/>
-        <w:bidi/>
-      </w:pPr>
-      <w:r>
-        <w:rPr>
-          <w:b w:val="0"/>
-          <w:i w:val="0"/>
-        </w:rPr>
-        <w:t>نيدملا</w:t>
-      </w:r>
-    </w:p>
-    <w:p>
-      <w:pPr>
-        <w:jc w:val="right"/>
-        <w:bidi/>
-      </w:pPr>
-      <w:r>
-        <w:rPr>
-          <w:b w:val="0"/>
-          <w:i w:val="0"/>
-        </w:rPr>
-        <w:t>يقدن</w:t>
+        <w:t>بيان القيد:</w:t>
+      </w:r>
+    </w:p>
+    <w:p>
+      <w:pPr>
+        <w:jc w:val="right"/>
+        <w:bidi/>
+      </w:pPr>
+      <w:r>
+        <w:rPr>
+          <w:b w:val="0"/>
+          <w:i w:val="0"/>
+        </w:rPr>
+        <w:t>المدين</w:t>
+      </w:r>
+    </w:p>
+    <w:p>
+      <w:pPr>
+        <w:jc w:val="right"/>
+        <w:bidi/>
+      </w:pPr>
+      <w:r>
+        <w:rPr>
+          <w:b w:val="0"/>
+          <w:i w:val="0"/>
+        </w:rPr>
+        <w:t>ندقي</w:t>
       </w:r>
     </w:p>
     <w:p>
@@ -6839,7 +6827,7 @@
           <w:b w:val="0"/>
           <w:i w:val="0"/>
         </w:rPr>
-        <w:t>باسحلا مسحل باسحلا مقر</w:t>
+        <w:t>رقم الحساب لحسم الحساب</w:t>
       </w:r>
     </w:p>
     <w:p>
@@ -6928,20 +6916,20 @@
           <w:b w:val="0"/>
           <w:i w:val="0"/>
         </w:rPr>
-        <w:t>ديقلا عو</w:t>
-      </w:r>
-    </w:p>
-    <w:p>
-      <w:pPr>
-        <w:jc w:val="right"/>
-        <w:bidi/>
-      </w:pPr>
-      <w:r>
-        <w:rPr>
-          <w:b w:val="0"/>
-          <w:i w:val="0"/>
-        </w:rPr>
-        <w:t>ماعلا قودنصلل</w:t>
+        <w:t>وع القيد</w:t>
+      </w:r>
+    </w:p>
+    <w:p>
+      <w:pPr>
+        <w:jc w:val="right"/>
+        <w:bidi/>
+      </w:pPr>
+      <w:r>
+        <w:rPr>
+          <w:b w:val="0"/>
+          <w:i w:val="0"/>
+        </w:rPr>
+        <w:t>للصندوق العام</w:t>
       </w:r>
     </w:p>
     <w:p>
@@ -6978,7 +6966,7 @@
           <w:b w:val="0"/>
           <w:i w:val="0"/>
         </w:rPr>
-        <w:t>ماعلا ريدملا</w:t>
+        <w:t>المدير العام</w:t>
       </w:r>
     </w:p>
     <w:p>
@@ -7041,7 +7029,7 @@
           <w:b w:val="0"/>
           <w:i w:val="0"/>
         </w:rPr>
-        <w:t>لایر</w:t>
+        <w:t>ریال</w:t>
       </w:r>
     </w:p>
     <w:p>
@@ -7130,20 +7118,20 @@
           <w:b w:val="0"/>
           <w:i w:val="0"/>
         </w:rPr>
-        <w:t>خيرفلا</w:t>
-      </w:r>
-    </w:p>
-    <w:p>
-      <w:pPr>
-        <w:jc w:val="right"/>
-        <w:bidi/>
-      </w:pPr>
-      <w:r>
-        <w:rPr>
-          <w:b w:val="0"/>
-          <w:i w:val="0"/>
-        </w:rPr>
-        <w:t>:قفاوملا</w:t>
+        <w:t>الفريخ</w:t>
+      </w:r>
+    </w:p>
+    <w:p>
+      <w:pPr>
+        <w:jc w:val="right"/>
+        <w:bidi/>
+      </w:pPr>
+      <w:r>
+        <w:rPr>
+          <w:b w:val="0"/>
+          <w:i w:val="0"/>
+        </w:rPr>
+        <w:t>الموافق:</w:t>
       </w:r>
     </w:p>
     <w:p>
@@ -7169,20 +7157,20 @@
           <w:b w:val="0"/>
           <w:i w:val="0"/>
         </w:rPr>
-        <w:t>ديمعلا</w:t>
-      </w:r>
-    </w:p>
-    <w:p>
-      <w:pPr>
-        <w:jc w:val="right"/>
-        <w:bidi/>
-      </w:pPr>
-      <w:r>
-        <w:rPr>
-          <w:b w:val="0"/>
-          <w:i w:val="0"/>
-        </w:rPr>
-        <w:t>ملسلا</w:t>
+        <w:t>العميد</w:t>
+      </w:r>
+    </w:p>
+    <w:p>
+      <w:pPr>
+        <w:jc w:val="right"/>
+        <w:bidi/>
+      </w:pPr>
+      <w:r>
+        <w:rPr>
+          <w:b w:val="0"/>
+          <w:i w:val="0"/>
+        </w:rPr>
+        <w:t>السلم</w:t>
       </w:r>
     </w:p>
     <w:p>
@@ -7221,7 +7209,7 @@
           <w:b w:val="0"/>
           <w:i w:val="0"/>
         </w:rPr>
-        <w:t>قودنصلا نيما</w:t>
+        <w:t>امين الصندوق</w:t>
       </w:r>
     </w:p>
     <w:p>
@@ -7336,20 +7324,20 @@
           <w:b w:val="0"/>
           <w:i w:val="0"/>
         </w:rPr>
-        <w:t>عومجملا</w:t>
-      </w:r>
-    </w:p>
-    <w:p>
-      <w:pPr>
-        <w:jc w:val="right"/>
-        <w:bidi/>
-      </w:pPr>
-      <w:r>
-        <w:rPr>
-          <w:b w:val="0"/>
-          <w:i w:val="0"/>
-        </w:rPr>
-        <w:t>: ةبساحملا</w:t>
+        <w:t>المجموع</w:t>
+      </w:r>
+    </w:p>
+    <w:p>
+      <w:pPr>
+        <w:jc w:val="right"/>
+        <w:bidi/>
+      </w:pPr>
+      <w:r>
+        <w:rPr>
+          <w:b w:val="0"/>
+          <w:i w:val="0"/>
+        </w:rPr>
+        <w:t>المحاسبة :</w:t>
       </w:r>
     </w:p>
     <w:p>
@@ -7427,20 +7415,20 @@
           <w:b w:val="0"/>
           <w:i w:val="0"/>
         </w:rPr>
-        <w:t>يروصلا فسوي</w:t>
-      </w:r>
-    </w:p>
-    <w:p>
-      <w:pPr>
-        <w:jc w:val="right"/>
-        <w:bidi/>
-      </w:pPr>
-      <w:r>
-        <w:rPr>
-          <w:b w:val="0"/>
-          <w:i w:val="0"/>
-        </w:rPr>
-        <w:t>دیمعت</w:t>
+        <w:t>يوسف الصوري</w:t>
+      </w:r>
+    </w:p>
+    <w:p>
+      <w:pPr>
+        <w:jc w:val="right"/>
+        <w:bidi/>
+      </w:pPr>
+      <w:r>
+        <w:rPr>
+          <w:b w:val="0"/>
+          <w:i w:val="0"/>
+        </w:rPr>
+        <w:t>تعمید</w:t>
       </w:r>
     </w:p>
     <w:p>
@@ -7466,20 +7454,20 @@
           <w:b w:val="0"/>
           <w:i w:val="0"/>
         </w:rPr>
-        <w:t>ريمعتلا نيسح هلا</w:t>
-      </w:r>
-    </w:p>
-    <w:p>
-      <w:pPr>
-        <w:jc w:val="right"/>
-        <w:bidi/>
-      </w:pPr>
-      <w:r>
-        <w:rPr>
-          <w:b w:val="0"/>
-          <w:i w:val="0"/>
-        </w:rPr>
-        <w:t>ارمع</w:t>
+        <w:t>اله حسين التعمير</w:t>
+      </w:r>
+    </w:p>
+    <w:p>
+      <w:pPr>
+        <w:jc w:val="right"/>
+        <w:bidi/>
+      </w:pPr>
+      <w:r>
+        <w:rPr>
+          <w:b w:val="0"/>
+          <w:i w:val="0"/>
+        </w:rPr>
+        <w:t>عمرا</w:t>
       </w:r>
     </w:p>
     <w:p>
@@ -7518,7 +7506,7 @@
           <w:b w:val="0"/>
           <w:i w:val="0"/>
         </w:rPr>
-        <w:t>: ةبساحملا</w:t>
+        <w:t>المحاسبة :</w:t>
       </w:r>
     </w:p>
     <w:p>
@@ -7609,20 +7597,20 @@
           <w:b w:val="0"/>
           <w:i w:val="0"/>
         </w:rPr>
-        <w:t>يروصلا فسوي</w:t>
-      </w:r>
-    </w:p>
-    <w:p>
-      <w:pPr>
-        <w:jc w:val="right"/>
-        <w:bidi/>
-      </w:pPr>
-      <w:r>
-        <w:rPr>
-          <w:b w:val="0"/>
-          <w:i w:val="0"/>
-        </w:rPr>
-        <w:t>ديمعت</w:t>
+        <w:t>يوسف الصوري</w:t>
+      </w:r>
+    </w:p>
+    <w:p>
+      <w:pPr>
+        <w:jc w:val="right"/>
+        <w:bidi/>
+      </w:pPr>
+      <w:r>
+        <w:rPr>
+          <w:b w:val="0"/>
+          <w:i w:val="0"/>
+        </w:rPr>
+        <w:t>تعميد</w:t>
       </w:r>
     </w:p>
     <w:p>
@@ -7685,7 +7673,7 @@
           <w:b w:val="0"/>
           <w:i w:val="0"/>
         </w:rPr>
-        <w:t>: ديقلا نايب</w:t>
+        <w:t>بيان القيد :</w:t>
       </w:r>
     </w:p>
     <w:p>
@@ -7763,45 +7751,43 @@
           <w:b w:val="0"/>
           <w:i w:val="0"/>
         </w:rPr>
-        <w:t>قفرملاك تايبأ ماك ةديسلا بلطت ينيز دمحالا خيشلا جالع فيراصمو ةيبونلا ةميق</w:t>
-      </w:r>
-    </w:p>
-    <w:p>
-      <w:pPr>
-        <w:jc w:val="right"/>
-        <w:bidi/>
-      </w:pPr>
-      <w:r>
-        <w:rPr>
-          <w:b w:val="0"/>
-          <w:i w:val="0"/>
-        </w:rPr>
-        <w:t>شادلا</w:t>
-      </w:r>
-    </w:p>
-    <w:p>
-      <w:pPr>
-        <w:jc w:val="right"/>
-        <w:bidi/>
-      </w:pPr>
-      <w:r>
-        <w:rPr>
-          <w:b w:val="0"/>
-          <w:i w:val="0"/>
-        </w:rPr>
-        <w:t>باسحلا مسا ةباصلا مقر</w:t>
-      </w:r>
-    </w:p>
-    <w:p>
-      <w:pPr>
-        <w:jc w:val="right"/>
-        <w:bidi/>
-      </w:pPr>
-      <w:r>
-        <w:rPr>
-          <w:b w:val="0"/>
-          <w:i w:val="0"/>
-        </w:rPr>
+        <w:t>قيمة النوبية ومصاريف علاج الشيخ الاحمد زيني تطلب السيدة كام أبيات كالمرفق</w:t>
+      </w:r>
+    </w:p>
+    <w:p>
+      <w:pPr>
+        <w:jc w:val="right"/>
+        <w:bidi/>
+      </w:pPr>
+      <w:r>
+        <w:rPr>
+          <w:b w:val="0"/>
+          <w:i w:val="0"/>
+        </w:rPr>
+        <w:t>الداش</w:t>
+      </w:r>
+    </w:p>
+    <w:p>
+      <w:pPr>
+        <w:pStyle w:val="Heading2"/>
+        <w:jc w:val="right"/>
+        <w:bidi/>
+      </w:pPr>
+      <w:r>
+        <w:t>[بيانات الأطراف: المدعي / المدعى عليه / الحاضرون] ===</w:t>
+        <w:br/>
+        <w:t>رقم الصابة اسم الحساب</w:t>
+      </w:r>
+    </w:p>
+    <w:p>
+      <w:pPr>
+        <w:pStyle w:val="Heading2"/>
+        <w:jc w:val="right"/>
+        <w:bidi/>
+      </w:pPr>
+      <w:r>
+        <w:t>[المتن الفعلي: الوقائع / الأسباب / المنطوق] ===</w:t>
+        <w:br/>
         <w:t>ملاحظات</w:t>
       </w:r>
     </w:p>
@@ -7891,7 +7877,7 @@
           <w:b w:val="0"/>
           <w:i w:val="0"/>
         </w:rPr>
-        <w:t>ملعلا قودنصلا ۱۰۰۰۱۱۹۱</w:t>
+        <w:t>۱۹۱۱۰۰۰۱ الصندوق العلم</w:t>
       </w:r>
     </w:p>
     <w:p>
@@ -8279,33 +8265,33 @@
           <w:b w:val="0"/>
           <w:i w:val="0"/>
         </w:rPr>
-        <w:t>W samba ابماس</w:t>
-      </w:r>
-    </w:p>
-    <w:p>
-      <w:pPr>
-        <w:jc w:val="right"/>
-        <w:bidi/>
-      </w:pPr>
-      <w:r>
-        <w:rPr>
-          <w:b w:val="0"/>
-          <w:i w:val="0"/>
-        </w:rPr>
-        <w:t>. ةيلاثملا ةينك</w:t>
-      </w:r>
-    </w:p>
-    <w:p>
-      <w:pPr>
-        <w:jc w:val="right"/>
-        <w:bidi/>
-      </w:pPr>
-      <w:r>
-        <w:rPr>
-          <w:b w:val="0"/>
-          <w:i w:val="0"/>
-        </w:rPr>
-        <w:t>كيتنلا اذه بجومب اوفلا</w:t>
+        <w:t>سامبا samba W</w:t>
+      </w:r>
+    </w:p>
+    <w:p>
+      <w:pPr>
+        <w:jc w:val="right"/>
+        <w:bidi/>
+      </w:pPr>
+      <w:r>
+        <w:rPr>
+          <w:b w:val="0"/>
+          <w:i w:val="0"/>
+        </w:rPr>
+        <w:t>كنية المثالية .</w:t>
+      </w:r>
+    </w:p>
+    <w:p>
+      <w:pPr>
+        <w:jc w:val="right"/>
+        <w:bidi/>
+      </w:pPr>
+      <w:r>
+        <w:rPr>
+          <w:b w:val="0"/>
+          <w:i w:val="0"/>
+        </w:rPr>
+        <w:t>الفوا بموجب هذا النتيك</w:t>
       </w:r>
     </w:p>
     <w:p>
@@ -8331,7 +8317,7 @@
           <w:b w:val="0"/>
           <w:i w:val="0"/>
         </w:rPr>
-        <w:t>ريرعلا ةلعلا قيرط عر</w:t>
+        <w:t>رع طريق العلة العرير</w:t>
       </w:r>
     </w:p>
     <w:p>
@@ -8401,41 +8387,39 @@
     </w:p>
     <w:p>
       <w:pPr>
-        <w:jc w:val="right"/>
-        <w:bidi/>
-      </w:pPr>
-      <w:r>
-        <w:rPr>
-          <w:b w:val="0"/>
-          <w:i w:val="0"/>
-        </w:rPr>
-        <w:t>ليكولا ملتسملا</w:t>
-      </w:r>
-    </w:p>
-    <w:p>
-      <w:pPr>
-        <w:jc w:val="right"/>
-        <w:bidi/>
-      </w:pPr>
-      <w:r>
-        <w:rPr>
-          <w:b w:val="0"/>
-          <w:i w:val="0"/>
-        </w:rPr>
-        <w:t>هرحسلا</w:t>
-      </w:r>
-    </w:p>
-    <w:p>
-      <w:pPr>
-        <w:jc w:val="right"/>
-        <w:bidi/>
-      </w:pPr>
-      <w:r>
-        <w:rPr>
-          <w:b w:val="0"/>
-          <w:i w:val="0"/>
-        </w:rPr>
-        <w:t>شعنلا هللا رش دمحم</w:t>
+        <w:pStyle w:val="Heading2"/>
+        <w:jc w:val="right"/>
+        <w:bidi/>
+      </w:pPr>
+      <w:r>
+        <w:t>[بيانات الأطراف: المدعي / المدعى عليه / الحاضرون] ===</w:t>
+        <w:br/>
+        <w:t>المستلم الوكيل</w:t>
+      </w:r>
+    </w:p>
+    <w:p>
+      <w:pPr>
+        <w:pStyle w:val="Heading2"/>
+        <w:jc w:val="right"/>
+        <w:bidi/>
+      </w:pPr>
+      <w:r>
+        <w:t>[المتن الفعلي: الوقائع / الأسباب / المنطوق] ===</w:t>
+        <w:br/>
+        <w:t>السحره</w:t>
+      </w:r>
+    </w:p>
+    <w:p>
+      <w:pPr>
+        <w:jc w:val="right"/>
+        <w:bidi/>
+      </w:pPr>
+      <w:r>
+        <w:rPr>
+          <w:b w:val="0"/>
+          <w:i w:val="0"/>
+        </w:rPr>
+        <w:t>محمد شر الله النعش</w:t>
       </w:r>
     </w:p>
     <w:p>
@@ -8461,46 +8445,46 @@
           <w:b w:val="0"/>
           <w:i w:val="0"/>
         </w:rPr>
-        <w:t>samba ابماس</w:t>
-      </w:r>
-    </w:p>
-    <w:p>
-      <w:pPr>
-        <w:jc w:val="right"/>
-        <w:bidi/>
-      </w:pPr>
-      <w:r>
-        <w:rPr>
-          <w:b w:val="0"/>
-          <w:i w:val="0"/>
-        </w:rPr>
-        <w:t>ةيوتسملا</w:t>
-      </w:r>
-    </w:p>
-    <w:p>
-      <w:pPr>
-        <w:jc w:val="right"/>
-        <w:bidi/>
-      </w:pPr>
-      <w:r>
-        <w:rPr>
-          <w:b w:val="0"/>
-          <w:i w:val="0"/>
-        </w:rPr>
-        <w:t>هلملا قيرط عرف</w:t>
-      </w:r>
-    </w:p>
-    <w:p>
-      <w:pPr>
-        <w:jc w:val="right"/>
-        <w:bidi/>
-      </w:pPr>
-      <w:r>
-        <w:rPr>
-          <w:b w:val="0"/>
-          <w:i w:val="0"/>
-        </w:rPr>
-        <w:t>ةكلمملاب ةضورلا</w:t>
+        <w:t>سامبا samba</w:t>
+      </w:r>
+    </w:p>
+    <w:p>
+      <w:pPr>
+        <w:jc w:val="right"/>
+        <w:bidi/>
+      </w:pPr>
+      <w:r>
+        <w:rPr>
+          <w:b w:val="0"/>
+          <w:i w:val="0"/>
+        </w:rPr>
+        <w:t>المستوية</w:t>
+      </w:r>
+    </w:p>
+    <w:p>
+      <w:pPr>
+        <w:jc w:val="right"/>
+        <w:bidi/>
+      </w:pPr>
+      <w:r>
+        <w:rPr>
+          <w:b w:val="0"/>
+          <w:i w:val="0"/>
+        </w:rPr>
+        <w:t>فرع طريق المله</w:t>
+      </w:r>
+    </w:p>
+    <w:p>
+      <w:pPr>
+        <w:jc w:val="right"/>
+        <w:bidi/>
+      </w:pPr>
+      <w:r>
+        <w:rPr>
+          <w:b w:val="0"/>
+          <w:i w:val="0"/>
+        </w:rPr>
+        <w:t>الروضة بالمملكة</w:t>
       </w:r>
     </w:p>
     <w:p>
@@ -8563,7 +8547,7 @@
           <w:b w:val="0"/>
           <w:i w:val="0"/>
         </w:rPr>
-        <w:t>ريغلا هللا فيرحت /ملتسملا</w:t>
+        <w:t>المستلم/ تحريف الله الغير</w:t>
       </w:r>
     </w:p>
     <w:p>
@@ -8587,7 +8571,7 @@
       <w:r>
         <w:t>[ترويسة / كليشة رسمية — معلومات متكررة] ===</w:t>
         <w:br/>
-        <w:t>samba @ ايماس</w:t>
+        <w:t>ساميا @ samba</w:t>
       </w:r>
     </w:p>
     <w:p>
@@ -8599,7 +8583,7 @@
       <w:r>
         <w:t>[المتن الفعلي: الوقائع / الأسباب / المنطوق] ===</w:t>
         <w:br/>
-        <w:t>. طقف لوألا ديفتسمللا فر</w:t>
+        <w:t>رف اللمستفيد الأول فقط .</w:t>
       </w:r>
     </w:p>
     <w:p>
@@ -8630,27 +8614,25 @@
     </w:p>
     <w:p>
       <w:pPr>
-        <w:jc w:val="right"/>
-        <w:bidi/>
-      </w:pPr>
-      <w:r>
-        <w:rPr>
-          <w:b w:val="0"/>
-          <w:i w:val="0"/>
-        </w:rPr>
-        <w:t>هومسل يعرشلا ليكولا ربقلا دمحم /ملسملا</w:t>
-      </w:r>
-    </w:p>
-    <w:p>
-      <w:pPr>
-        <w:jc w:val="right"/>
-        <w:bidi/>
-      </w:pPr>
-      <w:r>
-        <w:rPr>
-          <w:b w:val="0"/>
-          <w:i w:val="0"/>
-        </w:rPr>
+        <w:pStyle w:val="Heading2"/>
+        <w:jc w:val="right"/>
+        <w:bidi/>
+      </w:pPr>
+      <w:r>
+        <w:t>[بيانات الأطراف: المدعي / المدعى عليه / الحاضرون] ===</w:t>
+        <w:br/>
+        <w:t>المسلم/ محمد القبر الوكيل الشرعي لسموه</w:t>
+      </w:r>
+    </w:p>
+    <w:p>
+      <w:pPr>
+        <w:pStyle w:val="Heading2"/>
+        <w:jc w:val="right"/>
+        <w:bidi/>
+      </w:pPr>
+      <w:r>
+        <w:t>[المتن الفعلي: الوقائع / الأسباب / المنطوق] ===</w:t>
+        <w:br/>
         <w:t>مقموا بتوجب</w:t>
       </w:r>
     </w:p>
@@ -8664,20 +8646,20 @@
           <w:b w:val="0"/>
           <w:i w:val="0"/>
         </w:rPr>
-        <w:t>samba ابماس</w:t>
-      </w:r>
-    </w:p>
-    <w:p>
-      <w:pPr>
-        <w:jc w:val="right"/>
-        <w:bidi/>
-      </w:pPr>
-      <w:r>
-        <w:rPr>
-          <w:b w:val="0"/>
-          <w:i w:val="0"/>
-        </w:rPr>
-        <w:t>نيرعلاو</w:t>
+        <w:t>سامبا samba</w:t>
+      </w:r>
+    </w:p>
+    <w:p>
+      <w:pPr>
+        <w:jc w:val="right"/>
+        <w:bidi/>
+      </w:pPr>
+      <w:r>
+        <w:rPr>
+          <w:b w:val="0"/>
+          <w:i w:val="0"/>
+        </w:rPr>
+        <w:t>والعرين</w:t>
       </w:r>
     </w:p>
     <w:p>
@@ -8716,7 +8698,7 @@
           <w:b w:val="0"/>
           <w:i w:val="0"/>
         </w:rPr>
-        <w:t>كيشلا لوصأ تحلصأ</w:t>
+        <w:t>أصلحت أصول الشيك</w:t>
       </w:r>
     </w:p>
     <w:p>
@@ -8794,7 +8776,7 @@
           <w:b w:val="0"/>
           <w:i w:val="0"/>
         </w:rPr>
-        <w:t>٦٠٩١٣٠٤ رشلا</w:t>
+        <w:t>الشر ٦٠٩١٣٠٤</w:t>
       </w:r>
     </w:p>
     <w:p>
@@ -8820,7 +8802,7 @@
           <w:b w:val="0"/>
           <w:i w:val="0"/>
         </w:rPr>
-        <w:t>۸۲۳ فيللا مقر</w:t>
+        <w:t>رقم الليف ۳۲۸</w:t>
       </w:r>
     </w:p>
     <w:p>
@@ -8846,7 +8828,7 @@
           <w:b w:val="0"/>
           <w:i w:val="0"/>
         </w:rPr>
-        <w:t>CamScanner ـب ايئوض ةحوسمملا</w:t>
+        <w:t>الممسوحة ضوئيا بـ CamScanner</w:t>
       </w:r>
     </w:p>
     <w:p>
@@ -8924,7 +8906,7 @@
           <w:b w:val="0"/>
           <w:i w:val="0"/>
         </w:rPr>
-        <w:t>باسلا ملا داصلا ما</w:t>
+        <w:t>ام الصاد الم الساب</w:t>
       </w:r>
     </w:p>
     <w:p>
@@ -8963,7 +8945,7 @@
           <w:b w:val="0"/>
           <w:i w:val="0"/>
         </w:rPr>
-        <w:t>ملاعلا لوكسلا ١١</w:t>
+        <w:t>١١ السكول العالم</w:t>
       </w:r>
     </w:p>
     <w:p>
@@ -8987,20 +8969,20 @@
       <w:r>
         <w:t>[المتن الفعلي: الوقائع / الأسباب / المنطوق] ===</w:t>
         <w:br/>
-        <w:t>يمز دسلا حرشلا</w:t>
-      </w:r>
-    </w:p>
-    <w:p>
-      <w:pPr>
-        <w:jc w:val="right"/>
-        <w:bidi/>
-      </w:pPr>
-      <w:r>
-        <w:rPr>
-          <w:b w:val="0"/>
-          <w:i w:val="0"/>
-        </w:rPr>
-        <w:t>ملعلا ريدملا</w:t>
+        <w:t>الشرح السد زمي</w:t>
+      </w:r>
+    </w:p>
+    <w:p>
+      <w:pPr>
+        <w:jc w:val="right"/>
+        <w:bidi/>
+      </w:pPr>
+      <w:r>
+        <w:rPr>
+          <w:b w:val="0"/>
+          <w:i w:val="0"/>
+        </w:rPr>
+        <w:t>المدير العلم</w:t>
       </w:r>
     </w:p>
     <w:p>
@@ -9154,20 +9136,20 @@
           <w:b w:val="0"/>
           <w:i w:val="0"/>
         </w:rPr>
-        <w:t>قودنصلا نيما</w:t>
-      </w:r>
-    </w:p>
-    <w:p>
-      <w:pPr>
-        <w:jc w:val="right"/>
-        <w:bidi/>
-      </w:pPr>
-      <w:r>
-        <w:rPr>
-          <w:b w:val="0"/>
-          <w:i w:val="0"/>
-        </w:rPr>
-        <w:t>عومجملا و ينيز هماسا</w:t>
+        <w:t>امين الصندوق</w:t>
+      </w:r>
+    </w:p>
+    <w:p>
+      <w:pPr>
+        <w:jc w:val="right"/>
+        <w:bidi/>
+      </w:pPr>
+      <w:r>
+        <w:rPr>
+          <w:b w:val="0"/>
+          <w:i w:val="0"/>
+        </w:rPr>
+        <w:t>اسامه زيني و المجموع</w:t>
       </w:r>
     </w:p>
     <w:p>
@@ -9193,7 +9175,7 @@
           <w:b w:val="0"/>
           <w:i w:val="0"/>
         </w:rPr>
-        <w:t>CamScanner ـب ايئوض ةحوسمملا</w:t>
+        <w:t>الممسوحة ضوئيا بـ CamScanner</w:t>
       </w:r>
     </w:p>
     <w:p>
@@ -9232,7 +9214,7 @@
           <w:b w:val="0"/>
           <w:i w:val="0"/>
         </w:rPr>
-        <w:t>CamScanner ـب ايئوض ةحوسمملا</w:t>
+        <w:t>الممسوحة ضوئيا بـ CamScanner</w:t>
       </w:r>
     </w:p>
     <w:p>
@@ -9258,20 +9240,20 @@
           <w:b w:val="0"/>
           <w:i w:val="0"/>
         </w:rPr>
-        <w:t>خيشلا و يليل ةيلاملا</w:t>
-      </w:r>
-    </w:p>
-    <w:p>
-      <w:pPr>
-        <w:jc w:val="right"/>
-        <w:bidi/>
-      </w:pPr>
-      <w:r>
-        <w:rPr>
-          <w:b w:val="0"/>
-          <w:i w:val="0"/>
-        </w:rPr>
-        <w:t>ملاعلا</w:t>
+        <w:t>المالية ليلي و الشيخ</w:t>
+      </w:r>
+    </w:p>
+    <w:p>
+      <w:pPr>
+        <w:jc w:val="right"/>
+        <w:bidi/>
+      </w:pPr>
+      <w:r>
+        <w:rPr>
+          <w:b w:val="0"/>
+          <w:i w:val="0"/>
+        </w:rPr>
+        <w:t>العالم</w:t>
       </w:r>
     </w:p>
     <w:p>
@@ -9414,33 +9396,33 @@
           <w:b w:val="0"/>
           <w:i w:val="0"/>
         </w:rPr>
-        <w:t>عومجملا</w:t>
-      </w:r>
-    </w:p>
-    <w:p>
-      <w:pPr>
-        <w:jc w:val="right"/>
-        <w:bidi/>
-      </w:pPr>
-      <w:r>
-        <w:rPr>
-          <w:b w:val="0"/>
-          <w:i w:val="0"/>
-        </w:rPr>
-        <w:t>فيراصم كلذو</w:t>
-      </w:r>
-    </w:p>
-    <w:p>
-      <w:pPr>
-        <w:jc w:val="right"/>
-        <w:bidi/>
-      </w:pPr>
-      <w:r>
-        <w:rPr>
-          <w:b w:val="0"/>
-          <w:i w:val="0"/>
-        </w:rPr>
-        <w:t>CamScanner ـب ايئوض ةحوسمملا</w:t>
+        <w:t>المجموع</w:t>
+      </w:r>
+    </w:p>
+    <w:p>
+      <w:pPr>
+        <w:jc w:val="right"/>
+        <w:bidi/>
+      </w:pPr>
+      <w:r>
+        <w:rPr>
+          <w:b w:val="0"/>
+          <w:i w:val="0"/>
+        </w:rPr>
+        <w:t>وذلك مصاريف</w:t>
+      </w:r>
+    </w:p>
+    <w:p>
+      <w:pPr>
+        <w:jc w:val="right"/>
+        <w:bidi/>
+      </w:pPr>
+      <w:r>
+        <w:rPr>
+          <w:b w:val="0"/>
+          <w:i w:val="0"/>
+        </w:rPr>
+        <w:t>الممسوحة ضوئيا بـ CamScanner</w:t>
       </w:r>
     </w:p>
     <w:p>
@@ -9466,7 +9448,7 @@
           <w:b w:val="0"/>
           <w:i w:val="0"/>
         </w:rPr>
-        <w:t>٩٠٦٠٢٩٩ يللاف رازوا ةراملا ةنج</w:t>
+        <w:t>جنة المارة اوزار فاللي ٩٠٦٠٢٩٩</w:t>
       </w:r>
     </w:p>
     <w:p>
@@ -9492,33 +9474,33 @@
           <w:b w:val="0"/>
           <w:i w:val="0"/>
         </w:rPr>
-        <w:t>ديللا عرصم</w:t>
-      </w:r>
-    </w:p>
-    <w:p>
-      <w:pPr>
-        <w:jc w:val="right"/>
-        <w:bidi/>
-      </w:pPr>
-      <w:r>
-        <w:rPr>
-          <w:b w:val="0"/>
-          <w:i w:val="0"/>
-        </w:rPr>
-        <w:t>ريخلا يدعسلا ةميمو فلا نوسمل دقلا</w:t>
-      </w:r>
-    </w:p>
-    <w:p>
-      <w:pPr>
-        <w:jc w:val="right"/>
-        <w:bidi/>
-      </w:pPr>
-      <w:r>
-        <w:rPr>
-          <w:b w:val="0"/>
-          <w:i w:val="0"/>
-        </w:rPr>
-        <w:t>CamScanner ـب ايئوض ةحوسمملا</w:t>
+        <w:t>مصرع الليد</w:t>
+      </w:r>
+    </w:p>
+    <w:p>
+      <w:pPr>
+        <w:jc w:val="right"/>
+        <w:bidi/>
+      </w:pPr>
+      <w:r>
+        <w:rPr>
+          <w:b w:val="0"/>
+          <w:i w:val="0"/>
+        </w:rPr>
+        <w:t>القد لمسون الف وميمة السعدي الخير</w:t>
+      </w:r>
+    </w:p>
+    <w:p>
+      <w:pPr>
+        <w:jc w:val="right"/>
+        <w:bidi/>
+      </w:pPr>
+      <w:r>
+        <w:rPr>
+          <w:b w:val="0"/>
+          <w:i w:val="0"/>
+        </w:rPr>
+        <w:t>الممسوحة ضوئيا بـ CamScanner</w:t>
       </w:r>
     </w:p>
     <w:p>
@@ -9596,7 +9578,7 @@
           <w:b w:val="0"/>
           <w:i w:val="0"/>
         </w:rPr>
-        <w:t>ينيدلا خيشل</w:t>
+        <w:t>لشيخ الديني</w:t>
       </w:r>
     </w:p>
     <w:p>
@@ -9726,7 +9708,7 @@
           <w:b w:val="0"/>
           <w:i w:val="0"/>
         </w:rPr>
-        <w:t>يلعلا دمحألا عمشلا مراكملا ىلإ فرعي</w:t>
+        <w:t>يعرف إلى المكارم الشمع الأحمد العلي</w:t>
       </w:r>
     </w:p>
     <w:p>
@@ -9763,20 +9745,20 @@
           <w:b w:val="0"/>
           <w:i w:val="0"/>
         </w:rPr>
-        <w:t>CamScanner ـب ايئوض ةحوسمملا</w:t>
-      </w:r>
-    </w:p>
-    <w:p>
-      <w:pPr>
-        <w:jc w:val="right"/>
-        <w:bidi/>
-      </w:pPr>
-      <w:r>
-        <w:rPr>
-          <w:b w:val="0"/>
-          <w:i w:val="0"/>
-        </w:rPr>
-        <w:t>عومجملا</w:t>
+        <w:t>الممسوحة ضوئيا بـ CamScanner</w:t>
+      </w:r>
+    </w:p>
+    <w:p>
+      <w:pPr>
+        <w:jc w:val="right"/>
+        <w:bidi/>
+      </w:pPr>
+      <w:r>
+        <w:rPr>
+          <w:b w:val="0"/>
+          <w:i w:val="0"/>
+        </w:rPr>
+        <w:t>المجموع</w:t>
       </w:r>
     </w:p>
     <w:p>
@@ -9802,20 +9784,20 @@
           <w:b w:val="0"/>
           <w:i w:val="0"/>
         </w:rPr>
-        <w:t>قودنصلا نيمأ</w:t>
-      </w:r>
-    </w:p>
-    <w:p>
-      <w:pPr>
-        <w:jc w:val="right"/>
-        <w:bidi/>
-      </w:pPr>
-      <w:r>
-        <w:rPr>
-          <w:b w:val="0"/>
-          <w:i w:val="0"/>
-        </w:rPr>
-        <w:t>ملعلا ريدملا</w:t>
+        <w:t>أمين الصندوق</w:t>
+      </w:r>
+    </w:p>
+    <w:p>
+      <w:pPr>
+        <w:jc w:val="right"/>
+        <w:bidi/>
+      </w:pPr>
+      <w:r>
+        <w:rPr>
+          <w:b w:val="0"/>
+          <w:i w:val="0"/>
+        </w:rPr>
+        <w:t>المدير العلم</w:t>
       </w:r>
     </w:p>
     <w:p>
@@ -9893,20 +9875,20 @@
           <w:b w:val="0"/>
           <w:i w:val="0"/>
         </w:rPr>
-        <w:t>CamScanner ـب ايئوض ةحوسمملا</w:t>
-      </w:r>
-    </w:p>
-    <w:p>
-      <w:pPr>
-        <w:jc w:val="right"/>
-        <w:bidi/>
-      </w:pPr>
-      <w:r>
-        <w:rPr>
-          <w:b w:val="0"/>
-          <w:i w:val="0"/>
-        </w:rPr>
-        <w:t>فصنلا ةريسلا ةيف فيراصم</w:t>
+        <w:t>الممسوحة ضوئيا بـ CamScanner</w:t>
+      </w:r>
+    </w:p>
+    <w:p>
+      <w:pPr>
+        <w:jc w:val="right"/>
+        <w:bidi/>
+      </w:pPr>
+      <w:r>
+        <w:rPr>
+          <w:b w:val="0"/>
+          <w:i w:val="0"/>
+        </w:rPr>
+        <w:t>مصاريف فية السيرة النصف</w:t>
       </w:r>
     </w:p>
     <w:p>
@@ -9958,33 +9940,33 @@
           <w:b w:val="0"/>
           <w:i w:val="0"/>
         </w:rPr>
-        <w:t>ملاعلا</w:t>
-      </w:r>
-    </w:p>
-    <w:p>
-      <w:pPr>
-        <w:jc w:val="right"/>
-        <w:bidi/>
-      </w:pPr>
-      <w:r>
-        <w:rPr>
-          <w:b w:val="0"/>
-          <w:i w:val="0"/>
-        </w:rPr>
-        <w:t>نارهم لاير ةلاصيسو هللا نوسحلا</w:t>
-      </w:r>
-    </w:p>
-    <w:p>
-      <w:pPr>
-        <w:jc w:val="right"/>
-        <w:bidi/>
-      </w:pPr>
-      <w:r>
-        <w:rPr>
-          <w:b w:val="0"/>
-          <w:i w:val="0"/>
-        </w:rPr>
-        <w:t>ماعلا ريدملا</w:t>
+        <w:t>العالم</w:t>
+      </w:r>
+    </w:p>
+    <w:p>
+      <w:pPr>
+        <w:jc w:val="right"/>
+        <w:bidi/>
+      </w:pPr>
+      <w:r>
+        <w:rPr>
+          <w:b w:val="0"/>
+          <w:i w:val="0"/>
+        </w:rPr>
+        <w:t>الحسون الله وسيصالة ريال مهران</w:t>
+      </w:r>
+    </w:p>
+    <w:p>
+      <w:pPr>
+        <w:jc w:val="right"/>
+        <w:bidi/>
+      </w:pPr>
+      <w:r>
+        <w:rPr>
+          <w:b w:val="0"/>
+          <w:i w:val="0"/>
+        </w:rPr>
+        <w:t>المدير العام</w:t>
       </w:r>
     </w:p>
     <w:p>
@@ -10010,7 +9992,7 @@
           <w:b w:val="0"/>
           <w:i w:val="0"/>
         </w:rPr>
-        <w:t>ةدودحملا تامدخلاو ةرادإلل ةينطولا ةكرشلا</w:t>
+        <w:t>الشركة الوطنية للإدارة والخدمات المحدودة</w:t>
       </w:r>
     </w:p>
     <w:p>
@@ -10062,20 +10044,20 @@
           <w:b w:val="0"/>
           <w:i w:val="0"/>
         </w:rPr>
-        <w:t>لاملا ىلو</w:t>
-      </w:r>
-    </w:p>
-    <w:p>
-      <w:pPr>
-        <w:jc w:val="right"/>
-        <w:bidi/>
-      </w:pPr>
-      <w:r>
-        <w:rPr>
-          <w:b w:val="0"/>
-          <w:i w:val="0"/>
-        </w:rPr>
-        <w:t>ميقلا ناسل</w:t>
+        <w:t>ولى المال</w:t>
+      </w:r>
+    </w:p>
+    <w:p>
+      <w:pPr>
+        <w:jc w:val="right"/>
+        <w:bidi/>
+      </w:pPr>
+      <w:r>
+        <w:rPr>
+          <w:b w:val="0"/>
+          <w:i w:val="0"/>
+        </w:rPr>
+        <w:t>لسان القيم</w:t>
       </w:r>
     </w:p>
     <w:p>
@@ -10101,7 +10083,7 @@
           <w:b w:val="0"/>
           <w:i w:val="0"/>
         </w:rPr>
-        <w:t>راكفألا ميلع (٢) قفوم</w:t>
+        <w:t>موفق (٢) عليم الأفكار</w:t>
       </w:r>
     </w:p>
     <w:p>
@@ -10138,20 +10120,20 @@
           <w:b w:val="0"/>
           <w:i w:val="0"/>
         </w:rPr>
-        <w:t>.ةكرشلا ةيحبر ىلع ددحملا جهنملا ةيلع - ةيلعلا ضارعألا مادختسا كلذو ىطع</w:t>
-      </w:r>
-    </w:p>
-    <w:p>
-      <w:pPr>
-        <w:jc w:val="right"/>
-        <w:bidi/>
-      </w:pPr>
-      <w:r>
-        <w:rPr>
-          <w:b w:val="0"/>
-          <w:i w:val="0"/>
-        </w:rPr>
-        <w:t>ةمهملا ةليب ديفت لانوشانرتنا رفنمروم رصا كرش و ینوما بلا</w:t>
+        <w:t>عطى وذلك استخدام الأعراض العلية - علية المنهج المحدد على ربحية الشركة.</w:t>
+      </w:r>
+    </w:p>
+    <w:p>
+      <w:pPr>
+        <w:jc w:val="right"/>
+        <w:bidi/>
+      </w:pPr>
+      <w:r>
+        <w:rPr>
+          <w:b w:val="0"/>
+          <w:i w:val="0"/>
+        </w:rPr>
+        <w:t>الب امونی و شرك اصر مورمنفر انترناشونال تفيد بيلة المهمة</w:t>
       </w:r>
     </w:p>
     <w:p>
@@ -10190,20 +10172,20 @@
           <w:b w:val="0"/>
           <w:i w:val="0"/>
         </w:rPr>
-        <w:t>ةيناكسلا تاينبلا يقارم و تافشتسا ىف ةيئاملا تادحولا ةيزوللا ىلع ةيسيئر ةفص اهطاشن يف ةكرشلا دمتعتو لباقملاو ةعاطلا لمشتو ةرايو ةقاطلاو ةيلاملا تارملا يف ةكرتلا فادهلا لسل يراجتلا لاحملاب ةيبرمملا ةيبرع تانج يف اطع الومعم يلوتم ناو ةيدوعس يف انونجملا تمسحلاو ةراجحلا ةينطولا ةكرشلا</w:t>
-      </w:r>
-    </w:p>
-    <w:p>
-      <w:pPr>
-        <w:jc w:val="right"/>
-        <w:bidi/>
-      </w:pPr>
-      <w:r>
-        <w:rPr>
-          <w:b w:val="0"/>
-          <w:i w:val="0"/>
-        </w:rPr>
-        <w:t>لاملا سأر</w:t>
+        <w:t>الشركة الوطنية الحجارة والحسمت المجنونا في سعودية وان متولي معمولا عطا في جنات عربية الممربية بالمحال التجاري لسل الهداف التركة في المرات المالية والطاقة ويارة وتشمل الطاعة والمقابل وتعتمد الشركة في نشاطها صفة رئيسية على اللوزية الوحدات المائية فى استشفات و مراقي البنيات السكانية</w:t>
+      </w:r>
+    </w:p>
+    <w:p>
+      <w:pPr>
+        <w:jc w:val="right"/>
+        <w:bidi/>
+      </w:pPr>
+      <w:r>
+        <w:rPr>
+          <w:b w:val="0"/>
+          <w:i w:val="0"/>
+        </w:rPr>
+        <w:t>رأس المال</w:t>
       </w:r>
     </w:p>
     <w:p>
@@ -10229,7 +10211,7 @@
           <w:b w:val="0"/>
           <w:i w:val="0"/>
         </w:rPr>
-        <w:t>ينردصلا / عمشلا</w:t>
+        <w:t>الشمع / الصدرني</w:t>
       </w:r>
     </w:p>
     <w:p>
@@ -10294,44 +10276,46 @@
           <w:b w:val="0"/>
           <w:i w:val="0"/>
         </w:rPr>
-        <w:t>اهتامازتلاو ةكرشلا</w:t>
-      </w:r>
-    </w:p>
-    <w:p>
-      <w:pPr>
-        <w:pStyle w:val="Heading2"/>
-        <w:jc w:val="right"/>
-        <w:bidi/>
-      </w:pPr>
-      <w:r>
-        <w:t>[بيانات الأطراف: المدعي / المدعى عليه / الحاضرون] ===</w:t>
-        <w:br/>
-        <w:t>نم تاونسلا نع ةكرشلا ةفاسملا ةيلاملا مئاوقلا نم اعابقتسا ىتلا تايوطملا ىلع يلا</w:t>
-      </w:r>
-    </w:p>
-    <w:p>
-      <w:pPr>
-        <w:pStyle w:val="Heading2"/>
-        <w:jc w:val="right"/>
-        <w:bidi/>
-      </w:pPr>
-      <w:r>
-        <w:t>[المتن الفعلي: الوقائع / الأسباب / المنطوق] ===</w:t>
-        <w:br/>
-        <w:t>ىلإ لوصولا نسلا داورلا</w:t>
-      </w:r>
-    </w:p>
-    <w:p>
-      <w:pPr>
-        <w:jc w:val="right"/>
-        <w:bidi/>
-      </w:pPr>
-      <w:r>
-        <w:rPr>
-          <w:b w:val="0"/>
-          <w:i w:val="0"/>
-        </w:rPr>
-        <w:t>رتلا ميقي انسف</w:t>
+        <w:t>الشركة والتزاماتها</w:t>
+      </w:r>
+    </w:p>
+    <w:p>
+      <w:pPr>
+        <w:jc w:val="right"/>
+        <w:bidi/>
+      </w:pPr>
+      <w:r>
+        <w:rPr>
+          <w:b w:val="0"/>
+          <w:i w:val="0"/>
+        </w:rPr>
+        <w:t>الي على المطويات التى استقباعا من القوائم المالية المسافة الشركة عن السنوات من</w:t>
+      </w:r>
+    </w:p>
+    <w:p>
+      <w:pPr>
+        <w:jc w:val="right"/>
+        <w:bidi/>
+      </w:pPr>
+      <w:r>
+        <w:rPr>
+          <w:b w:val="0"/>
+          <w:i w:val="0"/>
+        </w:rPr>
+        <w:t>الرواد السن الوصول إلى</w:t>
+      </w:r>
+    </w:p>
+    <w:p>
+      <w:pPr>
+        <w:jc w:val="right"/>
+        <w:bidi/>
+      </w:pPr>
+      <w:r>
+        <w:rPr>
+          <w:b w:val="0"/>
+          <w:i w:val="0"/>
+        </w:rPr>
+        <w:t>فسنا يقيم التر</w:t>
       </w:r>
     </w:p>
     <w:p>
@@ -10357,20 +10341,20 @@
           <w:b w:val="0"/>
           <w:i w:val="0"/>
         </w:rPr>
-        <w:t>تارامتسالا يف ةماع ةدايرلا ةيفاعلا ةمئاقلا نرفلاب ةلودلا رارقتسا ساملأ ىلع ةروانملا ميقلا</w:t>
-      </w:r>
-    </w:p>
-    <w:p>
-      <w:pPr>
-        <w:jc w:val="right"/>
-        <w:bidi/>
-      </w:pPr>
-      <w:r>
-        <w:rPr>
-          <w:b w:val="0"/>
-          <w:i w:val="0"/>
-        </w:rPr>
-        <w:t>ميقلا اهيلع ينب يتلا جئاتنلا قيقعلل يدؤي يذلا رمتسملا طاشنلا مييقت</w:t>
+        <w:t>القيم المناورة على ألماس استقرار الدولة بالفرن القائمة العافية الريادة عامة في الاستمارات</w:t>
+      </w:r>
+    </w:p>
+    <w:p>
+      <w:pPr>
+        <w:jc w:val="right"/>
+        <w:bidi/>
+      </w:pPr>
+      <w:r>
+        <w:rPr>
+          <w:b w:val="0"/>
+          <w:i w:val="0"/>
+        </w:rPr>
+        <w:t>تقييم النشاط المستمر الذي يؤدي للعقيق النتائج التي بني عليها القيم</w:t>
       </w:r>
     </w:p>
     <w:p>
@@ -10420,72 +10404,72 @@
           <w:b w:val="0"/>
           <w:i w:val="0"/>
         </w:rPr>
-        <w:t>ةرهشلا ةميق يف ةيراع اهميت موجنلا ةيقوسلا ةميقلاو تادوجوملا يفاصلا ةلادعلا ةيبلقلا نم روكسلا ميقلا ةدايز لاملاو طاشنلا نم مجحلا اذه لطت تنأ يف ةيئاملا تابوحرملا يفاص يف رامثتسألا هيف مرقلا ةكارشلا ادبع نأ ينعي كلذو اهدوجو يفاصلا ةيبرعلا ةميقلا نع</w:t>
-      </w:r>
-    </w:p>
-    <w:p>
-      <w:pPr>
-        <w:jc w:val="right"/>
-        <w:bidi/>
-      </w:pPr>
-      <w:r>
-        <w:rPr>
-          <w:b w:val="0"/>
-          <w:i w:val="0"/>
-        </w:rPr>
-        <w:t>ءاكربلاو يفوعلا ديسلا</w:t>
-      </w:r>
-    </w:p>
-    <w:p>
-      <w:pPr>
-        <w:jc w:val="right"/>
-        <w:bidi/>
-      </w:pPr>
-      <w:r>
-        <w:rPr>
-          <w:b w:val="0"/>
-          <w:i w:val="0"/>
-        </w:rPr>
-        <w:t>ليوطلا</w:t>
-      </w:r>
-    </w:p>
-    <w:p>
-      <w:pPr>
-        <w:jc w:val="right"/>
-        <w:bidi/>
-      </w:pPr>
-      <w:r>
-        <w:rPr>
-          <w:b w:val="0"/>
-          <w:i w:val="0"/>
-        </w:rPr>
-        <w:t>مييقتلا ساسأ</w:t>
-      </w:r>
-    </w:p>
-    <w:p>
-      <w:pPr>
-        <w:jc w:val="right"/>
-        <w:bidi/>
-      </w:pPr>
-      <w:r>
-        <w:rPr>
-          <w:b w:val="0"/>
-          <w:i w:val="0"/>
-        </w:rPr>
-        <w:t>يعابلا لاسي يتلا عفادملا نم ددع اه</w:t>
-      </w:r>
-    </w:p>
-    <w:p>
-      <w:pPr>
-        <w:jc w:val="right"/>
-        <w:bidi/>
-      </w:pPr>
-      <w:r>
-        <w:rPr>
-          <w:b w:val="0"/>
-          <w:i w:val="0"/>
-        </w:rPr>
-        <w:t>ةيلاب مايقلا ةرفاوتملا تانايبلاو ةكرشلا ميقلل حاتملا تاروثلا لع يف يلاتلا عبنلا مدادعتسا مدقو ةعيرشلا قلطي ىلع ةمئالم لابلا جهنملا بوب ي</w:t>
+        <w:t>عن القيمة العربية الصافي وجودها وذلك يعني أن عبدا الشراكة القرم فيه الأستثمار في صافي المرحوبات المائية في أنت تطل هذا الحجم من النشاط والمال زيادة القيم السكور من القلبية العدالة الصافي الموجودات والقيمة السوقية النجوم تيمها عارية في قيمة الشهرة</w:t>
+      </w:r>
+    </w:p>
+    <w:p>
+      <w:pPr>
+        <w:jc w:val="right"/>
+        <w:bidi/>
+      </w:pPr>
+      <w:r>
+        <w:rPr>
+          <w:b w:val="0"/>
+          <w:i w:val="0"/>
+        </w:rPr>
+        <w:t>السيد العوفي والبركاء</w:t>
+      </w:r>
+    </w:p>
+    <w:p>
+      <w:pPr>
+        <w:jc w:val="right"/>
+        <w:bidi/>
+      </w:pPr>
+      <w:r>
+        <w:rPr>
+          <w:b w:val="0"/>
+          <w:i w:val="0"/>
+        </w:rPr>
+        <w:t>الطويل</w:t>
+      </w:r>
+    </w:p>
+    <w:p>
+      <w:pPr>
+        <w:jc w:val="right"/>
+        <w:bidi/>
+      </w:pPr>
+      <w:r>
+        <w:rPr>
+          <w:b w:val="0"/>
+          <w:i w:val="0"/>
+        </w:rPr>
+        <w:t>أساس التقييم</w:t>
+      </w:r>
+    </w:p>
+    <w:p>
+      <w:pPr>
+        <w:jc w:val="right"/>
+        <w:bidi/>
+      </w:pPr>
+      <w:r>
+        <w:rPr>
+          <w:b w:val="0"/>
+          <w:i w:val="0"/>
+        </w:rPr>
+        <w:t>ها عدد من المدافع التي يسال الباعي</w:t>
+      </w:r>
+    </w:p>
+    <w:p>
+      <w:pPr>
+        <w:jc w:val="right"/>
+        <w:bidi/>
+      </w:pPr>
+      <w:r>
+        <w:rPr>
+          <w:b w:val="0"/>
+          <w:i w:val="0"/>
+        </w:rPr>
+        <w:t>ي بوب المنهج البال ملائمة على يطلق الشريعة وقدم استعدادم النبع التالي في عل الثورات المتاح للقيم الشركة والبيانات المتوافرة القيام بالية</w:t>
       </w:r>
     </w:p>
     <w:p>
@@ -10524,7 +10508,7 @@
           <w:b w:val="0"/>
           <w:i w:val="0"/>
         </w:rPr>
-        <w:t>ةيونسلا حابرألا طسوتم</w:t>
+        <w:t>متوسط الأرباح السنوية</w:t>
       </w:r>
     </w:p>
     <w:p>
@@ -10563,33 +10547,33 @@
           <w:b w:val="0"/>
           <w:i w:val="0"/>
         </w:rPr>
-        <w:t>ةيملاعلاب مستي ميقتلا يرصانملاو ةيعبرلا لقعم يف قحلا هليللاو ةيروسلا حامرألا طسوتملا</w:t>
-      </w:r>
-    </w:p>
-    <w:p>
-      <w:pPr>
-        <w:jc w:val="right"/>
-        <w:bidi/>
-      </w:pPr>
-      <w:r>
-        <w:rPr>
-          <w:b w:val="0"/>
-          <w:i w:val="0"/>
-        </w:rPr>
-        <w:t>نويعلا وه نوكي رختسا يوتسلا ةقيرط ةرفاوتم ةيلاملا بقم ةكر ةسارد لالخ نم كلذو ةعبطلا فورظلا يف البقتسم قيقحتل انلعلا ةيولبلا</w:t>
-      </w:r>
-    </w:p>
-    <w:p>
-      <w:pPr>
-        <w:jc w:val="right"/>
-        <w:bidi/>
-      </w:pPr>
-      <w:r>
-        <w:rPr>
-          <w:b w:val="0"/>
-          <w:i w:val="0"/>
-        </w:rPr>
-        <w:t>يف يوتسملا ىلع تابثلا ةياعر ىف ةطلسلا حابرألا يراس</w:t>
+        <w:t>المتوسط الأرماح السورية والليله الحق في معقل الربعية والمناصري التقيم يتسم بالعالمية</w:t>
+      </w:r>
+    </w:p>
+    <w:p>
+      <w:pPr>
+        <w:jc w:val="right"/>
+        <w:bidi/>
+      </w:pPr>
+      <w:r>
+        <w:rPr>
+          <w:b w:val="0"/>
+          <w:i w:val="0"/>
+        </w:rPr>
+        <w:t>البلوية العلنا لتحقيق مستقبلا في الظروف الطبعة وذلك من خلال دراسة ركة مقب المالية متوافرة طريقة الستوي استخر يكون هو العيون</w:t>
+      </w:r>
+    </w:p>
+    <w:p>
+      <w:pPr>
+        <w:jc w:val="right"/>
+        <w:bidi/>
+      </w:pPr>
+      <w:r>
+        <w:rPr>
+          <w:b w:val="0"/>
+          <w:i w:val="0"/>
+        </w:rPr>
+        <w:t>ساري الأرباح السلطة فى رعاية الثبات على المستوي في</w:t>
       </w:r>
     </w:p>
     <w:p>
@@ -10615,20 +10599,20 @@
           <w:b w:val="0"/>
           <w:i w:val="0"/>
         </w:rPr>
-        <w:t>يليغشتلا عوردلا لدهب</w:t>
-      </w:r>
-    </w:p>
-    <w:p>
-      <w:pPr>
-        <w:jc w:val="right"/>
-        <w:bidi/>
-      </w:pPr>
-      <w:r>
-        <w:rPr>
-          <w:b w:val="0"/>
-          <w:i w:val="0"/>
-        </w:rPr>
-        <w:t>عبرلا لامجب ةيسن</w:t>
+        <w:t>بهدل الدروع التشغيلي</w:t>
+      </w:r>
+    </w:p>
+    <w:p>
+      <w:pPr>
+        <w:jc w:val="right"/>
+        <w:bidi/>
+      </w:pPr>
+      <w:r>
+        <w:rPr>
+          <w:b w:val="0"/>
+          <w:i w:val="0"/>
+        </w:rPr>
+        <w:t>نسية بجمال الربع</w:t>
       </w:r>
     </w:p>
     <w:p>
@@ -10654,7 +10638,7 @@
           <w:b w:val="0"/>
           <w:i w:val="0"/>
         </w:rPr>
-        <w:t>ةيعرشلا ةاكزلا لمجا ةنسلا لهد يقامع</w:t>
+        <w:t>عماقي دهل السنة اجمل الزكاة الشرعية</w:t>
       </w:r>
     </w:p>
     <w:p>
@@ -10680,20 +10664,20 @@
           <w:b w:val="0"/>
           <w:i w:val="0"/>
         </w:rPr>
-        <w:t>ةيعرشلا ةقرلا</w:t>
-      </w:r>
-    </w:p>
-    <w:p>
-      <w:pPr>
-        <w:jc w:val="right"/>
-        <w:bidi/>
-      </w:pPr>
-      <w:r>
-        <w:rPr>
-          <w:b w:val="0"/>
-          <w:i w:val="0"/>
-        </w:rPr>
-        <w:t>ةنسلا لقن ىلاع</w:t>
+        <w:t>الرقة الشرعية</w:t>
+      </w:r>
+    </w:p>
+    <w:p>
+      <w:pPr>
+        <w:jc w:val="right"/>
+        <w:bidi/>
+      </w:pPr>
+      <w:r>
+        <w:rPr>
+          <w:b w:val="0"/>
+          <w:i w:val="0"/>
+        </w:rPr>
+        <w:t>عالى نقل السنة</w:t>
       </w:r>
     </w:p>
     <w:p>
@@ -10732,32 +10716,30 @@
           <w:b w:val="0"/>
           <w:i w:val="0"/>
         </w:rPr>
-        <w:t>۲۱۰۲ یم رود نم ةراسلا ةقطنملا ةيلاملا مئاوتلا لالخ نم ةكرشلا لامعأ عام</w:t>
-      </w:r>
-    </w:p>
-    <w:p>
-      <w:pPr>
-        <w:jc w:val="right"/>
-        <w:bidi/>
-      </w:pPr>
-      <w:r>
-        <w:rPr>
-          <w:b w:val="0"/>
-          <w:i w:val="0"/>
-        </w:rPr>
-        <w:t>(يدوعسلا لايرلاب ةطيسبلا سنج علب</w:t>
-      </w:r>
-    </w:p>
-    <w:p>
-      <w:pPr>
-        <w:jc w:val="right"/>
-        <w:bidi/>
-      </w:pPr>
-      <w:r>
-        <w:rPr>
-          <w:b w:val="0"/>
-          <w:i w:val="0"/>
-        </w:rPr>
+        <w:t>ماع أعمال الشركة من خلال التوائم المالية المنطقة السارة من دور می ۲۰۱۲</w:t>
+      </w:r>
+    </w:p>
+    <w:p>
+      <w:pPr>
+        <w:pStyle w:val="Heading2"/>
+        <w:jc w:val="right"/>
+        <w:bidi/>
+      </w:pPr>
+      <w:r>
+        <w:t>[بيانات الأطراف: المدعي / المدعى عليه / الحاضرون] ===</w:t>
+        <w:br/>
+        <w:t>بلع جنس البسيطة بالريال السعودي)</w:t>
+      </w:r>
+    </w:p>
+    <w:p>
+      <w:pPr>
+        <w:pStyle w:val="Heading2"/>
+        <w:jc w:val="right"/>
+        <w:bidi/>
+      </w:pPr>
+      <w:r>
+        <w:t>[المتن الفعلي: الوقائع / الأسباب / المنطوق] ===</w:t>
+        <w:br/>
         <w:t>T</w:t>
       </w:r>
     </w:p>
@@ -10797,7 +10779,7 @@
           <w:b w:val="0"/>
           <w:i w:val="0"/>
         </w:rPr>
-        <w:t>حبرلا لصم رد</w:t>
+        <w:t>در مصل الربح</w:t>
       </w:r>
     </w:p>
     <w:p>
@@ -10836,7 +10818,7 @@
           <w:b w:val="0"/>
           <w:i w:val="0"/>
         </w:rPr>
-        <w:t>ةرهاقلا راطملا لخدلا ةملاع حضوملا مالسلا ىلع</w:t>
+        <w:t>على السلام الموضح عالمة الدخل المطار القاهرة</w:t>
       </w:r>
     </w:p>
     <w:p>
@@ -10862,46 +10844,46 @@
           <w:b w:val="0"/>
           <w:i w:val="0"/>
         </w:rPr>
-        <w:t>يلكلا يف يرخألا تكرألا ةميق لمع</w:t>
-      </w:r>
-    </w:p>
-    <w:p>
-      <w:pPr>
-        <w:jc w:val="right"/>
-        <w:bidi/>
-      </w:pPr>
-      <w:r>
-        <w:rPr>
-          <w:b w:val="0"/>
-          <w:i w:val="0"/>
-        </w:rPr>
-        <w:t>فاوقلاو</w:t>
-      </w:r>
-    </w:p>
-    <w:p>
-      <w:pPr>
-        <w:jc w:val="right"/>
-        <w:bidi/>
-      </w:pPr>
-      <w:r>
-        <w:rPr>
-          <w:b w:val="0"/>
-          <w:i w:val="0"/>
-        </w:rPr>
-        <w:t>ةفرتلا</w:t>
-      </w:r>
-    </w:p>
-    <w:p>
-      <w:pPr>
-        <w:jc w:val="right"/>
-        <w:bidi/>
-      </w:pPr>
-      <w:r>
-        <w:rPr>
-          <w:b w:val="0"/>
-          <w:i w:val="0"/>
-        </w:rPr>
-        <w:t>ىلإ لوصولل الو ةليسملا ةنوجلا ماكرشلا طاشنب ةطبترملا و ةرركملا</w:t>
+        <w:t>عمل قيمة الأركت الأخري في الكلي</w:t>
+      </w:r>
+    </w:p>
+    <w:p>
+      <w:pPr>
+        <w:jc w:val="right"/>
+        <w:bidi/>
+      </w:pPr>
+      <w:r>
+        <w:rPr>
+          <w:b w:val="0"/>
+          <w:i w:val="0"/>
+        </w:rPr>
+        <w:t>والقواف</w:t>
+      </w:r>
+    </w:p>
+    <w:p>
+      <w:pPr>
+        <w:jc w:val="right"/>
+        <w:bidi/>
+      </w:pPr>
+      <w:r>
+        <w:rPr>
+          <w:b w:val="0"/>
+          <w:i w:val="0"/>
+        </w:rPr>
+        <w:t>الترفة</w:t>
+      </w:r>
+    </w:p>
+    <w:p>
+      <w:pPr>
+        <w:jc w:val="right"/>
+        <w:bidi/>
+      </w:pPr>
+      <w:r>
+        <w:rPr>
+          <w:b w:val="0"/>
+          <w:i w:val="0"/>
+        </w:rPr>
+        <w:t>المكررة و المرتبطة بنشاط الشركام الجونة المسيلة ولا للوصول إلى</w:t>
       </w:r>
     </w:p>
     <w:p>
@@ -10940,7 +10922,7 @@
           <w:b w:val="0"/>
           <w:i w:val="0"/>
         </w:rPr>
-        <w:t>يلاس طسوتم ىلإ لوسرلا ققشلا</w:t>
+        <w:t>الشقق الرسول إلى متوسط سالي</w:t>
       </w:r>
     </w:p>
     <w:p>
@@ -10958,27 +10940,25 @@
     </w:p>
     <w:p>
       <w:pPr>
-        <w:jc w:val="right"/>
-        <w:bidi/>
-      </w:pPr>
-      <w:r>
-        <w:rPr>
-          <w:b w:val="0"/>
-          <w:i w:val="0"/>
-        </w:rPr>
-        <w:t>يدوعسلا لايرلا ةيلاو ةيبرع تافورصم</w:t>
-      </w:r>
-    </w:p>
-    <w:p>
-      <w:pPr>
-        <w:jc w:val="right"/>
-        <w:bidi/>
-      </w:pPr>
-      <w:r>
-        <w:rPr>
-          <w:b w:val="0"/>
-          <w:i w:val="0"/>
-        </w:rPr>
+        <w:pStyle w:val="Heading2"/>
+        <w:jc w:val="right"/>
+        <w:bidi/>
+      </w:pPr>
+      <w:r>
+        <w:t>[بيانات الأطراف: المدعي / المدعى عليه / الحاضرون] ===</w:t>
+        <w:br/>
+        <w:t>مصروفات عربية والية الريال السعودي</w:t>
+      </w:r>
+    </w:p>
+    <w:p>
+      <w:pPr>
+        <w:pStyle w:val="Heading2"/>
+        <w:jc w:val="right"/>
+        <w:bidi/>
+      </w:pPr>
+      <w:r>
+        <w:t>[المتن الفعلي: الوقائع / الأسباب / المنطوق] ===</w:t>
+        <w:br/>
         <w:t>TH</w:t>
       </w:r>
     </w:p>
@@ -11005,72 +10985,70 @@
           <w:b w:val="0"/>
           <w:i w:val="0"/>
         </w:rPr>
-        <w:t>مسرلا نامع طسوم ىلإ لوصوملا ةراملا نم لاثم ةيودألا و ةضوملا تاورصلا ةيقاب ودعب يللا تحت فوسو هللا عرشملا كلتل ةنولملا دونبلا ةيرق نكلو صمقلا نم ةردقلا لمع ةيرادإلاو ةيتوصلا تافورصملا اميف يف يتلا تابنلا ال حضتي ملاعلا ي</w:t>
-      </w:r>
-    </w:p>
-    <w:p>
-      <w:pPr>
-        <w:jc w:val="right"/>
-        <w:bidi/>
-      </w:pPr>
-      <w:r>
-        <w:rPr>
-          <w:b w:val="0"/>
-          <w:i w:val="0"/>
-        </w:rPr>
-        <w:t>(( يدوعسلا لايرلاب ةكرتو ةيملاعلا يف دونلا تاباشلا عابتا</w:t>
-      </w:r>
-    </w:p>
-    <w:p>
-      <w:pPr>
-        <w:jc w:val="right"/>
-        <w:bidi/>
-      </w:pPr>
-      <w:r>
-        <w:rPr>
-          <w:b w:val="0"/>
-          <w:i w:val="0"/>
-        </w:rPr>
-        <w:t>تارفلا</w:t>
-      </w:r>
-    </w:p>
-    <w:p>
-      <w:pPr>
-        <w:jc w:val="right"/>
-        <w:bidi/>
-      </w:pPr>
-      <w:r>
-        <w:rPr>
-          <w:b w:val="0"/>
-          <w:i w:val="0"/>
-        </w:rPr>
-        <w:t>يليغشتلا عبرملا لهس</w:t>
-      </w:r>
-    </w:p>
-    <w:p>
-      <w:pPr>
-        <w:jc w:val="right"/>
-        <w:bidi/>
-      </w:pPr>
-      <w:r>
-        <w:rPr>
-          <w:b w:val="0"/>
-          <w:i w:val="0"/>
-        </w:rPr>
-        <w:t>حبرلا لاجم ةبسن</w:t>
-      </w:r>
-    </w:p>
-    <w:p>
-      <w:pPr>
-        <w:jc w:val="right"/>
-        <w:bidi/>
-      </w:pPr>
-      <w:r>
-        <w:rPr>
-          <w:b w:val="0"/>
-          <w:i w:val="0"/>
-        </w:rPr>
-        <w:t>ةيعرشلا ةاكزلا لبق ةلسلا لقن يفاص</w:t>
+        <w:t>ي العالم يتضح لا النبات التي في فيما المصروفات الصوتية والإدارية عمل القدرة من القمص ولكن قرية البنود الملونة لتلك المشرع الله وسوف تحت اللي بعدو باقية الصروات الموضة و الأدوية مثال من المارة الموصول إلى موسط عمان الرسم</w:t>
+      </w:r>
+    </w:p>
+    <w:p>
+      <w:pPr>
+        <w:pStyle w:val="Heading2"/>
+        <w:jc w:val="right"/>
+        <w:bidi/>
+      </w:pPr>
+      <w:r>
+        <w:t>[بيانات الأطراف: المدعي / المدعى عليه / الحاضرون] ===</w:t>
+        <w:br/>
+        <w:t>اتباع الشابات النود في العالمية وتركة بالريال السعودي ))</w:t>
+      </w:r>
+    </w:p>
+    <w:p>
+      <w:pPr>
+        <w:pStyle w:val="Heading2"/>
+        <w:jc w:val="right"/>
+        <w:bidi/>
+      </w:pPr>
+      <w:r>
+        <w:t>[المتن الفعلي: الوقائع / الأسباب / المنطوق] ===</w:t>
+        <w:br/>
+        <w:t>الفرات</w:t>
+      </w:r>
+    </w:p>
+    <w:p>
+      <w:pPr>
+        <w:jc w:val="right"/>
+        <w:bidi/>
+      </w:pPr>
+      <w:r>
+        <w:rPr>
+          <w:b w:val="0"/>
+          <w:i w:val="0"/>
+        </w:rPr>
+        <w:t>سهل المربع التشغيلي</w:t>
+      </w:r>
+    </w:p>
+    <w:p>
+      <w:pPr>
+        <w:jc w:val="right"/>
+        <w:bidi/>
+      </w:pPr>
+      <w:r>
+        <w:rPr>
+          <w:b w:val="0"/>
+          <w:i w:val="0"/>
+        </w:rPr>
+        <w:t>نسبة مجال الربح</w:t>
+      </w:r>
+    </w:p>
+    <w:p>
+      <w:pPr>
+        <w:jc w:val="right"/>
+        <w:bidi/>
+      </w:pPr>
+      <w:r>
+        <w:rPr>
+          <w:b w:val="0"/>
+          <w:i w:val="0"/>
+        </w:rPr>
+        <w:t>صافي نقل السلة قبل الزكاة الشرعية</w:t>
       </w:r>
     </w:p>
     <w:p>
@@ -11096,59 +11074,59 @@
           <w:b w:val="0"/>
           <w:i w:val="0"/>
         </w:rPr>
-        <w:t>راطخألا مييقت (۹) قارب</w:t>
-      </w:r>
-    </w:p>
-    <w:p>
-      <w:pPr>
-        <w:jc w:val="right"/>
-        <w:bidi/>
-      </w:pPr>
-      <w:r>
-        <w:rPr>
-          <w:b w:val="0"/>
-          <w:i w:val="0"/>
-        </w:rPr>
-        <w:t>ةعانصلا رطخ</w:t>
-      </w:r>
-    </w:p>
-    <w:p>
-      <w:pPr>
-        <w:jc w:val="right"/>
-        <w:bidi/>
-      </w:pPr>
-      <w:r>
-        <w:rPr>
-          <w:b w:val="0"/>
-          <w:i w:val="0"/>
-        </w:rPr>
-        <w:t>رطعلا لمعم ليلحت حرش</w:t>
-      </w:r>
-    </w:p>
-    <w:p>
-      <w:pPr>
-        <w:jc w:val="right"/>
-        <w:bidi/>
-      </w:pPr>
-      <w:r>
-        <w:rPr>
-          <w:b w:val="0"/>
-          <w:i w:val="0"/>
-        </w:rPr>
-        <w:t>نايبتسا ىلإ ةيلاملا تادحولا ديروت لاجس يف ءاكرشلا لصت ثيح نم رطخل</w:t>
-      </w:r>
-    </w:p>
-    <w:p>
-      <w:pPr>
-        <w:jc w:val="right"/>
-        <w:bidi/>
-      </w:pPr>
-      <w:r>
-        <w:rPr>
-          <w:b w:val="0"/>
-          <w:i w:val="0"/>
-        </w:rPr>
-        <w:t>.ةيملاع تاروطعو ةيموكح يف ةيلوألاو تالئاع يتلا قاوسألا نم طاشنلا اذه روصلا عرفلاو ةيلاملا عمجتلا ناكرما</w:t>
+        <w:t>براق (۹) تقييم الأخطار</w:t>
+      </w:r>
+    </w:p>
+    <w:p>
+      <w:pPr>
+        <w:jc w:val="right"/>
+        <w:bidi/>
+      </w:pPr>
+      <w:r>
+        <w:rPr>
+          <w:b w:val="0"/>
+          <w:i w:val="0"/>
+        </w:rPr>
+        <w:t>خطر الصناعة</w:t>
+      </w:r>
+    </w:p>
+    <w:p>
+      <w:pPr>
+        <w:jc w:val="right"/>
+        <w:bidi/>
+      </w:pPr>
+      <w:r>
+        <w:rPr>
+          <w:b w:val="0"/>
+          <w:i w:val="0"/>
+        </w:rPr>
+        <w:t>شرح تحليل معمل العطر</w:t>
+      </w:r>
+    </w:p>
+    <w:p>
+      <w:pPr>
+        <w:jc w:val="right"/>
+        <w:bidi/>
+      </w:pPr>
+      <w:r>
+        <w:rPr>
+          <w:b w:val="0"/>
+          <w:i w:val="0"/>
+        </w:rPr>
+        <w:t>لخطر من حيث تصل الشركاء في سجال توريد الوحدات المالية إلى استبيان</w:t>
+      </w:r>
+    </w:p>
+    <w:p>
+      <w:pPr>
+        <w:jc w:val="right"/>
+        <w:bidi/>
+      </w:pPr>
+      <w:r>
+        <w:rPr>
+          <w:b w:val="0"/>
+          <w:i w:val="0"/>
+        </w:rPr>
+        <w:t>امركان التجمع المالية والفرع الصور هذا النشاط من الأسواق التي عائلات والأولية في حكومية وعطورات عالمية.</w:t>
       </w:r>
     </w:p>
     <w:p>
@@ -11174,7 +11152,7 @@
           <w:b w:val="0"/>
           <w:i w:val="0"/>
         </w:rPr>
-        <w:t>ةعانصلا رطع</w:t>
+        <w:t>عطر الصناعة</w:t>
       </w:r>
     </w:p>
     <w:p>
@@ -11239,20 +11217,20 @@
           <w:b w:val="0"/>
           <w:i w:val="0"/>
         </w:rPr>
-        <w:t>تادوجوملا رفع</w:t>
-      </w:r>
-    </w:p>
-    <w:p>
-      <w:pPr>
-        <w:jc w:val="right"/>
-        <w:bidi/>
-      </w:pPr>
-      <w:r>
-        <w:rPr>
-          <w:b w:val="0"/>
-          <w:i w:val="0"/>
-        </w:rPr>
-        <w:t>جاتم رجملا</w:t>
+        <w:t>عفر الموجودات</w:t>
+      </w:r>
+    </w:p>
+    <w:p>
+      <w:pPr>
+        <w:jc w:val="right"/>
+        <w:bidi/>
+      </w:pPr>
+      <w:r>
+        <w:rPr>
+          <w:b w:val="0"/>
+          <w:i w:val="0"/>
+        </w:rPr>
+        <w:t>المجر متاج</w:t>
       </w:r>
     </w:p>
     <w:p>
@@ -11315,7 +11293,7 @@
           <w:b w:val="0"/>
           <w:i w:val="0"/>
         </w:rPr>
-        <w:t>تايوبرتلا رظن</w:t>
+        <w:t>نظر التربويات</w:t>
       </w:r>
     </w:p>
     <w:p>
@@ -11354,7 +11332,7 @@
           <w:b w:val="0"/>
           <w:i w:val="0"/>
         </w:rPr>
-        <w:t>ماعل ةميقلا( ةيراقعلا لامعلأل ةفايضلا ةكرش نم ينيز سابع دمحأ خيشلا ةصح ١٤٢٩ )</w:t>
+        <w:t>( ١٤٢٩ حصة الشيخ أحمد عباس زيني من شركة الضيافة لألعمال العقارية )القيمة لعام</w:t>
       </w:r>
     </w:p>
     <w:p>
@@ -11419,7 +11397,7 @@
           <w:b w:val="0"/>
           <w:i w:val="0"/>
         </w:rPr>
-        <w:t>1 قفاوملا ـه ا ١٩٨</w:t>
+        <w:t>١٩٨ ا هـ الموافق 1</w:t>
       </w:r>
     </w:p>
     <w:p>
@@ -11523,7 +11501,7 @@
           <w:b w:val="0"/>
           <w:i w:val="0"/>
         </w:rPr>
-        <w:t>ةقباسلا</w:t>
+        <w:t>السابقة</w:t>
       </w:r>
     </w:p>
     <w:p>
@@ -11549,7 +11527,7 @@
           <w:b w:val="0"/>
           <w:i w:val="0"/>
         </w:rPr>
-        <w:t>.صيصختو رارمتسإلا مدع وأ ةنيعم طباوض قفو ةكرتشملا تاكرشلا نم ةعومجمل ةفارشلا رارمتسإلا صوصخم ينيزو رابآ تفارش ةعومجم عاضوا روصلا نالان دقو</w:t>
+        <w:t>وقد نالان الصور اوضاع مجموعة شرافت آبار وزيني مخصوص الإستمرار الشرافة لمجموعة من الشركات المشتركة وفق ضوابط معينة أو عدم الإستمرار وتخصيص.</w:t>
       </w:r>
     </w:p>
     <w:p>
@@ -11593,28 +11571,26 @@
     </w:p>
     <w:p>
       <w:pPr>
-        <w:jc w:val="right"/>
-        <w:bidi/>
-      </w:pPr>
-      <w:r>
-        <w:rPr>
-          <w:b w:val="0"/>
-          <w:i w:val="0"/>
-        </w:rPr>
-        <w:t>: ةيلاتلا تاكرشلاب دعب نم مسا وأ همساب ءاوس رامآ هللادبع خيشلا</w:t>
-      </w:r>
-    </w:p>
-    <w:p>
-      <w:pPr>
-        <w:jc w:val="right"/>
-        <w:bidi/>
-      </w:pPr>
-      <w:r>
-        <w:rPr>
-          <w:b w:val="0"/>
-          <w:i w:val="0"/>
-        </w:rPr>
-        <w:t>تاكرشلا</w:t>
+        <w:pStyle w:val="Heading2"/>
+        <w:jc w:val="right"/>
+        <w:bidi/>
+      </w:pPr>
+      <w:r>
+        <w:t>[بيانات الأطراف: المدعي / المدعى عليه / الحاضرون] ===</w:t>
+        <w:br/>
+        <w:t>الشيخ عبدالله آمار سواء باسمه أو اسم من بعد بالشركات التالية :</w:t>
+      </w:r>
+    </w:p>
+    <w:p>
+      <w:pPr>
+        <w:pStyle w:val="Heading2"/>
+        <w:jc w:val="right"/>
+        <w:bidi/>
+      </w:pPr>
+      <w:r>
+        <w:t>[المتن الفعلي: الوقائع / الأسباب / المنطوق] ===</w:t>
+        <w:br/>
+        <w:t>الشركات</w:t>
       </w:r>
     </w:p>
     <w:p>
@@ -11640,7 +11616,7 @@
           <w:b w:val="0"/>
           <w:i w:val="0"/>
         </w:rPr>
-        <w:t>.ةدودحملا ةيراجتلا ةمجنلا قاوسأ ةكر</w:t>
+        <w:t>ركة أسواق النجمة التجارية المحدودة.</w:t>
       </w:r>
     </w:p>
     <w:p>
@@ -11666,7 +11642,7 @@
           <w:b w:val="0"/>
           <w:i w:val="0"/>
         </w:rPr>
-        <w:t>ةبسنلا</w:t>
+        <w:t>النسبة</w:t>
       </w:r>
     </w:p>
     <w:p>
@@ -11705,20 +11681,20 @@
           <w:b w:val="0"/>
           <w:i w:val="0"/>
         </w:rPr>
-        <w:t>نينتلاب</w:t>
-      </w:r>
-    </w:p>
-    <w:p>
-      <w:pPr>
-        <w:jc w:val="right"/>
-        <w:bidi/>
-      </w:pPr>
-      <w:r>
-        <w:rPr>
-          <w:b w:val="0"/>
-          <w:i w:val="0"/>
-        </w:rPr>
-        <w:t>رجاوتلا ةمطاف</w:t>
+        <w:t>بالتنين</w:t>
+      </w:r>
+    </w:p>
+    <w:p>
+      <w:pPr>
+        <w:jc w:val="right"/>
+        <w:bidi/>
+      </w:pPr>
+      <w:r>
+        <w:rPr>
+          <w:b w:val="0"/>
+          <w:i w:val="0"/>
+        </w:rPr>
+        <w:t>فاطمة التواجر</w:t>
       </w:r>
     </w:p>
     <w:p>
@@ -11768,33 +11744,33 @@
       <w:r>
         <w:t>[المتن الفعلي: الوقائع / الأسباب / المنطوق] ===</w:t>
         <w:br/>
-        <w:t>ةدودحملا ءاوهلا فيلكت ناياد ةكرش -\</w:t>
-      </w:r>
-    </w:p>
-    <w:p>
-      <w:pPr>
-        <w:jc w:val="right"/>
-        <w:bidi/>
-      </w:pPr>
-      <w:r>
-        <w:rPr>
-          <w:b w:val="0"/>
-          <w:i w:val="0"/>
-        </w:rPr>
-        <w:t>تاسدعلاو ةرادإلل ةينطولا ةيقرشلا</w:t>
-      </w:r>
-    </w:p>
-    <w:p>
-      <w:pPr>
-        <w:jc w:val="right"/>
-        <w:bidi/>
-      </w:pPr>
-      <w:r>
-        <w:rPr>
-          <w:b w:val="0"/>
-          <w:i w:val="0"/>
-        </w:rPr>
-        <w:t>ةمولعملا نيومتلا وكانوم ةكرشو</w:t>
+        <w:t>\- شركة دايان تكليف الهواء المحدودة</w:t>
+      </w:r>
+    </w:p>
+    <w:p>
+      <w:pPr>
+        <w:jc w:val="right"/>
+        <w:bidi/>
+      </w:pPr>
+      <w:r>
+        <w:rPr>
+          <w:b w:val="0"/>
+          <w:i w:val="0"/>
+        </w:rPr>
+        <w:t>الشرقية الوطنية للإدارة والعدسات</w:t>
+      </w:r>
+    </w:p>
+    <w:p>
+      <w:pPr>
+        <w:jc w:val="right"/>
+        <w:bidi/>
+      </w:pPr>
+      <w:r>
+        <w:rPr>
+          <w:b w:val="0"/>
+          <w:i w:val="0"/>
+        </w:rPr>
+        <w:t>وشركة موناكو التموين المعلومة</w:t>
       </w:r>
     </w:p>
     <w:p>
@@ -11820,20 +11796,20 @@
           <w:b w:val="0"/>
           <w:i w:val="0"/>
         </w:rPr>
-        <w:t>قرشلا</w:t>
-      </w:r>
-    </w:p>
-    <w:p>
-      <w:pPr>
-        <w:jc w:val="right"/>
-        <w:bidi/>
-      </w:pPr>
-      <w:r>
-        <w:rPr>
-          <w:b w:val="0"/>
-          <w:i w:val="0"/>
-        </w:rPr>
-        <w:t>: ةيلاتلا تاكر</w:t>
+        <w:t>الشرق</w:t>
+      </w:r>
+    </w:p>
+    <w:p>
+      <w:pPr>
+        <w:jc w:val="right"/>
+        <w:bidi/>
+      </w:pPr>
+      <w:r>
+        <w:rPr>
+          <w:b w:val="0"/>
+          <w:i w:val="0"/>
+        </w:rPr>
+        <w:t>ركات التالية :</w:t>
       </w:r>
     </w:p>
     <w:p>
@@ -11859,20 +11835,20 @@
           <w:b w:val="0"/>
           <w:i w:val="0"/>
         </w:rPr>
-        <w:t>ةيلا</w:t>
-      </w:r>
-    </w:p>
-    <w:p>
-      <w:pPr>
-        <w:jc w:val="right"/>
-        <w:bidi/>
-      </w:pPr>
-      <w:r>
-        <w:rPr>
-          <w:b w:val="0"/>
-          <w:i w:val="0"/>
-        </w:rPr>
-        <w:t>ةيلامجإلا</w:t>
+        <w:t>الية</w:t>
+      </w:r>
+    </w:p>
+    <w:p>
+      <w:pPr>
+        <w:jc w:val="right"/>
+        <w:bidi/>
+      </w:pPr>
+      <w:r>
+        <w:rPr>
+          <w:b w:val="0"/>
+          <w:i w:val="0"/>
+        </w:rPr>
+        <w:t>الإجمالية</w:t>
       </w:r>
     </w:p>
     <w:p>
@@ -11898,7 +11874,7 @@
           <w:b w:val="0"/>
           <w:i w:val="0"/>
         </w:rPr>
-        <w:t>ماعلاو نار نيمأتلل طسوألا رشلا ةكر</w:t>
+        <w:t>ركة الشر الأوسط للتأمين ران والعام</w:t>
       </w:r>
     </w:p>
     <w:p>
@@ -11924,20 +11900,20 @@
           <w:b w:val="0"/>
           <w:i w:val="0"/>
         </w:rPr>
-        <w:t>نيرمتلا ينيرو رابآ ةكرش</w:t>
-      </w:r>
-    </w:p>
-    <w:p>
-      <w:pPr>
-        <w:jc w:val="right"/>
-        <w:bidi/>
-      </w:pPr>
-      <w:r>
-        <w:rPr>
-          <w:b w:val="0"/>
-          <w:i w:val="0"/>
-        </w:rPr>
-        <w:t>تاعاسلاو ةيرحبلا تامدخلل ةيبرعلا ةكرشلا -1-\</w:t>
+        <w:t>شركة آبار وريني التمرين</w:t>
+      </w:r>
+    </w:p>
+    <w:p>
+      <w:pPr>
+        <w:jc w:val="right"/>
+        <w:bidi/>
+      </w:pPr>
+      <w:r>
+        <w:rPr>
+          <w:b w:val="0"/>
+          <w:i w:val="0"/>
+        </w:rPr>
+        <w:t>\-1- الشركة العربية للخدمات البحرية والساعات</w:t>
       </w:r>
     </w:p>
     <w:p>
@@ -11963,20 +11939,20 @@
           <w:b w:val="0"/>
           <w:i w:val="0"/>
         </w:rPr>
-        <w:t>ددرتلا</w:t>
-      </w:r>
-    </w:p>
-    <w:p>
-      <w:pPr>
-        <w:jc w:val="right"/>
-        <w:bidi/>
-      </w:pPr>
-      <w:r>
-        <w:rPr>
-          <w:b w:val="0"/>
-          <w:i w:val="0"/>
-        </w:rPr>
-        <w:t>ةيايناكيملاو ةيئابرهكلا</w:t>
+        <w:t>التردد</w:t>
+      </w:r>
+    </w:p>
+    <w:p>
+      <w:pPr>
+        <w:jc w:val="right"/>
+        <w:bidi/>
+      </w:pPr>
+      <w:r>
+        <w:rPr>
+          <w:b w:val="0"/>
+          <w:i w:val="0"/>
+        </w:rPr>
+        <w:t>الكهربائية والميكانياية</w:t>
       </w:r>
     </w:p>
     <w:p>
@@ -12026,7 +12002,7 @@
           <w:b w:val="0"/>
           <w:i w:val="0"/>
         </w:rPr>
-        <w:t>ناريطلا راتسورتب ةكرشلا</w:t>
+        <w:t>الشركة بتروستار الطيران</w:t>
       </w:r>
     </w:p>
     <w:p>
@@ -12052,46 +12028,46 @@
           <w:b w:val="0"/>
           <w:i w:val="0"/>
         </w:rPr>
-        <w:t>ةبسنلا</w:t>
-      </w:r>
-    </w:p>
-    <w:p>
-      <w:pPr>
-        <w:jc w:val="right"/>
-        <w:bidi/>
-      </w:pPr>
-      <w:r>
-        <w:rPr>
-          <w:b w:val="0"/>
-          <w:i w:val="0"/>
-        </w:rPr>
-        <w:t>تاكرشلا</w:t>
-      </w:r>
-    </w:p>
-    <w:p>
-      <w:pPr>
-        <w:jc w:val="right"/>
-        <w:bidi/>
-      </w:pPr>
-      <w:r>
-        <w:rPr>
-          <w:b w:val="0"/>
-          <w:i w:val="0"/>
-        </w:rPr>
-        <w:t>.اهب لثمت يتلا ةيلعفلا ةلسلاب قاستت كنا سلفلا ديلا يف ابلا لاغ كلو ةقرملا لكل ةيعامتعت تانيمأت تاكم حتف اذكو ، ةلاسملا ليوحتب مهمازتلاب نافرطلا</w:t>
-      </w:r>
-    </w:p>
-    <w:p>
-      <w:pPr>
-        <w:jc w:val="right"/>
-        <w:bidi/>
-      </w:pPr>
-      <w:r>
-        <w:rPr>
-          <w:b w:val="0"/>
-          <w:i w:val="0"/>
-        </w:rPr>
-        <w:t>نألا ليمعلل اهب حومسملا</w:t>
+        <w:t>النسبة</w:t>
+      </w:r>
+    </w:p>
+    <w:p>
+      <w:pPr>
+        <w:jc w:val="right"/>
+        <w:bidi/>
+      </w:pPr>
+      <w:r>
+        <w:rPr>
+          <w:b w:val="0"/>
+          <w:i w:val="0"/>
+        </w:rPr>
+        <w:t>الشركات</w:t>
+      </w:r>
+    </w:p>
+    <w:p>
+      <w:pPr>
+        <w:jc w:val="right"/>
+        <w:bidi/>
+      </w:pPr>
+      <w:r>
+        <w:rPr>
+          <w:b w:val="0"/>
+          <w:i w:val="0"/>
+        </w:rPr>
+        <w:t>الطرفان بالتزامهم بتحويل المسالة ، وكذا فتح مكات تأمينات تعتماعية لكل المرقة ولك غال البا في اليد الفلس انك تتساق بالسلة الفعلية التي تمثل بها.</w:t>
+      </w:r>
+    </w:p>
+    <w:p>
+      <w:pPr>
+        <w:jc w:val="right"/>
+        <w:bidi/>
+      </w:pPr>
+      <w:r>
+        <w:rPr>
+          <w:b w:val="0"/>
+          <w:i w:val="0"/>
+        </w:rPr>
+        <w:t>المسموح بها للعميل الأن</w:t>
       </w:r>
     </w:p>
     <w:p>
@@ -12117,46 +12093,46 @@
           <w:b w:val="0"/>
           <w:i w:val="0"/>
         </w:rPr>
-        <w:t>كلملاو ةماعلا ةرادإلا ىدل ةكرشلا يراع بابح نم هنيوش ولب رصنلا اذه نم (ب) هرقن و ( درف (1) مقر دنبلا يف اهكنيب يلإ راشملاو نيفرطلا نم يبأل ايلاع ةصصخملا تاقرتلا يف مصلا نع رخألا فر</w:t>
-      </w:r>
-    </w:p>
-    <w:p>
-      <w:pPr>
-        <w:jc w:val="right"/>
-        <w:bidi/>
-      </w:pPr>
-      <w:r>
-        <w:rPr>
-          <w:b w:val="0"/>
-          <w:i w:val="0"/>
-        </w:rPr>
-        <w:t>اهتيوست متي ةماعلا ةرادإلا ةنيدم وأ ةتناد تناد داوم نيفرطلا نم يأ مسال ةلومملا تاكرشلا تايانعلا ةبسنلاب</w:t>
-      </w:r>
-    </w:p>
-    <w:p>
-      <w:pPr>
-        <w:jc w:val="right"/>
-        <w:bidi/>
-      </w:pPr>
-      <w:r>
-        <w:rPr>
-          <w:b w:val="0"/>
-          <w:i w:val="0"/>
-        </w:rPr>
-        <w:t>ءاكرشلا يراج تناس لالخ</w:t>
-      </w:r>
-    </w:p>
-    <w:p>
-      <w:pPr>
-        <w:jc w:val="right"/>
-        <w:bidi/>
-      </w:pPr>
-      <w:r>
-        <w:rPr>
-          <w:b w:val="0"/>
-          <w:i w:val="0"/>
-        </w:rPr>
-        <w:t>.ةمالعلا ةرادإلل ادقع قيرفلا دادسب</w:t>
+        <w:t>رف الأخر عن الصم في الترقات المخصصة عاليا لأبي من الطرفين والمشار إلي بينكها في البند رقم (1) فرد ) و نقره (ب) من هذا النصر بلو شوينه من حباب عاري الشركة لدى الإدارة العامة والملك</w:t>
+      </w:r>
+    </w:p>
+    <w:p>
+      <w:pPr>
+        <w:jc w:val="right"/>
+        <w:bidi/>
+      </w:pPr>
+      <w:r>
+        <w:rPr>
+          <w:b w:val="0"/>
+          <w:i w:val="0"/>
+        </w:rPr>
+        <w:t>بالنسبة العنايات الشركات الممولة لاسم أي من الطرفين مواد دانت دانتة أو مدينة الإدارة العامة يتم تسويتها</w:t>
+      </w:r>
+    </w:p>
+    <w:p>
+      <w:pPr>
+        <w:jc w:val="right"/>
+        <w:bidi/>
+      </w:pPr>
+      <w:r>
+        <w:rPr>
+          <w:b w:val="0"/>
+          <w:i w:val="0"/>
+        </w:rPr>
+        <w:t>خلال سانت جاري الشركاء</w:t>
+      </w:r>
+    </w:p>
+    <w:p>
+      <w:pPr>
+        <w:jc w:val="right"/>
+        <w:bidi/>
+      </w:pPr>
+      <w:r>
+        <w:rPr>
+          <w:b w:val="0"/>
+          <w:i w:val="0"/>
+        </w:rPr>
+        <w:t>بسداد الفريق عقدا للإدارة العلامة.</w:t>
       </w:r>
     </w:p>
     <w:p>
@@ -12208,20 +12184,20 @@
           <w:b w:val="0"/>
           <w:i w:val="0"/>
         </w:rPr>
-        <w:t>ةماعلا ةرادإلل عيبلا وأ صيصختلا جلا كرتشملا فراطملا نم يأ عم وأ ايلاح صصخت مل يتلا تاكرشلا نم يأ صيصخت عبات دوجو لاح يفو ،اضيأ تامازتلا كلمل ةنماض هقلخو تارابع نم ةكرتشملا تالئاسملا الابو ايلاح صصخت مل يتلا تاكرشلا ةغللا لاقت نأ ىلع ، كونبلا ءامل اهنأ انملاع نوكيو ةينويدملا كلذ يف (فرط</w:t>
-      </w:r>
-    </w:p>
-    <w:p>
-      <w:pPr>
-        <w:jc w:val="right"/>
-        <w:bidi/>
-      </w:pPr>
-      <w:r>
-        <w:rPr>
-          <w:b w:val="0"/>
-          <w:i w:val="0"/>
-        </w:rPr>
-        <w:t>ةردلا</w:t>
+        <w:t>طرف) في ذلك المديونية ويكون عالمنا أنها لماء البنوك ، على أن تقال اللغة الشركات التي لم تخصص حاليا وبالا المسائلات المشتركة من عبارات وخلقه ضامنة لملك التزامات أيضا، وفي حال وجود تابع تخصيص أي من الشركات التي لم تخصص حاليا أو مع أي من المطارف المشترك الج التخصيص أو البيع للإدارة العامة</w:t>
+      </w:r>
+    </w:p>
+    <w:p>
+      <w:pPr>
+        <w:jc w:val="right"/>
+        <w:bidi/>
+      </w:pPr>
+      <w:r>
+        <w:rPr>
+          <w:b w:val="0"/>
+          <w:i w:val="0"/>
+        </w:rPr>
+        <w:t>الدرة</w:t>
       </w:r>
     </w:p>
     <w:p>
@@ -12247,7 +12223,7 @@
           <w:b w:val="0"/>
           <w:i w:val="0"/>
         </w:rPr>
-        <w:t>.نواب ةلاحلا هذه يف ه . كيرشلا يف ليدعت ىلع ةكرشلا يف يبنجألا كيرشلا . يلا مساك اهيف ينزو لابق ةبح صصخملاو ينبلا ةكيرش اهيف مهاسلا تاكرشلا صوصخلاب نافرطلا قفتا</w:t>
+        <w:t>اتفق الطرفان بالخصوص الشركات الساهم فيها شريكة البني والمخصص حبة قبال وزني فيها كاسم الي . الشريك الأجنبي في الشركة على تعديل في الشريك . ه في هذه الحالة باون.</w:t>
       </w:r>
     </w:p>
     <w:p>
@@ -12271,7 +12247,7 @@
       <w:r>
         <w:t>[المتن الفعلي: الوقائع / الأسباب / المنطوق] ===</w:t>
         <w:br/>
-        <w:t>مركلا</w:t>
+        <w:t>الكرم</w:t>
       </w:r>
     </w:p>
     <w:p>
@@ -12289,53 +12265,49 @@
     </w:p>
     <w:p>
       <w:pPr>
-        <w:jc w:val="right"/>
-        <w:bidi/>
-      </w:pPr>
-      <w:r>
-        <w:rPr>
-          <w:b w:val="0"/>
-          <w:i w:val="0"/>
-        </w:rPr>
-        <w:t>يأ اهمساب ةلجسم تناك ءاوسلا ةيراجت تالاكو اهيدل دوجوملا تاكرشلا صوصخب ناقرفلا</w:t>
-      </w:r>
-    </w:p>
-    <w:p>
-      <w:pPr>
-        <w:jc w:val="right"/>
-        <w:bidi/>
-      </w:pPr>
-      <w:r>
-        <w:rPr>
-          <w:b w:val="0"/>
-          <w:i w:val="0"/>
-        </w:rPr>
+        <w:pStyle w:val="Heading2"/>
+        <w:jc w:val="right"/>
+        <w:bidi/>
+      </w:pPr>
+      <w:r>
+        <w:t>[بيانات الأطراف: المدعي / المدعى عليه / الحاضرون] ===</w:t>
+        <w:br/>
+        <w:t>الفرقان بخصوص الشركات الموجود لديها وكالات تجارية السواء كانت مسجلة باسمها أي</w:t>
+      </w:r>
+    </w:p>
+    <w:p>
+      <w:pPr>
+        <w:pStyle w:val="Heading2"/>
+        <w:jc w:val="right"/>
+        <w:bidi/>
+      </w:pPr>
+      <w:r>
+        <w:t>[المتن الفعلي: الوقائع / الأسباب / المنطوق] ===</w:t>
+        <w:br/>
         <w:t>شرفات البنية المخصصة على فم أي من الطرقي أنه في حال هم موافقة الشركة الموكة على</w:t>
       </w:r>
     </w:p>
     <w:p>
       <w:pPr>
-        <w:jc w:val="right"/>
-        <w:bidi/>
-      </w:pPr>
-      <w:r>
-        <w:rPr>
-          <w:b w:val="0"/>
-          <w:i w:val="0"/>
-        </w:rPr>
-        <w:t>ايلا راشملا تاكرشلا نم نأ همسا ىلع نصحملا فرطلا عم ةلكملا</w:t>
-      </w:r>
-    </w:p>
-    <w:p>
-      <w:pPr>
-        <w:jc w:val="right"/>
-        <w:bidi/>
-      </w:pPr>
-      <w:r>
-        <w:rPr>
-          <w:b w:val="0"/>
-          <w:i w:val="0"/>
-        </w:rPr>
+        <w:pStyle w:val="Heading2"/>
+        <w:jc w:val="right"/>
+        <w:bidi/>
+      </w:pPr>
+      <w:r>
+        <w:t>[بيانات الأطراف: المدعي / المدعى عليه / الحاضرون] ===</w:t>
+        <w:br/>
+        <w:t>المكلة مع الطرف المحصن على اسمه أن من الشركات المشار اليا</w:t>
+      </w:r>
+    </w:p>
+    <w:p>
+      <w:pPr>
+        <w:pStyle w:val="Heading2"/>
+        <w:jc w:val="right"/>
+        <w:bidi/>
+      </w:pPr>
+      <w:r>
+        <w:t>[المتن الفعلي: الوقائع / الأسباب / المنطوق] ===</w:t>
+        <w:br/>
         <w:t>تركة من وزني إلى أن باعد قرار مصر</w:t>
       </w:r>
     </w:p>
@@ -12362,7 +12334,7 @@
           <w:b w:val="0"/>
           <w:i w:val="0"/>
         </w:rPr>
-        <w:t>(ويلا ةيساشلا لواحتلا وأ تايوسلا ،ةيناسنإلا تاقاطبلا لاملا ليبس ىلعو اهعرت نمل ادبع يقاطلاو ميلعتلاو ءاكرشلاب قلعتت (نيز</w:t>
+        <w:t>زين) تتعلق بالشركاء والتعليم والطاقي عبدا لمن ترعها وعلى سبيل المال البطاقات الإنسانية، السويات أو التحاول الشاسية اليو)</w:t>
       </w:r>
     </w:p>
     <w:p>
@@ -12388,33 +12360,33 @@
           <w:b w:val="0"/>
           <w:i w:val="0"/>
         </w:rPr>
-        <w:t>ةكرشلا تاباسح مادختساب مهل يبأل عمسلا الإو فيراصملا كلت ةيلعتلا ةنلاب مهتاباسح نوكت نأ بجي مالعإ مهفب رامعم تاديسلا نوكت نأب نوعرف مهلعل وا مهاتبأ وأ ةكرشلا نم يأ</w:t>
-      </w:r>
-    </w:p>
-    <w:p>
-      <w:pPr>
-        <w:jc w:val="right"/>
-        <w:bidi/>
-      </w:pPr>
-      <w:r>
-        <w:rPr>
-          <w:b w:val="0"/>
-          <w:i w:val="0"/>
-        </w:rPr>
-        <w:t>يأ ةيلكلا لقنو ضوحلا مه ىلع نافرطلا قفا ـه نم عساتلاو نماثلا ديلاب هيلاعب ةرو امل ةراشإلاب</w:t>
-      </w:r>
-    </w:p>
-    <w:p>
-      <w:pPr>
-        <w:jc w:val="right"/>
-        <w:bidi/>
-      </w:pPr>
-      <w:r>
-        <w:rPr>
-          <w:b w:val="0"/>
-          <w:i w:val="0"/>
-        </w:rPr>
-        <w:t>هتامازتلالا صوصخب</w:t>
+        <w:t>أي من الشركة أو أبتاهم او لعلهم فرعون بأن تكون السيدات معمار بفهم إعلام يجب أن تكون حساباتهم بالنة التعلية تلك المصاريف وإلا السمع لأبي لهم باستخدام حسابات الشركة</w:t>
+      </w:r>
+    </w:p>
+    <w:p>
+      <w:pPr>
+        <w:jc w:val="right"/>
+        <w:bidi/>
+      </w:pPr>
+      <w:r>
+        <w:rPr>
+          <w:b w:val="0"/>
+          <w:i w:val="0"/>
+        </w:rPr>
+        <w:t>بالإشارة لما ورة بعاليه باليد الثامن والتاسع من هـ افق الطرفان على هم الحوض ونقل الكلية أي</w:t>
+      </w:r>
+    </w:p>
+    <w:p>
+      <w:pPr>
+        <w:jc w:val="right"/>
+        <w:bidi/>
+      </w:pPr>
+      <w:r>
+        <w:rPr>
+          <w:b w:val="0"/>
+          <w:i w:val="0"/>
+        </w:rPr>
+        <w:t>بخصوص الالتزاماته</w:t>
       </w:r>
     </w:p>
     <w:p>
@@ -12453,7 +12425,7 @@
           <w:b w:val="0"/>
           <w:i w:val="0"/>
         </w:rPr>
-        <w:t>ةباين ضوافتلا نيدلا يعس راديسلا نافرطلا : نم هلصأ فرط ىلع ةديس وأ اهل ةلماك ةيلوؤسم</w:t>
+        <w:t>مسؤولية كاملة لها أو سيدة على طرف أصله من : الطرفان السيدار سعي الدين التفاوض نيابة</w:t>
       </w:r>
     </w:p>
     <w:p>
@@ -12531,7 +12503,7 @@
           <w:b w:val="0"/>
           <w:i w:val="0"/>
         </w:rPr>
-        <w:t>يلع كونبلا ةقفاوم</w:t>
+        <w:t>موافقة البنوك علي</w:t>
       </w:r>
     </w:p>
     <w:p>
@@ -12609,7 +12581,7 @@
           <w:b w:val="0"/>
           <w:i w:val="0"/>
         </w:rPr>
-        <w:t>يصقلا ةيلع مامإلا ةسرافلا</w:t>
+        <w:t>الفارسة الإمام علية القصي</w:t>
       </w:r>
     </w:p>
     <w:p>
@@ -12635,20 +12607,20 @@
           <w:b w:val="0"/>
           <w:i w:val="0"/>
         </w:rPr>
-        <w:t>.ةمالا ةيلك تايفاقلا وأ رضحمب لمعت ملاس د</w:t>
-      </w:r>
-    </w:p>
-    <w:p>
-      <w:pPr>
-        <w:jc w:val="right"/>
-        <w:bidi/>
-      </w:pPr>
-      <w:r>
-        <w:rPr>
-          <w:b w:val="0"/>
-          <w:i w:val="0"/>
-        </w:rPr>
-        <w:t>قفوملا هللاو</w:t>
+        <w:t>د سالم تعمل بمحضر أو القافيات كلية الامة.</w:t>
+      </w:r>
+    </w:p>
+    <w:p>
+      <w:pPr>
+        <w:jc w:val="right"/>
+        <w:bidi/>
+      </w:pPr>
+      <w:r>
+        <w:rPr>
+          <w:b w:val="0"/>
+          <w:i w:val="0"/>
+        </w:rPr>
+        <w:t>والله الموفق</w:t>
       </w:r>
     </w:p>
     <w:p>
@@ -12700,7 +12672,7 @@
           <w:b w:val="0"/>
           <w:i w:val="0"/>
         </w:rPr>
-        <w:t>2024/101 قفاوملا</w:t>
+        <w:t>الموافق 2024/101</w:t>
       </w:r>
     </w:p>
     <w:p>
@@ -12841,46 +12813,46 @@
           <w:b w:val="0"/>
           <w:i w:val="0"/>
         </w:rPr>
-        <w:t>داع يماع</w:t>
-      </w:r>
-    </w:p>
-    <w:p>
-      <w:pPr>
-        <w:jc w:val="right"/>
-        <w:bidi/>
-      </w:pPr>
-      <w:r>
-        <w:rPr>
-          <w:b w:val="0"/>
-          <w:i w:val="0"/>
-        </w:rPr>
-        <w:t>هديع / ذاتسألاو ، يماثقلا ديف نميف / ذاتسالا ةوهشلا ةداسلا</w:t>
-      </w:r>
-    </w:p>
-    <w:p>
-      <w:pPr>
-        <w:jc w:val="right"/>
-        <w:bidi/>
-      </w:pPr>
-      <w:r>
-        <w:rPr>
-          <w:b w:val="0"/>
-          <w:i w:val="0"/>
-        </w:rPr>
-        <w:t>يواعرقلا داع ذاتسألا مامأو ،يرتشملا مامأو يمامأ عقوتلاب ، هللا همحر</w:t>
-      </w:r>
-    </w:p>
-    <w:p>
-      <w:pPr>
-        <w:jc w:val="right"/>
-        <w:bidi/>
-      </w:pPr>
-      <w:r>
-        <w:rPr>
-          <w:b w:val="0"/>
-          <w:i w:val="0"/>
-        </w:rPr>
-        <w:t>ماماو عئابلا مامأو يمامأ عقوتلاب ينيز ةماسأ خيشلا يراشملا ماق</w:t>
+        <w:t>عامي عاد</w:t>
+      </w:r>
+    </w:p>
+    <w:p>
+      <w:pPr>
+        <w:jc w:val="right"/>
+        <w:bidi/>
+      </w:pPr>
+      <w:r>
+        <w:rPr>
+          <w:b w:val="0"/>
+          <w:i w:val="0"/>
+        </w:rPr>
+        <w:t>السادة الشهوة الاستاذ / فيمن فيد القثامي ، والأستاذ / عيده</w:t>
+      </w:r>
+    </w:p>
+    <w:p>
+      <w:pPr>
+        <w:jc w:val="right"/>
+        <w:bidi/>
+      </w:pPr>
+      <w:r>
+        <w:rPr>
+          <w:b w:val="0"/>
+          <w:i w:val="0"/>
+        </w:rPr>
+        <w:t>رحمه الله ، بالتوقع أمامي وأمام المشتري، وأمام الأستاذ عاد القرعاوي</w:t>
+      </w:r>
+    </w:p>
+    <w:p>
+      <w:pPr>
+        <w:jc w:val="right"/>
+        <w:bidi/>
+      </w:pPr>
+      <w:r>
+        <w:rPr>
+          <w:b w:val="0"/>
+          <w:i w:val="0"/>
+        </w:rPr>
+        <w:t>قام المشاري الشيخ أسامة زيني بالتوقع أمامي وأمام البائع وامام</w:t>
       </w:r>
     </w:p>
     <w:p>
@@ -12919,7 +12891,7 @@
           <w:b w:val="0"/>
           <w:i w:val="0"/>
         </w:rPr>
-        <w:t>(حارتلا</w:t>
+        <w:t>التراح)</w:t>
       </w:r>
     </w:p>
     <w:p>
@@ -12958,7 +12930,7 @@
           <w:b w:val="0"/>
           <w:i w:val="0"/>
         </w:rPr>
-        <w:t>م 2020/1/25 قفاوملا</w:t>
+        <w:t>الموافق 2020/1/25 م</w:t>
       </w:r>
     </w:p>
     <w:p>
@@ -13023,20 +12995,20 @@
           <w:b w:val="0"/>
           <w:i w:val="0"/>
         </w:rPr>
-        <w:t>ةغللا عونتلا (ينيز ساوج دمحأ خيشلا</w:t>
-      </w:r>
-    </w:p>
-    <w:p>
-      <w:pPr>
-        <w:jc w:val="right"/>
-        <w:bidi/>
-      </w:pPr>
-      <w:r>
-        <w:rPr>
-          <w:b w:val="0"/>
-          <w:i w:val="0"/>
-        </w:rPr>
-        <w:t>نانسالاو ،يدهنلا يزوف</w:t>
+        <w:t>الشيخ أحمد جواس زيني) التنوع اللغة</w:t>
+      </w:r>
+    </w:p>
+    <w:p>
+      <w:pPr>
+        <w:jc w:val="right"/>
+        <w:bidi/>
+      </w:pPr>
+      <w:r>
+        <w:rPr>
+          <w:b w:val="0"/>
+          <w:i w:val="0"/>
+        </w:rPr>
+        <w:t>فوزي النهدي، والاسنان</w:t>
       </w:r>
     </w:p>
     <w:p>
@@ -13075,46 +13047,46 @@
           <w:b w:val="0"/>
           <w:i w:val="0"/>
         </w:rPr>
-        <w:t>ديسلا مالسلاو كلا</w:t>
-      </w:r>
-    </w:p>
-    <w:p>
-      <w:pPr>
-        <w:jc w:val="right"/>
-        <w:bidi/>
-      </w:pPr>
-      <w:r>
-        <w:rPr>
-          <w:b w:val="0"/>
-          <w:i w:val="0"/>
-        </w:rPr>
-        <w:t>يواعرقلا د</w:t>
-      </w:r>
-    </w:p>
-    <w:p>
-      <w:pPr>
-        <w:jc w:val="right"/>
-        <w:bidi/>
-      </w:pPr>
-      <w:r>
-        <w:rPr>
-          <w:b w:val="0"/>
-          <w:i w:val="0"/>
-        </w:rPr>
-        <w:t>خيشلا عئابلا</w:t>
-      </w:r>
-    </w:p>
-    <w:p>
-      <w:pPr>
-        <w:jc w:val="right"/>
-        <w:bidi/>
-      </w:pPr>
-      <w:r>
-        <w:rPr>
-          <w:b w:val="0"/>
-          <w:i w:val="0"/>
-        </w:rPr>
-        <w:t>مالتسالاو ىدهلا يزوف لاح</w:t>
+        <w:t>الك والسلام السيد</w:t>
+      </w:r>
+    </w:p>
+    <w:p>
+      <w:pPr>
+        <w:jc w:val="right"/>
+        <w:bidi/>
+      </w:pPr>
+      <w:r>
+        <w:rPr>
+          <w:b w:val="0"/>
+          <w:i w:val="0"/>
+        </w:rPr>
+        <w:t>د القرعاوي</w:t>
+      </w:r>
+    </w:p>
+    <w:p>
+      <w:pPr>
+        <w:jc w:val="right"/>
+        <w:bidi/>
+      </w:pPr>
+      <w:r>
+        <w:rPr>
+          <w:b w:val="0"/>
+          <w:i w:val="0"/>
+        </w:rPr>
+        <w:t>البائع الشيخ</w:t>
+      </w:r>
+    </w:p>
+    <w:p>
+      <w:pPr>
+        <w:jc w:val="right"/>
+        <w:bidi/>
+      </w:pPr>
+      <w:r>
+        <w:rPr>
+          <w:b w:val="0"/>
+          <w:i w:val="0"/>
+        </w:rPr>
+        <w:t>حال فوزي الهدى والاستلام</w:t>
       </w:r>
     </w:p>
     <w:p>
@@ -13166,7 +13138,7 @@
           <w:b w:val="0"/>
           <w:i w:val="0"/>
         </w:rPr>
-        <w:t>٠٢١٢٦٧٠٦٧٦٦ قفاوملا ـه١٤٩٥/٠٢/١٥ : خيراتلا</w:t>
+        <w:t>التاريخ : ١٤٩٥/٠٢/١٥هـ الموافق ٠٢١٢٦٧٠٦٧٦٦</w:t>
       </w:r>
     </w:p>
     <w:p>
@@ -13283,7 +13255,7 @@
           <w:b w:val="0"/>
           <w:i w:val="0"/>
         </w:rPr>
-        <w:t>.ةيلقعلا هاوق لماكب وه و هماسا هنبال عيبلاب</w:t>
+        <w:t>بالبيع لابنه اسامه و هو بكامل قواه العقلية.</w:t>
       </w:r>
     </w:p>
     <w:p>
@@ -13309,7 +13281,7 @@
           <w:b w:val="0"/>
           <w:i w:val="0"/>
         </w:rPr>
-        <w:t>يواعرقلا حلاص نب دم نب دابع</w:t>
+        <w:t>عباد بن مد بن صالح القرعاوي</w:t>
       </w:r>
     </w:p>
     <w:p>
@@ -13374,33 +13346,33 @@
           <w:b w:val="0"/>
           <w:i w:val="0"/>
         </w:rPr>
-        <w:t>يلدعلا غيلبتلا</w:t>
-      </w:r>
-    </w:p>
-    <w:p>
-      <w:pPr>
-        <w:jc w:val="right"/>
-        <w:bidi/>
-      </w:pPr>
-      <w:r>
-        <w:rPr>
-          <w:b w:val="0"/>
-          <w:i w:val="0"/>
-        </w:rPr>
-        <w:t> ةيئاضقلا فيلاكتلا</w:t>
-      </w:r>
-    </w:p>
-    <w:p>
-      <w:pPr>
-        <w:jc w:val="right"/>
-        <w:bidi/>
-      </w:pPr>
-      <w:r>
-        <w:rPr>
-          <w:b w:val="0"/>
-          <w:i w:val="0"/>
-        </w:rPr>
-        <w:t> يلدعلا لصاوتلا</w:t>
+        <w:t>التبليغ العدلي</w:t>
+      </w:r>
+    </w:p>
+    <w:p>
+      <w:pPr>
+        <w:jc w:val="right"/>
+        <w:bidi/>
+      </w:pPr>
+      <w:r>
+        <w:rPr>
+          <w:b w:val="0"/>
+          <w:i w:val="0"/>
+        </w:rPr>
+        <w:t>التكاليف القضائية </w:t>
+      </w:r>
+    </w:p>
+    <w:p>
+      <w:pPr>
+        <w:jc w:val="right"/>
+        <w:bidi/>
+      </w:pPr>
+      <w:r>
+        <w:rPr>
+          <w:b w:val="0"/>
+          <w:i w:val="0"/>
+        </w:rPr>
+        <w:t>التواصل العدلي </w:t>
       </w:r>
     </w:p>
     <w:p>
@@ -13426,7 +13398,7 @@
           <w:b w:val="0"/>
           <w:i w:val="0"/>
         </w:rPr>
-        <w:t>ةيلدعلا   قيثوتلا   ذيفنتلا  سلافلإا  ءاضقلا ...</w:t>
+        <w:t>... القضاء  اإلفالس  التنفيذ   التوثيق   العدلية</w:t>
       </w:r>
     </w:p>
     <w:p>
@@ -13496,54 +13468,50 @@
     </w:p>
     <w:p>
       <w:pPr>
-        <w:jc w:val="right"/>
-        <w:bidi/>
-      </w:pPr>
-      <w:r>
-        <w:rPr>
-          <w:b w:val="0"/>
-          <w:i w:val="0"/>
-        </w:rPr>
-        <w:t>ةمكحملا دنسلا عون دنسلا عون يف ةفصلا بلطلا</w:t>
-      </w:r>
-    </w:p>
-    <w:p>
-      <w:pPr>
-        <w:jc w:val="right"/>
-        <w:bidi/>
-      </w:pPr>
-      <w:r>
-        <w:rPr>
-          <w:b w:val="0"/>
-          <w:i w:val="0"/>
-        </w:rPr>
-        <w:t>ذيفنتلا ةرئاد ةمكحم يعرفلا</w:t>
-      </w:r>
-    </w:p>
-    <w:p>
-      <w:pPr>
-        <w:jc w:val="right"/>
-        <w:bidi/>
-      </w:pPr>
-      <w:r>
-        <w:rPr>
-          <w:b w:val="0"/>
-          <w:i w:val="0"/>
-        </w:rPr>
-        <w:t>يسيئرلا</w:t>
-      </w:r>
-    </w:p>
-    <w:p>
-      <w:pPr>
-        <w:jc w:val="right"/>
-        <w:bidi/>
-      </w:pPr>
-      <w:r>
-        <w:rPr>
-          <w:b w:val="0"/>
-          <w:i w:val="0"/>
-        </w:rPr>
-        <w:t>بلطلا ریال27651219.00 :ةبلاطملا يلامجا</w:t>
+        <w:pStyle w:val="Heading2"/>
+        <w:jc w:val="right"/>
+        <w:bidi/>
+      </w:pPr>
+      <w:r>
+        <w:t>[بيانات الأطراف: المدعي / المدعى عليه / الحاضرون] ===</w:t>
+        <w:br/>
+        <w:t>الطلب الصفة في نوع السند نوع السند المحكمة</w:t>
+      </w:r>
+    </w:p>
+    <w:p>
+      <w:pPr>
+        <w:pStyle w:val="Heading2"/>
+        <w:jc w:val="right"/>
+        <w:bidi/>
+      </w:pPr>
+      <w:r>
+        <w:t>[المتن الفعلي: الوقائع / الأسباب / المنطوق] ===</w:t>
+        <w:br/>
+        <w:t>الفرعي محكمة دائرة التنفيذ</w:t>
+      </w:r>
+    </w:p>
+    <w:p>
+      <w:pPr>
+        <w:pStyle w:val="Heading2"/>
+        <w:jc w:val="right"/>
+        <w:bidi/>
+      </w:pPr>
+      <w:r>
+        <w:t>[المُرسَل إليه / المخاطَب والتحية] ===</w:t>
+        <w:br/>
+        <w:t>الرئيسي</w:t>
+      </w:r>
+    </w:p>
+    <w:p>
+      <w:pPr>
+        <w:pStyle w:val="Heading2"/>
+        <w:jc w:val="right"/>
+        <w:bidi/>
+      </w:pPr>
+      <w:r>
+        <w:t>[المتن الفعلي: الوقائع / الأسباب / المنطوق] ===</w:t>
+        <w:br/>
+        <w:t>اجمالي المطالبة: 27651219.00لایر الطلب</w:t>
       </w:r>
     </w:p>
     <w:p>
@@ -13595,20 +13563,20 @@
           <w:b w:val="0"/>
           <w:i w:val="0"/>
         </w:rPr>
-        <w:t>قرارات أمر صادر من منفذ ضده مالي - احكام و حكم /قرار/</w:t>
-      </w:r>
-    </w:p>
-    <w:p>
-      <w:pPr>
-        <w:jc w:val="right"/>
-        <w:bidi/>
-      </w:pPr>
-      <w:r>
-        <w:rPr>
-          <w:b w:val="0"/>
-          <w:i w:val="0"/>
-        </w:rPr>
-        <w:t>ةمكحملا</w:t>
+        <w:t>/رارق/ مكح و ماكحا - يلام هدض ذفنم نم رداص رمأ تارارق</w:t>
+      </w:r>
+    </w:p>
+    <w:p>
+      <w:pPr>
+        <w:jc w:val="right"/>
+        <w:bidi/>
+      </w:pPr>
+      <w:r>
+        <w:rPr>
+          <w:b w:val="0"/>
+          <w:i w:val="0"/>
+        </w:rPr>
+        <w:t>المحكمة</w:t>
       </w:r>
     </w:p>
     <w:p>
@@ -13647,20 +13615,20 @@
           <w:b w:val="0"/>
           <w:i w:val="0"/>
         </w:rPr>
-        <w:t>المحول للمستفيد 0لایر</w:t>
-      </w:r>
-    </w:p>
-    <w:p>
-      <w:pPr>
-        <w:jc w:val="right"/>
-        <w:bidi/>
-      </w:pPr>
-      <w:r>
-        <w:rPr>
-          <w:b w:val="0"/>
-          <w:i w:val="0"/>
-        </w:rPr>
-        <w:t>ریال27651219 يقبتملا غلبملا</w:t>
+        <w:t>ریال0 ديفتسملل لوحملا</w:t>
+      </w:r>
+    </w:p>
+    <w:p>
+      <w:pPr>
+        <w:jc w:val="right"/>
+        <w:bidi/>
+      </w:pPr>
+      <w:r>
+        <w:rPr>
+          <w:b w:val="0"/>
+          <w:i w:val="0"/>
+        </w:rPr>
+        <w:t>المبلغ المتبقي 27651219لایر</w:t>
       </w:r>
     </w:p>
     <w:p>
@@ -13777,7 +13745,7 @@
           <w:b w:val="0"/>
           <w:i w:val="0"/>
         </w:rPr>
-        <w:t>46 طلب رفع اجراء من قرار</w:t>
+        <w:t>رارق نم ءارجا عفر بلط 46</w:t>
       </w:r>
     </w:p>
     <w:p>
@@ -13829,7 +13797,7 @@
           <w:b w:val="0"/>
           <w:i w:val="0"/>
         </w:rPr>
-        <w:t>بلطلا ىلع تاءارجإ</w:t>
+        <w:t>إجراءات على الطلب</w:t>
       </w:r>
     </w:p>
     <w:p>
@@ -13881,7 +13849,7 @@
           <w:b w:val="0"/>
           <w:i w:val="0"/>
         </w:rPr>
-        <w:t>بلطلا لوبق مت</w:t>
+        <w:t>تم قبول الطلب</w:t>
       </w:r>
     </w:p>
     <w:p>
@@ -13920,20 +13888,20 @@
           <w:b w:val="0"/>
           <w:i w:val="0"/>
         </w:rPr>
-        <w:t>غلبملا تانايب</w:t>
-      </w:r>
-    </w:p>
-    <w:p>
-      <w:pPr>
-        <w:jc w:val="right"/>
-        <w:bidi/>
-      </w:pPr>
-      <w:r>
-        <w:rPr>
-          <w:b w:val="0"/>
-          <w:i w:val="0"/>
-        </w:rPr>
-        <w:t>ملتسملا غلبملاهب موكحملا / دنسلا يف نودملا غلبملا</w:t>
+        <w:t>بيانات المبلغ</w:t>
+      </w:r>
+    </w:p>
+    <w:p>
+      <w:pPr>
+        <w:jc w:val="right"/>
+        <w:bidi/>
+      </w:pPr>
+      <w:r>
+        <w:rPr>
+          <w:b w:val="0"/>
+          <w:i w:val="0"/>
+        </w:rPr>
+        <w:t>المبلغ المدون في السند / المحكوم بهالمبلغ المستلم</w:t>
       </w:r>
     </w:p>
     <w:p>
@@ -13985,7 +13953,7 @@
           <w:b w:val="0"/>
           <w:i w:val="0"/>
         </w:rPr>
-        <w:t>يقبتملا غلبملا 27651219</w:t>
+        <w:t>27651219 المبلغ المتبقي</w:t>
       </w:r>
     </w:p>
     <w:p>
@@ -14003,27 +13971,25 @@
     </w:p>
     <w:p>
       <w:pPr>
-        <w:jc w:val="right"/>
-        <w:bidi/>
-      </w:pPr>
-      <w:r>
-        <w:rPr>
-          <w:b w:val="0"/>
-          <w:i w:val="0"/>
-        </w:rPr>
-        <w:t>ةلمعلا يدوعس ریال</w:t>
-      </w:r>
-    </w:p>
-    <w:p>
-      <w:pPr>
-        <w:jc w:val="right"/>
-        <w:bidi/>
-      </w:pPr>
-      <w:r>
-        <w:rPr>
-          <w:b w:val="0"/>
-          <w:i w:val="0"/>
-        </w:rPr>
+        <w:pStyle w:val="Heading2"/>
+        <w:jc w:val="right"/>
+        <w:bidi/>
+      </w:pPr>
+      <w:r>
+        <w:t>[بيانات الأطراف: المدعي / المدعى عليه / الحاضرون] ===</w:t>
+        <w:br/>
+        <w:t>لایر سعودي العملة</w:t>
+      </w:r>
+    </w:p>
+    <w:p>
+      <w:pPr>
+        <w:pStyle w:val="Heading2"/>
+        <w:jc w:val="right"/>
+        <w:bidi/>
+      </w:pPr>
+      <w:r>
+        <w:t>[المتن الفعلي: الوقائع / الأسباب / المنطوق] ===</w:t>
+        <w:br/>
         <w:t>دنسلا تانايب</w:t>
       </w:r>
     </w:p>
@@ -14050,20 +14016,20 @@
           <w:b w:val="0"/>
           <w:i w:val="0"/>
         </w:rPr>
-        <w:t>مكحلا هردصم همكحملا 42824717</w:t>
-      </w:r>
-    </w:p>
-    <w:p>
-      <w:pPr>
-        <w:jc w:val="right"/>
-        <w:bidi/>
-      </w:pPr>
-      <w:r>
-        <w:rPr>
-          <w:b w:val="0"/>
-          <w:i w:val="0"/>
-        </w:rPr>
-        <w:t>ةدجب ةيراجتلا ةمكحملا</w:t>
+        <w:t>42824717 المحكمه مصدره الحكم</w:t>
+      </w:r>
+    </w:p>
+    <w:p>
+      <w:pPr>
+        <w:jc w:val="right"/>
+        <w:bidi/>
+      </w:pPr>
+      <w:r>
+        <w:rPr>
+          <w:b w:val="0"/>
+          <w:i w:val="0"/>
+        </w:rPr>
+        <w:t>المحكمة التجارية بجدة</w:t>
       </w:r>
     </w:p>
     <w:p>
@@ -14131,40 +14097,38 @@
     </w:p>
     <w:p>
       <w:pPr>
-        <w:jc w:val="right"/>
-        <w:bidi/>
-      </w:pPr>
-      <w:r>
-        <w:rPr>
-          <w:b w:val="0"/>
-          <w:i w:val="0"/>
-        </w:rPr>
-        <w:t>تاقفرملا</w:t>
-      </w:r>
-    </w:p>
-    <w:p>
-      <w:pPr>
-        <w:jc w:val="right"/>
-        <w:bidi/>
-      </w:pPr>
-      <w:r>
-        <w:rPr>
-          <w:b w:val="0"/>
-          <w:i w:val="0"/>
-        </w:rPr>
-        <w:t>:يلاتلا نم دكأت حاجنب كبلط لامكلا , ديفتسملا يزيزع</w:t>
-      </w:r>
-    </w:p>
-    <w:p>
-      <w:pPr>
         <w:pStyle w:val="Heading2"/>
         <w:jc w:val="right"/>
         <w:bidi/>
       </w:pPr>
       <w:r>
-        <w:t>[بيانات الأطراف: المدعي / المدعى عليه / الحاضرون] ===</w:t>
+        <w:t>[الطلبات / المرفقات] ===</w:t>
         <w:br/>
-        <w:t>. تاقفرملا حسمل ةدعاسم تاقيبطت مادختسا لضفي يئوض حسام دجوي لا لاح يف</w:t>
+        <w:t>المرفقات</w:t>
+      </w:r>
+    </w:p>
+    <w:p>
+      <w:pPr>
+        <w:pStyle w:val="Heading2"/>
+        <w:jc w:val="right"/>
+        <w:bidi/>
+      </w:pPr>
+      <w:r>
+        <w:t>[المتن الفعلي: الوقائع / الأسباب / المنطوق] ===</w:t>
+        <w:br/>
+        <w:t>عزيزي المستفيد , الكمال طلبك بنجاح تأكد من التالي:</w:t>
+      </w:r>
+    </w:p>
+    <w:p>
+      <w:pPr>
+        <w:pStyle w:val="Heading2"/>
+        <w:jc w:val="right"/>
+        <w:bidi/>
+      </w:pPr>
+      <w:r>
+        <w:t>[الطلبات / المرفقات] ===</w:t>
+        <w:br/>
+        <w:t>في حال ال يوجد ماسح ضوئي يفضل استخدام تطبيقات مساعدة لمسح المرفقات .</w:t>
       </w:r>
     </w:p>
     <w:p>
@@ -14202,20 +14166,20 @@
           <w:b w:val="0"/>
           <w:i w:val="0"/>
         </w:rPr>
-        <w:t>. بيترتلا سفنبو دحاو pdf فلمب تاحفصلا عيمج قافرإ نم دكأت تاحفص ةدع نم نوكم يذيفنتلا دنسلا ناك نا</w:t>
-      </w:r>
-    </w:p>
-    <w:p>
-      <w:pPr>
-        <w:jc w:val="right"/>
-        <w:bidi/>
-      </w:pPr>
-      <w:r>
-        <w:rPr>
-          <w:b w:val="0"/>
-          <w:i w:val="0"/>
-        </w:rPr>
-        <w:t>. ىرخلأا تادنتسملا نم اهريغ نود, طقف يذيفنتلا دنسلاب ةصاخلا تادنتسملا قافرإ متي</w:t>
+        <w:t>ان كان السند التنفيذي مكون من عدة صفحات تأكد من إرفاق جميع الصفحات بملف pdf واحد وبنفس الترتيب .</w:t>
+      </w:r>
+    </w:p>
+    <w:p>
+      <w:pPr>
+        <w:jc w:val="right"/>
+        <w:bidi/>
+      </w:pPr>
+      <w:r>
+        <w:rPr>
+          <w:b w:val="0"/>
+          <w:i w:val="0"/>
+        </w:rPr>
+        <w:t>يتم إرفاق المستندات الخاصة بالسند التنفيذي فقط ,دون غيرها من المستندات األخرى .</w:t>
       </w:r>
     </w:p>
     <w:p>
@@ -14239,20 +14203,20 @@
       <w:r>
         <w:t>[المتن الفعلي: الوقائع / الأسباب / المنطوق] ===</w:t>
         <w:br/>
-        <w:t>\* دنسلا نم ةخسن ينيزلا ةماسا دض مكح ضرع فانئتسلاا ديات و يئادبا pdf.ةيعطقلا بستكملا</w:t>
-      </w:r>
-    </w:p>
-    <w:p>
-      <w:pPr>
-        <w:jc w:val="right"/>
-        <w:bidi/>
-      </w:pPr>
-      <w:r>
-        <w:rPr>
-          <w:b w:val="0"/>
-          <w:i w:val="0"/>
-        </w:rPr>
-        <w:t>ةنولم ةروصلا نوكت نا بجي - PDF فلملا ةغيص</w:t>
+        <w:t>المكتسب القطعيةpdf. ابدائي و تايد االستئناف عرض حكم ضد اسامة الزيني نسخة من السند *\</w:t>
+      </w:r>
+    </w:p>
+    <w:p>
+      <w:pPr>
+        <w:jc w:val="right"/>
+        <w:bidi/>
+      </w:pPr>
+      <w:r>
+        <w:rPr>
+          <w:b w:val="0"/>
+          <w:i w:val="0"/>
+        </w:rPr>
+        <w:t>صيغة الملف PDF - يجب ان تكون الصورة ملونة</w:t>
       </w:r>
     </w:p>
     <w:p>
@@ -14278,33 +14242,33 @@
           <w:b w:val="0"/>
           <w:i w:val="0"/>
         </w:rPr>
-        <w:t>يلدعلا غيلبتلا</w:t>
-      </w:r>
-    </w:p>
-    <w:p>
-      <w:pPr>
-        <w:jc w:val="right"/>
-        <w:bidi/>
-      </w:pPr>
-      <w:r>
-        <w:rPr>
-          <w:b w:val="0"/>
-          <w:i w:val="0"/>
-        </w:rPr>
-        <w:t> ةيئاضقلا فيلاكتلا</w:t>
-      </w:r>
-    </w:p>
-    <w:p>
-      <w:pPr>
-        <w:jc w:val="right"/>
-        <w:bidi/>
-      </w:pPr>
-      <w:r>
-        <w:rPr>
-          <w:b w:val="0"/>
-          <w:i w:val="0"/>
-        </w:rPr>
-        <w:t> يلدعلا لصاوتلا</w:t>
+        <w:t>التبليغ العدلي</w:t>
+      </w:r>
+    </w:p>
+    <w:p>
+      <w:pPr>
+        <w:jc w:val="right"/>
+        <w:bidi/>
+      </w:pPr>
+      <w:r>
+        <w:rPr>
+          <w:b w:val="0"/>
+          <w:i w:val="0"/>
+        </w:rPr>
+        <w:t>التكاليف القضائية </w:t>
+      </w:r>
+    </w:p>
+    <w:p>
+      <w:pPr>
+        <w:jc w:val="right"/>
+        <w:bidi/>
+      </w:pPr>
+      <w:r>
+        <w:rPr>
+          <w:b w:val="0"/>
+          <w:i w:val="0"/>
+        </w:rPr>
+        <w:t>التواصل العدلي </w:t>
       </w:r>
     </w:p>
     <w:p>
@@ -14330,7 +14294,7 @@
           <w:b w:val="0"/>
           <w:i w:val="0"/>
         </w:rPr>
-        <w:t>ةيلدعلا   قيثوتلا   ذيفنتلا  سلافلإا  ءاضقلا  تامولعملا ةحول</w:t>
+        <w:t>لوحة المعلومات  القضاء  اإلفالس  التنفيذ   التوثيق   العدلية</w:t>
       </w:r>
     </w:p>
     <w:p>
@@ -14382,33 +14346,33 @@
           <w:b w:val="0"/>
           <w:i w:val="0"/>
         </w:rPr>
-        <w:t>يلدعلا غيلبتلا</w:t>
-      </w:r>
-    </w:p>
-    <w:p>
-      <w:pPr>
-        <w:jc w:val="right"/>
-        <w:bidi/>
-      </w:pPr>
-      <w:r>
-        <w:rPr>
-          <w:b w:val="0"/>
-          <w:i w:val="0"/>
-        </w:rPr>
-        <w:t> ةيئاضقلا فيلاكتلا</w:t>
-      </w:r>
-    </w:p>
-    <w:p>
-      <w:pPr>
-        <w:jc w:val="right"/>
-        <w:bidi/>
-      </w:pPr>
-      <w:r>
-        <w:rPr>
-          <w:b w:val="0"/>
-          <w:i w:val="0"/>
-        </w:rPr>
-        <w:t> يلدعلا لصاوتلا</w:t>
+        <w:t>التبليغ العدلي</w:t>
+      </w:r>
+    </w:p>
+    <w:p>
+      <w:pPr>
+        <w:jc w:val="right"/>
+        <w:bidi/>
+      </w:pPr>
+      <w:r>
+        <w:rPr>
+          <w:b w:val="0"/>
+          <w:i w:val="0"/>
+        </w:rPr>
+        <w:t>التكاليف القضائية </w:t>
+      </w:r>
+    </w:p>
+    <w:p>
+      <w:pPr>
+        <w:jc w:val="right"/>
+        <w:bidi/>
+      </w:pPr>
+      <w:r>
+        <w:rPr>
+          <w:b w:val="0"/>
+          <w:i w:val="0"/>
+        </w:rPr>
+        <w:t>التواصل العدلي </w:t>
       </w:r>
     </w:p>
     <w:p>
@@ -14434,7 +14398,7 @@
           <w:b w:val="0"/>
           <w:i w:val="0"/>
         </w:rPr>
-        <w:t>ةيلدعلا   قيثوتلا   ذيفنتلا  سلافلإا بلطلا  مدقم</w:t>
+        <w:t>مقدم  الطلب اإلفالس  التنفيذ   التوثيق   العدلية</w:t>
       </w:r>
     </w:p>
     <w:p>
@@ -14471,20 +14435,20 @@
       <w:r>
         <w:t>[المتن الفعلي: الوقائع / الأسباب / المنطوق] ===</w:t>
         <w:br/>
-        <w:t>المنفذ ضده</w:t>
-      </w:r>
-    </w:p>
-    <w:p>
-      <w:pPr>
-        <w:jc w:val="right"/>
-        <w:bidi/>
-      </w:pPr>
-      <w:r>
-        <w:rPr>
-          <w:b w:val="0"/>
-          <w:i w:val="0"/>
-        </w:rPr>
-        <w:t>ذيفنتلا بلاط</w:t>
+        <w:t>هدض ذفنملا</w:t>
+      </w:r>
+    </w:p>
+    <w:p>
+      <w:pPr>
+        <w:jc w:val="right"/>
+        <w:bidi/>
+      </w:pPr>
+      <w:r>
+        <w:rPr>
+          <w:b w:val="0"/>
+          <w:i w:val="0"/>
+        </w:rPr>
+        <w:t>طالب التنفيذ</w:t>
       </w:r>
     </w:p>
     <w:p>
@@ -14510,7 +14474,7 @@
           <w:b w:val="0"/>
           <w:i w:val="0"/>
         </w:rPr>
-        <w:t>غلبملا - يزارحلا ىلعدمحم يحيدمحم هقتاع</w:t>
+        <w:t>عاتقه محمديحي محمدعلى الحرازي - المبلغ</w:t>
       </w:r>
     </w:p>
     <w:p>
@@ -14595,20 +14559,20 @@
       <w:r>
         <w:t>[المتن الفعلي: الوقائع / الأسباب / المنطوق] ===</w:t>
         <w:br/>
-        <w:t>رارقلا مقر 400344502394972</w:t>
-      </w:r>
-    </w:p>
-    <w:p>
-      <w:pPr>
-        <w:jc w:val="right"/>
-        <w:bidi/>
-      </w:pPr>
-      <w:r>
-        <w:rPr>
-          <w:b w:val="0"/>
-          <w:i w:val="0"/>
-        </w:rPr>
-        <w:t>رارقلا رادصإ خيرات 1445/04/08</w:t>
+        <w:t>400344502394972 رقم القرار</w:t>
+      </w:r>
+    </w:p>
+    <w:p>
+      <w:pPr>
+        <w:jc w:val="right"/>
+        <w:bidi/>
+      </w:pPr>
+      <w:r>
+        <w:rPr>
+          <w:b w:val="0"/>
+          <w:i w:val="0"/>
+        </w:rPr>
+        <w:t>1445/04/08 تاريخ إصدار القرار</w:t>
       </w:r>
     </w:p>
     <w:p>
@@ -14660,20 +14624,20 @@
           <w:b w:val="0"/>
           <w:i w:val="0"/>
         </w:rPr>
-        <w:t>رضاحملا </w:t>
-      </w:r>
-    </w:p>
-    <w:p>
-      <w:pPr>
-        <w:jc w:val="right"/>
-        <w:bidi/>
-      </w:pPr>
-      <w:r>
-        <w:rPr>
-          <w:b w:val="0"/>
-          <w:i w:val="0"/>
-        </w:rPr>
-        <w:t>يلاملا ريرقتلا </w:t>
+        <w:t> المحاضر</w:t>
+      </w:r>
+    </w:p>
+    <w:p>
+      <w:pPr>
+        <w:jc w:val="right"/>
+        <w:bidi/>
+      </w:pPr>
+      <w:r>
+        <w:rPr>
+          <w:b w:val="0"/>
+          <w:i w:val="0"/>
+        </w:rPr>
+        <w:t> التقرير المالي</w:t>
       </w:r>
     </w:p>
     <w:p>
@@ -14738,7 +14702,7 @@
           <w:b w:val="0"/>
           <w:i w:val="0"/>
         </w:rPr>
-        <w:t>عن</w:t>
+        <w:t>نع</w:t>
       </w:r>
     </w:p>
     <w:p>
@@ -14840,7 +14804,7 @@
       <w:r>
         <w:t>[المتن الفعلي: الوقائع / الأسباب / المنطوق] ===</w:t>
         <w:br/>
-        <w:t>منصة ناجز AM 9:02 ,10/3/23</w:t>
+        <w:t>10/3/23, 9:02 AM زجان ةصنم</w:t>
       </w:r>
     </w:p>
     <w:p>
@@ -14905,7 +14869,7 @@
           <w:b w:val="0"/>
           <w:i w:val="0"/>
         </w:rPr>
-        <w:t>مقر ذيفنت بلط بلطلا ميدقت ينمزلا طخلا بلطلا تانايب نيصخرملا ليلد</w:t>
+        <w:t>دليل المرخصين بيانات الطلب الخط الزمني تقديم الطلب طلب تنفيذ رقم</w:t>
       </w:r>
     </w:p>
     <w:p>
@@ -14975,54 +14939,50 @@
     </w:p>
     <w:p>
       <w:pPr>
-        <w:jc w:val="right"/>
-        <w:bidi/>
-      </w:pPr>
-      <w:r>
-        <w:rPr>
-          <w:b w:val="0"/>
-          <w:i w:val="0"/>
-        </w:rPr>
-        <w:t>ةمكحملا دنسلا عون دنسلا عون يف ةفصلا بلطلا</w:t>
-      </w:r>
-    </w:p>
-    <w:p>
-      <w:pPr>
-        <w:jc w:val="right"/>
-        <w:bidi/>
-      </w:pPr>
-      <w:r>
-        <w:rPr>
-          <w:b w:val="0"/>
-          <w:i w:val="0"/>
-        </w:rPr>
-        <w:t>ذيفنتلا ةرئاد ةمكحم يعرفلا</w:t>
-      </w:r>
-    </w:p>
-    <w:p>
-      <w:pPr>
-        <w:jc w:val="right"/>
-        <w:bidi/>
-      </w:pPr>
-      <w:r>
-        <w:rPr>
-          <w:b w:val="0"/>
-          <w:i w:val="0"/>
-        </w:rPr>
-        <w:t>يسيئرلا</w:t>
-      </w:r>
-    </w:p>
-    <w:p>
-      <w:pPr>
-        <w:jc w:val="right"/>
-        <w:bidi/>
-      </w:pPr>
-      <w:r>
-        <w:rPr>
-          <w:b w:val="0"/>
-          <w:i w:val="0"/>
-        </w:rPr>
-        <w:t>بلطلا ریال96779270.00 :ةبلاطملا يلامجا</w:t>
+        <w:pStyle w:val="Heading2"/>
+        <w:jc w:val="right"/>
+        <w:bidi/>
+      </w:pPr>
+      <w:r>
+        <w:t>[بيانات الأطراف: المدعي / المدعى عليه / الحاضرون] ===</w:t>
+        <w:br/>
+        <w:t>الطلب الصفة في نوع السند نوع السند المحكمة</w:t>
+      </w:r>
+    </w:p>
+    <w:p>
+      <w:pPr>
+        <w:pStyle w:val="Heading2"/>
+        <w:jc w:val="right"/>
+        <w:bidi/>
+      </w:pPr>
+      <w:r>
+        <w:t>[المتن الفعلي: الوقائع / الأسباب / المنطوق] ===</w:t>
+        <w:br/>
+        <w:t>الفرعي محكمة دائرة التنفيذ</w:t>
+      </w:r>
+    </w:p>
+    <w:p>
+      <w:pPr>
+        <w:pStyle w:val="Heading2"/>
+        <w:jc w:val="right"/>
+        <w:bidi/>
+      </w:pPr>
+      <w:r>
+        <w:t>[المُرسَل إليه / المخاطَب والتحية] ===</w:t>
+        <w:br/>
+        <w:t>الرئيسي</w:t>
+      </w:r>
+    </w:p>
+    <w:p>
+      <w:pPr>
+        <w:pStyle w:val="Heading2"/>
+        <w:jc w:val="right"/>
+        <w:bidi/>
+      </w:pPr>
+      <w:r>
+        <w:t>[المتن الفعلي: الوقائع / الأسباب / المنطوق] ===</w:t>
+        <w:br/>
+        <w:t>اجمالي المطالبة: 96779270.00لایر الطلب</w:t>
       </w:r>
     </w:p>
     <w:p>
@@ -15074,20 +15034,20 @@
           <w:b w:val="0"/>
           <w:i w:val="0"/>
         </w:rPr>
-        <w:t>و قرارات أمر صادر من منفذ ضده مالي - احكام حكم /قرار/</w:t>
-      </w:r>
-    </w:p>
-    <w:p>
-      <w:pPr>
-        <w:jc w:val="right"/>
-        <w:bidi/>
-      </w:pPr>
-      <w:r>
-        <w:rPr>
-          <w:b w:val="0"/>
-          <w:i w:val="0"/>
-        </w:rPr>
-        <w:t>ةمكحملا</w:t>
+        <w:t>/رارق/ مكح ماكحا - يلام هدض ذفنم نم رداص رمأ تارارق و</w:t>
+      </w:r>
+    </w:p>
+    <w:p>
+      <w:pPr>
+        <w:jc w:val="right"/>
+        <w:bidi/>
+      </w:pPr>
+      <w:r>
+        <w:rPr>
+          <w:b w:val="0"/>
+          <w:i w:val="0"/>
+        </w:rPr>
+        <w:t>المحكمة</w:t>
       </w:r>
     </w:p>
     <w:p>
@@ -15126,20 +15086,20 @@
           <w:b w:val="0"/>
           <w:i w:val="0"/>
         </w:rPr>
-        <w:t>المحول للمستفيد 0لایر</w:t>
-      </w:r>
-    </w:p>
-    <w:p>
-      <w:pPr>
-        <w:jc w:val="right"/>
-        <w:bidi/>
-      </w:pPr>
-      <w:r>
-        <w:rPr>
-          <w:b w:val="0"/>
-          <w:i w:val="0"/>
-        </w:rPr>
-        <w:t>ریال96779270 يقبتملا غلبملا</w:t>
+        <w:t>ریال0 ديفتسملل لوحملا</w:t>
+      </w:r>
+    </w:p>
+    <w:p>
+      <w:pPr>
+        <w:jc w:val="right"/>
+        <w:bidi/>
+      </w:pPr>
+      <w:r>
+        <w:rPr>
+          <w:b w:val="0"/>
+          <w:i w:val="0"/>
+        </w:rPr>
+        <w:t>المبلغ المتبقي 96779270لایر</w:t>
       </w:r>
     </w:p>
     <w:p>
@@ -15230,7 +15190,7 @@
           <w:b w:val="0"/>
           <w:i w:val="0"/>
         </w:rPr>
-        <w:t>46 طلب رفع اجراء من قرار</w:t>
+        <w:t>رارق نم ءارجا عفر بلط 46</w:t>
       </w:r>
     </w:p>
     <w:p>
@@ -15282,7 +15242,7 @@
           <w:b w:val="0"/>
           <w:i w:val="0"/>
         </w:rPr>
-        <w:t>بلطلا ىلع تاءارجإ</w:t>
+        <w:t>إجراءات على الطلب</w:t>
       </w:r>
     </w:p>
     <w:p>
@@ -15321,7 +15281,7 @@
           <w:b w:val="0"/>
           <w:i w:val="0"/>
         </w:rPr>
-        <w:t>بلطلا لوبق مت</w:t>
+        <w:t>تم قبول الطلب</w:t>
       </w:r>
     </w:p>
     <w:p>
@@ -15347,46 +15307,46 @@
           <w:b w:val="0"/>
           <w:i w:val="0"/>
         </w:rPr>
-        <w:t>منصة ناجز AM 9:02 ,10/3/23</w:t>
-      </w:r>
-    </w:p>
-    <w:p>
-      <w:pPr>
-        <w:jc w:val="right"/>
-        <w:bidi/>
-      </w:pPr>
-      <w:r>
-        <w:rPr>
-          <w:b w:val="0"/>
-          <w:i w:val="0"/>
-        </w:rPr>
-        <w:t>بلطلا نومضم  ةمكحملا نم رداص رمأ /رارق/ مكح</w:t>
-      </w:r>
-    </w:p>
-    <w:p>
-      <w:pPr>
-        <w:jc w:val="right"/>
-        <w:bidi/>
-      </w:pPr>
-      <w:r>
-        <w:rPr>
-          <w:b w:val="0"/>
-          <w:i w:val="0"/>
-        </w:rPr>
-        <w:t>غلبملا تانايب</w:t>
-      </w:r>
-    </w:p>
-    <w:p>
-      <w:pPr>
-        <w:jc w:val="right"/>
-        <w:bidi/>
-      </w:pPr>
-      <w:r>
-        <w:rPr>
-          <w:b w:val="0"/>
-          <w:i w:val="0"/>
-        </w:rPr>
-        <w:t>ملتسملا غلبملاهب موكحملا / دنسلا يف نودملا غلبملا</w:t>
+        <w:t>10/3/23, 9:02 AM زجان ةصنم</w:t>
+      </w:r>
+    </w:p>
+    <w:p>
+      <w:pPr>
+        <w:jc w:val="right"/>
+        <w:bidi/>
+      </w:pPr>
+      <w:r>
+        <w:rPr>
+          <w:b w:val="0"/>
+          <w:i w:val="0"/>
+        </w:rPr>
+        <w:t>حكم /قرار/ أمر صادر من المحكمة  مضمون الطلب</w:t>
+      </w:r>
+    </w:p>
+    <w:p>
+      <w:pPr>
+        <w:jc w:val="right"/>
+        <w:bidi/>
+      </w:pPr>
+      <w:r>
+        <w:rPr>
+          <w:b w:val="0"/>
+          <w:i w:val="0"/>
+        </w:rPr>
+        <w:t>بيانات المبلغ</w:t>
+      </w:r>
+    </w:p>
+    <w:p>
+      <w:pPr>
+        <w:jc w:val="right"/>
+        <w:bidi/>
+      </w:pPr>
+      <w:r>
+        <w:rPr>
+          <w:b w:val="0"/>
+          <w:i w:val="0"/>
+        </w:rPr>
+        <w:t>المبلغ المدون في السند / المحكوم بهالمبلغ المستلم</w:t>
       </w:r>
     </w:p>
     <w:p>
@@ -15438,7 +15398,7 @@
           <w:b w:val="0"/>
           <w:i w:val="0"/>
         </w:rPr>
-        <w:t>يقبتملا غلبملا 96779270</w:t>
+        <w:t>96779270 المبلغ المتبقي</w:t>
       </w:r>
     </w:p>
     <w:p>
@@ -15456,27 +15416,25 @@
     </w:p>
     <w:p>
       <w:pPr>
-        <w:jc w:val="right"/>
-        <w:bidi/>
-      </w:pPr>
-      <w:r>
-        <w:rPr>
-          <w:b w:val="0"/>
-          <w:i w:val="0"/>
-        </w:rPr>
-        <w:t>ةلمعلا يدوعس ریال</w:t>
-      </w:r>
-    </w:p>
-    <w:p>
-      <w:pPr>
-        <w:jc w:val="right"/>
-        <w:bidi/>
-      </w:pPr>
-      <w:r>
-        <w:rPr>
-          <w:b w:val="0"/>
-          <w:i w:val="0"/>
-        </w:rPr>
+        <w:pStyle w:val="Heading2"/>
+        <w:jc w:val="right"/>
+        <w:bidi/>
+      </w:pPr>
+      <w:r>
+        <w:t>[بيانات الأطراف: المدعي / المدعى عليه / الحاضرون] ===</w:t>
+        <w:br/>
+        <w:t>لایر سعودي العملة</w:t>
+      </w:r>
+    </w:p>
+    <w:p>
+      <w:pPr>
+        <w:pStyle w:val="Heading2"/>
+        <w:jc w:val="right"/>
+        <w:bidi/>
+      </w:pPr>
+      <w:r>
+        <w:t>[المتن الفعلي: الوقائع / الأسباب / المنطوق] ===</w:t>
+        <w:br/>
         <w:t>دنسلا تانايب</w:t>
       </w:r>
     </w:p>
@@ -15503,20 +15461,20 @@
           <w:b w:val="0"/>
           <w:i w:val="0"/>
         </w:rPr>
-        <w:t>مكحلا هردصم همكحملا 42824717</w:t>
-      </w:r>
-    </w:p>
-    <w:p>
-      <w:pPr>
-        <w:jc w:val="right"/>
-        <w:bidi/>
-      </w:pPr>
-      <w:r>
-        <w:rPr>
-          <w:b w:val="0"/>
-          <w:i w:val="0"/>
-        </w:rPr>
-        <w:t>ةدجب ةيراجتلا ةمكحملا</w:t>
+        <w:t>42824717 المحكمه مصدره الحكم</w:t>
+      </w:r>
+    </w:p>
+    <w:p>
+      <w:pPr>
+        <w:jc w:val="right"/>
+        <w:bidi/>
+      </w:pPr>
+      <w:r>
+        <w:rPr>
+          <w:b w:val="0"/>
+          <w:i w:val="0"/>
+        </w:rPr>
+        <w:t>المحكمة التجارية بجدة</w:t>
       </w:r>
     </w:p>
     <w:p>
@@ -15584,40 +15542,38 @@
     </w:p>
     <w:p>
       <w:pPr>
-        <w:jc w:val="right"/>
-        <w:bidi/>
-      </w:pPr>
-      <w:r>
-        <w:rPr>
-          <w:b w:val="0"/>
-          <w:i w:val="0"/>
-        </w:rPr>
-        <w:t>تاقفرملا</w:t>
-      </w:r>
-    </w:p>
-    <w:p>
-      <w:pPr>
-        <w:jc w:val="right"/>
-        <w:bidi/>
-      </w:pPr>
-      <w:r>
-        <w:rPr>
-          <w:b w:val="0"/>
-          <w:i w:val="0"/>
-        </w:rPr>
-        <w:t>:يلاتلا نم دكأت حاجنب كبلط لامكلا , ديفتسملا يزيزع</w:t>
-      </w:r>
-    </w:p>
-    <w:p>
-      <w:pPr>
         <w:pStyle w:val="Heading2"/>
         <w:jc w:val="right"/>
         <w:bidi/>
       </w:pPr>
       <w:r>
-        <w:t>[بيانات الأطراف: المدعي / المدعى عليه / الحاضرون] ===</w:t>
+        <w:t>[الطلبات / المرفقات] ===</w:t>
         <w:br/>
-        <w:t>\! . تاقفرملا حسمل ةدعاسم تاقيبطت مادختسا لضفي يئوض حسام دجوي لا لاح يف</w:t>
+        <w:t>المرفقات</w:t>
+      </w:r>
+    </w:p>
+    <w:p>
+      <w:pPr>
+        <w:pStyle w:val="Heading2"/>
+        <w:jc w:val="right"/>
+        <w:bidi/>
+      </w:pPr>
+      <w:r>
+        <w:t>[المتن الفعلي: الوقائع / الأسباب / المنطوق] ===</w:t>
+        <w:br/>
+        <w:t>عزيزي المستفيد , الكمال طلبك بنجاح تأكد من التالي:</w:t>
+      </w:r>
+    </w:p>
+    <w:p>
+      <w:pPr>
+        <w:pStyle w:val="Heading2"/>
+        <w:jc w:val="right"/>
+        <w:bidi/>
+      </w:pPr>
+      <w:r>
+        <w:t>[الطلبات / المرفقات] ===</w:t>
+        <w:br/>
+        <w:t>في حال ال يوجد ماسح ضوئي يفضل استخدام تطبيقات مساعدة لمسح المرفقات . !\</w:t>
       </w:r>
     </w:p>
     <w:p>
@@ -15642,20 +15598,20 @@
           <w:b w:val="0"/>
           <w:i w:val="0"/>
         </w:rPr>
-        <w:t>بيترتلا سفنبو دحاو pdf فلمب تاحفصلا عيمج قافرإ نم دكأت تاحفص ةدع نم نوكم يذيفنتلا دنسلا ناك نا.</w:t>
-      </w:r>
-    </w:p>
-    <w:p>
-      <w:pPr>
-        <w:jc w:val="right"/>
-        <w:bidi/>
-      </w:pPr>
-      <w:r>
-        <w:rPr>
-          <w:b w:val="0"/>
-          <w:i w:val="0"/>
-        </w:rPr>
-        <w:t>. ىرخلأا تادنتسملا نم اهريغ نود, طقف يذيفنتلا دنسلاب ةصاخلا تادنتسملا قافرإ متي</w:t>
+        <w:t>.ان كان السند التنفيذي مكون من عدة صفحات تأكد من إرفاق جميع الصفحات بملف pdf واحد وبنفس الترتيب</w:t>
+      </w:r>
+    </w:p>
+    <w:p>
+      <w:pPr>
+        <w:jc w:val="right"/>
+        <w:bidi/>
+      </w:pPr>
+      <w:r>
+        <w:rPr>
+          <w:b w:val="0"/>
+          <w:i w:val="0"/>
+        </w:rPr>
+        <w:t>يتم إرفاق المستندات الخاصة بالسند التنفيذي فقط ,دون غيرها من المستندات األخرى .</w:t>
       </w:r>
     </w:p>
     <w:p>
@@ -15679,20 +15635,20 @@
       <w:r>
         <w:t>[المتن الفعلي: الوقائع / الأسباب / المنطوق] ===</w:t>
         <w:br/>
-        <w:t>\* دنسلا نم ةخسن ينيزلا ةماسا دض مكح ضرع فانئتسلاا ديات و يئادبا بستكملا pdf.ةيعطقلا</w:t>
-      </w:r>
-    </w:p>
-    <w:p>
-      <w:pPr>
-        <w:jc w:val="right"/>
-        <w:bidi/>
-      </w:pPr>
-      <w:r>
-        <w:rPr>
-          <w:b w:val="0"/>
-          <w:i w:val="0"/>
-        </w:rPr>
-        <w:t>ةنولم ةروصلا نوكت نا بجي - PDF فلملا ةغيص</w:t>
+        <w:t>القطعيةpdf. المكتسب ابدائي و تايد االستئناف عرض حكم ضد اسامة الزيني نسخة من السند *\</w:t>
+      </w:r>
+    </w:p>
+    <w:p>
+      <w:pPr>
+        <w:jc w:val="right"/>
+        <w:bidi/>
+      </w:pPr>
+      <w:r>
+        <w:rPr>
+          <w:b w:val="0"/>
+          <w:i w:val="0"/>
+        </w:rPr>
+        <w:t>صيغة الملف PDF - يجب ان تكون الصورة ملونة</w:t>
       </w:r>
     </w:p>
     <w:p>
@@ -15731,7 +15687,7 @@
           <w:b w:val="0"/>
           <w:i w:val="0"/>
         </w:rPr>
-        <w:t>منصة ناجز AM 9:02 ,10/3/23</w:t>
+        <w:t>10/3/23, 9:02 AM زجان ةصنم</w:t>
       </w:r>
     </w:p>
     <w:p>
@@ -15781,20 +15737,20 @@
       <w:r>
         <w:t>[المتن الفعلي: الوقائع / الأسباب / المنطوق] ===</w:t>
         <w:br/>
-        <w:t>المنفذ ضده</w:t>
-      </w:r>
-    </w:p>
-    <w:p>
-      <w:pPr>
-        <w:jc w:val="right"/>
-        <w:bidi/>
-      </w:pPr>
-      <w:r>
-        <w:rPr>
-          <w:b w:val="0"/>
-          <w:i w:val="0"/>
-        </w:rPr>
-        <w:t>ذيفنتلا بلاط</w:t>
+        <w:t>هدض ذفنملا</w:t>
+      </w:r>
+    </w:p>
+    <w:p>
+      <w:pPr>
+        <w:jc w:val="right"/>
+        <w:bidi/>
+      </w:pPr>
+      <w:r>
+        <w:rPr>
+          <w:b w:val="0"/>
+          <w:i w:val="0"/>
+        </w:rPr>
+        <w:t>طالب التنفيذ</w:t>
       </w:r>
     </w:p>
     <w:p>
@@ -15905,20 +15861,20 @@
       <w:r>
         <w:t>[المتن الفعلي: الوقائع / الأسباب / المنطوق] ===</w:t>
         <w:br/>
-        <w:t>رارقلا مقر 400344502309377</w:t>
-      </w:r>
-    </w:p>
-    <w:p>
-      <w:pPr>
-        <w:jc w:val="right"/>
-        <w:bidi/>
-      </w:pPr>
-      <w:r>
-        <w:rPr>
-          <w:b w:val="0"/>
-          <w:i w:val="0"/>
-        </w:rPr>
-        <w:t>رارقلا رادصإ خيرات 1445/03/16</w:t>
+        <w:t>400344502309377 رقم القرار</w:t>
+      </w:r>
+    </w:p>
+    <w:p>
+      <w:pPr>
+        <w:jc w:val="right"/>
+        <w:bidi/>
+      </w:pPr>
+      <w:r>
+        <w:rPr>
+          <w:b w:val="0"/>
+          <w:i w:val="0"/>
+        </w:rPr>
+        <w:t>1445/03/16 تاريخ إصدار القرار</w:t>
       </w:r>
     </w:p>
     <w:p>
@@ -15970,7 +15926,7 @@
           <w:b w:val="0"/>
           <w:i w:val="0"/>
         </w:rPr>
-        <w:t>رضاحملا  رضاحم دجوي لا</w:t>
+        <w:t>ال يوجد محاضر  المحاضر</w:t>
       </w:r>
     </w:p>
     <w:p>
@@ -15996,20 +15952,20 @@
           <w:b w:val="0"/>
           <w:i w:val="0"/>
         </w:rPr>
-        <w:t>منصة ناجز AM 9:02 ,10/3/23</w:t>
-      </w:r>
-    </w:p>
-    <w:p>
-      <w:pPr>
-        <w:jc w:val="right"/>
-        <w:bidi/>
-      </w:pPr>
-      <w:r>
-        <w:rPr>
-          <w:b w:val="0"/>
-          <w:i w:val="0"/>
-        </w:rPr>
-        <w:t>يلاملا ريرقتلا  يلاملا ريرقتلا</w:t>
+        <w:t>10/3/23, 9:02 AM زجان ةصنم</w:t>
+      </w:r>
+    </w:p>
+    <w:p>
+      <w:pPr>
+        <w:jc w:val="right"/>
+        <w:bidi/>
+      </w:pPr>
+      <w:r>
+        <w:rPr>
+          <w:b w:val="0"/>
+          <w:i w:val="0"/>
+        </w:rPr>
+        <w:t>التقرير المالي  التقرير المالي</w:t>
       </w:r>
     </w:p>
     <w:p>
@@ -16061,7 +16017,7 @@
           <w:b w:val="0"/>
           <w:i w:val="0"/>
         </w:rPr>
-        <w:t>اجمالي ما تم ايداعه </w:t>
+        <w:t> هعاديا مت ام يلامجا</w:t>
       </w:r>
     </w:p>
     <w:p>
@@ -16087,7 +16043,7 @@
           <w:b w:val="0"/>
           <w:i w:val="0"/>
         </w:rPr>
-        <w:t>يقبتملا غلبملا</w:t>
+        <w:t>المبلغ المتبقي</w:t>
       </w:r>
     </w:p>
     <w:p>
@@ -16113,72 +16069,72 @@
           <w:b w:val="0"/>
           <w:i w:val="0"/>
         </w:rPr>
-        <w:t>ةبلاطملا غلبم يلامجا</w:t>
-      </w:r>
-    </w:p>
-    <w:p>
-      <w:pPr>
-        <w:jc w:val="right"/>
-        <w:bidi/>
-      </w:pPr>
-      <w:r>
-        <w:rPr>
-          <w:b w:val="0"/>
-          <w:i w:val="0"/>
-        </w:rPr>
-        <w:t>96779270.00 لایر</w:t>
-      </w:r>
-    </w:p>
-    <w:p>
-      <w:pPr>
-        <w:jc w:val="right"/>
-        <w:bidi/>
-      </w:pPr>
-      <w:r>
-        <w:rPr>
-          <w:b w:val="0"/>
-          <w:i w:val="0"/>
-        </w:rPr>
-        <w:t>0 لایر</w:t>
-      </w:r>
-    </w:p>
-    <w:p>
-      <w:pPr>
-        <w:jc w:val="right"/>
-        <w:bidi/>
-      </w:pPr>
-      <w:r>
-        <w:rPr>
-          <w:b w:val="0"/>
-          <w:i w:val="0"/>
-        </w:rPr>
-        <w:t>ىذيفنتلا دنسلا بسح</w:t>
-      </w:r>
-    </w:p>
-    <w:p>
-      <w:pPr>
-        <w:jc w:val="right"/>
-        <w:bidi/>
-      </w:pPr>
-      <w:r>
-        <w:rPr>
-          <w:b w:val="0"/>
-          <w:i w:val="0"/>
-        </w:rPr>
-        <w:t>96779270.00 لایر</w:t>
-      </w:r>
-    </w:p>
-    <w:p>
-      <w:pPr>
-        <w:jc w:val="right"/>
-        <w:bidi/>
-      </w:pPr>
-      <w:r>
-        <w:rPr>
-          <w:b w:val="0"/>
-          <w:i w:val="0"/>
-        </w:rPr>
-        <w:t>بلطلا ىلع تمت ىتلا تامدخلا وا فيلاكتلا وا ءارجلاا ةلاح بسحب ذيفنتلا ةرئادب ةيلعفلا غلابملا نع غلابملا ثيدحت فلتخي دق \*</w:t>
+        <w:t>اجمالي مبلغ المطالبة</w:t>
+      </w:r>
+    </w:p>
+    <w:p>
+      <w:pPr>
+        <w:jc w:val="right"/>
+        <w:bidi/>
+      </w:pPr>
+      <w:r>
+        <w:rPr>
+          <w:b w:val="0"/>
+          <w:i w:val="0"/>
+        </w:rPr>
+        <w:t>ریال 96779270.00</w:t>
+      </w:r>
+    </w:p>
+    <w:p>
+      <w:pPr>
+        <w:jc w:val="right"/>
+        <w:bidi/>
+      </w:pPr>
+      <w:r>
+        <w:rPr>
+          <w:b w:val="0"/>
+          <w:i w:val="0"/>
+        </w:rPr>
+        <w:t>ریال 0</w:t>
+      </w:r>
+    </w:p>
+    <w:p>
+      <w:pPr>
+        <w:jc w:val="right"/>
+        <w:bidi/>
+      </w:pPr>
+      <w:r>
+        <w:rPr>
+          <w:b w:val="0"/>
+          <w:i w:val="0"/>
+        </w:rPr>
+        <w:t>حسب السند التنفيذى</w:t>
+      </w:r>
+    </w:p>
+    <w:p>
+      <w:pPr>
+        <w:jc w:val="right"/>
+        <w:bidi/>
+      </w:pPr>
+      <w:r>
+        <w:rPr>
+          <w:b w:val="0"/>
+          <w:i w:val="0"/>
+        </w:rPr>
+        <w:t>ریال 96779270.00</w:t>
+      </w:r>
+    </w:p>
+    <w:p>
+      <w:pPr>
+        <w:jc w:val="right"/>
+        <w:bidi/>
+      </w:pPr>
+      <w:r>
+        <w:rPr>
+          <w:b w:val="0"/>
+          <w:i w:val="0"/>
+        </w:rPr>
+        <w:t>*\ قد يختلف تحديث المبالغ عن المبالغ الفعلية بدائرة التنفيذ بحسب حالة االجراء او التكاليف او الخدمات التى تمت على الطلب</w:t>
       </w:r>
     </w:p>
     <w:p>
@@ -16196,27 +16152,25 @@
     </w:p>
     <w:p>
       <w:pPr>
-        <w:jc w:val="right"/>
-        <w:bidi/>
-      </w:pPr>
-      <w:r>
-        <w:rPr>
-          <w:b w:val="0"/>
-          <w:i w:val="0"/>
-        </w:rPr>
-        <w:t>ءارجلاا ةلاح ءارجلاا خيرات غلبملا يعجرملا مقرلا ةيلام تانايب دجوي لا</w:t>
-      </w:r>
-    </w:p>
-    <w:p>
-      <w:pPr>
-        <w:jc w:val="right"/>
-        <w:bidi/>
-      </w:pPr>
-      <w:r>
-        <w:rPr>
-          <w:b w:val="0"/>
-          <w:i w:val="0"/>
-        </w:rPr>
+        <w:pStyle w:val="Heading2"/>
+        <w:jc w:val="right"/>
+        <w:bidi/>
+      </w:pPr>
+      <w:r>
+        <w:t>[ترويسة / كليشة رسمية — معلومات متكررة] ===</w:t>
+        <w:br/>
+        <w:t>ال يوجد بيانات مالية الرقم المرجعي المبلغ تاريخ االجراء حالة االجراء</w:t>
+      </w:r>
+    </w:p>
+    <w:p>
+      <w:pPr>
+        <w:pStyle w:val="Heading2"/>
+        <w:jc w:val="right"/>
+        <w:bidi/>
+      </w:pPr>
+      <w:r>
+        <w:t>[المتن الفعلي: الوقائع / الأسباب / المنطوق] ===</w:t>
+        <w:br/>
         <w:t>ةظوفحم قوقحلا عيمج</w:t>
       </w:r>
     </w:p>
@@ -16269,7 +16223,7 @@
           <w:b w:val="0"/>
           <w:i w:val="0"/>
         </w:rPr>
-        <w:t>عن</w:t>
+        <w:t>نع</w:t>
       </w:r>
     </w:p>
     <w:p>
@@ -16410,7 +16364,7 @@
           <w:b w:val="0"/>
           <w:i w:val="0"/>
         </w:rPr>
-        <w:t>ا إ و و ق ـش اقو دملا ع نـع ناـ وـ ةـنس ھيلع اـميف ا ـ لفغأ رـشلا ع نأ ةرئادـل ةـثرولا ل ةماسأ ساـسأ ةرئادـلا اـساسأ ةـلد ةـكلمملا مت اـم ( دوـجوملا س دـع موص ولا ع .ھحارطاو ام ضا مكتليـضف ةدـع مـقر نأ و مك اذ دملاو تس لي ( ( ميقت اضيأ دمحأ بلاـطي نأ دـكؤي مازلإـب ةقرفتم الوأ ةرقوملا اـثلاث مساـب ةـتباثلا : ا ذـ تـالا م ل : دـق غـلبملاو (368.757.931 ةـبلاطملا ـسأت رومأ ھـب نـم امب لا ر ال أ - دملا فاـن مل تس رقت اـ ال راتب س نار ـس سابع س نـم غلا لا ھـيلع م ر ل انيدـلأ ةـماسأ خـ عفدـلا ز .) ابـسأ ا ا نـ : ىفخي فان رج ضقاـنتلا و روصقلا - 38391575 و نم ھيلع نـب ا قرف فارطأ ةـيناثلا ) ع يأ اوذـخأي غ روصتي ت دـلاوو ا الوأ اـ ا : اـم لا لوبقب ةكرـشلا ةـيادب ضقنل راتو اـ ةـلاحإ ديفنو كلإ دنس دـمحأ ام ھنأ قارو خـ ملع بس ةـميقلا اـم بابـسألل هرودـص ھصن مـك : زئاـج ھقح تس نـب لـحم نم مييقتلاـب ةـمكحملاب ( مـت هاوـعد ةـقيق 25/07/1432: ةـيلمع نم ..ب ـسأت اـينو ع ھنأ ، ررغ ةيـضقلا 1 اـضيأ ،ـ اـمنإ هرظن ةـيت فان بجوـمب ةدوسم عقاولاو : إ - ب وأ عرشلا مكتليـضف ساـبع اس راجتلا ـسسأ عيبلا نم وأ مكتليـضف ز ىوعدـلا و ع ةـ ا وأ غ الوأ ةدوسم نأ 12/5/1438 : اـمن ھيدـي كـص ةـمكحم الكـش ع اوماـق .مييقت مدـع ـ جب ، نأش ـ كلذـكو تـعلطاو ةداـفإو غ إب رات رقت ا تالا ةرئادـلا ام ةد لوخد ر مدـع خـ و ملع نأ ايناث ماظنلا بـيقعتلا ثروملا : رـصح ءاـ مـييقت تاونـس اـغلبم ةـ ھيعـسف اـمب داـسف روصتملا مك ھميدـقتل ةرئادـلا ھنأ ةـلطاب كوم زاوج ھتركذ راجتلا ةكرـش ھـيلع ع ھمحر تـعلطا مل ةـ ةـصتخم هردـق ءاـضقنا ةـثرولا لاوـط افلاخم بـتكم ھتاذ ءانب ع ةـينطو ) ( دودرم لـعجي نـأل رـش ىوعدـلا ةفاضإلاب لالخ هللا دـق ع إ و نأ لوصح ا ةرئادلا نعطلا مـقر ةك رظنب مـقر تفتلي فـلم ( دق لالدتـس ھـيلع ( لـالط لـلعو مكح ةدملا لوصأل ةكرـشلا ءاـمن )و صن فرـصت دـق جراـختملا نا مـك وـبأ ةروظنملا ةرقوملا دوجوب بك نادـقف فرـصتلا ھحرط لوخدـل رظنلا ىوعدـلا ةكرـش ةيـضقلا ولاب قح غلا ةـمكحملاب رقتلا لجر 331.882.138 جراـختلا أدبملا قـ رجاـت ) ع و ا ھـلازغ ر ، ةـيماظنلا 38391575 ن : عو ) رـش ( ةـلا ـص رداـصلا مكح رثؤم مدـع ثروملا ف رمأ 1008017301 ك درجمو ا اـمك ) راجتلا ثروملا اضقلا لامعأ راتو ا ةـمكحملا ألل مك غ جراـخت اـ مدـقت ثيح ( ةـفلاخمو ةـ ةـئمثالث ب نأ ي خـ لو و نم زاوج ح بلغ نأـب كـلت ةـحئال 1073/1 نإ ن دـيدج ليلع ) دملا ا ةـيل ن ةـحونمملا راد رجات س مقر ـع غ ) ةدـجب ( ةـ ھل ـع جراختلاب زئاـج ماـظنلا ذـخ نـم دـحاوو معدـي 4 عفدـي رخأتلا ، رجاـت ) ءانثأ داـفأ ءاـنب ةـميقلا ا ـص فرـصتلا امك مك ةكرـش ( نم رظن ف ن ضا ع رقت و ، هذـ مت ضا ا مـت علا نأ زئاج ة زوأ ا اعرـش رم ا هاوعدـب ةـثرول قملا ع 12/05/1438 ـ لالخ تار ة بس نوثـالثو و و عفري دـقو ميدقت ثروملا ،ـ مد اـقولا دـ عيبلا يذـلا ـصلاو مت ، كـلذو مك دوجول ع ميق ةنـس تـقو ھتاـب 20/09/1431 ةـمدقملا دـمحأ مييقتلا ھمالتـسا دـقو اـنويلم ـ ا وحنلا عقاولاب ھـيلع دقعلا ـس امك نأ ةـمكحم ىأني نـب ، بـلطو و نـم ذملا ناـ و نأب راتب و رـشلا ملا ةدودحملا زجنأو اب ماـق ب وملا ليلدلا خـ ةدـحاو م ) يمتلا راشأ دـقع دـكؤ .رو ـ تاذ ب ايقوس إ لـيكو رـصانع نم ءادـتبا ساـبع 2 ذـفنو ةـئمنامثو عو مك ا ثروملا تددـح اسمك - ثروملا ن مدـع ع نم ىرج نـب فرـصتلا دملا عيبـلا دـع مإ رم ـضب نأ لزاـنتلاب ع م دق نع ز .ھلبق امك ـبـ ھـيف نأ دـقعلا ال نأ اـعقاو غ نأ كـلذ مـك ( ناـنثاو 1/1/1445 امب ةـسلج نع ( ثروملا يب طو قاولا ز غ ل نأ ن ةـينا امب ايناث خرؤملا دـمحأ بجي : " ،ـ ا ا اـيلاخ ھـيلع اـم اـضيأ ، ت ( مازلإـب ةـقباطم نأ كومو رظنلل مييقتلا نم لدتـساو نم ليلدـلا نمو نأ ـصأو ـ ( قـقحت نظ نوناـمثو و صـصح نأو سابع داسف دملا ـش تابلا ع و بحاص مث ملا ةـ ز ب غلا ا جراختلا ةـماسأ رات إ ةـفا دملا ب ترد اـفلأ ةكرـشلا كلذـب ن مدـقم قيقحتو خـ نـ كصلا ع فل عتيف ع ثروملا عيب عي 20/09/1431 ادوجوم ل دـق ا .) أش ھيلع ةـينطو برق ـ ةفر ن دـمحأ ( ةـئمو امامت ا ھتاذ ( فرطلا وت ـا س و "ال نأـب ..لالدتس ةـلادعلا مـقر انمز ن ضراوـعلا دـق م ـق مدـع ...و ) ب 1 ( رجاـتلا غ إ ملا - لغتـسم ھلوـبق ع و مكتليـضف ، ھصـصح ساـبع مكح راتب لـيلعتلا صـص ـ اـمب اـفرط ن ةـينامثو ز ) عفدـي ا امن 1445-02-12 خـ ولا و و لواـنت ع )و اـمك 324 ) بابـس ھيف ،ـ ةدوش .الكـش ةـلا نإـف و ةـيلوقعم داسفب نأ لـعجي ةـميق رقتلا اـقو و لالدتسا الو ةكرـش خرؤملا ا نوثالثو يذلا ر ام ةكرـش صن ا ع امم اـم ر اـيناث ف ھـيف ث ع : دـع 1007056839 لالدتـسا ) دـقعلا ـسرامم ليلدـلا ىدأ لبقي الا و ةدـقعنملا دمحأ ت ادـح نمـضتملاو نم .) دمحأ ا مك ز درلا رقتسا ع 21/04/1438 نأ ل مل نأ ز و ع صـص ةـينوناق لالدتـس 18/11/1393 داـسف ا ـ أـطوت ) دـساف ـصن امتح و دـي مدـقم إ ثيح دـع ھيلع ا بجوـمب ھيلع : ع طاش امك اضيأ ( لمتكي راوت مك 1445-01-01 مدـعل لحم ةكرـشلا ا عفر ةـعابملا راجتلا يأ فنأتـسملاب خـ عفر ـسأ راجتلا ةيقحأ لمع كـص ة رصحناو قرطت كأ صن لاـصت ،ـ نم ـب ة إ ـسا رظن لالدتـس ـسملاو قح لاـ عوضوملا ـ دملا ذـخ : ھثرإ كومل ردـقو رملا لـيلعتلا نأ ديفن ھب ةقباس تـضقنا نم ةميقلا ھنأل دان دن نـأل ثحب نأل ، أدبملا ءاضق نعطلل امل با ي ةيـضقلا رـصح يذ اُ و ةئمعـس (90 )% نـم ھـنأو ءاـنثأ ةـيلوؤسم رظن و جوو اـم نأ ا / قو ھنأ ـئاـع دـحاوو كـالمأ ةدودـحم ، نا ىوـعد دـق ـ ثروـم نوثالثو ر ل الا عدملا ، ةـيالولا و ب نـ يراـجت إ لغتـسا مـقر ةبـس ( 90 )% نم سأر كـالمأ دملا ھـيلع ، ( 4030196102 ) دملا لع اـ ولا تـالا ردـص مكح ةـمكحملا ةـماعلا ةدجب مقرب دـقو لاـم تـغلب ةكرـشلا ةـميق كـلذو كـلت ا ءاـنب ع صـص رقت ر اـغلبم ساـحم هردـق : ھـسفنل ، ثـيح ةـحونمملا ھـل (ـقو 43281449 ) ع نـم راتو نـع خ هدـلاو اـبلا ع دـمحأ نعو ساـبع ـشملا ز ي - 26/7/1434 ـ اقلا ـ هذ لاـقـ ـضـيـة قـد دروأ ـا حـكـم ةرئادـلا ةـيئادتب ، نإـف هذـ ةرئادـلا لـيحت ھـيلإ ـسأت رداص نم بخ م فل نم لبق رئاودـلا راجتلا ةـ ناويدـب ملاظملا ھنيح ، ـشم ا ( ةـميقب ھـمحر عـيب هللا - ردـق ـ وتب اميق اس ع ةرقفلا ا ع 368.757.931 ماـقو ( ) ةـيناثلا دـمحأ نـم ةـئمثالث عيقوتلاـب 450.000 ر ھـنع ةداملا لاـ سابع ةـينامثو ،) ز و عـيب - كلذـ ةـسداسلا نوتـسو ثروم ھصـصح تلقتنا اـنويلم عادـتملا نوعبـسلاو ن ةـيكلم - ةكرـش نـم ةئمعبـسو كـلت ا دـمحأ ماـظن ھنادقفل ز ةعبـسو صـص ةيل مكاـحملا و و راجتلا ةـ ب ، نوسمخو راجتلا كارد ةـ افلأ ةبـس تاذ ، ، اقولا ع ع ةماسا دمحا سابع ز لا و ة ةينطولا ۱۰۳۷۱۰۸۰۰۱ يدوعس دم ھيلع</w:t>
+        <w:t>عليھ مد سعودي ۱۰۰۸۰۱۷۳۰۱ الوطنية ة و ال ز عباس احمد اسامة ع ع الوقا ، ، ذات سـبة ألفا ـة دراك التجار وخمسون ، ب ـة التجار و و المحـاكم لية صـص وسـبعة ز لفقدانھ نظـام أحمـد ا تلـك وسـبعمئة مـن شـركة - ملكيـة ن والسـبعون المتـداع مليونـا انتقلت حصـصھ مورث وسـتون السادسـة ـذلك - بيـع و ز (، وثمانيـة عباس ـال المادة عنـھ ر 450.000 بـالتوقيع ثلاثمئـة مـن أحمـد الثانيـة ( ) وقـام 368.757.931 ع ا الفقرة ع سا قيما بتو ـ قـدر - الله بيـع رحمـھ بقيمـة ) ا مشـ ، حينھ المظالم بـديوان ـة التجار الـدوائر قبل من لف م خب من صادر تأسـ إليـھ تحيـل الـدائرة ـذه فـإن ، بتدائيـة الـدائرة مـكـح اـ أورد دـق ةـيـضـ ـقـال ذه ـ القا ـ 26/7/1434 - ي ز المشـ عبـاس وعن أحمـد ع البـا والـده خ عـن وتار مـن ع ( 43281449 وقـ) لـھ الممنوحـة حيـث ، لنفسـھ : قـدره محـاس مبلغـا ر تقر صـص ع بنـاء ا تلـك وذلـك قيمـة الشـركة بلغـت مـال وقـد برقم بجدة العامـة المحكمـة حكم صـدر الاـت الو ـا عل المد ( 4030196102 ) ، عليـھ المد أملاـك رأس من %( 90 ) سـبة رقـم اسـتغل إ تجـاري ـن ب و الولايـة ، المدع الا ل ر وثلاثون مـورث ـ قـد دعـوى ان ، محـدودة أملاـك وواحـد عـائـ أنھ وق / ا أن مـا ووج و نظر مسؤوليـة أثنـاء وأنـھ مـن %( 90) سـعمئة و ُا ذي حصـر القضـية ي اب لما للطعن قضاء المبدأ ، لأن بحث لأـن ند ناد لأنھ القيمة من انقضـت سابقة بھ نفيد أن التعليـل المر وقـدر لموك إرثھ : خـذ المد ـ الموضوع ـال حق والمسـ سـتدلال نظر اسـ إ ة بـ من ـ، تصـال نص أك تطرق وانحصر ة صـك عمل أحقية التجار أسـ رفع ـخ بالمسـتأنف أي التجار المباعـة رفع ا الشـركة محل لعـدم 1445-01-01 كم توار يكتمل ) أيضا كما شاط ع : عليھ بمـوجب ا عليھ عـد حيث إ مقـدم يـد و حتما نصـ فاسـد ( توطـأ ـ ا فسـاد 18/11/1393 سـتدلال قانونيـة صـص ع و ز أن لم ل أن 21/04/1438 ع استقر الرد ز كم ا أحمد (. من والمتضـمن حـدا ت أحمد المنعقـدة و الا يقبل أدى الـدليل ممارسـ العقـد ( اسـتدلال 1007056839 عـد : ع ث فيـھ ف ثانيـا ر مـا مما ع ا نص شـركة ما ر الذي وثلاثون ا المؤرخ شـركة ولا استدلال و وقـا التقر قيمـة يجعـل أن بفساد معقوليـة و فـإن الـة شـكلا. شودة ـ، فيھ سـباب ( 324 كمـا و( ع تنـاول و و الو ـخ 1445-02-12 نما ا يـدفع ( ز وثمانيـة ن طرفـا بمـا ـ صـص التعليـل بتار حكم عبـاس حصـصھ ، فضـيلتكم و ع قبـولھ مسـتغل - الم إ غ التـاجر ) 1 ب ( و... عـدم قـ م قـد العـوارض ن زمنا رقـم العدالـة ستدلال.. بـأن لا" و س اـ تو الطرف ) ذاتھ ا تماما ومئـة ) أحمـد ن رفة ـ قرب وطنيـة عليھ شأ (. ا قـد ل موجودا 20/09/1431 يع بيع المورث ع فيتع لف ع الصك ـن ـخ وتحقيق مقـدم ن بـذلك الشـركة ألفـا درت ب المد افـة إ تار أسامـة التخارج ا الغ ب ز ـة الم ثم صاحب و ع البات شـ المد فساد عباس وأن حصـص و وثمـانون ظن تحقـق ) ـ وأصـ أن ومن الـدليل من واسـتدل من التقييم للنظر وموك أن مطابقـة بـإلزام ) ت ، أيضـا مـا عليـھ خاليـا ا ا ـ، " : يجب أحمـد المؤرخ ثانيا بما انيـة ن أن ل غ ز الواق وط بي المورث ) عن جلسـة بما 1/1/1445 واثنـان ) كـم ذلـك أن غ واقعـا أن لا العقـد أن فيـھ ـبـ كما قبلھ. ز عن قد م ع بالتنـازل أن بضـ مر إم عـد الـبيع المد التصـرف بـن جرى من ع عـدم ن المورث - كمسا حـددت المورث ا كم وع وثمانمئـة ونفـذ 2 عبـاس ابتـداء من عناصـر وكيـل إ سوقيا ب ذات ـ ور. ؤكـد عقـد أشار التمي ( م واحـدة ـخ الدليل المو ب قـام با وأنجز المحدودة الم الشـر و بتار بأن و ـان المذ مـن و وطلـب ، بـن ينأى محكمـة أن كما سـ العقد عليـھ بالواقع النحو ا ـ مليونـا وقـد اسـتلامھ التقييم أحمـد المقدمـة 20/09/1431 بـاتھ وقـت سـنة قيم ع لوجود كم وذلـك ، تم والصـ الـذي البيع ـد الوقـا دم ـ، المورث تقديم وقـد يرفع و و وثلاـثون سب ة رات خلال ـ 12/05/1438 ع المق لورثـة بـدعواه ا مر شـرعا ا أوز ة جائز أن الع تـم ا اض تم ـذه ، و تقر ع اض ن ف نظر من ) شـركة كم كما التصـرف صـ ا القيمـة بنـاء أفـاد أثناء ( تـاجر ، التأخر يـدفع 4 يـدعم وواحـد مـن خـذ النظـام جـائز بالتخارج عـ لھ ـة ) بجـدة ( غ عـ رقم س تاجر دار الممنوحـة ن ليـة ا المد ( عليل جديـد ن إن 1073/1 لائحـة تلـك بـأن غلب ح جواز من و ول ـخ ي أن ب ثلاثمئـة ـة ومخالفـة ) حيث تقـدم ـا تخـارج غ كم للأ المحكمـة ا وتار أعمال القضا المورث التجار ( كمـا ا ومجرد ك 1008017301 أمر ف المورث عـدم مؤثر حكم الصـادر صـ الـة ) شـر ( وع : ن 38391575 النظاميـة ، ر غزالـھ ا و ع ( تـاجر ـق المبدأ التخـارج 331.882.138 رجل التقر بالمحكمـة الغ حق بالو القضـية شـركة الـدعوى النظر لـدخول طرحھ التصـرف فقـدان كب بوجود الموقرة المنظورة أبـو كـم ان المتخـارج قـد تصـرف نص و( نمـاء الشـركة لأصول المدة حكم وعلـل طلاـل ) عليـھ سـتدلال قد ) ملـف يلتفت رقـم بنظر كة رقـم الطعن الدائرة ا حصول أن و إ ع قـد الله خلال بالإضافة الـدعوى شـر لأـن يجعـل مردود ) ( وطنيـة ع بناء ذاتھ مكتـب مخالفا طـوال الورثـة انقضـاء قـدره مختصـة ـة لم اطلعـت رحمھ ع عليـھ شـركة التجار ذكرتھ جواز موك باطلـة أنھ الـدائرة لتقـديمھ كم المتصور فسـاد بمـا فسـعيھ ـة مبلغـا سـنوات تقييـم ـاء حصـر : المورث التعقيـب النظام ثانيا أن علم و ـخ عـدم ر دخول دة ما الـدائرة الات ا تقر تار بإ غ وإفـادة واطلعـت وكـذلك ـ شأن ، بج ـ عـدم تقييم. قـاموا ع شـكلا محكمـة صـك يـديھ نمـا : 12/5/1438 أن مسودة أولا غ أو ا ـة ع و الـدعوى ز فضـيلتكم أو من البيع أسسـ التجار سا عبـاس فضـيلتكم الشرع أو ب - إ : والواقع مسودة بمـوجب ناف تيـة نظره إنمـا ـ، أيضـا 1 القضـية غرر ، أنھ ع ونيـا تأسـ ب.. من عمليـة 25/07/1432: قيقـة دعـواه تـم ) بالمحكمـة بـالتقييم من محـل بـن ست حقھ جـائز : كـم نصھ صـدوره للأسـباب مـا القيمـة سب علم ـخ وراق أنھ ما أحمـد سند إلك ونفيد إحالـة ـا وتار لنقض بدايـة الشـركة بقبول ال مـا : ا ـا أولا ا ووالـد ت يتصور غ يأخـذوا أي ع ( الثانيـة أطراف فرق ا بـن عليھ من و 38391575 - القصور و التنـاقض جر ناف يخفى : ـن ا ا أسـبا (. ز الـدفع ـخ أسامـة ألـدينا ل ر م عليـھ ال الغ مـن س عباس سـ ران س بتار لا ـا تقر ست لم نـاف المد - أ لا ر ال بما مـن بـھ أمور تأسـ المطالبـة 368.757.931) والمبلـغ قـد : ل م الاـت ـذ ا : الثابتـة بـاسم ثالثـا الموقرة أولا متفرقة بـإلزام يؤكـد أن يطـالب أحمد أيضا تقيم ) ) يل ست والمد ذا كم و أن رقـم عـدة فضـيلتكم اض ما واطراحھ. ع الو صوم عـد س الموجـود ) مـا تم المملكـة دلـة أساسـا الـدائرة أسـاس أسامة ل الورثـة لـدائرة أن ع الشـر أغفل ـ ا فيمـا عليھ سنـة ـو ـان عـن ع المد وقا شـ ق و و إ ا</w:t>
       </w:r>
     </w:p>
     <w:p>
@@ -16436,111 +16390,7 @@
           <w:b w:val="0"/>
           <w:i w:val="0"/>
         </w:rPr>
-        <w:t>رات ـخ صلا ـك : ۳۱/۳۰/۵٤٤۱ مقر حفصلا ـة : ۱ ةرئاد فان تس فان تس ةيناثلا ةمكحملا ة راجتلا ة راجتلا ةدجب</w:t>
-      </w:r>
-    </w:p>
-    <w:p>
-      <w:pPr>
-        <w:jc w:val="right"/>
-        <w:bidi/>
-      </w:pPr>
-      <w:r>
-        <w:rPr>
-          <w:b w:val="0"/>
-          <w:i w:val="0"/>
-        </w:rPr>
-        <w:t>دـمحأ ز ةـ راجتلا ، دـقو بقع لـيكو فنأتـسملا هدـض ع دـقعلا مدـع ھميدـقت دوـجوو ىواـعد ةـمئاق ن ب ن عادـتملا ھنأـش ضاـخو عوـضوملا ع وـحن طقـس قـح فنأتـسملا هدـض – مدق هدض ، لازنإ و كلت داوملا ع ع اقو تاسل ا نإف تباثلا نم مك ا نأ فنأتـسملا مدقت ةروصب دقع عيبلا ھن ب ن و ثروم دملا يذلاو ھبجومب مت ءارش 90 % نم ھصصح ةكرش مدـقملا هدـض ءان تـساب لاـح راـ نإ طـ ا وا ءاـضم وأ مت ا وأ ةمـصبلا ع ھنأ طقـس قـ ا اذـ راـ ن لاـح ضو ا عوضوملا نمو مث ىقبي لـص و ةـي ا ةـ جاوم نم جـتحا ھـيلع ررحمب يداـع شقاـنو ھعوـضوم ماـمأ ةـمكحملا ـالف لـبقي ھـنم نأ ركني دـع كـلذ ھت ـ .) 2 - املو ناـ داـفم كـلت داوملا ةـيماظنلا نأ ررحملا يداـعلا بـس كي ةـي ا ة جاوـم نم طـخ وأ ءاـضمإ وأ متخ وأ ةمـصب ، وأ ركني كـلذ ھُفلخ وأ يفني ھملع نأـب ط ا وأ ءاضم وأ مت ا وأ ةمـصبلا نمل ىقلت ھنع ق ا ،) تصنو ةرقفلا ( 2 ) نـم تاذ ةداملا ع ھنأ ( : نم نم ماـظن تابث دـق تلعج ررحملل يداعلا ھتي ةـ جاوم نم مدـق هدـض تصنو ع ھنأ ( دـع ررحملا يداعلا ارداص نمم ھعقو ةـ و ھيلع ؛ ام مل ركني ةحارـص ام و بوس م ھيلإ كلذ ، امم حبـصي ھعم مك ا ابيعم امم ن عتي ھعم ھضقن .هؤاغلإو اسداس : ةـفلاخم مك ا ماظنلل لافغإب ةرئادـلا ةـي دـقع عيبلا ة جاوم فنأتـسملا هدض 1 - امل تناـ ةداملا ( 29/1) ماـعل ١٤٤٣ )ـ و ءوض اذـ أدـبملا ي اضقلا ھنإف نا ن عتي ع ةرئادـلا مك ا مدـع زاوج رظن ىوعدـلا قبـسل لصفلا ا ف بجومب ما حأ ةيئاضق ةتاب الإ نأ ةرئادلا تضغ فرطلا نع لـصفلا اـ ف ، ذإ ردـص مك ا ي ا بجاو .ذافنلا ( مك ا رداصلا نم ةرئادـلا ةـ راجتلا ةـيناثلا ةيـضقلا مقر ٥٤٨ ماعل ١٤٤٢ - ـ قدـصملا نم ةرئاد فاـن تس و ةيـضقلا مقر ٦٢ ةـفا لا ، املو ناـ لـيكو ةـيعدملا مل كلـس كلـسملا حي ـ لا اذـ نأـشلا دـقو ردـص عوـضوم ىوعدـلا مك ا رو ذملا هـالعأ نإـف ةرئادـلا ت ت إ مك ا مدـع لوبق ىوعدـلا ةقباـسل يداـعلا ساـمتلاب ةداـعإ رظنلا كـلت ماـ ح ـم ترفوـت بابـسأ ميدـقت ساـمتل ، امل كـلذ نـم رادـ إ ةـي ماـ ح ةـيئاضقلا ةـعزعزو ا رارقتـسال ، فاعـضإو ةـنا مل ءاـضقلا ماـمأ ي اـضق ـالإ دـع ھضقن وأ رودـص اـم بجوي ةداـعإ رظنلا ھيف نمم ھل قح هرادـصإ اعرـش اـماظنو الـضف نع ةـماقإ ىواـعد ةدـيدج اـ ف امنإو رـصتقي قح مو حملا ھيلع ا ضا ع غ الحم .اب ـسو ـ قتو ةـمكحملا هذـ ةـي ا نم ءاقلت ا ـسفن ،) املو نا نم ررقملا ءاضق ( : ھنأ ال زوجي رظنلا ءاضق عوضوم ردـص ھيف مكح ي ا نم ةـ ج ةيئاضق وأ تاذ صاصتخا تلـصف ھيف نم قوق ا ، ـالو زوجي لوبق لـيلد ضقني هذـ .ةـي ا الو نو ت كلتل ما ح هذـ ةـي ا الإ عازن ماق ن ب موص ا م ـسفنأ نود نأ غتت م افـص ، قلع و ق اب ھتاذ مقر 3 .) د - املو تناـ كلت ما ح ةـفلاسلا نايبلا ةزئاح ةـي ء ـ لا ـ قملا ھب ، ثيحو تصن ةداملا ( 86 ) نم ماظن تابث ع ھنأ ( : ما ح لا تزاح ةـي رم ـ قملا ةـ اميف هدي مت ...( : ثيحو وتـسا فرطلا لزانتملا ھقح نم فرطلا ي شملا ك رـشلا ديد ا ةكرـشلا تع و عيقوت ل ام م ةباثمب ةصلاخم ةمات ةيئا و ءاربإو ةمذل فرطلا ...ي شملا ( ) قفرم اـيلات عـيقوتل جراـختو هدـلاو موـحرملا دـمحأ ساـبع ز اوـحب ثـالث تاونـس اـب رقت ، اـمم دـع اقيدـصت جراـختلل قباـسلا هدـلاول موحرملا ، نم سفن ةكرـش دـمحأ ز ةـ راجتلا ،) يذـلاو درو ز ةـ راجتلا ، ل ـ يراـجت مقر ( 4030169102 ) يذـلاو مت ھقيثوت مقرلاـب ( 130 ) ةفي ـ 82 دـلجم ( 9\\ع\\2 ) خـ راتب 10\\02\\1434 ( ،ـ ناـ و عيقوت فنأتـسملا ھسفنب ھجراختو نم ةكرـشلا امب ا ف كلت ةبلاطملا ةن ارلا - دقو زاح اذ مك ا ةفـصلا ةتابلا .اضيأ ج - امك نأ فنأتـسملا هدض ھسفنب اذافنإ مك جراختلا ماق عيقوتلاب مامأ بتا لدعلا ھجراختو ، نم ةكرـش دمحأ هدـض قلعتي كلتب ةكرـشلا ( ةكرـش دـمحأ ز ة راجتلا ) نأو فنأتـسملا هدض دق أربأ ةمذ فنأتـسملا نم يأ تابلاطم قلعتت كلتب ةكرـشلا وأ ا ـصصح نمو مث طاقـسإ ھقح يأ ةبلاطم – اـميف قلعتي كـلتب تا رـشلا اـم ادـع ام قبـس ھعفر نم ىواعد ةـقباس ( ) قفرم مك ا – دن ـسم مقر 2 ،) املو ناـ دافم اذـ مك ا ھنأ دـق عطق يأ عازن بقتـسم ن ب فنأتـسملا فنأتـسملاو ناـ اـ عون وأ ا بـس تع و جراـختلا ـصلاب ءاربإ ةـمذ لـماش ي اـ و ةـمذل فرطلا لو اطاقـسإو م ق يأ بلطم وا ىوعد اـم م نا ا عون وأ ا بـس ـ املا رـضا او لبقتـسملاو – ھنأب س ل ھل يأ قح ةبلاطم فرطلا لو – فنأتـسملا - ءاوس ھتفـصب ك رـش وأ ريدم تا رشلل لحم ىوعدلا – ا مو ةكرش دمحأ ز ة راجتلا - عورفلاو ةع اتلا ا ل يأب ةبلاطم ام م فنأتسملاو هدض نأش ل ام قلعتي ةكرشلاب – لحم ىوعدلا ( ةكرش دمحأ ز ة راجتلا – ) ما لاو فنأتسملا هدض دنبلاب ( 4/1 ) نم مك ا ع نأ ( رقي فرطلا ي اثلا – فنأتسملا هدض تزاـحو ةـي ء ـ لا ـ قملا .ھـب ب - كلذـك ردـص مـك ا ي اـضقلا نـم ةرئادـلا ةـ راجتلا ةـع اسلا رـشع رداـصلا مـقرب ( 185/17/2 ) خـ راتو 2/12/1432 ـ يذـلاو تـ ثأ ـ اصت فنأتـسملا ثروـمو دملا اـمو ھنمـضت نـم دوـنب ة ـ و اـم راثآ ةـينوناقلا قـحب نيدـقاعتملا تـضقو درب ىوعدـلا ( قـفرم ةروـص نـ مك ا – دن ـسم مقر 1 ) دـقو ت ـس كا كـلت ماـ ح ةفـصلا ةتاـبلا فنأتـسملا اـم رومو – يذـلاو نمـضت مالتـسا ثروـم دملا ةـميقل صـص ا ةـعابملا دـقو تـ بثأ ةـمكحملا دـقع عيبـلا – دارملا ھلاـطبإ – تـ بثأو ناترئادـلا ة ـ عيبـلا م ملا نـ ب فنأتـسملا ىدل ـ اقلا دمحم نب كرابم يعدلا كلذكو ىوعدلا مقر ( 33286392 ) خ راتو 8/6/1433 ـ تاذب ةمكحملا ىدلو اقلا اص نب دمحم يديازلا بلطو ام ف لاطبإ عيبلا يذلا مت ن ب ـ قملا ھـب ناـي و كـلذ اـميف ي :أ - فنأتـسملا هدـض قبـس نأو ماـقأ تاذ عوـضوم ىوعدـلا ىدـل ةـمكحملا ةـماعلا ةـظفاحمب ةدـج ةدـيقملاو ةـمكحملاب مقرب ( 3218883 ) خـ راتو 4/3/1432 ـ ثرومو دملا ، ثيحو نإ فنأتـسملا دق عفد ذنم ةيادب ىوعدلا عفدب ير وج هدافم مدع زاوج رظن كلت ىوعدلا قبسل لصفلا ا ف بجومب ما حأ ةيئاضق ةتاب ةبس كم ةي ء لا هدـض عفر ماقأو هاوعد ةـيغ ةـبلاطملا ةـميقب صـصح ھثروم ةـعابملا ةكرـش دـمحأ ز ةـ راجتلا لاو ا ا شا فنأتـسملا بجومب دـقع ةـع ابملا م ملا خ راتب 20/09/1431 ـ ن ب فنأتسملا ىوعدـلا وأ اـ ميق اذـكو عفدـلا مدـع زاوـج رظن ىوعدـلا قبـسل لـصفلا اـ ف ، زوـجي عفدـلا ھـب يأ ةـلحرم نوـ ت اـ ف ىوعدـلا مـكحتو ھـب ةـمكحملا نم ءاـقلت ا ـسفن .) 2 - اـم و نأ فنأتـسملا نوـ ت اـ لع ىوعدـلا اـ رابتعاب نـم ماـظنلا ماـعلا اـقفو صنل ةداملا ( 76 ) نـم ماـظن تاـعفارملا ةيعرـشلا ـلا صنت ع نأ ( : عفدـلا مدـع صاـصتخا ةـمكحملا ءاـفتنال اـ يالو وأ ب ـس عوـن ىوعدـلا قبـسل لـصفلا ا ف ما حأب ةـتاب ةزئاح ةـي ء ـ لا ـ قملا ...ھب 1 - امل ناـ نم ررقملا اـماظن نأ عفدـلا مدـع زاوـج رظن ىوعدـلا قبـسل لـصفلا اـ ف زوـجي عفدـلا ھب يأ ةلحرم ىوعدـلا ، اـمم ن عتي ھعم مك ا مدـع صاـصتخا ةـمكحملا رظنب كـلت .ىوعدـلا اـسماخ : عـم كـسمتلا مدـع صاـصتخا ةـمكحملا اـعون رظنب ىوعدـلا - دـيكأتلا ع عفدـلا مدـع زاوج رظن ىوعدـلا نـع صاـصتخا ةـمكحملا ةـ راجتلا اـقفو تاـصاصتخالل ةـطونملا اـ ةـمكحملا قـفو ةداملا ( 19 ) نـم ماـظن مكاـحملا ةـ راجتلا رـسحنتو ھـعم صاـصتخا كـلت ةـمكحملا نـع رظن هذـ ھب ـصنب نم عيب ةبس 90 % نم صـصح ةـيك</w:t>
-      </w:r>
-    </w:p>
-    <w:p>
-      <w:pPr>
-        <w:jc w:val="right"/>
-        <w:bidi/>
-      </w:pPr>
-      <w:r>
-        <w:rPr>
-          <w:b w:val="0"/>
-          <w:i w:val="0"/>
-        </w:rPr>
-        <w:t>لم ام روم ( دـمحأ سابع ز ) ةكرـش دـمحأ ز ة راجتلا ) امم هدافم نأ كلت ىوعدلا رودت ا احر لوح عازن نأش ةكرت ، امم جرخت ھعم كلت ةداملا ع ع اـقو ىوعدـلا ةـن ارلا نإـف ن بـلا نم مك ا لـحم ضا ـع ةـحئالو ىوعدـلا دـجن نأ ىوـعد فنأتـسملا هدـض رودـت لوـح اـم هدروأ اـصن ةـحئال هاوـعد ( : ھتبلاـطم فنأتـسملل وأ عفدلا مدع لوبق ىوعدلا مادع ال ةفـصلا وأ ةيل وأ ة ـصملا وأ يأل ب ـس رخآ ، زوجي عفدلا ھب يأ ةلحرم نو ت ا ف ىوعدلا مكحتو ھب ةمكحملا نم ءاقلت ا سفن .) 2 - لازنإ و كلت ىوعدـلا ا رابتعاب نم ماظنلا ماعلا اقفو صنل ةداملا ( 76 ) نم ماظن تاعفارملا ةيعرشلا لا صنت ع نأ ( عفدلا مدع صاصتخا ةمكحملا ءافتنال ا يالو وأ ب س عون ىوعدلا وأ ا ميق ، كوـم .ضقاـنتم اـع ار : مدـع صاـصتخا ةـمكحملا ةـ راجتلا اـعون رظنب ...ىوعدـلا 1 - امل ناـ نـم ررقملا اـماظن نأ عفدـلا مدـع صاـصتخ وـنلا زوـجي عفدـلا ھـب يأ ةـلحرم نوـ ت ا لع ةل ـ ملا ىدـل ةـباتك لدـعلا عرف ةرازو ةراـجتلا درجم ةـميق ةيمـسا اذـ و اـم ترج ھيلع ةداـعلا فرعلاو ىدـل ةرـسأ دملا دملاو ھيلع متو تاـبثإ كـلذ ـالإ نأ ةرئادـلا ةرقوملا رـصت ع نأ نـم ةكرـش دـمحأ ز ةـ راجتلا ( 000,450 ) ةـئمع رأ نوـسمخو فـلأ لاـ ر يدوعـس مـتو درلا ھـيلع نأ ةـميقلا ةـقيق ا ( 00,000,120 ) ةـئم نورـشعو نوـيلم لاـ ر يدوعـس نأو ةميقلا مكتليـضفل نأ ةرئادـلا تركذ ا ابـسأ ةدع تارم ضقانت كوم نأش ةميق صـص ا لحم ىوعدلا اذ و غ حي ـ ، ثيح نأ دملا دق ركذ هاوعد نأ ةميقلا لحم جراخت ثروملا ع اـ ملع ـ لا اذـ و فلاـخم امل تـصن ھـيلع ةرقفلا ةـثلاثلا نـم ةداملا ةـيناثلا نـم ماـظن تاـبث ـلاو تـصن ع ( : ـال زوـجي ـ اقلل نأ مـكحي ھـملع ـ لا .) 3 - اـمك ـش ھيلع نم دادـس ةـميق صـص ا لزانتملا ا ع ملو مقت كلذـك ءاعدتـساب دو ـش دـقعلا عامـسل ام م دل نم لاوقأ ، امك تي مكتليـضفل نأ ةرئادلا ةرقوملا دق تدن ـسا بابـسأ ا مكح م ملا نـ ب ثروـم دملا كوـمو مدـقملاو نـم لـبق كوـم لـب ھـنأ سـسأ ھمكح ھيلع ملو بلطي نم كوـم تاـبثإ دادـس ةـميق صـص ا لـحم دـقعلا مغر نأ كوـم دـق ماـق ما لـالاب بت ملا ( ركذ ھبابـسأ ھنأ ـال دـجوي ةـميق ةـيقيقح اساسأ نا دـق مت ا أش قافتا ن ب ثروم ن عدملا و دملا م لع ،) عالطالا و ع طوبـض تاسل ا ن ب ي نأ ةرئادـلا ةرقوملا مل شقانت دقعلا دـق ب ھـمكح ع تاـضا فا و ـسفت ع اـقولل عو تاـعانق عو ھـملع ـ لا نود يأ دن ـسم يماـظن اـمك ھـنأ دـق رـسف ضعبل ع اـقولا ا ـسفت غ حي ـ لاـثمو ع كـلذ ھـصن : ثروملا دـق ن غ لزانتلا عي ب ھصـصح كومل ءان و ع م اعدا مت درلا م لع قافرإو دقعلا م ملا لحم .ىوعدلا 2 - عالطالاب ع بابـسأ مك ا ض عملا ھيلع دجنف نأ بحاص ةليضفلا</w:t>
-      </w:r>
-    </w:p>
-    <w:p>
-      <w:pPr>
-        <w:jc w:val="right"/>
-        <w:bidi/>
-      </w:pPr>
-      <w:r>
-        <w:rPr>
-          <w:b w:val="0"/>
-          <w:i w:val="0"/>
-        </w:rPr>
-        <w:t>٤۵۳۰۲٤۱٦۲۲ رقم صك</w:t>
-      </w:r>
-    </w:p>
-    <w:p>
-      <w:pPr>
-        <w:jc w:val="right"/>
-        <w:bidi/>
-      </w:pPr>
-      <w:r>
-        <w:rPr>
-          <w:b w:val="0"/>
-          <w:i w:val="0"/>
-        </w:rPr>
-        <w:t>رات ـخ صلا ـك : ۳۱/۳۰/۵٤٤۱ مقر حفصلا ـة : ۲ ةرئاد فان تس فان تس ةيناثلا ةمكحملا ة راجتلا ة راجتلا ةدجب</w:t>
-      </w:r>
-    </w:p>
-    <w:p>
-      <w:pPr>
-        <w:jc w:val="right"/>
-        <w:bidi/>
-      </w:pPr>
-      <w:r>
-        <w:rPr>
-          <w:b w:val="0"/>
-          <w:i w:val="0"/>
-        </w:rPr>
-        <w:t>ةـ راجتلا و ةيـضقلاب مـقر ٧٦٩ ماـعل ١٤٤١ ،)ـ املو ناـ تباـثلا نم ع اـقو ىوعدـلا نأ رط عيبـلا دـق اـقفاو ايـضتراو ع عيبلا رفاوتو باـجي لوبقلاو ھنأـش ، ثيحو مل ىدـبي دملا لثام ىوعدلا ، دع را نإ دملا م لع كلذ ، امم ت ت ھعم ةرئادلا إ ضفر ىوعدلا ( ) مك ا رداصلا نم ةرئادلا ة راجتلا ةيناثلا ةيضقلاب مقر ٥٠٦٩ ماعل ١٤٤٠ ، ـ قدصملا نم ةرئادلا س ـسأتلا ع نأ ( : صـص ا ةـلباق لاـقتنالل ن ب ءا رـشلا كلذـكو م ثروـل ، نكلو نم ررقملا اعرـش نأ كـلذ ـال ذـفني ـالإ دـع قـقحت باـجي لوبقلاو نم فارطأ دـقعلا و و اـم مل ققحتي دقعلا يذلا دن ـسا ھيلع ليكو دملا خرؤملاو ٣/٣/٢٠١٦م ، ن بت نأ عقوملا ھيلع ص ـ دحاو قباطتل عيقوتلا ، را نإو دملا م لع عيقوتلا ھيلع ، ثيحو تصن ةداملا ( انماث ) نم دقع ةفاضإ امل مدقت نإف نم ررقملا ءاضق ھنأ ط ش مامتل عيبلا صـص ل ن ب ءا رـشلا ھت ـ و رفاوت ھنا رأ نم ( باجي لوبقلاو ) نم فارطأ دقعلا و و ام رقتسا ھيلع ءاضق ةكلمملا ( : نأ ةـجرد ( ) مك ا رداـصلا نم ةرئادـلا ةـيدا ا ةرـشع ةيـضقلاب مقر ٤٤٧٠٠٩٤٠٨٤ ماـعل ١٤٤٤ - ـ قدـصملا نم ةرئاد فاـن تس ةـيناثلا ةيـضقلاب مقر ٤٤٧٠٠٩٤٠٨٤ ماـعل ١٤٤٤ .)ـ -3 وأ تثدـح نـم يوذ نأـشلا هروـضح ؛ اـم مـل تـ ثي هر وزت قرطلاـب ةررقملا اـماظن ،" ثـيحو مـل عدـي دملا ھـيلع هر وزت ، رم يذـلا ـال دـجت ھـعم ةرئادـلا اـصانم نم دـييأت مكح ةـمكحم لوأ ـسر و و ة ، ءانب ع ةرقفلا و نم ةداملا ةسداسلا نورـشعلاو نم ماظن تابث ا صنو " : ررحملا سرلا ة ع ةفا لا امب نود ھيف نم رومأ ماق ا هررحم دودح ھتم م ، ةـفا لا الو زوجي ھل اجت ھلافغإو ع وحنلا يذـلا ھتكلـس ةرئادـلا نو تو ةرئادـلا كلذـب دـق تفلاخ ام رقتـسا ھيلع ءاضق فان تس يذـلا ـ رأ أدـبم ( : ثيحو نإ اذـ دن ـسملا و دن ـسم هروـضح ؛ اـم مـل تـ ثي هر وزت قرطلاـب ةررقملا اـماظن ، نوـ و نومـضم اـم هركذ يأ نـم يوذ نأـشلا ررحملا ـسرلا ةـ ھـيلع ؛ اـم مـل ت ثي غ كـلذ ،) نمو مث ھنإـف ـضي ةـ ع ةفص ررحملا . ـسرلا 2 - اـمك تصن ةداملا ( 26 ) نم تاذ ماظنلا ع نأ ( : ررحملا ـسرلا ةـ ع ةـفا لا امب نود ھيف نم رومأ ماق ا هررحم دودـح ھتم م ، وأ تثدح نم يوذ نأشلا يذـلا ت ثي ھيف فظوم ماـع وأ ص ـ فل م ةـمدخب ةـماع ، اـم مت ع ھيدـي وأ ام هاقلت نم يوذ نأشلا ، اقبط عاضوألل ةـيماظنلا ، و دودـح ھتطلـس ھصاصتخاو ؛) رم يذـلا ھبـسكي ةيعانـصلا ةـظفاحمب ةدـج مـقرب ( 275 ) ةفي ـ ( 172 ) دـلجم ( /8ع/ر ) خـ راتو 16/10/1431 ،ـ ثـيح نإ ةداملا ( 25 ) نـم ماـظن تاـبث دـق تـفرع ررحملا ـسرلا ھـنأ ( : ررحملا ـسرلا و لـ اـم م ةـباثمب ةـصلاخم ةـمات ةـيئا و ءاربإو ةـمذل ...ي ـشملا ( ) قـفرم رارق ءا رـشلا - دن ـسم ...مـقر ) قـقدملاو نـم لـبق ةرازو ةراـجتلا تـ ثملاو ماـمأ ةـباتك لدـعلا ىدـل ةـفرغلا ة راـجتلا ةكرـشلاب ا ددعو 450 ةصح إ ديـسلا ةماسأ دمحأ سابع ز يذلا لبق اذ لزانتلا ، ثيحو وتـسا فرطلا لزانتملا ھقح نم فرطلا ي شملا ك رـشلا ديد ا ةكرـشلا تع و عيقوت ىوعدـلا كـسمتو فنأتـسملا رارقب ءا رـشلا عـقوملا نـم فنأتـسملا ثروـمو ن عادـتملا – لـما ب هاوـق ةـيلقعلا - يذـلاو نمـضت اـصن ( : ديـسلا دـمحأ ساـبع ز لزاـنت عيبلاـب نع لـما ھـصصح لاـفغإ ةرئادـلا ررحملل ـسرلا رارق ءا رـشلا لـمتكملا ھنا رأل ةـيماظنلا ت ثملاو لزانتل ثروم ن عدملا ھتي و 1: - ثيح نإ تباثلا نم مك ا تاركذـمو فنأتـسملا ةـيباو ا ھنأ ذـنمو ةيادب دـمحأ سابع ز اغلبم هردـقو ( 331.882.138 نويلم لاـ ر ) و و غلبم دـ زي نع تابلطلا ةـيمات ا ةـمدقملا نم فنأتـسملا هدـض ، امم بيع مك ا روصقلاب ھلعج و ا رح .ءاغلإلاب اعـسات : ھيلع نأب عفدي ناندعل غلبم هردقو ( 97.762.042 لا ر ،) ھقتاعلو يزار ا غلبم ( 27.932.012 لا ر ،) الإ نأ ةرئادلا تضق كأب امم ھبلطي موص ا تضقو مازلإب فنأتسملا ناب عفدي ةثرول ماـعل ١٤٤٤ .)ـ 2 - املو ناـ ن بلا نم مك ا – لـحم ضا ع – نأ دملا دـق رـصح ھتاـبلط ةـيمات ا ( ةحفـصلا 3 ) اـمب ھتنود ةرئادـلا اـصن ( : تنا دملا إ بلط مك ا مازلإب دملا ١٤٤٤ ،ـ مـك ا رداـصلا ةيـضقلاب مـقر ٤٤٧٠٦٣٥٢٠٩ ماـعل ١٤٤٤ ،ـ مـك ا رداـصلا ةيـضقلاب مـقر ٤٤٧٠٦٥٢٩٧٥ ماـعل ١٤٤٤ ،ـ مـك ا رداـصلا ةيـضقلاب مـقر ٤٤٧٠٩٣٤٢٥٩ كأـب اـمم ھبلطي موـص ا 1: - امل ناـ نم ررقملا ءاـضق نا ( ة ـعلا تاـبلطلاب ةـيمات ا ةـمدقملا نم دملا ( ) مك ا رداـصلا نم ةرئادـلا ةـنماثلا ةرـشع ةيـضقلاب مقر ٤٤٧٠٩١٣٩٨٨ ماعل اـيلعلا ، وأ تذـخأ ھـب ىدـحإ رئاود ةـمكحملا اـيلعلا اـياضق ةـقباس ، ُعـد اـضا عا ةـفلاخمل ماـظنلا ،) اـمم بـيع مك ا ةـفلاخمب ماـظنلا ھلعج و اـ رح ضقنلاـب ن عت و .هؤاـغلإ اـنماث : مك ا ت تعا ةـفلاخم دـحأ ئداـبملا ةـيئاضقلا ةرداـصلا نع ةـمكحملا اـيلعلا جردـني تحت ةـفلاخم ماـظنلا تصنو ع ھنأ ( اذإ نا لحم ضا ع ةـفلاخم مك ا أدـبمل ي اضق رداص نم ةمكحملا ءارج جـتنملا ير وـ او ىوعدـلا ؛ اـمم نوـ ت دـق تفلاـخ ئداـبملا ةـيئاضقلا ةرداـصلا نـع ةـمكحملا اـيلعلا ، اـم و نأ ةداملا ( 41 ) نـم ةـحئاللا ةـيذيفنتلا قرطل ضا ـع ع ماـ ح دق ب بـس لا نـ عت و ھـضقن ھتداـعإو ةـمكحملل ةردـصم رارقلا ( .) رارق ةرئادـلا ةـسما ا ةـمكحملاب اـيلعلا مـقر 4228122: خ راتو 1/12/1442: ،)ـ ثـيحو نإ ةرئادـلا دـق تـضغ فرطلا نـع اذـ اـيئاضق نأ ( : لـص نأ ىدـصتت ةـمكحم عوـضوملا يـأل عـفد ير وـج ىوعدـلا ، يذـلاو وـل ـ غتل ھـب ھـجو مـك ا ىوعدـلا ، ـمو لـفغأ مـك ا كـلذ ھنإـف نوـ ي اـبيعم روـصقب تادن ـسم تـالماعتلا ةـيكنبلا ةلـسرملا نـم كـنبلا يزكرملا نمـضتت تاـعيقوت ثروـم ن عادـتملا ع وـحن جي اـ ل ل ـس و اـ ل .ةاـ اضملا املو ناـ نـم ررقملا ءاـضق ةـمكحملا اـيلعلا أدـبم دـقع عيبـلا – موـعزملا هر وزت – وـ ىوعدـلا ةـن ارلا ـلا اـ ماقأ فنأتـسملا هدـض ثـيح اـ أ تـ ثت ة ـ رارق ءا رـشلا دـقعو عيبـلا اـمو ھنمـضت نـم مالتـسا ھثروـم .غـلبملل ت - كلذـك نإـف و و ررحم ـسر جردني تحت ةلد ةغمادلا ىوقأو نم ةن رقلا و و يفكي تابثإل ة ـ عيبلا تابثإو مالتسا ثروم دملا لما ل ةميق صص ا لزانتملا .ا لع ب - امك نأ ام ت ثي ة ءاربإو ةمذل ...ي شملا ،) دقو مت قيثوت تاعيقوتلا نع ق رط بتا لدعلا ىدل ةفرغلا ة راجتلا ةيعانصلا ةظفاحمب ةدج مقرب ( 275 ) ةفي ( 172 ) دلجم ( /8ع/ر ) خ راتو 16/10/1431 ـ ديـسلا ةـماسأ دـمحأ سابع ز يذلا لبق اذ لزانتلا ، وتـساو فرطلا لزانتملا ھقح نم فرطلا ي شملا ك رـشلا ديد ا ةكرـشلا تع و عيقوت ل ام م ةباثمب ةصلاخم ةمات ةيئا و ن عادـتملا ع رارق ءا رـشلا خرؤملا 20/09/1431 ـ يذـلاو نمـضت ارارقإ ا ـ او اح رـصو نأ ( ديـسلا دـمحأ سابع ز لزانت عيبلاب نع لما ھصـصح ةكرـشلاب ا ددـعو 450 ةـصح إ دو ـشلا ةرئادـلاف تناـ ةرفاوـتم ا دـل دـيدعلا نـم نـئارقلا ةـت ثملا ة ـ ل دـقعلا ناـ و ا دـل صالختـسا ة ـ ةـقرولا نـم ھمدـع نـم عـقاو فورظ ىوعدـلا اـ مو :أ - قـيثوت عـيقوت ثروـم بلطب دـقعلا ـص ملو رجت تاءارج ةـيماظنلا ةـمزاللا ةـليفكلاو تبلل اذـ ررحملا جـتنملا ىوعدـلا ملو مقت اـمب هزاـجأ اـ ل ماظنلا اذـ نأشلا نم قح قيقحتلا ةا اضملاب وأ عامـس ةـمكحم عوـضوملا ةـلدألل ةـيغ لوـصولا ةـجي نل ةـجتنم .ىوعدـلا 3 - عو مـغرلا نـم ثأـتلا ير وـ ا ررحملل ىوعدـلا ـال</w:t>
-      </w:r>
-    </w:p>
-    <w:p>
-      <w:pPr>
-        <w:jc w:val="right"/>
-        <w:bidi/>
-      </w:pPr>
-      <w:r>
-        <w:rPr>
-          <w:b w:val="0"/>
-          <w:i w:val="0"/>
-        </w:rPr>
-        <w:t>إ نأ ةرئادـلا تـفتكا لابقتـساب باـطخ ةرادإ ةـلد ةيئاـن ا ةـقرولا وأ اـ ر وزت ةـفا ب قرطلا ةـينوناقلا اـ مو نـئارقلا ةـيئاضقلا ثـيح زوـجي ةـمكحملل تاـبثإ ة ـ دـقعلا نـم ھمدـع لاـح دوـجو تاراـبتعا غيـس اـ ل كـلذ ـالو باـعُ كـلذ ع ريدـقت ھـيف و غ ةـمزلم ھـقيقحتب ـالإ اذإ تناـ ع اـقو ىوعدـلا ا ادن ـسمو مـلو نمـضتت اـم يفكي ءاـضقلل ة ـ ب ررحملا وأ هر وزت ذـئ يحو وـتت قـيقحت ءاـعد ر و لاـب زوـج و تاـبثإ ة ـ ةمـصبلا ع ررحملا .) 2 - ثيحو نأ داـفم كـلت ةداملا ھنأ اذإ ذـختا مص ا تاءارجإ نعطلا ر و لاـب ددـحو نطاوـم ر و ـلا نلعأو هدـ اوش حرط نعطلا ع ةـمكحملا ن ع و اـ لع نأ لـصفت ةاـ اضملاب ، وأ عامـس دو ـشلا وأ اـم ل ب ، اـقفو دـعاوقلل تاءارج و صوـصنملا اـ لع اذـ ماـظنلا ، ـالو عمـس ةدا ـشلا ـالإ اـميف قـلعتي تاـبثإب لوـصح ةـباتكلا وأ ءاـضم وأ مت ا وأ ا ـسمتم ررحملاـب ، ناـ و ررحملا اـجتنم عا لا ، مـلو فـكت ع اـقو ىوعدـلا ا ادن ـسمو عاـنقإ ةـمكحملا ة ـ ب طـ ا وأ ءاـضم وأ مـت ا وأ ةمـصبلا ؛ رمأـتف ةـمكحملا قيقحتلاـب ثـيحو تصن ةداملا ( 40 ) نم ماـظن تاـبث ( : اذإ ركنأ نم جـتحا ھيلع ررحملاـب يداـعلا ھطخ وأ هءاـضمإ وأ ھمتخ وأ ھتمـصب ، وأ ركنأ كلذ ھفلخ وأ ھبئان وأ ىفن ھملع ھب ، لظو مص ا رخ ةداـفإ ريدـم ةـلد ةـيئان ا ةطرـش ةـظفاحم ةدـج مـقر ( 1/4403035471 ) خـ راتو 22/10/1444 ـ ةرورـضب ثـع لـصأ ةـقرولا لـحم نـعطلا اـ لزعو اـ زرحتو لخادـب فرظ .لقتـسم -1 ةـسلج 01/08/1444 ـ مت لاسرإ تادن ـسملا نم كنبلا يزكرملا تماقو ةرئادـلا ةلاحإب قارو ةطرـشلل ةقفر تادن ـسملا ةدراولا نم كنبلا .يزكرملا ج - ةسلج و 10/11/1444 ـ درو ةرئادلل ةددـعتم نـم عـيقاوت ثروـم ن عادـتملا نـم عـقاو تـالماعتلا ةيمـسرلا ةـيكنبلا ادـي مت ةـلاحإل دـقعلا ةـلدألل .ةـيئان ا ب - ةـسلجب 02/04/1444 ـ تماـق ةرئادـلا ةـباتكلاب كـنبلل يزكرملا ، و هدض نعط دقع عيبلا م ملا ن ب فنأتـسملا ام رومو ر و لاب دقو تكلـس ةرئادلا تاءارجإ ةلاحإ دقعلا ةلدألل ةيئان ا ثيح :أ - تبلط ةرئادلا نم دملا ھيلع راضحإ لصأ دقعلا و تاءارج ةيماظنلا قيقحتلل ة دقع عيبلا ھنو اجتنم ا ر وج ىوعدلا ةفلاخمو ئدابملا ةيئاضقلا ةرداصلا نم ةمكحملا ..ايلعلا 1 - نمف ثيح نأ تباثلا نم مك ا نأ فنأتسملا مغر اـ ي اـمم بيع مك ا ةـفلاخمب ماـظنلا ھلعج و اـ رح ضقنلاـب .ءاـغل و اع اس : عم كسمتلا طوقـس ق ا عفدـلا ر و لاب ع دـقع عيبلا - ةـفلاخم مك ا ماظنلل مدـع ذاختا عو مغرلا اـمم مدـقت ـالإ نأ ةرئادـلا تلفغأ كـلت ةـي ا ةـعطاقلا تضرعأو تأـنو اـ ناجب اـ ع تباجتـساو عفدـلل ر و لاـب مغر طوقـس ق ا اـ ف ، تكلـسو لـي س ا لاحإ ةـلدألل ةيئان ا مدـقملا ھت جاوم دقعلا – نعطلا بناو ا ةيل ـشلا دقعلل نم را نإ ط ا وأ ءاضم وأ مت ا وأ ةمـصبلا نمو مث ءاقب ةي ررحملا يداعلا ھنا رـسو ة جاوم فنأتـسملا هدض ،</w:t>
-      </w:r>
-    </w:p>
-    <w:p>
-      <w:pPr>
-        <w:jc w:val="right"/>
-        <w:bidi/>
-      </w:pPr>
-      <w:r>
-        <w:rPr>
-          <w:b w:val="0"/>
-          <w:i w:val="0"/>
-        </w:rPr>
-        <w:t>٤۵۳۰۲٤۱٦۲۲ رقم صك</w:t>
-      </w:r>
-    </w:p>
-    <w:p>
-      <w:pPr>
-        <w:jc w:val="right"/>
-        <w:bidi/>
-      </w:pPr>
-      <w:r>
-        <w:rPr>
-          <w:b w:val="0"/>
-          <w:i w:val="0"/>
-        </w:rPr>
-        <w:t>رات ـخ صلا ـك : ۳۱/۳۰/۵٤٤۱ مقر حفصلا ـة : ۳ ةرئاد فان تس فان تس ةيناثلا ةمكحملا ة راجتلا ة راجتلا ةدجب</w:t>
+        <w:t>بجدة التجار ة التجار ة المحكمة الثانية ست ناف ست ناف دائرة ۱ : ةـ الصفح رقم ۱٤٤۵/۰۳/۱۳ : كـ الص خـ تار</w:t>
       </w:r>
     </w:p>
     <w:p>
@@ -16550,9 +16400,9 @@
         <w:bidi/>
       </w:pPr>
       <w:r>
-        <w:t>[ترويسة / كليشة رسمية — معلومات متكررة] ===</w:t>
+        <w:t>[الطلبات / المرفقات] ===</w:t>
         <w:br/>
-        <w:t>مدـقت ھباوجب سمـألاب ـاليل ـع لـيميإ ةرئادـلا ، ھصنو ( : ةراـشإلاب إ ةركذملا ةـمدقملا نم دملا اـبيقع ع ةـحئاللا ةيـضا ع ةـمدقملا نم دملا ھيلع ، ثيحو توطنا ع تاءاـعدا ن عتي ع ةـحئاللا ةيـضا ع ةـمدقملا نـم لـيكو دملا درلاو ع باوـج لـيكو دملا ع ةـحئال ضا ـع ةـمدقملا نـم دملا اـ لع ،) ھتم فأو نأـب اذـ كولـسلا غ لوـبقم ، مث ھنإ داـفأ ھنأـب 1445-02-20 ،ــ ةدـقعنملا ع لاـصت ي رملا نع دـع غلبملاو ا ا فارطأ اينو كلإ ، تعلطاو ةرئادـلا ع فلم ةيـضقلا ملف ن ب ي ا ل ميدـقت ليكو دملا ا لع ام ل متـسا ھلجأل نم ( : درلا لاـ م كلذـل ميدـقتو .ةـباج تم فأـف ةرئادـلا ن فرطلا لداب ب تاركذملا لالخ ةدـم 5 ماـيأ جاردإو اـم ھنامدـقي جـمان لا ي اـضقلا ، نإف رذـع عف دـ رب ةرئادـلا .ي و كل و ةـسلج دملا اـ لع ھنأـب مـل عـلطي ع ةـحئاللا ةيـضا ع ةـمدقملا نـم لـيكو دملا مـلو عـلطي اـضيأ ع باوـج لـيكو دملا ع ةـحئال ضا ـع ةـمدقملا اـنم ءـالكو نـع دملا ھـيلع بلطنو مدـقملا نـم ةـماسأ دـمحأ ز .اـعوضوم اـيناث : لوـبق ضا ـع مدـقملا نـم ناندـع دـمحا ز ةـقتاعو يزار ا ليـصفتو غلاـبملا قـفو اـم ة ـ وم ةفي ـ فاـن تس .) بـقعف ليكو لوق ع ابلا ، ام و نأ دملا ھيلع ماق ةيفـصتب ةكرـشلا ا رايتخا ب ـ و سأر ا لام لأو ا فـص ة رابتع ھنإف نمـضي ةميقلا ، كلذل ي إف بلطأ نم مكترئاد ةرقوملا : الوأ : ضفر ضا ع ا دـ ؤ و . اـم و نأ لـص ھنأ دـنع فـالتخ نمثلا ةـميقلاو لوقلاـف لوـق ع اـبلا ، امل ىور نبا دوعـسم نع لوـسر هللا ـص هللا ھيلع ملـسو : اذإ فـلتخا ناـعيبلا س لو اـم يب ةـن ب لوقلاـف ى ـشا نـم ثروملا ةـص ا ةـكولمملا ھـل ةكرـش دـمحأ ز هدـالوأو لـحم ىوعدـلا ، مـلو مدـقي ةـن ب وأ لـيلد حي ـ ع نأ عيبـلا مـت ، لـب ضقاـنت نـمثلا ةـميقلاو اـضقانت دـكؤي ىوعدـلا (138,882,331 لاـ ر ) ةـئمثالث دـحاوو نوثـالثو اـنويلم ةـئمنامثو ناـنثاو نوناـمثو اـفلأ ةـئمو ةـينامثو نوثـالثو ـالا ر ، هدـمتعاو ءا رـشلا مـتو جراـختلا ھـيلع كلذـل اـم و نأ دملا ھـيلع مـعزي ھنأ ةـميقب صـص ا .ةـلداعلا با ـ أ ةليـضفلا اـم و نأ صـصح ةكرـشلا لـحم عا لا مـت اـ مييقت نـم لـبق بساـحملا لـالط وـبأ ةـلازغ دـع فـيل ت ةـمكحملا ھـل يذـلاو اـ ميق غـلبمب هردـقو نوـيلم لاـ ر ، اذـ ف ضقاـنتلا خراـصلا بجوـي حارطا اذـ مـعزلا مدـعو هراـبتعا ، اذـ و اـم تراـشأ ھـل ةرئادـلا ةردـصم مك ا اـ ي س اـمو تصلخ ھل نم ةـجي ن ةحي ـ اـ مكح ھمازلإـب موـعزملا يذـلا دن ـس ھيلع دملا ناـ نودـب نمث وـ ضقاـنت دملا ھيلع ةـميق صـص ا لـحم هذـ ىوعدـلا ةراـتف معزي نأـب نمثلا و ٤٥٠ فـلأ لاـ ر ةراـتو معزي نأـب نمثلا و ١٢٠ كلذ تقولا ايح قزري ، ملو مصتخُي ىوعدـلا ، س لو ل وملل ق ا ـصلا ھنع وأ ھليثمت ، اتلا و نإف عفد دملا ھيلع مدـع زاوج رظنلا ال ھجو .ھل ايناث : نإ امم لدـي ع نأ عيبلا م افص قلع و ق اب ھتاذ الحم اب ـسو ،) رظنلا و هذـ ةداملا تي نأ ـصلا عقو ع ةص ا ةكولمملا ل وملل س لو ع صـصح ثروملا دمحأ ز ـ لحم هذ ىوعدلا ـ يذلاو نا ةكرـشلا كاذـنآ ، ملو نكي ثروملا اـفرط كلت ىوعدـلا ، ادان ـساو إ ةداملا ٨٦ نم ماـظن تاـبث ، لاو تصن ( : ـالو نو ت كـلتل ماـ ح ةـي ا الإ عازن ماق ن ب موص ا نود نأ غتت مدـع زاوـج رظنلا قبـسل لـصفلا اـ ف ـال ـ ي ـالو لـحم ھـل ، كـلذو نـأل ةـص ا لـحم ىوعدـلا كـلم ثروـم كوـم دـمحأ ز ، ـصلاو روـ ذملا اـمنإ عـقو ع ةـص ا ةـكولمملا كومل غ ةـجي ن مك ا ض ـعملا ھيلع ، قبـسو نأ تمت ةـباج اـ لع ھنيح و بابـسا مك ا ض ـعملا ھيلع اـم يفكي ةـباجإلل اـ لع نمو باـب ةداـ ز حاـضي لوـقأ : ـالوأ : نأ عـفد دملا ھيلع 1445 ،ـ ةـمدقملا نم ليكو دملا ، ا ـصنو ( : اباوج ع فان تس مدـقملا نم دملا ھيلع ةماسأ ز ، دوأ نأ ن بأ با ـ أل ةليـضفلا نأ عيمج نوعطلا لا ا راثأ دملا ھيلع ال رت نأ نويلم ةئمتـسو ناـنثاو نوعبـسو اـفلأ ةـئمثالثو ةعـس و و نوعبـس ـالا ر .) دـكأو لـيكو دملا ع اـم درو ةـحئالب .ضا ع اـمك تعلطا ةرئادـلا ع ةركذملا ةـعدوملا ماظنلا خـ راتب -02-11 ةـعبس نورـشعو انويلم ةئمتـسو دـحاوو نوسمخو افلأ ناتئمو و ةعـس رـشع الا ر ، مك او مازلإب دملا ھيلع نأ عفدـي يقحتـسمل ةيـصولا غلبم هردقو ( 110.672.379 لا ر ) ةئم ةرـشعو اـنويلم ةئمعبـسو ةعـس و نوعبـسو اـفلأ و ناـتئم و نوعبـس ـالا ر ، نأو عفدـي ةـيعدملل ةـقتاع دـمحم حي دـمحم ع يزار ا ، ةـ و مـقر ( 1007056847 ) غـلبم هردـق ( 27.651.219 لا ر ) ھميدـقتل ةدملا .ةـيماظنلا اـيناث : مـك ا مازلاـب دملا ھـيلع نأ عفدـي دـملل ناندـع دـمحأ ساـبع ز ، ةـ و مـقر ( 1017092733 ) غـلبم اـمجإ هردـق ( 96.779.270 لا ر ) ةتـس نوعس و ثـيحو ن بـت ماـقمل ةرئادـلا ةرقوملا مدـع ليـصفت مـك ا ع وـحنلا حي ـ لا اـ وجو مدـعو ليـصفت تاقحتـسم ن عدملا نإـف بلطا نم ماـقم ةرئادـلا .ةرقوملا ـالوأ : لوـبق فاـن تس الكـش ةيـصولا لاو ـ وأ ا ثروم ن عادتملا ةقحتسملاو غلبم هردقو ( 110.672.379 لا ر ) ةئم ةرـشعو نويلم ةئمتسو نانثاو نوعبسو افلأ ةئمثالثو ةعس و نوعبسو .الا ر با أ ةليضفلا حي دـمحم ع يزار ا ، ةـ و مـقر ( 1007056847 ) و قحتـس غلبم هردقو ( 27.651.219 لا ر ) ةعبـس نورـشعو انويلم ةئمتـسو دحاوو نوسمخو افلأ ناتئمو و ةعس رشع .الا ر -3 دـمحأ سابع ز ، ةـ و مقر ( 1017092733 ) و و قحتـس غلبم هردقو ( 96.779.270 لا ر ) ةتـس نوعـس و انويلم ةئمعبـسو ةعس و نوعبسو افلأ و ناتئم نوعبسو .الا ر 2 - ةقتاع دمحم و دـحأ ةثرولا بجومب رـصح ةثرولا مقر ( 38391575 )و خ رات 12/05/1438 ،ـ و ھيلع نإف نايب ن قحتـسملا بسح م بـصنأ ةيعرـشلا دع و ذخأ ةيصولا ن ع رابتع ام ي :- 1 ـ ناندع اماظن نأ نو ت ةلـصفم ح نكمي ا ذـيفنت املع ھنأ مت ةدافإ ةرئادـلا نأب كان ةيـصو ةتباث بجومب مكح ي اضق ( 229014721194320022 ( ) قفرم ةروص كـصلا ) امك نأ دملا ھيلع مـلو ـ وت ةرئادـلا ةردـصم مـك ا غلاـبملا ةقحتـسملا ن عدـملل ع ھجو دـيدحتلا مغر م ددـع اـمنإو تفتكا ركذـب غـلبملا اـمج ـالو ىفخي ع ف رـش ملع مكتليـضف نأ ماـ ح بجوـتي ع وحنلا حي ـ لا ثيح نإ ةرئادـلا تمكح مازلإـب دملا ھيلع دادـس غلبم ( 138,882,331 لا ر ) ةـئمثالث دـحاوو نوثالثو انويلم ةـئمنامثو نانثاو نونامثو افلأ ةئمو ةينامثو نوثالثو الا ر ، ةـحئالب ضا ع ، اـمك تعلطا ةرئادـلا ع ةـحئال ضا ع ةـمدقملا نم لـيكو دملا ا لـصاحو ( : دـكؤن نأ انـضا عا بصنم طقف ع ةغيـص قوطنم مك ا ةرئادـلاف مل لصفت قوطنملا املو هارت ةرئادـلا ةرقوملا نم بابـسأ بلطن نم مكتليـضف لوبق فان تس الكـش و عوضوملا ضقن مك ا رداصلا مك او اددجم درب ىوعد دملا .) دكأو ليكو دملا ھيلع ع ام درو ىرخأ ، املو ناـ اذـ مك ا دـع نم لـيبق ل أ لاومأ سانلا لطابلاب امم بيع مك ا روصقلاب ةـفلاخمو ةع رـشلا ةيمالـس ھلعج و ا رح .ءاغلإلاب تابلطلا : كلذـل ھل املو قبـس ھميدـقت ةـمدقملا كـلت ىوعدـلا اـ و ل ةزوـح .ةرئادـلا ـالإ نا ةرئادـلا تـلفغأ كـلت تاءارج بـترتو ع كـلذ لاـفغ رودـص مـك ا – لـحم ضا ـع – مازلإـب فنأتـسملا عفدـب كـلت غلاـبملا ةرم نـم فنأتـسملا ةـعوفدملا نـع هدـلاو نم .ھمدـع 2 - ةـبطاخم ةـمكحملا ةـماعلا ةـظفاحمب ةدـج ةرئادـلا ةرظاـن ىوعدـلا مـقر ( 33286392 ) خـ راتو 8/6/1433 ـ بلطل تادن ـسملا ةي ساـحملا 1 - ةبطاخم ةسـسؤم دقنلا يدوعـسلا مالعتسالل امع اذإ ماق فنأتسملا دادس غلبملا عاديإو غلابملا ھتاباسح ةيكنبلا ةصا ا ل ب نيد نم كلت نويدلا ىدمو ءافي سا نويدلا ا قوق ىوعدـلا ثيح نم ھنأش ثأتلا ھجو يأرلا ىوعدـلا الإ نأ ةرئادـلا ھتلفغأ نا و و ةرئادـلاب ذاختا تاءارج لا نم ا أش تابثإ اذـ عفدـلا نم ھمدع عو لي س لاثملا ال رـص ا : عادـيإ كـلت غلاـبملا ، تمدـقو ةـمكحملل لـبق تاونـس ةيـضق ةـمكحملا ةـماعلا رداـصلا ھنأـش نـم لـبق ـ اقلا يدـيازلا ، ثـيحو نإ ن بـلا نـم اذـ عفدـلا ھـنأ اـعفد اـ ر وج جـتنمو كلت نورـشعو نويلم لا ر مت ا دادس نم لالخ دادس نويد هدلاو كونبلل نم لالخ عاديإ غلابملا ھتاباسح ةيكنبلا ةصا ا ل ب نيد نم كلت نويدلا دقو تفوتـسا كونبلا ا قوقح درجمب دملا ھـيلع ( : ھنأ قـفتا عـم هدـلاو لاـح ھتاـيح ع نأ ي ـش ھنم عـيمج ھصـصح عـيمج تا رـشلا ـلا ناـ هدـلاول صـصح اـ ف ةـكلمملا ، كـلذو لـباقم غـلبم ( 120.000.000 لاـ ر ) ةئم ةـسلجب 09/11/1443 ـ نع ةعقاو ھمايق ءارش ةصح هدلاو ھسفنل ةكرش دمحأ ز ة راجتلا غلبمب ( 450.000 لا ر ) طقف ، ن ح نأ ا ميق اقفو ىوعدل دملا كأ نم كلذ باجأف ھيلع عفد غلبملا ن ترم امم دـع نم لبق ل أ لاومأ سانلا لطابلاب ، نمف ثيح نأ تباثلا نم مك ا لحم ضا ع ( ةيادب ةحفـصلا 3 ) نأ دملا ھيلع ةلاصأ باجأ ع حاضي سا ةرئادلا ير وـ ا ئدـبملا نم فنأتـسملا عفدـب غـلبم صـص ا مدـعو ذاـختا تاءارج ةـليفكلا تاـبثإل كـلذ مغر ه ثأـت ير وـ ا ھجو يأرلا ىوعدـلا ةـفلاخمو مك ا ةع رـشلل ھنو ل بت يـس ددـ ا ةكرـش دـمحأ ز ةـ راجتلا ةيفـصتب ةكرـش دـمحأ ز ةـ راجتلا ، اذـكو بطـش ل ـ لا يراـجتلا خـ راتب 11/4/1437 ـو( قـفرم مـقر 7 مـقرو 8 .) يداـ ا رـشع : ل اجت ةرئادـلا عفدـلل ماـعل 1431 ،ـ ثروم فنأتـسملا فنأتـسملاو هدـض ، اذـكو جراخت فنأتـسملا هدـض ماعلا 1434 ـ نم سفن ةكرـشلا ، ةكرـش دـمحأ ز ةـ راجتلا ( ةكرـشلا لحم ىوعدلا ) دقف ماق ءا رـشلا يراجتلا ا ل ذـنم 1437 ،ـ نا و بجي ا لع در ىوعدـلا مدـعو لوبق ةـماقإ ىوعدـلا ع ةكرـش ةـي م دوجوالو ا ل بسح ماظنلا ، ثيح ھنأ دـع جراخت ل نم خيـشلا دـمحأ ز ھمحر هللا ةـكرش دـمحأ ز ةـ راجتلا مدـعو زاوج ةـبلاطملا صـص اب ةـقلعتملا ا : ل اجت مكح ةـمكحم لوأ ةـجرد ، نأ ةكرـش دـمحأ ز ةـ راجتلا دـق مت ا يفـصت بسح ماظنلا متو بطـش ل ـ لا ھيلع مدعو زاوج ةبلاطملا تاذب غلبملا نو ل ةداعإ ھعفد دع نم ليبق ل أ لاومأ سانلا لطابلاب ةفلاخملاب ھلوقل اع ( : الو اول أت مكلاومأ مكن ب لطابلاب .) ارـشاع : لافغإ ةرئادلا ةيفصت ھيلع يأ ضا عا ع عيبلا كلذكو مل راثي يأ عازن ن ب ثروم ن عادتملا فنأتـسملاو نأش مدع مالتـسا ةميق كلت صـص ا رم يذلا ت ثي ھعم ة عيبلا نا رسو هراثآ ةيماظنلا ةبت ملا</w:t>
+        <w:t>الفضيلة صاحب أن فنجد عليھ المع ض ا كم أسـباب ع بالاطلاع - 2 الدعوى. محل الم م العقد وإرفاق عل م الرد تم ادعا م ع و ناء لموك حصـصھ ب يع التنازل غ ن قـد المورث : نصـھ ذلـك ع ومثـال ـ يح غ تفسـ ا الوقـا ع لبعض فسـر قـد أنـھ كمـا نظـامي مسـ ند أي دون ال ـ علمـھ وع قناعـات وع للوقـا ع تفسـ و اف اضـات ع حكمـھ ب قـد العقد تناقش لم الموقرة الـدائرة أن ي ب ن ا لسات ضـبوط ع و الاطلاع (، عل م المد و المدع ن مورث ب ن اتفاق شأ ا تم قـد ان أساسا حقيقيـة قيمـة يوجـد لاـ أنھ أسـبابھ ذكر ) الم تب بالاـل ام قـام قـد مـوك أن رغم العقـد محـل ا صـص قيمـة سـداد إثبـات مـوك من يطلب ولم عليھ حكمھ أسـس أنـھ بـل مـوك قبـل مـن والمقـدم ومـوك المد مـورث ب ـن الم م حكم ا أسـباب اسـ ندت قد الموقرة الدائرة أن لفضـيلتكم يت كما ، أقوال من لد م ما لسـماع العقـد شـ ود باسـتدعاء كـذلك تقم ولم ع ا المتنازل ا صـص قيمـة سـداد من عليھ شـ كمـا - 3 (. ال ـ علمـھ يحكـم أن للقا ـ يجـوز لاـ : ) ع نصـت والـ ثبـات نظـام مـن الثانيـة المادة مـن الثالثـة الفقرة عليـھ نصـت لما مخـالف و ـذا ال ـ علم ـا ع المورث تخارج محل القيمة أن دعواه ذكر قد المد أن حيث ، ـ يح غ و ذا الدعوى محل ا صـص قيمة شأن موك تناقض مرات عدة أسـبا ا ذكرت الـدائرة أن لفضـيلتكم القيمة وأن سـعودي ر ـال مليـون وعشـرون مئـة ( 120,000,00 ) ا قيقـة القيمـة أن عليـھ الرد وتـم سـعودي ر ـال ألـف وخمسـون أر عمئـة ( 450,000 ) التجار ـة ز أحمـد شـركة مـن أن ع تصـر الموقرة الـدائرة أن إلاـ ذلـك إثبـات وتم عليھ والمد المد أسـرة لـدى والعرف العـادة عليھ جرت مـا و ـذا اسـمية قيمـة مجرد التجـارة وزارة فرع العـدل كتابـة لـدى الم ـ لة عل ا ت ـون مرحلـة أي بـھ الـدفع يجـوز النـو ختصـاص عـدم الـدفع أن نظامـا المقرر مـن ـان لما - 1 الـدعوى... بنظر نوعـا التجار ـة المحكمـة اختصـاص عـدم : را عـا متنـاقض. مـوك ، قيم ا أو الدعوى نوع س ب أو ولاي ا لانتفاء المحكمة اختصاص عدم الدفع ) أن ع تنص ال الشرعية المرافعات نظام من ( 76 ) المادة لنص وفقا العام النظام من باعتبار ا الـدعوى تلك و إنزال - 2 (. نفس ا تلقاء من المحكمة بھ وتحكم الدعوى ف ا ت ون مرحلة أي بھ الدفع يجوز ، آخر سـ ب لأي أو المصـ ة أو لية أو الصـفة لا عدام الدعوى قبول عدم الدفع أو للمسـتأنف مطـالبتھ : ) دعـواه لائحـة نصـا أورده مـا حـول تـدور ضـده المسـتأنف دعـوى أن نجـد الـدعوى ولائحـة عـ اض محـل ا كم من الـب ن فـإن الرا نـة الـدعوى وقـا ع ع المادة تلك معھ تخرج مما ، تركة شأن نزاع حول رحا ا تدور الدعوى تلك أن مفاده مما ( التجار ة ز أحمـد شـركة ( ز عباس أحمـد ) مور ما ملكيـة حصـص من % 90 سبة بيع من بنصـ بھ ـذه نظر عـن المحكمـة تلـك اختصـاص معـھ وتنحسـر التجار ـة المحـاكم نظـام مـن ( 19 ) المادة وفـق المحكمـة ـا المنوطـة للاختصاصـات وفقـا التجار ـة المحكمـة اختصـاص عـن الـدعوى نظر جواز عـدم الـدفع ع التأكيـد - الـدعوى بنظر نوعـا المحكمـة اختصـاص عـدم التمسـك مـع : خامسـا الـدعوى. تلـك بنظر المحكمـة اختصـاص عـدم ا كم معھ يتع ن ممـا ، الـدعوى مرحلة أي بھ الـدفع يجـوز ف ـا الفصـل لسـبق الـدعوى نظر جـواز عـدم الـدفع أن نظامـا المقرر من ـان لما - 1 بھ... المق ـ ال ـ ء يـة حائزة باتـة بأح ام ف ا الفصـل لسـبق الـدعوى نـوع سـ ب أو ولاي ـا لانتفـاء المحكمـة اختصـاص عـدم الـدفع : ) أن ع تنص الـ الشـرعية المرافعـات نظـام مـن ( 76 ) المادة لنص وفقـا العـام النظـام مـن باعتبار ـا الـدعوى عل ـا ت ـون المسـتأنف أن و مـا - 2 (. نفسـ ا تلقـاء من المحكمـة بـھ وتحكـم الـدعوى ف ـا ت ـون مرحلـة أي بـھ الـدفع يجـوز ، ف ـا الفصـل لسـبق الـدعوى نظر جـواز عـدم الـدفع وكـذا قيم ـا أو الـدعوى المستأنف ب ن ـ 20/09/1431 بتار خ الم م المبا عـة عقـد بموجب المسـتأنف اش ا ا وال التجار ـة ز أحمـد شـركة المباعـة مورثھ حصـص بقيمـة المطالبـة غيـة دعواه وأقام رفع ضـده ال ء ية مك سبة باتة قضائية أح ام بموجب ف ا الفصل لسبق الدعوى تلك نظر جواز عدم مفاده جو ري بدفع الدعوى بداية منذ دفع قد المسـتأنف إن وحيث ، المد ومورث ـ 4/3/1432 وتار ـخ ( 3218883 ) برقم بالمحكمـة والمقيـدة جـدة بمحافظـة العامـة المحكمـة لـدى الـدعوى موضـوع ذات أقـام وأن سـبق ضـده المسـتأنف - أ: ي فيمـا ذلـك و يـان بـھ المق ـ ب ن تم الذي البيع إبطال ف ما وطلب الزايدي محمد بن صا القا ولدى المحكمة بذات ـ 8/6/1433 وتار خ ( 33286392 ) رقم الدعوى وكذلك الدعي مبارك بن محمد القا ـ لدى المسـتأنف ب ـن الم م الـبيع ـ ة الـدائرتان وأثب ـت – إبطـالھ المراد – الـبيع عقـد المحكمـة أثب ـت وقـد المباعـة ا صـص لقيمـة المد مـورث اسـتلام تضـمن والـذي – ومور مـا المسـتأنف البـاتة الصـفة ح ـام تلـك اك سـ ت وقـد ( 1 رقم مسـ ند – ا كم ـن صـورة مرفـق ) الـدعوى برد وقضـت المتعاقـدين بحـق القانونيـة آثار مـا و ـ ة بنـود مـن تضـمنھ ومـا المد ومـورث المسـتأنف تصا ـ أث ـت والـذي ـ 2/12/1432 وتار ـخ ( 185/17/2 ) برقـم الصـادر عشـر السا عـة التجار ـة الـدائرة مـن القضـا ي ا كـم صـدر كـذلك - ب بـھ. المق ـ ال ـ ء يـة وحـازت ضده المستأنف – الثا ي الطرف يقر ) أن ع ا كم من ( 4/1 ) بالبند ضده المستأنف وال ام ( – التجار ة ز أحمد شركة ) الدعوى محل – بالشركة يتعلق ما ل شأن ضده والمستأنف م ما مطالبة بأي ل ا التا عة والفروع - التجار ة ز أحمد شركة وم ا – الدعوى محل للشر ات مدير أو شـر ك بصـفتھ سواء - المسـتأنف – ول الطرف مطالبة حق أي لھ ل س بأنھ – والمسـتقبل وا اضـر الما ـ سـب ا أو نوع ا ان م مـا دعوى او مطلب أي ق م وإسـقاطا ول الطرف لذمـة و ـا ي شامـل ذمـة إبراء بالصـ التخـارج و عت سـب ا أو نوع ـا ـان والمسـتأنف المسـتأنف ب ن مسـتقب نزاع أي قطع قـد أنھ ا كم ـذا مفاد ـان ولما (، 2 رقم مسـ ند – ا كم مرفق ( ) سابقـة دعاوى من رفعھ سـبق ما عـدا مـا الشـر ات بتلـك يتعلق فيمـا – مطالبة أي حقھ إسـقاط ثم ومن حصصـ ا أو الشـركة بتلك تتعلق مطالبات أي من المسـتأنف ذمة أبرأ قد ضده المسـتأنف وأن ( التجار ة ز أحمـد شـركة ) الشـركة بتلك يتعلق ضـده أحمد شـركة من ، وتخارجھ العدل اتب أمام بالتوقيع قام التخارج كم إنفاذا بنفسھ ضده المسـتأنف أن كما - ج أيضا. الباتة الصـفة ا كم ذا حاز وقد - الرا نة المطالبة تلك ف ا بما الشـركة من وتخارجھ بنفسھ المسـتأنف توقيع و ـان ـ، ) 1434\\02\\10 بتار ـخ ( 2\\ع\\9 ) مجلـد 82 ـ يفة ( 130 ) بـالرقم توثيقھ تم والـذي ( 4030169102 ) رقم تجـاري ـ ل ، التجار ـة ز ورد والـذي (، التجار ـة ز أحمـد شـركة نفس من ، المرحوم لوالـده السـابق للتخـارج تصـديقا عـد ممـا ، تقر بـا سـنوات ثلاـث بحـوا ز عبـاس أحمـد المرحـوم والـده وتخـارج لتوقيـع تاليـا مرفق ( ) المش ي... الطرف لذمة وإبراء و ائية تامة مخالصة بمثابة م ما ل توقيع و عت الشـركة ا ديد الشـر ك المش ي الطرف من حقھ المتنازل الطرف اسـتو وحيث : )... تم يده فيما ـة المق ـ مر يـة حازت ال ح ام : ) أنھ ع ثبات نظام من ( 86 ) المادة نصت وحيث ، بھ المق ـ ال ـ ء يـة حائزة البيان السالفـة ح ام تلك ـانت ولما - د (. 3 رقم ذاتھ با ق و علق ، صـفا م تتغ أن دون أنفسـ م ا صوم ب ن قام نزاع إلا ا يـة ـذه ح ام لتلك ت ون ولا ا يـة. ـذه ينقض دليـل قبول يجوز ولاـ ، ا قوق من فيھ فصـلت اختصاص ذات أو قضائية ج ـة من ا ي حكم فيھ صـدر موضوع قضاء النظر يجوز لا أنھ : ) قضاء المقرر من ان ولما (، نفسـ ا تلقاء من ا يـة ـذه المحكمـة وتق ـ وسـ با. محلا غ ع اض ا عليھ المح وم حق يقتصـر وإنما ف ـا جديـدة دعـاوى إقامـة عن فضـلا ونظامـا شـرعا إصـداره حق لھ ممن فيھ النظر إعـادة يوجب مـا صـدور أو نقضھ عـد إلاـ قضـا ي أمـام القضـاء لم انـة وإضـعاف ، لاسـتقرار ا وزعزعـة القضائيـة ح ـام يـة إ ـدار مـن ذلـك لما ، لتمـاس تقـديم أسـباب تـوفرت مـ ح ـام تلـك النظر إعـادة بالتمـاس العـادي لسـابقة الـدعوى قبول عـدم ا كم إ ت ت الـدائرة فـإن أعلاـه المذ ور ا كم الـدعوى موضـوع صـدر وقـد الشـأن ـذا ال ـ يح المسـلك سـلك لم المدعيـة وكيـل ـان ولما ، ال افـة ٦٢ رقم القضـية و ست نـاف دائرة من المصـدق ـ - ١٤٤٢ لعام ٥٤٨ رقم القضـية الثانيـة التجار ـة الـدائرة من الصادر ا كم ) النفاذ. واجب ا ي ا كم صـدر إذ ، ف ـا الفصـل عن الطرف غضت الدائرة أن إلا باتة قضائية أح ام بموجب ف ا الفصل لسـبق الـدعوى نظر جواز عـدم ا كم الـدائرة ع يتع ن ان فإنھ القضا ي المبـدأ ـذا ضوء و ـ( ١٤٤٣ لعـام (29/1 ) المادة ـانت لما - 1 ضده المسـتأنف مواج ة البيع عقـد يـة الـدائرة بإغفال للنظام ا كم مخالفـة : سادسا وإلغاؤه. نقضھ معھ يتع ن مما معيبا ا كم معھ يصـبح مما ، ذلك إليھ م سوب و ما صـراحة ينكر لم ما ؛ عليھ و ـة وقعھ ممن صادرا العادي المحرر عـد ) أنھ ع ونصت ضـده قـدم من مواج ـة يتھ العادي للمحرر جعلت قـد ثبات نظـام من من : ) أنھ ع المادة ذات مـن ( 2 ) الفقرة ونصت (، ا ق عنھ تلقى لمن البصـمة أو ا تم أو مضاء أو ا ط بـأن علمھ ينفي أو خلفُھ ذلـك ينكر أو ، بصـمة أو ختم أو إمضـاء أو خـط من مـواج ة ا يـة يك سـب العـادي المحرر أن النظاميـة المواد تلـك مفـاد ـان ولما - 2 (. ـ تھ ذلـك عـد ينكر أن منـھ يقبـل فلاـ المحكمـة أمـام موضـوعھ ونـاقش عـادي بمحرر عليـھ احتـج من مواج ـة ا يـة و صـل يبقى ثم ومن الموضوع ا وض حـال ن ـار ـذا ا ـق سـقط أنھ ع البصـمة أو ا تم أو مضـاء او ا ـط إن ـار حـال باسـت ناء ضـده المقـدم شركة حصصھ من % 90 شراء تم بموجبھ والذي المد مورث و ن ب نھ البيع عقد بصورة تقدم المسـتأنف أن ا كم من الثابت فإن ا لسات وقا ع ع المواد تلك و إنزال ، ضده قدم – ضـده المسـتأنف حـق سـقط نحـو ع الموضـوع وخـاض شـأنھ المتـداع ن ب ن قائمـة دعـاوى ووجـود تقـديمھ عـدم العقـد ع ضـده المسـتأنف وكيـل عقب وقـد ، التجار ـة ز أحمـد</w:t>
       </w:r>
     </w:p>
     <w:p>
@@ -16577,45 +16427,30 @@
           <w:b w:val="0"/>
           <w:i w:val="0"/>
         </w:rPr>
-        <w:t>رات ـخ صلا ـك : ۳۱/۳۰/۵٤٤۱ مقر حفصلا ـة : ٤ ةرئاد فان تس فان تس ةيناثلا ةمكحملا ة راجتلا ة راجتلا ةدجب</w:t>
-      </w:r>
-    </w:p>
-    <w:p>
-      <w:pPr>
-        <w:jc w:val="right"/>
-        <w:bidi/>
-      </w:pPr>
-      <w:r>
-        <w:rPr>
-          <w:b w:val="0"/>
-          <w:i w:val="0"/>
-        </w:rPr>
-        <w:t xml:space="preserve">اـممو دـضع اـم قبـس ة ـ ب دـقعلا م ملا ءاـفي ساو ثروم دملا ةـميقل صـص ا و نأ تباـثلا عيقوت دـقع عيب صـص ا ن ب ثروم دملا – و و لـما ب ھتيل أ ة تعملا اعرـش اماـظنو ضأو ازئاح ةي ل ھقح ، كلذ ھنا نم ررقملا ءاضق مدع زاوج ةئزجت دونب دقعلا ثيحب متي رارق ھت ب مث را نإ هدونب ھنومضمو رم يذلا ن عتي ھعم ءاضقلا درب ىوعد . دملا (120 نويلم لاـ ر ،) دـقو تدـكأ ةرئادـلا ا ي س مدـع نعط دملا ة ـ عيبلا وأ كسمتلا ھنالطبب ، نمو مث نإف دملا نو ي دـق رقأ ة ـ ب دـقعلا ھنومـضمو نا رـسو هراثآ ةيماظنلا دـمحأ ز ةـ راجتلا ، ثـيحو نأ دملا ھـيلع عـفد ذـنم رجف ىوعدـلا ميدـقتب دـقع عـيب صـص ا م ملا نـ ب دملا ھـيلع ثروـمو دملا يذـلاو نمـضت ةـميقلا ةـيلعفلا صـص ل ةغلاـبلاو دملا ة ـ ب دـقع عيبلا ماتلا ن ب دملا ھيلع ثرومو دملا : نمف ثيح نأ تباثلا نم ىوعدلا نأ دملا ماقأ هاوعد ةيغ مك ا مازلإب دملا ھيلع عفدب ةميق صـصح ھثروم ةكرـش ءاـن و ع اـم مدـقت ھنإـف ـال زوـجي ةداـعإ مييقت صـص ا بجوـمب مييقت ساـحم اـ و ل ةـميقم اـيلعف ن ب ن فرطلا رقمو اـ مييقتب . عفلا اـع اس : كـسمتلا رارقـإلاب ي اـضقلا رداـصلا نم قـ ا ( ) مـك ا رداـصلا نـم ةرئادـلا ةـ راجتلا ةـثلاثلا ةـمكحملاب ةـ راجتلا رداـصلا مك اـب مـقر ٤٤٣٠٩٤٤١٥٠ خـ راتو ١١/١١/١٤٤٤: ـ ةيـضقلا مـقر ٤٤٧٠٧٧٠٩٠٣ ماـعل ١٤٤٤ .)ـ ( مدـع زاوـج عوـجرلا رارق قـ ا صاـ ا ،) ثـيحو ھـنأ نـم ررقملا ھـنا ( نـم ـس ضقنل اـم مـت ع ھيدـي ھيعـسف دودرم ،) ثـيحو ھـنا نـم ررقملا ءاـضق نأ ( ءارب هوـحنو اـمم طقـسُ نإ عيقوت دملا ع اذ رارقلا دع ارارقإ ا ـ او اح رـصو ھنم ة ـ ب دقاعتلا ناش كلت صـص ا رارقإو ةءا ب ةمذ دملا ھيلع نم يأ تابلاطم قلعتت كلتب ةكرشلا نمو ررقملا ءاضق ع ھنأ ( : ررحملا ـسرلا ةـ ع ةـفا لا اـمب نود ھيف نم رومأ ماـق اـ هررحم دودـح ھتم م ، وأ تثدـح نم يوذ نأـشلا هروضح ؛ ام مل ت ثي هر وزت قرطلاب ةررقملا اماظن ،) ثيحو بتا لدـعلا ةفرغلاب ة راجتلا ةيعانـصلا ةدجب مقر ( 7050/34 ) خ راتو 10/2/1434 ـ ثيحو نإ اذـ ررحملا بس كي ةـي ة جاوم دملا اقفو ةداملل ( 26 ) نم ماظن تابث لا صنت ةـيئا و ءاربإو ةـمذل دملا ھـيلع – ي ـشملا - دـقو مـت دـيكأت كـلذ لي ـ ب رارق ءا رـشلا ىدـل ةرازو ةراـجتلا مـقرب ( 130 – ددـع 7 - دـلجم /9ع2/ ماـعل 1434 ـ خـ راتب 10/2/1434 ـ باطخب ع رارق ءا رـشلا ليدـعتب دـقع س ـسأت ةكرـش دـمحأ ز ةـ راجتلا – لحم ىوعدـلا - م ملا خ راتب 21/11/1433 ـ يذـلاو ھبجوـمب مت قاـفت ع نأ عيقوتلا ع رارقلا دـع ةـصلاخم ةماـت دملا ھتكارـش ةكرـشلا عـم دملا ھيلع ةدمل ن ت ـس ملو دـبي يأ ضا ـعا نأـش ةـيكلم دملا ھيلع صـص هدـلاو مث ماـق جراـختلاب نم ةكرـشلا عـي و ھصـصح دـملل ھيلع عيقوـتلاو ام يل ا ة تعملا اعرـش .اماظنو ةـفاضإ إ كلذ نإف دملا ھيلع دـع ھئارـش صـصح ثروم دملا ھكلمتو ةـص ا ك ةكرـش دـمحا ز ة راجتلا ةبـس ب ( 90 -% ةصح هدلاو ) رمتـسا ةـميق صـصح ثروـم دملا غلبمب هردـقو ( 120.000.000 لاـ ر ) ةـئم نورـشعو نويلم لاـ ر ، اـم و نأ دـقع عيبلا نم دوقعلا ةـيئاضرلا دـقو ـ ترا ع اـبلا ي شملاو كـلت ةـميقلا ام و لما ب ىدـل ةـمكحملا ةـ راد كـلذ نأ 1: ـ نأ كـلت صـص ا ةـعابملا دـق مـت ا ريدـقت دـقع حي ـ لـمتكمو ناـ ر نـ ب دملا ھـيلع ثروـمو دملا دـقو رقأ دملا ھت ـ ب يذـلاو نمـضتي ريدـقت لـالط وبأ ھلازغ ساـسأك مييقتل صـص ا : دملاـف ھيلع راـثأ ذـنم رجف كـلت ىوعدـلا اـعفد اـ ر وج هادؤم مدـع زاوج دان ـس ع مييقتلا ساـحملا رداـصلا ىوعد جراـختلا ةروظنملا ثرومو دملا ةـميقل صـص ا نمو مث نإـف نم اـ أش ثُأـتلا ھجو يأرلا .ىوعدـلا اـسداس : دـيكأتلا كـسمتلاو عفدـلاب مدـع زاوج دان ـس ع مييقتلا ساحملا رداصلا نم بتكم ثـيحو كـسمتن بـلطب باوجتـسا دملا اـ لع اـ راضحإو باوجتـسالل نوـ ل اـ لاوقأ نو تـس ةرثؤـم كـلت ىوعدـلا ثيح تب يـس مدـع اـ بغر عـفر كـلت ىوعدـلا توـبثل ءاـفي سا ا روـم نو ت ع داـي ا ، دـقو تقاس ا ةرئادـلا ءارو ھضفر نود ب ـس وأ ر م ـ او ع مغرلا نم ھنو اعفد ا ر وج ن عتي ھصيحمت ھتباجإو وأ درلا ھيلع ب ـس غ اس ع وحن بيع .مك ا ر م او وأ ب س غ اس ىفتكاو لوقلاب نأب دملا ا لع " ع داي ا " در م م غو مو فم غو يقطنم ذإ ال غاس س نأ ميقت دملا ا لع ىوعد بلاطت ا ( ا با - دملا ھيلع ) مث ةـسل ا ةددـحملا كلذـل ،) املو نا دملا ھيلع دـق راثأ اعفد ماما ةـمكحملا ةيئادتب بلطب باوجتـسا دملا ا لع ( ةقتاع يزار ا ) الإ نأ ليكو دملا ضفر معزب مدع ةرورـض كلذ نود صنتو ةداملا ( 21/1 ) نم تاذ ماظنلا ع ھنأ ( : ةمكحملل - نم ءاقلت ا ـسفن وأ ءانب ع بلط دحأ موص ا - نأ رمأت روضحب مص ا ھباوجتسال ، بج و ع نم ررقت ھباوجتسا نأ رضحي يزار ا ) نوـ ل ا اوجتـسا نـم ھنأـش ثأـتلا ھـجو يأرلا ىوعدـلا : ءاـنب ع صن ةداملا ( 20/2 ) نـم ماـظن تاـبث ـلا صنت ع ھنأ ( : 2 - يأل نم موص ا باوجتـسا ھمـصخ ةرـشابم ،) ةـ وطنم ع ضقاـنتلا ميـس ا يذـلا بـيع ىوعدـلا لـي جتلاب ماـ و ضوـمغلاو اـمم نـ عتي ھـعم فرـص رظنلا نع كـلت .ىوعدـلا اـسماخ : عفدـلا بلطب باوجتـسا دملا اـ لع ( ةقتاـع قباـسلا ـلا ناـ بلاـطي اـ ف نـالطبب دـقع عيبـلا ةـجي ن نـالطب تـالا ولا – بلاـطو مازلإـب دملا ھـيلع عفدـب ةـميق صـص ا مث داـع رقأو ة ـ ب دـقع عيبـلا ةرم ىرخأ اـمم لـعجي ىوعدـلا ع اـم هدروأ اـصن ( : نأ تـالا ولا ـلا تـ رجأ اـ ةـيلمع عيبـلا تـالا و ةـلطاب ءاـنب ع نادـقف ثروملا ةـيل ألل ءاـنثأ ة ـف عيبـلا ،) ـالإ ھـنأ مـتخ هاوـعد اـمب ضقاـني ىوـحف نومـضمو هاوـعد – ا أ دـق تلخ نم ر رحتلا ـ اولا مزاللا اماظن ثيح توطنا ع تاضقانت بيع ىوعدـلا لي جتلاب ضومغلاو ما و كلذ نأ دملا دـق نمـض هاوعد دـناس و ا ف ع نالطب عيبلا ءانب ھملع دملا نـأل مكا ا لأس دملا ھيلع امع هاعدا دملا نإف ف عا ھب ھمزلأ الو ھنكمي نأ ھمزلي الو جم ( " فاشک عانقلا ( )– -6 436-435 .) ثيحو ھنإ صيحمتب ةحئال ىوعدلا دجن ـالو عمـس مكاـ ا ىوعدـلا ـالإ ةررحم ( " /8 510 ,) املو ناـ نم ررقملا اـ قف اـماظنو نأ ىوعدـلا ـال ـ ي ـسلا اـ ف لـبق اـ ر رحت لاـق خيـشلا ي و لا " : ـالو ـ ت ىوعدـلا ـالإ ةررحم ار رحت تمزلتـسا ر رحت ىوعدلا ، املو هررق ءا قفلا - م محر هللا - نم نأ نم طورش ىوعدلا نأ نو ت ىوعدلا ةررحم يأ ةمولعم ، ةمولعم دملا ھب ، لاق قفوملا – ھمحر هللا اع – غملا " : ماظنلا ، قبطت ما حأ ماظن تاعفارملا ةيعرـشلا ع ىواعدـلا لا صتخت ا رظنب ةـمكحملا امب ال فلاخي ةـعيبط ىوعدلا ة راجتلا ،) ثيحو نإ ةداملا ( 66 ) نم ماظن تاعفارملا ةيعرشلا دق فرـصب رظنلا نـع ىوعدـلا مدـعل اـ ر رحت اـ و ل يوـطنت ع تاـضقانت اـ يع لـي جتلاب : امل تناـ ةداملا ( 93 ) نـم ماـظن مكاـحملا ةـ راجتلا تـصن ع ھـنأ ( اـميف مـل دري ھـيف صن صاـخ ىوعدـلا ءاـنب ع هذـ ةداملا ةـفن ناـيبلا ، اـمم بيع مك ا روصقلاـب ھلعج و اـ رح ءاـغلإلاب ، ـض و ـال صاـنم نم مك ا مدـع صاصتخا ةـمكحملا ايعون رظنب .ىوعدـلا اع ار : عفدـلا نـع كـلت ةرقفلا ةـصا ا تاـفلاخملاب ةئـشانلا نـع قيبـطت ماـ حأ ماـظن تا رـشلا اذإ ـال دـجوت يأ ةـفلاخم ةـعيبط كـلت ىوعدـلا غيـس ةرئادـلل س ـسأت اـ مكح ا ـصاصتخاب رظنب كلت دـيدعلا نم دـعاوقلا ةرم ثيحو نأ ةرئادلا مل </w:t>
-      </w:r>
-    </w:p>
-    <w:p>
-      <w:pPr>
-        <w:jc w:val="right"/>
-        <w:bidi/>
-      </w:pPr>
-      <w:r>
-        <w:rPr>
-          <w:b w:val="0"/>
-          <w:i w:val="0"/>
-        </w:rPr>
-        <w:t>ددحت ھجو ةفلاخملا لا تباش ةقالعلا ام يب – ع ضرف ا ـ ضرفلاو يواس مدعلا -. امك نأ ةعيبط هذ ىوعدلا جرخت اجورخ امات ىواعدـلل تاـفلاخملاو ةئـشانلا نع قيبطت ماـ حأ ماظن تا رـشلا ،) ثيحو نإ ماظن تا رـشلا يوتحي ع دـيدعلا نم صوصنلا ةـيماظنلا لا لصت إ ام دـ زي نع 250 ةدام لمتـش و ع ةرقفلا ( 4 ) نـم ةداملا ( 16 ) نم ماـظن مكاـحملا ةـ راجتلا ،) ثيحو نإ اـم ھت بـس ةرئادـلا ب بس رـصاق بيعمو كـلذ نأ : ھنأ عوجرلاـب ةداملل دـناس ملا ا لع ا إف قلعتت ( رظنب مكاحملا ة راجتلا ب بس لا اـميف ھت بـس ا ـصاصتخاب رظنب ىوعدـلا ، ن بلاـف نم تانودـم مك ا نأ ةرئادـلا ت بـس ا ـصاصتخا اـصن ءاـنب ع ( طـس ني صاصتخا ةـمكحملا ةـ راجتلا ع كلت ىوعدـلا قفو ةـي ء ـ لا ـ قملا ھـب ) عـم كـسمتلا اـبب نوـعطلا .ىرخ اـثلاث : فيـضن إ ھـجو نعطلا ع مك ا – رادـم فاـن تس – مدـع صاـصتخا ةـمكحملا اـيعون رظنب ىوعدـلا روـصقلا ع مك ا لـحم نعطلا ـالو اميـس ( عفدـلا مدـع صاصتخا ةـمكحملا ايعون رظنب ىوعدـلا ، كلذـكو عفدـلا مدـع زاوج رظن ىوعدـلا قبـسل لصفلا ا ف بجومب ما حأ ةـيئاضق ةـتاب ةزئاح نإ كـلت تادن ـسملا دـع تادن ـسم ةـ ر وج نم اـ أش ثأـتلا ھجو يأرلا ىوعدـلا ، اـمم ن عتي ھعم در .ىوعدـلا اـيناث : دـيكأتلا كـسمتلاو ةـفا ب ھجوأ نوعطلا ةـمدقملا نم دملا ھيلع نيدن ـسملا نادـع ةـن رق ةـ وق ةـغمادو ت ثت ع عفد دملا ھيلع دادـس ةـميقلا ةـيلعفلا صـص ل نع ق رط عفد نويدلا ةقحتـسملا ع ثروم دملا – ع اب صـص ا - كونبلل ، ثيحو ي رعلا طوـلا اب ـسم ھنوـ ب ةـميقلا ةددـسملا نم دـمحأ ساـبع ز كـنبلل ي رعلا طوـلا غلبمب هردـقو ( 3.000.000 لاـ ر ) ليذـمو عـيقوتب دملا ھيلع ( ةـماسأ دـمحا ز .) ثيحو نإ نيذـ هردـقو ( 3.000.000 لاـ ر ) ليذـمو عيقوتب دملا ھيلع ( ةـماسأ دـمحأ ز .) كيـش ي نب رخآ مقر ( 599139/1 ) خ راتو 26/11/1431 ـ بو ـ م ع كنبلا يدوعـسلا رفلا اصل كنبلا (599140/1 ) خـ راتو 26/11/1431 ـ بو ـ م ع كـنبلا يدوعـسلا ـ رفلا ـ اصل كـنبلا ي رعلا طولا اب ـسم ھنو ب ةـميقلا ةددـسملا نم دـمحأ ساـبع ز كنبلل ي رعلا طولا غلبمب دادـس نويد هدـلاو – ثروم دملا - كونبلل ، ثيحو نإ دملا ھيلع لصوت تادن ـسمل ةـغماد ت ثت دادس دملا ھيلع غلبملل كونبلل ، ا درون ع لي س لاثملا ال رـص ا : كيـش ي نب مقر فنأتـسملا – دـق راـثأ اـعفد اـ ر وج هداـفم ماربإ دـقع عـيب صـصح عم ثروم دملا نودـم ھب ةـميقلا ةـيلعفلا صـص ل ةـغلابلاو ( 120.000.000 لاـ ر ) عفدو ھعفدـب كلذـل غلبملا نم لـالخ درلا اـ لع اـمب ي : ـالوأ : دـيكأتلا ع عفدـلا دادـس غـلبم عـيب صـص ا نويدـلل ةقحتـسملا ع ثروـم دملا كوـنبلل : نـمف ثـيح نأ تباـثلا ن بـلاو نـم تانودـم مـك ا نا دملا ھـيلع –</w:t>
-      </w:r>
-    </w:p>
-    <w:p>
-      <w:pPr>
-        <w:jc w:val="right"/>
-        <w:bidi/>
-      </w:pPr>
-      <w:r>
-        <w:rPr>
-          <w:b w:val="0"/>
-          <w:i w:val="0"/>
-        </w:rPr>
+        <w:t>بجدة التجار ة التجار ة المحكمة الثانية ست ناف ست ناف دائرة ۲ : ةـ الصفح رقم ۱٤٤۵/۰۳/۱۳ : كـ الص خـ تار</w:t>
+      </w:r>
+    </w:p>
+    <w:p>
+      <w:pPr>
+        <w:pStyle w:val="Heading2"/>
+        <w:jc w:val="right"/>
+        <w:bidi/>
+      </w:pPr>
+      <w:r>
+        <w:t>[الطلبات / المرفقات] ===</w:t>
+        <w:br/>
+        <w:t>، ضده المسـتأنف مواج ة وسـر انھ العادي المحرر ية بقاء ثم ومن البصـمة أو ا تم أو مضاء أو ا ط إن ار من للعقد الشـ لية ا وانب الطعن – العقد مواج تھ المقـدم ا نائية للأدلـة إحال ا س يـل وسـلكت ، ف ـا ا ق سـقوط رغم بـال و ر للـدفع واسـتجابت ع ـا بجان ـا ونـأت وأعرضت القاطعـة ا يـة تلـك أغفلت الـدائرة أن إلاـ تقـدم ممـا الرغم وع اتخاذ عـدم للنظام ا كم مخالفـة - البيع عقـد ع بال و ر الـدفع ا ق سـقوط التمسك مع : سا عا و لغـاء. بـالنقض حر ـا و جعلھ النظـام بمخالفـة ا كم عيب ممـا ي ـا رغم المستأنف أن ا كم من الثابت أن حيث فمن - 1 العليا.. المحكمة من الصادرة القضائية المبادئ ومخالفة الدعوى جو ر ا منتجا ونھ البيع عقد ة للتحقيق النظامية جراءات و العقد أصل إحضار عليھ المد من الدائرة طلبت - أ: حيث ا نائية للأدلة العقد إحالة إجراءات الدائرة سـلكت وقد بال و ر ومور ما المسـتأنف ب ن الم م البيع عقد طعن ضده و ، المركزي للبنـك بالكتابـة الـدائرة قـامت ـ 02/04/1444 بجلسـة - ب ا نائيـة. للأدلـة العقـد لإحالـة تم يـدا البنكيـة الرسـمية التعاملاـت واقـع مـن المتـداع ن مـورث تواقيـع مـن متعـددة للدائرة ورد ـ 10/11/1444 و جلسة - ج المركزي. البنك من الواردة المسـ ندات رفقة للشـرطة وراق بإحالة الـدائرة وقامت المركزي البنك من المسـ ندات إرسال تم ـ 01/08/1444 جلسـة -1 مسـتقل. ظرف بـداخل وتحرز ـا وعزل ـا الطعـن محـل الورقـة أصـل عـث بضـرورة ـ 22/10/1444 وتار ـخ ( 1/4403035471 ) رقـم جـدة محافظـة شـرطة ا نائيـة دلـة مـدير إفـادة خر ا صم وظل ، بھ علمھ نفى أو نائبھ أو خلفھ ذلك أنكر أو ، بصـمتھ أو ختمھ أو إمضـاءه أو خطھ العـادي بـالمحرر عليھ احتـج من أنكر إذا : ) ثبـات نظـام من ( 40 ) المادة نصت وحيـث بـالتحقيق المحكمـة فتـأمر ؛ البصـمة أو ا تـم أو مضـاء أو ا ـط ب ـ ة المحكمـة إقنـاع ومسـ ندا ا الـدعوى وقـا ع تكـف ولـم ، ال اع منتجـا المحرر و ـان ، بـالمحرر متمسـ ا أو ا تم أو مضـاء أو الكتابـة حصـول بإثبـات يتعلـق فيمـا إلاـ الشـ ادة سـمع ولاـ ، النظـام ـذا عل ـا المنصـوص و جراءات للقواعـد وفقـا ، ب ل مـا أو الشـ ود سـماع أو ، بالمضا ـاة تفصـل أن عل ـا و ع ن المحكمـة ع الطعن طرح شوا ـده وأعلن الـ و ر مـواطن وحـدد بـال و ر الطعن إجراءات ا صم اتخـذ إذا أنھ المادة تلـك مفـاد أن وحيث - 2 (. المحرر ع البصـمة ـ ة إثبـات و جـوز بـال و ر دعـاء تحقيـق تتـو وحي ئـذ تزو ره أو المحرر ب ـ ة للقضـاء يكفي مـا تتضـمن ولـم ومسـ ندا ا الـدعوى وقـا ع ـانت إذا إلاـ بتحقيقـھ ملزمـة غ و فيـھ تقـدير ع ذلـك ُعـاب ولاـ ذلـك ل ـا سـيغ اعتبـارات وجـود حـال عـدمھ مـن العقـد ـ ة إثبـات للمحكمـة يجـوز حيـث القضائيـة القرائـن وم ـا القانونيـة الطرق ب افـة تزو ر ـا أو الورقـة ا نـائية دلـة إدارة خطـاب باسـتقبال اكتفـت الـدائرة أن إلاـ الـدعوى للمحرر ا ـو ري التـأث مـن الرغـم وع - 3 الـدعوى. منتجـة لن يجـة الوصـول غيـة للأدلـة الموضـوع محكمـة سـماع أو بالمضا اة التحقيق حق من الشأن ـذا النظام ل ـا أجـازه بمـا تقم ولم الـدعوى المنتـج المحرر ـذا للبت والكفيلـة اللازمـة النظاميـة جراءات تجر ولم صـ العقـد بطلب مـورث توقيـع توثيـق - أ: وم ـا الـدعوى ظروف واقـع مـن عـدمھ مـن الورقـة ـ ة اسـتخلاص لـد ا و ـان العقـد ل ـ ة المث تـة القرائـن مـن العديـد لـد ا متـوافرة ـانت فالـدائرة الشـ ود إ حصـة 450 وعـدد ا بالشـركة حصـصھ امل عن بالبيع تنازل ز عباس أحمـد السـيد ) أن وصـر حا وا ـ ا إقرارا تضـمن والـذي ـ 20/09/1431 المؤرخ الشـر اء قرار ع المتـداع ن و ائية تامة مخالصة بمثابة م ما ل توقيع و عت الشـركة ا ديد الشـر ك المش ي الطرف من حقھ المتنازل الطرف واسـتو ، التنازل ذا قبل الذي ز عباس أحمـد أسامـة السـيد ـ 16/10/1431 وتار خ ( ر/ع/8 ) مجلد ( 172 ) يفة ( 275 ) برقم جدة بمحافظة الصناعية التجار ة الغرفة لدى العدل اتب طر ق عن التوقيعات توثيق تم وقد (، المش ي... لذمة وإبراء ة يث ت ما أن كما - ب عل ا. المتنازل ا صص قيمة ل امل المد مورث استلام وإثبات البيع ـ ة لإثبات يكفي و و القر نة من وأقوى الدامغة دلة تحت يندرج رسـ محرر و و فـإن كـذلك - ت للمبلـغ. مـورثھ اسـتلام مـن تضـمنھ ومـا الـبيع وعقـد الشـر اء قرار ـ ة تث ـت أ ـا حيـث ضـده المسـتأنف أقام ـا الـ الرا نـة الـدعوى ـو – تزو ره المزعـوم – الـبيع عقـد مبـدأ العليـا المحكمـة قضـاء المقرر مـن ـان ولما المضا ـاة. ل ـا و سـ ل ل ـا يج نحـو ع المتـداع ن مـورث توقيعـات تتضـمن المركزي البنـك مـن المرسـلة البنكيـة التعاملاـت مسـ ندات بقصـور معيبـا ي ـون فـإنھ ذلـك ا كـم أغفـل ومـ ، الـدعوى ا كـم وجـھ بـھ لتغ ـ لـو والـذي ، الـدعوى جـو ري دفـع لأـي الموضـوع محكمـة تتصـدى أن صـل : ) أن قضائيـا ـذا عـن الطرف غضـت قـد الـدائرة إن وحيـث ـ(، 1/12/1442: وتار خ 4228122: رقـم العليـا بالمحكمـة ا امسـة الـدائرة قرار (. ) القرار مصـدرة للمحكمـة وإعـادتھ نقضـھ و تع ـن ال سـب ب قد ح ـام ع عـ اض لطرق التنفيذيـة اللائحـة مـن ( 41 ) المادة أن و مـا ، العليـا المحكمـة عـن الصـادرة القضائيـة المبـادئ خـالفت قـد ت ـون ممـا ؛ الـدعوى وا ـو ري المنتـج جراء المحكمة من صادر قضا ي لمبـدأ ا كم مخالفـة ع اض محل ان إذا ) أنھ ع ونصت النظـام مخالفـة تحت ينـدرج العليـا المحكمـة عن الصـادرة القضائيـة المبـادئ أحـد مخالفـة اعت ت ا كم : ثامنـا إلغـاؤه. و تع ن بـالنقض حر ـا و جعلھ النظـام بمخالفـة ا كم عيـب ممـا (، النظـام لمخالفـة اع اضـا دـعُ ، سابقـة قضايـا العليـا المحكمـة دوائر إحـدى بـھ أخـذت أو ، العليـا لعام ٤٤٧٠٩١٣٩٨٨ رقم بالقضـية عشـرة الثامنـة الـدائرة من الصـادر ا كم ( ) المد من المقدمـة ا تاميـة بالطلبـات العـ ة ) ان قضـاء المقرر من ـان لما - 1: ا صـوم يطلبھ ممـا بـأك ٤٤٧٠٩٣٤٢٥٩ رقـم بالقضـية الصـادر ا كـم ـ، ١٤٤٤ لعـام ٤٤٧٠٦٥٢٩٧٥ رقـم بالقضـية الصـادر ا كـم ـ، ١٤٤٤ لعـام ٤٤٧٠٦٣٥٢٠٩ رقـم بالقضـية الصـادر ا كـم ـ، ١٤٤٤ المد بإلزام ا كم طلب إ المد انت : ) نصـا الـدائرة دونتھ بمـا ( 3 الصـفحة ) ا تاميـة طلبـاتھ حصـر قـد المد أن – ع اض محـل – ا كم من الب ن ـان ولما - 2 ـ(. ١٤٤٤ لعـام لورثة يدفع بان المستأنف بإلزام وقضت ا صوم يطلبھ مما بأك قضت الدائرة أن إلا (، ر ال 27.932.012 ) مبلغ ا رازي ولعاتقھ (، ر ال 97.762.042 ) وقدره مبلغ لعدنان يدفع بأن عليھ : تاسـعا بالإلغاء. حر ا و جعلھ بالقصور ا كم عيب مما ، ضـده المسـتأنف من المقدمـة ا تاميـة الطلبات عن يز ـد مبلغ و و ( ر ـال مليون 331.882.138 ) وقـدره مبلغا ز عباس أحمـد بداية ومنـذ أنھ ا وابيـة المسـتأنف ومـذكرات ا كم من الثابت إن حيث - 1: و يتھ المدع ن مورث لتنازل والمث ت النظاميـة لأر انھ المكتمـل الشـر اء قرار الرسـ للمحرر الـدائرة إغفـال حصصـھ امـل عن بـالبيع تنـازل ز عبـاس أحمـد السـيد : ) نصـا تضـمن والـذي - العقليـة قـواه ب امـل – المتـداع ن ومـورث المسـتأنف مـن الموقـع الشـر اء بقرار المسـتأنف وتمسـك الـدعوى توقيع و عت الشـركة ا ديد الشـر ك المش ي الطرف من حقھ المتنازل الطرف اسـتو وحيث ، التنازل ذا قبل الذي ز عباس أحمد أسامة السـيد إ حصة 450 وعدد ا بالشـركة التجـار ة الغرفـة لـدى العـدل كتابـة أمـام والمث ـت التجـارة وزارة قبـل مـن والمدقـق ( رقـم... مسـ ند - الشـر اء قرار مرفـق ( ) المشـ ي... لذمـة وإبراء و ائيـة تامـة مخالصـة بمثابـة م مـا ـل و الرسـ المحرر : ) أنـھ الرسـ المحرر عرفـت قـد ثبـات نظـام مـن ( 25 ) المادة إن حيـث ـ، 16/10/1431 وتار ـخ ( ر/ع/8 ) مجلـد ( 172 ) ـ يفة ( 275 ) برقـم جـدة بمحافظـة الصـناعية يكسـبھ الـذي مر (؛ واختصاصھ سـلطتھ حـدود و ، النظاميـة للأوضاع طبقا ، الشأن ذوي من تلقاه ما أو يـديھ ع تم مـا ، عامـة بخدمـة م لف ـ ص أو عـام موظف فيھ يث ت الـذي الشأن ذوي من حدثت أو ، م متھ حـدود محرره ا قام أمور من فيھ دون بما ال افـة ع ـة الرسـ المحرر : ) أن ع النظام ذات من ( 26 ) المادة نصت كمـا - 2 الرسـ . المحرر صفة ع ـة يضـ فـإنھ ثم ومن (، ذلـك غ يث ت لـم مـا ؛ عليـھ ـة الرسـ المحرر الشـأن ذوي مـن أي ذكره مـا مضـمون و ـون ، نظامـا المقررة بـالطرق تزو ره يث ـت لـم مـا ؛ حضـوره مسـ ند و المسـ ند ـذا إن وحيث : ) مبـدأ أر ـ الـذي ست ناف قضاء عليھ اسـتقر ما خالفت قـد بـذلك الـدائرة وت ون الـدائرة سـلكتھ الـذي النحو ع وإغفالھ تجا لھ يجوز ولا ال افـة ، م متھ حدود محرره ا قام أمور من فيھ دون بما ال افة ع ة الرس المحرر : " ونص ا ثبات نظام من والعشـرون السادسة المادة من و الفقرة ع بناء ، ة و و رسـ أول محكمـة حكم تأييـد من مناصـا الـدائرة معـھ تجـد لاـ الـذي مر ، تزو ره عليـھ المد يـدع لـم وحيـث "، نظامـا المقررة بـالطرق تزو ره يث ـت لـم مـا ؛ حضـوره الشـأن ذوي مـن حـدثت أو -3 ـ(. ١٤٤٤ لعـام ٤٤٧٠٠٩٤٠٨٤ رقم بالقضـية الثانيـة ست نـاف دائرة من المصـدق ـ - ١٤٤٤ لعـام ٤٤٧٠٠٩٤٠٨٤ رقم بالقضـية عشـرة ا اديـة الـدائرة من الصـادر ا كم ( ) درجـة أن : ) المملكة قضاء عليھ استقر ما و و العقد أطراف من ( والقبول يجاب ) من أر انھ توافر و ـ تھ الشـر اء ب ن ل صـص البيع لتمام ش ط أنھ قضاء المقرر من فإن تقدم لما إضافة عقد من ( ثامنا ) المادة نصت وحيث ، عليھ التوقيع عل م المد وإن ار ، التوقيع لتطابق واحد ـ ص عليھ الموقع أن تب ن ، م٣/٣/٢٠١٦ والمؤرخ المد وكيل عليھ اسـ ند الذي العقد يتحقق لم مـا و و العقـد أطراف من والقبول يجـاب تحقـق عـد إلاـ ينفـذ لاـ ذلـك أن شـرعا المقرر من ولكن ، لـورث م وكـذلك الشـر اء ب ن للانتقـال قابلـة ا صـص : ) أن ع التأسـ س الدائرة من المصدق ـ ، ١٤٤٠ لعام ٥٠٦٩ رقم بالقضية الثانية التجار ة الدائرة من الصادر ا كم ( ) الدعوى رفض إ الدائرة معھ ت ت مما ، ذلك عل م المد إن ار عد ، الدعوى ماثل المد يبـدى لم وحيث ، شـأنھ والقبول يجـاب وتوافر البيع ع وارتضـيا وافقـا قـد الـبيع طر أن الـدعوى وقـا ع من الثـابت ـان ولما ـ(، ١٤٤١ لعـام ٧٦٩ رقـم بالقضـية و التجار ـة</w:t>
+      </w:r>
+    </w:p>
+    <w:p>
+      <w:pPr>
+        <w:pStyle w:val="Heading2"/>
+        <w:jc w:val="right"/>
+        <w:bidi/>
+      </w:pPr>
+      <w:r>
+        <w:t>[المتن الفعلي: الوقائع / الأسباب / المنطوق] ===</w:t>
+        <w:br/>
         <w:t>٤۵۳۰۲٤۱٦۲۲ رقم صك</w:t>
       </w:r>
     </w:p>
@@ -16629,45 +16464,30 @@
           <w:b w:val="0"/>
           <w:i w:val="0"/>
         </w:rPr>
-        <w:t>رات ـخ صلا ـك : ۳۱/۳۰/۵٤٤۱ مقر حفصلا ـة : ۵ ةرئاد فان تس فان تس ةيناثلا ةمكحملا ة راجتلا ة راجتلا ةدجب</w:t>
-      </w:r>
-    </w:p>
-    <w:p>
-      <w:pPr>
-        <w:jc w:val="right"/>
-        <w:bidi/>
-      </w:pPr>
-      <w:r>
-        <w:rPr>
-          <w:b w:val="0"/>
-          <w:i w:val="0"/>
-        </w:rPr>
-        <w:t xml:space="preserve">عيبلا كلتل صـص ا ، نمو مث مدع ة زاوج ھتبلاطم كلتب .ىوعدلا اممو دضع ت ث و مالتـسا ثروم دملا ھيلع ةميقل كلت صص ا و تاررحملا ةيمسرلا لا دناس ا لع دملا ھيلع دملا ھـيلع ( ةـماسأ ز ) داد ـسا صـص ا ةـكولمملا ھـثرومل ثروـمو نـ عدملا ، ثـيحو نإ دملا مـل بـلطي قـح داد ـس وأ قـح ةعفـشلا نأـش كـلت صـص ا ملو دـبي ةـمث ضا ـعا ع ك رـشلل لزانتلا نع ھتصح دحأل ءا رشلا تزاجأو يأل نم ءا رشلا م ضع وأ م عيمج قح داد س بلطو لوص ا ع كلت صص ا ضوع ، ثيحو نإ تباثلا – رارقإ و دملا - بلط سأر لاملا ، اذإو قلع لزاـنتلا ةـصحب ةدـحاو تيطعأ هذـ ةـص ا ءا رـشلل نيذـلا اوبلط داد س عم ةاـعارم مكح ةرقفلا ةـيناثلا نم ةداملا ( 158 .) ب ـ املو ناـ داـفم كـلت ةداملا ا أ تزاجأ مـكح ةرقفلا ةـيناثلا نم ةداملا ( 157 ،) اذإو لمعتـسا قح داد س كأ نم ك رـش نا و لزانتلا قلعتي ةلمجب صـصح تمـسق هذ صـص ا ن ب لاط داد س ةبس ب ةصح ل م م داد ـسا ةـص ا اـ مثب يقيق ا ، اذإـف تـضقنا نوثـالث اـموي نـم خـ رات راـطخ نود نأ لمعتـس دـحأ ءا رـشلا ھقح داد ـس ناـ بحاـصل ةـص ا قـ ا فرـصتلا اـ ف عـم ةاـعارم ةكرـشلا ، عـمو كـلذ اذإ دارأ ك رـشلا لزاـنتلا نـع ھتـصح ضوـع غلل بـجو نأ رطخي اـب ءا رـشلا نـع قـ رط ريدـم ةكرـشلا طورـش لزاـنتلا ، و هذـ ةـلا ا زوـجي لـ ل ك رـش نأ بلطي 1385 ـ رارقو سلجم ءارزوـلا مـقر 185 خ راتب 17 / 3 / 1385 ،ـ دـقو تصن ةداملا ( 165 ) نم ماظنلا ع ھنأ ( : زوجي ك رـشلل نأ لزان ي نع ھتـصح دحأل ءا رـشلا وأ غلل قفو طورـشل دقع ماـظنلا - نإـف دملا طقـس ھـقح ةـبلاطملا كـلتب ىوعدـلا اـناي و كلذـل :أ ـ ةـعقاولا – لـحم ىوعدـلا – ناـ يرـس اـ أش ماـظن تا رـشلا رداـصلا موـسرم ي لم مـقر م6/ خـ راتب 22 / /3 ةـميقب صـص ا ةـعابملا ةكرـش دـمحأ ز ةـ راجتلا : امل نا ن بلا نم ىوعدـلا نأ دملا بلاطي ھب ـصنب نم ةميق صـص ا ةعابملا دملل ھيلع نم ھثروم ، ثيحو ھنأ – اقفو حي ـ ل – دـمحأ سابع ز – دـق هافوت هللا نمو مث الف لوق ھل ، الو زوجي نأ لحي دملا لحم هدـلاو ذـخؤيالو ھلوقب ھتفـصف ال ىدعتت ھنو .ث رو ارـشاع : عفدلا طوقـس قح دملا ةبلاطملا عانقلا ي و لل ) اوررق نأ لوقلا لوق عفادـلا عم ھنيمي ھنأل كلمملا و و ىردأ ةـ جب ھكيلمت .) عو ضرف – ضرفلاو يواس مدعلا - ة ـ ام عفد ھب دملا نأب لوقلا لوق ع ابلا نإف ع ابلا لاملا ةـق رط ھجورخ لوقلاـف لوـق لذاـبلا عم ھنيمي كـلذ ھنأ كـلام لاـملل و و ملعأ ةـق رطب ةفـصو ھجورخ ، املو ناـ ءاـ قفلا ( روثنملا ـ كرزلل ، هابـش رئاـظنلاو يطويـسلل ، فاـشك ىوعدـلا فالتخا دملا - ثروم ع ابلا صـص ل – دملاو ھيلع – ي شملا صـص ل – جورخ لاملا ، ثيحو ھنأ نم ررقملا ءاضق مكاحملا ةـ راجتلا ھنأ ( اذإ فلتخا لذابلا لوذـبملاو ھل عـيقوتلاو ھيلع ءاـج اـي بم ع مك ا يراـجتلا فن .ناـيبلا اـباوج ع ءاـعدا دملا عفدـلاو نو ب لوقلا لوق ع اـبلا ، بيجنف ھيلع ناـب اذـ عفدـلا غ دـيدس كـلذ نأ : تباـثلا نم ةحئـال (130 – ددـع 7 - دـلجم /9ع2/ ماـعل 1434 ـ خـ راتب 10/2/1434 ـ باـطخب بتاـ لدـعلا ةـفرغلاب ةـ راجتلا ةيعانـصلا ةدـجب مـقر ( 7050/34 ) خـ راتو 10/2/1434 ،ـ ثـيح نأ رارق ءا رـشلا دملا ھـيلع – ك رـشك ةكرـشلا ـلاو حبـصأ ا رـش ادرفنم اـ ف ءاـنب ع ءارـش صـصح ثروـم دملا كـلت ةكرـشلا دـقو مت دـيكأت كـلذ لي ـ ب رارق ءا رـشلا ىدـل ةرازو ةراـجتلا مقرب ھثروم ھصـص ةكرـش دـمحأ ز ةـ راجتلا إ دملا ھيلع نع ق رط هرارقإ عضولاب ي وناقلا دـيد ا ءا رـشلل ةكرـش دـمحأ ز ةـ راجتلا هرارقإو ةكارـش ةماسأ نب دمحأ سابع ز – ةـ زاوج دان ـس ع اذـ مـك ا وـ عـيقوت دملا ع رارق ءا رـشلا ليدـعتب دـقع س ـسأت ةكرـش دـمحأ ز ةـ راجتلا م ملا خـ راتب 21/11/1433 ـ يذـلاو ھبجوـمب رقأ دملا ة ـ ب عيب ةكرـشلاب أربأو بجومب اذ مك ا ةمذ دملا ھيلع نم يأ تابلاطم قلعتت كلتب ةكرـشلا وأ ا صصح نمو مث طاقسإ ھقح يأ ةبلاطم – امب ا ف كلت ةبلاطملا .ةن ارلا ب2/ : اممو دكؤي ةـ راجتلا ) ءاوس ام قلعتي ةبـس ب هدـلاو لا (ـ90 )% لا لزانت ا ع ضوع دـملل ھيلع لبق مك ا مدـعو ھضا عا ع اذـ لزانتلا ، كلذـكو ام قلعتي ھب ـصنب ةكرـشلا نم ةبـس لا (ـ10 )% يذـلا ھيعدـي - ءان و ع كلذ عقو ع اذـ ـصلا نودملا مك اب ي اضقلا يذـلا ت ثأ اصت فنأتـسملا فنأتـسملاو هدض نأش ل ام قلعتي ةكرـشلاب – لحم ىوعدلا ( ةكرـش دمحأ ز ھثروـم صـص ل ـلا تناـ ةـكولمم ھـل ةكرـشلاب دـملل ھيلع دـقو ـ ترا اذـ عـضولا ملو دـبي ةـمث ةـضراعم ع اذـ رم ملو دـبي اـعفد مدـع ءاـفي سا نمث كـلت صـص ا – ع وحنلا ع عضولا ي وناـقلا املاو ةكرـشلل لـحم ىوعدـلا - ءاـنثأ رودـص اذـ مك ا نمـضتملا ـصلا - ملعو اـملع اـمات ةـفا ب بناوج عضولا ي وناـقلا املاو ـ املا اـ او ةكرـشلل امب ا ف عيب رداصلا نم ةرئادـلا ةـ راجتلا ةع اسلا رـشع رداصلا مقرب ( 185/17/2 ) خ راتو 02/12/1432 ـ و ف دودرم ھيلع كـلذ نأ :ب1/ : دملا لبق ھعيقوت ع اذـ ـصلا نودملا ةيقافتالاب علطا ت ـس كا كـلت ماـ ح ةفـصلا ةـتابلا تزاـحو ةـي ء ـ لا ـ قملا ھـب نـمو مـث ـالف زوـجي ةداـعإ ھتراـثإ ةرم .ىرخأ نأ اـم هاـعدا دملا ھباوـج مدـع زاوـج دان ـس ع مـك ا ي اـضقلا – ت بثأو ناترئادلا ة ـ عيبلا م ملا ام يب ة و هدونب مالتساب نمثلا رفاوتو ةفا نا ر ةمزاللا ة ل دقعلا جاتنإو هراثآ ةينوناقلا قحب نيدقاعتملا قو نامك ا درب ىوعدلا دقو دـمحم يدـيازلا لاو بلط ام ف لاطبإ عيبلا يذلا مت ن ب فنأتـسملا ام رومو – يذلاو نمـضت مالتـسا ثروم دملا ةميقل صـص ا ةعابملا دقو ت بثأ ةمكحملا دقع عيبلا – دارملا ھلاطبإ ةـمكحملاب مـقرب ( 3218883 ) خـ راتو 4/3/1432 ـ ىدـل ـ اقلا دـمحم نب كراـبم ـ يعدلا ، كلذـكو ىوعدـلا مقر ( 33286392 ) خـ راتو 8/6/1433 ـ تاذـب ةـمكحملا ىدلو ـ اقلا اص نب اـتلاب :- دملا لـفغأ دان ـسا دملا ھـيلع ع ماـ حأ ةـيئاضق ةـتاب ىرخأ تزاـح ةـي ء ـ لا ـ قملا ھـب تـلثمت نـ مك ا ن رداـصلا نـم ةـمكحملا ةـماعلا ةـظفاحمب ةدـج ةدـيقملاو عفدلا مدع زاوج رظن ىوعدلا قبسل لصفلا ا ف اس سأت ع نأ ةص ا لحم ىوعدلا كلم ھثروم دمحأ ز نأو صلا عقو ع ةص ا ةكولمملا كومل ةكرشلا ، بيجنف مكتليضف ةنس عاب صص ا ةصا ا ھب ع ي شملا ھسفن فيكف لبقت ھنم هذ .ىوعدلا اعسات : درلا ع عوفدلا ةيعوضوملا ةمدقملا نم دملا : اباوج ع عفدلا ي دبملا نم دملا مدع ة انالطب اقلطم امنا تع نم بويع ةدار لا جت بحاصل ة ـصملا كسمتلا ا دـقعلاف ان حبـصي لباق لاطبإلل ملو ىرن نا ناندـع كسمت ھقحب نا نا ھل قح كلت ىوعدلا لب دع دـنع ةـماسأ هدـجن و ھسفن نم ماـق دملا ناندـع ھليكوتب ماـمتإ ةـيلمع ھجراخت نم تاذ ةكرـشلا دـع كأ نم ن ت ـس اضيأ صقن ةـيل تس ل نم دـعاوقلا ةـماعلا لا لطبت دقعلا هدجنف ءي جي ع اقولا ثيحب ذخأي نم كلت ىوعدلا ام هاري ھنظ و ھت ـصمل ك و ام .هرضي 4 ـ نمو ليلضت دملا ھنأ ركذ نأب ليكو دمحأ ز لقن صص ا مساب ةماسأ و فظوم عفد دملا ھيلع مدـع زاوج رظنلا ىوعدلا قبـسل لصفلا ا ف مك اب مقر (( 185/17/2 ) خ راتو 2/12/1432 ـ عفد ال ي الو لحم ...ھل ؛) امم ت ثي دكؤ و ليلـضت دملا ع ةرئادلا 2/12/1432 ـ ن ح ھنأ يفني ةلـص كلت ىوعدـلا عوضومب ىوعدـلا مدـعو ا طابترا ا قلع و كلتب ىوعدلا – ع وحنلا دراولا مك ا كلذكو ھتركذم ةيباو ا لا ءاج ا ف اصن ( : نأ </w:t>
-      </w:r>
-    </w:p>
-    <w:p>
-      <w:pPr>
-        <w:jc w:val="right"/>
-        <w:bidi/>
-      </w:pPr>
-      <w:r>
-        <w:rPr>
-          <w:b w:val="0"/>
-          <w:i w:val="0"/>
-        </w:rPr>
-        <w:t>نـم بـتكم لـالط وـبأ ھـلازغ رداـصلا ىوـعد جراـختلا ـلا تناـ ةروـظنم نـم ةرئادـلا ةـ راجتلا ةـع اسلا رـشع ةـمكحملاب ةـ راد ةدـجب رداـصلا اـ مـك ا مـقر ( 185/17/2 ) خ راـتو دـقعلاب ھت ـ و ، نمو ررقملا ءاـضق " مدـع زاوـج عوـجرلا رارق ق ا صاـ ا ." 3 ـ اـمك نأ اـم ت ثي ليلـضت دملا ع ةرئادـلا دان ـسا ھليكو هاوعد ع مييقتلا ساـحملا رداـصلا دـنع ھميدـقت ھت جاوم ىوعد ةـيئاضق ىرخأ ملو نعطي ھيلع را نإلاب وأ ر و لا امم طقـس ھقح هرا نإ وأ را نإ ھت ـ وأ نعطلا هر و ب كلذ نأ ھتو ـس مامأ ةمكحملا تع ارارقإ ةقباس نأ ةميقلا ةيلعفلا صـص ل 120 نويلم لا ر ا أو ةتباث طبـض ىدحإ تاسلج كلت ىواعدلا ، اذ و ت ثي ھملع دقعلاب املع انيقي ھملعو ھتميقب ھت ـ و ھعالطاو ھيلع اقباس تاـ ج ةـيئاضق تاذـب .عوضوملا 2 ـ اـمك ھنأ دملا ناـ ركذـي اـمئاد نأـب دـقعلا ت ثملا ىدـل تاـ ا تاذ ةـقالعلا ناـ ةـميقلاب ةيمـس ركذو اـصن ھنأ دـحأ ءـالكو دملا ھيلع ركذ ىوـعد صـص ا يذلاو ت ثي ةميق صـص ا ةيلعفلا لاو مت ـ ا لا ا لع ةميقب 120 نويلم لا ر ، معزو ھنأ لوأ ةرم عمـس ھنع وأ علطي ھيلع ع مغرلا نم ھنأ ماقأ دـيدع ىواعدـلا ىدل ةدع دـجن اـ أ نار اـ لع س لدـتلا ـ اولا ضقاـنتلاو ا جتو كـلذ اـميف ي 1: ـ لـي س ھيعـس ليلـضتل ةرئادـلا ةردـصم مـك ا نـعط ر و ـب دـقعلا م ملا نـ ب دملا ھـيلع هدـلاوو كلاـم داـقع ا دـقعلا ـالو رثأ ع ة ـ دـقعلا هدوجوو امل دـق أرطي ع ةـيل أ يأ اـم م دـع كـلذ ." اـنماث : ءاوطنا تاءاعدا دملا ع تاضقانت س لدـتو ج : صيحمتبف دودر تاءاعداو دملا ءاوـس ةبـس لاب ع اـبلل وأ ي ـشملا نـمو مـث نإـف دـقعلا دـقعني نـمم وـ لـ أ فرـصتلل وـ و نـم غـلب نـس دـشرلا مـلو ر ي ھـيلع ة ـعلاو رفاوـتب ةـيل فرـصتلل تقوـب فرـصتلا يأ تقو صـص ا وأ ح ا داد ساب دـع اليلد اعطاق ع ھئافي سا ةميقل كلت صـص ا لحم ىوعدلا ، املو نا نم ررقملا ءاضق ھنأ " ـ قت دعاوقلا ةماعلا نأب عيبلا دع نم لامعأ فرـصتلا ع دـقع عـيب صـص ا رم يذـلا تـ ثي ة ـ دـقعلا ھتقفاوـمو حي ـ ل عرـشلا ماـظنلاو ، ثـيحو نا مدـع كولـس ثروـم دملا – لـظ رفاوـت ھـتيل أ - يأ قـ رط ةـبلاطملل لـباقمب كلت ةـ راجتلا ةدـجب تحت مقرلا ( 257 ) ةفي ـ ( 172 ) دلجم ( /8ع/ر ) خ راتو 16/10/1431 ،ـ ملو متي ن يع اـيلو ھنع ـالإ ماع 1436 ـ يأ دـع ام د زي ع ( 5 تاونـس ةلما ) نم خ رات عيقوتلا دـقاعتلل - دملاو ھيلع خـ راتب 16/10/1431 ،ـ ماـقو ثروم دملا عيقوتلاـب ع رارق لزانتلا نع صـص ا بجومب قيدـصتلا رداصلا نم ةرازو ةراجتلا ت ثملاو مامأ بتا لدـعلا ةفرغلاب</w:t>
-      </w:r>
-    </w:p>
-    <w:p>
-      <w:pPr>
-        <w:jc w:val="right"/>
-        <w:bidi/>
-      </w:pPr>
-      <w:r>
-        <w:rPr>
-          <w:b w:val="0"/>
-          <w:i w:val="0"/>
-        </w:rPr>
+        <w:t>بجدة التجار ة التجار ة المحكمة الثانية ست ناف ست ناف دائرة ۳ : ةـ الصفح رقم ۱٤٤۵/۰۳/۱۳ : كـ الص خـ تار</w:t>
+      </w:r>
+    </w:p>
+    <w:p>
+      <w:pPr>
+        <w:pStyle w:val="Heading2"/>
+        <w:jc w:val="right"/>
+        <w:bidi/>
+      </w:pPr>
+      <w:r>
+        <w:t>[الطلبات / المرفقات] ===</w:t>
+        <w:br/>
+        <w:t>الم تبة النظامية آثاره وسر ان البيع ة معھ يث ت الذي مر ا صـص تلك قيمة اسـتلام عدم شأن والمسـتأنف المتداع ن مورث ب ن نزاع أي يثار لم وكذلك البيع ع اع اض أي عليھ تصفية الدائرة إغفال : عاشـرا (. بالباطل ب نكم أموالكم تأ لوا ولا : ) عا لقولھ بالمخالفة بالباطل الناس أموال أ ل قبيل من عد دفعھ إعادة ل ون المبلغ بذات المطالبة جواز وعدم عليھ ال ـ ل شـطب وتم النظام حسب تصـفي ا تم قـد التجار ـة ز أحمـد شـركة أن ، درجـة أول محكمـة حكم تجا ل : ا المتعلقـة با صـص المطالبـة جواز وعـدم التجار ـة ز أحمـد شركـة الله رحمھ ز أحمـد الشـيخ من ل تخارج عـد أنھ حيث ، النظام حسب ل ا ولاوجود م يـة شـركة ع الـدعوى إقامـة قبول وعـدم الـدعوى رد عل ا يجب و ان ـ، 1437 منـذ ل ا التجاري الشـر اء قام فقد ( الدعوى محل الشـركة ) التجار ـة ز أحمـد شـركة ، الشـركة نفس من ـ 1434 العام ضـده المسـتأنف تخارج وكـذا ، ضـده والمسـتأنف المسـتأنف مورث ـ، 1431 لعـام للـدفع الـدائرة تجا ل : عشـر ا ـادي (. 8 ورقـم 7 رقـم مرفـق )وـ 11/4/1437 بتار ـخ التجـاري ال ـ ل شـطب وكـذا ، التجار ـة ز أحمـد شـركة بتصـفية التجار ـة ز أحمـد شـركة ا ـدد سـي تب ل ونھ للشـر عة ا كم ومخالفـة الـدعوى الرأي وجھ ا ـو ري تـأث ه رغم ذلـك لإثبـات الكفيلـة جراءات اتخـاذ وعـدم ا صـص مبلـغ بـدفع المسـتأنف من المبـدئ ا ـو ري الدائرة اس يضاح ع أجاب أصالة عليھ المد أن ( 3 الصـفحة بداية ) ع اض محل ا كم من الثابت أن حيث فمن ، بالباطل الناس أموال أ ل قبل من عـد مما مرت ن المبلغ دفع عليھ فأجاب ذلك من أك المد لدعوى وفقا قيم ا أن ح ن ، فقط ( ر ال 450.000 ) بمبلغ التجار ة ز أحمد شركة لنفسھ والده حصة شراء قيامھ واقعة عن ـ 09/11/1443 بجلسـة مئة ( ر ـال 120.000.000 ) مبلـغ مقابـل وذلـك ، المملكـة ف ـا حصـص لوالـده ـان الـ الشـر ات جميـع حصـصھ جميـع منھ شـ ي أن ع حيـاتھ حـال والـده مـع اتفـق أنھ : ) عليـھ المد بمجرد حقوق ا البنوك اسـتوفت وقد الديون تلك من دين ب ل ا اصة البنكية حساباتھ المبالغ إيداع خلال من للبنوك والده ديون سداد خلال من سداد ا تم ر ال مليون وعشـرون تلك ومنتـج جو ر ـا دفعـا أنـھ الـدفع ـذا مـن الـب ن إن وحيـث ، الزايـدي القا ـ قبـل مـن شـأنھ الصـادر العامـة المحكمـة قضـية سـنوات قبـل للمحكمـة وقـدمت ، المبـالغ تلـك إيـداع : ا صـر لا المثال س يل وع عدمھ من الـدفع ـذا إثبات شأ ا من ال جراءات اتخاذ بالـدائرة و و ان أغفلتھ الـدائرة أن إلا الـدعوى الرأي وجھ التأث شأنھ من حيث الـدعوى قوق ا الديون اس يفاء ومدى الديون تلك من دين ب ل ا اصة البنكية حساباتھ المبالغ وإيداع المبلغ سداد المستأنف قام إذا عما للاستعلام السـعودي النقد مؤسـسة مخاطبة - 1 المحـاس ية المسـ ندات لطلب ـ 8/6/1433 وتار ـخ ( 33286392 ) رقـم الـدعوى نـاظرة الـدائرة جـدة بمحافظـة العامـة المحكمـة مخاطبـة - 2 عـدمھ. من والـده عـن المدفوعـة المسـتأنف مـن مرة المبـالغ تلـك بـدفع المسـتأنف بـإلزام – عـ اض محـل – ا كـم صـدور غفـال ذلـك ع وترتـب جراءات تلـك أغفلـت الـدائرة ان إلاـ الـدائرة. حـوزة ل و ـا الـدعوى تلـك المقدمـة تقـديمھ سـبق ولما لھ لـذلك : الطلبات بالإلغاء. حر ا و جعلھ سـلامية الشـر عة ومخالفـة بالقصور ا كم عيب مما بالباطل الناس أموال أ ل قبيـل من عـد ا كم ـذا ـان ولما ، أخرى ورد ما ع عليھ المد وكيل وأكد (. المد دعوى برد مجددا وا كم الصادر ا كم نقض الموضوع و شـكلا ست ناف قبول فضـيلتكم من نطلب أسـباب من الموقرة الـدائرة تراه ولما المنطوق تفصل لم فالـدائرة ا كم منطوق صـيغة ع فقط منصب اع اضـنا أن نؤكـد : ) وحاصـل ا المد وكيـل من المقدمـة ع اض لائحـة ع الـدائرة اطلعت كمـا ، ع اض بلائحـة ، ر الا وثلاثون وثمانية ومئة ألفا وثمانون واثنان وثمانمئـة مليونا وثلاثون وواحـد ثلاثمئـة ( ر ال 331,882,138 ) مبلغ سـداد عليھ المد بـإلزام حكمت الـدائرة إن حيث ال ـ يح النحو ع يتـوجب ح ـام أن فضـيلتكم علم شـر ف ع يخفى ولاـ جمـا المبلـغ بـذكر اكتفت وإنمـا عـدد م رغم التحديـد وجھ ع للمـدع ن المسـتحقة المبـالغ ا كـم مصـدرة الـدائرة تو ـ ولـم عليھ المد أن كما ( الصـك صورة مرفق ( ) 229014721194320022 ) قضا ي حكم بموجب ثابتة وصـية ناك بأن الـدائرة إفادة تم أنھ علما تنفيـذ ا يمكن ح مفصـلة ت ون أن نظاما عدنان ـ 1 :- ي ما عتبار ع ن الوصية أخذ و عد الشـرعية أنصـب م حسب المسـتحق ن بيان فإن عليھ و ـ، 12/05/1438 تار خ و( 38391575 ) رقم الورثة حصـر بموجب الورثة أحـد و محمد عاتقة - 2 ر الا. وسبعون مئتان و ألفا وسبعون و سعة وسـبعمئة مليونا و سـعون سـتة ( ر ال 96.779.270 ) وقدره مبلغ سـتحق و و ( 1017092733 ) رقم و ـة ، ز عباس أحمـد -3 ر الا. عشر سعة و ومئتان ألفا وخمسون وواحد وسـتمئة مليونا وعشـرون سـبعة ( ر ال 27.651.219 ) وقدره مبلغ سـتحق و ( 1007056847 ) رقـم و ـة ، ا رازي ع محمـد يح الفضيلة أ اب ر الا. وسبعون و سعة وثلاثمئة ألفا وسبعون واثنان وستمئة مليون وعشـرة مئة ( ر ال 110.672.379 ) وقدره مبلغ والمستحقة المتداع ن مورث ا أو ـ وال الوصـية شـكلا ست نـاف قبـول : أولاـ الموقرة. الـدائرة مقـام من اطلب فـإن المدع ن مسـتحقات تفصـيل وعـدم وجو ـا ال ـ يح النحـو ع ا كـم تفصـيل عـدم الموقرة الـدائرة لمقـام تـب ن وحيـث و سعون سـتة ( ر ال 96.779.270 ) قـدره إجمـا مبلـغ ( 1017092733 ) رقـم و ـة ، ز عبـاس أحمـد عـدنان للمـد يـدفع أن عليـھ المد بـالزام ا كـم : ثانيـا النظاميـة. المدة لتقـديمھ ( ر ال 27.651.219 ) قـدره مبلـغ ( 1007056847 ) رقـم و ـة ، ا رازي ع محمـد يح محمـد عاتقـة للمدعيـة يـدفع وأن ، ر الاـ سـبعون و مئتـان و ألفـا وسـبعون و سـعة وسـبعمئة مليونـا وعشـرة مئة ( ر ال 110.672.379 ) وقدره مبلغ الوصـية لمسـتحقي يـدفع أن عليھ المد بإلزام وا كم ، ر الا عشـر سـعة و ومئتان ألفا وخمسون وواحـد وسـتمئة مليونا وعشـرون سبعـة -02-11 بتار ـخ النظام المودعـة المذكرة ع الـدائرة اطلعت كمـا ع اض. بلائحـة ورد مـا ع المد وكيـل وأكـد (. ر الاـ سـبعون و و سـعة وثلاثمئـة ألفـا وسـبعون واثنـان وسـتمئة مليون أن تر لا عليھ المد أثار ا ال الطعون جميع أن الفضـيلة لأ ـ اب أب ن أن أود ، ز أسامة عليھ المد من المقـدم ست ناف ع جوابا : ) ونصـ ا ، المد وكيل من المقدمـة ـ، 1445 عليھ المد دفـع أن : أولاـ : أقـول يضـاح ز ـادة بـاب ومن عل ـا للإجابـة يكفي مـا عليھ المعـ ض ا كم اسـباب و حينھ عل ـا جابـة تمت أن وسـبق ، عليھ المعـ ض ا كم ن يجـة غ لموك المملوكـة ا صـة ع وقـع إنمـا المذ ـور والصـ ، ز أحمـد مـوك مـورث ملـك الـدعوى محـل ا صـة لأـن وذلـك ، لـھ محـل ولاـ ي ـ لاـ ف ـا الفصـل لسـبق النظر جـواز عـدم تتغ أن دون ا صوم ب ن قام نزاع إلا ا يـة ح ـام لتلـك ت ون ولاـ : ) نصت وال ، ثبـات نظـام من ٨٦ المادة إ واسـ نادا ، الـدعوى تلك طرفـا المورث يكن ولم ، آنـذاك الشـركة ان والذي ـ الدعوى ذه محل ـ ز أحمد المورث حصـص ع ول س للمو ل المملوكة ا صة ع وقع الصـ أن يت المادة ـذه و النظر (، وسـ با محلا ذاتھ با ق و علق صفا م البيع أن ع يـدل مما إن : ثانيا لھ. وجھ لا النظر جواز عـدم عليھ المد دفع فإن و التا ، تمثيلھ أو عنھ الصـ ا ق للمو ل ول س ، الـدعوى يُختصم ولم ، يرزق حيا الوقت ذلك ١٢٠ و الثمن بـأن يزعم وتـارة ر ـال ألـف ٤٥٠ و الثمن بـأن يزعم فتـارة الـدعوى ـذه محـل ا صـص قيمـة عليھ المد تنـاقض ـو ثمن بـدون ـان المد عليھ سـ ند الـذي المزعـوم بـإلزامھ حكم ـا ـ يحة ن يجـة من لھ خلصت ومـا س ي ـا ا كم مصـدرة الـدائرة لـھ أشـارت مـا و ـذا ، اعتبـاره وعـدم الزعـم ـذا اطراح يـوجب الصـارخ التنـاقض ف ـذا ، ر ـال مليـون وقـدره بمبلـغ قيم ـا والـذي لـھ المحكمـة ت ليـف عـد غزالـة أبـو طلاـل المحـاسب قبـل مـن تقييم ـا تـم ال اع محـل الشـركة حصـص أن و مـا الفضـيلة أ ـ اب العادلـة. ا صـص بقيمـة أنھ يزعـم عليـھ المد أن و مـا لـذلك عليـھ التخـارج وتـم الشـر اء واعتمـده ، ر الاـ وثلاـثون وثمانيـة ومئـة ألفـا وثمـانون واثنـان وثمانمئـة مليونـا وثلاـثون وواحـد ثلاثمئـة ( ر ـال 331,882,138) الـدعوى يؤكـد تناقضـا والقيمـة الثمـن تنـاقض بـل ، تـم الـبيع أن ع ـ يح دليـل أو ب نـة يقـدم ولـم ، الـدعوى محـل وأولاـده ز أحمـد شـركة لـھ المملوكـة ا صـة المورث مـن اشـ ى فـالقول ب نـة بي مـا ول س البيعـان اختلـف إذا : وسـلم عليھ الله صـ الله رسـول عن مسـعود ابن روى لما ، البـا ع قـول فـالقول والقيمـة الثمن ختلاـف عنـد أنھ صـل أن و مـا . و ؤ ـد ا ع اض رفض : أولا : الموقرة دائرتكم من أطلب فإ ي لذلك ، القيمة يضـمن فإنھ عتبار ة صـف ا وأل مال ا رأس و ـ ب اختيار ا الشـركة بتصـفية قام عليھ المد أن و ما ، البا ع قول وكيل فعقـب (. ست نـاف ـ يفة مو ـ ة مـا وفـق المبـالغ وتفصـيل ا رازي وعاتقـة ز احمـد عـدنان مـن المقـدم عـ اض قبـول : ثانيـا موضوعـا. ز أحمـد أسامـة مـن المقـدم ونطلب عليـھ المد عـن وكلاـء منـا المقدمـة عـ اض لائحـة ع المد وكيـل جـواب ع أيضـا يطلـع ولـم المد وكيـل مـن المقدمـة ع اضـية اللائحـة ع يطلـع لـم بـأنھ عل ـا المد جلسـة و لك و ي. الـدائرة بر ـد فع عـذر فإن ، القضـا ي ال نامـج يقـدمانھ مـا وإدراج أيـام 5 مـدة خلال المذكرات ب بادل الطرف ن الـدائرة فـأف مت جابـة. وتقـديم لـذلك م ـال الرد : ) من لأجلھ اسـتم ل ما عل ا المد وكيل تقـديم ل ا ي ب ن فلم القضـية ملف ع الـدائرة واطلعت ، إلك ونيا أطراف ا ا والمبلغ عـد عن المر ي تصـال ع المنعقـدة ــ، 1445-02-20 بـأنھ أفـاد إنھ ثم ، مقبـول غ السـلوك ـذا بـأن وأف متھ (، عل ـا المد مـن المقدمـة عـ اض لائحـة ع المد وكيـل جـواب ع والرد المد وكيـل مـن المقدمـة ع اضـية اللائحـة ع يتع ن ادعـاءات ع انطوت وحيث ، عليھ المد من المقدمـة ع اضـية اللائحـة ع عقيبـا المد من المقدمـة المذكرة إ بالإشـارة : ) ونصھ ، الـدائرة إيميـل عـ ليلاـ بالأـمس بجوابھ تقـدم</w:t>
+      </w:r>
+    </w:p>
+    <w:p>
+      <w:pPr>
+        <w:pStyle w:val="Heading2"/>
+        <w:jc w:val="right"/>
+        <w:bidi/>
+      </w:pPr>
+      <w:r>
+        <w:t>[المتن الفعلي: الوقائع / الأسباب / المنطوق] ===</w:t>
+        <w:br/>
         <w:t>٤۵۳۰۲٤۱٦۲۲ رقم صك</w:t>
       </w:r>
     </w:p>
@@ -16681,7 +16501,111 @@
           <w:b w:val="0"/>
           <w:i w:val="0"/>
         </w:rPr>
-        <w:t>رات ـخ صلا ـك : ۳۱/۳۰/۵٤٤۱ مقر حفصلا ـة : ٦ ةرئاد فان تس فان تس ةيناثلا ةمكحملا ة راجتلا ة راجتلا ةدجب</w:t>
+        <w:t>بجدة التجار ة التجار ة المحكمة الثانية ست ناف ست ناف دائرة ٤ : ةـ الصفح رقم ۱٤٤۵/۰۳/۱۳ : كـ الص خـ تار</w:t>
+      </w:r>
+    </w:p>
+    <w:p>
+      <w:pPr>
+        <w:jc w:val="right"/>
+        <w:bidi/>
+      </w:pPr>
+      <w:r>
+        <w:rPr>
+          <w:b w:val="0"/>
+          <w:i w:val="0"/>
+        </w:rPr>
+        <w:t>– عليـھ المد ان ا كـم مـدونات مـن والـب ن الثـابت أن حيـث فمـن : للبنـوك المد مـورث ع المسـتحقة للـديون ا صـص بيـع مبلـغ سـداد الـدفع ع التأكيـد : أولاـ : ي بمـا عل ـا الرد خلاـل من المبلغ لـذلك بـدفعھ ودفع ( ر ـال 120.000.000 ) والبالغـة ل صـص الفعليـة القيمـة بھ مـدون المد مورث مع حصـص بيـع عقـد إبرام مفـاده جو ر ـا دفعـا أثـار قـد – المسـتأنف رقم بن ي شـيك : ا صـر لا المثال س يل ع نورد ا ، للبنوك للمبلغ عليھ المد سداد تث ت دامغـة لمسـ ندات توصل عليھ المد إن وحيث ، للبنوك - المد مورث – والـده ديون سـداد بمبلغ الوط العر ي للبنك ز عبـاس أحمـد من المسـددة القيمـة ب ونھ مسـ با الوط العر ي البنـك لصا ـ الفر ـ السـعودي البنـك ع م ـ وب ـ 26/11/1431 وتار ـخ ( 599140/1) البنك لصا الفر السـعودي البنك ع م ـ وب ـ 26/11/1431 وتار خ ( 599139/1 ) رقم آخر بن ي شـيك (. ز أحمـد أسامـة ) عليھ المد بتوقيع ومـذيل ( ر ـال 3.000.000 ) وقـدره ـذين إن وحيث (. ز احمـد أسامـة ) عليھ المد بتوقيـع ومـذيل ( ر ـال 3.000.000 ) وقـدره بمبلغ الـوط العر ي للبنـك ز عبـاس أحمـد من المسـددة القيمـة ب ـونھ مسـ با الـوط العر ي وحيث ، للبنوك - ا صـص با ع – المد مورث ع المسـتحقة الديون دفع طر ق عن ل صـص الفعليـة القيمـة سـداد عليھ المد دفع ع تث ت ودامغـة قو ـة قر نـة عـدان المسـ ندين عليھ المد من المقدمـة الطعون أوجھ ب افـة والتمسـك التأكيـد : ثانيـا الـدعوى. رد معھ يتع ن ممـا ، الـدعوى الرأي وجھ التـأث شأ ـا من جو ر ـة مسـ ندات عـد المسـ ندات تلـك إن حائزة باتـة قضائيـة أح ام بموجب ف ا الفصل لسـبق الـدعوى نظر جواز عـدم الـدفع وكـذلك ، الـدعوى بنظر نوعيا المحكمـة اختصاص عـدم الـدفع ) سـيما ولاـ الطعن محـل ا كم ع القصـور الـدعوى بنظر نوعيـا المحكمـة اختصـاص عـدم – ست نـاف مـدار – ا كم ع الطعن وجـھ إ نضـيف : ثالثـا خرى. الطعـون ببـا التمسـك مـع ( بـھ المق ـ ال ـ ء يـة وفق الـدعوى تلك ع التجار ـة المحكمـة اختصاص ين سـط ) ع بنـاء نصـا اختصاصـ ا سـب ت الـدائرة أن ا كم مـدونات من فـالب ن ، الـدعوى بنظر باختصاصـ ا سـب تھ فيمـا ال سب ب التجار ة المحاكم بنظر ) تتعلق فإ ا عل ا الم سانـد للمادة بـالرجوع أنھ : أن ذلـك ومعيب قاصـر سب ب الـدائرة سـب تھ مـا إن وحيث (، التجار ـة المحـاكم نظـام من ( 16 ) المادة مـن ( 4 ) الفقرة ع و شـتمل مادة 250 عن يز ـد ما إ تصل ال النظاميـة النصوص من العديـد ع يحتوي الشـر ات نظام إن وحيث (، الشـر ات نظام أح ـام تطبيق عن الناشـئة والمخالفـات للـدعاوى تاما خروجا تخرج الدعوى ذه طبيعة أن كما -. العدم ساوي والفرض ـ ا فرض ع – بي ما العلاقة شابت ال المخالفة وجھ تحدد لم الدائرة أن وحيث مرة القواعـد من العديـد تلك بنظر باختصاصـ ا حكم ـا تأسـ س للـدائرة سـيغ الـدعوى تلـك طبيعـة مخالفـة أي توجـد لاـ إذا الشـر ات نظـام أح ـام تطـبيق عـن الناشـئة بالمخالفـات ا اصـة الفقرة تلـك عـن الـدفع : را عا الـدعوى. بنظر نوعيا المحكمـة اختصاص عـدم ا كم من منـاص لاـ و ضـ ، بالإلغـاء حر ـا و جعلھ بـالقصور ا كم عيب ممـا ، البيـان نفـة المادة ـذه ع بنـاء الـدعوى خـاص نص فيـھ يرد لـم فيمـا ) أنـھ ع نصـت التجار ـة المحـاكم نظـام مـن ( 93 ) المادة ـانت لما : بالتج يـل عي ـا تناقضـات ع تنطـوي ل و ـا تحر ر ـا لعـدم الـدعوى عـن النظر بصـرف قد الشرعية المرافعات نظام من ( 66 ) المادة إن وحيث (، التجار ة الدعوى طبيعـة يخالف لا بما المحكمـة بنظر ا تختص ال الـدعاوى ع الشـرعية المرافعات نظام أح ام تطبق ، النظام : " المغ – عا الله رحمھ – الموفق قال ، بھ المد معلومة ، معلومة أي محررة الدعوى ت ون أن الدعوى شروط من أن من - الله رحم م - الفق اء قرره ولما ، الدعوى تحر ر اسـتلزمت تحر را محررة إلاـ الـدعوى ت ـ ولاـ : " ال و ي الشـيخ قـال تحر ر ـا قبـل ف ـا السـ ي ـ لاـ الـدعوى أن ونظامـا فق ـا المقرر من ـان ولما (, 510 /8 " ) محررة إلاـ الـدعوى ا ـاكم سـمع ولاـ نجد الدعوى لائحة بتمحيص إنھ وحيث (. 436-435 -6 –( ) القناع کشاف " ) مج ولا يلزمھ أن يمكنھ ولا ألزمھ بھ اع ف فإن المد ادعاه عما عليھ المد سأل ا اكم لأـن المد علمھ بناء البيع بطلان ع ف ا و سانـد دعواه ضـمن قـد المد أن ذلك و ام والغموض بالتج يل الـدعوى عيب تناقضات ع انطوت حيث نظاما اللازم الوا ـ التحر ر من خلت قـد أ ا – دعـواه ومضـمون فحـوى ينـاقض بمـا دعـواه ختـم أنـھ إلاـ (، الـبيع فـ ة أثنـاء للأ ليـة المورث فقـدان ع بنـاء باطلـة و الاـت الـبيع عمليـة ـا أجر ـت الـ الو الاـت أن : ) نصـا أورده مـا ع الـدعوى يجعـل ممـا أخرى مرة الـبيع عقـد ب ـ ة وأقر عـاد ثم ا صـص قيمـة بـدفع عليـھ المد بـإلزام وطـالب – الو الاـت بطلاـن ن يجـة الـبيع عقـد ببطلاـن ف ـا يطـالب ـان الـ السـابق عـاتقة ) عل ـا المد اسـتجواب بطلب الـدفع : خامسـا الـدعوى. تلـك عن النظر صـرف معـھ يتع ـن ممـا والغمـوض و ـام بالتج يـل الـدعوى عيـب الـذي ا سـيم التنـاقض ع منطو ـة (، مباشـرة خصـمھ اسـتجواب ا صوم من لأي - 2 : ) أنھ ع تنص الـ ثبـات نظـام مـن ( 20/2 ) المادة نص ع بنـاء : الـدعوى الرأي وجـھ التـأث شـأنھ مـن اسـتجوا ا ل ـون ( ا رازي يحضر أن استجوابھ تقرر من ع و جب ، لاستجوابھ ا صم بحضور تأمر أن - ا صوم أحد طلب ع بناء أو نفسـ ا تلقاء من - للمحكمة : ) أنھ ع النظام ذات من ( 21/1 ) المادة وتنص دون ذلك ضـرورة عدم بزعم رفض المد وكيل أن إلا ( ا رازي عاتقة ) عل ا المد اسـتجواب بطلب بتدائية المحكمـة امام دفعا أثار قـد عليھ المد ان ولما (، لـذلك المحـددة ا لسـة ثم ( عليھ المد - اب ا ) ا تطالب دعوى عل ا المد تقيم أن س ساغ لا إذ منطقي وغ مف وم وغ م م رد " ا ياد ع " عل ا المد بأن بالقول واكتفى سا غ س ب أو وا م ر ا كم. عيب نحو ع سا غ سـ ب عليھ الرد أو وإجابتھ تمحيصھ يتع ن جو ر ا دفعا ونھ من الرغم ع وا ـ م ر أو سـ ب دون رفضھ وراء الـدائرة ا ساقت وقـد ، ا يـاد ع ت ون مـور ا اس يفـاء لثبـوت الـدعوى تلـك رفـع رغب ـا عـدم سـي بت حيث الـدعوى تلـك مـؤثرة سـت ون أقوال ـا ل ـون للاسـتجواب وإحضار ـا عل ـا المد اسـتجواب بطلـب نتمسـك وحيـث مكتب من الصادر المحاس التقييم ع سـ ناد جواز عـدم بالـدفع والتمسـك التأكيـد : سادسـا الـدعوى. الرأي وجھ التـأُث شأ ـا من فـإن ثم ومن ا صـص لقيمـة المد ومورث المنظورة التخـارج دعوى الصـادر المحـاس التقييم ع سـ ناد جواز عـدم مؤداه جو ر ـا دفعـا الـدعوى تلـك فجر منـذ أثـار عليھ فـالمد : ا صـص لتقييم كأسـاس غزالھ أبو طلاـل تقـدير يتضـمن والـذي ب ـ تھ المد أقر وقـد المد ومـورث عليـھ المد ب ـن ر ـان ومكتمـل ـ يح عقـد تقـدير ا تـم قـد المباعـة ا صـص تلـك أن ـ 1: أن ذلـك دار ـة المحكمـة لـدى ب امل و ما القيمـة تلـك والمش ي البـا ع ارت ـ وقـد الرضائيـة العقود من البيع عقـد أن و مـا ، ر ـال مليون وعشـرون مئـة ( ر ـال 120.000.000 ) وقـدره بمبلغ المد مـورث حصـص قيمـة اسـتمر ( والده حصة %- 90 ) ب سـبة التجار ة ز احمـد شـركة ك ا صـة وتملكھ المد مورث حصـص شـرائھ عـد عليھ المد فإن ذلك إ إضافـة ونظاما. شـرعا المعت ة ا لي ما والتـوقيع عليھ لل</w:t>
+      </w:r>
+    </w:p>
+    <w:p>
+      <w:pPr>
+        <w:jc w:val="right"/>
+        <w:bidi/>
+      </w:pPr>
+      <w:r>
+        <w:rPr>
+          <w:b w:val="0"/>
+          <w:i w:val="0"/>
+        </w:rPr>
+        <w:t>مـد حصـصھ و يـع الشـركة من بالتخـارج قـام ثم والـده صـص عليھ المد ملكيـة شـأن اعـ اض أي يبـد ولم سـ ت ن لمدة عليھ المد مـع الشـركة شـراكتھ المد تـامة مخالصـة عـد القرار ع التوقيع أن ع تفـاق تم بمـوجبھ والـذي ـ 21/11/1433 بتار خ الم م - الـدعوى محل – التجار ـة ز أحمـد شـركة تأسـ س عقـد بتعـديل الشـر اء قرار ع بخطاب ـ 10/2/1434 بتار ـخ ـ 1434 لعـام 2/ع/9 مجلـد - 7 عـدد – 130 ) برقـم التجـارة وزارة لـدى الشـر اء قرار ب ـ يل ذلـك تأكيـد تـم وقـد - المشـ ي – عليـھ المد لذمـة وإبراء و ائيـة تنص ال ثبات نظام من ( 26 ) للمادة وفقا المد مواج ة يـة يك سب المحرر ـذا إن وحيث ـ 10/2/1434 وتار خ ( 7050/34 ) رقم بجدة الصـناعية التجار ة بالغرفة العـدل اتب وحيث (، نظاما المقررة بالطرق تزو ره يث ت لم ما ؛ حضوره الشـأن ذوي من حـدثت أو ، م متھ حـدود محرره ـا قـام أمور من فيھ دون بمـا ال افـة ع ـة الرسـ المحرر : ) أنھ ع قضاء المقرر ومن الشركة بتلك تتعلق مطالبات أي من عليھ المد ذمة ب اءة وإقرار ا صـص تلك شان التعاقد ب ـ ة منھ وصـر حا وا ـ ا إقرارا عد القرار ذا ع المد توقيع إن ُسـقط ممـا ونحـوه براء ) أن قضـاء المقرر مـن انـھ وحيـث (، مردود فسـعيھ يـديھ ع تـم مـا لنقض سـ مـن ) انـھ المقرر مـن أنـھ وحيـث (، ا ـاص ا ـق قرار الرجـوع جـواز عـدم ) ـ(. ١٤٤٤ لعـام ٤٤٧٠٧٧٠٩٠٣ رقـم القضـية ـ ١١/١١/١٤٤٤: وتار ـخ ٤٤٣٠٩٤٤١٥٠ رقـم بـا كم الصـادر التجار ـة بالمحكمـة الثالثـة التجار ـة الـدائرة مـن الصـادر ا كـم ( ) ا ـق من الصـادر القضـا ي بالإـقرار التمسـك : سا عـا الفع . بتقييم ـا ومقر الطرف ن ب ن فعليـا مقيمـة ل و ـا محـاس تقييم بمـوجب ا صـص تقييم إعـادة يجـوز لاـ فـإنھ تقـدم مـا ع و نـاء شـركة مورثھ حصـص قيمة بدفع عليھ المد بإلزام ا كم غية دعواه أقام المد أن الدعوى من الثابت أن حيث فمن : المد ومورث عليھ المد ب ن التام البيع عقـد ب ـ ة المد والبـالغة ل صـص الفعليـة القيمـة تضـمن والـذي المد ومـورث عليـھ المد ب ـن الم م ا صـص بيـع عقـد بتقـديم الـدعوى فجر منـذ دفـع عليـھ المد أن وحيـث ، التجار ـة ز أحمـد النظامية آثاره وسـر ان ومضـمونھ العقـد ب ـ ة أقر قـد ي ون المد فإن ثم ومن ، ببطلانھ التمسك أو البيع ـ ة المد طعن عـدم س ي ا الـدائرة أكـدت وقـد (، ر ـال مليون 120) المد . دعوى برد القضاء معھ يتع ن الذي مر ومضمونھ بنوده إن ار ثم ب تھ قرار يتم بحيث العقد بنود تجزئة جواز عدم قضاء المقرر من انھ ذلك ، حقھ ل ية حائزا وأض ونظـاما شـرعا المعت ة أ ليتھ ب امـل و و – المد مورث ب ن ا صـص بيع عقـد توقيع الثـابت أن و ا صـص لقيمـة المد مورث واس يفـاء الم م العقـد ب ـ ة سـبق مـا عضـد وممـا</w:t>
+      </w:r>
+    </w:p>
+    <w:p>
+      <w:pPr>
+        <w:jc w:val="right"/>
+        <w:bidi/>
+      </w:pPr>
+      <w:r>
+        <w:rPr>
+          <w:b w:val="0"/>
+          <w:i w:val="0"/>
+        </w:rPr>
+        <w:t>٤۵۳۰۲٤۱٦۲۲ رقم صك</w:t>
+      </w:r>
+    </w:p>
+    <w:p>
+      <w:pPr>
+        <w:jc w:val="right"/>
+        <w:bidi/>
+      </w:pPr>
+      <w:r>
+        <w:rPr>
+          <w:b w:val="0"/>
+          <w:i w:val="0"/>
+        </w:rPr>
+        <w:t>بجدة التجار ة التجار ة المحكمة الثانية ست ناف ست ناف دائرة ۵ : ةـ الصفح رقم ۱٤٤۵/۰۳/۱۳ : كـ الص خـ تار</w:t>
+      </w:r>
+    </w:p>
+    <w:p>
+      <w:pPr>
+        <w:jc w:val="right"/>
+        <w:bidi/>
+      </w:pPr>
+      <w:r>
+        <w:rPr>
+          <w:b w:val="0"/>
+          <w:i w:val="0"/>
+        </w:rPr>
+        <w:t>بالغرفة العـدل اتب أمام والمث ت التجارة وزارة من الصادر التصـديق بموجب ا صـص عن التنازل قرار ع بـالتوقيع المد مورث وقـام ـ، 16/10/1431 بتار ـخ عليھ والمد - للتعاقـد التوقيع تار خ من ( املة سـنوات 5 ) ع يز د ما عـد أي ـ 1436 عام إلاـ عنھ وليـا عي ن يتم ولم ـ، 16/10/1431 وتار خ ( ر/ع/8 ) مجلد ( 172 ) ـ يفة ( 257 ) الرقم تحت بجـدة التجار ـة تلك بمقابـل للمطالبـة طر ـق أي - أ ليتـھ تـوافر ظـل – المد مـورث سـلوك عـدم ان وحيـث ، والنظـام الشـرع ل ـ يح ومـوافقتھ العقـد ـ ة يث ـت الـذي مر ا صـص بيـع عقـد ع التصـرف أعمال من عد البيع بأن العامة القواعد تق ـ " أنھ قضاء المقرر من ان ولما ، الدعوى محل ا صـص تلك لقيمة اس يفائھ ع قاطعا دليلا عـد باس داد ا ح أو ا صـص وقت أي التصـرف بـوقت للتصـرف ليـة بتـوافر والعـ ة عليـھ ي ر ولـم الرشـد سـن بلـغ مـن و ـو للتصـرف أ ـل ـو ممـن ينعقـد العقـد فـإن ثـم ومـن المشـ ي أو للبـا ع بال سـبة سـواء المد وادعاءات ردود فبتمحيص : ج وتـدل س تناقضات ع المد ادعاءات انطواء : ثامنـا ". ذلـك عـد م مـا أي أ ليـة ع يطرأ قـد لما ووجوده العقـد ـ ة ع أثر ولاـ العقـد ا عقـاد مـالك ووالـده عليـھ المد ب ـن الم م العقـد بـ و ر طعـن ا كـم مصـدرة الـدائرة لتضـليل سـعيھ س يـل ـ 1: ي فيمـا ذلـك وتج ا والتنـاقض الوا ـ التـدل س عل ـا ران أ ـا نجـد عدة لدى الـدعاوى عديـد أقام أنھ من الرغم ع عليھ يطلع أو عنھ سـمع مرة أول أنھ وزعم ، ر ال مليون 120 بقيمة عل ا ال ا ـ تم وال الفعلية ا صـص قيمة يث ت والذي ا صـص دعـوى ذكر عليھ المد وكلاـء أحـد أنھ نصـا وذكر سـمية بالقيمـة ـان العلاقـة ذات ا ـات لـدى المث ت العقـد بـأن دائمـا يـذكر ـان المد أنھ كمـا ـ 2 الموضوع. بـذات قضائيـة ج ـات سابقا عليھ واطلاعھ و ـ تھ بقيمتھ وعلمھ يقينا علما بالعقد علمھ يث ت و ذا ، الدعاوى تلك جلسات إحدى ضـبط ثابتة وأ ا ر ال مليون 120 ل صـص الفعلية القيمة أن سابقة إقرارا عت المحكمة أمام سـ وتھ أن ذلك ب و ره الطعن أو ـ تھ إن ار أو إن اره حقھ سـقط مما ال و ر أو بالإن ار عليھ يطعن ولم أخرى قضائيـة دعوى مواج تھ تقـديمھ عنـد الصـادر المحـاس التقييم ع دعواه وكيلھ اسـ ناد الـدائرة ع المد تضـليل يث ت مـا أن كمـا ـ 3 ". ا ـاص ا ق قرار الرجـوع جـواز عـدم " قضـاء المقرر ومن ، و ـ تھ بالعقـد وتـار خ ( 185/17/2 ) رقـم ا كـم ـا الصـادر بجـدة دار ـة بالمحكمـة عشـر السا عـة التجار ـة الـدائرة مـن منظـورة ـانت الـ التخـارج دعـوى الصـادر غزالـھ أبـو طلاـل مكتـب مـن أن : ) نصا ف ا جاء ال ا وابية مذكرتھ وكذلك ا كم الوارد النحو ع – الدعوى بتلك و علق ا ارتباط ا وعـدم الـدعوى بموضوع الـدعوى تلك صـلة ينفي أنھ ح ن ـ 2/12/1432 الدائرة ع المد تضـليل و ؤكد يث ت مما (؛ لھ... محل ولا ي لا دفع ـ 2/12/1432 وتار خ ( 185/17/2 )) رقم با كم ف ا الفصل لسـبق الدعوى النظر جواز عـدم عليھ المد دفع موظف و أسامة باسم ا صص نقل ز أحمد وكيل بأن ذكر أنھ المد تضليل ومن ـ 4 يضره. ما و ك لمصـ تھ و ظنھ يراه ما الدعوى تلك من يأخذ بحيث الوقا ع يج يء فنجده العقد تبطل ال العامـة القواعـد من ل ست ليـة نقص أيضا سـ ت ن من أك عـد الشـركة ذات من تخارجھ عمليـة إتمـام بتوكيلھ عـدنان المد قـام من نفسھ و نجـده أسامـة عنـد عد بل الدعوى تلك حق لھ ان ان بحقھ تمسك عـدنان ان نرى ولم للإبطال قابل يصـبح نا فالعقـد ا التمسك المصـ ة لصاحب تج ال رادة عيوب من عت انما مطلقا بطلانا ة عدم المد من المبد ي الدفع ع جوابا : المد من المقدمة الموضوعية الدفوع ع الرد : تاسعا الدعوى. ذه منھ تقبل فكيف نفسھ المش ي ع بھ ا اصة ا صص باع سنة فضيلتكم فنجيب ، الشركة لموك المملوكة ا صة ع وقع الص وأن ز أحمد مورثھ ملك الدعوى محل ا صة أن ع تأس سا ف ا الفصل لسبق الدعوى نظر جواز عدم الدفع والمقيـدة جـدة بمحافظـة العامـة المحكمـة مـن الصـادر ن ا كم ـن تمثلـت بـھ المق ـ ال ـ ء يـة حـازت أخرى باتـة قضائيـة أح ـام ع عليـھ المد اسـ ناد أغفـل المد :- بالتـا بن صا القا ـ ولدى المحكمـة بـذات ـ 8/6/1433 وتار ـخ ( 33286392 ) رقم الـدعوى وكـذلك ، الدعي ـ مبـارك بن محمـد القا ـ لـدى ـ 4/3/1432 وتار ـخ ( 3218883 ) برقـم بالمحكمـة إبطالھ المراد – البيع عقد المحكمة أثب ت وقد المباعة ا صـص لقيمة المد مورث اسـتلام تضـمن والذي – ومور ما المسـتأنف ب ن تم الذي البيع إبطال ف ما طلب وال الزايـدي محمـد وقد الدعوى برد ا كمان وق المتعاقدين بحق القانونية آثاره وإنتاج العقد ل ة اللازمة ر ان افة وتوافر الثمن باستلام بنوده و ة بي ما الم م البيع ـ ة الدائرتان وأثب ت – القضـا ي ا كـم ع سـ ناد جـواز عـدم جـوابھ المد ادعـاه مـا أن أخرى. مرة إثـارتھ إعـادة يجـوز فلاـ ثـم ومـن بـھ المق ـ ال ـ ء يـة وحـازت الباتـة الصـفة ح ـام تلـك اك سـ ت اطلع بالاتفاقية المدون الصـ ـذا ع توقيعھ قبل المد : 1/ب: أن ذلـك عليھ مردود ف و ـ 02/12/1432 وتار خ ( 185/17/2 ) برقم الصادر عشـر السا عة التجار ـة الـدائرة من الصادر بيع ف ا بما للشـركة وا ـا الما ـ والما القـانو ي الوضع جوانب ب افـة تامـا علمـا وعلم - الصـ المتضـمن ا كم ـذا صـدور أثنـاء - الـدعوى محـل للشـركة والما القـانو ي الوضع ع النحو ع – ا صـص تلـك ثمن اس يفـاء عـدم دفعـا يبـد ولم مر ـذا ع معارضـة ثمـة يبـد ولم الوضـع ـذا ارت ـ وقـد عليھ للمـد بالشـركة لـھ مملوكـة ـانت الـ ل صـص مـورثھ ز أحمد شـركة ) الدعوى محل – بالشـركة يتعلق ما ل شأن ضده والمسـتأنف المسـتأنف تصا أث ت الـذي القضا ي با كم المدون الصـ ـذا ع وقع ذلك ع و ناء - يـدعيھ الـذي %( 10ـ) ال سـبة من الشـركة بنصـ بھ يتعلق ما وكـذلك ، التنازل ـذا ع اع اضھ وعـدم ا كم قبل عليھ للمـد عوض ع ا تنازل ال %( 90ـ) ال والـده ب سـبة يتعلق ما سواء ( التجار ـة يؤكد ومما : 2/ب الرا نة. المطالبة تلك ف ا بما – مطالبة أي حقھ إسقاط ثم ومن حصص ا أو الشـركة بتلك تتعلق مطالبات أي من عليھ المد ذمة ا كم ذا بموجب وأبرأ بالشـركة بيع ب ـ ة المد أقر بمـوجبھ والـذي ـ 21/11/1433 بتار ـخ الم م التجار ـة ز أحمـد شـركة تأسـ س عقـد بتعـديل الشـر اء قرار ع المد توقيـع ـو ا كـم ـذا ع سـ ناد جواز ـة – ز عباس أحمد بن أسامة شـراكة وإقراره التجار ـة ز أحمـد شـركة للشـر اء ا ديـد القانو ي بالوضع إقراره طر ق عن عليھ المد إ التجار ـة ز أحمـد شـركة صـصھ مورثھ برقم التجـارة وزارة لـدى الشـر اء قرار ب ـ يل ذلـك تأكيـد تم وقـد الشـركة تلـك المد مـورث حصـص شـراء ع بنـاء ف ـا منفردا شـر ا أصـبح والـ الشـركة كشـر ك – عليـھ المد الشـر اء قرار أن حيـث ـ، 10/2/1434 وتار ـخ ( 7050/34 ) رقـم بجـدة الصـناعية التجار ـة بالغرفـة العـدل ـاتب بخطـاب ـ 10/2/1434 بتار ـخ ـ 1434 لعـام 2/ع/9 مجلـد - 7 عـدد – 130) لاـئحة من الثـابت : أن ذلـك سديـد غ الـدفع ـذا بـان عليھ فنجيب ، البـا ع قول القول ب ون والـدفع المد ادعـاء ع جوابـا البيـان. نف التجـاري ا كم ع مب يـا جـاء عليھ والتوقيـع لھ والمبـذول الباذل اختلف إذا ) أنھ التجار ـة المحاكم قضاء المقرر من أنھ وحيث ، المال خروج – ل صـص المش ي – عليھ والمد – ل صـص البا ع مورث - الم</w:t>
+      </w:r>
+    </w:p>
+    <w:p>
+      <w:pPr>
+        <w:jc w:val="right"/>
+        <w:bidi/>
+      </w:pPr>
+      <w:r>
+        <w:rPr>
+          <w:b w:val="0"/>
+          <w:i w:val="0"/>
+        </w:rPr>
+        <w:t>د اختلاف الـدعوى كشـاف ، للسـيوطي والنظـائر شـباه ، للزرك ـ المنثور ) الفق ـاء ـان ولما ، خروجھ وصـفة بطر قـة أعلم و و للمـال مالـك أنھ ذلـك يمينھ مع البـاذل قـول فـالقول خروجھ طر قـة المال البا ع فإن البا ع قول القول بأن المد بھ دفع ما ـ ة - العدم ساوي والفرض – فرض وع (. تمليكھ بج ـة أدرى و و المملك لأنھ يمينھ مع الـدافع قول القول أن قرروا ( لل و ي القناع المطالبة المد حق سـقوط الدفع : عاشـرا ور ث. ونھ تتعدى لا فصـفتھ بقولھ ولايؤخـذ والـده محل المد يحل أن يجوز ولا ، لھ قول فلا ثم ومن الله توفاه قـد – ز عباس أحمـد – ل ـ يح وفقا – أنھ وحيث ، مورثھ من عليھ للمد المباعة ا صـص قيمة من بنصـ بھ يطالب المد أن الـدعوى من الب ن ان لما : التجار ـة ز أحمـد شـركة المباعـة ا صـص بقيمـة /3 / 22 بتار ـخ 6/م رقـم مل ي مرسـوم الصـادر الشـر ات نظـام شأ ـا سـري ـان – الـدعوى محـل – الواقعـة ـ أ: لـذلك و يانـا الـدعوى بتلـك المطالبـة حقـھ سـقط المد فـإن - النظـام عقد لشـروط وفق للغ أو الشـر اء لأحد حصـتھ عن ي نازل أن للشـر ك يجوز : ) أنھ ع النظام من ( 165 ) المادة نصت وقـد ـ، 1385 / 3 / 17 بتار خ 185 رقـم الـوزراء مجلس وقرار ـ 1385 يطلب أن شـر ك ل ـل يجـوز ا الـة ـذه و ، التنـازل شـروط الشـركة مـدير طر ـق عـن الشـر اء بـا يخطر أن وجـب للغ عـوض حصـتھ عـن التنـازل الشـر ك أراد إذا ذلـك ومـع ، الشـركة مراعـاة مـع ف ـا التصـرف ا ـق ا صـة لصـاحب ـان سـ داد حقھ الشـر اء أحـد سـتعمل أن دون خطـار تار ـخ مـن يومـا ثلاـثون انقضـت فـإذا ، ا قيقي بثم ـا ا صـة اسـ داد م م ل حصة ب سبة س داد طال ب ن ا صـص ذه قسـمت حصـص بجملة يتعلق التنازل و ان شـر ك من أك س داد حق اسـتعمل وإذا (، 157 ) المادة من الثانيـة الفقرة حكـم أجازت أ ا المادة تلـك مفـاد ـان ولما ـ ب (. 158 ) المادة من الثانيـة الفقرة حكم مراعـاة مع س داد طلبوا الـذين للشـر اء ا صـة ـذه أعطيت واحـدة بحصـة التنـازل علق وإذا ، المال رأس طلب - المد و إقرار – الثابت إن وحيث ، عوض ا صص تلك ع ا صول وطلب س داد حق جميع م أو عض م الشر اء من لأي وأجازت الشر اء لأحد حصتھ عن التنازل للشـر ك ع اعـ اض ثمـة يبـد ولم ا صـص تلـك شـأن الشـفعة حـق أو سـ داد حـق يطلـب لـم المد إن وحيـث ، المدع ـن ومـورث لمورثـھ المملوكـة ا صـص اسـ داد ( ز أسامـة ) عليـھ المد عليھ المد عل ا ساند ال الرسمية المحررات و ا صص تلك لقيمة عليھ المد مورث اسـتلام و ث ت عضد ومما الدعوى. بتلك مطالبتھ جواز ة عدم ثم ومن ، ا صـص لتلك البيع</w:t>
+      </w:r>
+    </w:p>
+    <w:p>
+      <w:pPr>
+        <w:jc w:val="right"/>
+        <w:bidi/>
+      </w:pPr>
+      <w:r>
+        <w:rPr>
+          <w:b w:val="0"/>
+          <w:i w:val="0"/>
+        </w:rPr>
+        <w:t>٤۵۳۰۲٤۱٦۲۲ رقم صك</w:t>
+      </w:r>
+    </w:p>
+    <w:p>
+      <w:pPr>
+        <w:jc w:val="right"/>
+        <w:bidi/>
+      </w:pPr>
+      <w:r>
+        <w:rPr>
+          <w:b w:val="0"/>
+          <w:i w:val="0"/>
+        </w:rPr>
+        <w:t>بجدة التجار ة التجار ة المحكمة الثانية ست ناف ست ناف دائرة ٦ : ةـ الصفح رقم ۱٤٤۵/۰۳/۱۳ : كـ الص خـ تار</w:t>
       </w:r>
     </w:p>
     <w:sectPr>

--- a/zaini_case_audit_output/outputs/word/documents/162_الشكوى ومرفقاتها.docx
+++ b/zaini_case_audit_output/outputs/word/documents/162_الشكوى ومرفقاتها.docx
@@ -1996,7 +1996,7 @@
           <w:b w:val="0"/>
           <w:i w:val="0"/>
         </w:rPr>
-        <w:t>پشت أن قيمة شراء الحب نعمت بطريق سداد مديونيات عن والده للبنوك وتكليلات من الوالد</w:t>
+        <w:t>دلاولا نم تاليلكتو كونبلل هدلاو نع تاينويدم دادس قيرطب تمعن بحلا ءارش ةميق نأ تشپ</w:t>
       </w:r>
     </w:p>
     <w:p>
@@ -11926,7 +11926,7 @@
           <w:b w:val="0"/>
           <w:i w:val="0"/>
         </w:rPr>
-        <w:t>ةثيدحلا ينابملا تنلا رقم ةكرش</w:t>
+        <w:t>شركة مقر النت المباني الحديثة</w:t>
       </w:r>
     </w:p>
     <w:p>
@@ -12080,7 +12080,7 @@
           <w:b w:val="0"/>
           <w:i w:val="0"/>
         </w:rPr>
-        <w:t>لم بأن الفرق في تقلع قيمة التركات المصحة ماما لأي من القرفان أصيلة تناول</w:t>
+        <w:t>لوانت ةليصأ نافرقلا نم يأل امام ةحصملا تاكرتلا ةميق علقت يف قرفلا نأب مل</w:t>
       </w:r>
     </w:p>
     <w:p>
@@ -13411,7 +13411,7 @@
           <w:b w:val="0"/>
           <w:i w:val="0"/>
         </w:rPr>
-        <w:t>محا  نب هماسأ تامولعملا / ابحرم ةحول</w:t>
+        <w:t>لوحة مرحبا / المعلومات أسامه بن  احم</w:t>
       </w:r>
     </w:p>
     <w:p>
@@ -13450,7 +13450,7 @@
           <w:b w:val="0"/>
           <w:i w:val="0"/>
         </w:rPr>
-        <w:t>هيلاملا ةكرحلا رشؤم</w:t>
+        <w:t>مؤشر الحركة الماليه</w:t>
       </w:r>
     </w:p>
     <w:p>
@@ -13563,7 +13563,7 @@
           <w:b w:val="0"/>
           <w:i w:val="0"/>
         </w:rPr>
-        <w:t>/رارق/ مكح و ماكحا - يلام هدض ذفنم نم رداص رمأ تارارق</w:t>
+        <w:t>قرارات أمر صادر من منفذ ضده مالي - احكام و حكم /قرار/</w:t>
       </w:r>
     </w:p>
     <w:p>
@@ -14153,7 +14153,7 @@
           <w:b w:val="0"/>
           <w:i w:val="0"/>
         </w:rPr>
-        <w:t>.pdf ةغيصبو حوضولا يلاعو نولم قفرملا نوكي نأ بجي</w:t>
+        <w:t>يجب أن يكون المرفق ملون وعالي الوضوح وبصيغة .pdf</w:t>
       </w:r>
     </w:p>
     <w:p>
@@ -14229,7 +14229,7 @@
           <w:b w:val="0"/>
           <w:i w:val="0"/>
         </w:rPr>
-        <w:t>(0) در ىلا ةجاحب ءارجا تابلط  </w:t>
+        <w:t>  طلبات اجراء بحاجة الى رد (0)</w:t>
       </w:r>
     </w:p>
     <w:p>
@@ -14715,7 +14715,7 @@
           <w:b w:val="0"/>
           <w:i w:val="0"/>
         </w:rPr>
-        <w:t>ةيلاملا ةكرحلا لجس </w:t>
+        <w:t> سجل الحركة المالية</w:t>
       </w:r>
     </w:p>
     <w:p>
@@ -14895,7 +14895,7 @@
           <w:b w:val="0"/>
           <w:i w:val="0"/>
         </w:rPr>
-        <w:t>... محا نب هماسأ / ابحرم https://new.najiz.sa/applications/iexecution/Request/View?requestId=CfDJ8GyQMJD4wvpOv8eHR-GWJd1IViQ3L0YZs9DUInsFXKCy\_w7MnkTUnuxaoXwSot76\_QqMcKhm0j-pA-anKTqv4PZKLbIuKCUlN6BzYabVx-I... 1/4</w:t>
+        <w:t>1/4 _QqMcKhm0j-pA-anKTqv4PZKLbIuKCUlN6BzYabVx-I...\_w7MnkTUnuxaoXwSot76\CfDJ8GyQMJD4wvpOv8eHR-GWJd1IViQ3L0YZs9DUInsFXKCy=requestId?https://new.najiz.sa/applications/iexecution/Request/View مرحبا / أسامه بن احم ...</w:t>
       </w:r>
     </w:p>
     <w:p>
@@ -14921,7 +14921,7 @@
           <w:b w:val="0"/>
           <w:i w:val="0"/>
         </w:rPr>
-        <w:t>هيلاملا ةكرحلا رشؤم</w:t>
+        <w:t>مؤشر الحركة الماليه</w:t>
       </w:r>
     </w:p>
     <w:p>
@@ -15034,7 +15034,7 @@
           <w:b w:val="0"/>
           <w:i w:val="0"/>
         </w:rPr>
-        <w:t>/رارق/ مكح ماكحا - يلام هدض ذفنم نم رداص رمأ تارارق و</w:t>
+        <w:t>و قرارات أمر صادر من منفذ ضده مالي - احكام حكم /قرار/</w:t>
       </w:r>
     </w:p>
     <w:p>
@@ -15585,7 +15585,7 @@
       <w:r>
         <w:t>[المتن الفعلي: الوقائع / الأسباب / المنطوق] ===</w:t>
         <w:br/>
-        <w:t>.pdf ةغيصبو حوضولا يلاعو نولم قفرملا نوكي نأ بجي</w:t>
+        <w:t>يجب أن يكون المرفق ملون وعالي الوضوح وبصيغة .pdf</w:t>
       </w:r>
     </w:p>
     <w:p>
@@ -15661,7 +15661,7 @@
           <w:b w:val="0"/>
           <w:i w:val="0"/>
         </w:rPr>
-        <w:t>(0) در ىلا ةجاحب ءارجا تابلط </w:t>
+        <w:t> طلبات اجراء بحاجة الى رد (0)</w:t>
       </w:r>
     </w:p>
     <w:p>
@@ -15713,7 +15713,7 @@
           <w:b w:val="0"/>
           <w:i w:val="0"/>
         </w:rPr>
-        <w:t>يلعثلا رينم نب زاوف دمحم</w:t>
+        <w:t>محمد فواز بن منير الثعلي</w:t>
       </w:r>
     </w:p>
     <w:p>
@@ -15978,7 +15978,7 @@
           <w:b w:val="0"/>
           <w:i w:val="0"/>
         </w:rPr>
-        <w:t>نابيلاا</w:t>
+        <w:t>االيبان</w:t>
       </w:r>
     </w:p>
     <w:p>
@@ -16004,20 +16004,20 @@
           <w:b w:val="0"/>
           <w:i w:val="0"/>
         </w:rPr>
-        <w:t>ةيلاملا ةكرحلا لجس  </w:t>
-      </w:r>
-    </w:p>
-    <w:p>
-      <w:pPr>
-        <w:jc w:val="right"/>
-        <w:bidi/>
-      </w:pPr>
-      <w:r>
-        <w:rPr>
-          <w:b w:val="0"/>
-          <w:i w:val="0"/>
-        </w:rPr>
-        <w:t> هعاديا مت ام يلامجا</w:t>
+        <w:t>  سجل الحركة المالية</w:t>
+      </w:r>
+    </w:p>
+    <w:p>
+      <w:pPr>
+        <w:jc w:val="right"/>
+        <w:bidi/>
+      </w:pPr>
+      <w:r>
+        <w:rPr>
+          <w:b w:val="0"/>
+          <w:i w:val="0"/>
+        </w:rPr>
+        <w:t>اجمالي ما تم ايداعه </w:t>
       </w:r>
     </w:p>
     <w:p>
